--- a/docs/Bellora dokumentacio.docx
+++ b/docs/Bellora dokumentacio.docx
@@ -11,7 +11,6 @@
           <w:szCs w:val="48"/>
         </w:rPr>
       </w:pPr>
-      <w:proofErr w:type="spellStart"/>
       <w:r>
         <w:rPr>
           <w:rFonts w:ascii="Eras Medium ITC" w:hAnsi="Eras Medium ITC"/>
@@ -20,57 +19,1814 @@
         </w:rPr>
         <w:t>Bellora</w:t>
       </w:r>
-      <w:proofErr w:type="spellEnd"/>
+    </w:p>
+    <w:sdt>
+      <w:sdtPr>
+        <w:id w:val="-1873138789"/>
+        <w:docPartObj>
+          <w:docPartGallery w:val="Table of Contents"/>
+          <w:docPartUnique/>
+        </w:docPartObj>
+      </w:sdtPr>
+      <w:sdtEndPr>
+        <w:rPr>
+          <w:rFonts w:asciiTheme="minorHAnsi" w:eastAsiaTheme="minorHAnsi" w:hAnsiTheme="minorHAnsi" w:cstheme="minorBidi"/>
+          <w:bCs/>
+          <w:kern w:val="2"/>
+          <w:sz w:val="22"/>
+          <w:szCs w:val="22"/>
+          <w:lang w:eastAsia="en-US"/>
+          <w14:ligatures w14:val="standardContextual"/>
+        </w:rPr>
+      </w:sdtEndPr>
+      <w:sdtContent>
+        <w:p>
+          <w:pPr>
+            <w:pStyle w:val="Tartalomjegyzkcmsora"/>
+          </w:pPr>
+          <w:r>
+            <w:t>Tartalom</w:t>
+          </w:r>
+        </w:p>
+        <w:p>
+          <w:pPr>
+            <w:pStyle w:val="TJ1"/>
+            <w:tabs>
+              <w:tab w:val="right" w:leader="dot" w:pos="9062"/>
+            </w:tabs>
+            <w:rPr>
+              <w:rFonts w:eastAsiaTheme="minorEastAsia"/>
+              <w:noProof/>
+              <w:lang w:eastAsia="hu-HU"/>
+            </w:rPr>
+          </w:pPr>
+          <w:r>
+            <w:fldChar w:fldCharType="begin"/>
+          </w:r>
+          <w:r>
+            <w:instrText xml:space="preserve"> TOC \o "1-3" \h \z \u </w:instrText>
+          </w:r>
+          <w:r>
+            <w:fldChar w:fldCharType="separate"/>
+          </w:r>
+          <w:hyperlink w:anchor="_Toc221618917" w:history="1">
+            <w:r>
+              <w:rPr>
+                <w:rStyle w:val="Hiperhivatkozs"/>
+                <w:noProof/>
+              </w:rPr>
+              <w:t>1. Oldalak</w:t>
+            </w:r>
+            <w:r>
+              <w:rPr>
+                <w:noProof/>
+                <w:webHidden/>
+              </w:rPr>
+              <w:tab/>
+            </w:r>
+            <w:r>
+              <w:rPr>
+                <w:noProof/>
+                <w:webHidden/>
+              </w:rPr>
+              <w:fldChar w:fldCharType="begin"/>
+            </w:r>
+            <w:r>
+              <w:rPr>
+                <w:noProof/>
+                <w:webHidden/>
+              </w:rPr>
+              <w:instrText xml:space="preserve"> PAGEREF _Toc221618917 \h </w:instrText>
+            </w:r>
+            <w:r>
+              <w:rPr>
+                <w:noProof/>
+                <w:webHidden/>
+              </w:rPr>
+            </w:r>
+            <w:r>
+              <w:rPr>
+                <w:noProof/>
+                <w:webHidden/>
+              </w:rPr>
+              <w:fldChar w:fldCharType="separate"/>
+            </w:r>
+            <w:r>
+              <w:rPr>
+                <w:noProof/>
+                <w:webHidden/>
+              </w:rPr>
+              <w:t>2</w:t>
+            </w:r>
+            <w:r>
+              <w:rPr>
+                <w:noProof/>
+                <w:webHidden/>
+              </w:rPr>
+              <w:fldChar w:fldCharType="end"/>
+            </w:r>
+          </w:hyperlink>
+        </w:p>
+        <w:p>
+          <w:pPr>
+            <w:pStyle w:val="TJ2"/>
+            <w:tabs>
+              <w:tab w:val="right" w:leader="dot" w:pos="9062"/>
+            </w:tabs>
+            <w:rPr>
+              <w:rFonts w:eastAsiaTheme="minorEastAsia"/>
+              <w:noProof/>
+              <w:lang w:eastAsia="hu-HU"/>
+            </w:rPr>
+          </w:pPr>
+          <w:hyperlink w:anchor="_Toc221618918" w:history="1">
+            <w:r>
+              <w:rPr>
+                <w:rStyle w:val="Hiperhivatkozs"/>
+                <w:noProof/>
+              </w:rPr>
+              <w:t>a) Landing Page</w:t>
+            </w:r>
+            <w:r>
+              <w:rPr>
+                <w:noProof/>
+                <w:webHidden/>
+              </w:rPr>
+              <w:tab/>
+            </w:r>
+            <w:r>
+              <w:rPr>
+                <w:noProof/>
+                <w:webHidden/>
+              </w:rPr>
+              <w:fldChar w:fldCharType="begin"/>
+            </w:r>
+            <w:r>
+              <w:rPr>
+                <w:noProof/>
+                <w:webHidden/>
+              </w:rPr>
+              <w:instrText xml:space="preserve"> PAGEREF _Toc221618918 \h </w:instrText>
+            </w:r>
+            <w:r>
+              <w:rPr>
+                <w:noProof/>
+                <w:webHidden/>
+              </w:rPr>
+            </w:r>
+            <w:r>
+              <w:rPr>
+                <w:noProof/>
+                <w:webHidden/>
+              </w:rPr>
+              <w:fldChar w:fldCharType="separate"/>
+            </w:r>
+            <w:r>
+              <w:rPr>
+                <w:noProof/>
+                <w:webHidden/>
+              </w:rPr>
+              <w:t>2</w:t>
+            </w:r>
+            <w:r>
+              <w:rPr>
+                <w:noProof/>
+                <w:webHidden/>
+              </w:rPr>
+              <w:fldChar w:fldCharType="end"/>
+            </w:r>
+          </w:hyperlink>
+        </w:p>
+        <w:p>
+          <w:pPr>
+            <w:pStyle w:val="TJ2"/>
+            <w:tabs>
+              <w:tab w:val="right" w:leader="dot" w:pos="9062"/>
+            </w:tabs>
+            <w:rPr>
+              <w:rFonts w:eastAsiaTheme="minorEastAsia"/>
+              <w:noProof/>
+              <w:lang w:eastAsia="hu-HU"/>
+            </w:rPr>
+          </w:pPr>
+          <w:hyperlink w:anchor="_Toc221618919" w:history="1">
+            <w:r>
+              <w:rPr>
+                <w:rStyle w:val="Hiperhivatkozs"/>
+                <w:noProof/>
+              </w:rPr>
+              <w:t>b) Admin</w:t>
+            </w:r>
+            <w:r>
+              <w:rPr>
+                <w:noProof/>
+                <w:webHidden/>
+              </w:rPr>
+              <w:tab/>
+            </w:r>
+            <w:r>
+              <w:rPr>
+                <w:noProof/>
+                <w:webHidden/>
+              </w:rPr>
+              <w:fldChar w:fldCharType="begin"/>
+            </w:r>
+            <w:r>
+              <w:rPr>
+                <w:noProof/>
+                <w:webHidden/>
+              </w:rPr>
+              <w:instrText xml:space="preserve"> PAGEREF _Toc221618919 \h </w:instrText>
+            </w:r>
+            <w:r>
+              <w:rPr>
+                <w:noProof/>
+                <w:webHidden/>
+              </w:rPr>
+            </w:r>
+            <w:r>
+              <w:rPr>
+                <w:noProof/>
+                <w:webHidden/>
+              </w:rPr>
+              <w:fldChar w:fldCharType="separate"/>
+            </w:r>
+            <w:r>
+              <w:rPr>
+                <w:noProof/>
+                <w:webHidden/>
+              </w:rPr>
+              <w:t>2</w:t>
+            </w:r>
+            <w:r>
+              <w:rPr>
+                <w:noProof/>
+                <w:webHidden/>
+              </w:rPr>
+              <w:fldChar w:fldCharType="end"/>
+            </w:r>
+          </w:hyperlink>
+        </w:p>
+        <w:p>
+          <w:pPr>
+            <w:pStyle w:val="TJ2"/>
+            <w:tabs>
+              <w:tab w:val="right" w:leader="dot" w:pos="9062"/>
+            </w:tabs>
+            <w:rPr>
+              <w:rFonts w:eastAsiaTheme="minorEastAsia"/>
+              <w:noProof/>
+              <w:lang w:eastAsia="hu-HU"/>
+            </w:rPr>
+          </w:pPr>
+          <w:hyperlink w:anchor="_Toc221618920" w:history="1">
+            <w:r>
+              <w:rPr>
+                <w:rStyle w:val="Hiperhivatkozs"/>
+                <w:noProof/>
+              </w:rPr>
+              <w:t>c) Kategóriák</w:t>
+            </w:r>
+            <w:r>
+              <w:rPr>
+                <w:noProof/>
+                <w:webHidden/>
+              </w:rPr>
+              <w:tab/>
+            </w:r>
+            <w:r>
+              <w:rPr>
+                <w:noProof/>
+                <w:webHidden/>
+              </w:rPr>
+              <w:fldChar w:fldCharType="begin"/>
+            </w:r>
+            <w:r>
+              <w:rPr>
+                <w:noProof/>
+                <w:webHidden/>
+              </w:rPr>
+              <w:instrText xml:space="preserve"> PAGEREF _Toc221618920 \h </w:instrText>
+            </w:r>
+            <w:r>
+              <w:rPr>
+                <w:noProof/>
+                <w:webHidden/>
+              </w:rPr>
+            </w:r>
+            <w:r>
+              <w:rPr>
+                <w:noProof/>
+                <w:webHidden/>
+              </w:rPr>
+              <w:fldChar w:fldCharType="separate"/>
+            </w:r>
+            <w:r>
+              <w:rPr>
+                <w:noProof/>
+                <w:webHidden/>
+              </w:rPr>
+              <w:t>2</w:t>
+            </w:r>
+            <w:r>
+              <w:rPr>
+                <w:noProof/>
+                <w:webHidden/>
+              </w:rPr>
+              <w:fldChar w:fldCharType="end"/>
+            </w:r>
+          </w:hyperlink>
+        </w:p>
+        <w:p>
+          <w:pPr>
+            <w:pStyle w:val="TJ2"/>
+            <w:tabs>
+              <w:tab w:val="right" w:leader="dot" w:pos="9062"/>
+            </w:tabs>
+            <w:rPr>
+              <w:rFonts w:eastAsiaTheme="minorEastAsia"/>
+              <w:noProof/>
+              <w:lang w:eastAsia="hu-HU"/>
+            </w:rPr>
+          </w:pPr>
+          <w:hyperlink w:anchor="_Toc221618921" w:history="1">
+            <w:r>
+              <w:rPr>
+                <w:rStyle w:val="Hiperhivatkozs"/>
+                <w:noProof/>
+              </w:rPr>
+              <w:t>d) Login/Regisztráció</w:t>
+            </w:r>
+            <w:r>
+              <w:rPr>
+                <w:noProof/>
+                <w:webHidden/>
+              </w:rPr>
+              <w:tab/>
+            </w:r>
+            <w:r>
+              <w:rPr>
+                <w:noProof/>
+                <w:webHidden/>
+              </w:rPr>
+              <w:fldChar w:fldCharType="begin"/>
+            </w:r>
+            <w:r>
+              <w:rPr>
+                <w:noProof/>
+                <w:webHidden/>
+              </w:rPr>
+              <w:instrText xml:space="preserve"> PAGEREF _Toc221618921 \h </w:instrText>
+            </w:r>
+            <w:r>
+              <w:rPr>
+                <w:noProof/>
+                <w:webHidden/>
+              </w:rPr>
+            </w:r>
+            <w:r>
+              <w:rPr>
+                <w:noProof/>
+                <w:webHidden/>
+              </w:rPr>
+              <w:fldChar w:fldCharType="separate"/>
+            </w:r>
+            <w:r>
+              <w:rPr>
+                <w:noProof/>
+                <w:webHidden/>
+              </w:rPr>
+              <w:t>2</w:t>
+            </w:r>
+            <w:r>
+              <w:rPr>
+                <w:noProof/>
+                <w:webHidden/>
+              </w:rPr>
+              <w:fldChar w:fldCharType="end"/>
+            </w:r>
+          </w:hyperlink>
+        </w:p>
+        <w:p>
+          <w:pPr>
+            <w:pStyle w:val="TJ2"/>
+            <w:tabs>
+              <w:tab w:val="right" w:leader="dot" w:pos="9062"/>
+            </w:tabs>
+            <w:rPr>
+              <w:rFonts w:eastAsiaTheme="minorEastAsia"/>
+              <w:noProof/>
+              <w:lang w:eastAsia="hu-HU"/>
+            </w:rPr>
+          </w:pPr>
+          <w:hyperlink w:anchor="_Toc221618922" w:history="1">
+            <w:r>
+              <w:rPr>
+                <w:rStyle w:val="Hiperhivatkozs"/>
+                <w:noProof/>
+              </w:rPr>
+              <w:t>e) Termékfeltöltő</w:t>
+            </w:r>
+            <w:r>
+              <w:rPr>
+                <w:noProof/>
+                <w:webHidden/>
+              </w:rPr>
+              <w:tab/>
+            </w:r>
+            <w:r>
+              <w:rPr>
+                <w:noProof/>
+                <w:webHidden/>
+              </w:rPr>
+              <w:fldChar w:fldCharType="begin"/>
+            </w:r>
+            <w:r>
+              <w:rPr>
+                <w:noProof/>
+                <w:webHidden/>
+              </w:rPr>
+              <w:instrText xml:space="preserve"> PAGEREF _Toc221618922 \h </w:instrText>
+            </w:r>
+            <w:r>
+              <w:rPr>
+                <w:noProof/>
+                <w:webHidden/>
+              </w:rPr>
+            </w:r>
+            <w:r>
+              <w:rPr>
+                <w:noProof/>
+                <w:webHidden/>
+              </w:rPr>
+              <w:fldChar w:fldCharType="separate"/>
+            </w:r>
+            <w:r>
+              <w:rPr>
+                <w:noProof/>
+                <w:webHidden/>
+              </w:rPr>
+              <w:t>2</w:t>
+            </w:r>
+            <w:r>
+              <w:rPr>
+                <w:noProof/>
+                <w:webHidden/>
+              </w:rPr>
+              <w:fldChar w:fldCharType="end"/>
+            </w:r>
+          </w:hyperlink>
+        </w:p>
+        <w:p>
+          <w:pPr>
+            <w:pStyle w:val="TJ2"/>
+            <w:tabs>
+              <w:tab w:val="right" w:leader="dot" w:pos="9062"/>
+            </w:tabs>
+            <w:rPr>
+              <w:rFonts w:eastAsiaTheme="minorEastAsia"/>
+              <w:noProof/>
+              <w:lang w:eastAsia="hu-HU"/>
+            </w:rPr>
+          </w:pPr>
+          <w:hyperlink w:anchor="_Toc221618923" w:history="1">
+            <w:r>
+              <w:rPr>
+                <w:rStyle w:val="Hiperhivatkozs"/>
+                <w:noProof/>
+              </w:rPr>
+              <w:t>f) Profil</w:t>
+            </w:r>
+            <w:r>
+              <w:rPr>
+                <w:noProof/>
+                <w:webHidden/>
+              </w:rPr>
+              <w:tab/>
+            </w:r>
+            <w:r>
+              <w:rPr>
+                <w:noProof/>
+                <w:webHidden/>
+              </w:rPr>
+              <w:fldChar w:fldCharType="begin"/>
+            </w:r>
+            <w:r>
+              <w:rPr>
+                <w:noProof/>
+                <w:webHidden/>
+              </w:rPr>
+              <w:instrText xml:space="preserve"> PAGEREF _Toc221618923 \h </w:instrText>
+            </w:r>
+            <w:r>
+              <w:rPr>
+                <w:noProof/>
+                <w:webHidden/>
+              </w:rPr>
+            </w:r>
+            <w:r>
+              <w:rPr>
+                <w:noProof/>
+                <w:webHidden/>
+              </w:rPr>
+              <w:fldChar w:fldCharType="separate"/>
+            </w:r>
+            <w:r>
+              <w:rPr>
+                <w:noProof/>
+                <w:webHidden/>
+              </w:rPr>
+              <w:t>3</w:t>
+            </w:r>
+            <w:r>
+              <w:rPr>
+                <w:noProof/>
+                <w:webHidden/>
+              </w:rPr>
+              <w:fldChar w:fldCharType="end"/>
+            </w:r>
+          </w:hyperlink>
+        </w:p>
+        <w:p>
+          <w:pPr>
+            <w:pStyle w:val="TJ2"/>
+            <w:tabs>
+              <w:tab w:val="right" w:leader="dot" w:pos="9062"/>
+            </w:tabs>
+            <w:rPr>
+              <w:rFonts w:eastAsiaTheme="minorEastAsia"/>
+              <w:noProof/>
+              <w:lang w:eastAsia="hu-HU"/>
+            </w:rPr>
+          </w:pPr>
+          <w:hyperlink w:anchor="_Toc221618924" w:history="1">
+            <w:r>
+              <w:rPr>
+                <w:rStyle w:val="Hiperhivatkozs"/>
+                <w:noProof/>
+              </w:rPr>
+              <w:t>g) Üzenetek</w:t>
+            </w:r>
+            <w:r>
+              <w:rPr>
+                <w:noProof/>
+                <w:webHidden/>
+              </w:rPr>
+              <w:tab/>
+            </w:r>
+            <w:r>
+              <w:rPr>
+                <w:noProof/>
+                <w:webHidden/>
+              </w:rPr>
+              <w:fldChar w:fldCharType="begin"/>
+            </w:r>
+            <w:r>
+              <w:rPr>
+                <w:noProof/>
+                <w:webHidden/>
+              </w:rPr>
+              <w:instrText xml:space="preserve"> PAGEREF _Toc221618924 \h </w:instrText>
+            </w:r>
+            <w:r>
+              <w:rPr>
+                <w:noProof/>
+                <w:webHidden/>
+              </w:rPr>
+            </w:r>
+            <w:r>
+              <w:rPr>
+                <w:noProof/>
+                <w:webHidden/>
+              </w:rPr>
+              <w:fldChar w:fldCharType="separate"/>
+            </w:r>
+            <w:r>
+              <w:rPr>
+                <w:noProof/>
+                <w:webHidden/>
+              </w:rPr>
+              <w:t>3</w:t>
+            </w:r>
+            <w:r>
+              <w:rPr>
+                <w:noProof/>
+                <w:webHidden/>
+              </w:rPr>
+              <w:fldChar w:fldCharType="end"/>
+            </w:r>
+          </w:hyperlink>
+        </w:p>
+        <w:p>
+          <w:pPr>
+            <w:pStyle w:val="TJ1"/>
+            <w:tabs>
+              <w:tab w:val="right" w:leader="dot" w:pos="9062"/>
+            </w:tabs>
+            <w:rPr>
+              <w:rFonts w:eastAsiaTheme="minorEastAsia"/>
+              <w:noProof/>
+              <w:lang w:eastAsia="hu-HU"/>
+            </w:rPr>
+          </w:pPr>
+          <w:hyperlink w:anchor="_Toc221618925" w:history="1">
+            <w:r>
+              <w:rPr>
+                <w:rStyle w:val="Hiperhivatkozs"/>
+                <w:noProof/>
+              </w:rPr>
+              <w:t>2. Navbar</w:t>
+            </w:r>
+            <w:r>
+              <w:rPr>
+                <w:noProof/>
+                <w:webHidden/>
+              </w:rPr>
+              <w:tab/>
+            </w:r>
+            <w:r>
+              <w:rPr>
+                <w:noProof/>
+                <w:webHidden/>
+              </w:rPr>
+              <w:fldChar w:fldCharType="begin"/>
+            </w:r>
+            <w:r>
+              <w:rPr>
+                <w:noProof/>
+                <w:webHidden/>
+              </w:rPr>
+              <w:instrText xml:space="preserve"> PAGEREF _Toc221618925 \h </w:instrText>
+            </w:r>
+            <w:r>
+              <w:rPr>
+                <w:noProof/>
+                <w:webHidden/>
+              </w:rPr>
+            </w:r>
+            <w:r>
+              <w:rPr>
+                <w:noProof/>
+                <w:webHidden/>
+              </w:rPr>
+              <w:fldChar w:fldCharType="separate"/>
+            </w:r>
+            <w:r>
+              <w:rPr>
+                <w:noProof/>
+                <w:webHidden/>
+              </w:rPr>
+              <w:t>4</w:t>
+            </w:r>
+            <w:r>
+              <w:rPr>
+                <w:noProof/>
+                <w:webHidden/>
+              </w:rPr>
+              <w:fldChar w:fldCharType="end"/>
+            </w:r>
+          </w:hyperlink>
+        </w:p>
+        <w:p>
+          <w:pPr>
+            <w:pStyle w:val="TJ2"/>
+            <w:tabs>
+              <w:tab w:val="right" w:leader="dot" w:pos="9062"/>
+            </w:tabs>
+            <w:rPr>
+              <w:rFonts w:eastAsiaTheme="minorEastAsia"/>
+              <w:noProof/>
+              <w:lang w:eastAsia="hu-HU"/>
+            </w:rPr>
+          </w:pPr>
+          <w:hyperlink w:anchor="_Toc221618926" w:history="1">
+            <w:r>
+              <w:rPr>
+                <w:rStyle w:val="Hiperhivatkozs"/>
+                <w:noProof/>
+              </w:rPr>
+              <w:t>a) Bejelentkezés/Regisztráció</w:t>
+            </w:r>
+            <w:r>
+              <w:rPr>
+                <w:noProof/>
+                <w:webHidden/>
+              </w:rPr>
+              <w:tab/>
+            </w:r>
+            <w:r>
+              <w:rPr>
+                <w:noProof/>
+                <w:webHidden/>
+              </w:rPr>
+              <w:fldChar w:fldCharType="begin"/>
+            </w:r>
+            <w:r>
+              <w:rPr>
+                <w:noProof/>
+                <w:webHidden/>
+              </w:rPr>
+              <w:instrText xml:space="preserve"> PAGEREF _Toc221618926 \h </w:instrText>
+            </w:r>
+            <w:r>
+              <w:rPr>
+                <w:noProof/>
+                <w:webHidden/>
+              </w:rPr>
+            </w:r>
+            <w:r>
+              <w:rPr>
+                <w:noProof/>
+                <w:webHidden/>
+              </w:rPr>
+              <w:fldChar w:fldCharType="separate"/>
+            </w:r>
+            <w:r>
+              <w:rPr>
+                <w:noProof/>
+                <w:webHidden/>
+              </w:rPr>
+              <w:t>4</w:t>
+            </w:r>
+            <w:r>
+              <w:rPr>
+                <w:noProof/>
+                <w:webHidden/>
+              </w:rPr>
+              <w:fldChar w:fldCharType="end"/>
+            </w:r>
+          </w:hyperlink>
+        </w:p>
+        <w:p>
+          <w:pPr>
+            <w:pStyle w:val="TJ2"/>
+            <w:tabs>
+              <w:tab w:val="right" w:leader="dot" w:pos="9062"/>
+            </w:tabs>
+            <w:rPr>
+              <w:rFonts w:eastAsiaTheme="minorEastAsia"/>
+              <w:noProof/>
+              <w:lang w:eastAsia="hu-HU"/>
+            </w:rPr>
+          </w:pPr>
+          <w:hyperlink w:anchor="_Toc221618927" w:history="1">
+            <w:r>
+              <w:rPr>
+                <w:rStyle w:val="Hiperhivatkozs"/>
+                <w:noProof/>
+              </w:rPr>
+              <w:t>b) Termékek</w:t>
+            </w:r>
+            <w:r>
+              <w:rPr>
+                <w:noProof/>
+                <w:webHidden/>
+              </w:rPr>
+              <w:tab/>
+            </w:r>
+            <w:r>
+              <w:rPr>
+                <w:noProof/>
+                <w:webHidden/>
+              </w:rPr>
+              <w:fldChar w:fldCharType="begin"/>
+            </w:r>
+            <w:r>
+              <w:rPr>
+                <w:noProof/>
+                <w:webHidden/>
+              </w:rPr>
+              <w:instrText xml:space="preserve"> PAGEREF _Toc221618927 \h </w:instrText>
+            </w:r>
+            <w:r>
+              <w:rPr>
+                <w:noProof/>
+                <w:webHidden/>
+              </w:rPr>
+            </w:r>
+            <w:r>
+              <w:rPr>
+                <w:noProof/>
+                <w:webHidden/>
+              </w:rPr>
+              <w:fldChar w:fldCharType="separate"/>
+            </w:r>
+            <w:r>
+              <w:rPr>
+                <w:noProof/>
+                <w:webHidden/>
+              </w:rPr>
+              <w:t>4</w:t>
+            </w:r>
+            <w:r>
+              <w:rPr>
+                <w:noProof/>
+                <w:webHidden/>
+              </w:rPr>
+              <w:fldChar w:fldCharType="end"/>
+            </w:r>
+          </w:hyperlink>
+        </w:p>
+        <w:p>
+          <w:pPr>
+            <w:pStyle w:val="TJ2"/>
+            <w:tabs>
+              <w:tab w:val="right" w:leader="dot" w:pos="9062"/>
+            </w:tabs>
+            <w:rPr>
+              <w:rFonts w:eastAsiaTheme="minorEastAsia"/>
+              <w:noProof/>
+              <w:lang w:eastAsia="hu-HU"/>
+            </w:rPr>
+          </w:pPr>
+          <w:hyperlink w:anchor="_Toc221618928" w:history="1">
+            <w:r>
+              <w:rPr>
+                <w:rStyle w:val="Hiperhivatkozs"/>
+                <w:noProof/>
+              </w:rPr>
+              <w:t>c) Keresés</w:t>
+            </w:r>
+            <w:r>
+              <w:rPr>
+                <w:noProof/>
+                <w:webHidden/>
+              </w:rPr>
+              <w:tab/>
+            </w:r>
+            <w:r>
+              <w:rPr>
+                <w:noProof/>
+                <w:webHidden/>
+              </w:rPr>
+              <w:fldChar w:fldCharType="begin"/>
+            </w:r>
+            <w:r>
+              <w:rPr>
+                <w:noProof/>
+                <w:webHidden/>
+              </w:rPr>
+              <w:instrText xml:space="preserve"> PAGEREF _Toc221618928 \h </w:instrText>
+            </w:r>
+            <w:r>
+              <w:rPr>
+                <w:noProof/>
+                <w:webHidden/>
+              </w:rPr>
+            </w:r>
+            <w:r>
+              <w:rPr>
+                <w:noProof/>
+                <w:webHidden/>
+              </w:rPr>
+              <w:fldChar w:fldCharType="separate"/>
+            </w:r>
+            <w:r>
+              <w:rPr>
+                <w:noProof/>
+                <w:webHidden/>
+              </w:rPr>
+              <w:t>4</w:t>
+            </w:r>
+            <w:r>
+              <w:rPr>
+                <w:noProof/>
+                <w:webHidden/>
+              </w:rPr>
+              <w:fldChar w:fldCharType="end"/>
+            </w:r>
+          </w:hyperlink>
+        </w:p>
+        <w:p>
+          <w:pPr>
+            <w:pStyle w:val="TJ1"/>
+            <w:tabs>
+              <w:tab w:val="right" w:leader="dot" w:pos="9062"/>
+            </w:tabs>
+            <w:rPr>
+              <w:rFonts w:eastAsiaTheme="minorEastAsia"/>
+              <w:noProof/>
+              <w:lang w:eastAsia="hu-HU"/>
+            </w:rPr>
+          </w:pPr>
+          <w:hyperlink w:anchor="_Toc221618929" w:history="1">
+            <w:r>
+              <w:rPr>
+                <w:rStyle w:val="Hiperhivatkozs"/>
+                <w:noProof/>
+              </w:rPr>
+              <w:t>Mérföldkövek:</w:t>
+            </w:r>
+            <w:r>
+              <w:rPr>
+                <w:noProof/>
+                <w:webHidden/>
+              </w:rPr>
+              <w:tab/>
+            </w:r>
+            <w:r>
+              <w:rPr>
+                <w:noProof/>
+                <w:webHidden/>
+              </w:rPr>
+              <w:fldChar w:fldCharType="begin"/>
+            </w:r>
+            <w:r>
+              <w:rPr>
+                <w:noProof/>
+                <w:webHidden/>
+              </w:rPr>
+              <w:instrText xml:space="preserve"> PAGEREF _Toc221618929 \h </w:instrText>
+            </w:r>
+            <w:r>
+              <w:rPr>
+                <w:noProof/>
+                <w:webHidden/>
+              </w:rPr>
+            </w:r>
+            <w:r>
+              <w:rPr>
+                <w:noProof/>
+                <w:webHidden/>
+              </w:rPr>
+              <w:fldChar w:fldCharType="separate"/>
+            </w:r>
+            <w:r>
+              <w:rPr>
+                <w:noProof/>
+                <w:webHidden/>
+              </w:rPr>
+              <w:t>5</w:t>
+            </w:r>
+            <w:r>
+              <w:rPr>
+                <w:noProof/>
+                <w:webHidden/>
+              </w:rPr>
+              <w:fldChar w:fldCharType="end"/>
+            </w:r>
+          </w:hyperlink>
+        </w:p>
+        <w:p>
+          <w:pPr>
+            <w:pStyle w:val="TJ2"/>
+            <w:tabs>
+              <w:tab w:val="left" w:pos="660"/>
+              <w:tab w:val="right" w:leader="dot" w:pos="9062"/>
+            </w:tabs>
+            <w:rPr>
+              <w:rFonts w:eastAsiaTheme="minorEastAsia"/>
+              <w:noProof/>
+              <w:lang w:eastAsia="hu-HU"/>
+            </w:rPr>
+          </w:pPr>
+          <w:hyperlink w:anchor="_Toc221618930" w:history="1">
+            <w:r>
+              <w:rPr>
+                <w:rStyle w:val="Hiperhivatkozs"/>
+                <w:rFonts w:ascii="Symbol" w:hAnsi="Symbol" w:cs="Arial"/>
+                <w:bCs/>
+                <w:noProof/>
+              </w:rPr>
+              <w:t></w:t>
+            </w:r>
+            <w:r>
+              <w:rPr>
+                <w:rFonts w:eastAsiaTheme="minorEastAsia"/>
+                <w:noProof/>
+                <w:lang w:eastAsia="hu-HU"/>
+              </w:rPr>
+              <w:tab/>
+            </w:r>
+            <w:r>
+              <w:rPr>
+                <w:rStyle w:val="Hiperhivatkozs"/>
+                <w:noProof/>
+              </w:rPr>
+              <w:t>2026. január 26.</w:t>
+            </w:r>
+            <w:r>
+              <w:rPr>
+                <w:noProof/>
+                <w:webHidden/>
+              </w:rPr>
+              <w:tab/>
+            </w:r>
+            <w:r>
+              <w:rPr>
+                <w:noProof/>
+                <w:webHidden/>
+              </w:rPr>
+              <w:fldChar w:fldCharType="begin"/>
+            </w:r>
+            <w:r>
+              <w:rPr>
+                <w:noProof/>
+                <w:webHidden/>
+              </w:rPr>
+              <w:instrText xml:space="preserve"> PAGEREF _Toc221618930 \h </w:instrText>
+            </w:r>
+            <w:r>
+              <w:rPr>
+                <w:noProof/>
+                <w:webHidden/>
+              </w:rPr>
+            </w:r>
+            <w:r>
+              <w:rPr>
+                <w:noProof/>
+                <w:webHidden/>
+              </w:rPr>
+              <w:fldChar w:fldCharType="separate"/>
+            </w:r>
+            <w:r>
+              <w:rPr>
+                <w:noProof/>
+                <w:webHidden/>
+              </w:rPr>
+              <w:t>5</w:t>
+            </w:r>
+            <w:r>
+              <w:rPr>
+                <w:noProof/>
+                <w:webHidden/>
+              </w:rPr>
+              <w:fldChar w:fldCharType="end"/>
+            </w:r>
+          </w:hyperlink>
+        </w:p>
+        <w:p>
+          <w:pPr>
+            <w:pStyle w:val="TJ2"/>
+            <w:tabs>
+              <w:tab w:val="left" w:pos="660"/>
+              <w:tab w:val="right" w:leader="dot" w:pos="9062"/>
+            </w:tabs>
+            <w:rPr>
+              <w:rFonts w:eastAsiaTheme="minorEastAsia"/>
+              <w:noProof/>
+              <w:lang w:eastAsia="hu-HU"/>
+            </w:rPr>
+          </w:pPr>
+          <w:hyperlink w:anchor="_Toc221618931" w:history="1">
+            <w:r>
+              <w:rPr>
+                <w:rStyle w:val="Hiperhivatkozs"/>
+                <w:rFonts w:ascii="Symbol" w:hAnsi="Symbol" w:cs="Arial"/>
+                <w:bCs/>
+                <w:noProof/>
+              </w:rPr>
+              <w:t></w:t>
+            </w:r>
+            <w:r>
+              <w:rPr>
+                <w:rFonts w:eastAsiaTheme="minorEastAsia"/>
+                <w:noProof/>
+                <w:lang w:eastAsia="hu-HU"/>
+              </w:rPr>
+              <w:tab/>
+            </w:r>
+            <w:r>
+              <w:rPr>
+                <w:rStyle w:val="Hiperhivatkozs"/>
+                <w:noProof/>
+              </w:rPr>
+              <w:t>2026. január 21.</w:t>
+            </w:r>
+            <w:r>
+              <w:rPr>
+                <w:noProof/>
+                <w:webHidden/>
+              </w:rPr>
+              <w:tab/>
+            </w:r>
+            <w:r>
+              <w:rPr>
+                <w:noProof/>
+                <w:webHidden/>
+              </w:rPr>
+              <w:fldChar w:fldCharType="begin"/>
+            </w:r>
+            <w:r>
+              <w:rPr>
+                <w:noProof/>
+                <w:webHidden/>
+              </w:rPr>
+              <w:instrText xml:space="preserve"> PAGEREF _Toc221618931 \h </w:instrText>
+            </w:r>
+            <w:r>
+              <w:rPr>
+                <w:noProof/>
+                <w:webHidden/>
+              </w:rPr>
+            </w:r>
+            <w:r>
+              <w:rPr>
+                <w:noProof/>
+                <w:webHidden/>
+              </w:rPr>
+              <w:fldChar w:fldCharType="separate"/>
+            </w:r>
+            <w:r>
+              <w:rPr>
+                <w:noProof/>
+                <w:webHidden/>
+              </w:rPr>
+              <w:t>5</w:t>
+            </w:r>
+            <w:r>
+              <w:rPr>
+                <w:noProof/>
+                <w:webHidden/>
+              </w:rPr>
+              <w:fldChar w:fldCharType="end"/>
+            </w:r>
+          </w:hyperlink>
+        </w:p>
+        <w:p>
+          <w:pPr>
+            <w:pStyle w:val="TJ2"/>
+            <w:tabs>
+              <w:tab w:val="left" w:pos="660"/>
+              <w:tab w:val="right" w:leader="dot" w:pos="9062"/>
+            </w:tabs>
+            <w:rPr>
+              <w:rFonts w:eastAsiaTheme="minorEastAsia"/>
+              <w:noProof/>
+              <w:lang w:eastAsia="hu-HU"/>
+            </w:rPr>
+          </w:pPr>
+          <w:hyperlink w:anchor="_Toc221618932" w:history="1">
+            <w:r>
+              <w:rPr>
+                <w:rStyle w:val="Hiperhivatkozs"/>
+                <w:rFonts w:ascii="Symbol" w:hAnsi="Symbol" w:cs="Arial"/>
+                <w:bCs/>
+                <w:noProof/>
+              </w:rPr>
+              <w:t></w:t>
+            </w:r>
+            <w:r>
+              <w:rPr>
+                <w:rFonts w:eastAsiaTheme="minorEastAsia"/>
+                <w:noProof/>
+                <w:lang w:eastAsia="hu-HU"/>
+              </w:rPr>
+              <w:tab/>
+            </w:r>
+            <w:r>
+              <w:rPr>
+                <w:rStyle w:val="Hiperhivatkozs"/>
+                <w:noProof/>
+              </w:rPr>
+              <w:t>2026. január ~21–25.</w:t>
+            </w:r>
+            <w:r>
+              <w:rPr>
+                <w:noProof/>
+                <w:webHidden/>
+              </w:rPr>
+              <w:tab/>
+            </w:r>
+            <w:r>
+              <w:rPr>
+                <w:noProof/>
+                <w:webHidden/>
+              </w:rPr>
+              <w:fldChar w:fldCharType="begin"/>
+            </w:r>
+            <w:r>
+              <w:rPr>
+                <w:noProof/>
+                <w:webHidden/>
+              </w:rPr>
+              <w:instrText xml:space="preserve"> PAGEREF _Toc221618932 \h </w:instrText>
+            </w:r>
+            <w:r>
+              <w:rPr>
+                <w:noProof/>
+                <w:webHidden/>
+              </w:rPr>
+            </w:r>
+            <w:r>
+              <w:rPr>
+                <w:noProof/>
+                <w:webHidden/>
+              </w:rPr>
+              <w:fldChar w:fldCharType="separate"/>
+            </w:r>
+            <w:r>
+              <w:rPr>
+                <w:noProof/>
+                <w:webHidden/>
+              </w:rPr>
+              <w:t>5</w:t>
+            </w:r>
+            <w:r>
+              <w:rPr>
+                <w:noProof/>
+                <w:webHidden/>
+              </w:rPr>
+              <w:fldChar w:fldCharType="end"/>
+            </w:r>
+          </w:hyperlink>
+        </w:p>
+        <w:p>
+          <w:pPr>
+            <w:pStyle w:val="TJ2"/>
+            <w:tabs>
+              <w:tab w:val="left" w:pos="660"/>
+              <w:tab w:val="right" w:leader="dot" w:pos="9062"/>
+            </w:tabs>
+            <w:rPr>
+              <w:rFonts w:eastAsiaTheme="minorEastAsia"/>
+              <w:noProof/>
+              <w:lang w:eastAsia="hu-HU"/>
+            </w:rPr>
+          </w:pPr>
+          <w:hyperlink w:anchor="_Toc221618933" w:history="1">
+            <w:r>
+              <w:rPr>
+                <w:rStyle w:val="Hiperhivatkozs"/>
+                <w:rFonts w:ascii="Symbol" w:hAnsi="Symbol" w:cs="Arial"/>
+                <w:bCs/>
+                <w:noProof/>
+              </w:rPr>
+              <w:t></w:t>
+            </w:r>
+            <w:r>
+              <w:rPr>
+                <w:rFonts w:eastAsiaTheme="minorEastAsia"/>
+                <w:noProof/>
+                <w:lang w:eastAsia="hu-HU"/>
+              </w:rPr>
+              <w:tab/>
+            </w:r>
+            <w:r>
+              <w:rPr>
+                <w:rStyle w:val="Hiperhivatkozs"/>
+                <w:noProof/>
+              </w:rPr>
+              <w:t>2026. január 8.</w:t>
+            </w:r>
+            <w:r>
+              <w:rPr>
+                <w:noProof/>
+                <w:webHidden/>
+              </w:rPr>
+              <w:tab/>
+            </w:r>
+            <w:r>
+              <w:rPr>
+                <w:noProof/>
+                <w:webHidden/>
+              </w:rPr>
+              <w:fldChar w:fldCharType="begin"/>
+            </w:r>
+            <w:r>
+              <w:rPr>
+                <w:noProof/>
+                <w:webHidden/>
+              </w:rPr>
+              <w:instrText xml:space="preserve"> PAGEREF _Toc221618933 \h </w:instrText>
+            </w:r>
+            <w:r>
+              <w:rPr>
+                <w:noProof/>
+                <w:webHidden/>
+              </w:rPr>
+            </w:r>
+            <w:r>
+              <w:rPr>
+                <w:noProof/>
+                <w:webHidden/>
+              </w:rPr>
+              <w:fldChar w:fldCharType="separate"/>
+            </w:r>
+            <w:r>
+              <w:rPr>
+                <w:noProof/>
+                <w:webHidden/>
+              </w:rPr>
+              <w:t>5</w:t>
+            </w:r>
+            <w:r>
+              <w:rPr>
+                <w:noProof/>
+                <w:webHidden/>
+              </w:rPr>
+              <w:fldChar w:fldCharType="end"/>
+            </w:r>
+          </w:hyperlink>
+        </w:p>
+        <w:p>
+          <w:pPr>
+            <w:pStyle w:val="TJ2"/>
+            <w:tabs>
+              <w:tab w:val="left" w:pos="660"/>
+              <w:tab w:val="right" w:leader="dot" w:pos="9062"/>
+            </w:tabs>
+            <w:rPr>
+              <w:rFonts w:eastAsiaTheme="minorEastAsia"/>
+              <w:noProof/>
+              <w:lang w:eastAsia="hu-HU"/>
+            </w:rPr>
+          </w:pPr>
+          <w:hyperlink w:anchor="_Toc221618934" w:history="1">
+            <w:r>
+              <w:rPr>
+                <w:rStyle w:val="Hiperhivatkozs"/>
+                <w:rFonts w:ascii="Symbol" w:hAnsi="Symbol" w:cs="Arial"/>
+                <w:bCs/>
+                <w:noProof/>
+              </w:rPr>
+              <w:t></w:t>
+            </w:r>
+            <w:r>
+              <w:rPr>
+                <w:rFonts w:eastAsiaTheme="minorEastAsia"/>
+                <w:noProof/>
+                <w:lang w:eastAsia="hu-HU"/>
+              </w:rPr>
+              <w:tab/>
+            </w:r>
+            <w:r>
+              <w:rPr>
+                <w:rStyle w:val="Hiperhivatkozs"/>
+                <w:noProof/>
+              </w:rPr>
+              <w:t>2026. január 4.</w:t>
+            </w:r>
+            <w:r>
+              <w:rPr>
+                <w:noProof/>
+                <w:webHidden/>
+              </w:rPr>
+              <w:tab/>
+            </w:r>
+            <w:r>
+              <w:rPr>
+                <w:noProof/>
+                <w:webHidden/>
+              </w:rPr>
+              <w:fldChar w:fldCharType="begin"/>
+            </w:r>
+            <w:r>
+              <w:rPr>
+                <w:noProof/>
+                <w:webHidden/>
+              </w:rPr>
+              <w:instrText xml:space="preserve"> PAGEREF _Toc221618934 \h </w:instrText>
+            </w:r>
+            <w:r>
+              <w:rPr>
+                <w:noProof/>
+                <w:webHidden/>
+              </w:rPr>
+            </w:r>
+            <w:r>
+              <w:rPr>
+                <w:noProof/>
+                <w:webHidden/>
+              </w:rPr>
+              <w:fldChar w:fldCharType="separate"/>
+            </w:r>
+            <w:r>
+              <w:rPr>
+                <w:noProof/>
+                <w:webHidden/>
+              </w:rPr>
+              <w:t>5</w:t>
+            </w:r>
+            <w:r>
+              <w:rPr>
+                <w:noProof/>
+                <w:webHidden/>
+              </w:rPr>
+              <w:fldChar w:fldCharType="end"/>
+            </w:r>
+          </w:hyperlink>
+        </w:p>
+        <w:p>
+          <w:pPr>
+            <w:pStyle w:val="TJ2"/>
+            <w:tabs>
+              <w:tab w:val="left" w:pos="660"/>
+              <w:tab w:val="right" w:leader="dot" w:pos="9062"/>
+            </w:tabs>
+            <w:rPr>
+              <w:rFonts w:eastAsiaTheme="minorEastAsia"/>
+              <w:noProof/>
+              <w:lang w:eastAsia="hu-HU"/>
+            </w:rPr>
+          </w:pPr>
+          <w:hyperlink w:anchor="_Toc221618935" w:history="1">
+            <w:r>
+              <w:rPr>
+                <w:rStyle w:val="Hiperhivatkozs"/>
+                <w:rFonts w:ascii="Symbol" w:hAnsi="Symbol" w:cs="Arial"/>
+                <w:bCs/>
+                <w:noProof/>
+              </w:rPr>
+              <w:t></w:t>
+            </w:r>
+            <w:r>
+              <w:rPr>
+                <w:rFonts w:eastAsiaTheme="minorEastAsia"/>
+                <w:noProof/>
+                <w:lang w:eastAsia="hu-HU"/>
+              </w:rPr>
+              <w:tab/>
+            </w:r>
+            <w:r>
+              <w:rPr>
+                <w:rStyle w:val="Hiperhivatkozs"/>
+                <w:noProof/>
+              </w:rPr>
+              <w:t>2025. december vége – 2026. január eleje</w:t>
+            </w:r>
+            <w:r>
+              <w:rPr>
+                <w:noProof/>
+                <w:webHidden/>
+              </w:rPr>
+              <w:tab/>
+            </w:r>
+            <w:r>
+              <w:rPr>
+                <w:noProof/>
+                <w:webHidden/>
+              </w:rPr>
+              <w:fldChar w:fldCharType="begin"/>
+            </w:r>
+            <w:r>
+              <w:rPr>
+                <w:noProof/>
+                <w:webHidden/>
+              </w:rPr>
+              <w:instrText xml:space="preserve"> PAGEREF _Toc221618935 \h </w:instrText>
+            </w:r>
+            <w:r>
+              <w:rPr>
+                <w:noProof/>
+                <w:webHidden/>
+              </w:rPr>
+            </w:r>
+            <w:r>
+              <w:rPr>
+                <w:noProof/>
+                <w:webHidden/>
+              </w:rPr>
+              <w:fldChar w:fldCharType="separate"/>
+            </w:r>
+            <w:r>
+              <w:rPr>
+                <w:noProof/>
+                <w:webHidden/>
+              </w:rPr>
+              <w:t>5</w:t>
+            </w:r>
+            <w:r>
+              <w:rPr>
+                <w:noProof/>
+                <w:webHidden/>
+              </w:rPr>
+              <w:fldChar w:fldCharType="end"/>
+            </w:r>
+          </w:hyperlink>
+        </w:p>
+        <w:p>
+          <w:pPr>
+            <w:pStyle w:val="TJ2"/>
+            <w:tabs>
+              <w:tab w:val="left" w:pos="660"/>
+              <w:tab w:val="right" w:leader="dot" w:pos="9062"/>
+            </w:tabs>
+            <w:rPr>
+              <w:rFonts w:eastAsiaTheme="minorEastAsia"/>
+              <w:noProof/>
+              <w:lang w:eastAsia="hu-HU"/>
+            </w:rPr>
+          </w:pPr>
+          <w:hyperlink w:anchor="_Toc221618936" w:history="1">
+            <w:r>
+              <w:rPr>
+                <w:rStyle w:val="Hiperhivatkozs"/>
+                <w:rFonts w:ascii="Symbol" w:hAnsi="Symbol" w:cs="Arial"/>
+                <w:bCs/>
+                <w:noProof/>
+              </w:rPr>
+              <w:t></w:t>
+            </w:r>
+            <w:r>
+              <w:rPr>
+                <w:rFonts w:eastAsiaTheme="minorEastAsia"/>
+                <w:noProof/>
+                <w:lang w:eastAsia="hu-HU"/>
+              </w:rPr>
+              <w:tab/>
+            </w:r>
+            <w:r>
+              <w:rPr>
+                <w:rStyle w:val="Hiperhivatkozs"/>
+                <w:noProof/>
+              </w:rPr>
+              <w:t>2025. december 15.</w:t>
+            </w:r>
+            <w:r>
+              <w:rPr>
+                <w:noProof/>
+                <w:webHidden/>
+              </w:rPr>
+              <w:tab/>
+            </w:r>
+            <w:r>
+              <w:rPr>
+                <w:noProof/>
+                <w:webHidden/>
+              </w:rPr>
+              <w:fldChar w:fldCharType="begin"/>
+            </w:r>
+            <w:r>
+              <w:rPr>
+                <w:noProof/>
+                <w:webHidden/>
+              </w:rPr>
+              <w:instrText xml:space="preserve"> PAGEREF _Toc221618936 \h </w:instrText>
+            </w:r>
+            <w:r>
+              <w:rPr>
+                <w:noProof/>
+                <w:webHidden/>
+              </w:rPr>
+            </w:r>
+            <w:r>
+              <w:rPr>
+                <w:noProof/>
+                <w:webHidden/>
+              </w:rPr>
+              <w:fldChar w:fldCharType="separate"/>
+            </w:r>
+            <w:r>
+              <w:rPr>
+                <w:noProof/>
+                <w:webHidden/>
+              </w:rPr>
+              <w:t>6</w:t>
+            </w:r>
+            <w:r>
+              <w:rPr>
+                <w:noProof/>
+                <w:webHidden/>
+              </w:rPr>
+              <w:fldChar w:fldCharType="end"/>
+            </w:r>
+          </w:hyperlink>
+        </w:p>
+        <w:p>
+          <w:pPr>
+            <w:pStyle w:val="TJ2"/>
+            <w:tabs>
+              <w:tab w:val="left" w:pos="660"/>
+              <w:tab w:val="right" w:leader="dot" w:pos="9062"/>
+            </w:tabs>
+            <w:rPr>
+              <w:rFonts w:eastAsiaTheme="minorEastAsia"/>
+              <w:noProof/>
+              <w:lang w:eastAsia="hu-HU"/>
+            </w:rPr>
+          </w:pPr>
+          <w:hyperlink w:anchor="_Toc221618937" w:history="1">
+            <w:r>
+              <w:rPr>
+                <w:rStyle w:val="Hiperhivatkozs"/>
+                <w:rFonts w:ascii="Symbol" w:hAnsi="Symbol" w:cs="Arial"/>
+                <w:bCs/>
+                <w:noProof/>
+              </w:rPr>
+              <w:t></w:t>
+            </w:r>
+            <w:r>
+              <w:rPr>
+                <w:rFonts w:eastAsiaTheme="minorEastAsia"/>
+                <w:noProof/>
+                <w:lang w:eastAsia="hu-HU"/>
+              </w:rPr>
+              <w:tab/>
+            </w:r>
+            <w:r>
+              <w:rPr>
+                <w:rStyle w:val="Hiperhivatkozs"/>
+                <w:noProof/>
+              </w:rPr>
+              <w:t>2025. december 8.</w:t>
+            </w:r>
+            <w:r>
+              <w:rPr>
+                <w:noProof/>
+                <w:webHidden/>
+              </w:rPr>
+              <w:tab/>
+            </w:r>
+            <w:r>
+              <w:rPr>
+                <w:noProof/>
+                <w:webHidden/>
+              </w:rPr>
+              <w:fldChar w:fldCharType="begin"/>
+            </w:r>
+            <w:r>
+              <w:rPr>
+                <w:noProof/>
+                <w:webHidden/>
+              </w:rPr>
+              <w:instrText xml:space="preserve"> PAGEREF _Toc221618937 \h </w:instrText>
+            </w:r>
+            <w:r>
+              <w:rPr>
+                <w:noProof/>
+                <w:webHidden/>
+              </w:rPr>
+            </w:r>
+            <w:r>
+              <w:rPr>
+                <w:noProof/>
+                <w:webHidden/>
+              </w:rPr>
+              <w:fldChar w:fldCharType="separate"/>
+            </w:r>
+            <w:r>
+              <w:rPr>
+                <w:noProof/>
+                <w:webHidden/>
+              </w:rPr>
+              <w:t>6</w:t>
+            </w:r>
+            <w:r>
+              <w:rPr>
+                <w:noProof/>
+                <w:webHidden/>
+              </w:rPr>
+              <w:fldChar w:fldCharType="end"/>
+            </w:r>
+          </w:hyperlink>
+        </w:p>
+        <w:p>
+          <w:pPr>
+            <w:pStyle w:val="TJ2"/>
+            <w:tabs>
+              <w:tab w:val="left" w:pos="660"/>
+              <w:tab w:val="right" w:leader="dot" w:pos="9062"/>
+            </w:tabs>
+            <w:rPr>
+              <w:rFonts w:eastAsiaTheme="minorEastAsia"/>
+              <w:noProof/>
+              <w:lang w:eastAsia="hu-HU"/>
+            </w:rPr>
+          </w:pPr>
+          <w:hyperlink w:anchor="_Toc221618938" w:history="1">
+            <w:r>
+              <w:rPr>
+                <w:rStyle w:val="Hiperhivatkozs"/>
+                <w:rFonts w:ascii="Symbol" w:hAnsi="Symbol" w:cs="Arial"/>
+                <w:bCs/>
+                <w:noProof/>
+              </w:rPr>
+              <w:t></w:t>
+            </w:r>
+            <w:r>
+              <w:rPr>
+                <w:rFonts w:eastAsiaTheme="minorEastAsia"/>
+                <w:noProof/>
+                <w:lang w:eastAsia="hu-HU"/>
+              </w:rPr>
+              <w:tab/>
+            </w:r>
+            <w:r>
+              <w:rPr>
+                <w:rStyle w:val="Hiperhivatkozs"/>
+                <w:noProof/>
+              </w:rPr>
+              <w:t>2025. október 23.</w:t>
+            </w:r>
+            <w:r>
+              <w:rPr>
+                <w:noProof/>
+                <w:webHidden/>
+              </w:rPr>
+              <w:tab/>
+            </w:r>
+            <w:r>
+              <w:rPr>
+                <w:noProof/>
+                <w:webHidden/>
+              </w:rPr>
+              <w:fldChar w:fldCharType="begin"/>
+            </w:r>
+            <w:r>
+              <w:rPr>
+                <w:noProof/>
+                <w:webHidden/>
+              </w:rPr>
+              <w:instrText xml:space="preserve"> PAGEREF _Toc221618938 \h </w:instrText>
+            </w:r>
+            <w:r>
+              <w:rPr>
+                <w:noProof/>
+                <w:webHidden/>
+              </w:rPr>
+            </w:r>
+            <w:r>
+              <w:rPr>
+                <w:noProof/>
+                <w:webHidden/>
+              </w:rPr>
+              <w:fldChar w:fldCharType="separate"/>
+            </w:r>
+            <w:r>
+              <w:rPr>
+                <w:noProof/>
+                <w:webHidden/>
+              </w:rPr>
+              <w:t>6</w:t>
+            </w:r>
+            <w:r>
+              <w:rPr>
+                <w:noProof/>
+                <w:webHidden/>
+              </w:rPr>
+              <w:fldChar w:fldCharType="end"/>
+            </w:r>
+          </w:hyperlink>
+        </w:p>
+        <w:p>
+          <w:r>
+            <w:rPr>
+              <w:b/>
+              <w:bCs/>
+            </w:rPr>
+            <w:fldChar w:fldCharType="end"/>
+          </w:r>
+        </w:p>
+      </w:sdtContent>
+    </w:sdt>
+    <w:p>
+      <w:pPr>
+        <w:rPr>
+          <w:rFonts w:ascii="Arial" w:hAnsi="Arial" w:cs="Arial"/>
+          <w:b/>
+          <w:bCs/>
+          <w:sz w:val="32"/>
+          <w:szCs w:val="32"/>
+        </w:rPr>
+      </w:pPr>
+      <w:r>
+        <w:rPr>
+          <w:rFonts w:ascii="Arial" w:hAnsi="Arial" w:cs="Arial"/>
+          <w:b/>
+          <w:bCs/>
+          <w:sz w:val="32"/>
+          <w:szCs w:val="32"/>
+        </w:rPr>
+        <w:br w:type="page"/>
+      </w:r>
     </w:p>
     <w:p>
       <w:pPr>
         <w:rPr>
-          <w:rFonts w:ascii="Eras Medium ITC" w:hAnsi="Eras Medium ITC"/>
-        </w:rPr>
-      </w:pPr>
-      <w:r>
-        <w:rPr>
           <w:rFonts w:ascii="Arial" w:hAnsi="Arial" w:cs="Arial"/>
           <w:b/>
           <w:bCs/>
-        </w:rPr>
-        <w:t>1. Oldalak</w:t>
-      </w:r>
+          <w:sz w:val="32"/>
+          <w:szCs w:val="32"/>
+        </w:rPr>
+      </w:pPr>
     </w:p>
     <w:p>
       <w:pPr>
-        <w:rPr>
-          <w:rFonts w:ascii="Arial" w:hAnsi="Arial" w:cs="Arial"/>
-          <w:b/>
-          <w:bCs/>
-        </w:rPr>
-      </w:pPr>
-      <w:r>
-        <w:rPr>
-          <w:rFonts w:ascii="Arial" w:hAnsi="Arial" w:cs="Arial"/>
-          <w:b/>
-          <w:bCs/>
-        </w:rPr>
-        <w:t xml:space="preserve">a) </w:t>
-      </w:r>
-      <w:proofErr w:type="spellStart"/>
-      <w:r>
-        <w:rPr>
-          <w:rFonts w:ascii="Arial" w:hAnsi="Arial" w:cs="Arial"/>
-          <w:b/>
-          <w:bCs/>
-        </w:rPr>
-        <w:t>Landing</w:t>
-      </w:r>
-      <w:proofErr w:type="spellEnd"/>
-      <w:r>
-        <w:rPr>
-          <w:rFonts w:ascii="Arial" w:hAnsi="Arial" w:cs="Arial"/>
-          <w:b/>
-          <w:bCs/>
-        </w:rPr>
-        <w:t xml:space="preserve"> Page</w:t>
-      </w:r>
+        <w:pStyle w:val="Cmsor1"/>
+        <w:rPr>
+          <w:rFonts w:ascii="Eras Medium ITC" w:hAnsi="Eras Medium ITC"/>
+        </w:rPr>
+      </w:pPr>
+      <w:bookmarkStart w:id="0" w:name="_Toc221618917"/>
+      <w:r>
+        <w:t>1. Oldalak</w:t>
+      </w:r>
+      <w:bookmarkEnd w:id="0"/>
+    </w:p>
+    <w:p>
+      <w:pPr>
+        <w:pStyle w:val="Cmsor2"/>
+        <w:rPr>
+          <w:b w:val="0"/>
+        </w:rPr>
+      </w:pPr>
+      <w:bookmarkStart w:id="1" w:name="_Toc221618918"/>
+      <w:r>
+        <w:t>a) Landing Page</w:t>
+      </w:r>
+      <w:bookmarkEnd w:id="1"/>
     </w:p>
     <w:p>
       <w:pPr>
@@ -80,6 +1836,8 @@
         </w:numPr>
         <w:rPr>
           <w:rFonts w:ascii="Arial" w:hAnsi="Arial" w:cs="Arial"/>
+          <w:sz w:val="24"/>
+          <w:szCs w:val="24"/>
         </w:rPr>
       </w:pPr>
       <w:r>
@@ -87,60 +1845,29 @@
           <w:rFonts w:ascii="Arial" w:hAnsi="Arial" w:cs="Arial"/>
           <w:b/>
           <w:bCs/>
-        </w:rPr>
-        <w:t xml:space="preserve">Regisztráció/Bejelentkezés </w:t>
-      </w:r>
-      <w:proofErr w:type="spellStart"/>
-      <w:r>
-        <w:rPr>
-          <w:rFonts w:ascii="Arial" w:hAnsi="Arial" w:cs="Arial"/>
-          <w:b/>
-          <w:bCs/>
-        </w:rPr>
-        <w:t>Popup</w:t>
-      </w:r>
-      <w:proofErr w:type="spellEnd"/>
-      <w:r>
-        <w:rPr>
-          <w:rFonts w:ascii="Arial" w:hAnsi="Arial" w:cs="Arial"/>
+          <w:sz w:val="24"/>
+          <w:szCs w:val="24"/>
+        </w:rPr>
+        <w:t>Regisztráció/Bejelentkezés Popup</w:t>
+      </w:r>
+      <w:r>
+        <w:rPr>
+          <w:rFonts w:ascii="Arial" w:hAnsi="Arial" w:cs="Arial"/>
+          <w:sz w:val="24"/>
+          <w:szCs w:val="24"/>
         </w:rPr>
         <w:t>: Lehetővé teszi a felhasználók számára, hogy email-címmel és jelszóval regisztráljanak, vagy meglévő hitelesítő adatokkal jelentkezzenek be. Tartalmaz jelszó-emlékeztető funkciót, amely emailben küld új jelszót vagy visszaállítási linket. A regisztráció során ellenőrzi az email-cím egyediségét és a jelszó erősségét (pl. minimum 8 karakter, kis- és nagybetűk, számok).</w:t>
       </w:r>
     </w:p>
     <w:p>
       <w:pPr>
-        <w:ind w:left="360"/>
-        <w:rPr>
-          <w:rFonts w:ascii="Arial" w:hAnsi="Arial" w:cs="Arial"/>
-        </w:rPr>
-      </w:pPr>
-    </w:p>
-    <w:p>
-      <w:pPr>
-        <w:rPr>
-          <w:rFonts w:ascii="Arial" w:hAnsi="Arial" w:cs="Arial"/>
-          <w:b/>
-          <w:bCs/>
-        </w:rPr>
-      </w:pPr>
-      <w:r>
-        <w:rPr>
-          <w:rFonts w:ascii="Arial" w:hAnsi="Arial" w:cs="Arial"/>
-          <w:b/>
-          <w:bCs/>
-        </w:rPr>
-        <w:t xml:space="preserve">b) </w:t>
-      </w:r>
-      <w:proofErr w:type="spellStart"/>
-      <w:r>
-        <w:rPr>
-          <w:rFonts w:ascii="Arial" w:hAnsi="Arial" w:cs="Arial"/>
-          <w:b/>
-          <w:bCs/>
-        </w:rPr>
-        <w:t>Admin</w:t>
-      </w:r>
-      <w:proofErr w:type="spellEnd"/>
+        <w:pStyle w:val="Cmsor2"/>
+      </w:pPr>
+      <w:bookmarkStart w:id="2" w:name="_Toc221618919"/>
+      <w:r>
+        <w:t>b) Admin</w:t>
+      </w:r>
+      <w:bookmarkEnd w:id="2"/>
     </w:p>
     <w:p>
       <w:pPr>
@@ -150,6 +1877,8 @@
         </w:numPr>
         <w:rPr>
           <w:rFonts w:ascii="Arial" w:hAnsi="Arial" w:cs="Arial"/>
+          <w:sz w:val="24"/>
+          <w:szCs w:val="24"/>
         </w:rPr>
       </w:pPr>
       <w:r>
@@ -157,28 +1886,18 @@
           <w:rFonts w:ascii="Arial" w:hAnsi="Arial" w:cs="Arial"/>
           <w:b/>
           <w:bCs/>
+          <w:sz w:val="24"/>
+          <w:szCs w:val="24"/>
         </w:rPr>
         <w:t>Felhasználókezelés</w:t>
       </w:r>
       <w:r>
         <w:rPr>
           <w:rFonts w:ascii="Arial" w:hAnsi="Arial" w:cs="Arial"/>
-        </w:rPr>
-        <w:t xml:space="preserve">: Az adminisztrátor megtekintheti a felhasználók teljes listáját, szerkesztheti a profilokat (pl. név, email, szerepkör), törölheti a fiókokat, vagy ideiglenesen blokkolhatja azokat. Támogatja a felhasználói szerepkörök (pl. normál felhasználó, </w:t>
-      </w:r>
-      <w:proofErr w:type="spellStart"/>
-      <w:r>
-        <w:rPr>
-          <w:rFonts w:ascii="Arial" w:hAnsi="Arial" w:cs="Arial"/>
-        </w:rPr>
-        <w:t>admin</w:t>
-      </w:r>
-      <w:proofErr w:type="spellEnd"/>
-      <w:r>
-        <w:rPr>
-          <w:rFonts w:ascii="Arial" w:hAnsi="Arial" w:cs="Arial"/>
-        </w:rPr>
-        <w:t>) kezelését és a tevékenységnapló megtekintését.</w:t>
+          <w:sz w:val="24"/>
+          <w:szCs w:val="24"/>
+        </w:rPr>
+        <w:t>: Az adminisztrátor megtekintheti a felhasználók teljes listáját, szerkesztheti a profilokat (pl. név, email, szerepkör), törölheti a fiókokat, vagy ideiglenesen blokkolhatja azokat. Támogatja a felhasználói szerepkörök (pl. normál felhasználó, admin) kezelését és a tevékenységnapló megtekintését.</w:t>
       </w:r>
     </w:p>
     <w:p>
@@ -189,6 +1908,8 @@
         </w:numPr>
         <w:rPr>
           <w:rFonts w:ascii="Arial" w:hAnsi="Arial" w:cs="Arial"/>
+          <w:sz w:val="24"/>
+          <w:szCs w:val="24"/>
         </w:rPr>
       </w:pPr>
       <w:r>
@@ -196,32 +1917,29 @@
           <w:rFonts w:ascii="Arial" w:hAnsi="Arial" w:cs="Arial"/>
           <w:b/>
           <w:bCs/>
+          <w:sz w:val="24"/>
+          <w:szCs w:val="24"/>
         </w:rPr>
         <w:t>Termékkezelés</w:t>
       </w:r>
       <w:r>
         <w:rPr>
           <w:rFonts w:ascii="Arial" w:hAnsi="Arial" w:cs="Arial"/>
+          <w:sz w:val="24"/>
+          <w:szCs w:val="24"/>
         </w:rPr>
         <w:t>: Lehetővé teszi új termékek felvitelét (név, leírás, ár, készlet), meglévők szerkesztését (pl. árak módosítása, akciók beállítása), illetve törlését. Tartalmaz készletfigyelést és értesítést alacsony készlet esetén.</w:t>
       </w:r>
     </w:p>
     <w:p>
       <w:pPr>
-        <w:rPr>
-          <w:rFonts w:ascii="Arial" w:hAnsi="Arial" w:cs="Arial"/>
-          <w:b/>
-          <w:bCs/>
-        </w:rPr>
-      </w:pPr>
-      <w:r>
-        <w:rPr>
-          <w:rFonts w:ascii="Arial" w:hAnsi="Arial" w:cs="Arial"/>
-          <w:b/>
-          <w:bCs/>
-        </w:rPr>
+        <w:pStyle w:val="Cmsor2"/>
+      </w:pPr>
+      <w:bookmarkStart w:id="3" w:name="_Toc221618920"/>
+      <w:r>
         <w:t>c) Kategóriák</w:t>
       </w:r>
+      <w:bookmarkEnd w:id="3"/>
     </w:p>
     <w:p>
       <w:pPr>
@@ -231,6 +1949,8 @@
         </w:numPr>
         <w:rPr>
           <w:rFonts w:ascii="Arial" w:hAnsi="Arial" w:cs="Arial"/>
+          <w:sz w:val="24"/>
+          <w:szCs w:val="24"/>
         </w:rPr>
       </w:pPr>
       <w:r>
@@ -238,28 +1958,18 @@
           <w:rFonts w:ascii="Arial" w:hAnsi="Arial" w:cs="Arial"/>
           <w:b/>
           <w:bCs/>
+          <w:sz w:val="24"/>
+          <w:szCs w:val="24"/>
         </w:rPr>
         <w:t>Szekciók</w:t>
       </w:r>
       <w:r>
         <w:rPr>
           <w:rFonts w:ascii="Arial" w:hAnsi="Arial" w:cs="Arial"/>
-        </w:rPr>
-        <w:t xml:space="preserve">: Minden kategóriának külön szekciója van, amelyben a termékeket rövid leírással, képekkel és árakkal jeleníti meg. A szekciók között görgethető vagy </w:t>
-      </w:r>
-      <w:proofErr w:type="spellStart"/>
-      <w:r>
-        <w:rPr>
-          <w:rFonts w:ascii="Arial" w:hAnsi="Arial" w:cs="Arial"/>
-        </w:rPr>
-        <w:t>tab</w:t>
-      </w:r>
-      <w:proofErr w:type="spellEnd"/>
-      <w:r>
-        <w:rPr>
-          <w:rFonts w:ascii="Arial" w:hAnsi="Arial" w:cs="Arial"/>
-        </w:rPr>
-        <w:t>-alapú navigáció biztosított.</w:t>
+          <w:sz w:val="24"/>
+          <w:szCs w:val="24"/>
+        </w:rPr>
+        <w:t>: Minden kategóriának külön szekciója van, amelyben a termékeket rövid leírással, képekkel és árakkal jeleníti meg. A szekciók között görgethető vagy tab-alapú navigáció biztosított.</w:t>
       </w:r>
     </w:p>
     <w:p>
@@ -270,6 +1980,8 @@
         </w:numPr>
         <w:rPr>
           <w:rFonts w:ascii="Arial" w:hAnsi="Arial" w:cs="Arial"/>
+          <w:sz w:val="24"/>
+          <w:szCs w:val="24"/>
         </w:rPr>
       </w:pPr>
       <w:r>
@@ -277,46 +1989,29 @@
           <w:rFonts w:ascii="Arial" w:hAnsi="Arial" w:cs="Arial"/>
           <w:b/>
           <w:bCs/>
+          <w:sz w:val="24"/>
+          <w:szCs w:val="24"/>
         </w:rPr>
         <w:t>Szűrő</w:t>
       </w:r>
       <w:r>
         <w:rPr>
           <w:rFonts w:ascii="Arial" w:hAnsi="Arial" w:cs="Arial"/>
-        </w:rPr>
-        <w:t xml:space="preserve">: Részletes szűrési lehetőségeket kínál, beleértve az </w:t>
-      </w:r>
-      <w:proofErr w:type="spellStart"/>
-      <w:r>
-        <w:rPr>
-          <w:rFonts w:ascii="Arial" w:hAnsi="Arial" w:cs="Arial"/>
-        </w:rPr>
-        <w:t>ársávot</w:t>
-      </w:r>
-      <w:proofErr w:type="spellEnd"/>
-      <w:r>
-        <w:rPr>
-          <w:rFonts w:ascii="Arial" w:hAnsi="Arial" w:cs="Arial"/>
-        </w:rPr>
-        <w:t xml:space="preserve"> (pl. 0-5000 Ft, 5000-10000 Ft), értékelést (pl. 4 csillag felett), és elérhetőséget (raktáron/nincs raktáron). A szűrők alkalmazása után a találatok azonnal frissülnek.</w:t>
+          <w:sz w:val="24"/>
+          <w:szCs w:val="24"/>
+        </w:rPr>
+        <w:t>: Részletes szűrési lehetőségeket kínál, beleértve az ársávot (pl. 0-5000 Ft, 5000-10000 Ft), értékelést (pl. 4 csillag felett), és elérhetőséget (raktáron/nincs raktáron). A szűrők alkalmazása után a találatok azonnal frissülnek.</w:t>
       </w:r>
     </w:p>
     <w:p>
       <w:pPr>
-        <w:rPr>
-          <w:rFonts w:ascii="Arial" w:hAnsi="Arial" w:cs="Arial"/>
-          <w:b/>
-          <w:bCs/>
-        </w:rPr>
-      </w:pPr>
-      <w:r>
-        <w:rPr>
-          <w:rFonts w:ascii="Arial" w:hAnsi="Arial" w:cs="Arial"/>
-          <w:b/>
-          <w:bCs/>
-        </w:rPr>
+        <w:pStyle w:val="Cmsor2"/>
+      </w:pPr>
+      <w:bookmarkStart w:id="4" w:name="_Toc221618921"/>
+      <w:r>
         <w:t>d) Login/Regisztráció</w:t>
       </w:r>
+      <w:bookmarkEnd w:id="4"/>
     </w:p>
     <w:p>
       <w:pPr>
@@ -326,45 +2021,28 @@
         </w:numPr>
         <w:rPr>
           <w:rFonts w:ascii="Arial" w:hAnsi="Arial" w:cs="Arial"/>
-        </w:rPr>
-      </w:pPr>
-      <w:r>
-        <w:rPr>
-          <w:rFonts w:ascii="Arial" w:hAnsi="Arial" w:cs="Arial"/>
-        </w:rPr>
-        <w:t>A bejelentkezés során ellenőrzi a felhasználói adatokat egy biztonságos szerveroldali hitelesítési folyamattal. A regisztrációhoz email-ellenőrzés szükséges (</w:t>
-      </w:r>
-      <w:proofErr w:type="spellStart"/>
-      <w:r>
-        <w:rPr>
-          <w:rFonts w:ascii="Arial" w:hAnsi="Arial" w:cs="Arial"/>
-        </w:rPr>
-        <w:t>aktíválási</w:t>
-      </w:r>
-      <w:proofErr w:type="spellEnd"/>
-      <w:r>
-        <w:rPr>
-          <w:rFonts w:ascii="Arial" w:hAnsi="Arial" w:cs="Arial"/>
-        </w:rPr>
-        <w:t xml:space="preserve"> link), valamint a jelszó erősségét ellenőrzi. Kínál "Maradj bejelentkezve" opciót, és egy kijelentkezés funkciót a profilból.</w:t>
+          <w:sz w:val="24"/>
+          <w:szCs w:val="24"/>
+        </w:rPr>
+      </w:pPr>
+      <w:r>
+        <w:rPr>
+          <w:rFonts w:ascii="Arial" w:hAnsi="Arial" w:cs="Arial"/>
+          <w:sz w:val="24"/>
+          <w:szCs w:val="24"/>
+        </w:rPr>
+        <w:t>A bejelentkezés során ellenőrzi a felhasználói adatokat egy biztonságos szerveroldali hitelesítési folyamattal. A regisztrációhoz email-ellenőrzés szükséges (aktíválási link), valamint a jelszó erősségét ellenőrzi. Kínál "Maradj bejelentkezve" opciót, és egy kijelentkezés funkciót a profilból.</w:t>
       </w:r>
     </w:p>
     <w:p>
       <w:pPr>
-        <w:rPr>
-          <w:rFonts w:ascii="Arial" w:hAnsi="Arial" w:cs="Arial"/>
-          <w:b/>
-          <w:bCs/>
-        </w:rPr>
-      </w:pPr>
-      <w:r>
-        <w:rPr>
-          <w:rFonts w:ascii="Arial" w:hAnsi="Arial" w:cs="Arial"/>
-          <w:b/>
-          <w:bCs/>
-        </w:rPr>
+        <w:pStyle w:val="Cmsor2"/>
+      </w:pPr>
+      <w:bookmarkStart w:id="5" w:name="_Toc221618922"/>
+      <w:r>
         <w:t>e) Termékfeltöltő</w:t>
       </w:r>
+      <w:bookmarkEnd w:id="5"/>
     </w:p>
     <w:p>
       <w:pPr>
@@ -374,6 +2052,8 @@
         </w:numPr>
         <w:rPr>
           <w:rFonts w:ascii="Arial" w:hAnsi="Arial" w:cs="Arial"/>
+          <w:sz w:val="24"/>
+          <w:szCs w:val="24"/>
         </w:rPr>
       </w:pPr>
       <w:r>
@@ -381,12 +2061,16 @@
           <w:rFonts w:ascii="Arial" w:hAnsi="Arial" w:cs="Arial"/>
           <w:b/>
           <w:bCs/>
+          <w:sz w:val="24"/>
+          <w:szCs w:val="24"/>
         </w:rPr>
         <w:t>Leírás Feltöltése</w:t>
       </w:r>
       <w:r>
         <w:rPr>
           <w:rFonts w:ascii="Arial" w:hAnsi="Arial" w:cs="Arial"/>
+          <w:sz w:val="24"/>
+          <w:szCs w:val="24"/>
         </w:rPr>
         <w:t>: Lehetővé teszi a termék nevének, részletes leírásának (pl. anyag, méret, használati útmutató), árának és specifikációinak megadását. Támogatja a HTML formázást a leírásban, és ellenőrzi a kötelező mezők kitöltését.</w:t>
       </w:r>
@@ -399,6 +2083,8 @@
         </w:numPr>
         <w:rPr>
           <w:rFonts w:ascii="Arial" w:hAnsi="Arial" w:cs="Arial"/>
+          <w:sz w:val="24"/>
+          <w:szCs w:val="24"/>
         </w:rPr>
       </w:pPr>
       <w:r>
@@ -406,12 +2092,17 @@
           <w:rFonts w:ascii="Arial" w:hAnsi="Arial" w:cs="Arial"/>
           <w:b/>
           <w:bCs/>
-        </w:rPr>
+          <w:sz w:val="24"/>
+          <w:szCs w:val="24"/>
+        </w:rPr>
+        <w:lastRenderedPageBreak/>
         <w:t>Kép Feltöltése</w:t>
       </w:r>
       <w:r>
         <w:rPr>
           <w:rFonts w:ascii="Arial" w:hAnsi="Arial" w:cs="Arial"/>
+          <w:sz w:val="24"/>
+          <w:szCs w:val="24"/>
         </w:rPr>
         <w:t>: Engedi JPEG, PNG formátumú képek feltöltését, maximum 5 MB méretig. Előnézetet biztosít, és lehetővé teszi több kép hozzáadását egy termékhez, valamint a sorrend módosítását.</w:t>
       </w:r>
@@ -420,25 +2111,20 @@
       <w:pPr>
         <w:rPr>
           <w:rFonts w:ascii="Arial" w:hAnsi="Arial" w:cs="Arial"/>
+          <w:sz w:val="24"/>
+          <w:szCs w:val="24"/>
         </w:rPr>
       </w:pPr>
     </w:p>
     <w:p>
       <w:pPr>
-        <w:rPr>
-          <w:rFonts w:ascii="Arial" w:hAnsi="Arial" w:cs="Arial"/>
-          <w:b/>
-          <w:bCs/>
-        </w:rPr>
-      </w:pPr>
-      <w:r>
-        <w:rPr>
-          <w:rFonts w:ascii="Arial" w:hAnsi="Arial" w:cs="Arial"/>
-          <w:b/>
-          <w:bCs/>
-        </w:rPr>
+        <w:pStyle w:val="Cmsor2"/>
+      </w:pPr>
+      <w:bookmarkStart w:id="6" w:name="_Toc221618923"/>
+      <w:r>
         <w:t>f) Profil</w:t>
       </w:r>
+      <w:bookmarkEnd w:id="6"/>
     </w:p>
     <w:p>
       <w:pPr>
@@ -448,6 +2134,8 @@
         </w:numPr>
         <w:rPr>
           <w:rFonts w:ascii="Arial" w:hAnsi="Arial" w:cs="Arial"/>
+          <w:sz w:val="24"/>
+          <w:szCs w:val="24"/>
         </w:rPr>
       </w:pPr>
       <w:r>
@@ -455,13 +2143,16 @@
           <w:rFonts w:ascii="Arial" w:hAnsi="Arial" w:cs="Arial"/>
           <w:b/>
           <w:bCs/>
-        </w:rPr>
-        <w:lastRenderedPageBreak/>
+          <w:sz w:val="24"/>
+          <w:szCs w:val="24"/>
+        </w:rPr>
         <w:t>Kedvencek</w:t>
       </w:r>
       <w:r>
         <w:rPr>
           <w:rFonts w:ascii="Arial" w:hAnsi="Arial" w:cs="Arial"/>
+          <w:sz w:val="24"/>
+          <w:szCs w:val="24"/>
         </w:rPr>
         <w:t>: Megjeleníti a felhasználó által mentett termékeket egy listában, ahol törölhetők vagy közvetlenül megvásárolhatók. Értesítést küld, ha egy kedvenc termék ára csökken.</w:t>
       </w:r>
@@ -474,6 +2165,8 @@
         </w:numPr>
         <w:rPr>
           <w:rFonts w:ascii="Arial" w:hAnsi="Arial" w:cs="Arial"/>
+          <w:sz w:val="24"/>
+          <w:szCs w:val="24"/>
         </w:rPr>
       </w:pPr>
       <w:r>
@@ -481,12 +2174,16 @@
           <w:rFonts w:ascii="Arial" w:hAnsi="Arial" w:cs="Arial"/>
           <w:b/>
           <w:bCs/>
+          <w:sz w:val="24"/>
+          <w:szCs w:val="24"/>
         </w:rPr>
         <w:t>Egyenleg</w:t>
       </w:r>
       <w:r>
         <w:rPr>
           <w:rFonts w:ascii="Arial" w:hAnsi="Arial" w:cs="Arial"/>
+          <w:sz w:val="24"/>
+          <w:szCs w:val="24"/>
         </w:rPr>
         <w:t>: Megjeleníti a felhasználó számlaegyenlegét, és lehetőséget ad új összegek feltöltésére bankkártyával vagy átutalással. Tartalmaz tranzakciótörténetet.</w:t>
       </w:r>
@@ -499,6 +2196,8 @@
         </w:numPr>
         <w:rPr>
           <w:rFonts w:ascii="Arial" w:hAnsi="Arial" w:cs="Arial"/>
+          <w:sz w:val="24"/>
+          <w:szCs w:val="24"/>
         </w:rPr>
       </w:pPr>
       <w:r>
@@ -506,28 +2205,18 @@
           <w:rFonts w:ascii="Arial" w:hAnsi="Arial" w:cs="Arial"/>
           <w:b/>
           <w:bCs/>
+          <w:sz w:val="24"/>
+          <w:szCs w:val="24"/>
         </w:rPr>
         <w:t>Rendelések</w:t>
       </w:r>
       <w:r>
         <w:rPr>
           <w:rFonts w:ascii="Arial" w:hAnsi="Arial" w:cs="Arial"/>
-        </w:rPr>
-        <w:t xml:space="preserve">: Részletes áttekintést ad a leadott rendelésekről, beleértve a rendelés állapotát (pl. feldolgozás alatt, kiszállításra vár), szállítási dátumot és </w:t>
-      </w:r>
-      <w:proofErr w:type="spellStart"/>
-      <w:r>
-        <w:rPr>
-          <w:rFonts w:ascii="Arial" w:hAnsi="Arial" w:cs="Arial"/>
-        </w:rPr>
-        <w:t>nyomonkövetési</w:t>
-      </w:r>
-      <w:proofErr w:type="spellEnd"/>
-      <w:r>
-        <w:rPr>
-          <w:rFonts w:ascii="Arial" w:hAnsi="Arial" w:cs="Arial"/>
-        </w:rPr>
-        <w:t xml:space="preserve"> linket.</w:t>
+          <w:sz w:val="24"/>
+          <w:szCs w:val="24"/>
+        </w:rPr>
+        <w:t>: Részletes áttekintést ad a leadott rendelésekről, beleértve a rendelés állapotát (pl. feldolgozás alatt, kiszállításra vár), szállítási dátumot és nyomonkövetési linket.</w:t>
       </w:r>
     </w:p>
     <w:p>
@@ -538,6 +2227,8 @@
         </w:numPr>
         <w:rPr>
           <w:rFonts w:ascii="Arial" w:hAnsi="Arial" w:cs="Arial"/>
+          <w:sz w:val="24"/>
+          <w:szCs w:val="24"/>
         </w:rPr>
       </w:pPr>
       <w:r>
@@ -545,28 +2236,18 @@
           <w:rFonts w:ascii="Arial" w:hAnsi="Arial" w:cs="Arial"/>
           <w:b/>
           <w:bCs/>
+          <w:sz w:val="24"/>
+          <w:szCs w:val="24"/>
         </w:rPr>
         <w:t>Személyre Szabás</w:t>
       </w:r>
       <w:r>
         <w:rPr>
           <w:rFonts w:ascii="Arial" w:hAnsi="Arial" w:cs="Arial"/>
-        </w:rPr>
-        <w:t xml:space="preserve">: Lehetővé teszi a profilképek feltöltését, téma (világos/sötét mód) </w:t>
-      </w:r>
-      <w:proofErr w:type="gramStart"/>
-      <w:r>
-        <w:rPr>
-          <w:rFonts w:ascii="Arial" w:hAnsi="Arial" w:cs="Arial"/>
-        </w:rPr>
-        <w:t>választását,</w:t>
-      </w:r>
-      <w:proofErr w:type="gramEnd"/>
-      <w:r>
-        <w:rPr>
-          <w:rFonts w:ascii="Arial" w:hAnsi="Arial" w:cs="Arial"/>
-        </w:rPr>
-        <w:t xml:space="preserve"> és nyelvi beállítások módosítását.</w:t>
+          <w:sz w:val="24"/>
+          <w:szCs w:val="24"/>
+        </w:rPr>
+        <w:t>: Lehetővé teszi a profilképek feltöltését, téma (világos/sötét mód) választását és nyelvi beállítások módosítását.</w:t>
       </w:r>
     </w:p>
     <w:p>
@@ -577,6 +2258,8 @@
         </w:numPr>
         <w:rPr>
           <w:rFonts w:ascii="Arial" w:hAnsi="Arial" w:cs="Arial"/>
+          <w:sz w:val="24"/>
+          <w:szCs w:val="24"/>
         </w:rPr>
       </w:pPr>
       <w:r>
@@ -584,32 +2267,29 @@
           <w:rFonts w:ascii="Arial" w:hAnsi="Arial" w:cs="Arial"/>
           <w:b/>
           <w:bCs/>
+          <w:sz w:val="24"/>
+          <w:szCs w:val="24"/>
         </w:rPr>
         <w:t>Beállítások</w:t>
       </w:r>
       <w:r>
         <w:rPr>
           <w:rFonts w:ascii="Arial" w:hAnsi="Arial" w:cs="Arial"/>
+          <w:sz w:val="24"/>
+          <w:szCs w:val="24"/>
         </w:rPr>
         <w:t>: Támogatja az email-cím, jelszó és telefonszám frissítését, valamint az értesítések (pl. új üzenet, rendelés státusz) be- és kikapcsolását.</w:t>
       </w:r>
     </w:p>
     <w:p>
       <w:pPr>
-        <w:rPr>
-          <w:rFonts w:ascii="Arial" w:hAnsi="Arial" w:cs="Arial"/>
-          <w:b/>
-          <w:bCs/>
-        </w:rPr>
-      </w:pPr>
-      <w:r>
-        <w:rPr>
-          <w:rFonts w:ascii="Arial" w:hAnsi="Arial" w:cs="Arial"/>
-          <w:b/>
-          <w:bCs/>
-        </w:rPr>
+        <w:pStyle w:val="Cmsor2"/>
+      </w:pPr>
+      <w:bookmarkStart w:id="7" w:name="_Toc221618924"/>
+      <w:r>
         <w:t>g) Üzenetek</w:t>
       </w:r>
+      <w:bookmarkEnd w:id="7"/>
     </w:p>
     <w:p>
       <w:pPr>
@@ -619,6 +2299,8 @@
         </w:numPr>
         <w:rPr>
           <w:rFonts w:ascii="Arial" w:hAnsi="Arial" w:cs="Arial"/>
+          <w:sz w:val="24"/>
+          <w:szCs w:val="24"/>
         </w:rPr>
       </w:pPr>
       <w:r>
@@ -626,12 +2308,16 @@
           <w:rFonts w:ascii="Arial" w:hAnsi="Arial" w:cs="Arial"/>
           <w:b/>
           <w:bCs/>
+          <w:sz w:val="24"/>
+          <w:szCs w:val="24"/>
         </w:rPr>
         <w:t>Üzenet Küldése</w:t>
       </w:r>
       <w:r>
         <w:rPr>
           <w:rFonts w:ascii="Arial" w:hAnsi="Arial" w:cs="Arial"/>
+          <w:sz w:val="24"/>
+          <w:szCs w:val="24"/>
         </w:rPr>
         <w:t>: Engedi szöveges üzenetek írását más felhasználóknak vagy az ügyfélszolgálatnak, csatolmány (pl. kép) feltöltésével. Támogatja az üzenetek olvasási státuszának jelzését.</w:t>
       </w:r>
@@ -644,6 +2330,8 @@
         </w:numPr>
         <w:rPr>
           <w:rFonts w:ascii="Arial" w:hAnsi="Arial" w:cs="Arial"/>
+          <w:sz w:val="24"/>
+          <w:szCs w:val="24"/>
         </w:rPr>
       </w:pPr>
       <w:r>
@@ -651,87 +2339,57 @@
           <w:rFonts w:ascii="Arial" w:hAnsi="Arial" w:cs="Arial"/>
           <w:b/>
           <w:bCs/>
+          <w:sz w:val="24"/>
+          <w:szCs w:val="24"/>
         </w:rPr>
         <w:t>Árajánlat Küldése</w:t>
       </w:r>
       <w:r>
         <w:rPr>
           <w:rFonts w:ascii="Arial" w:hAnsi="Arial" w:cs="Arial"/>
-        </w:rPr>
-        <w:t xml:space="preserve">: Lehetővé teszi egyedi árajánlat kérést egy adott termékre vagy szolgáltatásra, ahol a felhasználó megadhatja a kívánt mennyiséget és szállítási igényeket. Az </w:t>
-      </w:r>
-      <w:proofErr w:type="spellStart"/>
-      <w:r>
-        <w:rPr>
-          <w:rFonts w:ascii="Arial" w:hAnsi="Arial" w:cs="Arial"/>
-        </w:rPr>
-        <w:t>admin</w:t>
-      </w:r>
-      <w:proofErr w:type="spellEnd"/>
-      <w:r>
-        <w:rPr>
-          <w:rFonts w:ascii="Arial" w:hAnsi="Arial" w:cs="Arial"/>
-        </w:rPr>
-        <w:t xml:space="preserve"> válaszol az ajánlattal.</w:t>
+          <w:sz w:val="24"/>
+          <w:szCs w:val="24"/>
+        </w:rPr>
+        <w:t>: Lehetővé teszi egyedi árajánlat kérést egy adott termékre vagy szolgáltatásra, ahol a felhasználó megadhatja a kívánt mennyiséget és szállítási igényeket. Az admin válaszol az ajánlattal.</w:t>
       </w:r>
     </w:p>
     <w:p>
       <w:pPr>
         <w:rPr>
           <w:rFonts w:ascii="Arial" w:hAnsi="Arial" w:cs="Arial"/>
-        </w:rPr>
-      </w:pPr>
-      <w:r>
-        <w:rPr>
-          <w:rFonts w:ascii="Arial" w:hAnsi="Arial" w:cs="Arial"/>
+          <w:sz w:val="24"/>
+          <w:szCs w:val="24"/>
+        </w:rPr>
+      </w:pPr>
+      <w:r>
+        <w:rPr>
+          <w:rFonts w:ascii="Arial" w:hAnsi="Arial" w:cs="Arial"/>
+          <w:sz w:val="24"/>
+          <w:szCs w:val="24"/>
         </w:rPr>
         <w:br w:type="page"/>
       </w:r>
     </w:p>
     <w:p>
       <w:pPr>
-        <w:rPr>
-          <w:rFonts w:ascii="Arial" w:hAnsi="Arial" w:cs="Arial"/>
-          <w:b/>
-          <w:bCs/>
-        </w:rPr>
-      </w:pPr>
-      <w:r>
-        <w:rPr>
-          <w:rFonts w:ascii="Arial" w:hAnsi="Arial" w:cs="Arial"/>
-          <w:b/>
-          <w:bCs/>
-        </w:rPr>
+        <w:pStyle w:val="Cmsor1"/>
+      </w:pPr>
+      <w:bookmarkStart w:id="8" w:name="_Toc221618925"/>
+      <w:r>
         <w:lastRenderedPageBreak/>
-        <w:t xml:space="preserve">2. </w:t>
-      </w:r>
-      <w:proofErr w:type="spellStart"/>
-      <w:r>
-        <w:rPr>
-          <w:rFonts w:ascii="Arial" w:hAnsi="Arial" w:cs="Arial"/>
-          <w:b/>
-          <w:bCs/>
-        </w:rPr>
-        <w:t>Navbar</w:t>
-      </w:r>
-      <w:proofErr w:type="spellEnd"/>
+        <w:t>2. Navbar</w:t>
+      </w:r>
+      <w:bookmarkEnd w:id="8"/>
     </w:p>
     <w:p>
       <w:pPr>
-        <w:rPr>
-          <w:rFonts w:ascii="Arial" w:hAnsi="Arial" w:cs="Arial"/>
-          <w:b/>
-          <w:bCs/>
-        </w:rPr>
-      </w:pPr>
-      <w:r>
-        <w:rPr>
-          <w:rFonts w:ascii="Arial" w:hAnsi="Arial" w:cs="Arial"/>
-          <w:b/>
-          <w:bCs/>
-        </w:rPr>
+        <w:pStyle w:val="Cmsor2"/>
+      </w:pPr>
+      <w:bookmarkStart w:id="9" w:name="_Toc221618926"/>
+      <w:r>
         <w:t>a) Bejelentkezés/Regisztráció</w:t>
       </w:r>
+      <w:bookmarkEnd w:id="9"/>
     </w:p>
     <w:p>
       <w:pPr>
@@ -741,45 +2399,28 @@
         </w:numPr>
         <w:rPr>
           <w:rFonts w:ascii="Arial" w:hAnsi="Arial" w:cs="Arial"/>
-        </w:rPr>
-      </w:pPr>
-      <w:r>
-        <w:rPr>
-          <w:rFonts w:ascii="Arial" w:hAnsi="Arial" w:cs="Arial"/>
-        </w:rPr>
-        <w:t xml:space="preserve">Direkt linkeket biztosít a bejelentkezési és regisztrációs űrlapokra. Bejelentkezett felhasználók esetén </w:t>
-      </w:r>
-      <w:proofErr w:type="spellStart"/>
-      <w:r>
-        <w:rPr>
-          <w:rFonts w:ascii="Arial" w:hAnsi="Arial" w:cs="Arial"/>
-        </w:rPr>
-        <w:t>dropdown</w:t>
-      </w:r>
-      <w:proofErr w:type="spellEnd"/>
-      <w:r>
-        <w:rPr>
-          <w:rFonts w:ascii="Arial" w:hAnsi="Arial" w:cs="Arial"/>
-        </w:rPr>
-        <w:t xml:space="preserve"> menüt jelenít meg a profil megtekintéséhez, rendelésekhez és kijelentkezéshez.</w:t>
+          <w:sz w:val="24"/>
+          <w:szCs w:val="24"/>
+        </w:rPr>
+      </w:pPr>
+      <w:r>
+        <w:rPr>
+          <w:rFonts w:ascii="Arial" w:hAnsi="Arial" w:cs="Arial"/>
+          <w:sz w:val="24"/>
+          <w:szCs w:val="24"/>
+        </w:rPr>
+        <w:t>Direkt linkeket biztosít a bejelentkezési és regisztrációs űrlapokra. Bejelentkezett felhasználók esetén dropdown menüt jelenít meg a profil megtekintéséhez, rendelésekhez és kijelentkezéshez.</w:t>
       </w:r>
     </w:p>
     <w:p>
       <w:pPr>
-        <w:rPr>
-          <w:rFonts w:ascii="Arial" w:hAnsi="Arial" w:cs="Arial"/>
-          <w:b/>
-          <w:bCs/>
-        </w:rPr>
-      </w:pPr>
-      <w:r>
-        <w:rPr>
-          <w:rFonts w:ascii="Arial" w:hAnsi="Arial" w:cs="Arial"/>
-          <w:b/>
-          <w:bCs/>
-        </w:rPr>
+        <w:pStyle w:val="Cmsor2"/>
+      </w:pPr>
+      <w:bookmarkStart w:id="10" w:name="_Toc221618927"/>
+      <w:r>
         <w:t>b) Termékek</w:t>
       </w:r>
+      <w:bookmarkEnd w:id="10"/>
     </w:p>
     <w:p>
       <w:pPr>
@@ -789,6 +2430,8 @@
         </w:numPr>
         <w:rPr>
           <w:rFonts w:ascii="Arial" w:hAnsi="Arial" w:cs="Arial"/>
+          <w:sz w:val="24"/>
+          <w:szCs w:val="24"/>
         </w:rPr>
       </w:pPr>
       <w:r>
@@ -796,12 +2439,16 @@
           <w:rFonts w:ascii="Arial" w:hAnsi="Arial" w:cs="Arial"/>
           <w:b/>
           <w:bCs/>
+          <w:sz w:val="24"/>
+          <w:szCs w:val="24"/>
         </w:rPr>
         <w:t>Kategóriák</w:t>
       </w:r>
       <w:r>
         <w:rPr>
           <w:rFonts w:ascii="Arial" w:hAnsi="Arial" w:cs="Arial"/>
+          <w:sz w:val="24"/>
+          <w:szCs w:val="24"/>
         </w:rPr>
         <w:t>:</w:t>
       </w:r>
@@ -814,6 +2461,8 @@
         </w:numPr>
         <w:rPr>
           <w:rFonts w:ascii="Arial" w:hAnsi="Arial" w:cs="Arial"/>
+          <w:sz w:val="24"/>
+          <w:szCs w:val="24"/>
         </w:rPr>
       </w:pPr>
       <w:r>
@@ -821,12 +2470,16 @@
           <w:rFonts w:ascii="Arial" w:hAnsi="Arial" w:cs="Arial"/>
           <w:b/>
           <w:bCs/>
+          <w:sz w:val="24"/>
+          <w:szCs w:val="24"/>
         </w:rPr>
         <w:t>Elektronika</w:t>
       </w:r>
       <w:r>
         <w:rPr>
           <w:rFonts w:ascii="Arial" w:hAnsi="Arial" w:cs="Arial"/>
+          <w:sz w:val="24"/>
+          <w:szCs w:val="24"/>
         </w:rPr>
         <w:t>: Felsorolja az elektronikai cikkeket (pl. telefonok, laptopok, okosórák) részletes specifikációkkal és értékelésekkel.</w:t>
       </w:r>
@@ -839,6 +2492,8 @@
         </w:numPr>
         <w:rPr>
           <w:rFonts w:ascii="Arial" w:hAnsi="Arial" w:cs="Arial"/>
+          <w:sz w:val="24"/>
+          <w:szCs w:val="24"/>
         </w:rPr>
       </w:pPr>
       <w:r>
@@ -846,12 +2501,16 @@
           <w:rFonts w:ascii="Arial" w:hAnsi="Arial" w:cs="Arial"/>
           <w:b/>
           <w:bCs/>
+          <w:sz w:val="24"/>
+          <w:szCs w:val="24"/>
         </w:rPr>
         <w:t>Otthon/Dekor</w:t>
       </w:r>
       <w:r>
         <w:rPr>
           <w:rFonts w:ascii="Arial" w:hAnsi="Arial" w:cs="Arial"/>
+          <w:sz w:val="24"/>
+          <w:szCs w:val="24"/>
         </w:rPr>
         <w:t>: Bemutatja a lakberendezési termékeket (pl. bútorok, díszpárnák), szűrhető stílus szerint (modern, klasszikus).</w:t>
       </w:r>
@@ -864,6 +2523,8 @@
         </w:numPr>
         <w:rPr>
           <w:rFonts w:ascii="Arial" w:hAnsi="Arial" w:cs="Arial"/>
+          <w:sz w:val="24"/>
+          <w:szCs w:val="24"/>
         </w:rPr>
       </w:pPr>
       <w:r>
@@ -871,12 +2532,16 @@
           <w:rFonts w:ascii="Arial" w:hAnsi="Arial" w:cs="Arial"/>
           <w:b/>
           <w:bCs/>
+          <w:sz w:val="24"/>
+          <w:szCs w:val="24"/>
         </w:rPr>
         <w:t>Szórakozás</w:t>
       </w:r>
       <w:r>
         <w:rPr>
           <w:rFonts w:ascii="Arial" w:hAnsi="Arial" w:cs="Arial"/>
+          <w:sz w:val="24"/>
+          <w:szCs w:val="24"/>
         </w:rPr>
         <w:t>: Tartalmazza a szórakoztató elektronikai termékeket (pl. konzolok, hangszórók) és médiát (pl. filmek, játékok).</w:t>
       </w:r>
@@ -889,6 +2554,8 @@
         </w:numPr>
         <w:rPr>
           <w:rFonts w:ascii="Arial" w:hAnsi="Arial" w:cs="Arial"/>
+          <w:sz w:val="24"/>
+          <w:szCs w:val="24"/>
         </w:rPr>
       </w:pPr>
       <w:r>
@@ -896,12 +2563,16 @@
           <w:rFonts w:ascii="Arial" w:hAnsi="Arial" w:cs="Arial"/>
           <w:b/>
           <w:bCs/>
+          <w:sz w:val="24"/>
+          <w:szCs w:val="24"/>
         </w:rPr>
         <w:t>Szépségápolás</w:t>
       </w:r>
       <w:r>
         <w:rPr>
           <w:rFonts w:ascii="Arial" w:hAnsi="Arial" w:cs="Arial"/>
+          <w:sz w:val="24"/>
+          <w:szCs w:val="24"/>
         </w:rPr>
         <w:t>: Felsorolja a kozmetikumokat és szépségápolási eszközöket (pl. hajszárító, sminktermékek), szűrhető márka szerint.</w:t>
       </w:r>
@@ -914,6 +2585,8 @@
         </w:numPr>
         <w:rPr>
           <w:rFonts w:ascii="Arial" w:hAnsi="Arial" w:cs="Arial"/>
+          <w:sz w:val="24"/>
+          <w:szCs w:val="24"/>
         </w:rPr>
       </w:pPr>
       <w:r>
@@ -921,22 +2594,16 @@
           <w:rFonts w:ascii="Arial" w:hAnsi="Arial" w:cs="Arial"/>
           <w:b/>
           <w:bCs/>
-        </w:rPr>
-        <w:t xml:space="preserve">Sport és </w:t>
-      </w:r>
-      <w:proofErr w:type="spellStart"/>
-      <w:r>
-        <w:rPr>
-          <w:rFonts w:ascii="Arial" w:hAnsi="Arial" w:cs="Arial"/>
-          <w:b/>
-          <w:bCs/>
-        </w:rPr>
-        <w:t>Fitness</w:t>
-      </w:r>
-      <w:proofErr w:type="spellEnd"/>
-      <w:r>
-        <w:rPr>
-          <w:rFonts w:ascii="Arial" w:hAnsi="Arial" w:cs="Arial"/>
+          <w:sz w:val="24"/>
+          <w:szCs w:val="24"/>
+        </w:rPr>
+        <w:t>Sport és Fitness</w:t>
+      </w:r>
+      <w:r>
+        <w:rPr>
+          <w:rFonts w:ascii="Arial" w:hAnsi="Arial" w:cs="Arial"/>
+          <w:sz w:val="24"/>
+          <w:szCs w:val="24"/>
         </w:rPr>
         <w:t>: Bemutatja a sportfelszereléseket (pl. futócipők, súlyzók) és fitnesz kiegészítőket, szűrhető sportág szerint.</w:t>
       </w:r>
@@ -949,6 +2616,8 @@
         </w:numPr>
         <w:rPr>
           <w:rFonts w:ascii="Arial" w:hAnsi="Arial" w:cs="Arial"/>
+          <w:sz w:val="24"/>
+          <w:szCs w:val="24"/>
         </w:rPr>
       </w:pPr>
       <w:r>
@@ -956,12 +2625,16 @@
           <w:rFonts w:ascii="Arial" w:hAnsi="Arial" w:cs="Arial"/>
           <w:b/>
           <w:bCs/>
+          <w:sz w:val="24"/>
+          <w:szCs w:val="24"/>
         </w:rPr>
         <w:t>Ruházat</w:t>
       </w:r>
       <w:r>
         <w:rPr>
           <w:rFonts w:ascii="Arial" w:hAnsi="Arial" w:cs="Arial"/>
+          <w:sz w:val="24"/>
+          <w:szCs w:val="24"/>
         </w:rPr>
         <w:t>: Felsorolja a ruházati cikkeket (pl. pólók, kabátok), szűrhető méret és nem szerint.</w:t>
       </w:r>
@@ -972,25 +2645,20 @@
           <w:rFonts w:ascii="Arial" w:hAnsi="Arial" w:cs="Arial"/>
           <w:b/>
           <w:bCs/>
+          <w:sz w:val="24"/>
+          <w:szCs w:val="24"/>
         </w:rPr>
       </w:pPr>
     </w:p>
     <w:p>
       <w:pPr>
-        <w:rPr>
-          <w:rFonts w:ascii="Arial" w:hAnsi="Arial" w:cs="Arial"/>
-          <w:b/>
-          <w:bCs/>
-        </w:rPr>
-      </w:pPr>
-      <w:r>
-        <w:rPr>
-          <w:rFonts w:ascii="Arial" w:hAnsi="Arial" w:cs="Arial"/>
-          <w:b/>
-          <w:bCs/>
-        </w:rPr>
+        <w:pStyle w:val="Cmsor2"/>
+      </w:pPr>
+      <w:bookmarkStart w:id="11" w:name="_Toc221618928"/>
+      <w:r>
         <w:t>c) Keresés</w:t>
       </w:r>
+      <w:bookmarkEnd w:id="11"/>
     </w:p>
     <w:p>
       <w:pPr>
@@ -1000,11 +2668,15 @@
         </w:numPr>
         <w:rPr>
           <w:rFonts w:ascii="Arial" w:hAnsi="Arial" w:cs="Arial"/>
-        </w:rPr>
-      </w:pPr>
-      <w:r>
-        <w:rPr>
-          <w:rFonts w:ascii="Arial" w:hAnsi="Arial" w:cs="Arial"/>
+          <w:sz w:val="24"/>
+          <w:szCs w:val="24"/>
+        </w:rPr>
+      </w:pPr>
+      <w:r>
+        <w:rPr>
+          <w:rFonts w:ascii="Arial" w:hAnsi="Arial" w:cs="Arial"/>
+          <w:sz w:val="24"/>
+          <w:szCs w:val="24"/>
         </w:rPr>
         <w:t>Kínál egy keresősávot, amely automatikusan javaslatokat ad a korábbi keresések és népszerű termékek alapján. Támogatja a fejlett keresést kategóriákra, árra és kulcsszavakra szűrve, valamint a találatok relevancia szerinti rendezését.</w:t>
       </w:r>
@@ -1013,36 +2685,29 @@
       <w:pPr>
         <w:rPr>
           <w:rFonts w:ascii="Arial" w:hAnsi="Arial" w:cs="Arial"/>
-        </w:rPr>
-      </w:pPr>
-      <w:r>
-        <w:rPr>
-          <w:rFonts w:ascii="Arial" w:hAnsi="Arial" w:cs="Arial"/>
+          <w:sz w:val="24"/>
+          <w:szCs w:val="24"/>
+        </w:rPr>
+      </w:pPr>
+      <w:r>
+        <w:rPr>
+          <w:rFonts w:ascii="Arial" w:hAnsi="Arial" w:cs="Arial"/>
+          <w:sz w:val="24"/>
+          <w:szCs w:val="24"/>
         </w:rPr>
         <w:br w:type="page"/>
       </w:r>
     </w:p>
     <w:p>
       <w:pPr>
-        <w:rPr>
-          <w:rFonts w:ascii="Arial" w:hAnsi="Arial" w:cs="Arial"/>
-          <w:b/>
-          <w:bCs/>
-          <w:sz w:val="32"/>
-          <w:szCs w:val="32"/>
-        </w:rPr>
-      </w:pPr>
-      <w:r>
-        <w:rPr>
-          <w:rFonts w:ascii="Arial" w:hAnsi="Arial" w:cs="Arial"/>
-          <w:b/>
-          <w:bCs/>
-          <w:sz w:val="32"/>
-          <w:szCs w:val="32"/>
-        </w:rPr>
+        <w:pStyle w:val="Cmsor1"/>
+      </w:pPr>
+      <w:bookmarkStart w:id="12" w:name="_Toc221618929"/>
+      <w:r>
         <w:lastRenderedPageBreak/>
         <w:t>Mérföldkövek:</w:t>
       </w:r>
+      <w:bookmarkEnd w:id="12"/>
     </w:p>
     <w:p>
       <w:pPr>
@@ -1051,14 +2716,37 @@
           <w:ilvl w:val="0"/>
           <w:numId w:val="16"/>
         </w:numPr>
+        <w:contextualSpacing w:val="0"/>
         <w:rPr>
           <w:rFonts w:ascii="Arial" w:hAnsi="Arial" w:cs="Arial"/>
           <w:b/>
           <w:bCs/>
-          <w:sz w:val="32"/>
-          <w:szCs w:val="32"/>
-        </w:rPr>
-      </w:pPr>
+          <w:sz w:val="36"/>
+          <w:szCs w:val="36"/>
+        </w:rPr>
+      </w:pPr>
+      <w:bookmarkStart w:id="13" w:name="_Toc221618930"/>
+      <w:r>
+        <w:rPr>
+          <w:rStyle w:val="Cmsor2Char"/>
+        </w:rPr>
+        <w:t>2026. január 26.</w:t>
+      </w:r>
+      <w:bookmarkEnd w:id="13"/>
+      <w:r>
+        <w:rPr>
+          <w:sz w:val="28"/>
+          <w:szCs w:val="28"/>
+        </w:rPr>
+        <w:t xml:space="preserve"> </w:t>
+      </w:r>
+      <w:r>
+        <w:rPr>
+          <w:sz w:val="24"/>
+          <w:szCs w:val="24"/>
+        </w:rPr>
+        <w:br/>
+      </w:r>
       <w:r>
         <w:rPr>
           <w:b/>
@@ -1066,63 +2754,32 @@
           <w:sz w:val="24"/>
           <w:szCs w:val="24"/>
         </w:rPr>
-        <w:t>2026. január 26.</w:t>
-      </w:r>
-      <w:r>
-        <w:rPr>
-          <w:sz w:val="24"/>
-          <w:szCs w:val="24"/>
-        </w:rPr>
-        <w:t xml:space="preserve"> </w:t>
-      </w:r>
-      <w:r>
+        <w:t>Fixed navigation, új logo</w:t>
+      </w:r>
+      <w:r>
+        <w:rPr>
+          <w:sz w:val="24"/>
+          <w:szCs w:val="24"/>
+        </w:rPr>
         <w:br/>
       </w:r>
       <w:r>
-        <w:br/>
-        <w:t xml:space="preserve">Fixed </w:t>
-      </w:r>
-      <w:proofErr w:type="spellStart"/>
-      <w:r>
-        <w:t>navigation</w:t>
-      </w:r>
-      <w:proofErr w:type="spellEnd"/>
-      <w:r>
-        <w:t xml:space="preserve">, új </w:t>
-      </w:r>
-      <w:proofErr w:type="spellStart"/>
-      <w:r>
-        <w:t>logo</w:t>
-      </w:r>
-      <w:proofErr w:type="spellEnd"/>
-      <w:r>
-        <w:br/>
-        <w:t>Gere Dániel</w:t>
-      </w:r>
-      <w:r>
-        <w:br/>
-        <w:t>→ A navigációs sáv (</w:t>
-      </w:r>
-      <w:proofErr w:type="spellStart"/>
-      <w:r>
-        <w:t>navbar</w:t>
-      </w:r>
-      <w:proofErr w:type="spellEnd"/>
-      <w:r>
-        <w:t>) véglegesítése, rögzített (fixed) pozícióba helyezése a képernyő tetején, valamint az új, frissített logó beillesztése. Valószínűleg ez már a végső kinézethez közeli állapot.</w:t>
-      </w:r>
-    </w:p>
-    <w:p>
-      <w:pPr>
-        <w:ind w:left="360"/>
-        <w:rPr>
-          <w:rFonts w:ascii="Arial" w:hAnsi="Arial" w:cs="Arial"/>
+        <w:rPr>
           <w:b/>
           <w:bCs/>
-          <w:sz w:val="32"/>
-          <w:szCs w:val="32"/>
-        </w:rPr>
-      </w:pPr>
+          <w:sz w:val="24"/>
+          <w:szCs w:val="24"/>
+        </w:rPr>
+        <w:t>Gere Dániel</w:t>
+      </w:r>
+      <w:r>
+        <w:rPr>
+          <w:sz w:val="24"/>
+          <w:szCs w:val="24"/>
+        </w:rPr>
+        <w:br/>
+        <w:t>A navigációs sáv (navbar) véglegesítése, rögzített (fixed) pozícióba helyezése a képernyő tetején, valamint az új, frissített logó beillesztése. Valószínűleg ez már a végső kinézethez közeli állapot.</w:t>
+      </w:r>
     </w:p>
     <w:p>
       <w:pPr>
@@ -1131,14 +2788,30 @@
           <w:ilvl w:val="0"/>
           <w:numId w:val="16"/>
         </w:numPr>
+        <w:contextualSpacing w:val="0"/>
         <w:rPr>
           <w:rFonts w:ascii="Arial" w:hAnsi="Arial" w:cs="Arial"/>
           <w:b/>
           <w:bCs/>
-          <w:sz w:val="32"/>
-          <w:szCs w:val="32"/>
-        </w:rPr>
-      </w:pPr>
+          <w:sz w:val="36"/>
+          <w:szCs w:val="36"/>
+        </w:rPr>
+      </w:pPr>
+      <w:bookmarkStart w:id="14" w:name="_Toc221618931"/>
+      <w:r>
+        <w:rPr>
+          <w:rStyle w:val="Cmsor2Char"/>
+        </w:rPr>
+        <w:t>2026. január 21.</w:t>
+      </w:r>
+      <w:bookmarkEnd w:id="14"/>
+      <w:r>
+        <w:rPr>
+          <w:sz w:val="24"/>
+          <w:szCs w:val="24"/>
+        </w:rPr>
+        <w:br/>
+      </w:r>
       <w:r>
         <w:rPr>
           <w:b/>
@@ -1146,53 +2819,32 @@
           <w:sz w:val="24"/>
           <w:szCs w:val="24"/>
         </w:rPr>
-        <w:t>2026. január 21.</w:t>
-      </w:r>
-      <w:r>
+        <w:t>Navbar, homepage, item</w:t>
+      </w:r>
+      <w:r>
+        <w:rPr>
+          <w:sz w:val="24"/>
+          <w:szCs w:val="24"/>
+        </w:rPr>
         <w:br/>
       </w:r>
-      <w:proofErr w:type="spellStart"/>
-      <w:r>
-        <w:t>Navbar</w:t>
-      </w:r>
-      <w:proofErr w:type="spellEnd"/>
-      <w:r>
-        <w:t xml:space="preserve">, homepage, </w:t>
-      </w:r>
-      <w:proofErr w:type="spellStart"/>
-      <w:r>
-        <w:t>item</w:t>
-      </w:r>
-      <w:proofErr w:type="spellEnd"/>
-      <w:r>
+      <w:r>
+        <w:rPr>
+          <w:b/>
+          <w:bCs/>
+          <w:sz w:val="24"/>
+          <w:szCs w:val="24"/>
+        </w:rPr>
+        <w:t>Csák Zoltán Barnabás</w:t>
+      </w:r>
+      <w:r>
+        <w:rPr>
+          <w:sz w:val="24"/>
+          <w:szCs w:val="24"/>
+        </w:rPr>
         <w:br/>
-        <w:t>Csák Zoltán Barnabás</w:t>
-      </w:r>
-      <w:r>
-        <w:br/>
-        <w:t>→ A navigációs sáv (</w:t>
-      </w:r>
-      <w:proofErr w:type="spellStart"/>
-      <w:r>
-        <w:t>navbar</w:t>
-      </w:r>
-      <w:proofErr w:type="spellEnd"/>
-      <w:r>
-        <w:t>) alapjainak kidolgozása, a kezdőlap (homepage) struktúrájának létrehozása, valamint az egyes elemek (</w:t>
-      </w:r>
-      <w:proofErr w:type="spellStart"/>
-      <w:r>
-        <w:t>itemek</w:t>
-      </w:r>
-      <w:proofErr w:type="spellEnd"/>
-      <w:r>
-        <w:t>) megjelenítésének kezdeti implementálása.</w:t>
-      </w:r>
-    </w:p>
-    <w:p>
-      <w:pPr>
-        <w:pStyle w:val="Listaszerbekezds"/>
-      </w:pPr>
+        <w:t>A navigációs sáv (navbar) alapjainak kidolgozása, a kezdőlap (homepage) struktúrájának létrehozása, valamint az egyes elemek (itemek) megjelenítésének kezdeti implementálása.</w:t>
+      </w:r>
     </w:p>
     <w:p>
       <w:pPr>
@@ -1201,14 +2853,36 @@
           <w:ilvl w:val="0"/>
           <w:numId w:val="16"/>
         </w:numPr>
+        <w:contextualSpacing w:val="0"/>
         <w:rPr>
           <w:rFonts w:ascii="Arial" w:hAnsi="Arial" w:cs="Arial"/>
           <w:b/>
           <w:bCs/>
-          <w:sz w:val="32"/>
-          <w:szCs w:val="32"/>
-        </w:rPr>
-      </w:pPr>
+          <w:sz w:val="36"/>
+          <w:szCs w:val="36"/>
+        </w:rPr>
+      </w:pPr>
+      <w:bookmarkStart w:id="15" w:name="_Toc221618932"/>
+      <w:r>
+        <w:rPr>
+          <w:rStyle w:val="Cmsor2Char"/>
+        </w:rPr>
+        <w:t>2026. január ~21–25</w:t>
+      </w:r>
+      <w:r>
+        <w:rPr>
+          <w:rStyle w:val="Cmsor2Char"/>
+        </w:rPr>
+        <w:t>.</w:t>
+      </w:r>
+      <w:bookmarkEnd w:id="15"/>
+      <w:r>
+        <w:rPr>
+          <w:sz w:val="24"/>
+          <w:szCs w:val="24"/>
+        </w:rPr>
+        <w:br/>
+      </w:r>
       <w:r>
         <w:rPr>
           <w:b/>
@@ -1216,96 +2890,32 @@
           <w:sz w:val="24"/>
           <w:szCs w:val="24"/>
         </w:rPr>
-        <w:t>2026. január ~21–25.</w:t>
-      </w:r>
-      <w:r>
+        <w:t>Category, file upload functions, item upload</w:t>
+      </w:r>
+      <w:r>
+        <w:rPr>
+          <w:sz w:val="24"/>
+          <w:szCs w:val="24"/>
+        </w:rPr>
         <w:br/>
       </w:r>
       <w:r>
+        <w:rPr>
+          <w:b/>
+          <w:bCs/>
+          <w:sz w:val="24"/>
+          <w:szCs w:val="24"/>
+        </w:rPr>
+        <w:t>Gere Dániel</w:t>
+      </w:r>
+      <w:r>
+        <w:rPr>
+          <w:sz w:val="24"/>
+          <w:szCs w:val="24"/>
+        </w:rPr>
         <w:br/>
-      </w:r>
-      <w:proofErr w:type="spellStart"/>
-      <w:r>
-        <w:t>Category</w:t>
-      </w:r>
-      <w:proofErr w:type="spellEnd"/>
-      <w:r>
-        <w:t xml:space="preserve">, file </w:t>
-      </w:r>
-      <w:proofErr w:type="spellStart"/>
-      <w:r>
-        <w:t>upload</w:t>
-      </w:r>
-      <w:proofErr w:type="spellEnd"/>
-      <w:r>
-        <w:t xml:space="preserve"> </w:t>
-      </w:r>
-      <w:proofErr w:type="spellStart"/>
-      <w:r>
-        <w:t>functions</w:t>
-      </w:r>
-      <w:proofErr w:type="spellEnd"/>
-      <w:r>
-        <w:t xml:space="preserve">, </w:t>
-      </w:r>
-      <w:proofErr w:type="spellStart"/>
-      <w:r>
-        <w:t>item</w:t>
-      </w:r>
-      <w:proofErr w:type="spellEnd"/>
-      <w:r>
-        <w:t xml:space="preserve"> </w:t>
-      </w:r>
-      <w:proofErr w:type="spellStart"/>
-      <w:r>
-        <w:t>upload</w:t>
-      </w:r>
-      <w:proofErr w:type="spellEnd"/>
-      <w:r>
-        <w:br/>
-        <w:t>Gere Dániel</w:t>
-      </w:r>
-      <w:r>
-        <w:br/>
-        <w:t>→ Kategóriák (</w:t>
-      </w:r>
-      <w:proofErr w:type="spellStart"/>
-      <w:r>
-        <w:t>category</w:t>
-      </w:r>
-      <w:proofErr w:type="spellEnd"/>
-      <w:r>
-        <w:t xml:space="preserve">) rendszerének bevezetése, fájlfeltöltési funkciók (file </w:t>
-      </w:r>
-      <w:proofErr w:type="spellStart"/>
-      <w:r>
-        <w:t>upload</w:t>
-      </w:r>
-      <w:proofErr w:type="spellEnd"/>
-      <w:r>
-        <w:t>) kidolgozása mind kategóriákhoz, mind egyes elemekhez (</w:t>
-      </w:r>
-      <w:proofErr w:type="spellStart"/>
-      <w:r>
-        <w:t>item</w:t>
-      </w:r>
-      <w:proofErr w:type="spellEnd"/>
-      <w:r>
-        <w:t xml:space="preserve"> </w:t>
-      </w:r>
-      <w:proofErr w:type="spellStart"/>
-      <w:r>
-        <w:t>upload</w:t>
-      </w:r>
-      <w:proofErr w:type="spellEnd"/>
-      <w:r>
-        <w:t>). Ez már a tartalomkezelés és feltöltés alapvető funkcionalitását jelenti.</w:t>
-      </w:r>
-    </w:p>
-    <w:p>
-      <w:pPr>
-        <w:pStyle w:val="Listaszerbekezds"/>
-      </w:pPr>
+        <w:t>Kategóriák (category) rendszerének bevezetése, fájlfeltöltési funkciók (file upload) kidolgozása mind kategóriákhoz, mind egyes elemekhez (item upload). Ez már a tartalomkezelés és feltöltés alapvető funkcionalitását jelenti.</w:t>
+      </w:r>
     </w:p>
     <w:p>
       <w:pPr>
@@ -1314,14 +2924,30 @@
           <w:ilvl w:val="0"/>
           <w:numId w:val="16"/>
         </w:numPr>
+        <w:contextualSpacing w:val="0"/>
         <w:rPr>
           <w:rFonts w:ascii="Arial" w:hAnsi="Arial" w:cs="Arial"/>
           <w:b/>
           <w:bCs/>
-          <w:sz w:val="32"/>
-          <w:szCs w:val="32"/>
-        </w:rPr>
-      </w:pPr>
+          <w:sz w:val="36"/>
+          <w:szCs w:val="36"/>
+        </w:rPr>
+      </w:pPr>
+      <w:bookmarkStart w:id="16" w:name="_Toc221618933"/>
+      <w:r>
+        <w:rPr>
+          <w:rStyle w:val="Cmsor2Char"/>
+        </w:rPr>
+        <w:t>2026. január 8.</w:t>
+      </w:r>
+      <w:bookmarkEnd w:id="16"/>
+      <w:r>
+        <w:rPr>
+          <w:sz w:val="24"/>
+          <w:szCs w:val="24"/>
+        </w:rPr>
+        <w:br/>
+      </w:r>
       <w:r>
         <w:rPr>
           <w:b/>
@@ -1329,36 +2955,32 @@
           <w:sz w:val="24"/>
           <w:szCs w:val="24"/>
         </w:rPr>
-        <w:t>2026. január 8.</w:t>
-      </w:r>
-      <w:r>
+        <w:t>Fixed frontend and backend</w:t>
+      </w:r>
+      <w:r>
+        <w:rPr>
+          <w:sz w:val="24"/>
+          <w:szCs w:val="24"/>
+        </w:rPr>
         <w:br/>
       </w:r>
       <w:r>
+        <w:rPr>
+          <w:b/>
+          <w:bCs/>
+          <w:sz w:val="24"/>
+          <w:szCs w:val="24"/>
+        </w:rPr>
+        <w:t>Gere Dániel</w:t>
+      </w:r>
+      <w:r>
+        <w:rPr>
+          <w:sz w:val="24"/>
+          <w:szCs w:val="24"/>
+        </w:rPr>
         <w:br/>
-        <w:t>Fixed frontend and backend</w:t>
-      </w:r>
-      <w:r>
-        <w:br/>
-        <w:t>Gere Dániel</w:t>
-      </w:r>
-      <w:r>
-        <w:br/>
-        <w:t xml:space="preserve">→ Frontend és backend közötti hibák javítása, szinkronizálás, valószínűleg sok kisebb </w:t>
-      </w:r>
-      <w:proofErr w:type="spellStart"/>
-      <w:r>
-        <w:t>bugfix</w:t>
-      </w:r>
-      <w:proofErr w:type="spellEnd"/>
-      <w:r>
-        <w:t xml:space="preserve"> és optimalizálás történt ebben a commitban.</w:t>
-      </w:r>
-    </w:p>
-    <w:p>
-      <w:pPr>
-        <w:pStyle w:val="Listaszerbekezds"/>
-      </w:pPr>
+        <w:t>Frontend és backend közötti hibák javítása, szinkronizálás, valószínűleg sok kisebb bugfix és optimalizálás történt ebben a commitban.</w:t>
+      </w:r>
     </w:p>
     <w:p>
       <w:pPr>
@@ -1367,98 +2989,65 @@
           <w:ilvl w:val="0"/>
           <w:numId w:val="16"/>
         </w:numPr>
+        <w:contextualSpacing w:val="0"/>
         <w:rPr>
           <w:rFonts w:ascii="Arial" w:hAnsi="Arial" w:cs="Arial"/>
           <w:b/>
           <w:bCs/>
-          <w:sz w:val="32"/>
-          <w:szCs w:val="32"/>
-        </w:rPr>
-      </w:pPr>
-      <w:r>
-        <w:rPr>
-          <w:b/>
-          <w:bCs/>
-          <w:sz w:val="24"/>
-          <w:szCs w:val="24"/>
+          <w:sz w:val="36"/>
+          <w:szCs w:val="36"/>
+        </w:rPr>
+      </w:pPr>
+      <w:bookmarkStart w:id="17" w:name="_Toc221618934"/>
+      <w:r>
+        <w:rPr>
+          <w:rStyle w:val="Cmsor2Char"/>
         </w:rPr>
         <w:t>2026. január 4.</w:t>
       </w:r>
-      <w:r>
+      <w:bookmarkEnd w:id="17"/>
+      <w:r>
+        <w:rPr>
+          <w:sz w:val="24"/>
+          <w:szCs w:val="24"/>
+        </w:rPr>
         <w:br/>
-      </w:r>
-      <w:r>
-        <w:br/>
-      </w:r>
-      <w:proofErr w:type="spellStart"/>
-      <w:r>
-        <w:t>Merge</w:t>
-      </w:r>
-      <w:proofErr w:type="spellEnd"/>
-      <w:r>
-        <w:t xml:space="preserve"> </w:t>
-      </w:r>
-      <w:proofErr w:type="spellStart"/>
-      <w:r>
-        <w:t>branch</w:t>
-      </w:r>
-      <w:proofErr w:type="spellEnd"/>
-      <w:r>
-        <w:t xml:space="preserve"> 'main' of </w:t>
-      </w:r>
-      <w:hyperlink r:id="rId6" w:tgtFrame="_blank" w:history="1">
+        <w:t xml:space="preserve">Merge branch 'main' of </w:t>
+      </w:r>
+      <w:hyperlink r:id="rId8" w:tgtFrame="_blank" w:history="1">
         <w:r>
           <w:rPr>
             <w:rStyle w:val="Hiperhivatkozs"/>
+            <w:sz w:val="24"/>
+            <w:szCs w:val="24"/>
           </w:rPr>
           <w:t>https://github.com/pollak-vizsgaremek/Bellora</w:t>
         </w:r>
       </w:hyperlink>
       <w:r>
+        <w:rPr>
+          <w:sz w:val="24"/>
+          <w:szCs w:val="24"/>
+        </w:rPr>
         <w:br/>
+      </w:r>
+      <w:r>
+        <w:rPr>
+          <w:b/>
+          <w:bCs/>
+          <w:sz w:val="24"/>
+          <w:szCs w:val="24"/>
+        </w:rPr>
         <w:t>Gere Dániel</w:t>
       </w:r>
       <w:r>
+        <w:rPr>
+          <w:sz w:val="24"/>
+          <w:szCs w:val="24"/>
+        </w:rPr>
         <w:br/>
-        <w:t xml:space="preserve">→ A vizsgaremek fő </w:t>
-      </w:r>
-      <w:proofErr w:type="spellStart"/>
-      <w:r>
-        <w:t>repository-jából</w:t>
-      </w:r>
-      <w:proofErr w:type="spellEnd"/>
-      <w:r>
-        <w:t xml:space="preserve"> (</w:t>
-      </w:r>
-      <w:proofErr w:type="spellStart"/>
-      <w:r>
-        <w:t>pollak</w:t>
-      </w:r>
-      <w:proofErr w:type="spellEnd"/>
-      <w:r>
-        <w:t>-vizsgaremek/</w:t>
-      </w:r>
-      <w:proofErr w:type="spellStart"/>
-      <w:r>
-        <w:t>Bellora</w:t>
-      </w:r>
-      <w:proofErr w:type="spellEnd"/>
-      <w:r>
-        <w:t xml:space="preserve">) a main </w:t>
-      </w:r>
-      <w:proofErr w:type="spellStart"/>
-      <w:r>
-        <w:t>branch</w:t>
-      </w:r>
-      <w:proofErr w:type="spellEnd"/>
-      <w:r>
-        <w:t xml:space="preserve"> beolvasztása a saját projektbe. Ez valószínűleg a hivatalos kiinduló sablon vagy referencia projekt frissítése volt.</w:t>
-      </w:r>
-    </w:p>
-    <w:p>
-      <w:pPr>
-        <w:pStyle w:val="Listaszerbekezds"/>
-      </w:pPr>
+        <w:t>A vizsgaremek fő repository-jából (pollak-vizsgaremek/Bellora) a main branch beolvasztása a saját projektbe. Ez valószínűleg a hivatalos kiinduló sablon vagy referencia projekt frissítése volt.</w:t>
+      </w:r>
     </w:p>
     <w:p>
       <w:pPr>
@@ -1467,14 +3056,30 @@
           <w:ilvl w:val="0"/>
           <w:numId w:val="16"/>
         </w:numPr>
+        <w:contextualSpacing w:val="0"/>
         <w:rPr>
           <w:rFonts w:ascii="Arial" w:hAnsi="Arial" w:cs="Arial"/>
           <w:b/>
           <w:bCs/>
-          <w:sz w:val="32"/>
-          <w:szCs w:val="32"/>
-        </w:rPr>
-      </w:pPr>
+          <w:sz w:val="36"/>
+          <w:szCs w:val="36"/>
+        </w:rPr>
+      </w:pPr>
+      <w:bookmarkStart w:id="18" w:name="_Toc221618935"/>
+      <w:r>
+        <w:rPr>
+          <w:rStyle w:val="Cmsor2Char"/>
+        </w:rPr>
+        <w:t>2025. december vége – 2026. január eleje</w:t>
+      </w:r>
+      <w:bookmarkEnd w:id="18"/>
+      <w:r>
+        <w:rPr>
+          <w:sz w:val="24"/>
+          <w:szCs w:val="24"/>
+        </w:rPr>
+        <w:br/>
+      </w:r>
       <w:r>
         <w:rPr>
           <w:b/>
@@ -1482,63 +3087,78 @@
           <w:sz w:val="24"/>
           <w:szCs w:val="24"/>
         </w:rPr>
-        <w:t>2025. december vége – 2026. január eleje</w:t>
-      </w:r>
-      <w:r>
+        <w:t>Alapvető login és registration funkciók</w:t>
+      </w:r>
+      <w:r>
+        <w:rPr>
+          <w:sz w:val="24"/>
+          <w:szCs w:val="24"/>
+        </w:rPr>
         <w:br/>
       </w:r>
       <w:r>
+        <w:rPr>
+          <w:b/>
+          <w:bCs/>
+          <w:sz w:val="24"/>
+          <w:szCs w:val="24"/>
+        </w:rPr>
+        <w:t>Gere Dániel</w:t>
+      </w:r>
+      <w:r>
+        <w:rPr>
+          <w:sz w:val="24"/>
+          <w:szCs w:val="24"/>
+        </w:rPr>
         <w:br/>
-        <w:t xml:space="preserve">Alapvető login és </w:t>
-      </w:r>
-      <w:proofErr w:type="spellStart"/>
-      <w:r>
-        <w:t>registration</w:t>
-      </w:r>
-      <w:proofErr w:type="spellEnd"/>
-      <w:r>
-        <w:t xml:space="preserve"> funkciók</w:t>
-      </w:r>
-      <w:r>
-        <w:br/>
-        <w:t>Gere Dániel</w:t>
-      </w:r>
-      <w:r>
-        <w:br/>
-      </w:r>
-      <w:r>
-        <w:lastRenderedPageBreak/>
-        <w:t>→ Felhasználói regisztráció és bejelentkezés (login) alapjainak elkészítése.</w:t>
-      </w:r>
-      <w:r>
-        <w:br/>
-      </w:r>
-      <w:proofErr w:type="spellStart"/>
-      <w:r>
-        <w:t>Autentikáció</w:t>
-      </w:r>
-      <w:proofErr w:type="spellEnd"/>
-      <w:r>
-        <w:br/>
-        <w:t>Csák Zoltán Barnabás</w:t>
-      </w:r>
-      <w:r>
-        <w:br/>
-        <w:t xml:space="preserve">→ Teljes </w:t>
-      </w:r>
-      <w:proofErr w:type="spellStart"/>
-      <w:r>
-        <w:t>autentikációs</w:t>
-      </w:r>
-      <w:proofErr w:type="spellEnd"/>
-      <w:r>
-        <w:t xml:space="preserve"> rendszer (valószínűleg JWT vagy session alapú), jelszókezelés, védett útvonalak beállítása.</w:t>
+        <w:t>Felhasználói regisztráció és bejelentkezés (login) alapjainak elkészítése.</w:t>
       </w:r>
     </w:p>
     <w:p>
       <w:pPr>
         <w:pStyle w:val="Listaszerbekezds"/>
-      </w:pPr>
+        <w:contextualSpacing w:val="0"/>
+        <w:rPr>
+          <w:rFonts w:ascii="Arial" w:hAnsi="Arial" w:cs="Arial"/>
+          <w:b/>
+          <w:bCs/>
+          <w:sz w:val="36"/>
+          <w:szCs w:val="36"/>
+        </w:rPr>
+      </w:pPr>
+      <w:r>
+        <w:rPr>
+          <w:b/>
+          <w:bCs/>
+          <w:sz w:val="24"/>
+          <w:szCs w:val="24"/>
+        </w:rPr>
+        <w:t>Autentikáció</w:t>
+      </w:r>
+      <w:r>
+        <w:rPr>
+          <w:sz w:val="24"/>
+          <w:szCs w:val="24"/>
+        </w:rPr>
+        <w:br/>
+      </w:r>
+      <w:r>
+        <w:rPr>
+          <w:b/>
+          <w:bCs/>
+          <w:sz w:val="24"/>
+          <w:szCs w:val="24"/>
+        </w:rPr>
+        <w:t>Csák Zoltán Barnabás</w:t>
+      </w:r>
+      <w:r>
+        <w:rPr>
+          <w:sz w:val="24"/>
+          <w:szCs w:val="24"/>
+        </w:rPr>
+        <w:br/>
+        <w:t>Teljes autentikációs rendszer (valószínűleg JWT vagy session alapú), jelszókezelés, védett útvonalak beállítása.</w:t>
+      </w:r>
     </w:p>
     <w:p>
       <w:pPr>
@@ -1547,14 +3167,31 @@
           <w:ilvl w:val="0"/>
           <w:numId w:val="16"/>
         </w:numPr>
+        <w:contextualSpacing w:val="0"/>
         <w:rPr>
           <w:rFonts w:ascii="Arial" w:hAnsi="Arial" w:cs="Arial"/>
           <w:b/>
           <w:bCs/>
-          <w:sz w:val="32"/>
-          <w:szCs w:val="32"/>
-        </w:rPr>
-      </w:pPr>
+          <w:sz w:val="36"/>
+          <w:szCs w:val="36"/>
+        </w:rPr>
+      </w:pPr>
+      <w:bookmarkStart w:id="19" w:name="_Toc221618936"/>
+      <w:r>
+        <w:rPr>
+          <w:rStyle w:val="Cmsor2Char"/>
+        </w:rPr>
+        <w:lastRenderedPageBreak/>
+        <w:t>2025. december 15.</w:t>
+      </w:r>
+      <w:bookmarkEnd w:id="19"/>
+      <w:r>
+        <w:rPr>
+          <w:sz w:val="24"/>
+          <w:szCs w:val="24"/>
+        </w:rPr>
+        <w:br/>
+      </w:r>
       <w:r>
         <w:rPr>
           <w:b/>
@@ -1562,43 +3199,32 @@
           <w:sz w:val="24"/>
           <w:szCs w:val="24"/>
         </w:rPr>
-        <w:t>2025. december 15.</w:t>
-      </w:r>
-      <w:r>
+        <w:t>Create db.js</w:t>
+      </w:r>
+      <w:r>
+        <w:rPr>
+          <w:sz w:val="24"/>
+          <w:szCs w:val="24"/>
+        </w:rPr>
         <w:br/>
       </w:r>
       <w:r>
+        <w:rPr>
+          <w:b/>
+          <w:bCs/>
+          <w:sz w:val="24"/>
+          <w:szCs w:val="24"/>
+        </w:rPr>
+        <w:t>Csák Zoltán Barnabás</w:t>
+      </w:r>
+      <w:r>
+        <w:rPr>
+          <w:sz w:val="24"/>
+          <w:szCs w:val="24"/>
+        </w:rPr>
         <w:br/>
-      </w:r>
-      <w:proofErr w:type="spellStart"/>
-      <w:r>
-        <w:t>Create</w:t>
-      </w:r>
-      <w:proofErr w:type="spellEnd"/>
-      <w:r>
-        <w:t xml:space="preserve"> db.js</w:t>
-      </w:r>
-      <w:r>
-        <w:br/>
-        <w:t>Csák Zoltán Barnabás</w:t>
-      </w:r>
-      <w:r>
-        <w:br/>
-        <w:t xml:space="preserve">→ Az adatbázis-kapcsolatot kezelő fájl (db.js) létrehozása – ez általában a </w:t>
-      </w:r>
-      <w:proofErr w:type="spellStart"/>
-      <w:r>
-        <w:t>MongoDB</w:t>
-      </w:r>
-      <w:proofErr w:type="spellEnd"/>
-      <w:r>
-        <w:t xml:space="preserve"> vagy más adatbázis csatlakoztatását, konfigurációját tartalmazza.</w:t>
-      </w:r>
-    </w:p>
-    <w:p>
-      <w:pPr>
-        <w:pStyle w:val="Listaszerbekezds"/>
-      </w:pPr>
+        <w:t>Az adatbázis-kapcsolatot kezelő fájl (db.js) létrehozása – ez általában a MongoDB vagy más adatbázis csatlakoztatását, konfigurációját tartalmazza.</w:t>
+      </w:r>
     </w:p>
     <w:p>
       <w:pPr>
@@ -1607,14 +3233,30 @@
           <w:ilvl w:val="0"/>
           <w:numId w:val="16"/>
         </w:numPr>
+        <w:contextualSpacing w:val="0"/>
         <w:rPr>
           <w:rFonts w:ascii="Arial" w:hAnsi="Arial" w:cs="Arial"/>
           <w:b/>
           <w:bCs/>
-          <w:sz w:val="32"/>
-          <w:szCs w:val="32"/>
-        </w:rPr>
-      </w:pPr>
+          <w:sz w:val="36"/>
+          <w:szCs w:val="36"/>
+        </w:rPr>
+      </w:pPr>
+      <w:bookmarkStart w:id="20" w:name="_Toc221618937"/>
+      <w:r>
+        <w:rPr>
+          <w:rStyle w:val="Cmsor2Char"/>
+        </w:rPr>
+        <w:t>2025. december 8.</w:t>
+      </w:r>
+      <w:bookmarkEnd w:id="20"/>
+      <w:r>
+        <w:rPr>
+          <w:sz w:val="24"/>
+          <w:szCs w:val="24"/>
+        </w:rPr>
+        <w:br/>
+      </w:r>
       <w:r>
         <w:rPr>
           <w:b/>
@@ -1622,64 +3264,78 @@
           <w:sz w:val="24"/>
           <w:szCs w:val="24"/>
         </w:rPr>
-        <w:t>2025. december 8.</w:t>
-      </w:r>
-      <w:r>
+        <w:t>Backend fájlok #1</w:t>
+      </w:r>
+      <w:r>
+        <w:rPr>
+          <w:sz w:val="24"/>
+          <w:szCs w:val="24"/>
+        </w:rPr>
         <w:br/>
       </w:r>
       <w:r>
+        <w:rPr>
+          <w:b/>
+          <w:bCs/>
+          <w:sz w:val="24"/>
+          <w:szCs w:val="24"/>
+        </w:rPr>
+        <w:t>Csák Zoltán Barnabás</w:t>
+      </w:r>
+      <w:r>
+        <w:rPr>
+          <w:sz w:val="24"/>
+          <w:szCs w:val="24"/>
+        </w:rPr>
         <w:br/>
-        <w:t>Backend fájlok #1</w:t>
-      </w:r>
-      <w:r>
-        <w:br/>
-        <w:t>Csák Zoltán Barnabás</w:t>
-      </w:r>
-      <w:r>
-        <w:br/>
-        <w:t xml:space="preserve">→ Backend struktúra első nagyobb része: valószínűleg </w:t>
-      </w:r>
-      <w:proofErr w:type="spellStart"/>
-      <w:r>
-        <w:t>route</w:t>
-      </w:r>
-      <w:proofErr w:type="spellEnd"/>
-      <w:r>
-        <w:t xml:space="preserve">-ok, </w:t>
-      </w:r>
-      <w:proofErr w:type="spellStart"/>
-      <w:r>
-        <w:t>controllerek</w:t>
-      </w:r>
-      <w:proofErr w:type="spellEnd"/>
-      <w:r>
-        <w:t>, modellek kezdete.</w:t>
-      </w:r>
-      <w:r>
-        <w:br/>
-        <w:t xml:space="preserve">Adatbázis </w:t>
-      </w:r>
-      <w:proofErr w:type="spellStart"/>
-      <w:r>
-        <w:t>schema</w:t>
-      </w:r>
-      <w:proofErr w:type="spellEnd"/>
-      <w:r>
-        <w:t xml:space="preserve"> újraírása, frontend alap fájlok</w:t>
-      </w:r>
-      <w:r>
-        <w:br/>
-        <w:t>Gere Dániel</w:t>
-      </w:r>
-      <w:r>
-        <w:br/>
-        <w:t>→ Az adatbázis sémájának (modellek) átdolgozása, pontosítása, valamint a frontend alapvető fájljainak (pl. App.js, index.js, fő komponensek) létrehozása.</w:t>
+        <w:t>Backend struktúra első nagyobb része: valószínűleg route-ok, controllerek, modellek kezdete.</w:t>
       </w:r>
     </w:p>
     <w:p>
       <w:pPr>
         <w:pStyle w:val="Listaszerbekezds"/>
-      </w:pPr>
+        <w:contextualSpacing w:val="0"/>
+        <w:rPr>
+          <w:rFonts w:ascii="Arial" w:hAnsi="Arial" w:cs="Arial"/>
+          <w:b/>
+          <w:bCs/>
+          <w:sz w:val="36"/>
+          <w:szCs w:val="36"/>
+        </w:rPr>
+      </w:pPr>
+      <w:r>
+        <w:rPr>
+          <w:b/>
+          <w:bCs/>
+          <w:sz w:val="24"/>
+          <w:szCs w:val="24"/>
+        </w:rPr>
+        <w:t>Adatbázis schema újraírása, frontend alap fájlok</w:t>
+      </w:r>
+      <w:r>
+        <w:rPr>
+          <w:sz w:val="24"/>
+          <w:szCs w:val="24"/>
+        </w:rPr>
+        <w:br/>
+      </w:r>
+      <w:r>
+        <w:rPr>
+          <w:b/>
+          <w:bCs/>
+          <w:sz w:val="24"/>
+          <w:szCs w:val="24"/>
+        </w:rPr>
+        <w:t>Gere Dániel</w:t>
+      </w:r>
+      <w:r>
+        <w:rPr>
+          <w:sz w:val="24"/>
+          <w:szCs w:val="24"/>
+        </w:rPr>
+        <w:br/>
+        <w:t>Az adatbázis sémájának (modellek) átdolgozása, pontosítása, valamint a frontend alapvető fájljainak (pl. App.js, index.js, fő komponensek) létrehozása.</w:t>
+      </w:r>
     </w:p>
     <w:p>
       <w:pPr>
@@ -1688,14 +3344,30 @@
           <w:ilvl w:val="0"/>
           <w:numId w:val="16"/>
         </w:numPr>
+        <w:contextualSpacing w:val="0"/>
         <w:rPr>
           <w:rFonts w:ascii="Arial" w:hAnsi="Arial" w:cs="Arial"/>
           <w:b/>
           <w:bCs/>
-          <w:sz w:val="32"/>
-          <w:szCs w:val="32"/>
-        </w:rPr>
-      </w:pPr>
+          <w:sz w:val="36"/>
+          <w:szCs w:val="36"/>
+        </w:rPr>
+      </w:pPr>
+      <w:bookmarkStart w:id="21" w:name="_Toc221618938"/>
+      <w:r>
+        <w:rPr>
+          <w:rStyle w:val="Cmsor2Char"/>
+        </w:rPr>
+        <w:t>2025. október 23.</w:t>
+      </w:r>
+      <w:bookmarkEnd w:id="21"/>
+      <w:r>
+        <w:rPr>
+          <w:sz w:val="24"/>
+          <w:szCs w:val="24"/>
+        </w:rPr>
+        <w:br/>
+      </w:r>
       <w:r>
         <w:rPr>
           <w:b/>
@@ -1703,57 +3375,53 @@
           <w:sz w:val="24"/>
           <w:szCs w:val="24"/>
         </w:rPr>
-        <w:t>2025. október 23.</w:t>
-      </w:r>
-      <w:r>
+        <w:t>Adatbázis terv</w:t>
+      </w:r>
+      <w:r>
+        <w:rPr>
+          <w:b/>
+          <w:bCs/>
+          <w:sz w:val="24"/>
+          <w:szCs w:val="24"/>
+        </w:rPr>
+        <w:t>,</w:t>
+      </w:r>
+      <w:r>
+        <w:rPr>
+          <w:b/>
+          <w:bCs/>
+          <w:sz w:val="24"/>
+          <w:szCs w:val="24"/>
+        </w:rPr>
+        <w:t xml:space="preserve"> illetve a Figma terv alapjai</w:t>
+      </w:r>
+      <w:r>
+        <w:rPr>
+          <w:sz w:val="24"/>
+          <w:szCs w:val="24"/>
+        </w:rPr>
         <w:br/>
       </w:r>
       <w:r>
+        <w:rPr>
+          <w:b/>
+          <w:bCs/>
+          <w:sz w:val="24"/>
+          <w:szCs w:val="24"/>
+        </w:rPr>
+        <w:t>Gere Dániel</w:t>
+      </w:r>
+      <w:r>
+        <w:rPr>
+          <w:sz w:val="24"/>
+          <w:szCs w:val="24"/>
+        </w:rPr>
         <w:br/>
-        <w:t xml:space="preserve">Adatbázis </w:t>
-      </w:r>
-      <w:proofErr w:type="gramStart"/>
-      <w:r>
-        <w:t>terv</w:t>
-      </w:r>
-      <w:proofErr w:type="gramEnd"/>
-      <w:r>
-        <w:t xml:space="preserve"> illetve a </w:t>
-      </w:r>
-      <w:proofErr w:type="spellStart"/>
-      <w:r>
-        <w:t>Figma</w:t>
-      </w:r>
-      <w:proofErr w:type="spellEnd"/>
-      <w:r>
-        <w:t xml:space="preserve"> terv alapjai</w:t>
-      </w:r>
-      <w:r>
-        <w:br/>
-        <w:t>Gere Dániel</w:t>
-      </w:r>
-      <w:r>
-        <w:br/>
-        <w:t xml:space="preserve">→ Projekt legelső lépése: adatbázis struktúra megtervezése (táblák, kapcsolatok) és a </w:t>
-      </w:r>
-      <w:proofErr w:type="spellStart"/>
-      <w:r>
-        <w:t>Figma</w:t>
-      </w:r>
-      <w:proofErr w:type="spellEnd"/>
-      <w:r>
-        <w:t xml:space="preserve">-ban elkészített dizájn-terv alapjainak feltöltése a </w:t>
-      </w:r>
-      <w:proofErr w:type="spellStart"/>
-      <w:r>
-        <w:t>repository-ba</w:t>
-      </w:r>
-      <w:proofErr w:type="spellEnd"/>
-      <w:r>
-        <w:t>.</w:t>
+        <w:t>Projekt legelső lépése: adatbázis struktúra megtervezése (táblák, kapcsolatok) és a Figma-ban elkészített dizájn-terv alapjainak feltöltése a repository-ba.</w:t>
       </w:r>
     </w:p>
     <w:sectPr>
+      <w:footerReference w:type="default" r:id="rId9"/>
       <w:pgSz w:w="11906" w:h="16838"/>
       <w:pgMar w:top="1417" w:right="1417" w:bottom="1417" w:left="1417" w:header="708" w:footer="708" w:gutter="0"/>
       <w:cols w:space="708"/>
@@ -1761,6 +3429,140 @@
     </w:sectPr>
   </w:body>
 </w:document>
+</file>
+
+<file path=word/endnotes.xml><?xml version="1.0" encoding="utf-8"?>
+<w:endnotes xmlns:wpc="http://schemas.microsoft.com/office/word/2010/wordprocessingCanvas" xmlns:cx="http://schemas.microsoft.com/office/drawing/2014/chartex" xmlns:cx1="http://schemas.microsoft.com/office/drawing/2015/9/8/chartex" xmlns:cx2="http://schemas.microsoft.com/office/drawing/2015/10/21/chartex" xmlns:cx3="http://schemas.microsoft.com/office/drawing/2016/5/9/chartex" xmlns:cx4="http://schemas.microsoft.com/office/drawing/2016/5/10/chartex" xmlns:cx5="http://schemas.microsoft.com/office/drawing/2016/5/11/chartex" xmlns:cx6="http://schemas.microsoft.com/office/drawing/2016/5/12/chartex" xmlns:cx7="http://schemas.microsoft.com/office/drawing/2016/5/13/chartex" xmlns:cx8="http://schemas.microsoft.com/office/drawing/2016/5/14/chartex" xmlns:mc="http://schemas.openxmlformats.org/markup-compatibility/2006" xmlns:aink="http://schemas.microsoft.com/office/drawing/2016/ink" xmlns:am3d="http://schemas.microsoft.com/office/drawing/2017/model3d" xmlns:o="urn:schemas-microsoft-com:office:office" xmlns:oel="http://schemas.microsoft.com/office/2019/extlst" xmlns:r="http://schemas.openxmlformats.org/officeDocument/2006/relationships" xmlns:m="http://schemas.openxmlformats.org/officeDocument/2006/math" xmlns:v="urn:schemas-microsoft-com:vml" xmlns:wp14="http://schemas.microsoft.com/office/word/2010/wordprocessingDrawing" xmlns:wp="http://schemas.openxmlformats.org/drawingml/2006/wordprocessingDrawing" xmlns:w10="urn:schemas-microsoft-com:office:word" xmlns:w="http://schemas.openxmlformats.org/wordprocessingml/2006/main" xmlns:w14="http://schemas.microsoft.com/office/word/2010/wordml" xmlns:w15="http://schemas.microsoft.com/office/word/2012/wordml" xmlns:w16cex="http://schemas.microsoft.com/office/word/2018/wordml/cex" xmlns:w16cid="http://schemas.microsoft.com/office/word/2016/wordml/cid" xmlns:w16="http://schemas.microsoft.com/office/word/2018/wordml" xmlns:w16sdtdh="http://schemas.microsoft.com/office/word/2020/wordml/sdtdatahash" xmlns:w16se="http://schemas.microsoft.com/office/word/2015/wordml/symex" xmlns:wpg="http://schemas.microsoft.com/office/word/2010/wordprocessingGroup" xmlns:wpi="http://schemas.microsoft.com/office/word/2010/wordprocessingInk" xmlns:wne="http://schemas.microsoft.com/office/word/2006/wordml" xmlns:wps="http://schemas.microsoft.com/office/word/2010/wordprocessingShape" mc:Ignorable="w14 w15 w16se w16cid w16 w16cex w16sdtdh wp14">
+  <w:endnote w:type="separator" w:id="-1">
+    <w:p>
+      <w:pPr>
+        <w:spacing w:after="0" w:line="240" w:lineRule="auto"/>
+      </w:pPr>
+      <w:r>
+        <w:separator/>
+      </w:r>
+    </w:p>
+  </w:endnote>
+  <w:endnote w:type="continuationSeparator" w:id="0">
+    <w:p>
+      <w:pPr>
+        <w:spacing w:after="0" w:line="240" w:lineRule="auto"/>
+      </w:pPr>
+      <w:r>
+        <w:continuationSeparator/>
+      </w:r>
+    </w:p>
+  </w:endnote>
+</w:endnotes>
+</file>
+
+<file path=word/footer1.xml><?xml version="1.0" encoding="utf-8"?>
+<w:ftr xmlns:wpc="http://schemas.microsoft.com/office/word/2010/wordprocessingCanvas" xmlns:cx="http://schemas.microsoft.com/office/drawing/2014/chartex" xmlns:cx1="http://schemas.microsoft.com/office/drawing/2015/9/8/chartex" xmlns:cx2="http://schemas.microsoft.com/office/drawing/2015/10/21/chartex" xmlns:cx3="http://schemas.microsoft.com/office/drawing/2016/5/9/chartex" xmlns:cx4="http://schemas.microsoft.com/office/drawing/2016/5/10/chartex" xmlns:cx5="http://schemas.microsoft.com/office/drawing/2016/5/11/chartex" xmlns:cx6="http://schemas.microsoft.com/office/drawing/2016/5/12/chartex" xmlns:cx7="http://schemas.microsoft.com/office/drawing/2016/5/13/chartex" xmlns:cx8="http://schemas.microsoft.com/office/drawing/2016/5/14/chartex" xmlns:mc="http://schemas.openxmlformats.org/markup-compatibility/2006" xmlns:aink="http://schemas.microsoft.com/office/drawing/2016/ink" xmlns:am3d="http://schemas.microsoft.com/office/drawing/2017/model3d" xmlns:o="urn:schemas-microsoft-com:office:office" xmlns:oel="http://schemas.microsoft.com/office/2019/extlst" xmlns:r="http://schemas.openxmlformats.org/officeDocument/2006/relationships" xmlns:m="http://schemas.openxmlformats.org/officeDocument/2006/math" xmlns:v="urn:schemas-microsoft-com:vml" xmlns:wp14="http://schemas.microsoft.com/office/word/2010/wordprocessingDrawing" xmlns:wp="http://schemas.openxmlformats.org/drawingml/2006/wordprocessingDrawing" xmlns:w10="urn:schemas-microsoft-com:office:word" xmlns:w="http://schemas.openxmlformats.org/wordprocessingml/2006/main" xmlns:w14="http://schemas.microsoft.com/office/word/2010/wordml" xmlns:w15="http://schemas.microsoft.com/office/word/2012/wordml" xmlns:w16cex="http://schemas.microsoft.com/office/word/2018/wordml/cex" xmlns:w16cid="http://schemas.microsoft.com/office/word/2016/wordml/cid" xmlns:w16="http://schemas.microsoft.com/office/word/2018/wordml" xmlns:w16sdtdh="http://schemas.microsoft.com/office/word/2020/wordml/sdtdatahash" xmlns:w16se="http://schemas.microsoft.com/office/word/2015/wordml/symex" xmlns:wpg="http://schemas.microsoft.com/office/word/2010/wordprocessingGroup" xmlns:wpi="http://schemas.microsoft.com/office/word/2010/wordprocessingInk" xmlns:wne="http://schemas.microsoft.com/office/word/2006/wordml" xmlns:wps="http://schemas.microsoft.com/office/word/2010/wordprocessingShape" mc:Ignorable="w14 w15 w16se w16cid w16 w16cex w16sdtdh wp14">
+  <w:sdt>
+    <w:sdtPr>
+      <w:rPr>
+        <w:rFonts w:asciiTheme="majorHAnsi" w:eastAsiaTheme="majorEastAsia" w:hAnsiTheme="majorHAnsi" w:cstheme="majorBidi"/>
+        <w:sz w:val="28"/>
+        <w:szCs w:val="28"/>
+      </w:rPr>
+      <w:id w:val="-74284364"/>
+      <w:docPartObj>
+        <w:docPartGallery w:val="Page Numbers (Bottom of Page)"/>
+        <w:docPartUnique/>
+      </w:docPartObj>
+    </w:sdtPr>
+    <w:sdtContent>
+      <w:p>
+        <w:pPr>
+          <w:pStyle w:val="llb"/>
+          <w:jc w:val="center"/>
+          <w:rPr>
+            <w:rFonts w:asciiTheme="majorHAnsi" w:eastAsiaTheme="majorEastAsia" w:hAnsiTheme="majorHAnsi" w:cstheme="majorBidi"/>
+            <w:sz w:val="28"/>
+            <w:szCs w:val="28"/>
+          </w:rPr>
+        </w:pPr>
+        <w:r>
+          <w:rPr>
+            <w:rFonts w:asciiTheme="majorHAnsi" w:eastAsiaTheme="majorEastAsia" w:hAnsiTheme="majorHAnsi" w:cstheme="majorBidi"/>
+            <w:sz w:val="28"/>
+            <w:szCs w:val="28"/>
+          </w:rPr>
+          <w:t xml:space="preserve">~ </w:t>
+        </w:r>
+        <w:r>
+          <w:rPr>
+            <w:rFonts w:eastAsiaTheme="minorEastAsia" w:cs="Times New Roman"/>
+          </w:rPr>
+          <w:fldChar w:fldCharType="begin"/>
+        </w:r>
+        <w:r>
+          <w:instrText>PAGE    \* MERGEFORMAT</w:instrText>
+        </w:r>
+        <w:r>
+          <w:rPr>
+            <w:rFonts w:eastAsiaTheme="minorEastAsia" w:cs="Times New Roman"/>
+          </w:rPr>
+          <w:fldChar w:fldCharType="separate"/>
+        </w:r>
+        <w:r>
+          <w:rPr>
+            <w:rFonts w:asciiTheme="majorHAnsi" w:eastAsiaTheme="majorEastAsia" w:hAnsiTheme="majorHAnsi" w:cstheme="majorBidi"/>
+            <w:sz w:val="28"/>
+            <w:szCs w:val="28"/>
+          </w:rPr>
+          <w:t>2</w:t>
+        </w:r>
+        <w:r>
+          <w:rPr>
+            <w:rFonts w:asciiTheme="majorHAnsi" w:eastAsiaTheme="majorEastAsia" w:hAnsiTheme="majorHAnsi" w:cstheme="majorBidi"/>
+            <w:sz w:val="28"/>
+            <w:szCs w:val="28"/>
+          </w:rPr>
+          <w:fldChar w:fldCharType="end"/>
+        </w:r>
+        <w:r>
+          <w:rPr>
+            <w:rFonts w:asciiTheme="majorHAnsi" w:eastAsiaTheme="majorEastAsia" w:hAnsiTheme="majorHAnsi" w:cstheme="majorBidi"/>
+            <w:sz w:val="28"/>
+            <w:szCs w:val="28"/>
+          </w:rPr>
+          <w:t xml:space="preserve"> ~</w:t>
+        </w:r>
+      </w:p>
+    </w:sdtContent>
+  </w:sdt>
+  <w:p>
+    <w:pPr>
+      <w:pStyle w:val="llb"/>
+    </w:pPr>
+  </w:p>
+</w:ftr>
+</file>
+
+<file path=word/footnotes.xml><?xml version="1.0" encoding="utf-8"?>
+<w:footnotes xmlns:wpc="http://schemas.microsoft.com/office/word/2010/wordprocessingCanvas" xmlns:cx="http://schemas.microsoft.com/office/drawing/2014/chartex" xmlns:cx1="http://schemas.microsoft.com/office/drawing/2015/9/8/chartex" xmlns:cx2="http://schemas.microsoft.com/office/drawing/2015/10/21/chartex" xmlns:cx3="http://schemas.microsoft.com/office/drawing/2016/5/9/chartex" xmlns:cx4="http://schemas.microsoft.com/office/drawing/2016/5/10/chartex" xmlns:cx5="http://schemas.microsoft.com/office/drawing/2016/5/11/chartex" xmlns:cx6="http://schemas.microsoft.com/office/drawing/2016/5/12/chartex" xmlns:cx7="http://schemas.microsoft.com/office/drawing/2016/5/13/chartex" xmlns:cx8="http://schemas.microsoft.com/office/drawing/2016/5/14/chartex" xmlns:mc="http://schemas.openxmlformats.org/markup-compatibility/2006" xmlns:aink="http://schemas.microsoft.com/office/drawing/2016/ink" xmlns:am3d="http://schemas.microsoft.com/office/drawing/2017/model3d" xmlns:o="urn:schemas-microsoft-com:office:office" xmlns:oel="http://schemas.microsoft.com/office/2019/extlst" xmlns:r="http://schemas.openxmlformats.org/officeDocument/2006/relationships" xmlns:m="http://schemas.openxmlformats.org/officeDocument/2006/math" xmlns:v="urn:schemas-microsoft-com:vml" xmlns:wp14="http://schemas.microsoft.com/office/word/2010/wordprocessingDrawing" xmlns:wp="http://schemas.openxmlformats.org/drawingml/2006/wordprocessingDrawing" xmlns:w10="urn:schemas-microsoft-com:office:word" xmlns:w="http://schemas.openxmlformats.org/wordprocessingml/2006/main" xmlns:w14="http://schemas.microsoft.com/office/word/2010/wordml" xmlns:w15="http://schemas.microsoft.com/office/word/2012/wordml" xmlns:w16cex="http://schemas.microsoft.com/office/word/2018/wordml/cex" xmlns:w16cid="http://schemas.microsoft.com/office/word/2016/wordml/cid" xmlns:w16="http://schemas.microsoft.com/office/word/2018/wordml" xmlns:w16sdtdh="http://schemas.microsoft.com/office/word/2020/wordml/sdtdatahash" xmlns:w16se="http://schemas.microsoft.com/office/word/2015/wordml/symex" xmlns:wpg="http://schemas.microsoft.com/office/word/2010/wordprocessingGroup" xmlns:wpi="http://schemas.microsoft.com/office/word/2010/wordprocessingInk" xmlns:wne="http://schemas.microsoft.com/office/word/2006/wordml" xmlns:wps="http://schemas.microsoft.com/office/word/2010/wordprocessingShape" mc:Ignorable="w14 w15 w16se w16cid w16 w16cex w16sdtdh wp14">
+  <w:footnote w:type="separator" w:id="-1">
+    <w:p>
+      <w:pPr>
+        <w:spacing w:after="0" w:line="240" w:lineRule="auto"/>
+      </w:pPr>
+      <w:r>
+        <w:separator/>
+      </w:r>
+    </w:p>
+  </w:footnote>
+  <w:footnote w:type="continuationSeparator" w:id="0">
+    <w:p>
+      <w:pPr>
+        <w:spacing w:after="0" w:line="240" w:lineRule="auto"/>
+      </w:pPr>
+      <w:r>
+        <w:continuationSeparator/>
+      </w:r>
+    </w:p>
+  </w:footnote>
+</w:footnotes>
 </file>
 
 <file path=word/numbering.xml><?xml version="1.0" encoding="utf-8"?>
@@ -4374,7 +6176,7 @@
     <w:link w:val="Cmsor1Char"/>
     <w:uiPriority w:val="9"/>
     <w:qFormat/>
-    <w:rsid w:val="00FD39CB"/>
+    <w:rsid w:val="00A81FAC"/>
     <w:pPr>
       <w:keepNext/>
       <w:keepLines/>
@@ -4382,9 +6184,9 @@
       <w:outlineLvl w:val="0"/>
     </w:pPr>
     <w:rPr>
-      <w:rFonts w:asciiTheme="majorHAnsi" w:eastAsiaTheme="majorEastAsia" w:hAnsiTheme="majorHAnsi" w:cstheme="majorBidi"/>
-      <w:color w:val="0F4761" w:themeColor="accent1" w:themeShade="BF"/>
-      <w:sz w:val="40"/>
+      <w:rFonts w:ascii="Arial" w:eastAsiaTheme="majorEastAsia" w:hAnsi="Arial" w:cstheme="majorBidi"/>
+      <w:b/>
+      <w:sz w:val="32"/>
       <w:szCs w:val="40"/>
     </w:rPr>
   </w:style>
@@ -4394,10 +6196,9 @@
     <w:next w:val="Norml"/>
     <w:link w:val="Cmsor2Char"/>
     <w:uiPriority w:val="9"/>
-    <w:semiHidden/>
     <w:unhideWhenUsed/>
     <w:qFormat/>
-    <w:rsid w:val="00FD39CB"/>
+    <w:rsid w:val="00A81FAC"/>
     <w:pPr>
       <w:keepNext/>
       <w:keepLines/>
@@ -4405,9 +6206,9 @@
       <w:outlineLvl w:val="1"/>
     </w:pPr>
     <w:rPr>
-      <w:rFonts w:asciiTheme="majorHAnsi" w:eastAsiaTheme="majorEastAsia" w:hAnsiTheme="majorHAnsi" w:cstheme="majorBidi"/>
-      <w:color w:val="0F4761" w:themeColor="accent1" w:themeShade="BF"/>
-      <w:sz w:val="32"/>
+      <w:rFonts w:ascii="Arial" w:eastAsiaTheme="majorEastAsia" w:hAnsi="Arial" w:cstheme="majorBidi"/>
+      <w:b/>
+      <w:sz w:val="28"/>
       <w:szCs w:val="32"/>
     </w:rPr>
   </w:style>
@@ -4598,11 +6399,11 @@
     <w:basedOn w:val="Bekezdsalapbettpusa"/>
     <w:link w:val="Cmsor1"/>
     <w:uiPriority w:val="9"/>
-    <w:rsid w:val="00FD39CB"/>
+    <w:rsid w:val="00A81FAC"/>
     <w:rPr>
-      <w:rFonts w:asciiTheme="majorHAnsi" w:eastAsiaTheme="majorEastAsia" w:hAnsiTheme="majorHAnsi" w:cstheme="majorBidi"/>
-      <w:color w:val="0F4761" w:themeColor="accent1" w:themeShade="BF"/>
-      <w:sz w:val="40"/>
+      <w:rFonts w:ascii="Arial" w:eastAsiaTheme="majorEastAsia" w:hAnsi="Arial" w:cstheme="majorBidi"/>
+      <w:b/>
+      <w:sz w:val="32"/>
       <w:szCs w:val="40"/>
     </w:rPr>
   </w:style>
@@ -4611,12 +6412,11 @@
     <w:basedOn w:val="Bekezdsalapbettpusa"/>
     <w:link w:val="Cmsor2"/>
     <w:uiPriority w:val="9"/>
-    <w:semiHidden/>
-    <w:rsid w:val="00FD39CB"/>
+    <w:rsid w:val="00A81FAC"/>
     <w:rPr>
-      <w:rFonts w:asciiTheme="majorHAnsi" w:eastAsiaTheme="majorEastAsia" w:hAnsiTheme="majorHAnsi" w:cstheme="majorBidi"/>
-      <w:color w:val="0F4761" w:themeColor="accent1" w:themeShade="BF"/>
-      <w:sz w:val="32"/>
+      <w:rFonts w:ascii="Arial" w:eastAsiaTheme="majorEastAsia" w:hAnsi="Arial" w:cstheme="majorBidi"/>
+      <w:b/>
+      <w:sz w:val="28"/>
       <w:szCs w:val="32"/>
     </w:rPr>
   </w:style>
@@ -4887,13 +6687,100 @@
     <w:name w:val="Hyperlink"/>
     <w:basedOn w:val="Bekezdsalapbettpusa"/>
     <w:uiPriority w:val="99"/>
-    <w:semiHidden/>
     <w:unhideWhenUsed/>
     <w:rsid w:val="00330FF3"/>
     <w:rPr>
       <w:color w:val="0000FF"/>
       <w:u w:val="single"/>
     </w:rPr>
+  </w:style>
+  <w:style w:type="paragraph" w:styleId="lfej">
+    <w:name w:val="header"/>
+    <w:basedOn w:val="Norml"/>
+    <w:link w:val="lfejChar"/>
+    <w:uiPriority w:val="99"/>
+    <w:unhideWhenUsed/>
+    <w:rsid w:val="003D08FC"/>
+    <w:pPr>
+      <w:tabs>
+        <w:tab w:val="center" w:pos="4536"/>
+        <w:tab w:val="right" w:pos="9072"/>
+      </w:tabs>
+      <w:spacing w:after="0" w:line="240" w:lineRule="auto"/>
+    </w:pPr>
+  </w:style>
+  <w:style w:type="character" w:customStyle="1" w:styleId="lfejChar">
+    <w:name w:val="Élőfej Char"/>
+    <w:basedOn w:val="Bekezdsalapbettpusa"/>
+    <w:link w:val="lfej"/>
+    <w:uiPriority w:val="99"/>
+    <w:rsid w:val="003D08FC"/>
+  </w:style>
+  <w:style w:type="paragraph" w:styleId="llb">
+    <w:name w:val="footer"/>
+    <w:basedOn w:val="Norml"/>
+    <w:link w:val="llbChar"/>
+    <w:uiPriority w:val="99"/>
+    <w:unhideWhenUsed/>
+    <w:rsid w:val="003D08FC"/>
+    <w:pPr>
+      <w:tabs>
+        <w:tab w:val="center" w:pos="4536"/>
+        <w:tab w:val="right" w:pos="9072"/>
+      </w:tabs>
+      <w:spacing w:after="0" w:line="240" w:lineRule="auto"/>
+    </w:pPr>
+  </w:style>
+  <w:style w:type="character" w:customStyle="1" w:styleId="llbChar">
+    <w:name w:val="Élőláb Char"/>
+    <w:basedOn w:val="Bekezdsalapbettpusa"/>
+    <w:link w:val="llb"/>
+    <w:uiPriority w:val="99"/>
+    <w:rsid w:val="003D08FC"/>
+  </w:style>
+  <w:style w:type="paragraph" w:styleId="Tartalomjegyzkcmsora">
+    <w:name w:val="TOC Heading"/>
+    <w:basedOn w:val="Cmsor1"/>
+    <w:next w:val="Norml"/>
+    <w:uiPriority w:val="39"/>
+    <w:unhideWhenUsed/>
+    <w:qFormat/>
+    <w:rsid w:val="00A81FAC"/>
+    <w:pPr>
+      <w:spacing w:before="240" w:after="0"/>
+      <w:outlineLvl w:val="9"/>
+    </w:pPr>
+    <w:rPr>
+      <w:kern w:val="0"/>
+      <w:szCs w:val="32"/>
+      <w:lang w:eastAsia="hu-HU"/>
+      <w14:ligatures w14:val="none"/>
+    </w:rPr>
+  </w:style>
+  <w:style w:type="paragraph" w:styleId="TJ1">
+    <w:name w:val="toc 1"/>
+    <w:basedOn w:val="Norml"/>
+    <w:next w:val="Norml"/>
+    <w:autoRedefine/>
+    <w:uiPriority w:val="39"/>
+    <w:unhideWhenUsed/>
+    <w:rsid w:val="00A81FAC"/>
+    <w:pPr>
+      <w:spacing w:after="100"/>
+    </w:pPr>
+  </w:style>
+  <w:style w:type="paragraph" w:styleId="TJ2">
+    <w:name w:val="toc 2"/>
+    <w:basedOn w:val="Norml"/>
+    <w:next w:val="Norml"/>
+    <w:autoRedefine/>
+    <w:uiPriority w:val="39"/>
+    <w:unhideWhenUsed/>
+    <w:rsid w:val="00A81FAC"/>
+    <w:pPr>
+      <w:spacing w:after="100"/>
+      <w:ind w:left="220"/>
+    </w:pPr>
   </w:style>
 </w:styles>
 </file>

--- a/docs/Bellora dokumentacio.docx
+++ b/docs/Bellora dokumentacio.docx
@@ -11,6 +11,7 @@
           <w:szCs w:val="48"/>
         </w:rPr>
       </w:pPr>
+      <w:proofErr w:type="spellStart"/>
       <w:r>
         <w:rPr>
           <w:rFonts w:ascii="Eras Medium ITC" w:hAnsi="Eras Medium ITC"/>
@@ -19,9 +20,19 @@
         </w:rPr>
         <w:t>Bellora</w:t>
       </w:r>
+      <w:proofErr w:type="spellEnd"/>
     </w:p>
     <w:sdt>
       <w:sdtPr>
+        <w:rPr>
+          <w:rFonts w:asciiTheme="minorHAnsi" w:eastAsiaTheme="minorHAnsi" w:hAnsiTheme="minorHAnsi" w:cstheme="minorBidi"/>
+          <w:b w:val="0"/>
+          <w:kern w:val="2"/>
+          <w:sz w:val="22"/>
+          <w:szCs w:val="22"/>
+          <w:lang w:eastAsia="en-US"/>
+          <w14:ligatures w14:val="standardContextual"/>
+        </w:rPr>
         <w:id w:val="-1873138789"/>
         <w:docPartObj>
           <w:docPartGallery w:val="Table of Contents"/>
@@ -30,13 +41,7 @@
       </w:sdtPr>
       <w:sdtEndPr>
         <w:rPr>
-          <w:rFonts w:asciiTheme="minorHAnsi" w:eastAsiaTheme="minorHAnsi" w:hAnsiTheme="minorHAnsi" w:cstheme="minorBidi"/>
-          <w:bCs/>
-          <w:kern w:val="2"/>
-          <w:sz w:val="22"/>
-          <w:szCs w:val="22"/>
-          <w:lang w:eastAsia="en-US"/>
-          <w14:ligatures w14:val="standardContextual"/>
+          <w:bCs/>
         </w:rPr>
       </w:sdtEndPr>
       <w:sdtContent>
@@ -1805,11 +1810,23 @@
     <w:p>
       <w:pPr>
         <w:pStyle w:val="Cmsor1"/>
+      </w:pPr>
+      <w:bookmarkStart w:id="0" w:name="_Toc221618917"/>
+      <w:r>
+        <w:t>Telepítési útmutató:</w:t>
+      </w:r>
+    </w:p>
+    <w:p/>
+    <w:p/>
+    <w:p/>
+    <w:p/>
+    <w:p>
+      <w:pPr>
+        <w:pStyle w:val="Cmsor1"/>
         <w:rPr>
           <w:rFonts w:ascii="Eras Medium ITC" w:hAnsi="Eras Medium ITC"/>
         </w:rPr>
       </w:pPr>
-      <w:bookmarkStart w:id="0" w:name="_Toc221618917"/>
       <w:r>
         <w:t>1. Oldalak</w:t>
       </w:r>
@@ -1824,7 +1841,15 @@
       </w:pPr>
       <w:bookmarkStart w:id="1" w:name="_Toc221618918"/>
       <w:r>
-        <w:t>a) Landing Page</w:t>
+        <w:t xml:space="preserve">a) </w:t>
+      </w:r>
+      <w:proofErr w:type="spellStart"/>
+      <w:r>
+        <w:t>Landing</w:t>
+      </w:r>
+      <w:proofErr w:type="spellEnd"/>
+      <w:r>
+        <w:t xml:space="preserve"> Page</w:t>
       </w:r>
       <w:bookmarkEnd w:id="1"/>
     </w:p>
@@ -1848,8 +1873,20 @@
           <w:sz w:val="24"/>
           <w:szCs w:val="24"/>
         </w:rPr>
-        <w:t>Regisztráció/Bejelentkezés Popup</w:t>
-      </w:r>
+        <w:t xml:space="preserve">Regisztráció/Bejelentkezés </w:t>
+      </w:r>
+      <w:proofErr w:type="spellStart"/>
+      <w:r>
+        <w:rPr>
+          <w:rFonts w:ascii="Arial" w:hAnsi="Arial" w:cs="Arial"/>
+          <w:b/>
+          <w:bCs/>
+          <w:sz w:val="24"/>
+          <w:szCs w:val="24"/>
+        </w:rPr>
+        <w:t>Popup</w:t>
+      </w:r>
+      <w:proofErr w:type="spellEnd"/>
       <w:r>
         <w:rPr>
           <w:rFonts w:ascii="Arial" w:hAnsi="Arial" w:cs="Arial"/>
@@ -1861,13 +1898,31 @@
     </w:p>
     <w:p>
       <w:pPr>
+        <w:numPr>
+          <w:ilvl w:val="0"/>
+          <w:numId w:val="4"/>
+        </w:numPr>
+        <w:rPr>
+          <w:rFonts w:ascii="Arial" w:hAnsi="Arial" w:cs="Arial"/>
+          <w:sz w:val="24"/>
+          <w:szCs w:val="24"/>
+        </w:rPr>
+      </w:pPr>
+    </w:p>
+    <w:p>
+      <w:pPr>
         <w:pStyle w:val="Cmsor2"/>
       </w:pPr>
       <w:bookmarkStart w:id="2" w:name="_Toc221618919"/>
       <w:r>
-        <w:t>b) Admin</w:t>
+        <w:t xml:space="preserve">b) </w:t>
+      </w:r>
+      <w:proofErr w:type="spellStart"/>
+      <w:r>
+        <w:t>Admin</w:t>
       </w:r>
       <w:bookmarkEnd w:id="2"/>
+      <w:proofErr w:type="spellEnd"/>
     </w:p>
     <w:p>
       <w:pPr>
@@ -1897,7 +1952,25 @@
           <w:sz w:val="24"/>
           <w:szCs w:val="24"/>
         </w:rPr>
-        <w:t>: Az adminisztrátor megtekintheti a felhasználók teljes listáját, szerkesztheti a profilokat (pl. név, email, szerepkör), törölheti a fiókokat, vagy ideiglenesen blokkolhatja azokat. Támogatja a felhasználói szerepkörök (pl. normál felhasználó, admin) kezelését és a tevékenységnapló megtekintését.</w:t>
+        <w:t xml:space="preserve">: Az adminisztrátor megtekintheti a felhasználók teljes listáját, szerkesztheti a profilokat (pl. név, email, szerepkör), törölheti a fiókokat, vagy ideiglenesen blokkolhatja azokat. Támogatja a felhasználói szerepkörök (pl. normál felhasználó, </w:t>
+      </w:r>
+      <w:proofErr w:type="spellStart"/>
+      <w:r>
+        <w:rPr>
+          <w:rFonts w:ascii="Arial" w:hAnsi="Arial" w:cs="Arial"/>
+          <w:sz w:val="24"/>
+          <w:szCs w:val="24"/>
+        </w:rPr>
+        <w:t>admin</w:t>
+      </w:r>
+      <w:proofErr w:type="spellEnd"/>
+      <w:r>
+        <w:rPr>
+          <w:rFonts w:ascii="Arial" w:hAnsi="Arial" w:cs="Arial"/>
+          <w:sz w:val="24"/>
+          <w:szCs w:val="24"/>
+        </w:rPr>
+        <w:t>) kezelését és a tevékenységnapló megtekintését.</w:t>
       </w:r>
     </w:p>
     <w:p>
@@ -1969,7 +2042,25 @@
           <w:sz w:val="24"/>
           <w:szCs w:val="24"/>
         </w:rPr>
-        <w:t>: Minden kategóriának külön szekciója van, amelyben a termékeket rövid leírással, képekkel és árakkal jeleníti meg. A szekciók között görgethető vagy tab-alapú navigáció biztosított.</w:t>
+        <w:t xml:space="preserve">: Minden kategóriának külön szekciója van, amelyben a termékeket rövid leírással, képekkel és árakkal jeleníti meg. A szekciók között görgethető vagy </w:t>
+      </w:r>
+      <w:proofErr w:type="spellStart"/>
+      <w:r>
+        <w:rPr>
+          <w:rFonts w:ascii="Arial" w:hAnsi="Arial" w:cs="Arial"/>
+          <w:sz w:val="24"/>
+          <w:szCs w:val="24"/>
+        </w:rPr>
+        <w:t>tab</w:t>
+      </w:r>
+      <w:proofErr w:type="spellEnd"/>
+      <w:r>
+        <w:rPr>
+          <w:rFonts w:ascii="Arial" w:hAnsi="Arial" w:cs="Arial"/>
+          <w:sz w:val="24"/>
+          <w:szCs w:val="24"/>
+        </w:rPr>
+        <w:t>-alapú navigáció biztosított.</w:t>
       </w:r>
     </w:p>
     <w:p>
@@ -2000,7 +2091,25 @@
           <w:sz w:val="24"/>
           <w:szCs w:val="24"/>
         </w:rPr>
-        <w:t>: Részletes szűrési lehetőségeket kínál, beleértve az ársávot (pl. 0-5000 Ft, 5000-10000 Ft), értékelést (pl. 4 csillag felett), és elérhetőséget (raktáron/nincs raktáron). A szűrők alkalmazása után a találatok azonnal frissülnek.</w:t>
+        <w:t xml:space="preserve">: Részletes szűrési lehetőségeket kínál, beleértve az </w:t>
+      </w:r>
+      <w:proofErr w:type="spellStart"/>
+      <w:r>
+        <w:rPr>
+          <w:rFonts w:ascii="Arial" w:hAnsi="Arial" w:cs="Arial"/>
+          <w:sz w:val="24"/>
+          <w:szCs w:val="24"/>
+        </w:rPr>
+        <w:t>ársávot</w:t>
+      </w:r>
+      <w:proofErr w:type="spellEnd"/>
+      <w:r>
+        <w:rPr>
+          <w:rFonts w:ascii="Arial" w:hAnsi="Arial" w:cs="Arial"/>
+          <w:sz w:val="24"/>
+          <w:szCs w:val="24"/>
+        </w:rPr>
+        <w:t xml:space="preserve"> (pl. 0-5000 Ft, 5000-10000 Ft), értékelést (pl. 4 csillag felett), és elérhetőséget (raktáron/nincs raktáron). A szűrők alkalmazása után a találatok azonnal frissülnek.</w:t>
       </w:r>
     </w:p>
     <w:p>
@@ -2031,7 +2140,34 @@
           <w:sz w:val="24"/>
           <w:szCs w:val="24"/>
         </w:rPr>
-        <w:t>A bejelentkezés során ellenőrzi a felhasználói adatokat egy biztonságos szerveroldali hitelesítési folyamattal. A regisztrációhoz email-ellenőrzés szükséges (aktíválási link), valamint a jelszó erősségét ellenőrzi. Kínál "Maradj bejelentkezve" opciót, és egy kijelentkezés funkciót a profilból.</w:t>
+        <w:t xml:space="preserve">A bejelentkezés során ellenőrzi a felhasználói adatokat egy biztonságos szerveroldali hitelesítési folyamattal. A regisztrációhoz email-ellenőrzés </w:t>
+      </w:r>
+      <w:r>
+        <w:rPr>
+          <w:rFonts w:ascii="Arial" w:hAnsi="Arial" w:cs="Arial"/>
+          <w:sz w:val="24"/>
+          <w:szCs w:val="24"/>
+        </w:rPr>
+        <w:lastRenderedPageBreak/>
+        <w:t>szükséges (</w:t>
+      </w:r>
+      <w:proofErr w:type="spellStart"/>
+      <w:r>
+        <w:rPr>
+          <w:rFonts w:ascii="Arial" w:hAnsi="Arial" w:cs="Arial"/>
+          <w:sz w:val="24"/>
+          <w:szCs w:val="24"/>
+        </w:rPr>
+        <w:t>aktíválási</w:t>
+      </w:r>
+      <w:proofErr w:type="spellEnd"/>
+      <w:r>
+        <w:rPr>
+          <w:rFonts w:ascii="Arial" w:hAnsi="Arial" w:cs="Arial"/>
+          <w:sz w:val="24"/>
+          <w:szCs w:val="24"/>
+        </w:rPr>
+        <w:t xml:space="preserve"> link), valamint a jelszó erősségét ellenőrzi. Kínál "Maradj bejelentkezve" opciót, és egy kijelentkezés funkciót a profilból.</w:t>
       </w:r>
     </w:p>
     <w:p>
@@ -2095,7 +2231,6 @@
           <w:sz w:val="24"/>
           <w:szCs w:val="24"/>
         </w:rPr>
-        <w:lastRenderedPageBreak/>
         <w:t>Kép Feltöltése</w:t>
       </w:r>
       <w:r>
@@ -2216,7 +2351,25 @@
           <w:sz w:val="24"/>
           <w:szCs w:val="24"/>
         </w:rPr>
-        <w:t>: Részletes áttekintést ad a leadott rendelésekről, beleértve a rendelés állapotát (pl. feldolgozás alatt, kiszállításra vár), szállítási dátumot és nyomonkövetési linket.</w:t>
+        <w:t xml:space="preserve">: Részletes áttekintést ad a leadott rendelésekről, beleértve a rendelés állapotát (pl. feldolgozás alatt, kiszállításra vár), szállítási dátumot és </w:t>
+      </w:r>
+      <w:proofErr w:type="spellStart"/>
+      <w:r>
+        <w:rPr>
+          <w:rFonts w:ascii="Arial" w:hAnsi="Arial" w:cs="Arial"/>
+          <w:sz w:val="24"/>
+          <w:szCs w:val="24"/>
+        </w:rPr>
+        <w:t>nyomonkövetési</w:t>
+      </w:r>
+      <w:proofErr w:type="spellEnd"/>
+      <w:r>
+        <w:rPr>
+          <w:rFonts w:ascii="Arial" w:hAnsi="Arial" w:cs="Arial"/>
+          <w:sz w:val="24"/>
+          <w:szCs w:val="24"/>
+        </w:rPr>
+        <w:t xml:space="preserve"> linket.</w:t>
       </w:r>
     </w:p>
     <w:p>
@@ -2350,7 +2503,25 @@
           <w:sz w:val="24"/>
           <w:szCs w:val="24"/>
         </w:rPr>
-        <w:t>: Lehetővé teszi egyedi árajánlat kérést egy adott termékre vagy szolgáltatásra, ahol a felhasználó megadhatja a kívánt mennyiséget és szállítási igényeket. Az admin válaszol az ajánlattal.</w:t>
+        <w:t xml:space="preserve">: Lehetővé teszi egyedi árajánlat kérést egy adott termékre vagy szolgáltatásra, ahol a felhasználó megadhatja a kívánt mennyiséget és szállítási igényeket. Az </w:t>
+      </w:r>
+      <w:proofErr w:type="spellStart"/>
+      <w:r>
+        <w:rPr>
+          <w:rFonts w:ascii="Arial" w:hAnsi="Arial" w:cs="Arial"/>
+          <w:sz w:val="24"/>
+          <w:szCs w:val="24"/>
+        </w:rPr>
+        <w:t>admin</w:t>
+      </w:r>
+      <w:proofErr w:type="spellEnd"/>
+      <w:r>
+        <w:rPr>
+          <w:rFonts w:ascii="Arial" w:hAnsi="Arial" w:cs="Arial"/>
+          <w:sz w:val="24"/>
+          <w:szCs w:val="24"/>
+        </w:rPr>
+        <w:t xml:space="preserve"> válaszol az ajánlattal.</w:t>
       </w:r>
     </w:p>
     <w:p>
@@ -2377,9 +2548,14 @@
       <w:bookmarkStart w:id="8" w:name="_Toc221618925"/>
       <w:r>
         <w:lastRenderedPageBreak/>
-        <w:t>2. Navbar</w:t>
+        <w:t xml:space="preserve">2. </w:t>
+      </w:r>
+      <w:proofErr w:type="spellStart"/>
+      <w:r>
+        <w:t>Navbar</w:t>
       </w:r>
       <w:bookmarkEnd w:id="8"/>
+      <w:proofErr w:type="spellEnd"/>
     </w:p>
     <w:p>
       <w:pPr>
@@ -2409,7 +2585,25 @@
           <w:sz w:val="24"/>
           <w:szCs w:val="24"/>
         </w:rPr>
-        <w:t>Direkt linkeket biztosít a bejelentkezési és regisztrációs űrlapokra. Bejelentkezett felhasználók esetén dropdown menüt jelenít meg a profil megtekintéséhez, rendelésekhez és kijelentkezéshez.</w:t>
+        <w:t xml:space="preserve">Direkt linkeket biztosít a bejelentkezési és regisztrációs űrlapokra. Bejelentkezett felhasználók esetén </w:t>
+      </w:r>
+      <w:proofErr w:type="spellStart"/>
+      <w:r>
+        <w:rPr>
+          <w:rFonts w:ascii="Arial" w:hAnsi="Arial" w:cs="Arial"/>
+          <w:sz w:val="24"/>
+          <w:szCs w:val="24"/>
+        </w:rPr>
+        <w:t>dropdown</w:t>
+      </w:r>
+      <w:proofErr w:type="spellEnd"/>
+      <w:r>
+        <w:rPr>
+          <w:rFonts w:ascii="Arial" w:hAnsi="Arial" w:cs="Arial"/>
+          <w:sz w:val="24"/>
+          <w:szCs w:val="24"/>
+        </w:rPr>
+        <w:t xml:space="preserve"> menüt jelenít meg a profil megtekintéséhez, rendelésekhez és kijelentkezéshez.</w:t>
       </w:r>
     </w:p>
     <w:p>
@@ -2597,8 +2791,20 @@
           <w:sz w:val="24"/>
           <w:szCs w:val="24"/>
         </w:rPr>
-        <w:t>Sport és Fitness</w:t>
-      </w:r>
+        <w:t xml:space="preserve">Sport és </w:t>
+      </w:r>
+      <w:proofErr w:type="spellStart"/>
+      <w:r>
+        <w:rPr>
+          <w:rFonts w:ascii="Arial" w:hAnsi="Arial" w:cs="Arial"/>
+          <w:b/>
+          <w:bCs/>
+          <w:sz w:val="24"/>
+          <w:szCs w:val="24"/>
+        </w:rPr>
+        <w:t>Fitness</w:t>
+      </w:r>
+      <w:proofErr w:type="spellEnd"/>
       <w:r>
         <w:rPr>
           <w:rFonts w:ascii="Arial" w:hAnsi="Arial" w:cs="Arial"/>
@@ -2680,6 +2886,69 @@
         </w:rPr>
         <w:t>Kínál egy keresősávot, amely automatikusan javaslatokat ad a korábbi keresések és népszerű termékek alapján. Támogatja a fejlett keresést kategóriákra, árra és kulcsszavakra szűrve, valamint a találatok relevancia szerinti rendezését.</w:t>
       </w:r>
+    </w:p>
+    <w:p>
+      <w:pPr>
+        <w:pStyle w:val="Cmsor1"/>
+      </w:pPr>
+      <w:r>
+        <w:lastRenderedPageBreak/>
+        <w:t>3</w:t>
+      </w:r>
+      <w:r>
+        <w:t xml:space="preserve">. </w:t>
+      </w:r>
+      <w:r>
+        <w:t>Adatbázis</w:t>
+      </w:r>
+    </w:p>
+    <w:p>
+      <w:r>
+        <w:drawing>
+          <wp:inline distT="0" distB="0" distL="0" distR="0" wp14:anchorId="2FD6D778" wp14:editId="43E87B98">
+            <wp:extent cx="5760720" cy="3023235"/>
+            <wp:effectExtent l="0" t="0" r="0" b="5715"/>
+            <wp:docPr id="1" name="Kép 1"/>
+            <wp:cNvGraphicFramePr>
+              <a:graphicFrameLocks xmlns:a="http://schemas.openxmlformats.org/drawingml/2006/main" noChangeAspect="1"/>
+            </wp:cNvGraphicFramePr>
+            <a:graphic xmlns:a="http://schemas.openxmlformats.org/drawingml/2006/main">
+              <a:graphicData uri="http://schemas.openxmlformats.org/drawingml/2006/picture">
+                <pic:pic xmlns:pic="http://schemas.openxmlformats.org/drawingml/2006/picture">
+                  <pic:nvPicPr>
+                    <pic:cNvPr id="1" name=""/>
+                    <pic:cNvPicPr/>
+                  </pic:nvPicPr>
+                  <pic:blipFill>
+                    <a:blip r:embed="rId8"/>
+                    <a:stretch>
+                      <a:fillRect/>
+                    </a:stretch>
+                  </pic:blipFill>
+                  <pic:spPr>
+                    <a:xfrm>
+                      <a:off x="0" y="0"/>
+                      <a:ext cx="5760720" cy="3023235"/>
+                    </a:xfrm>
+                    <a:prstGeom prst="rect">
+                      <a:avLst/>
+                    </a:prstGeom>
+                  </pic:spPr>
+                </pic:pic>
+              </a:graphicData>
+            </a:graphic>
+          </wp:inline>
+        </w:drawing>
+      </w:r>
+    </w:p>
+    <w:p>
+      <w:pPr>
+        <w:rPr>
+          <w:rFonts w:ascii="Arial" w:hAnsi="Arial" w:cs="Arial"/>
+          <w:sz w:val="24"/>
+          <w:szCs w:val="24"/>
+        </w:rPr>
+      </w:pPr>
     </w:p>
     <w:p>
       <w:pPr>
@@ -2754,8 +3023,39 @@
           <w:sz w:val="24"/>
           <w:szCs w:val="24"/>
         </w:rPr>
-        <w:t>Fixed navigation, új logo</w:t>
-      </w:r>
+        <w:t xml:space="preserve">Fixed </w:t>
+      </w:r>
+      <w:proofErr w:type="spellStart"/>
+      <w:r>
+        <w:rPr>
+          <w:b/>
+          <w:bCs/>
+          <w:sz w:val="24"/>
+          <w:szCs w:val="24"/>
+        </w:rPr>
+        <w:t>navigation</w:t>
+      </w:r>
+      <w:proofErr w:type="spellEnd"/>
+      <w:r>
+        <w:rPr>
+          <w:b/>
+          <w:bCs/>
+          <w:sz w:val="24"/>
+          <w:szCs w:val="24"/>
+        </w:rPr>
+        <w:t xml:space="preserve">, új </w:t>
+      </w:r>
+      <w:proofErr w:type="spellStart"/>
+      <w:r>
+        <w:rPr>
+          <w:b/>
+          <w:bCs/>
+          <w:sz w:val="24"/>
+          <w:szCs w:val="24"/>
+        </w:rPr>
+        <w:t>logo</w:t>
+      </w:r>
+      <w:proofErr w:type="spellEnd"/>
       <w:r>
         <w:rPr>
           <w:sz w:val="24"/>
@@ -2778,7 +3078,23 @@
           <w:szCs w:val="24"/>
         </w:rPr>
         <w:br/>
-        <w:t>A navigációs sáv (navbar) véglegesítése, rögzített (fixed) pozícióba helyezése a képernyő tetején, valamint az új, frissített logó beillesztése. Valószínűleg ez már a végső kinézethez közeli állapot.</w:t>
+        <w:t>A navigációs sáv (</w:t>
+      </w:r>
+      <w:proofErr w:type="spellStart"/>
+      <w:r>
+        <w:rPr>
+          <w:sz w:val="24"/>
+          <w:szCs w:val="24"/>
+        </w:rPr>
+        <w:t>navbar</w:t>
+      </w:r>
+      <w:proofErr w:type="spellEnd"/>
+      <w:r>
+        <w:rPr>
+          <w:sz w:val="24"/>
+          <w:szCs w:val="24"/>
+        </w:rPr>
+        <w:t>) véglegesítése, rögzített (fixed) pozícióba helyezése a képernyő tetején, valamint az új, frissített logó beillesztése. Valószínűleg ez már a végső kinézethez közeli állapot.</w:t>
       </w:r>
     </w:p>
     <w:p>
@@ -2812,15 +3128,37 @@
         </w:rPr>
         <w:br/>
       </w:r>
-      <w:r>
-        <w:rPr>
-          <w:b/>
-          <w:bCs/>
-          <w:sz w:val="24"/>
-          <w:szCs w:val="24"/>
-        </w:rPr>
-        <w:t>Navbar, homepage, item</w:t>
-      </w:r>
+      <w:proofErr w:type="spellStart"/>
+      <w:r>
+        <w:rPr>
+          <w:b/>
+          <w:bCs/>
+          <w:sz w:val="24"/>
+          <w:szCs w:val="24"/>
+        </w:rPr>
+        <w:t>Navbar</w:t>
+      </w:r>
+      <w:proofErr w:type="spellEnd"/>
+      <w:r>
+        <w:rPr>
+          <w:b/>
+          <w:bCs/>
+          <w:sz w:val="24"/>
+          <w:szCs w:val="24"/>
+        </w:rPr>
+        <w:t xml:space="preserve">, homepage, </w:t>
+      </w:r>
+      <w:proofErr w:type="spellStart"/>
+      <w:r>
+        <w:rPr>
+          <w:b/>
+          <w:bCs/>
+          <w:sz w:val="24"/>
+          <w:szCs w:val="24"/>
+        </w:rPr>
+        <w:t>item</w:t>
+      </w:r>
+      <w:proofErr w:type="spellEnd"/>
       <w:r>
         <w:rPr>
           <w:sz w:val="24"/>
@@ -2843,7 +3181,39 @@
           <w:szCs w:val="24"/>
         </w:rPr>
         <w:br/>
-        <w:t>A navigációs sáv (navbar) alapjainak kidolgozása, a kezdőlap (homepage) struktúrájának létrehozása, valamint az egyes elemek (itemek) megjelenítésének kezdeti implementálása.</w:t>
+        <w:t>A navigációs sáv (</w:t>
+      </w:r>
+      <w:proofErr w:type="spellStart"/>
+      <w:r>
+        <w:rPr>
+          <w:sz w:val="24"/>
+          <w:szCs w:val="24"/>
+        </w:rPr>
+        <w:t>navbar</w:t>
+      </w:r>
+      <w:proofErr w:type="spellEnd"/>
+      <w:r>
+        <w:rPr>
+          <w:sz w:val="24"/>
+          <w:szCs w:val="24"/>
+        </w:rPr>
+        <w:t>) alapjainak kidolgozása, a kezdőlap (homepage) struktúrájának létrehozása, valamint az egyes elemek (</w:t>
+      </w:r>
+      <w:proofErr w:type="spellStart"/>
+      <w:r>
+        <w:rPr>
+          <w:sz w:val="24"/>
+          <w:szCs w:val="24"/>
+        </w:rPr>
+        <w:t>itemek</w:t>
+      </w:r>
+      <w:proofErr w:type="spellEnd"/>
+      <w:r>
+        <w:rPr>
+          <w:sz w:val="24"/>
+          <w:szCs w:val="24"/>
+        </w:rPr>
+        <w:t>) megjelenítésének kezdeti implementálása.</w:t>
       </w:r>
     </w:p>
     <w:p>
@@ -2883,15 +3253,97 @@
         </w:rPr>
         <w:br/>
       </w:r>
-      <w:r>
-        <w:rPr>
-          <w:b/>
-          <w:bCs/>
-          <w:sz w:val="24"/>
-          <w:szCs w:val="24"/>
-        </w:rPr>
-        <w:t>Category, file upload functions, item upload</w:t>
-      </w:r>
+      <w:proofErr w:type="spellStart"/>
+      <w:r>
+        <w:rPr>
+          <w:b/>
+          <w:bCs/>
+          <w:sz w:val="24"/>
+          <w:szCs w:val="24"/>
+        </w:rPr>
+        <w:t>Category</w:t>
+      </w:r>
+      <w:proofErr w:type="spellEnd"/>
+      <w:r>
+        <w:rPr>
+          <w:b/>
+          <w:bCs/>
+          <w:sz w:val="24"/>
+          <w:szCs w:val="24"/>
+        </w:rPr>
+        <w:t xml:space="preserve">, file </w:t>
+      </w:r>
+      <w:proofErr w:type="spellStart"/>
+      <w:r>
+        <w:rPr>
+          <w:b/>
+          <w:bCs/>
+          <w:sz w:val="24"/>
+          <w:szCs w:val="24"/>
+        </w:rPr>
+        <w:t>upload</w:t>
+      </w:r>
+      <w:proofErr w:type="spellEnd"/>
+      <w:r>
+        <w:rPr>
+          <w:b/>
+          <w:bCs/>
+          <w:sz w:val="24"/>
+          <w:szCs w:val="24"/>
+        </w:rPr>
+        <w:t xml:space="preserve"> </w:t>
+      </w:r>
+      <w:proofErr w:type="spellStart"/>
+      <w:r>
+        <w:rPr>
+          <w:b/>
+          <w:bCs/>
+          <w:sz w:val="24"/>
+          <w:szCs w:val="24"/>
+        </w:rPr>
+        <w:t>functions</w:t>
+      </w:r>
+      <w:proofErr w:type="spellEnd"/>
+      <w:r>
+        <w:rPr>
+          <w:b/>
+          <w:bCs/>
+          <w:sz w:val="24"/>
+          <w:szCs w:val="24"/>
+        </w:rPr>
+        <w:t xml:space="preserve">, </w:t>
+      </w:r>
+      <w:proofErr w:type="spellStart"/>
+      <w:r>
+        <w:rPr>
+          <w:b/>
+          <w:bCs/>
+          <w:sz w:val="24"/>
+          <w:szCs w:val="24"/>
+        </w:rPr>
+        <w:t>item</w:t>
+      </w:r>
+      <w:proofErr w:type="spellEnd"/>
+      <w:r>
+        <w:rPr>
+          <w:b/>
+          <w:bCs/>
+          <w:sz w:val="24"/>
+          <w:szCs w:val="24"/>
+        </w:rPr>
+        <w:t xml:space="preserve"> </w:t>
+      </w:r>
+      <w:proofErr w:type="spellStart"/>
+      <w:r>
+        <w:rPr>
+          <w:b/>
+          <w:bCs/>
+          <w:sz w:val="24"/>
+          <w:szCs w:val="24"/>
+        </w:rPr>
+        <w:t>upload</w:t>
+      </w:r>
+      <w:proofErr w:type="spellEnd"/>
       <w:r>
         <w:rPr>
           <w:sz w:val="24"/>
@@ -2914,7 +3366,71 @@
           <w:szCs w:val="24"/>
         </w:rPr>
         <w:br/>
-        <w:t>Kategóriák (category) rendszerének bevezetése, fájlfeltöltési funkciók (file upload) kidolgozása mind kategóriákhoz, mind egyes elemekhez (item upload). Ez már a tartalomkezelés és feltöltés alapvető funkcionalitását jelenti.</w:t>
+        <w:t>Kategóriák (</w:t>
+      </w:r>
+      <w:proofErr w:type="spellStart"/>
+      <w:r>
+        <w:rPr>
+          <w:sz w:val="24"/>
+          <w:szCs w:val="24"/>
+        </w:rPr>
+        <w:t>category</w:t>
+      </w:r>
+      <w:proofErr w:type="spellEnd"/>
+      <w:r>
+        <w:rPr>
+          <w:sz w:val="24"/>
+          <w:szCs w:val="24"/>
+        </w:rPr>
+        <w:t xml:space="preserve">) rendszerének bevezetése, fájlfeltöltési funkciók (file </w:t>
+      </w:r>
+      <w:proofErr w:type="spellStart"/>
+      <w:r>
+        <w:rPr>
+          <w:sz w:val="24"/>
+          <w:szCs w:val="24"/>
+        </w:rPr>
+        <w:t>upload</w:t>
+      </w:r>
+      <w:proofErr w:type="spellEnd"/>
+      <w:r>
+        <w:rPr>
+          <w:sz w:val="24"/>
+          <w:szCs w:val="24"/>
+        </w:rPr>
+        <w:t>) kidolgozása mind kategóriákhoz, mind egyes elemekhez (</w:t>
+      </w:r>
+      <w:proofErr w:type="spellStart"/>
+      <w:r>
+        <w:rPr>
+          <w:sz w:val="24"/>
+          <w:szCs w:val="24"/>
+        </w:rPr>
+        <w:t>item</w:t>
+      </w:r>
+      <w:proofErr w:type="spellEnd"/>
+      <w:r>
+        <w:rPr>
+          <w:sz w:val="24"/>
+          <w:szCs w:val="24"/>
+        </w:rPr>
+        <w:t xml:space="preserve"> </w:t>
+      </w:r>
+      <w:proofErr w:type="spellStart"/>
+      <w:r>
+        <w:rPr>
+          <w:sz w:val="24"/>
+          <w:szCs w:val="24"/>
+        </w:rPr>
+        <w:t>upload</w:t>
+      </w:r>
+      <w:proofErr w:type="spellEnd"/>
+      <w:r>
+        <w:rPr>
+          <w:sz w:val="24"/>
+          <w:szCs w:val="24"/>
+        </w:rPr>
+        <w:t>). Ez már a tartalomkezelés és feltöltés alapvető funkcionalitását jelenti.</w:t>
       </w:r>
     </w:p>
     <w:p>
@@ -2979,7 +3495,39 @@
           <w:szCs w:val="24"/>
         </w:rPr>
         <w:br/>
-        <w:t>Frontend és backend közötti hibák javítása, szinkronizálás, valószínűleg sok kisebb bugfix és optimalizálás történt ebben a commitban.</w:t>
+        <w:t xml:space="preserve">Frontend és backend közötti hibák javítása, szinkronizálás, valószínűleg sok kisebb </w:t>
+      </w:r>
+      <w:proofErr w:type="spellStart"/>
+      <w:r>
+        <w:rPr>
+          <w:sz w:val="24"/>
+          <w:szCs w:val="24"/>
+        </w:rPr>
+        <w:t>bugfix</w:t>
+      </w:r>
+      <w:proofErr w:type="spellEnd"/>
+      <w:r>
+        <w:rPr>
+          <w:sz w:val="24"/>
+          <w:szCs w:val="24"/>
+        </w:rPr>
+        <w:t xml:space="preserve"> és optimalizálás történt ebben a </w:t>
+      </w:r>
+      <w:proofErr w:type="spellStart"/>
+      <w:r>
+        <w:rPr>
+          <w:sz w:val="24"/>
+          <w:szCs w:val="24"/>
+        </w:rPr>
+        <w:t>commitban</w:t>
+      </w:r>
+      <w:proofErr w:type="spellEnd"/>
+      <w:r>
+        <w:rPr>
+          <w:sz w:val="24"/>
+          <w:szCs w:val="24"/>
+        </w:rPr>
+        <w:t>.</w:t>
       </w:r>
     </w:p>
     <w:p>
@@ -3012,9 +3560,40 @@
           <w:szCs w:val="24"/>
         </w:rPr>
         <w:br/>
-        <w:t xml:space="preserve">Merge branch 'main' of </w:t>
-      </w:r>
-      <w:hyperlink r:id="rId8" w:tgtFrame="_blank" w:history="1">
+      </w:r>
+      <w:proofErr w:type="spellStart"/>
+      <w:r>
+        <w:rPr>
+          <w:sz w:val="24"/>
+          <w:szCs w:val="24"/>
+        </w:rPr>
+        <w:t>Merge</w:t>
+      </w:r>
+      <w:proofErr w:type="spellEnd"/>
+      <w:r>
+        <w:rPr>
+          <w:sz w:val="24"/>
+          <w:szCs w:val="24"/>
+        </w:rPr>
+        <w:t xml:space="preserve"> </w:t>
+      </w:r>
+      <w:proofErr w:type="spellStart"/>
+      <w:r>
+        <w:rPr>
+          <w:sz w:val="24"/>
+          <w:szCs w:val="24"/>
+        </w:rPr>
+        <w:t>branch</w:t>
+      </w:r>
+      <w:proofErr w:type="spellEnd"/>
+      <w:r>
+        <w:rPr>
+          <w:sz w:val="24"/>
+          <w:szCs w:val="24"/>
+        </w:rPr>
+        <w:t xml:space="preserve"> 'main' of </w:t>
+      </w:r>
+      <w:hyperlink r:id="rId9" w:tgtFrame="_blank" w:history="1">
         <w:r>
           <w:rPr>
             <w:rStyle w:val="Hiperhivatkozs"/>
@@ -3046,7 +3625,71 @@
           <w:szCs w:val="24"/>
         </w:rPr>
         <w:br/>
-        <w:t>A vizsgaremek fő repository-jából (pollak-vizsgaremek/Bellora) a main branch beolvasztása a saját projektbe. Ez valószínűleg a hivatalos kiinduló sablon vagy referencia projekt frissítése volt.</w:t>
+        <w:t xml:space="preserve">A vizsgaremek fő </w:t>
+      </w:r>
+      <w:proofErr w:type="spellStart"/>
+      <w:r>
+        <w:rPr>
+          <w:sz w:val="24"/>
+          <w:szCs w:val="24"/>
+        </w:rPr>
+        <w:t>repository-jából</w:t>
+      </w:r>
+      <w:proofErr w:type="spellEnd"/>
+      <w:r>
+        <w:rPr>
+          <w:sz w:val="24"/>
+          <w:szCs w:val="24"/>
+        </w:rPr>
+        <w:t xml:space="preserve"> (</w:t>
+      </w:r>
+      <w:proofErr w:type="spellStart"/>
+      <w:r>
+        <w:rPr>
+          <w:sz w:val="24"/>
+          <w:szCs w:val="24"/>
+        </w:rPr>
+        <w:t>pollak</w:t>
+      </w:r>
+      <w:proofErr w:type="spellEnd"/>
+      <w:r>
+        <w:rPr>
+          <w:sz w:val="24"/>
+          <w:szCs w:val="24"/>
+        </w:rPr>
+        <w:t>-vizsgaremek/</w:t>
+      </w:r>
+      <w:proofErr w:type="spellStart"/>
+      <w:r>
+        <w:rPr>
+          <w:sz w:val="24"/>
+          <w:szCs w:val="24"/>
+        </w:rPr>
+        <w:t>Bellora</w:t>
+      </w:r>
+      <w:proofErr w:type="spellEnd"/>
+      <w:r>
+        <w:rPr>
+          <w:sz w:val="24"/>
+          <w:szCs w:val="24"/>
+        </w:rPr>
+        <w:t xml:space="preserve">) a main </w:t>
+      </w:r>
+      <w:proofErr w:type="spellStart"/>
+      <w:r>
+        <w:rPr>
+          <w:sz w:val="24"/>
+          <w:szCs w:val="24"/>
+        </w:rPr>
+        <w:t>branch</w:t>
+      </w:r>
+      <w:proofErr w:type="spellEnd"/>
+      <w:r>
+        <w:rPr>
+          <w:sz w:val="24"/>
+          <w:szCs w:val="24"/>
+        </w:rPr>
+        <w:t xml:space="preserve"> beolvasztása a saját projektbe. Ez valószínűleg a hivatalos kiinduló sablon vagy referencia projekt frissítése volt.</w:t>
       </w:r>
     </w:p>
     <w:p>
@@ -3087,7 +3730,27 @@
           <w:sz w:val="24"/>
           <w:szCs w:val="24"/>
         </w:rPr>
-        <w:t>Alapvető login és registration funkciók</w:t>
+        <w:t xml:space="preserve">Alapvető login és </w:t>
+      </w:r>
+      <w:proofErr w:type="spellStart"/>
+      <w:r>
+        <w:rPr>
+          <w:b/>
+          <w:bCs/>
+          <w:sz w:val="24"/>
+          <w:szCs w:val="24"/>
+        </w:rPr>
+        <w:t>registration</w:t>
+      </w:r>
+      <w:proofErr w:type="spellEnd"/>
+      <w:r>
+        <w:rPr>
+          <w:b/>
+          <w:bCs/>
+          <w:sz w:val="24"/>
+          <w:szCs w:val="24"/>
+        </w:rPr>
+        <w:t xml:space="preserve"> funkciók</w:t>
       </w:r>
       <w:r>
         <w:rPr>
@@ -3126,6 +3789,7 @@
           <w:szCs w:val="36"/>
         </w:rPr>
       </w:pPr>
+      <w:proofErr w:type="spellStart"/>
       <w:r>
         <w:rPr>
           <w:b/>
@@ -3135,6 +3799,7 @@
         </w:rPr>
         <w:t>Autentikáció</w:t>
       </w:r>
+      <w:proofErr w:type="spellEnd"/>
       <w:r>
         <w:rPr>
           <w:sz w:val="24"/>
@@ -3157,7 +3822,23 @@
           <w:szCs w:val="24"/>
         </w:rPr>
         <w:br/>
-        <w:t>Teljes autentikációs rendszer (valószínűleg JWT vagy session alapú), jelszókezelés, védett útvonalak beállítása.</w:t>
+        <w:t xml:space="preserve">Teljes </w:t>
+      </w:r>
+      <w:proofErr w:type="spellStart"/>
+      <w:r>
+        <w:rPr>
+          <w:sz w:val="24"/>
+          <w:szCs w:val="24"/>
+        </w:rPr>
+        <w:t>autentikációs</w:t>
+      </w:r>
+      <w:proofErr w:type="spellEnd"/>
+      <w:r>
+        <w:rPr>
+          <w:sz w:val="24"/>
+          <w:szCs w:val="24"/>
+        </w:rPr>
+        <w:t xml:space="preserve"> rendszer (valószínűleg JWT vagy session alapú), jelszókezelés, védett útvonalak beállítása.</w:t>
       </w:r>
     </w:p>
     <w:p>
@@ -3192,14 +3873,25 @@
         </w:rPr>
         <w:br/>
       </w:r>
-      <w:r>
-        <w:rPr>
-          <w:b/>
-          <w:bCs/>
-          <w:sz w:val="24"/>
-          <w:szCs w:val="24"/>
-        </w:rPr>
-        <w:t>Create db.js</w:t>
+      <w:proofErr w:type="spellStart"/>
+      <w:r>
+        <w:rPr>
+          <w:b/>
+          <w:bCs/>
+          <w:sz w:val="24"/>
+          <w:szCs w:val="24"/>
+        </w:rPr>
+        <w:t>Create</w:t>
+      </w:r>
+      <w:proofErr w:type="spellEnd"/>
+      <w:r>
+        <w:rPr>
+          <w:b/>
+          <w:bCs/>
+          <w:sz w:val="24"/>
+          <w:szCs w:val="24"/>
+        </w:rPr>
+        <w:t xml:space="preserve"> db.js</w:t>
       </w:r>
       <w:r>
         <w:rPr>
@@ -3223,7 +3915,23 @@
           <w:szCs w:val="24"/>
         </w:rPr>
         <w:br/>
-        <w:t>Az adatbázis-kapcsolatot kezelő fájl (db.js) létrehozása – ez általában a MongoDB vagy más adatbázis csatlakoztatását, konfigurációját tartalmazza.</w:t>
+        <w:t xml:space="preserve">Az adatbázis-kapcsolatot kezelő fájl (db.js) létrehozása – ez általában a </w:t>
+      </w:r>
+      <w:proofErr w:type="spellStart"/>
+      <w:r>
+        <w:rPr>
+          <w:sz w:val="24"/>
+          <w:szCs w:val="24"/>
+        </w:rPr>
+        <w:t>MongoDB</w:t>
+      </w:r>
+      <w:proofErr w:type="spellEnd"/>
+      <w:r>
+        <w:rPr>
+          <w:sz w:val="24"/>
+          <w:szCs w:val="24"/>
+        </w:rPr>
+        <w:t xml:space="preserve"> vagy más adatbázis csatlakoztatását, konfigurációját tartalmazza.</w:t>
       </w:r>
     </w:p>
     <w:p>
@@ -3288,7 +3996,39 @@
           <w:szCs w:val="24"/>
         </w:rPr>
         <w:br/>
-        <w:t>Backend struktúra első nagyobb része: valószínűleg route-ok, controllerek, modellek kezdete.</w:t>
+        <w:t xml:space="preserve">Backend struktúra első nagyobb része: valószínűleg </w:t>
+      </w:r>
+      <w:proofErr w:type="spellStart"/>
+      <w:r>
+        <w:rPr>
+          <w:sz w:val="24"/>
+          <w:szCs w:val="24"/>
+        </w:rPr>
+        <w:t>route</w:t>
+      </w:r>
+      <w:proofErr w:type="spellEnd"/>
+      <w:r>
+        <w:rPr>
+          <w:sz w:val="24"/>
+          <w:szCs w:val="24"/>
+        </w:rPr>
+        <w:t xml:space="preserve">-ok, </w:t>
+      </w:r>
+      <w:proofErr w:type="spellStart"/>
+      <w:r>
+        <w:rPr>
+          <w:sz w:val="24"/>
+          <w:szCs w:val="24"/>
+        </w:rPr>
+        <w:t>controllerek</w:t>
+      </w:r>
+      <w:proofErr w:type="spellEnd"/>
+      <w:r>
+        <w:rPr>
+          <w:sz w:val="24"/>
+          <w:szCs w:val="24"/>
+        </w:rPr>
+        <w:t>, modellek kezdete.</w:t>
       </w:r>
     </w:p>
     <w:p>
@@ -3310,7 +4050,27 @@
           <w:sz w:val="24"/>
           <w:szCs w:val="24"/>
         </w:rPr>
-        <w:t>Adatbázis schema újraírása, frontend alap fájlok</w:t>
+        <w:t xml:space="preserve">Adatbázis </w:t>
+      </w:r>
+      <w:proofErr w:type="spellStart"/>
+      <w:r>
+        <w:rPr>
+          <w:b/>
+          <w:bCs/>
+          <w:sz w:val="24"/>
+          <w:szCs w:val="24"/>
+        </w:rPr>
+        <w:t>schema</w:t>
+      </w:r>
+      <w:proofErr w:type="spellEnd"/>
+      <w:r>
+        <w:rPr>
+          <w:b/>
+          <w:bCs/>
+          <w:sz w:val="24"/>
+          <w:szCs w:val="24"/>
+        </w:rPr>
+        <w:t xml:space="preserve"> újraírása, frontend alap fájlok</w:t>
       </w:r>
       <w:r>
         <w:rPr>
@@ -3393,7 +4153,27 @@
           <w:sz w:val="24"/>
           <w:szCs w:val="24"/>
         </w:rPr>
-        <w:t xml:space="preserve"> illetve a Figma terv alapjai</w:t>
+        <w:t xml:space="preserve"> illetve a </w:t>
+      </w:r>
+      <w:proofErr w:type="spellStart"/>
+      <w:r>
+        <w:rPr>
+          <w:b/>
+          <w:bCs/>
+          <w:sz w:val="24"/>
+          <w:szCs w:val="24"/>
+        </w:rPr>
+        <w:t>Figma</w:t>
+      </w:r>
+      <w:proofErr w:type="spellEnd"/>
+      <w:r>
+        <w:rPr>
+          <w:b/>
+          <w:bCs/>
+          <w:sz w:val="24"/>
+          <w:szCs w:val="24"/>
+        </w:rPr>
+        <w:t xml:space="preserve"> terv alapjai</w:t>
       </w:r>
       <w:r>
         <w:rPr>
@@ -3417,11 +4197,43 @@
           <w:szCs w:val="24"/>
         </w:rPr>
         <w:br/>
-        <w:t>Projekt legelső lépése: adatbázis struktúra megtervezése (táblák, kapcsolatok) és a Figma-ban elkészített dizájn-terv alapjainak feltöltése a repository-ba.</w:t>
+        <w:t xml:space="preserve">Projekt legelső lépése: adatbázis struktúra megtervezése (táblák, kapcsolatok) és a </w:t>
+      </w:r>
+      <w:proofErr w:type="spellStart"/>
+      <w:r>
+        <w:rPr>
+          <w:sz w:val="24"/>
+          <w:szCs w:val="24"/>
+        </w:rPr>
+        <w:t>Figma</w:t>
+      </w:r>
+      <w:proofErr w:type="spellEnd"/>
+      <w:r>
+        <w:rPr>
+          <w:sz w:val="24"/>
+          <w:szCs w:val="24"/>
+        </w:rPr>
+        <w:t xml:space="preserve">-ban elkészített dizájn-terv alapjainak feltöltése a </w:t>
+      </w:r>
+      <w:proofErr w:type="spellStart"/>
+      <w:r>
+        <w:rPr>
+          <w:sz w:val="24"/>
+          <w:szCs w:val="24"/>
+        </w:rPr>
+        <w:t>repository-ba</w:t>
+      </w:r>
+      <w:proofErr w:type="spellEnd"/>
+      <w:r>
+        <w:rPr>
+          <w:sz w:val="24"/>
+          <w:szCs w:val="24"/>
+        </w:rPr>
+        <w:t>.</w:t>
       </w:r>
     </w:p>
     <w:sectPr>
-      <w:footerReference w:type="default" r:id="rId9"/>
+      <w:footerReference w:type="default" r:id="rId10"/>
       <w:pgSz w:w="11906" w:h="16838"/>
       <w:pgMar w:top="1417" w:right="1417" w:bottom="1417" w:left="1417" w:header="708" w:footer="708" w:gutter="0"/>
       <w:cols w:space="708"/>

--- a/docs/Bellora dokumentacio.docx
+++ b/docs/Bellora dokumentacio.docx
@@ -3913,409 +3913,377 @@
           <w:sz w:val="28"/>
           <w:szCs w:val="28"/>
         </w:rPr>
-        <w:t>Front</w:t>
-      </w:r>
-      <w:r>
+        <w:t>Frontend</w:t>
+      </w:r>
+    </w:p>
+    <w:p>
+      <w:pPr>
+        <w:rPr>
+          <w:rFonts w:ascii="Arial" w:hAnsi="Arial" w:cs="Arial"/>
+        </w:rPr>
+      </w:pPr>
+      <w:r>
+        <w:rPr>
+          <w:rFonts w:ascii="Arial" w:hAnsi="Arial" w:cs="Arial"/>
+        </w:rPr>
+        <w:t>A kliensoldali felület építéséhez a következő technológiákat alkalmazzuk:</w:t>
+      </w:r>
+    </w:p>
+    <w:p>
+      <w:pPr>
+        <w:rPr>
+          <w:rFonts w:ascii="Arial" w:hAnsi="Arial" w:cs="Arial"/>
+        </w:rPr>
+      </w:pPr>
+      <w:r>
+        <w:rPr>
+          <w:rFonts w:ascii="Arial" w:hAnsi="Arial" w:cs="Arial"/>
+        </w:rPr>
+        <w:t xml:space="preserve">HTML – A </w:t>
+      </w:r>
+      <w:proofErr w:type="spellStart"/>
+      <w:r>
+        <w:rPr>
+          <w:rFonts w:ascii="Arial" w:hAnsi="Arial" w:cs="Arial"/>
+        </w:rPr>
+        <w:t>HyperText</w:t>
+      </w:r>
+      <w:proofErr w:type="spellEnd"/>
+      <w:r>
+        <w:rPr>
+          <w:rFonts w:ascii="Arial" w:hAnsi="Arial" w:cs="Arial"/>
+        </w:rPr>
+        <w:t xml:space="preserve"> </w:t>
+      </w:r>
+      <w:proofErr w:type="spellStart"/>
+      <w:r>
+        <w:rPr>
+          <w:rFonts w:ascii="Arial" w:hAnsi="Arial" w:cs="Arial"/>
+        </w:rPr>
+        <w:t>Markup</w:t>
+      </w:r>
+      <w:proofErr w:type="spellEnd"/>
+      <w:r>
+        <w:rPr>
+          <w:rFonts w:ascii="Arial" w:hAnsi="Arial" w:cs="Arial"/>
+        </w:rPr>
+        <w:t xml:space="preserve"> </w:t>
+      </w:r>
+      <w:proofErr w:type="spellStart"/>
+      <w:r>
+        <w:rPr>
+          <w:rFonts w:ascii="Arial" w:hAnsi="Arial" w:cs="Arial"/>
+        </w:rPr>
+        <w:t>Language</w:t>
+      </w:r>
+      <w:proofErr w:type="spellEnd"/>
+      <w:r>
+        <w:rPr>
+          <w:rFonts w:ascii="Arial" w:hAnsi="Arial" w:cs="Arial"/>
+        </w:rPr>
+        <w:t xml:space="preserve"> (HTML) képezi az app struktúrájának alapját, definiálja az oldal elemeit és a felhasználói interfészt. Friss szabványai biztosítják a böngésző-kompatibilitást, az akadálymentességet és a keresőoptimalizálást (SEO), miközben támogatják a karbantarthatóságot és reszponzív terveket.</w:t>
+      </w:r>
+    </w:p>
+    <w:p>
+      <w:pPr>
+        <w:rPr>
+          <w:rFonts w:ascii="Arial" w:hAnsi="Arial" w:cs="Arial"/>
+        </w:rPr>
+      </w:pPr>
+      <w:r>
+        <w:rPr>
+          <w:rFonts w:ascii="Arial" w:hAnsi="Arial" w:cs="Arial"/>
+        </w:rPr>
+        <w:t xml:space="preserve">CSS – A </w:t>
+      </w:r>
+      <w:proofErr w:type="spellStart"/>
+      <w:r>
+        <w:rPr>
+          <w:rFonts w:ascii="Arial" w:hAnsi="Arial" w:cs="Arial"/>
+        </w:rPr>
+        <w:t>Cascading</w:t>
+      </w:r>
+      <w:proofErr w:type="spellEnd"/>
+      <w:r>
+        <w:rPr>
+          <w:rFonts w:ascii="Arial" w:hAnsi="Arial" w:cs="Arial"/>
+        </w:rPr>
+        <w:t xml:space="preserve"> </w:t>
+      </w:r>
+      <w:proofErr w:type="spellStart"/>
+      <w:r>
+        <w:rPr>
+          <w:rFonts w:ascii="Arial" w:hAnsi="Arial" w:cs="Arial"/>
+        </w:rPr>
+        <w:t>Style</w:t>
+      </w:r>
+      <w:proofErr w:type="spellEnd"/>
+      <w:r>
+        <w:rPr>
+          <w:rFonts w:ascii="Arial" w:hAnsi="Arial" w:cs="Arial"/>
+        </w:rPr>
+        <w:t xml:space="preserve"> </w:t>
+      </w:r>
+      <w:proofErr w:type="spellStart"/>
+      <w:r>
+        <w:rPr>
+          <w:rFonts w:ascii="Arial" w:hAnsi="Arial" w:cs="Arial"/>
+        </w:rPr>
+        <w:t>Sheets</w:t>
+      </w:r>
+      <w:proofErr w:type="spellEnd"/>
+      <w:r>
+        <w:rPr>
+          <w:rFonts w:ascii="Arial" w:hAnsi="Arial" w:cs="Arial"/>
+        </w:rPr>
+        <w:t xml:space="preserve"> (CSS) felelős a vizuális formázásért, modern, reszponzív és vonzó megjelenést teremtve. Animációk, interakciók beépítésével gazdagítja a felhasználói élményt, míg CSS-</w:t>
+      </w:r>
+      <w:proofErr w:type="spellStart"/>
+      <w:r>
+        <w:rPr>
+          <w:rFonts w:ascii="Arial" w:hAnsi="Arial" w:cs="Arial"/>
+        </w:rPr>
+        <w:t>preprocesszorok</w:t>
+      </w:r>
+      <w:proofErr w:type="spellEnd"/>
+      <w:r>
+        <w:rPr>
+          <w:rFonts w:ascii="Arial" w:hAnsi="Arial" w:cs="Arial"/>
+        </w:rPr>
+        <w:t xml:space="preserve"> (pl. SASS, LESS) javítják a kód szervezését és teljesítményét.</w:t>
+      </w:r>
+    </w:p>
+    <w:p>
+      <w:pPr>
+        <w:rPr>
+          <w:rFonts w:ascii="Arial" w:hAnsi="Arial" w:cs="Arial"/>
+        </w:rPr>
+      </w:pPr>
+      <w:proofErr w:type="spellStart"/>
+      <w:r>
+        <w:rPr>
+          <w:rFonts w:ascii="Arial" w:hAnsi="Arial" w:cs="Arial"/>
+        </w:rPr>
+        <w:t>React</w:t>
+      </w:r>
+      <w:proofErr w:type="spellEnd"/>
+      <w:r>
+        <w:rPr>
+          <w:rFonts w:ascii="Arial" w:hAnsi="Arial" w:cs="Arial"/>
+        </w:rPr>
+        <w:t xml:space="preserve"> (v18+) – A </w:t>
+      </w:r>
+      <w:proofErr w:type="spellStart"/>
+      <w:r>
+        <w:rPr>
+          <w:rFonts w:ascii="Arial" w:hAnsi="Arial" w:cs="Arial"/>
+        </w:rPr>
+        <w:t>React</w:t>
+      </w:r>
+      <w:proofErr w:type="spellEnd"/>
+      <w:r>
+        <w:rPr>
+          <w:rFonts w:ascii="Arial" w:hAnsi="Arial" w:cs="Arial"/>
+        </w:rPr>
+        <w:t xml:space="preserve"> egy intuitív, nagy teljesítményű JavaScript </w:t>
+      </w:r>
+      <w:proofErr w:type="spellStart"/>
+      <w:r>
+        <w:rPr>
+          <w:rFonts w:ascii="Arial" w:hAnsi="Arial" w:cs="Arial"/>
+        </w:rPr>
+        <w:t>library</w:t>
+      </w:r>
+      <w:proofErr w:type="spellEnd"/>
+      <w:r>
+        <w:rPr>
+          <w:rFonts w:ascii="Arial" w:hAnsi="Arial" w:cs="Arial"/>
+        </w:rPr>
+        <w:t xml:space="preserve"> a dinamikus UI-k kezeléséhez. A 18+ verzió fejlett optimalizációkat és modern webes szabványokat kínál. Ökoszisztémája támogatja a </w:t>
+      </w:r>
+      <w:proofErr w:type="spellStart"/>
+      <w:r>
+        <w:rPr>
+          <w:rFonts w:ascii="Arial" w:hAnsi="Arial" w:cs="Arial"/>
+        </w:rPr>
+        <w:t>React</w:t>
+      </w:r>
+      <w:proofErr w:type="spellEnd"/>
+      <w:r>
+        <w:rPr>
+          <w:rFonts w:ascii="Arial" w:hAnsi="Arial" w:cs="Arial"/>
+        </w:rPr>
+        <w:t xml:space="preserve"> Router navigációt, Context API állapotkezelést, valamint Socket.io-</w:t>
+      </w:r>
+      <w:proofErr w:type="spellStart"/>
+      <w:r>
+        <w:rPr>
+          <w:rFonts w:ascii="Arial" w:hAnsi="Arial" w:cs="Arial"/>
+        </w:rPr>
+        <w:t>client</w:t>
+      </w:r>
+      <w:proofErr w:type="spellEnd"/>
+      <w:r>
+        <w:rPr>
+          <w:rFonts w:ascii="Arial" w:hAnsi="Arial" w:cs="Arial"/>
+        </w:rPr>
+        <w:t xml:space="preserve"> valós idejű kommunikációt. Komponensalapú felépítése skálázható, hatékony appok készítését teszi lehetővé.</w:t>
+      </w:r>
+    </w:p>
+    <w:p>
+      <w:pPr>
+        <w:rPr>
+          <w:rFonts w:ascii="Arial" w:hAnsi="Arial" w:cs="Arial"/>
+        </w:rPr>
+      </w:pPr>
+      <w:proofErr w:type="spellStart"/>
+      <w:r>
+        <w:rPr>
+          <w:rFonts w:ascii="Arial" w:hAnsi="Arial" w:cs="Arial"/>
+        </w:rPr>
+        <w:t>Tailwind</w:t>
+      </w:r>
+      <w:proofErr w:type="spellEnd"/>
+      <w:r>
+        <w:rPr>
+          <w:rFonts w:ascii="Arial" w:hAnsi="Arial" w:cs="Arial"/>
+        </w:rPr>
+        <w:t xml:space="preserve"> CSS (v3.4.13) – </w:t>
+      </w:r>
+      <w:proofErr w:type="spellStart"/>
+      <w:r>
+        <w:rPr>
+          <w:rFonts w:ascii="Arial" w:hAnsi="Arial" w:cs="Arial"/>
+        </w:rPr>
+        <w:t>Utility-first</w:t>
+      </w:r>
+      <w:proofErr w:type="spellEnd"/>
+      <w:r>
+        <w:rPr>
+          <w:rFonts w:ascii="Arial" w:hAnsi="Arial" w:cs="Arial"/>
+        </w:rPr>
+        <w:t xml:space="preserve"> CSS </w:t>
+      </w:r>
+      <w:proofErr w:type="spellStart"/>
+      <w:r>
+        <w:rPr>
+          <w:rFonts w:ascii="Arial" w:hAnsi="Arial" w:cs="Arial"/>
+        </w:rPr>
+        <w:t>framework</w:t>
+      </w:r>
+      <w:proofErr w:type="spellEnd"/>
+      <w:r>
+        <w:rPr>
+          <w:rFonts w:ascii="Arial" w:hAnsi="Arial" w:cs="Arial"/>
+        </w:rPr>
+        <w:t xml:space="preserve"> gyors, egyedi stílusokhoz külső fájlok nélkül. A 3.4.13 verzió optimalizált, konfigurálható, </w:t>
+      </w:r>
+      <w:proofErr w:type="spellStart"/>
+      <w:r>
+        <w:rPr>
+          <w:rFonts w:ascii="Arial" w:hAnsi="Arial" w:cs="Arial"/>
+        </w:rPr>
+        <w:t>utility</w:t>
+      </w:r>
+      <w:proofErr w:type="spellEnd"/>
+      <w:r>
+        <w:rPr>
+          <w:rFonts w:ascii="Arial" w:hAnsi="Arial" w:cs="Arial"/>
+        </w:rPr>
+        <w:t xml:space="preserve"> osztályaival felgyorsítja a munkát, miközben olvasható kódot eredményez. Ideális reszponzív, modern felületekhez.</w:t>
+      </w:r>
+    </w:p>
+    <w:p>
+      <w:pPr>
+        <w:rPr>
+          <w:rFonts w:ascii="Arial" w:hAnsi="Arial" w:cs="Arial"/>
+        </w:rPr>
+      </w:pPr>
+      <w:r>
+        <w:rPr>
+          <w:rFonts w:ascii="Arial" w:hAnsi="Arial" w:cs="Arial"/>
+        </w:rPr>
+        <w:t xml:space="preserve">NPM (v10.9.0) – A </w:t>
+      </w:r>
+      <w:proofErr w:type="spellStart"/>
+      <w:r>
+        <w:rPr>
+          <w:rFonts w:ascii="Arial" w:hAnsi="Arial" w:cs="Arial"/>
+        </w:rPr>
+        <w:t>Node</w:t>
+      </w:r>
+      <w:proofErr w:type="spellEnd"/>
+      <w:r>
+        <w:rPr>
+          <w:rFonts w:ascii="Arial" w:hAnsi="Arial" w:cs="Arial"/>
+        </w:rPr>
+        <w:t xml:space="preserve"> </w:t>
+      </w:r>
+      <w:proofErr w:type="spellStart"/>
+      <w:r>
+        <w:rPr>
+          <w:rFonts w:ascii="Arial" w:hAnsi="Arial" w:cs="Arial"/>
+        </w:rPr>
+        <w:t>Package</w:t>
+      </w:r>
+      <w:proofErr w:type="spellEnd"/>
+      <w:r>
+        <w:rPr>
+          <w:rFonts w:ascii="Arial" w:hAnsi="Arial" w:cs="Arial"/>
+        </w:rPr>
+        <w:t xml:space="preserve"> Manager gondoskodik a front-end függőségek (pl. </w:t>
+      </w:r>
+      <w:proofErr w:type="spellStart"/>
+      <w:r>
+        <w:rPr>
+          <w:rFonts w:ascii="Arial" w:hAnsi="Arial" w:cs="Arial"/>
+        </w:rPr>
+        <w:t>Axios</w:t>
+      </w:r>
+      <w:proofErr w:type="spellEnd"/>
+      <w:r>
+        <w:rPr>
+          <w:rFonts w:ascii="Arial" w:hAnsi="Arial" w:cs="Arial"/>
+        </w:rPr>
+        <w:t xml:space="preserve"> HTTP-kérésekhez, </w:t>
+      </w:r>
+      <w:proofErr w:type="spellStart"/>
+      <w:r>
+        <w:rPr>
+          <w:rFonts w:ascii="Arial" w:hAnsi="Arial" w:cs="Arial"/>
+        </w:rPr>
+        <w:t>React</w:t>
+      </w:r>
+      <w:proofErr w:type="spellEnd"/>
+      <w:r>
+        <w:rPr>
+          <w:rFonts w:ascii="Arial" w:hAnsi="Arial" w:cs="Arial"/>
+        </w:rPr>
+        <w:t xml:space="preserve"> Router) kezeléséről és telepítéséről, naprakészen tartva őket kompatibilitási gondok nélkül.</w:t>
+      </w:r>
+    </w:p>
+    <w:p>
+      <w:pPr>
+        <w:rPr>
+          <w:rFonts w:ascii="Arial" w:hAnsi="Arial" w:cs="Arial"/>
+        </w:rPr>
+      </w:pPr>
+    </w:p>
+    <w:p>
+      <w:pPr>
         <w:rPr>
           <w:rFonts w:ascii="Arial" w:hAnsi="Arial" w:cs="Arial"/>
           <w:sz w:val="28"/>
           <w:szCs w:val="28"/>
         </w:rPr>
-        <w:t>e</w:t>
-      </w:r>
+      </w:pPr>
       <w:r>
         <w:rPr>
           <w:rFonts w:ascii="Arial" w:hAnsi="Arial" w:cs="Arial"/>
           <w:sz w:val="28"/>
           <w:szCs w:val="28"/>
         </w:rPr>
-        <w:t>nd</w:t>
-      </w:r>
-    </w:p>
-    <w:p>
-      <w:pPr>
-        <w:rPr>
-          <w:rFonts w:ascii="Arial" w:hAnsi="Arial" w:cs="Arial"/>
-        </w:rPr>
-      </w:pPr>
-      <w:r>
-        <w:rPr>
-          <w:rFonts w:ascii="Arial" w:hAnsi="Arial" w:cs="Arial"/>
-        </w:rPr>
-        <w:t>A kliensoldali felület építéséhez a következő technológiákat alkalmazzuk:</w:t>
-      </w:r>
-    </w:p>
-    <w:p>
-      <w:pPr>
-        <w:rPr>
-          <w:rFonts w:ascii="Arial" w:hAnsi="Arial" w:cs="Arial"/>
-        </w:rPr>
-      </w:pPr>
-      <w:r>
-        <w:rPr>
-          <w:rFonts w:ascii="Arial" w:hAnsi="Arial" w:cs="Arial"/>
-        </w:rPr>
-        <w:t xml:space="preserve">HTML – A </w:t>
-      </w:r>
-      <w:proofErr w:type="spellStart"/>
-      <w:r>
-        <w:rPr>
-          <w:rFonts w:ascii="Arial" w:hAnsi="Arial" w:cs="Arial"/>
-        </w:rPr>
-        <w:t>HyperText</w:t>
-      </w:r>
-      <w:proofErr w:type="spellEnd"/>
-      <w:r>
-        <w:rPr>
-          <w:rFonts w:ascii="Arial" w:hAnsi="Arial" w:cs="Arial"/>
-        </w:rPr>
-        <w:t xml:space="preserve"> </w:t>
-      </w:r>
-      <w:proofErr w:type="spellStart"/>
-      <w:r>
-        <w:rPr>
-          <w:rFonts w:ascii="Arial" w:hAnsi="Arial" w:cs="Arial"/>
-        </w:rPr>
-        <w:t>Markup</w:t>
-      </w:r>
-      <w:proofErr w:type="spellEnd"/>
-      <w:r>
-        <w:rPr>
-          <w:rFonts w:ascii="Arial" w:hAnsi="Arial" w:cs="Arial"/>
-        </w:rPr>
-        <w:t xml:space="preserve"> </w:t>
-      </w:r>
-      <w:proofErr w:type="spellStart"/>
-      <w:r>
-        <w:rPr>
-          <w:rFonts w:ascii="Arial" w:hAnsi="Arial" w:cs="Arial"/>
-        </w:rPr>
-        <w:t>Language</w:t>
-      </w:r>
-      <w:proofErr w:type="spellEnd"/>
-      <w:r>
-        <w:rPr>
-          <w:rFonts w:ascii="Arial" w:hAnsi="Arial" w:cs="Arial"/>
-        </w:rPr>
-        <w:t xml:space="preserve"> (HTML) képezi az app struktúrájának alapját, definiálja az oldal elemeit és a felhasználói interfészt. Friss szabványai biztosítják a böngésző-kompatibilitást, az akadálymentességet és a keresőoptimalizálást (SEO), miközben támogatják a karbantarthatóságot és reszponzív terveket.</w:t>
-      </w:r>
-    </w:p>
-    <w:p>
-      <w:pPr>
-        <w:rPr>
-          <w:rFonts w:ascii="Arial" w:hAnsi="Arial" w:cs="Arial"/>
-        </w:rPr>
-      </w:pPr>
-      <w:r>
-        <w:rPr>
-          <w:rFonts w:ascii="Arial" w:hAnsi="Arial" w:cs="Arial"/>
-        </w:rPr>
-        <w:t xml:space="preserve">CSS – A </w:t>
-      </w:r>
-      <w:proofErr w:type="spellStart"/>
-      <w:r>
-        <w:rPr>
-          <w:rFonts w:ascii="Arial" w:hAnsi="Arial" w:cs="Arial"/>
-        </w:rPr>
-        <w:t>Cascading</w:t>
-      </w:r>
-      <w:proofErr w:type="spellEnd"/>
-      <w:r>
-        <w:rPr>
-          <w:rFonts w:ascii="Arial" w:hAnsi="Arial" w:cs="Arial"/>
-        </w:rPr>
-        <w:t xml:space="preserve"> </w:t>
-      </w:r>
-      <w:proofErr w:type="spellStart"/>
-      <w:r>
-        <w:rPr>
-          <w:rFonts w:ascii="Arial" w:hAnsi="Arial" w:cs="Arial"/>
-        </w:rPr>
-        <w:t>Style</w:t>
-      </w:r>
-      <w:proofErr w:type="spellEnd"/>
-      <w:r>
-        <w:rPr>
-          <w:rFonts w:ascii="Arial" w:hAnsi="Arial" w:cs="Arial"/>
-        </w:rPr>
-        <w:t xml:space="preserve"> </w:t>
-      </w:r>
-      <w:proofErr w:type="spellStart"/>
-      <w:r>
-        <w:rPr>
-          <w:rFonts w:ascii="Arial" w:hAnsi="Arial" w:cs="Arial"/>
-        </w:rPr>
-        <w:t>Sheets</w:t>
-      </w:r>
-      <w:proofErr w:type="spellEnd"/>
-      <w:r>
-        <w:rPr>
-          <w:rFonts w:ascii="Arial" w:hAnsi="Arial" w:cs="Arial"/>
-        </w:rPr>
-        <w:t xml:space="preserve"> (CSS) felelős a vizuális formázásért, modern, reszponzív és vonzó megjelenést teremtve. Animációk, interakciók beépítésével gazdagítja a felhasználói élményt, míg CSS-</w:t>
-      </w:r>
-      <w:proofErr w:type="spellStart"/>
-      <w:r>
-        <w:rPr>
-          <w:rFonts w:ascii="Arial" w:hAnsi="Arial" w:cs="Arial"/>
-        </w:rPr>
-        <w:t>preprocesszorok</w:t>
-      </w:r>
-      <w:proofErr w:type="spellEnd"/>
-      <w:r>
-        <w:rPr>
-          <w:rFonts w:ascii="Arial" w:hAnsi="Arial" w:cs="Arial"/>
-        </w:rPr>
-        <w:t xml:space="preserve"> (pl. SASS, LESS) javítják a kód szervezését és teljesítményét.</w:t>
-      </w:r>
-    </w:p>
-    <w:p>
-      <w:pPr>
-        <w:rPr>
-          <w:rFonts w:ascii="Arial" w:hAnsi="Arial" w:cs="Arial"/>
-        </w:rPr>
-      </w:pPr>
-      <w:proofErr w:type="spellStart"/>
-      <w:r>
-        <w:rPr>
-          <w:rFonts w:ascii="Arial" w:hAnsi="Arial" w:cs="Arial"/>
-        </w:rPr>
-        <w:t>React</w:t>
-      </w:r>
-      <w:proofErr w:type="spellEnd"/>
-      <w:r>
-        <w:rPr>
-          <w:rFonts w:ascii="Arial" w:hAnsi="Arial" w:cs="Arial"/>
-        </w:rPr>
-        <w:t xml:space="preserve"> (v18+) – A </w:t>
-      </w:r>
-      <w:proofErr w:type="spellStart"/>
-      <w:r>
-        <w:rPr>
-          <w:rFonts w:ascii="Arial" w:hAnsi="Arial" w:cs="Arial"/>
-        </w:rPr>
-        <w:t>React</w:t>
-      </w:r>
-      <w:proofErr w:type="spellEnd"/>
-      <w:r>
-        <w:rPr>
-          <w:rFonts w:ascii="Arial" w:hAnsi="Arial" w:cs="Arial"/>
-        </w:rPr>
-        <w:t xml:space="preserve"> egy intuitív, nagy teljesítményű JavaScript </w:t>
-      </w:r>
-      <w:proofErr w:type="spellStart"/>
-      <w:r>
-        <w:rPr>
-          <w:rFonts w:ascii="Arial" w:hAnsi="Arial" w:cs="Arial"/>
-        </w:rPr>
-        <w:t>library</w:t>
-      </w:r>
-      <w:proofErr w:type="spellEnd"/>
-      <w:r>
-        <w:rPr>
-          <w:rFonts w:ascii="Arial" w:hAnsi="Arial" w:cs="Arial"/>
-        </w:rPr>
-        <w:t xml:space="preserve"> a dinamikus UI-k kezeléséhez. A 18+ verzió fejlett optimalizációkat és modern webes szabványokat kínál. Ökoszisztémája támogatja a </w:t>
-      </w:r>
-      <w:proofErr w:type="spellStart"/>
-      <w:r>
-        <w:rPr>
-          <w:rFonts w:ascii="Arial" w:hAnsi="Arial" w:cs="Arial"/>
-        </w:rPr>
-        <w:t>React</w:t>
-      </w:r>
-      <w:proofErr w:type="spellEnd"/>
-      <w:r>
-        <w:rPr>
-          <w:rFonts w:ascii="Arial" w:hAnsi="Arial" w:cs="Arial"/>
-        </w:rPr>
-        <w:t xml:space="preserve"> Router navigációt, Context API állapotkezelést, valamint Socket.io-</w:t>
-      </w:r>
-      <w:proofErr w:type="spellStart"/>
-      <w:r>
-        <w:rPr>
-          <w:rFonts w:ascii="Arial" w:hAnsi="Arial" w:cs="Arial"/>
-        </w:rPr>
-        <w:t>client</w:t>
-      </w:r>
-      <w:proofErr w:type="spellEnd"/>
-      <w:r>
-        <w:rPr>
-          <w:rFonts w:ascii="Arial" w:hAnsi="Arial" w:cs="Arial"/>
-        </w:rPr>
-        <w:t xml:space="preserve"> valós idejű kommunikációt. Komponensalapú felépítése skálázható, hatékony appok készítését teszi lehetővé.</w:t>
-      </w:r>
-    </w:p>
-    <w:p>
-      <w:pPr>
-        <w:rPr>
-          <w:rFonts w:ascii="Arial" w:hAnsi="Arial" w:cs="Arial"/>
-        </w:rPr>
-      </w:pPr>
-      <w:proofErr w:type="spellStart"/>
-      <w:r>
-        <w:rPr>
-          <w:rFonts w:ascii="Arial" w:hAnsi="Arial" w:cs="Arial"/>
-        </w:rPr>
-        <w:t>Tailwind</w:t>
-      </w:r>
-      <w:proofErr w:type="spellEnd"/>
-      <w:r>
-        <w:rPr>
-          <w:rFonts w:ascii="Arial" w:hAnsi="Arial" w:cs="Arial"/>
-        </w:rPr>
-        <w:t xml:space="preserve"> CSS (v3.4.13) – </w:t>
-      </w:r>
-      <w:proofErr w:type="spellStart"/>
-      <w:r>
-        <w:rPr>
-          <w:rFonts w:ascii="Arial" w:hAnsi="Arial" w:cs="Arial"/>
-        </w:rPr>
-        <w:t>Utility-first</w:t>
-      </w:r>
-      <w:proofErr w:type="spellEnd"/>
-      <w:r>
-        <w:rPr>
-          <w:rFonts w:ascii="Arial" w:hAnsi="Arial" w:cs="Arial"/>
-        </w:rPr>
-        <w:t xml:space="preserve"> CSS </w:t>
-      </w:r>
-      <w:proofErr w:type="spellStart"/>
-      <w:r>
-        <w:rPr>
-          <w:rFonts w:ascii="Arial" w:hAnsi="Arial" w:cs="Arial"/>
-        </w:rPr>
-        <w:t>framework</w:t>
-      </w:r>
-      <w:proofErr w:type="spellEnd"/>
-      <w:r>
-        <w:rPr>
-          <w:rFonts w:ascii="Arial" w:hAnsi="Arial" w:cs="Arial"/>
-        </w:rPr>
-        <w:t xml:space="preserve"> gyors, egyedi stílusokhoz külső fájlok nélkül. A 3.4.13 verzió optimalizált, konfigurálható, </w:t>
-      </w:r>
-      <w:proofErr w:type="spellStart"/>
-      <w:r>
-        <w:rPr>
-          <w:rFonts w:ascii="Arial" w:hAnsi="Arial" w:cs="Arial"/>
-        </w:rPr>
-        <w:t>utility</w:t>
-      </w:r>
-      <w:proofErr w:type="spellEnd"/>
-      <w:r>
-        <w:rPr>
-          <w:rFonts w:ascii="Arial" w:hAnsi="Arial" w:cs="Arial"/>
-        </w:rPr>
-        <w:t xml:space="preserve"> osztályaival felgyorsítja a munkát, miközben olvasható kódot eredményez. Ideális reszponzív, modern felületekhez.</w:t>
-      </w:r>
-    </w:p>
-    <w:p>
-      <w:pPr>
-        <w:rPr>
-          <w:rFonts w:ascii="Arial" w:hAnsi="Arial" w:cs="Arial"/>
-        </w:rPr>
-      </w:pPr>
-      <w:r>
-        <w:rPr>
-          <w:rFonts w:ascii="Arial" w:hAnsi="Arial" w:cs="Arial"/>
-        </w:rPr>
-        <w:t xml:space="preserve">NPM (v10.9.0) – A </w:t>
-      </w:r>
-      <w:proofErr w:type="spellStart"/>
-      <w:r>
-        <w:rPr>
-          <w:rFonts w:ascii="Arial" w:hAnsi="Arial" w:cs="Arial"/>
-        </w:rPr>
-        <w:t>Node</w:t>
-      </w:r>
-      <w:proofErr w:type="spellEnd"/>
-      <w:r>
-        <w:rPr>
-          <w:rFonts w:ascii="Arial" w:hAnsi="Arial" w:cs="Arial"/>
-        </w:rPr>
-        <w:t xml:space="preserve"> </w:t>
-      </w:r>
-      <w:proofErr w:type="spellStart"/>
-      <w:r>
-        <w:rPr>
-          <w:rFonts w:ascii="Arial" w:hAnsi="Arial" w:cs="Arial"/>
-        </w:rPr>
-        <w:t>Package</w:t>
-      </w:r>
-      <w:proofErr w:type="spellEnd"/>
-      <w:r>
-        <w:rPr>
-          <w:rFonts w:ascii="Arial" w:hAnsi="Arial" w:cs="Arial"/>
-        </w:rPr>
-        <w:t xml:space="preserve"> Manager gondoskodik a front-end függőségek (pl. </w:t>
-      </w:r>
-      <w:proofErr w:type="spellStart"/>
-      <w:r>
-        <w:rPr>
-          <w:rFonts w:ascii="Arial" w:hAnsi="Arial" w:cs="Arial"/>
-        </w:rPr>
-        <w:t>Axios</w:t>
-      </w:r>
-      <w:proofErr w:type="spellEnd"/>
-      <w:r>
-        <w:rPr>
-          <w:rFonts w:ascii="Arial" w:hAnsi="Arial" w:cs="Arial"/>
-        </w:rPr>
-        <w:t xml:space="preserve"> HTTP-kérésekhez, </w:t>
-      </w:r>
-      <w:proofErr w:type="spellStart"/>
-      <w:r>
-        <w:rPr>
-          <w:rFonts w:ascii="Arial" w:hAnsi="Arial" w:cs="Arial"/>
-        </w:rPr>
-        <w:t>React</w:t>
-      </w:r>
-      <w:proofErr w:type="spellEnd"/>
-      <w:r>
-        <w:rPr>
-          <w:rFonts w:ascii="Arial" w:hAnsi="Arial" w:cs="Arial"/>
-        </w:rPr>
-        <w:t xml:space="preserve"> Router) kezeléséről és telepítéséről, naprakészen tartva őket kompatibilitási gondok nélkül.</w:t>
-      </w:r>
-    </w:p>
-    <w:p>
-      <w:pPr>
-        <w:rPr>
-          <w:rFonts w:ascii="Arial" w:hAnsi="Arial" w:cs="Arial"/>
-        </w:rPr>
-      </w:pPr>
-    </w:p>
-    <w:p>
-      <w:pPr>
-        <w:rPr>
-          <w:rFonts w:ascii="Arial" w:hAnsi="Arial" w:cs="Arial"/>
-          <w:sz w:val="28"/>
-          <w:szCs w:val="28"/>
-        </w:rPr>
-      </w:pPr>
-      <w:r>
-        <w:rPr>
-          <w:rFonts w:ascii="Arial" w:hAnsi="Arial" w:cs="Arial"/>
-          <w:sz w:val="28"/>
-          <w:szCs w:val="28"/>
-        </w:rPr>
-        <w:t>Back</w:t>
-      </w:r>
-      <w:r>
-        <w:rPr>
-          <w:rFonts w:ascii="Arial" w:hAnsi="Arial" w:cs="Arial"/>
-          <w:sz w:val="28"/>
-          <w:szCs w:val="28"/>
-        </w:rPr>
-        <w:t>e</w:t>
-      </w:r>
-      <w:r>
-        <w:rPr>
-          <w:rFonts w:ascii="Arial" w:hAnsi="Arial" w:cs="Arial"/>
-          <w:sz w:val="28"/>
-          <w:szCs w:val="28"/>
-        </w:rPr>
-        <w:t>nd</w:t>
+        <w:t>Backend</w:t>
       </w:r>
     </w:p>
     <w:p>
@@ -9443,302 +9411,13 @@
       </w:pPr>
       <w:r>
         <w:rPr>
-          <w:rFonts w:ascii="Arial" w:hAnsi="Arial" w:cs="Arial"/>
-        </w:rPr>
-        <w:t>Egyedi algoritmusok</w:t>
-      </w:r>
-    </w:p>
-    <w:p>
-      <w:pPr>
-        <w:rPr>
-          <w:rFonts w:ascii="Arial" w:hAnsi="Arial" w:cs="Arial"/>
-        </w:rPr>
-      </w:pPr>
-      <w:r>
-        <w:rPr>
-          <w:rFonts w:ascii="Arial" w:hAnsi="Arial" w:cs="Arial"/>
-        </w:rPr>
-        <w:t xml:space="preserve">Ebben a fejezetben bemutatunk néhány kulcsfontosságú, egyedi implementált algoritmust. Ezek integrálva vannak a </w:t>
-      </w:r>
-      <w:proofErr w:type="spellStart"/>
-      <w:r>
-        <w:rPr>
-          <w:rFonts w:ascii="Arial" w:hAnsi="Arial" w:cs="Arial"/>
-        </w:rPr>
-        <w:t>Bellora</w:t>
-      </w:r>
-      <w:proofErr w:type="spellEnd"/>
-      <w:r>
-        <w:rPr>
-          <w:rFonts w:ascii="Arial" w:hAnsi="Arial" w:cs="Arial"/>
-        </w:rPr>
-        <w:t xml:space="preserve"> applikációba, a programozási legjobb gyakorlatok szerint tervezve, implementálva. Alább kódrészletek és rövid magyarázatok találhatók a működésükről és céljukról.</w:t>
-      </w:r>
-    </w:p>
-    <w:p>
-      <w:pPr>
-        <w:rPr>
-          <w:rFonts w:ascii="Arial" w:hAnsi="Arial" w:cs="Arial"/>
-        </w:rPr>
-      </w:pPr>
-      <w:r>
-        <w:rPr>
-          <w:rFonts w:ascii="Arial" w:hAnsi="Arial" w:cs="Arial"/>
-        </w:rPr>
-        <w:t>authController.js</w:t>
-      </w:r>
-    </w:p>
-    <w:p>
-      <w:pPr>
-        <w:rPr>
-          <w:rFonts w:ascii="Arial" w:hAnsi="Arial" w:cs="Arial"/>
-        </w:rPr>
-      </w:pPr>
-      <w:r>
-        <w:rPr>
-          <w:rFonts w:ascii="Arial" w:hAnsi="Arial" w:cs="Arial"/>
-        </w:rPr>
-        <w:t xml:space="preserve">A hitelesítési logika kezeli a felhasználói regisztrációt, bejelentkezést és </w:t>
-      </w:r>
-      <w:proofErr w:type="spellStart"/>
-      <w:r>
-        <w:rPr>
-          <w:rFonts w:ascii="Arial" w:hAnsi="Arial" w:cs="Arial"/>
-        </w:rPr>
-        <w:t>profillekérdezést</w:t>
-      </w:r>
-      <w:proofErr w:type="spellEnd"/>
-      <w:r>
-        <w:rPr>
-          <w:rFonts w:ascii="Arial" w:hAnsi="Arial" w:cs="Arial"/>
-        </w:rPr>
-        <w:t xml:space="preserve"> </w:t>
-      </w:r>
-      <w:proofErr w:type="spellStart"/>
-      <w:r>
-        <w:rPr>
-          <w:rFonts w:ascii="Arial" w:hAnsi="Arial" w:cs="Arial"/>
-        </w:rPr>
-        <w:t>Prisma</w:t>
-      </w:r>
-      <w:proofErr w:type="spellEnd"/>
-      <w:r>
-        <w:rPr>
-          <w:rFonts w:ascii="Arial" w:hAnsi="Arial" w:cs="Arial"/>
-        </w:rPr>
-        <w:t xml:space="preserve"> ORM-</w:t>
-      </w:r>
-      <w:proofErr w:type="spellStart"/>
-      <w:r>
-        <w:rPr>
-          <w:rFonts w:ascii="Arial" w:hAnsi="Arial" w:cs="Arial"/>
-        </w:rPr>
-        <w:t>mel</w:t>
-      </w:r>
-      <w:proofErr w:type="spellEnd"/>
-      <w:r>
-        <w:rPr>
-          <w:rFonts w:ascii="Arial" w:hAnsi="Arial" w:cs="Arial"/>
-        </w:rPr>
-        <w:t xml:space="preserve">, </w:t>
-      </w:r>
-      <w:proofErr w:type="spellStart"/>
-      <w:r>
-        <w:rPr>
-          <w:rFonts w:ascii="Arial" w:hAnsi="Arial" w:cs="Arial"/>
-        </w:rPr>
-        <w:t>bcrypt</w:t>
-      </w:r>
-      <w:proofErr w:type="spellEnd"/>
-      <w:r>
-        <w:rPr>
-          <w:rFonts w:ascii="Arial" w:hAnsi="Arial" w:cs="Arial"/>
-        </w:rPr>
-        <w:t xml:space="preserve"> </w:t>
-      </w:r>
-      <w:proofErr w:type="spellStart"/>
-      <w:r>
-        <w:rPr>
-          <w:rFonts w:ascii="Arial" w:hAnsi="Arial" w:cs="Arial"/>
-        </w:rPr>
-        <w:t>jelszóhash</w:t>
-      </w:r>
-      <w:proofErr w:type="spellEnd"/>
-      <w:r>
-        <w:rPr>
-          <w:rFonts w:ascii="Arial" w:hAnsi="Arial" w:cs="Arial"/>
-        </w:rPr>
-        <w:t xml:space="preserve">-el és JWT </w:t>
-      </w:r>
-      <w:proofErr w:type="spellStart"/>
-      <w:r>
-        <w:rPr>
-          <w:rFonts w:ascii="Arial" w:hAnsi="Arial" w:cs="Arial"/>
-        </w:rPr>
-        <w:t>tokenekkel</w:t>
-      </w:r>
-      <w:proofErr w:type="spellEnd"/>
-      <w:r>
-        <w:rPr>
-          <w:rFonts w:ascii="Arial" w:hAnsi="Arial" w:cs="Arial"/>
-        </w:rPr>
-        <w:t xml:space="preserve">.  </w:t>
-      </w:r>
-    </w:p>
-    <w:p>
-      <w:pPr>
-        <w:rPr>
-          <w:rFonts w:ascii="Arial" w:hAnsi="Arial" w:cs="Arial"/>
-        </w:rPr>
-      </w:pPr>
-      <w:r>
-        <w:rPr>
-          <w:rFonts w:ascii="Arial" w:hAnsi="Arial" w:cs="Arial"/>
-        </w:rPr>
-        <w:t xml:space="preserve">A </w:t>
-      </w:r>
-      <w:proofErr w:type="spellStart"/>
-      <w:r>
-        <w:rPr>
-          <w:rFonts w:ascii="Arial" w:hAnsi="Arial" w:cs="Arial"/>
-        </w:rPr>
-        <w:t>register</w:t>
-      </w:r>
-      <w:proofErr w:type="spellEnd"/>
-      <w:r>
-        <w:rPr>
-          <w:rFonts w:ascii="Arial" w:hAnsi="Arial" w:cs="Arial"/>
-        </w:rPr>
-        <w:t xml:space="preserve"> függvény új felhasználót hoz létre: </w:t>
-      </w:r>
-      <w:proofErr w:type="spellStart"/>
-      <w:r>
-        <w:rPr>
-          <w:rFonts w:ascii="Arial" w:hAnsi="Arial" w:cs="Arial"/>
-        </w:rPr>
-        <w:t>duplikációt</w:t>
-      </w:r>
-      <w:proofErr w:type="spellEnd"/>
-      <w:r>
-        <w:rPr>
-          <w:rFonts w:ascii="Arial" w:hAnsi="Arial" w:cs="Arial"/>
-        </w:rPr>
-        <w:t xml:space="preserve"> ellenőriz (email/</w:t>
-      </w:r>
-      <w:proofErr w:type="spellStart"/>
-      <w:r>
-        <w:rPr>
-          <w:rFonts w:ascii="Arial" w:hAnsi="Arial" w:cs="Arial"/>
-        </w:rPr>
-        <w:t>username</w:t>
-      </w:r>
-      <w:proofErr w:type="spellEnd"/>
-      <w:r>
-        <w:rPr>
-          <w:rFonts w:ascii="Arial" w:hAnsi="Arial" w:cs="Arial"/>
-        </w:rPr>
-        <w:t xml:space="preserve">), </w:t>
-      </w:r>
-      <w:proofErr w:type="spellStart"/>
-      <w:r>
-        <w:rPr>
-          <w:rFonts w:ascii="Arial" w:hAnsi="Arial" w:cs="Arial"/>
-        </w:rPr>
-        <w:t>bcrypt</w:t>
-      </w:r>
-      <w:proofErr w:type="spellEnd"/>
-      <w:r>
-        <w:rPr>
-          <w:rFonts w:ascii="Arial" w:hAnsi="Arial" w:cs="Arial"/>
-        </w:rPr>
-        <w:t xml:space="preserve">-tel </w:t>
-      </w:r>
-      <w:proofErr w:type="spellStart"/>
-      <w:r>
-        <w:rPr>
-          <w:rFonts w:ascii="Arial" w:hAnsi="Arial" w:cs="Arial"/>
-        </w:rPr>
-        <w:t>hasheli</w:t>
-      </w:r>
-      <w:proofErr w:type="spellEnd"/>
-      <w:r>
-        <w:rPr>
-          <w:rFonts w:ascii="Arial" w:hAnsi="Arial" w:cs="Arial"/>
-        </w:rPr>
-        <w:t xml:space="preserve"> a jelszót (10 </w:t>
-      </w:r>
-      <w:proofErr w:type="spellStart"/>
-      <w:r>
-        <w:rPr>
-          <w:rFonts w:ascii="Arial" w:hAnsi="Arial" w:cs="Arial"/>
-        </w:rPr>
-        <w:t>salt</w:t>
-      </w:r>
-      <w:proofErr w:type="spellEnd"/>
-      <w:r>
-        <w:rPr>
-          <w:rFonts w:ascii="Arial" w:hAnsi="Arial" w:cs="Arial"/>
-        </w:rPr>
-        <w:t xml:space="preserve"> </w:t>
-      </w:r>
-      <w:proofErr w:type="spellStart"/>
-      <w:r>
-        <w:rPr>
-          <w:rFonts w:ascii="Arial" w:hAnsi="Arial" w:cs="Arial"/>
-        </w:rPr>
-        <w:t>round</w:t>
-      </w:r>
-      <w:proofErr w:type="spellEnd"/>
-      <w:r>
-        <w:rPr>
-          <w:rFonts w:ascii="Arial" w:hAnsi="Arial" w:cs="Arial"/>
-        </w:rPr>
-        <w:t xml:space="preserve">), </w:t>
-      </w:r>
-      <w:proofErr w:type="spellStart"/>
-      <w:r>
-        <w:rPr>
-          <w:rFonts w:ascii="Arial" w:hAnsi="Arial" w:cs="Arial"/>
-        </w:rPr>
-        <w:t>Prisma-val</w:t>
-      </w:r>
-      <w:proofErr w:type="spellEnd"/>
-      <w:r>
-        <w:rPr>
-          <w:rFonts w:ascii="Arial" w:hAnsi="Arial" w:cs="Arial"/>
-        </w:rPr>
-        <w:t xml:space="preserve"> menti az adatbázisba, majd JWT </w:t>
-      </w:r>
-      <w:proofErr w:type="spellStart"/>
-      <w:r>
-        <w:rPr>
-          <w:rFonts w:ascii="Arial" w:hAnsi="Arial" w:cs="Arial"/>
-        </w:rPr>
-        <w:t>tokent</w:t>
-      </w:r>
-      <w:proofErr w:type="spellEnd"/>
-      <w:r>
-        <w:rPr>
-          <w:rFonts w:ascii="Arial" w:hAnsi="Arial" w:cs="Arial"/>
-        </w:rPr>
-        <w:t xml:space="preserve"> generál azonosításhoz, amit a kliens tárolhat</w:t>
-      </w:r>
-    </w:p>
-    <w:p>
-      <w:pPr>
-        <w:rPr>
-          <w:rFonts w:ascii="Arial" w:hAnsi="Arial" w:cs="Arial"/>
-        </w:rPr>
-      </w:pPr>
-      <w:r>
-        <w:rPr>
-          <w:rFonts w:ascii="Arial" w:hAnsi="Arial" w:cs="Arial"/>
+          <w:noProof/>
         </w:rPr>
         <w:drawing>
-          <wp:inline distT="0" distB="0" distL="0" distR="0" wp14:anchorId="7224AA58" wp14:editId="79EE88EE">
-            <wp:extent cx="5760720" cy="4297045"/>
-            <wp:effectExtent l="0" t="0" r="0" b="8255"/>
-            <wp:docPr id="3" name="Kép 3"/>
+          <wp:inline distT="0" distB="0" distL="0" distR="0" wp14:anchorId="001A8192" wp14:editId="3CCF48DA">
+            <wp:extent cx="5760720" cy="3023235"/>
+            <wp:effectExtent l="0" t="0" r="0" b="5715"/>
+            <wp:docPr id="1" name="Kép 1"/>
             <wp:cNvGraphicFramePr>
               <a:graphicFrameLocks xmlns:a="http://schemas.openxmlformats.org/drawingml/2006/main" noChangeAspect="1"/>
             </wp:cNvGraphicFramePr>
@@ -9758,7 +9437,7 @@
                   <pic:spPr>
                     <a:xfrm>
                       <a:off x="0" y="0"/>
-                      <a:ext cx="5760720" cy="4297045"/>
+                      <a:ext cx="5760720" cy="3023235"/>
                     </a:xfrm>
                     <a:prstGeom prst="rect">
                       <a:avLst/>
@@ -9770,120 +9449,306 @@
           </wp:inline>
         </w:drawing>
       </w:r>
-    </w:p>
-    <w:p>
-      <w:pPr>
-        <w:rPr>
-          <w:rFonts w:ascii="Arial" w:hAnsi="Arial" w:cs="Arial"/>
-        </w:rPr>
-      </w:pPr>
-      <w:r>
-        <w:rPr>
-          <w:rFonts w:ascii="Arial" w:hAnsi="Arial" w:cs="Arial"/>
+      <w:r>
+        <w:rPr>
+          <w:rFonts w:ascii="Arial" w:hAnsi="Arial" w:cs="Arial"/>
+        </w:rPr>
+        <w:t>Egyedi algoritmusok</w:t>
+      </w:r>
+    </w:p>
+    <w:p>
+      <w:pPr>
+        <w:rPr>
+          <w:rFonts w:ascii="Arial" w:hAnsi="Arial" w:cs="Arial"/>
+        </w:rPr>
+      </w:pPr>
+      <w:r>
+        <w:rPr>
+          <w:rFonts w:ascii="Arial" w:hAnsi="Arial" w:cs="Arial"/>
+        </w:rPr>
+        <w:t xml:space="preserve">Ebben a fejezetben bemutatunk néhány kulcsfontosságú, egyedi implementált algoritmust. Ezek integrálva vannak a </w:t>
+      </w:r>
+      <w:proofErr w:type="spellStart"/>
+      <w:r>
+        <w:rPr>
+          <w:rFonts w:ascii="Arial" w:hAnsi="Arial" w:cs="Arial"/>
+        </w:rPr>
+        <w:t>Bellora</w:t>
+      </w:r>
+      <w:proofErr w:type="spellEnd"/>
+      <w:r>
+        <w:rPr>
+          <w:rFonts w:ascii="Arial" w:hAnsi="Arial" w:cs="Arial"/>
+        </w:rPr>
+        <w:t xml:space="preserve"> applikációba, a programozási legjobb gyakorlatok szerint tervezve, implementálva. Alább kódrészletek és rövid magyarázatok találhatók a működésükről és céljukról.</w:t>
+      </w:r>
+    </w:p>
+    <w:p>
+      <w:pPr>
+        <w:rPr>
+          <w:rFonts w:ascii="Arial" w:hAnsi="Arial" w:cs="Arial"/>
+        </w:rPr>
+      </w:pPr>
+      <w:r>
+        <w:rPr>
+          <w:rFonts w:ascii="Arial" w:hAnsi="Arial" w:cs="Arial"/>
+        </w:rPr>
+        <w:t>authController.js</w:t>
+      </w:r>
+    </w:p>
+    <w:p>
+      <w:pPr>
+        <w:rPr>
+          <w:rFonts w:ascii="Arial" w:hAnsi="Arial" w:cs="Arial"/>
+        </w:rPr>
+      </w:pPr>
+      <w:r>
+        <w:rPr>
+          <w:rFonts w:ascii="Arial" w:hAnsi="Arial" w:cs="Arial"/>
+        </w:rPr>
+        <w:t xml:space="preserve">A hitelesítési logika kezeli a felhasználói regisztrációt, bejelentkezést és </w:t>
+      </w:r>
+      <w:proofErr w:type="spellStart"/>
+      <w:r>
+        <w:rPr>
+          <w:rFonts w:ascii="Arial" w:hAnsi="Arial" w:cs="Arial"/>
+        </w:rPr>
+        <w:t>profillekérdezést</w:t>
+      </w:r>
+      <w:proofErr w:type="spellEnd"/>
+      <w:r>
+        <w:rPr>
+          <w:rFonts w:ascii="Arial" w:hAnsi="Arial" w:cs="Arial"/>
+        </w:rPr>
+        <w:t xml:space="preserve"> </w:t>
+      </w:r>
+      <w:proofErr w:type="spellStart"/>
+      <w:r>
+        <w:rPr>
+          <w:rFonts w:ascii="Arial" w:hAnsi="Arial" w:cs="Arial"/>
+        </w:rPr>
+        <w:t>Prisma</w:t>
+      </w:r>
+      <w:proofErr w:type="spellEnd"/>
+      <w:r>
+        <w:rPr>
+          <w:rFonts w:ascii="Arial" w:hAnsi="Arial" w:cs="Arial"/>
+        </w:rPr>
+        <w:t xml:space="preserve"> ORM-</w:t>
+      </w:r>
+      <w:proofErr w:type="spellStart"/>
+      <w:r>
+        <w:rPr>
+          <w:rFonts w:ascii="Arial" w:hAnsi="Arial" w:cs="Arial"/>
+        </w:rPr>
+        <w:t>mel</w:t>
+      </w:r>
+      <w:proofErr w:type="spellEnd"/>
+      <w:r>
+        <w:rPr>
+          <w:rFonts w:ascii="Arial" w:hAnsi="Arial" w:cs="Arial"/>
+        </w:rPr>
+        <w:t xml:space="preserve">, </w:t>
+      </w:r>
+      <w:proofErr w:type="spellStart"/>
+      <w:r>
+        <w:rPr>
+          <w:rFonts w:ascii="Arial" w:hAnsi="Arial" w:cs="Arial"/>
+        </w:rPr>
+        <w:t>bcrypt</w:t>
+      </w:r>
+      <w:proofErr w:type="spellEnd"/>
+      <w:r>
+        <w:rPr>
+          <w:rFonts w:ascii="Arial" w:hAnsi="Arial" w:cs="Arial"/>
+        </w:rPr>
+        <w:t xml:space="preserve"> </w:t>
+      </w:r>
+      <w:proofErr w:type="spellStart"/>
+      <w:r>
+        <w:rPr>
+          <w:rFonts w:ascii="Arial" w:hAnsi="Arial" w:cs="Arial"/>
+        </w:rPr>
+        <w:t>jelszóhash</w:t>
+      </w:r>
+      <w:proofErr w:type="spellEnd"/>
+      <w:r>
+        <w:rPr>
+          <w:rFonts w:ascii="Arial" w:hAnsi="Arial" w:cs="Arial"/>
+        </w:rPr>
+        <w:t xml:space="preserve">-el és JWT </w:t>
+      </w:r>
+      <w:proofErr w:type="spellStart"/>
+      <w:r>
+        <w:rPr>
+          <w:rFonts w:ascii="Arial" w:hAnsi="Arial" w:cs="Arial"/>
+        </w:rPr>
+        <w:t>tokenekkel</w:t>
+      </w:r>
+      <w:proofErr w:type="spellEnd"/>
+      <w:r>
+        <w:rPr>
+          <w:rFonts w:ascii="Arial" w:hAnsi="Arial" w:cs="Arial"/>
+        </w:rPr>
+        <w:t xml:space="preserve">.  </w:t>
+      </w:r>
+    </w:p>
+    <w:p>
+      <w:pPr>
+        <w:rPr>
+          <w:rFonts w:ascii="Arial" w:hAnsi="Arial" w:cs="Arial"/>
+        </w:rPr>
+      </w:pPr>
+      <w:r>
+        <w:rPr>
+          <w:rFonts w:ascii="Arial" w:hAnsi="Arial" w:cs="Arial"/>
+        </w:rPr>
+        <w:t xml:space="preserve">A </w:t>
+      </w:r>
+      <w:proofErr w:type="spellStart"/>
+      <w:r>
+        <w:rPr>
+          <w:rFonts w:ascii="Arial" w:hAnsi="Arial" w:cs="Arial"/>
+        </w:rPr>
+        <w:t>register</w:t>
+      </w:r>
+      <w:proofErr w:type="spellEnd"/>
+      <w:r>
+        <w:rPr>
+          <w:rFonts w:ascii="Arial" w:hAnsi="Arial" w:cs="Arial"/>
+        </w:rPr>
+        <w:t xml:space="preserve"> függvény új felhasználót hoz létre: </w:t>
+      </w:r>
+      <w:proofErr w:type="spellStart"/>
+      <w:r>
+        <w:rPr>
+          <w:rFonts w:ascii="Arial" w:hAnsi="Arial" w:cs="Arial"/>
+        </w:rPr>
+        <w:t>duplikációt</w:t>
+      </w:r>
+      <w:proofErr w:type="spellEnd"/>
+      <w:r>
+        <w:rPr>
+          <w:rFonts w:ascii="Arial" w:hAnsi="Arial" w:cs="Arial"/>
+        </w:rPr>
+        <w:t xml:space="preserve"> ellenőriz (email/</w:t>
+      </w:r>
+      <w:proofErr w:type="spellStart"/>
+      <w:r>
+        <w:rPr>
+          <w:rFonts w:ascii="Arial" w:hAnsi="Arial" w:cs="Arial"/>
+        </w:rPr>
+        <w:t>username</w:t>
+      </w:r>
+      <w:proofErr w:type="spellEnd"/>
+      <w:r>
+        <w:rPr>
+          <w:rFonts w:ascii="Arial" w:hAnsi="Arial" w:cs="Arial"/>
+        </w:rPr>
+        <w:t xml:space="preserve">), </w:t>
+      </w:r>
+      <w:proofErr w:type="spellStart"/>
+      <w:r>
+        <w:rPr>
+          <w:rFonts w:ascii="Arial" w:hAnsi="Arial" w:cs="Arial"/>
+        </w:rPr>
+        <w:t>bcrypt</w:t>
+      </w:r>
+      <w:proofErr w:type="spellEnd"/>
+      <w:r>
+        <w:rPr>
+          <w:rFonts w:ascii="Arial" w:hAnsi="Arial" w:cs="Arial"/>
+        </w:rPr>
+        <w:t xml:space="preserve">-tel </w:t>
+      </w:r>
+      <w:proofErr w:type="spellStart"/>
+      <w:r>
+        <w:rPr>
+          <w:rFonts w:ascii="Arial" w:hAnsi="Arial" w:cs="Arial"/>
+        </w:rPr>
+        <w:t>hasheli</w:t>
+      </w:r>
+      <w:proofErr w:type="spellEnd"/>
+      <w:r>
+        <w:rPr>
+          <w:rFonts w:ascii="Arial" w:hAnsi="Arial" w:cs="Arial"/>
+        </w:rPr>
+        <w:t xml:space="preserve"> a jelszót (10 </w:t>
+      </w:r>
+      <w:proofErr w:type="spellStart"/>
+      <w:r>
+        <w:rPr>
+          <w:rFonts w:ascii="Arial" w:hAnsi="Arial" w:cs="Arial"/>
+        </w:rPr>
+        <w:t>salt</w:t>
+      </w:r>
+      <w:proofErr w:type="spellEnd"/>
+      <w:r>
+        <w:rPr>
+          <w:rFonts w:ascii="Arial" w:hAnsi="Arial" w:cs="Arial"/>
+        </w:rPr>
+        <w:t xml:space="preserve"> </w:t>
+      </w:r>
+      <w:proofErr w:type="spellStart"/>
+      <w:r>
+        <w:rPr>
+          <w:rFonts w:ascii="Arial" w:hAnsi="Arial" w:cs="Arial"/>
+        </w:rPr>
+        <w:t>round</w:t>
+      </w:r>
+      <w:proofErr w:type="spellEnd"/>
+      <w:r>
+        <w:rPr>
+          <w:rFonts w:ascii="Arial" w:hAnsi="Arial" w:cs="Arial"/>
+        </w:rPr>
+        <w:t xml:space="preserve">), </w:t>
+      </w:r>
+      <w:proofErr w:type="spellStart"/>
+      <w:r>
+        <w:rPr>
+          <w:rFonts w:ascii="Arial" w:hAnsi="Arial" w:cs="Arial"/>
+        </w:rPr>
+        <w:t>Prisma-val</w:t>
+      </w:r>
+      <w:proofErr w:type="spellEnd"/>
+      <w:r>
+        <w:rPr>
+          <w:rFonts w:ascii="Arial" w:hAnsi="Arial" w:cs="Arial"/>
+        </w:rPr>
+        <w:t xml:space="preserve"> menti az adatbázisba, majd JWT </w:t>
+      </w:r>
+      <w:proofErr w:type="spellStart"/>
+      <w:r>
+        <w:rPr>
+          <w:rFonts w:ascii="Arial" w:hAnsi="Arial" w:cs="Arial"/>
+        </w:rPr>
+        <w:t>tokent</w:t>
+      </w:r>
+      <w:proofErr w:type="spellEnd"/>
+      <w:r>
+        <w:rPr>
+          <w:rFonts w:ascii="Arial" w:hAnsi="Arial" w:cs="Arial"/>
+        </w:rPr>
+        <w:t xml:space="preserve"> generál azonosításhoz, amit a kliens tárolhat</w:t>
+      </w:r>
+    </w:p>
+    <w:p>
+      <w:pPr>
+        <w:rPr>
+          <w:rFonts w:ascii="Arial" w:hAnsi="Arial" w:cs="Arial"/>
+        </w:rPr>
+      </w:pPr>
+      <w:r>
+        <w:rPr>
+          <w:rFonts w:ascii="Arial" w:hAnsi="Arial" w:cs="Arial"/>
+          <w:noProof/>
         </w:rPr>
         <w:lastRenderedPageBreak/>
-        <w:t xml:space="preserve">A login függvény email alapján keresi a felhasználót, </w:t>
-      </w:r>
-      <w:proofErr w:type="spellStart"/>
-      <w:r>
-        <w:rPr>
-          <w:rFonts w:ascii="Arial" w:hAnsi="Arial" w:cs="Arial"/>
-        </w:rPr>
-        <w:t>bcrypt</w:t>
-      </w:r>
-      <w:proofErr w:type="spellEnd"/>
-      <w:r>
-        <w:rPr>
-          <w:rFonts w:ascii="Arial" w:hAnsi="Arial" w:cs="Arial"/>
-        </w:rPr>
-        <w:t xml:space="preserve">-tel </w:t>
-      </w:r>
-      <w:proofErr w:type="spellStart"/>
-      <w:r>
-        <w:rPr>
-          <w:rFonts w:ascii="Arial" w:hAnsi="Arial" w:cs="Arial"/>
-        </w:rPr>
-        <w:t>validálja</w:t>
-      </w:r>
-      <w:proofErr w:type="spellEnd"/>
-      <w:r>
-        <w:rPr>
-          <w:rFonts w:ascii="Arial" w:hAnsi="Arial" w:cs="Arial"/>
-        </w:rPr>
-        <w:t xml:space="preserve"> a jelszót, majd JWT </w:t>
-      </w:r>
-      <w:proofErr w:type="spellStart"/>
-      <w:r>
-        <w:rPr>
-          <w:rFonts w:ascii="Arial" w:hAnsi="Arial" w:cs="Arial"/>
-        </w:rPr>
-        <w:t>tokent</w:t>
-      </w:r>
-      <w:proofErr w:type="spellEnd"/>
-      <w:r>
-        <w:rPr>
-          <w:rFonts w:ascii="Arial" w:hAnsi="Arial" w:cs="Arial"/>
-        </w:rPr>
-        <w:t xml:space="preserve"> ad vissza profilinfókkal (pl. profilképpel). Ez lehetővé teszi a </w:t>
-      </w:r>
-      <w:proofErr w:type="spellStart"/>
-      <w:r>
-        <w:rPr>
-          <w:rFonts w:ascii="Arial" w:hAnsi="Arial" w:cs="Arial"/>
-        </w:rPr>
-        <w:t>stateless</w:t>
-      </w:r>
-      <w:proofErr w:type="spellEnd"/>
-      <w:r>
-        <w:rPr>
-          <w:rFonts w:ascii="Arial" w:hAnsi="Arial" w:cs="Arial"/>
-        </w:rPr>
-        <w:t xml:space="preserve"> </w:t>
-      </w:r>
-      <w:proofErr w:type="spellStart"/>
-      <w:r>
-        <w:rPr>
-          <w:rFonts w:ascii="Arial" w:hAnsi="Arial" w:cs="Arial"/>
-        </w:rPr>
-        <w:t>autentikációt</w:t>
-      </w:r>
-      <w:proofErr w:type="spellEnd"/>
-      <w:r>
-        <w:rPr>
-          <w:rFonts w:ascii="Arial" w:hAnsi="Arial" w:cs="Arial"/>
-        </w:rPr>
-        <w:t xml:space="preserve"> API-</w:t>
-      </w:r>
-      <w:proofErr w:type="spellStart"/>
-      <w:r>
-        <w:rPr>
-          <w:rFonts w:ascii="Arial" w:hAnsi="Arial" w:cs="Arial"/>
-        </w:rPr>
-        <w:t>kban</w:t>
-      </w:r>
-      <w:proofErr w:type="spellEnd"/>
-      <w:r>
-        <w:rPr>
-          <w:rFonts w:ascii="Arial" w:hAnsi="Arial" w:cs="Arial"/>
-        </w:rPr>
-        <w:t>.</w:t>
-      </w:r>
-    </w:p>
-    <w:p>
-      <w:pPr>
-        <w:rPr>
-          <w:rFonts w:ascii="Arial" w:hAnsi="Arial" w:cs="Arial"/>
-        </w:rPr>
-      </w:pPr>
-      <w:r>
-        <w:rPr>
-          <w:rFonts w:ascii="Arial" w:hAnsi="Arial" w:cs="Arial"/>
-        </w:rPr>
         <w:drawing>
-          <wp:inline distT="0" distB="0" distL="0" distR="0" wp14:anchorId="3FB8AA44" wp14:editId="6FD1CF11">
-            <wp:extent cx="5760720" cy="3042920"/>
-            <wp:effectExtent l="0" t="0" r="0" b="5080"/>
-            <wp:docPr id="4" name="Kép 4"/>
+          <wp:inline distT="0" distB="0" distL="0" distR="0" wp14:anchorId="7224AA58" wp14:editId="79EE88EE">
+            <wp:extent cx="5760720" cy="4297045"/>
+            <wp:effectExtent l="0" t="0" r="0" b="8255"/>
+            <wp:docPr id="3" name="Kép 3"/>
             <wp:cNvGraphicFramePr>
               <a:graphicFrameLocks xmlns:a="http://schemas.openxmlformats.org/drawingml/2006/main" noChangeAspect="1"/>
             </wp:cNvGraphicFramePr>
@@ -9903,7 +9768,7 @@
                   <pic:spPr>
                     <a:xfrm>
                       <a:off x="0" y="0"/>
-                      <a:ext cx="5760720" cy="3042920"/>
+                      <a:ext cx="5760720" cy="4297045"/>
                     </a:xfrm>
                     <a:prstGeom prst="rect">
                       <a:avLst/>
@@ -9926,14 +9791,56 @@
         <w:rPr>
           <w:rFonts w:ascii="Arial" w:hAnsi="Arial" w:cs="Arial"/>
         </w:rPr>
-        <w:t xml:space="preserve">A </w:t>
-      </w:r>
-      <w:proofErr w:type="spellStart"/>
-      <w:r>
-        <w:rPr>
-          <w:rFonts w:ascii="Arial" w:hAnsi="Arial" w:cs="Arial"/>
-        </w:rPr>
-        <w:t>getCurrentUser</w:t>
+        <w:t xml:space="preserve">A login függvény email alapján keresi a felhasználót, </w:t>
+      </w:r>
+      <w:proofErr w:type="spellStart"/>
+      <w:r>
+        <w:rPr>
+          <w:rFonts w:ascii="Arial" w:hAnsi="Arial" w:cs="Arial"/>
+        </w:rPr>
+        <w:t>bcrypt</w:t>
+      </w:r>
+      <w:proofErr w:type="spellEnd"/>
+      <w:r>
+        <w:rPr>
+          <w:rFonts w:ascii="Arial" w:hAnsi="Arial" w:cs="Arial"/>
+        </w:rPr>
+        <w:t xml:space="preserve">-tel </w:t>
+      </w:r>
+      <w:proofErr w:type="spellStart"/>
+      <w:r>
+        <w:rPr>
+          <w:rFonts w:ascii="Arial" w:hAnsi="Arial" w:cs="Arial"/>
+        </w:rPr>
+        <w:t>validálja</w:t>
+      </w:r>
+      <w:proofErr w:type="spellEnd"/>
+      <w:r>
+        <w:rPr>
+          <w:rFonts w:ascii="Arial" w:hAnsi="Arial" w:cs="Arial"/>
+        </w:rPr>
+        <w:t xml:space="preserve"> a jelszót, majd JWT </w:t>
+      </w:r>
+      <w:proofErr w:type="spellStart"/>
+      <w:r>
+        <w:rPr>
+          <w:rFonts w:ascii="Arial" w:hAnsi="Arial" w:cs="Arial"/>
+        </w:rPr>
+        <w:t>tokent</w:t>
+      </w:r>
+      <w:proofErr w:type="spellEnd"/>
+      <w:r>
+        <w:rPr>
+          <w:rFonts w:ascii="Arial" w:hAnsi="Arial" w:cs="Arial"/>
+        </w:rPr>
+        <w:t xml:space="preserve"> ad vissza profilinfókkal (pl. profilképpel). Ez lehetővé teszi a </w:t>
+      </w:r>
+      <w:proofErr w:type="spellStart"/>
+      <w:r>
+        <w:rPr>
+          <w:rFonts w:ascii="Arial" w:hAnsi="Arial" w:cs="Arial"/>
+        </w:rPr>
+        <w:t>stateless</w:t>
       </w:r>
       <w:proofErr w:type="spellEnd"/>
       <w:r>
@@ -9947,85 +9854,23 @@
         <w:rPr>
           <w:rFonts w:ascii="Arial" w:hAnsi="Arial" w:cs="Arial"/>
         </w:rPr>
-        <w:t>middleware-ből</w:t>
-      </w:r>
-      <w:proofErr w:type="spellEnd"/>
-      <w:r>
-        <w:rPr>
-          <w:rFonts w:ascii="Arial" w:hAnsi="Arial" w:cs="Arial"/>
-        </w:rPr>
-        <w:t xml:space="preserve"> (JWT) veszi a </w:t>
-      </w:r>
-      <w:proofErr w:type="spellStart"/>
-      <w:r>
-        <w:rPr>
-          <w:rFonts w:ascii="Arial" w:hAnsi="Arial" w:cs="Arial"/>
-        </w:rPr>
-        <w:t>user_id</w:t>
-      </w:r>
-      <w:proofErr w:type="spellEnd"/>
-      <w:r>
-        <w:rPr>
-          <w:rFonts w:ascii="Arial" w:hAnsi="Arial" w:cs="Arial"/>
-        </w:rPr>
-        <w:t xml:space="preserve">-t, </w:t>
-      </w:r>
-      <w:proofErr w:type="spellStart"/>
-      <w:r>
-        <w:rPr>
-          <w:rFonts w:ascii="Arial" w:hAnsi="Arial" w:cs="Arial"/>
-        </w:rPr>
-        <w:t>Prisma</w:t>
-      </w:r>
-      <w:proofErr w:type="spellEnd"/>
-      <w:r>
-        <w:rPr>
-          <w:rFonts w:ascii="Arial" w:hAnsi="Arial" w:cs="Arial"/>
-        </w:rPr>
-        <w:t xml:space="preserve"> </w:t>
-      </w:r>
-      <w:proofErr w:type="spellStart"/>
-      <w:r>
-        <w:rPr>
-          <w:rFonts w:ascii="Arial" w:hAnsi="Arial" w:cs="Arial"/>
-        </w:rPr>
-        <w:t>select</w:t>
-      </w:r>
-      <w:proofErr w:type="spellEnd"/>
-      <w:r>
-        <w:rPr>
-          <w:rFonts w:ascii="Arial" w:hAnsi="Arial" w:cs="Arial"/>
-        </w:rPr>
-        <w:t xml:space="preserve">-tel biztonságosan lekéri a </w:t>
-      </w:r>
-      <w:proofErr w:type="spellStart"/>
-      <w:r>
-        <w:rPr>
-          <w:rFonts w:ascii="Arial" w:hAnsi="Arial" w:cs="Arial"/>
-        </w:rPr>
-        <w:t>profiladatokat</w:t>
-      </w:r>
-      <w:proofErr w:type="spellEnd"/>
-      <w:r>
-        <w:rPr>
-          <w:rFonts w:ascii="Arial" w:hAnsi="Arial" w:cs="Arial"/>
-        </w:rPr>
-        <w:t xml:space="preserve"> (pl. cím, telefon), így támogatja a felhasználói </w:t>
-      </w:r>
-      <w:proofErr w:type="spellStart"/>
-      <w:r>
-        <w:rPr>
-          <w:rFonts w:ascii="Arial" w:hAnsi="Arial" w:cs="Arial"/>
-        </w:rPr>
-        <w:t>dashboard</w:t>
-      </w:r>
-      <w:proofErr w:type="spellEnd"/>
-      <w:r>
-        <w:rPr>
-          <w:rFonts w:ascii="Arial" w:hAnsi="Arial" w:cs="Arial"/>
-        </w:rPr>
-        <w:t>-ot anélkül, hogy érzékeny adatokat (pl. jelszó) exponálna</w:t>
-      </w:r>
+        <w:t>autentikációt</w:t>
+      </w:r>
+      <w:proofErr w:type="spellEnd"/>
+      <w:r>
+        <w:rPr>
+          <w:rFonts w:ascii="Arial" w:hAnsi="Arial" w:cs="Arial"/>
+        </w:rPr>
+        <w:t xml:space="preserve"> API-</w:t>
+      </w:r>
+      <w:proofErr w:type="spellStart"/>
+      <w:r>
+        <w:rPr>
+          <w:rFonts w:ascii="Arial" w:hAnsi="Arial" w:cs="Arial"/>
+        </w:rPr>
+        <w:t>kban</w:t>
+      </w:r>
+      <w:proofErr w:type="spellEnd"/>
       <w:r>
         <w:rPr>
           <w:rFonts w:ascii="Arial" w:hAnsi="Arial" w:cs="Arial"/>
@@ -10042,12 +9887,13 @@
       <w:r>
         <w:rPr>
           <w:rFonts w:ascii="Arial" w:hAnsi="Arial" w:cs="Arial"/>
+          <w:noProof/>
         </w:rPr>
         <w:drawing>
-          <wp:inline distT="0" distB="0" distL="0" distR="0" wp14:anchorId="168694CA" wp14:editId="4406BFC8">
-            <wp:extent cx="4163006" cy="4286848"/>
-            <wp:effectExtent l="0" t="0" r="9525" b="0"/>
-            <wp:docPr id="5" name="Kép 5"/>
+          <wp:inline distT="0" distB="0" distL="0" distR="0" wp14:anchorId="3FB8AA44" wp14:editId="6FD1CF11">
+            <wp:extent cx="5760720" cy="3042920"/>
+            <wp:effectExtent l="0" t="0" r="0" b="5080"/>
+            <wp:docPr id="4" name="Kép 4"/>
             <wp:cNvGraphicFramePr>
               <a:graphicFrameLocks xmlns:a="http://schemas.openxmlformats.org/drawingml/2006/main" noChangeAspect="1"/>
             </wp:cNvGraphicFramePr>
@@ -10067,7 +9913,7 @@
                   <pic:spPr>
                     <a:xfrm>
                       <a:off x="0" y="0"/>
-                      <a:ext cx="4163006" cy="4286848"/>
+                      <a:ext cx="5760720" cy="3042920"/>
                     </a:xfrm>
                     <a:prstGeom prst="rect">
                       <a:avLst/>
@@ -10082,1089 +9928,138 @@
     </w:p>
     <w:p>
       <w:pPr>
-        <w:pStyle w:val="Cmsor1"/>
-        <w:rPr>
-          <w:rFonts w:ascii="Eras Medium ITC" w:hAnsi="Eras Medium ITC"/>
-        </w:rPr>
-      </w:pPr>
-      <w:r>
-        <w:lastRenderedPageBreak/>
-        <w:t>1. Oldalak</w:t>
-      </w:r>
-      <w:bookmarkEnd w:id="0"/>
-    </w:p>
-    <w:p>
-      <w:pPr>
-        <w:pStyle w:val="Cmsor2"/>
-        <w:rPr>
-          <w:b w:val="0"/>
-        </w:rPr>
-      </w:pPr>
-      <w:bookmarkStart w:id="1" w:name="_Toc221618918"/>
-      <w:r>
-        <w:t xml:space="preserve">a) </w:t>
-      </w:r>
-      <w:proofErr w:type="spellStart"/>
-      <w:r>
-        <w:t>Landing</w:t>
-      </w:r>
-      <w:proofErr w:type="spellEnd"/>
-      <w:r>
-        <w:t xml:space="preserve"> Page</w:t>
-      </w:r>
-      <w:bookmarkEnd w:id="1"/>
-    </w:p>
-    <w:p>
-      <w:pPr>
-        <w:numPr>
-          <w:ilvl w:val="0"/>
-          <w:numId w:val="4"/>
-        </w:numPr>
-        <w:rPr>
-          <w:rFonts w:ascii="Arial" w:hAnsi="Arial" w:cs="Arial"/>
-          <w:sz w:val="24"/>
-          <w:szCs w:val="24"/>
-        </w:rPr>
-      </w:pPr>
-      <w:r>
-        <w:rPr>
-          <w:rFonts w:ascii="Arial" w:hAnsi="Arial" w:cs="Arial"/>
-          <w:b/>
-          <w:bCs/>
-          <w:sz w:val="24"/>
-          <w:szCs w:val="24"/>
-        </w:rPr>
-        <w:t xml:space="preserve">Regisztráció/Bejelentkezés </w:t>
-      </w:r>
-      <w:proofErr w:type="spellStart"/>
-      <w:r>
-        <w:rPr>
-          <w:rFonts w:ascii="Arial" w:hAnsi="Arial" w:cs="Arial"/>
-          <w:b/>
-          <w:bCs/>
-          <w:sz w:val="24"/>
-          <w:szCs w:val="24"/>
-        </w:rPr>
-        <w:t>Popup</w:t>
-      </w:r>
-      <w:proofErr w:type="spellEnd"/>
-      <w:r>
-        <w:rPr>
-          <w:rFonts w:ascii="Arial" w:hAnsi="Arial" w:cs="Arial"/>
-          <w:sz w:val="24"/>
-          <w:szCs w:val="24"/>
-        </w:rPr>
-        <w:t>: Lehetővé teszi a felhasználók számára, hogy email-címmel és jelszóval regisztráljanak, vagy meglévő hitelesítő adatokkal jelentkezzenek be. Tartalmaz jelszó-emlékeztető funkciót, amely emailben küld új jelszót vagy visszaállítási linket. A regisztráció során ellenőrzi az email-cím egyediségét és a jelszó erősségét (pl. minimum 8 karakter, kis- és nagybetűk, számok).</w:t>
-      </w:r>
-    </w:p>
-    <w:p>
-      <w:pPr>
-        <w:numPr>
-          <w:ilvl w:val="0"/>
-          <w:numId w:val="4"/>
-        </w:numPr>
-        <w:rPr>
-          <w:rFonts w:ascii="Arial" w:hAnsi="Arial" w:cs="Arial"/>
-          <w:sz w:val="24"/>
-          <w:szCs w:val="24"/>
-        </w:rPr>
-      </w:pPr>
-    </w:p>
-    <w:p>
-      <w:pPr>
-        <w:pStyle w:val="Cmsor2"/>
-      </w:pPr>
-      <w:bookmarkStart w:id="2" w:name="_Toc221618919"/>
-      <w:r>
-        <w:t xml:space="preserve">b) </w:t>
-      </w:r>
-      <w:proofErr w:type="spellStart"/>
-      <w:r>
-        <w:t>Admin</w:t>
-      </w:r>
-      <w:bookmarkEnd w:id="2"/>
-      <w:proofErr w:type="spellEnd"/>
-    </w:p>
-    <w:p>
-      <w:pPr>
-        <w:numPr>
-          <w:ilvl w:val="0"/>
-          <w:numId w:val="5"/>
-        </w:numPr>
-        <w:rPr>
-          <w:rFonts w:ascii="Arial" w:hAnsi="Arial" w:cs="Arial"/>
-          <w:sz w:val="24"/>
-          <w:szCs w:val="24"/>
-        </w:rPr>
-      </w:pPr>
-      <w:r>
-        <w:rPr>
-          <w:rFonts w:ascii="Arial" w:hAnsi="Arial" w:cs="Arial"/>
-          <w:b/>
-          <w:bCs/>
-          <w:sz w:val="24"/>
-          <w:szCs w:val="24"/>
-        </w:rPr>
-        <w:t>Felhasználókezelés</w:t>
-      </w:r>
-      <w:r>
-        <w:rPr>
-          <w:rFonts w:ascii="Arial" w:hAnsi="Arial" w:cs="Arial"/>
-          <w:sz w:val="24"/>
-          <w:szCs w:val="24"/>
-        </w:rPr>
-        <w:t xml:space="preserve">: Az adminisztrátor megtekintheti a felhasználók teljes listáját, szerkesztheti a profilokat (pl. név, email, szerepkör), törölheti a fiókokat, vagy ideiglenesen blokkolhatja azokat. Támogatja a felhasználói szerepkörök (pl. normál felhasználó, </w:t>
-      </w:r>
-      <w:proofErr w:type="spellStart"/>
-      <w:r>
-        <w:rPr>
-          <w:rFonts w:ascii="Arial" w:hAnsi="Arial" w:cs="Arial"/>
-          <w:sz w:val="24"/>
-          <w:szCs w:val="24"/>
-        </w:rPr>
-        <w:t>admin</w:t>
-      </w:r>
-      <w:proofErr w:type="spellEnd"/>
-      <w:r>
-        <w:rPr>
-          <w:rFonts w:ascii="Arial" w:hAnsi="Arial" w:cs="Arial"/>
-          <w:sz w:val="24"/>
-          <w:szCs w:val="24"/>
-        </w:rPr>
-        <w:t>) kezelését és a tevékenységnapló megtekintését.</w:t>
-      </w:r>
-    </w:p>
-    <w:p>
-      <w:pPr>
-        <w:numPr>
-          <w:ilvl w:val="0"/>
-          <w:numId w:val="5"/>
-        </w:numPr>
-        <w:rPr>
-          <w:rFonts w:ascii="Arial" w:hAnsi="Arial" w:cs="Arial"/>
-          <w:sz w:val="24"/>
-          <w:szCs w:val="24"/>
-        </w:rPr>
-      </w:pPr>
-      <w:r>
-        <w:rPr>
-          <w:rFonts w:ascii="Arial" w:hAnsi="Arial" w:cs="Arial"/>
-          <w:b/>
-          <w:bCs/>
-          <w:sz w:val="24"/>
-          <w:szCs w:val="24"/>
-        </w:rPr>
-        <w:t>Termékkezelés</w:t>
-      </w:r>
-      <w:r>
-        <w:rPr>
-          <w:rFonts w:ascii="Arial" w:hAnsi="Arial" w:cs="Arial"/>
-          <w:sz w:val="24"/>
-          <w:szCs w:val="24"/>
-        </w:rPr>
-        <w:t>: Lehetővé teszi új termékek felvitelét (név, leírás, ár, készlet), meglévők szerkesztését (pl. árak módosítása, akciók beállítása), illetve törlését. Tartalmaz készletfigyelést és értesítést alacsony készlet esetén.</w:t>
-      </w:r>
-    </w:p>
-    <w:p>
-      <w:pPr>
-        <w:pStyle w:val="Cmsor2"/>
-      </w:pPr>
-      <w:bookmarkStart w:id="3" w:name="_Toc221618920"/>
-      <w:r>
-        <w:t>c) Kategóriák</w:t>
-      </w:r>
-      <w:bookmarkEnd w:id="3"/>
-    </w:p>
-    <w:p>
-      <w:pPr>
-        <w:numPr>
-          <w:ilvl w:val="0"/>
-          <w:numId w:val="6"/>
-        </w:numPr>
-        <w:rPr>
-          <w:rFonts w:ascii="Arial" w:hAnsi="Arial" w:cs="Arial"/>
-          <w:sz w:val="24"/>
-          <w:szCs w:val="24"/>
-        </w:rPr>
-      </w:pPr>
-      <w:r>
-        <w:rPr>
-          <w:rFonts w:ascii="Arial" w:hAnsi="Arial" w:cs="Arial"/>
-          <w:b/>
-          <w:bCs/>
-          <w:sz w:val="24"/>
-          <w:szCs w:val="24"/>
-        </w:rPr>
-        <w:t>Szekciók</w:t>
-      </w:r>
-      <w:r>
-        <w:rPr>
-          <w:rFonts w:ascii="Arial" w:hAnsi="Arial" w:cs="Arial"/>
-          <w:sz w:val="24"/>
-          <w:szCs w:val="24"/>
-        </w:rPr>
-        <w:t xml:space="preserve">: Minden kategóriának külön szekciója van, amelyben a termékeket rövid leírással, képekkel és árakkal jeleníti meg. A szekciók között görgethető vagy </w:t>
-      </w:r>
-      <w:proofErr w:type="spellStart"/>
-      <w:r>
-        <w:rPr>
-          <w:rFonts w:ascii="Arial" w:hAnsi="Arial" w:cs="Arial"/>
-          <w:sz w:val="24"/>
-          <w:szCs w:val="24"/>
-        </w:rPr>
-        <w:t>tab</w:t>
-      </w:r>
-      <w:proofErr w:type="spellEnd"/>
-      <w:r>
-        <w:rPr>
-          <w:rFonts w:ascii="Arial" w:hAnsi="Arial" w:cs="Arial"/>
-          <w:sz w:val="24"/>
-          <w:szCs w:val="24"/>
-        </w:rPr>
-        <w:t>-alapú navigáció biztosított.</w:t>
-      </w:r>
-    </w:p>
-    <w:p>
-      <w:pPr>
-        <w:numPr>
-          <w:ilvl w:val="0"/>
-          <w:numId w:val="6"/>
-        </w:numPr>
-        <w:rPr>
-          <w:rFonts w:ascii="Arial" w:hAnsi="Arial" w:cs="Arial"/>
-          <w:sz w:val="24"/>
-          <w:szCs w:val="24"/>
-        </w:rPr>
-      </w:pPr>
-      <w:r>
-        <w:rPr>
-          <w:rFonts w:ascii="Arial" w:hAnsi="Arial" w:cs="Arial"/>
-          <w:b/>
-          <w:bCs/>
-          <w:sz w:val="24"/>
-          <w:szCs w:val="24"/>
-        </w:rPr>
-        <w:t>Szűrő</w:t>
-      </w:r>
-      <w:r>
-        <w:rPr>
-          <w:rFonts w:ascii="Arial" w:hAnsi="Arial" w:cs="Arial"/>
-          <w:sz w:val="24"/>
-          <w:szCs w:val="24"/>
-        </w:rPr>
-        <w:t xml:space="preserve">: Részletes szűrési lehetőségeket kínál, beleértve az </w:t>
-      </w:r>
-      <w:proofErr w:type="spellStart"/>
-      <w:r>
-        <w:rPr>
-          <w:rFonts w:ascii="Arial" w:hAnsi="Arial" w:cs="Arial"/>
-          <w:sz w:val="24"/>
-          <w:szCs w:val="24"/>
-        </w:rPr>
-        <w:t>ársávot</w:t>
-      </w:r>
-      <w:proofErr w:type="spellEnd"/>
-      <w:r>
-        <w:rPr>
-          <w:rFonts w:ascii="Arial" w:hAnsi="Arial" w:cs="Arial"/>
-          <w:sz w:val="24"/>
-          <w:szCs w:val="24"/>
-        </w:rPr>
-        <w:t xml:space="preserve"> (pl. 0-5000 Ft, 5000-10000 Ft), értékelést (pl. 4 csillag felett), és elérhetőséget (raktáron/nincs raktáron). A szűrők alkalmazása után a találatok azonnal frissülnek.</w:t>
-      </w:r>
-    </w:p>
-    <w:p>
-      <w:pPr>
-        <w:pStyle w:val="Cmsor2"/>
-      </w:pPr>
-      <w:bookmarkStart w:id="4" w:name="_Toc221618921"/>
-      <w:r>
-        <w:t>d) Login/Regisztráció</w:t>
-      </w:r>
-      <w:bookmarkEnd w:id="4"/>
-    </w:p>
-    <w:p>
-      <w:pPr>
-        <w:numPr>
-          <w:ilvl w:val="0"/>
-          <w:numId w:val="7"/>
-        </w:numPr>
-        <w:rPr>
-          <w:rFonts w:ascii="Arial" w:hAnsi="Arial" w:cs="Arial"/>
-          <w:sz w:val="24"/>
-          <w:szCs w:val="24"/>
-        </w:rPr>
-      </w:pPr>
-      <w:r>
-        <w:rPr>
-          <w:rFonts w:ascii="Arial" w:hAnsi="Arial" w:cs="Arial"/>
-          <w:sz w:val="24"/>
-          <w:szCs w:val="24"/>
-        </w:rPr>
-        <w:t>A bejelentkezés során ellenőrzi a felhasználói adatokat egy biztonságos szerveroldali hitelesítési folyamattal. A regisztrációhoz email-ellenőrzés szükséges (</w:t>
-      </w:r>
-      <w:proofErr w:type="spellStart"/>
-      <w:r>
-        <w:rPr>
-          <w:rFonts w:ascii="Arial" w:hAnsi="Arial" w:cs="Arial"/>
-          <w:sz w:val="24"/>
-          <w:szCs w:val="24"/>
-        </w:rPr>
-        <w:t>aktíválási</w:t>
-      </w:r>
-      <w:proofErr w:type="spellEnd"/>
-      <w:r>
-        <w:rPr>
-          <w:rFonts w:ascii="Arial" w:hAnsi="Arial" w:cs="Arial"/>
-          <w:sz w:val="24"/>
-          <w:szCs w:val="24"/>
-        </w:rPr>
-        <w:t xml:space="preserve"> link), valamint a jelszó erősségét ellenőrzi. Kínál "Maradj bejelentkezve" opciót, és egy kijelentkezés funkciót a profilból.</w:t>
-      </w:r>
-    </w:p>
-    <w:p>
-      <w:pPr>
-        <w:pStyle w:val="Cmsor2"/>
-      </w:pPr>
-      <w:bookmarkStart w:id="5" w:name="_Toc221618922"/>
-      <w:r>
-        <w:t>e) Termékfeltöltő</w:t>
-      </w:r>
-      <w:bookmarkEnd w:id="5"/>
-    </w:p>
-    <w:p>
-      <w:pPr>
-        <w:numPr>
-          <w:ilvl w:val="0"/>
-          <w:numId w:val="8"/>
-        </w:numPr>
-        <w:rPr>
-          <w:rFonts w:ascii="Arial" w:hAnsi="Arial" w:cs="Arial"/>
-          <w:sz w:val="24"/>
-          <w:szCs w:val="24"/>
-        </w:rPr>
-      </w:pPr>
-      <w:r>
-        <w:rPr>
-          <w:rFonts w:ascii="Arial" w:hAnsi="Arial" w:cs="Arial"/>
-          <w:b/>
-          <w:bCs/>
-          <w:sz w:val="24"/>
-          <w:szCs w:val="24"/>
-        </w:rPr>
-        <w:t>Leírás Feltöltése</w:t>
-      </w:r>
-      <w:r>
-        <w:rPr>
-          <w:rFonts w:ascii="Arial" w:hAnsi="Arial" w:cs="Arial"/>
-          <w:sz w:val="24"/>
-          <w:szCs w:val="24"/>
-        </w:rPr>
-        <w:t>: Lehetővé teszi a termék nevének, részletes leírásának (pl. anyag, méret, használati útmutató), árának és specifikációinak megadását. Támogatja a HTML formázást a leírásban, és ellenőrzi a kötelező mezők kitöltését.</w:t>
-      </w:r>
-    </w:p>
-    <w:p>
-      <w:pPr>
-        <w:numPr>
-          <w:ilvl w:val="0"/>
-          <w:numId w:val="8"/>
-        </w:numPr>
-        <w:rPr>
-          <w:rFonts w:ascii="Arial" w:hAnsi="Arial" w:cs="Arial"/>
-          <w:sz w:val="24"/>
-          <w:szCs w:val="24"/>
-        </w:rPr>
-      </w:pPr>
-      <w:r>
-        <w:rPr>
-          <w:rFonts w:ascii="Arial" w:hAnsi="Arial" w:cs="Arial"/>
-          <w:b/>
-          <w:bCs/>
-          <w:sz w:val="24"/>
-          <w:szCs w:val="24"/>
-        </w:rPr>
-        <w:t>Kép Feltöltése</w:t>
-      </w:r>
-      <w:r>
-        <w:rPr>
-          <w:rFonts w:ascii="Arial" w:hAnsi="Arial" w:cs="Arial"/>
-          <w:sz w:val="24"/>
-          <w:szCs w:val="24"/>
-        </w:rPr>
-        <w:t>: Engedi JPEG, PNG formátumú képek feltöltését, maximum 5 MB méretig. Előnézetet biztosít, és lehetővé teszi több kép hozzáadását egy termékhez, valamint a sorrend módosítását.</w:t>
-      </w:r>
-    </w:p>
-    <w:p>
-      <w:pPr>
-        <w:rPr>
-          <w:rFonts w:ascii="Arial" w:hAnsi="Arial" w:cs="Arial"/>
-          <w:sz w:val="24"/>
-          <w:szCs w:val="24"/>
-        </w:rPr>
-      </w:pPr>
-    </w:p>
-    <w:p>
-      <w:pPr>
-        <w:pStyle w:val="Cmsor2"/>
-      </w:pPr>
-      <w:bookmarkStart w:id="6" w:name="_Toc221618923"/>
-      <w:r>
-        <w:t>f) Profil</w:t>
-      </w:r>
-      <w:bookmarkEnd w:id="6"/>
-    </w:p>
-    <w:p>
-      <w:pPr>
-        <w:numPr>
-          <w:ilvl w:val="0"/>
-          <w:numId w:val="9"/>
-        </w:numPr>
-        <w:rPr>
-          <w:rFonts w:ascii="Arial" w:hAnsi="Arial" w:cs="Arial"/>
-          <w:sz w:val="24"/>
-          <w:szCs w:val="24"/>
-        </w:rPr>
-      </w:pPr>
-      <w:r>
-        <w:rPr>
-          <w:rFonts w:ascii="Arial" w:hAnsi="Arial" w:cs="Arial"/>
-          <w:b/>
-          <w:bCs/>
-          <w:sz w:val="24"/>
-          <w:szCs w:val="24"/>
-        </w:rPr>
-        <w:t>Kedvencek</w:t>
-      </w:r>
-      <w:r>
-        <w:rPr>
-          <w:rFonts w:ascii="Arial" w:hAnsi="Arial" w:cs="Arial"/>
-          <w:sz w:val="24"/>
-          <w:szCs w:val="24"/>
-        </w:rPr>
-        <w:t>: Megjeleníti a felhasználó által mentett termékeket egy listában, ahol törölhetők vagy közvetlenül megvásárolhatók. Értesítést küld, ha egy kedvenc termék ára csökken.</w:t>
-      </w:r>
-    </w:p>
-    <w:p>
-      <w:pPr>
-        <w:numPr>
-          <w:ilvl w:val="0"/>
-          <w:numId w:val="9"/>
-        </w:numPr>
-        <w:rPr>
-          <w:rFonts w:ascii="Arial" w:hAnsi="Arial" w:cs="Arial"/>
-          <w:sz w:val="24"/>
-          <w:szCs w:val="24"/>
-        </w:rPr>
-      </w:pPr>
-      <w:r>
-        <w:rPr>
-          <w:rFonts w:ascii="Arial" w:hAnsi="Arial" w:cs="Arial"/>
-          <w:b/>
-          <w:bCs/>
-          <w:sz w:val="24"/>
-          <w:szCs w:val="24"/>
-        </w:rPr>
-        <w:t>Egyenleg</w:t>
-      </w:r>
-      <w:r>
-        <w:rPr>
-          <w:rFonts w:ascii="Arial" w:hAnsi="Arial" w:cs="Arial"/>
-          <w:sz w:val="24"/>
-          <w:szCs w:val="24"/>
-        </w:rPr>
-        <w:t>: Megjeleníti a felhasználó számlaegyenlegét, és lehetőséget ad új összegek feltöltésére bankkártyával vagy átutalással. Tartalmaz tranzakciótörténetet.</w:t>
-      </w:r>
-    </w:p>
-    <w:p>
-      <w:pPr>
-        <w:numPr>
-          <w:ilvl w:val="0"/>
-          <w:numId w:val="9"/>
-        </w:numPr>
-        <w:rPr>
-          <w:rFonts w:ascii="Arial" w:hAnsi="Arial" w:cs="Arial"/>
-          <w:sz w:val="24"/>
-          <w:szCs w:val="24"/>
-        </w:rPr>
-      </w:pPr>
-      <w:r>
-        <w:rPr>
-          <w:rFonts w:ascii="Arial" w:hAnsi="Arial" w:cs="Arial"/>
-          <w:b/>
-          <w:bCs/>
-          <w:sz w:val="24"/>
-          <w:szCs w:val="24"/>
-        </w:rPr>
-        <w:t>Rendelések</w:t>
-      </w:r>
-      <w:r>
-        <w:rPr>
-          <w:rFonts w:ascii="Arial" w:hAnsi="Arial" w:cs="Arial"/>
-          <w:sz w:val="24"/>
-          <w:szCs w:val="24"/>
-        </w:rPr>
-        <w:t xml:space="preserve">: Részletes áttekintést ad a leadott rendelésekről, beleértve a rendelés állapotát (pl. feldolgozás alatt, kiszállításra vár), szállítási dátumot és </w:t>
-      </w:r>
-      <w:proofErr w:type="spellStart"/>
-      <w:r>
-        <w:rPr>
-          <w:rFonts w:ascii="Arial" w:hAnsi="Arial" w:cs="Arial"/>
-          <w:sz w:val="24"/>
-          <w:szCs w:val="24"/>
-        </w:rPr>
-        <w:t>nyomonkövetési</w:t>
-      </w:r>
-      <w:proofErr w:type="spellEnd"/>
-      <w:r>
-        <w:rPr>
-          <w:rFonts w:ascii="Arial" w:hAnsi="Arial" w:cs="Arial"/>
-          <w:sz w:val="24"/>
-          <w:szCs w:val="24"/>
-        </w:rPr>
-        <w:t xml:space="preserve"> linket.</w:t>
-      </w:r>
-    </w:p>
-    <w:p>
-      <w:pPr>
-        <w:numPr>
-          <w:ilvl w:val="0"/>
-          <w:numId w:val="9"/>
-        </w:numPr>
-        <w:rPr>
-          <w:rFonts w:ascii="Arial" w:hAnsi="Arial" w:cs="Arial"/>
-          <w:sz w:val="24"/>
-          <w:szCs w:val="24"/>
-        </w:rPr>
-      </w:pPr>
-      <w:r>
-        <w:rPr>
-          <w:rFonts w:ascii="Arial" w:hAnsi="Arial" w:cs="Arial"/>
-          <w:b/>
-          <w:bCs/>
-          <w:sz w:val="24"/>
-          <w:szCs w:val="24"/>
-        </w:rPr>
-        <w:t>Személyre Szabás</w:t>
-      </w:r>
-      <w:r>
-        <w:rPr>
-          <w:rFonts w:ascii="Arial" w:hAnsi="Arial" w:cs="Arial"/>
-          <w:sz w:val="24"/>
-          <w:szCs w:val="24"/>
-        </w:rPr>
-        <w:t>: Lehetővé teszi a profilképek feltöltését, téma (világos/sötét mód) választását és nyelvi beállítások módosítását.</w:t>
-      </w:r>
-    </w:p>
-    <w:p>
-      <w:pPr>
-        <w:numPr>
-          <w:ilvl w:val="0"/>
-          <w:numId w:val="9"/>
-        </w:numPr>
-        <w:rPr>
-          <w:rFonts w:ascii="Arial" w:hAnsi="Arial" w:cs="Arial"/>
-          <w:sz w:val="24"/>
-          <w:szCs w:val="24"/>
-        </w:rPr>
-      </w:pPr>
-      <w:r>
-        <w:rPr>
-          <w:rFonts w:ascii="Arial" w:hAnsi="Arial" w:cs="Arial"/>
-          <w:b/>
-          <w:bCs/>
-          <w:sz w:val="24"/>
-          <w:szCs w:val="24"/>
-        </w:rPr>
-        <w:t>Beállítások</w:t>
-      </w:r>
-      <w:r>
-        <w:rPr>
-          <w:rFonts w:ascii="Arial" w:hAnsi="Arial" w:cs="Arial"/>
-          <w:sz w:val="24"/>
-          <w:szCs w:val="24"/>
-        </w:rPr>
-        <w:t>: Támogatja az email-cím, jelszó és telefonszám frissítését, valamint az értesítések (pl. új üzenet, rendelés státusz) be- és kikapcsolását.</w:t>
-      </w:r>
-    </w:p>
-    <w:p>
-      <w:pPr>
-        <w:pStyle w:val="Cmsor2"/>
-      </w:pPr>
-      <w:bookmarkStart w:id="7" w:name="_Toc221618924"/>
-      <w:r>
-        <w:t>g) Üzenetek</w:t>
-      </w:r>
-      <w:bookmarkEnd w:id="7"/>
-    </w:p>
-    <w:p>
-      <w:pPr>
-        <w:numPr>
-          <w:ilvl w:val="0"/>
-          <w:numId w:val="10"/>
-        </w:numPr>
-        <w:rPr>
-          <w:rFonts w:ascii="Arial" w:hAnsi="Arial" w:cs="Arial"/>
-          <w:sz w:val="24"/>
-          <w:szCs w:val="24"/>
-        </w:rPr>
-      </w:pPr>
-      <w:r>
-        <w:rPr>
-          <w:rFonts w:ascii="Arial" w:hAnsi="Arial" w:cs="Arial"/>
-          <w:b/>
-          <w:bCs/>
-          <w:sz w:val="24"/>
-          <w:szCs w:val="24"/>
-        </w:rPr>
-        <w:t>Üzenet Küldése</w:t>
-      </w:r>
-      <w:r>
-        <w:rPr>
-          <w:rFonts w:ascii="Arial" w:hAnsi="Arial" w:cs="Arial"/>
-          <w:sz w:val="24"/>
-          <w:szCs w:val="24"/>
-        </w:rPr>
-        <w:t>: Engedi szöveges üzenetek írását más felhasználóknak vagy az ügyfélszolgálatnak, csatolmány (pl. kép) feltöltésével. Támogatja az üzenetek olvasási státuszának jelzését.</w:t>
-      </w:r>
-    </w:p>
-    <w:p>
-      <w:pPr>
-        <w:numPr>
-          <w:ilvl w:val="0"/>
-          <w:numId w:val="10"/>
-        </w:numPr>
-        <w:rPr>
-          <w:rFonts w:ascii="Arial" w:hAnsi="Arial" w:cs="Arial"/>
-          <w:sz w:val="24"/>
-          <w:szCs w:val="24"/>
-        </w:rPr>
-      </w:pPr>
-      <w:r>
-        <w:rPr>
-          <w:rFonts w:ascii="Arial" w:hAnsi="Arial" w:cs="Arial"/>
-          <w:b/>
-          <w:bCs/>
-          <w:sz w:val="24"/>
-          <w:szCs w:val="24"/>
-        </w:rPr>
-        <w:t>Árajánlat Küldése</w:t>
-      </w:r>
-      <w:r>
-        <w:rPr>
-          <w:rFonts w:ascii="Arial" w:hAnsi="Arial" w:cs="Arial"/>
-          <w:sz w:val="24"/>
-          <w:szCs w:val="24"/>
-        </w:rPr>
-        <w:t xml:space="preserve">: Lehetővé teszi egyedi árajánlat kérést egy adott termékre vagy szolgáltatásra, ahol a felhasználó megadhatja a kívánt mennyiséget és szállítási igényeket. Az </w:t>
-      </w:r>
-      <w:proofErr w:type="spellStart"/>
-      <w:r>
-        <w:rPr>
-          <w:rFonts w:ascii="Arial" w:hAnsi="Arial" w:cs="Arial"/>
-          <w:sz w:val="24"/>
-          <w:szCs w:val="24"/>
-        </w:rPr>
-        <w:t>admin</w:t>
-      </w:r>
-      <w:proofErr w:type="spellEnd"/>
-      <w:r>
-        <w:rPr>
-          <w:rFonts w:ascii="Arial" w:hAnsi="Arial" w:cs="Arial"/>
-          <w:sz w:val="24"/>
-          <w:szCs w:val="24"/>
-        </w:rPr>
-        <w:t xml:space="preserve"> válaszol az ajánlattal.</w:t>
-      </w:r>
-    </w:p>
-    <w:p>
-      <w:pPr>
-        <w:rPr>
-          <w:rFonts w:ascii="Arial" w:hAnsi="Arial" w:cs="Arial"/>
-          <w:sz w:val="24"/>
-          <w:szCs w:val="24"/>
-        </w:rPr>
-      </w:pPr>
-      <w:r>
-        <w:rPr>
-          <w:rFonts w:ascii="Arial" w:hAnsi="Arial" w:cs="Arial"/>
-          <w:sz w:val="24"/>
-          <w:szCs w:val="24"/>
-        </w:rPr>
-        <w:br w:type="page"/>
-      </w:r>
-    </w:p>
-    <w:p>
-      <w:pPr>
-        <w:pStyle w:val="Cmsor1"/>
-      </w:pPr>
-      <w:bookmarkStart w:id="8" w:name="_Toc221618925"/>
-      <w:r>
-        <w:lastRenderedPageBreak/>
-        <w:t xml:space="preserve">2. </w:t>
-      </w:r>
-      <w:proofErr w:type="spellStart"/>
-      <w:r>
-        <w:t>Navbar</w:t>
-      </w:r>
-      <w:bookmarkEnd w:id="8"/>
-      <w:proofErr w:type="spellEnd"/>
-    </w:p>
-    <w:p>
-      <w:pPr>
-        <w:pStyle w:val="Cmsor2"/>
-      </w:pPr>
-      <w:bookmarkStart w:id="9" w:name="_Toc221618926"/>
-      <w:r>
-        <w:t>a) Bejelentkezés/Regisztráció</w:t>
-      </w:r>
-      <w:bookmarkEnd w:id="9"/>
-    </w:p>
-    <w:p>
-      <w:pPr>
-        <w:numPr>
-          <w:ilvl w:val="0"/>
-          <w:numId w:val="11"/>
-        </w:numPr>
-        <w:rPr>
-          <w:rFonts w:ascii="Arial" w:hAnsi="Arial" w:cs="Arial"/>
-          <w:sz w:val="24"/>
-          <w:szCs w:val="24"/>
-        </w:rPr>
-      </w:pPr>
-      <w:r>
-        <w:rPr>
-          <w:rFonts w:ascii="Arial" w:hAnsi="Arial" w:cs="Arial"/>
-          <w:sz w:val="24"/>
-          <w:szCs w:val="24"/>
-        </w:rPr>
-        <w:t xml:space="preserve">Direkt linkeket biztosít a bejelentkezési és regisztrációs űrlapokra. Bejelentkezett felhasználók esetén </w:t>
-      </w:r>
-      <w:proofErr w:type="spellStart"/>
-      <w:r>
-        <w:rPr>
-          <w:rFonts w:ascii="Arial" w:hAnsi="Arial" w:cs="Arial"/>
-          <w:sz w:val="24"/>
-          <w:szCs w:val="24"/>
-        </w:rPr>
-        <w:t>dropdown</w:t>
-      </w:r>
-      <w:proofErr w:type="spellEnd"/>
-      <w:r>
-        <w:rPr>
-          <w:rFonts w:ascii="Arial" w:hAnsi="Arial" w:cs="Arial"/>
-          <w:sz w:val="24"/>
-          <w:szCs w:val="24"/>
-        </w:rPr>
-        <w:t xml:space="preserve"> menüt jelenít meg a profil megtekintéséhez, rendelésekhez és kijelentkezéshez.</w:t>
-      </w:r>
-    </w:p>
-    <w:p>
-      <w:pPr>
-        <w:pStyle w:val="Cmsor2"/>
-      </w:pPr>
-      <w:bookmarkStart w:id="10" w:name="_Toc221618927"/>
-      <w:r>
-        <w:t>b) Termékek</w:t>
-      </w:r>
-      <w:bookmarkEnd w:id="10"/>
-    </w:p>
-    <w:p>
-      <w:pPr>
-        <w:numPr>
-          <w:ilvl w:val="0"/>
-          <w:numId w:val="12"/>
-        </w:numPr>
-        <w:rPr>
-          <w:rFonts w:ascii="Arial" w:hAnsi="Arial" w:cs="Arial"/>
-          <w:sz w:val="24"/>
-          <w:szCs w:val="24"/>
-        </w:rPr>
-      </w:pPr>
-      <w:r>
-        <w:rPr>
-          <w:rFonts w:ascii="Arial" w:hAnsi="Arial" w:cs="Arial"/>
-          <w:b/>
-          <w:bCs/>
-          <w:sz w:val="24"/>
-          <w:szCs w:val="24"/>
-        </w:rPr>
-        <w:t>Kategóriák</w:t>
-      </w:r>
-      <w:r>
-        <w:rPr>
-          <w:rFonts w:ascii="Arial" w:hAnsi="Arial" w:cs="Arial"/>
-          <w:sz w:val="24"/>
-          <w:szCs w:val="24"/>
-        </w:rPr>
-        <w:t>:</w:t>
-      </w:r>
-    </w:p>
-    <w:p>
-      <w:pPr>
-        <w:numPr>
-          <w:ilvl w:val="1"/>
-          <w:numId w:val="12"/>
-        </w:numPr>
-        <w:rPr>
-          <w:rFonts w:ascii="Arial" w:hAnsi="Arial" w:cs="Arial"/>
-          <w:sz w:val="24"/>
-          <w:szCs w:val="24"/>
-        </w:rPr>
-      </w:pPr>
-      <w:r>
-        <w:rPr>
-          <w:rFonts w:ascii="Arial" w:hAnsi="Arial" w:cs="Arial"/>
-          <w:b/>
-          <w:bCs/>
-          <w:sz w:val="24"/>
-          <w:szCs w:val="24"/>
-        </w:rPr>
-        <w:t>Elektronika</w:t>
-      </w:r>
-      <w:r>
-        <w:rPr>
-          <w:rFonts w:ascii="Arial" w:hAnsi="Arial" w:cs="Arial"/>
-          <w:sz w:val="24"/>
-          <w:szCs w:val="24"/>
-        </w:rPr>
-        <w:t>: Felsorolja az elektronikai cikkeket (pl. telefonok, laptopok, okosórák) részletes specifikációkkal és értékelésekkel.</w:t>
-      </w:r>
-    </w:p>
-    <w:p>
-      <w:pPr>
-        <w:numPr>
-          <w:ilvl w:val="1"/>
-          <w:numId w:val="12"/>
-        </w:numPr>
-        <w:rPr>
-          <w:rFonts w:ascii="Arial" w:hAnsi="Arial" w:cs="Arial"/>
-          <w:sz w:val="24"/>
-          <w:szCs w:val="24"/>
-        </w:rPr>
-      </w:pPr>
-      <w:r>
-        <w:rPr>
-          <w:rFonts w:ascii="Arial" w:hAnsi="Arial" w:cs="Arial"/>
-          <w:b/>
-          <w:bCs/>
-          <w:sz w:val="24"/>
-          <w:szCs w:val="24"/>
-        </w:rPr>
-        <w:t>Otthon/Dekor</w:t>
-      </w:r>
-      <w:r>
-        <w:rPr>
-          <w:rFonts w:ascii="Arial" w:hAnsi="Arial" w:cs="Arial"/>
-          <w:sz w:val="24"/>
-          <w:szCs w:val="24"/>
-        </w:rPr>
-        <w:t>: Bemutatja a lakberendezési termékeket (pl. bútorok, díszpárnák), szűrhető stílus szerint (modern, klasszikus).</w:t>
-      </w:r>
-    </w:p>
-    <w:p>
-      <w:pPr>
-        <w:numPr>
-          <w:ilvl w:val="1"/>
-          <w:numId w:val="12"/>
-        </w:numPr>
-        <w:rPr>
-          <w:rFonts w:ascii="Arial" w:hAnsi="Arial" w:cs="Arial"/>
-          <w:sz w:val="24"/>
-          <w:szCs w:val="24"/>
-        </w:rPr>
-      </w:pPr>
-      <w:r>
-        <w:rPr>
-          <w:rFonts w:ascii="Arial" w:hAnsi="Arial" w:cs="Arial"/>
-          <w:b/>
-          <w:bCs/>
-          <w:sz w:val="24"/>
-          <w:szCs w:val="24"/>
-        </w:rPr>
-        <w:t>Szórakozás</w:t>
-      </w:r>
-      <w:r>
-        <w:rPr>
-          <w:rFonts w:ascii="Arial" w:hAnsi="Arial" w:cs="Arial"/>
-          <w:sz w:val="24"/>
-          <w:szCs w:val="24"/>
-        </w:rPr>
-        <w:t>: Tartalmazza a szórakoztató elektronikai termékeket (pl. konzolok, hangszórók) és médiát (pl. filmek, játékok).</w:t>
-      </w:r>
-    </w:p>
-    <w:p>
-      <w:pPr>
-        <w:numPr>
-          <w:ilvl w:val="1"/>
-          <w:numId w:val="12"/>
-        </w:numPr>
-        <w:rPr>
-          <w:rFonts w:ascii="Arial" w:hAnsi="Arial" w:cs="Arial"/>
-          <w:sz w:val="24"/>
-          <w:szCs w:val="24"/>
-        </w:rPr>
-      </w:pPr>
-      <w:r>
-        <w:rPr>
-          <w:rFonts w:ascii="Arial" w:hAnsi="Arial" w:cs="Arial"/>
-          <w:b/>
-          <w:bCs/>
-          <w:sz w:val="24"/>
-          <w:szCs w:val="24"/>
-        </w:rPr>
-        <w:t>Szépségápolás</w:t>
-      </w:r>
-      <w:r>
-        <w:rPr>
-          <w:rFonts w:ascii="Arial" w:hAnsi="Arial" w:cs="Arial"/>
-          <w:sz w:val="24"/>
-          <w:szCs w:val="24"/>
-        </w:rPr>
-        <w:t>: Felsorolja a kozmetikumokat és szépségápolási eszközöket (pl. hajszárító, sminktermékek), szűrhető márka szerint.</w:t>
-      </w:r>
-    </w:p>
-    <w:p>
-      <w:pPr>
-        <w:numPr>
-          <w:ilvl w:val="1"/>
-          <w:numId w:val="12"/>
-        </w:numPr>
-        <w:rPr>
-          <w:rFonts w:ascii="Arial" w:hAnsi="Arial" w:cs="Arial"/>
-          <w:sz w:val="24"/>
-          <w:szCs w:val="24"/>
-        </w:rPr>
-      </w:pPr>
-      <w:r>
-        <w:rPr>
-          <w:rFonts w:ascii="Arial" w:hAnsi="Arial" w:cs="Arial"/>
-          <w:b/>
-          <w:bCs/>
-          <w:sz w:val="24"/>
-          <w:szCs w:val="24"/>
-        </w:rPr>
-        <w:t xml:space="preserve">Sport és </w:t>
-      </w:r>
-      <w:proofErr w:type="spellStart"/>
-      <w:r>
-        <w:rPr>
-          <w:rFonts w:ascii="Arial" w:hAnsi="Arial" w:cs="Arial"/>
-          <w:b/>
-          <w:bCs/>
-          <w:sz w:val="24"/>
-          <w:szCs w:val="24"/>
-        </w:rPr>
-        <w:t>Fitness</w:t>
-      </w:r>
-      <w:proofErr w:type="spellEnd"/>
-      <w:r>
-        <w:rPr>
-          <w:rFonts w:ascii="Arial" w:hAnsi="Arial" w:cs="Arial"/>
-          <w:sz w:val="24"/>
-          <w:szCs w:val="24"/>
-        </w:rPr>
-        <w:t>: Bemutatja a sportfelszereléseket (pl. futócipők, súlyzók) és fitnesz kiegészítőket, szűrhető sportág szerint.</w:t>
-      </w:r>
-    </w:p>
-    <w:p>
-      <w:pPr>
-        <w:numPr>
-          <w:ilvl w:val="1"/>
-          <w:numId w:val="12"/>
-        </w:numPr>
-        <w:rPr>
-          <w:rFonts w:ascii="Arial" w:hAnsi="Arial" w:cs="Arial"/>
-          <w:sz w:val="24"/>
-          <w:szCs w:val="24"/>
-        </w:rPr>
-      </w:pPr>
-      <w:r>
-        <w:rPr>
-          <w:rFonts w:ascii="Arial" w:hAnsi="Arial" w:cs="Arial"/>
-          <w:b/>
-          <w:bCs/>
-          <w:sz w:val="24"/>
-          <w:szCs w:val="24"/>
-        </w:rPr>
-        <w:t>Ruházat</w:t>
-      </w:r>
-      <w:r>
-        <w:rPr>
-          <w:rFonts w:ascii="Arial" w:hAnsi="Arial" w:cs="Arial"/>
-          <w:sz w:val="24"/>
-          <w:szCs w:val="24"/>
-        </w:rPr>
-        <w:t>: Felsorolja a ruházati cikkeket (pl. pólók, kabátok), szűrhető méret és nem szerint.</w:t>
-      </w:r>
-    </w:p>
-    <w:p>
-      <w:pPr>
-        <w:rPr>
-          <w:rFonts w:ascii="Arial" w:hAnsi="Arial" w:cs="Arial"/>
-          <w:b/>
-          <w:bCs/>
-          <w:sz w:val="24"/>
-          <w:szCs w:val="24"/>
-        </w:rPr>
-      </w:pPr>
-    </w:p>
-    <w:p>
-      <w:pPr>
-        <w:pStyle w:val="Cmsor2"/>
-      </w:pPr>
-      <w:bookmarkStart w:id="11" w:name="_Toc221618928"/>
-      <w:r>
-        <w:t>c) Keresés</w:t>
-      </w:r>
-      <w:bookmarkEnd w:id="11"/>
-    </w:p>
-    <w:p>
-      <w:pPr>
-        <w:numPr>
-          <w:ilvl w:val="0"/>
-          <w:numId w:val="13"/>
-        </w:numPr>
-        <w:rPr>
-          <w:rFonts w:ascii="Arial" w:hAnsi="Arial" w:cs="Arial"/>
-          <w:sz w:val="24"/>
-          <w:szCs w:val="24"/>
-        </w:rPr>
-      </w:pPr>
-      <w:r>
-        <w:rPr>
-          <w:rFonts w:ascii="Arial" w:hAnsi="Arial" w:cs="Arial"/>
-          <w:sz w:val="24"/>
-          <w:szCs w:val="24"/>
-        </w:rPr>
-        <w:t>Kínál egy keresősávot, amely automatikusan javaslatokat ad a korábbi keresések és népszerű termékek alapján. Támogatja a fejlett keresést kategóriákra, árra és kulcsszavakra szűrve, valamint a találatok relevancia szerinti rendezését.</w:t>
-      </w:r>
-    </w:p>
-    <w:p>
-      <w:pPr>
-        <w:pStyle w:val="Cmsor1"/>
-      </w:pPr>
-      <w:r>
-        <w:t>3</w:t>
-      </w:r>
-      <w:r>
-        <w:t xml:space="preserve">. </w:t>
-      </w:r>
-      <w:r>
-        <w:t>Adatbázis</w:t>
-      </w:r>
-    </w:p>
-    <w:p/>
-    <w:p>
-      <w:r>
-        <w:rPr>
+        <w:rPr>
+          <w:rFonts w:ascii="Arial" w:hAnsi="Arial" w:cs="Arial"/>
+        </w:rPr>
+      </w:pPr>
+      <w:r>
+        <w:rPr>
+          <w:rFonts w:ascii="Arial" w:hAnsi="Arial" w:cs="Arial"/>
+        </w:rPr>
+        <w:t xml:space="preserve">A </w:t>
+      </w:r>
+      <w:proofErr w:type="spellStart"/>
+      <w:r>
+        <w:rPr>
+          <w:rFonts w:ascii="Arial" w:hAnsi="Arial" w:cs="Arial"/>
+        </w:rPr>
+        <w:t>getCurrentUser</w:t>
+      </w:r>
+      <w:proofErr w:type="spellEnd"/>
+      <w:r>
+        <w:rPr>
+          <w:rFonts w:ascii="Arial" w:hAnsi="Arial" w:cs="Arial"/>
+        </w:rPr>
+        <w:t xml:space="preserve"> </w:t>
+      </w:r>
+      <w:proofErr w:type="spellStart"/>
+      <w:r>
+        <w:rPr>
+          <w:rFonts w:ascii="Arial" w:hAnsi="Arial" w:cs="Arial"/>
+        </w:rPr>
+        <w:t>middleware-ből</w:t>
+      </w:r>
+      <w:proofErr w:type="spellEnd"/>
+      <w:r>
+        <w:rPr>
+          <w:rFonts w:ascii="Arial" w:hAnsi="Arial" w:cs="Arial"/>
+        </w:rPr>
+        <w:t xml:space="preserve"> (JWT) veszi a </w:t>
+      </w:r>
+      <w:proofErr w:type="spellStart"/>
+      <w:r>
+        <w:rPr>
+          <w:rFonts w:ascii="Arial" w:hAnsi="Arial" w:cs="Arial"/>
+        </w:rPr>
+        <w:t>user_id</w:t>
+      </w:r>
+      <w:proofErr w:type="spellEnd"/>
+      <w:r>
+        <w:rPr>
+          <w:rFonts w:ascii="Arial" w:hAnsi="Arial" w:cs="Arial"/>
+        </w:rPr>
+        <w:t xml:space="preserve">-t, </w:t>
+      </w:r>
+      <w:proofErr w:type="spellStart"/>
+      <w:r>
+        <w:rPr>
+          <w:rFonts w:ascii="Arial" w:hAnsi="Arial" w:cs="Arial"/>
+        </w:rPr>
+        <w:t>Prisma</w:t>
+      </w:r>
+      <w:proofErr w:type="spellEnd"/>
+      <w:r>
+        <w:rPr>
+          <w:rFonts w:ascii="Arial" w:hAnsi="Arial" w:cs="Arial"/>
+        </w:rPr>
+        <w:t xml:space="preserve"> </w:t>
+      </w:r>
+      <w:proofErr w:type="spellStart"/>
+      <w:r>
+        <w:rPr>
+          <w:rFonts w:ascii="Arial" w:hAnsi="Arial" w:cs="Arial"/>
+        </w:rPr>
+        <w:t>select</w:t>
+      </w:r>
+      <w:proofErr w:type="spellEnd"/>
+      <w:r>
+        <w:rPr>
+          <w:rFonts w:ascii="Arial" w:hAnsi="Arial" w:cs="Arial"/>
+        </w:rPr>
+        <w:t xml:space="preserve">-tel biztonságosan lekéri a </w:t>
+      </w:r>
+      <w:proofErr w:type="spellStart"/>
+      <w:r>
+        <w:rPr>
+          <w:rFonts w:ascii="Arial" w:hAnsi="Arial" w:cs="Arial"/>
+        </w:rPr>
+        <w:t>profiladatokat</w:t>
+      </w:r>
+      <w:proofErr w:type="spellEnd"/>
+      <w:r>
+        <w:rPr>
+          <w:rFonts w:ascii="Arial" w:hAnsi="Arial" w:cs="Arial"/>
+        </w:rPr>
+        <w:t xml:space="preserve"> (pl. cím, telefon), így támogatja a felhasználói </w:t>
+      </w:r>
+      <w:proofErr w:type="spellStart"/>
+      <w:r>
+        <w:rPr>
+          <w:rFonts w:ascii="Arial" w:hAnsi="Arial" w:cs="Arial"/>
+        </w:rPr>
+        <w:t>dashboard</w:t>
+      </w:r>
+      <w:proofErr w:type="spellEnd"/>
+      <w:r>
+        <w:rPr>
+          <w:rFonts w:ascii="Arial" w:hAnsi="Arial" w:cs="Arial"/>
+        </w:rPr>
+        <w:t>-ot anélkül, hogy érzékeny adatokat (pl. jelszó) exponálna</w:t>
+      </w:r>
+      <w:r>
+        <w:rPr>
+          <w:rFonts w:ascii="Arial" w:hAnsi="Arial" w:cs="Arial"/>
+        </w:rPr>
+        <w:t>.</w:t>
+      </w:r>
+    </w:p>
+    <w:p>
+      <w:pPr>
+        <w:rPr>
+          <w:rFonts w:ascii="Arial" w:hAnsi="Arial" w:cs="Arial"/>
+        </w:rPr>
+      </w:pPr>
+      <w:r>
+        <w:rPr>
+          <w:rFonts w:ascii="Arial" w:hAnsi="Arial" w:cs="Arial"/>
           <w:noProof/>
         </w:rPr>
         <w:lastRenderedPageBreak/>
         <w:drawing>
-          <wp:inline distT="0" distB="0" distL="0" distR="0" wp14:anchorId="2FD6D778" wp14:editId="1B857D40">
-            <wp:extent cx="5760720" cy="3023235"/>
-            <wp:effectExtent l="0" t="0" r="0" b="5715"/>
-            <wp:docPr id="1" name="Kép 1"/>
+          <wp:inline distT="0" distB="0" distL="0" distR="0" wp14:anchorId="168694CA" wp14:editId="4406BFC8">
+            <wp:extent cx="4163006" cy="4286848"/>
+            <wp:effectExtent l="0" t="0" r="9525" b="0"/>
+            <wp:docPr id="5" name="Kép 5"/>
             <wp:cNvGraphicFramePr>
               <a:graphicFrameLocks xmlns:a="http://schemas.openxmlformats.org/drawingml/2006/main" noChangeAspect="1"/>
             </wp:cNvGraphicFramePr>
@@ -11184,7 +10079,7 @@
                   <pic:spPr>
                     <a:xfrm>
                       <a:off x="0" y="0"/>
-                      <a:ext cx="5760720" cy="3023235"/>
+                      <a:ext cx="4163006" cy="4286848"/>
                     </a:xfrm>
                     <a:prstGeom prst="rect">
                       <a:avLst/>
@@ -11197,6 +10092,1101 @@
         </w:drawing>
       </w:r>
     </w:p>
+    <w:p>
+      <w:pPr>
+        <w:rPr>
+          <w:rFonts w:ascii="Arial" w:hAnsi="Arial" w:cs="Arial"/>
+        </w:rPr>
+      </w:pPr>
+    </w:p>
+    <w:p>
+      <w:pPr>
+        <w:rPr>
+          <w:rFonts w:ascii="Arial" w:hAnsi="Arial" w:cs="Arial"/>
+        </w:rPr>
+      </w:pPr>
+      <w:r>
+        <w:rPr>
+          <w:rFonts w:ascii="Arial" w:hAnsi="Arial" w:cs="Arial"/>
+        </w:rPr>
+        <w:br w:type="page"/>
+      </w:r>
+    </w:p>
+    <w:p>
+      <w:pPr>
+        <w:pStyle w:val="Cmsor1"/>
+        <w:rPr>
+          <w:rFonts w:ascii="Eras Medium ITC" w:hAnsi="Eras Medium ITC"/>
+        </w:rPr>
+      </w:pPr>
+      <w:r>
+        <w:lastRenderedPageBreak/>
+        <w:t>1. Oldalak</w:t>
+      </w:r>
+      <w:bookmarkEnd w:id="0"/>
+    </w:p>
+    <w:p>
+      <w:pPr>
+        <w:pStyle w:val="Cmsor2"/>
+        <w:rPr>
+          <w:b w:val="0"/>
+        </w:rPr>
+      </w:pPr>
+      <w:bookmarkStart w:id="1" w:name="_Toc221618918"/>
+      <w:r>
+        <w:t xml:space="preserve">a) </w:t>
+      </w:r>
+      <w:proofErr w:type="spellStart"/>
+      <w:r>
+        <w:t>Landing</w:t>
+      </w:r>
+      <w:proofErr w:type="spellEnd"/>
+      <w:r>
+        <w:t xml:space="preserve"> Page</w:t>
+      </w:r>
+      <w:bookmarkEnd w:id="1"/>
+    </w:p>
+    <w:p>
+      <w:pPr>
+        <w:numPr>
+          <w:ilvl w:val="0"/>
+          <w:numId w:val="4"/>
+        </w:numPr>
+        <w:rPr>
+          <w:rFonts w:ascii="Arial" w:hAnsi="Arial" w:cs="Arial"/>
+          <w:sz w:val="24"/>
+          <w:szCs w:val="24"/>
+        </w:rPr>
+      </w:pPr>
+      <w:r>
+        <w:rPr>
+          <w:rFonts w:ascii="Arial" w:hAnsi="Arial" w:cs="Arial"/>
+          <w:b/>
+          <w:bCs/>
+          <w:sz w:val="24"/>
+          <w:szCs w:val="24"/>
+        </w:rPr>
+        <w:t xml:space="preserve">Regisztráció/Bejelentkezés </w:t>
+      </w:r>
+      <w:proofErr w:type="spellStart"/>
+      <w:r>
+        <w:rPr>
+          <w:rFonts w:ascii="Arial" w:hAnsi="Arial" w:cs="Arial"/>
+          <w:b/>
+          <w:bCs/>
+          <w:sz w:val="24"/>
+          <w:szCs w:val="24"/>
+        </w:rPr>
+        <w:t>Popup</w:t>
+      </w:r>
+      <w:proofErr w:type="spellEnd"/>
+      <w:r>
+        <w:rPr>
+          <w:rFonts w:ascii="Arial" w:hAnsi="Arial" w:cs="Arial"/>
+          <w:sz w:val="24"/>
+          <w:szCs w:val="24"/>
+        </w:rPr>
+        <w:t>: Lehetővé teszi a felhasználók számára, hogy email-címmel és jelszóval regisztráljanak, vagy meglévő hitelesítő adatokkal jelentkezzenek be. Tartalmaz jelszó-emlékeztető funkciót, amely emailben küld új jelszót vagy visszaállítási linket. A regisztráció során ellenőrzi az email-cím egyediségét és a jelszó erősségét (pl. minimum 8 karakter, kis- és nagybetűk, számok).</w:t>
+      </w:r>
+    </w:p>
+    <w:p>
+      <w:pPr>
+        <w:numPr>
+          <w:ilvl w:val="0"/>
+          <w:numId w:val="4"/>
+        </w:numPr>
+        <w:rPr>
+          <w:rFonts w:ascii="Arial" w:hAnsi="Arial" w:cs="Arial"/>
+          <w:sz w:val="24"/>
+          <w:szCs w:val="24"/>
+        </w:rPr>
+      </w:pPr>
+    </w:p>
+    <w:p>
+      <w:pPr>
+        <w:pStyle w:val="Cmsor2"/>
+      </w:pPr>
+      <w:bookmarkStart w:id="2" w:name="_Toc221618919"/>
+      <w:r>
+        <w:t xml:space="preserve">b) </w:t>
+      </w:r>
+      <w:proofErr w:type="spellStart"/>
+      <w:r>
+        <w:t>Admin</w:t>
+      </w:r>
+      <w:bookmarkEnd w:id="2"/>
+      <w:proofErr w:type="spellEnd"/>
+    </w:p>
+    <w:p>
+      <w:pPr>
+        <w:numPr>
+          <w:ilvl w:val="0"/>
+          <w:numId w:val="5"/>
+        </w:numPr>
+        <w:rPr>
+          <w:rFonts w:ascii="Arial" w:hAnsi="Arial" w:cs="Arial"/>
+          <w:sz w:val="24"/>
+          <w:szCs w:val="24"/>
+        </w:rPr>
+      </w:pPr>
+      <w:r>
+        <w:rPr>
+          <w:rFonts w:ascii="Arial" w:hAnsi="Arial" w:cs="Arial"/>
+          <w:b/>
+          <w:bCs/>
+          <w:sz w:val="24"/>
+          <w:szCs w:val="24"/>
+        </w:rPr>
+        <w:t>Felhasználókezelés</w:t>
+      </w:r>
+      <w:r>
+        <w:rPr>
+          <w:rFonts w:ascii="Arial" w:hAnsi="Arial" w:cs="Arial"/>
+          <w:sz w:val="24"/>
+          <w:szCs w:val="24"/>
+        </w:rPr>
+        <w:t xml:space="preserve">: Az adminisztrátor megtekintheti a felhasználók teljes listáját, szerkesztheti a profilokat (pl. név, email, szerepkör), törölheti a fiókokat, vagy ideiglenesen blokkolhatja azokat. Támogatja a felhasználói szerepkörök (pl. normál felhasználó, </w:t>
+      </w:r>
+      <w:proofErr w:type="spellStart"/>
+      <w:r>
+        <w:rPr>
+          <w:rFonts w:ascii="Arial" w:hAnsi="Arial" w:cs="Arial"/>
+          <w:sz w:val="24"/>
+          <w:szCs w:val="24"/>
+        </w:rPr>
+        <w:t>admin</w:t>
+      </w:r>
+      <w:proofErr w:type="spellEnd"/>
+      <w:r>
+        <w:rPr>
+          <w:rFonts w:ascii="Arial" w:hAnsi="Arial" w:cs="Arial"/>
+          <w:sz w:val="24"/>
+          <w:szCs w:val="24"/>
+        </w:rPr>
+        <w:t>) kezelését és a tevékenységnapló megtekintését.</w:t>
+      </w:r>
+    </w:p>
+    <w:p>
+      <w:pPr>
+        <w:numPr>
+          <w:ilvl w:val="0"/>
+          <w:numId w:val="5"/>
+        </w:numPr>
+        <w:rPr>
+          <w:rFonts w:ascii="Arial" w:hAnsi="Arial" w:cs="Arial"/>
+          <w:sz w:val="24"/>
+          <w:szCs w:val="24"/>
+        </w:rPr>
+      </w:pPr>
+      <w:r>
+        <w:rPr>
+          <w:rFonts w:ascii="Arial" w:hAnsi="Arial" w:cs="Arial"/>
+          <w:b/>
+          <w:bCs/>
+          <w:sz w:val="24"/>
+          <w:szCs w:val="24"/>
+        </w:rPr>
+        <w:t>Termékkezelés</w:t>
+      </w:r>
+      <w:r>
+        <w:rPr>
+          <w:rFonts w:ascii="Arial" w:hAnsi="Arial" w:cs="Arial"/>
+          <w:sz w:val="24"/>
+          <w:szCs w:val="24"/>
+        </w:rPr>
+        <w:t>: Lehetővé teszi új termékek felvitelét (név, leírás, ár, készlet), meglévők szerkesztését (pl. árak módosítása, akciók beállítása), illetve törlését. Tartalmaz készletfigyelést és értesítést alacsony készlet esetén.</w:t>
+      </w:r>
+    </w:p>
+    <w:p>
+      <w:pPr>
+        <w:pStyle w:val="Cmsor2"/>
+      </w:pPr>
+      <w:bookmarkStart w:id="3" w:name="_Toc221618920"/>
+      <w:r>
+        <w:t>c) Kategóriák</w:t>
+      </w:r>
+      <w:bookmarkEnd w:id="3"/>
+    </w:p>
+    <w:p>
+      <w:pPr>
+        <w:numPr>
+          <w:ilvl w:val="0"/>
+          <w:numId w:val="6"/>
+        </w:numPr>
+        <w:rPr>
+          <w:rFonts w:ascii="Arial" w:hAnsi="Arial" w:cs="Arial"/>
+          <w:sz w:val="24"/>
+          <w:szCs w:val="24"/>
+        </w:rPr>
+      </w:pPr>
+      <w:r>
+        <w:rPr>
+          <w:rFonts w:ascii="Arial" w:hAnsi="Arial" w:cs="Arial"/>
+          <w:b/>
+          <w:bCs/>
+          <w:sz w:val="24"/>
+          <w:szCs w:val="24"/>
+        </w:rPr>
+        <w:t>Szekciók</w:t>
+      </w:r>
+      <w:r>
+        <w:rPr>
+          <w:rFonts w:ascii="Arial" w:hAnsi="Arial" w:cs="Arial"/>
+          <w:sz w:val="24"/>
+          <w:szCs w:val="24"/>
+        </w:rPr>
+        <w:t xml:space="preserve">: Minden kategóriának külön szekciója van, amelyben a termékeket rövid leírással, képekkel és árakkal jeleníti meg. A szekciók között görgethető vagy </w:t>
+      </w:r>
+      <w:proofErr w:type="spellStart"/>
+      <w:r>
+        <w:rPr>
+          <w:rFonts w:ascii="Arial" w:hAnsi="Arial" w:cs="Arial"/>
+          <w:sz w:val="24"/>
+          <w:szCs w:val="24"/>
+        </w:rPr>
+        <w:t>tab</w:t>
+      </w:r>
+      <w:proofErr w:type="spellEnd"/>
+      <w:r>
+        <w:rPr>
+          <w:rFonts w:ascii="Arial" w:hAnsi="Arial" w:cs="Arial"/>
+          <w:sz w:val="24"/>
+          <w:szCs w:val="24"/>
+        </w:rPr>
+        <w:t>-alapú navigáció biztosított.</w:t>
+      </w:r>
+    </w:p>
+    <w:p>
+      <w:pPr>
+        <w:numPr>
+          <w:ilvl w:val="0"/>
+          <w:numId w:val="6"/>
+        </w:numPr>
+        <w:rPr>
+          <w:rFonts w:ascii="Arial" w:hAnsi="Arial" w:cs="Arial"/>
+          <w:sz w:val="24"/>
+          <w:szCs w:val="24"/>
+        </w:rPr>
+      </w:pPr>
+      <w:r>
+        <w:rPr>
+          <w:rFonts w:ascii="Arial" w:hAnsi="Arial" w:cs="Arial"/>
+          <w:b/>
+          <w:bCs/>
+          <w:sz w:val="24"/>
+          <w:szCs w:val="24"/>
+        </w:rPr>
+        <w:t>Szűrő</w:t>
+      </w:r>
+      <w:r>
+        <w:rPr>
+          <w:rFonts w:ascii="Arial" w:hAnsi="Arial" w:cs="Arial"/>
+          <w:sz w:val="24"/>
+          <w:szCs w:val="24"/>
+        </w:rPr>
+        <w:t xml:space="preserve">: Részletes szűrési lehetőségeket kínál, beleértve az </w:t>
+      </w:r>
+      <w:proofErr w:type="spellStart"/>
+      <w:r>
+        <w:rPr>
+          <w:rFonts w:ascii="Arial" w:hAnsi="Arial" w:cs="Arial"/>
+          <w:sz w:val="24"/>
+          <w:szCs w:val="24"/>
+        </w:rPr>
+        <w:t>ársávot</w:t>
+      </w:r>
+      <w:proofErr w:type="spellEnd"/>
+      <w:r>
+        <w:rPr>
+          <w:rFonts w:ascii="Arial" w:hAnsi="Arial" w:cs="Arial"/>
+          <w:sz w:val="24"/>
+          <w:szCs w:val="24"/>
+        </w:rPr>
+        <w:t xml:space="preserve"> (pl. 0-5000 Ft, 5000-10000 Ft), értékelést (pl. 4 csillag felett), és elérhetőséget (raktáron/nincs raktáron). A szűrők alkalmazása után a találatok azonnal frissülnek.</w:t>
+      </w:r>
+    </w:p>
+    <w:p>
+      <w:pPr>
+        <w:pStyle w:val="Cmsor2"/>
+      </w:pPr>
+      <w:bookmarkStart w:id="4" w:name="_Toc221618921"/>
+      <w:r>
+        <w:t>d) Login/Regisztráció</w:t>
+      </w:r>
+      <w:bookmarkEnd w:id="4"/>
+    </w:p>
+    <w:p>
+      <w:pPr>
+        <w:numPr>
+          <w:ilvl w:val="0"/>
+          <w:numId w:val="7"/>
+        </w:numPr>
+        <w:rPr>
+          <w:rFonts w:ascii="Arial" w:hAnsi="Arial" w:cs="Arial"/>
+          <w:sz w:val="24"/>
+          <w:szCs w:val="24"/>
+        </w:rPr>
+      </w:pPr>
+      <w:r>
+        <w:rPr>
+          <w:rFonts w:ascii="Arial" w:hAnsi="Arial" w:cs="Arial"/>
+          <w:sz w:val="24"/>
+          <w:szCs w:val="24"/>
+        </w:rPr>
+        <w:t>A bejelentkezés során ellenőrzi a felhasználói adatokat egy biztonságos szerveroldali hitelesítési folyamattal. A regisztrációhoz email-ellenőrzés szükséges (</w:t>
+      </w:r>
+      <w:proofErr w:type="spellStart"/>
+      <w:r>
+        <w:rPr>
+          <w:rFonts w:ascii="Arial" w:hAnsi="Arial" w:cs="Arial"/>
+          <w:sz w:val="24"/>
+          <w:szCs w:val="24"/>
+        </w:rPr>
+        <w:t>aktíválási</w:t>
+      </w:r>
+      <w:proofErr w:type="spellEnd"/>
+      <w:r>
+        <w:rPr>
+          <w:rFonts w:ascii="Arial" w:hAnsi="Arial" w:cs="Arial"/>
+          <w:sz w:val="24"/>
+          <w:szCs w:val="24"/>
+        </w:rPr>
+        <w:t xml:space="preserve"> link), valamint a jelszó erősségét ellenőrzi. Kínál "Maradj bejelentkezve" opciót, és egy kijelentkezés funkciót a profilból.</w:t>
+      </w:r>
+    </w:p>
+    <w:p>
+      <w:pPr>
+        <w:pStyle w:val="Cmsor2"/>
+      </w:pPr>
+      <w:bookmarkStart w:id="5" w:name="_Toc221618922"/>
+      <w:r>
+        <w:t>e) Termékfeltöltő</w:t>
+      </w:r>
+      <w:bookmarkEnd w:id="5"/>
+    </w:p>
+    <w:p>
+      <w:pPr>
+        <w:numPr>
+          <w:ilvl w:val="0"/>
+          <w:numId w:val="8"/>
+        </w:numPr>
+        <w:rPr>
+          <w:rFonts w:ascii="Arial" w:hAnsi="Arial" w:cs="Arial"/>
+          <w:sz w:val="24"/>
+          <w:szCs w:val="24"/>
+        </w:rPr>
+      </w:pPr>
+      <w:r>
+        <w:rPr>
+          <w:rFonts w:ascii="Arial" w:hAnsi="Arial" w:cs="Arial"/>
+          <w:b/>
+          <w:bCs/>
+          <w:sz w:val="24"/>
+          <w:szCs w:val="24"/>
+        </w:rPr>
+        <w:t>Leírás Feltöltése</w:t>
+      </w:r>
+      <w:r>
+        <w:rPr>
+          <w:rFonts w:ascii="Arial" w:hAnsi="Arial" w:cs="Arial"/>
+          <w:sz w:val="24"/>
+          <w:szCs w:val="24"/>
+        </w:rPr>
+        <w:t>: Lehetővé teszi a termék nevének, részletes leírásának (pl. anyag, méret, használati útmutató), árának és specifikációinak megadását. Támogatja a HTML formázást a leírásban, és ellenőrzi a kötelező mezők kitöltését.</w:t>
+      </w:r>
+    </w:p>
+    <w:p>
+      <w:pPr>
+        <w:numPr>
+          <w:ilvl w:val="0"/>
+          <w:numId w:val="8"/>
+        </w:numPr>
+        <w:rPr>
+          <w:rFonts w:ascii="Arial" w:hAnsi="Arial" w:cs="Arial"/>
+          <w:sz w:val="24"/>
+          <w:szCs w:val="24"/>
+        </w:rPr>
+      </w:pPr>
+      <w:r>
+        <w:rPr>
+          <w:rFonts w:ascii="Arial" w:hAnsi="Arial" w:cs="Arial"/>
+          <w:b/>
+          <w:bCs/>
+          <w:sz w:val="24"/>
+          <w:szCs w:val="24"/>
+        </w:rPr>
+        <w:t>Kép Feltöltése</w:t>
+      </w:r>
+      <w:r>
+        <w:rPr>
+          <w:rFonts w:ascii="Arial" w:hAnsi="Arial" w:cs="Arial"/>
+          <w:sz w:val="24"/>
+          <w:szCs w:val="24"/>
+        </w:rPr>
+        <w:t>: Engedi JPEG, PNG formátumú képek feltöltését, maximum 5 MB méretig. Előnézetet biztosít, és lehetővé teszi több kép hozzáadását egy termékhez, valamint a sorrend módosítását.</w:t>
+      </w:r>
+    </w:p>
+    <w:p>
+      <w:pPr>
+        <w:rPr>
+          <w:rFonts w:ascii="Arial" w:hAnsi="Arial" w:cs="Arial"/>
+          <w:sz w:val="24"/>
+          <w:szCs w:val="24"/>
+        </w:rPr>
+      </w:pPr>
+    </w:p>
+    <w:p>
+      <w:pPr>
+        <w:pStyle w:val="Cmsor2"/>
+      </w:pPr>
+      <w:bookmarkStart w:id="6" w:name="_Toc221618923"/>
+      <w:r>
+        <w:t>f) Profil</w:t>
+      </w:r>
+      <w:bookmarkEnd w:id="6"/>
+    </w:p>
+    <w:p>
+      <w:pPr>
+        <w:numPr>
+          <w:ilvl w:val="0"/>
+          <w:numId w:val="9"/>
+        </w:numPr>
+        <w:rPr>
+          <w:rFonts w:ascii="Arial" w:hAnsi="Arial" w:cs="Arial"/>
+          <w:sz w:val="24"/>
+          <w:szCs w:val="24"/>
+        </w:rPr>
+      </w:pPr>
+      <w:r>
+        <w:rPr>
+          <w:rFonts w:ascii="Arial" w:hAnsi="Arial" w:cs="Arial"/>
+          <w:b/>
+          <w:bCs/>
+          <w:sz w:val="24"/>
+          <w:szCs w:val="24"/>
+        </w:rPr>
+        <w:t>Kedvencek</w:t>
+      </w:r>
+      <w:r>
+        <w:rPr>
+          <w:rFonts w:ascii="Arial" w:hAnsi="Arial" w:cs="Arial"/>
+          <w:sz w:val="24"/>
+          <w:szCs w:val="24"/>
+        </w:rPr>
+        <w:t>: Megjeleníti a felhasználó által mentett termékeket egy listában, ahol törölhetők vagy közvetlenül megvásárolhatók. Értesítést küld, ha egy kedvenc termék ára csökken.</w:t>
+      </w:r>
+    </w:p>
+    <w:p>
+      <w:pPr>
+        <w:numPr>
+          <w:ilvl w:val="0"/>
+          <w:numId w:val="9"/>
+        </w:numPr>
+        <w:rPr>
+          <w:rFonts w:ascii="Arial" w:hAnsi="Arial" w:cs="Arial"/>
+          <w:sz w:val="24"/>
+          <w:szCs w:val="24"/>
+        </w:rPr>
+      </w:pPr>
+      <w:r>
+        <w:rPr>
+          <w:rFonts w:ascii="Arial" w:hAnsi="Arial" w:cs="Arial"/>
+          <w:b/>
+          <w:bCs/>
+          <w:sz w:val="24"/>
+          <w:szCs w:val="24"/>
+        </w:rPr>
+        <w:t>Egyenleg</w:t>
+      </w:r>
+      <w:r>
+        <w:rPr>
+          <w:rFonts w:ascii="Arial" w:hAnsi="Arial" w:cs="Arial"/>
+          <w:sz w:val="24"/>
+          <w:szCs w:val="24"/>
+        </w:rPr>
+        <w:t>: Megjeleníti a felhasználó számlaegyenlegét, és lehetőséget ad új összegek feltöltésére bankkártyával vagy átutalással. Tartalmaz tranzakciótörténetet.</w:t>
+      </w:r>
+    </w:p>
+    <w:p>
+      <w:pPr>
+        <w:numPr>
+          <w:ilvl w:val="0"/>
+          <w:numId w:val="9"/>
+        </w:numPr>
+        <w:rPr>
+          <w:rFonts w:ascii="Arial" w:hAnsi="Arial" w:cs="Arial"/>
+          <w:sz w:val="24"/>
+          <w:szCs w:val="24"/>
+        </w:rPr>
+      </w:pPr>
+      <w:r>
+        <w:rPr>
+          <w:rFonts w:ascii="Arial" w:hAnsi="Arial" w:cs="Arial"/>
+          <w:b/>
+          <w:bCs/>
+          <w:sz w:val="24"/>
+          <w:szCs w:val="24"/>
+        </w:rPr>
+        <w:t>Rendelések</w:t>
+      </w:r>
+      <w:r>
+        <w:rPr>
+          <w:rFonts w:ascii="Arial" w:hAnsi="Arial" w:cs="Arial"/>
+          <w:sz w:val="24"/>
+          <w:szCs w:val="24"/>
+        </w:rPr>
+        <w:t xml:space="preserve">: Részletes áttekintést ad a leadott rendelésekről, beleértve a rendelés állapotát (pl. feldolgozás alatt, kiszállításra vár), szállítási dátumot és </w:t>
+      </w:r>
+      <w:proofErr w:type="spellStart"/>
+      <w:r>
+        <w:rPr>
+          <w:rFonts w:ascii="Arial" w:hAnsi="Arial" w:cs="Arial"/>
+          <w:sz w:val="24"/>
+          <w:szCs w:val="24"/>
+        </w:rPr>
+        <w:t>nyomonkövetési</w:t>
+      </w:r>
+      <w:proofErr w:type="spellEnd"/>
+      <w:r>
+        <w:rPr>
+          <w:rFonts w:ascii="Arial" w:hAnsi="Arial" w:cs="Arial"/>
+          <w:sz w:val="24"/>
+          <w:szCs w:val="24"/>
+        </w:rPr>
+        <w:t xml:space="preserve"> linket.</w:t>
+      </w:r>
+    </w:p>
+    <w:p>
+      <w:pPr>
+        <w:numPr>
+          <w:ilvl w:val="0"/>
+          <w:numId w:val="9"/>
+        </w:numPr>
+        <w:rPr>
+          <w:rFonts w:ascii="Arial" w:hAnsi="Arial" w:cs="Arial"/>
+          <w:sz w:val="24"/>
+          <w:szCs w:val="24"/>
+        </w:rPr>
+      </w:pPr>
+      <w:r>
+        <w:rPr>
+          <w:rFonts w:ascii="Arial" w:hAnsi="Arial" w:cs="Arial"/>
+          <w:b/>
+          <w:bCs/>
+          <w:sz w:val="24"/>
+          <w:szCs w:val="24"/>
+        </w:rPr>
+        <w:t>Személyre Szabás</w:t>
+      </w:r>
+      <w:r>
+        <w:rPr>
+          <w:rFonts w:ascii="Arial" w:hAnsi="Arial" w:cs="Arial"/>
+          <w:sz w:val="24"/>
+          <w:szCs w:val="24"/>
+        </w:rPr>
+        <w:t>: Lehetővé teszi a profilképek feltöltését, téma (világos/sötét mód) választását és nyelvi beállítások módosítását.</w:t>
+      </w:r>
+    </w:p>
+    <w:p>
+      <w:pPr>
+        <w:numPr>
+          <w:ilvl w:val="0"/>
+          <w:numId w:val="9"/>
+        </w:numPr>
+        <w:rPr>
+          <w:rFonts w:ascii="Arial" w:hAnsi="Arial" w:cs="Arial"/>
+          <w:sz w:val="24"/>
+          <w:szCs w:val="24"/>
+        </w:rPr>
+      </w:pPr>
+      <w:r>
+        <w:rPr>
+          <w:rFonts w:ascii="Arial" w:hAnsi="Arial" w:cs="Arial"/>
+          <w:b/>
+          <w:bCs/>
+          <w:sz w:val="24"/>
+          <w:szCs w:val="24"/>
+        </w:rPr>
+        <w:t>Beállítások</w:t>
+      </w:r>
+      <w:r>
+        <w:rPr>
+          <w:rFonts w:ascii="Arial" w:hAnsi="Arial" w:cs="Arial"/>
+          <w:sz w:val="24"/>
+          <w:szCs w:val="24"/>
+        </w:rPr>
+        <w:t>: Támogatja az email-cím, jelszó és telefonszám frissítését, valamint az értesítések (pl. új üzenet, rendelés státusz) be- és kikapcsolását.</w:t>
+      </w:r>
+    </w:p>
+    <w:p>
+      <w:pPr>
+        <w:pStyle w:val="Cmsor2"/>
+      </w:pPr>
+      <w:bookmarkStart w:id="7" w:name="_Toc221618924"/>
+      <w:r>
+        <w:t>g) Üzenetek</w:t>
+      </w:r>
+      <w:bookmarkEnd w:id="7"/>
+    </w:p>
+    <w:p>
+      <w:pPr>
+        <w:numPr>
+          <w:ilvl w:val="0"/>
+          <w:numId w:val="10"/>
+        </w:numPr>
+        <w:rPr>
+          <w:rFonts w:ascii="Arial" w:hAnsi="Arial" w:cs="Arial"/>
+          <w:sz w:val="24"/>
+          <w:szCs w:val="24"/>
+        </w:rPr>
+      </w:pPr>
+      <w:r>
+        <w:rPr>
+          <w:rFonts w:ascii="Arial" w:hAnsi="Arial" w:cs="Arial"/>
+          <w:b/>
+          <w:bCs/>
+          <w:sz w:val="24"/>
+          <w:szCs w:val="24"/>
+        </w:rPr>
+        <w:t>Üzenet Küldése</w:t>
+      </w:r>
+      <w:r>
+        <w:rPr>
+          <w:rFonts w:ascii="Arial" w:hAnsi="Arial" w:cs="Arial"/>
+          <w:sz w:val="24"/>
+          <w:szCs w:val="24"/>
+        </w:rPr>
+        <w:t>: Engedi szöveges üzenetek írását más felhasználóknak vagy az ügyfélszolgálatnak, csatolmány (pl. kép) feltöltésével. Támogatja az üzenetek olvasási státuszának jelzését.</w:t>
+      </w:r>
+    </w:p>
+    <w:p>
+      <w:pPr>
+        <w:numPr>
+          <w:ilvl w:val="0"/>
+          <w:numId w:val="10"/>
+        </w:numPr>
+        <w:rPr>
+          <w:rFonts w:ascii="Arial" w:hAnsi="Arial" w:cs="Arial"/>
+          <w:sz w:val="24"/>
+          <w:szCs w:val="24"/>
+        </w:rPr>
+      </w:pPr>
+      <w:r>
+        <w:rPr>
+          <w:rFonts w:ascii="Arial" w:hAnsi="Arial" w:cs="Arial"/>
+          <w:b/>
+          <w:bCs/>
+          <w:sz w:val="24"/>
+          <w:szCs w:val="24"/>
+        </w:rPr>
+        <w:t>Árajánlat Küldése</w:t>
+      </w:r>
+      <w:r>
+        <w:rPr>
+          <w:rFonts w:ascii="Arial" w:hAnsi="Arial" w:cs="Arial"/>
+          <w:sz w:val="24"/>
+          <w:szCs w:val="24"/>
+        </w:rPr>
+        <w:t xml:space="preserve">: Lehetővé teszi egyedi árajánlat kérést egy adott termékre vagy szolgáltatásra, ahol a felhasználó megadhatja a kívánt mennyiséget és szállítási igényeket. Az </w:t>
+      </w:r>
+      <w:proofErr w:type="spellStart"/>
+      <w:r>
+        <w:rPr>
+          <w:rFonts w:ascii="Arial" w:hAnsi="Arial" w:cs="Arial"/>
+          <w:sz w:val="24"/>
+          <w:szCs w:val="24"/>
+        </w:rPr>
+        <w:t>admin</w:t>
+      </w:r>
+      <w:proofErr w:type="spellEnd"/>
+      <w:r>
+        <w:rPr>
+          <w:rFonts w:ascii="Arial" w:hAnsi="Arial" w:cs="Arial"/>
+          <w:sz w:val="24"/>
+          <w:szCs w:val="24"/>
+        </w:rPr>
+        <w:t xml:space="preserve"> válaszol az ajánlattal.</w:t>
+      </w:r>
+    </w:p>
+    <w:p>
+      <w:pPr>
+        <w:rPr>
+          <w:rFonts w:ascii="Arial" w:hAnsi="Arial" w:cs="Arial"/>
+          <w:sz w:val="24"/>
+          <w:szCs w:val="24"/>
+        </w:rPr>
+      </w:pPr>
+      <w:r>
+        <w:rPr>
+          <w:rFonts w:ascii="Arial" w:hAnsi="Arial" w:cs="Arial"/>
+          <w:sz w:val="24"/>
+          <w:szCs w:val="24"/>
+        </w:rPr>
+        <w:br w:type="page"/>
+      </w:r>
+    </w:p>
+    <w:p>
+      <w:pPr>
+        <w:pStyle w:val="Cmsor1"/>
+      </w:pPr>
+      <w:bookmarkStart w:id="8" w:name="_Toc221618925"/>
+      <w:r>
+        <w:lastRenderedPageBreak/>
+        <w:t xml:space="preserve">2. </w:t>
+      </w:r>
+      <w:proofErr w:type="spellStart"/>
+      <w:r>
+        <w:t>Navbar</w:t>
+      </w:r>
+      <w:bookmarkEnd w:id="8"/>
+      <w:proofErr w:type="spellEnd"/>
+    </w:p>
+    <w:p>
+      <w:pPr>
+        <w:pStyle w:val="Cmsor2"/>
+      </w:pPr>
+      <w:bookmarkStart w:id="9" w:name="_Toc221618926"/>
+      <w:r>
+        <w:t>a) Bejelentkezés/Regisztráció</w:t>
+      </w:r>
+      <w:bookmarkEnd w:id="9"/>
+    </w:p>
+    <w:p>
+      <w:pPr>
+        <w:numPr>
+          <w:ilvl w:val="0"/>
+          <w:numId w:val="11"/>
+        </w:numPr>
+        <w:rPr>
+          <w:rFonts w:ascii="Arial" w:hAnsi="Arial" w:cs="Arial"/>
+          <w:sz w:val="24"/>
+          <w:szCs w:val="24"/>
+        </w:rPr>
+      </w:pPr>
+      <w:r>
+        <w:rPr>
+          <w:rFonts w:ascii="Arial" w:hAnsi="Arial" w:cs="Arial"/>
+          <w:sz w:val="24"/>
+          <w:szCs w:val="24"/>
+        </w:rPr>
+        <w:t xml:space="preserve">Direkt linkeket biztosít a bejelentkezési és regisztrációs űrlapokra. Bejelentkezett felhasználók esetén </w:t>
+      </w:r>
+      <w:proofErr w:type="spellStart"/>
+      <w:r>
+        <w:rPr>
+          <w:rFonts w:ascii="Arial" w:hAnsi="Arial" w:cs="Arial"/>
+          <w:sz w:val="24"/>
+          <w:szCs w:val="24"/>
+        </w:rPr>
+        <w:t>dropdown</w:t>
+      </w:r>
+      <w:proofErr w:type="spellEnd"/>
+      <w:r>
+        <w:rPr>
+          <w:rFonts w:ascii="Arial" w:hAnsi="Arial" w:cs="Arial"/>
+          <w:sz w:val="24"/>
+          <w:szCs w:val="24"/>
+        </w:rPr>
+        <w:t xml:space="preserve"> menüt jelenít meg a profil megtekintéséhez, rendelésekhez és kijelentkezéshez.</w:t>
+      </w:r>
+    </w:p>
+    <w:p>
+      <w:pPr>
+        <w:pStyle w:val="Cmsor2"/>
+      </w:pPr>
+      <w:bookmarkStart w:id="10" w:name="_Toc221618927"/>
+      <w:r>
+        <w:t>b) Termékek</w:t>
+      </w:r>
+      <w:bookmarkEnd w:id="10"/>
+    </w:p>
+    <w:p>
+      <w:pPr>
+        <w:numPr>
+          <w:ilvl w:val="0"/>
+          <w:numId w:val="12"/>
+        </w:numPr>
+        <w:rPr>
+          <w:rFonts w:ascii="Arial" w:hAnsi="Arial" w:cs="Arial"/>
+          <w:sz w:val="24"/>
+          <w:szCs w:val="24"/>
+        </w:rPr>
+      </w:pPr>
+      <w:r>
+        <w:rPr>
+          <w:rFonts w:ascii="Arial" w:hAnsi="Arial" w:cs="Arial"/>
+          <w:b/>
+          <w:bCs/>
+          <w:sz w:val="24"/>
+          <w:szCs w:val="24"/>
+        </w:rPr>
+        <w:t>Kategóriák</w:t>
+      </w:r>
+      <w:r>
+        <w:rPr>
+          <w:rFonts w:ascii="Arial" w:hAnsi="Arial" w:cs="Arial"/>
+          <w:sz w:val="24"/>
+          <w:szCs w:val="24"/>
+        </w:rPr>
+        <w:t>:</w:t>
+      </w:r>
+    </w:p>
+    <w:p>
+      <w:pPr>
+        <w:numPr>
+          <w:ilvl w:val="1"/>
+          <w:numId w:val="12"/>
+        </w:numPr>
+        <w:rPr>
+          <w:rFonts w:ascii="Arial" w:hAnsi="Arial" w:cs="Arial"/>
+          <w:sz w:val="24"/>
+          <w:szCs w:val="24"/>
+        </w:rPr>
+      </w:pPr>
+      <w:r>
+        <w:rPr>
+          <w:rFonts w:ascii="Arial" w:hAnsi="Arial" w:cs="Arial"/>
+          <w:b/>
+          <w:bCs/>
+          <w:sz w:val="24"/>
+          <w:szCs w:val="24"/>
+        </w:rPr>
+        <w:t>Elektronika</w:t>
+      </w:r>
+      <w:r>
+        <w:rPr>
+          <w:rFonts w:ascii="Arial" w:hAnsi="Arial" w:cs="Arial"/>
+          <w:sz w:val="24"/>
+          <w:szCs w:val="24"/>
+        </w:rPr>
+        <w:t>: Felsorolja az elektronikai cikkeket (pl. telefonok, laptopok, okosórák) részletes specifikációkkal és értékelésekkel.</w:t>
+      </w:r>
+    </w:p>
+    <w:p>
+      <w:pPr>
+        <w:numPr>
+          <w:ilvl w:val="1"/>
+          <w:numId w:val="12"/>
+        </w:numPr>
+        <w:rPr>
+          <w:rFonts w:ascii="Arial" w:hAnsi="Arial" w:cs="Arial"/>
+          <w:sz w:val="24"/>
+          <w:szCs w:val="24"/>
+        </w:rPr>
+      </w:pPr>
+      <w:r>
+        <w:rPr>
+          <w:rFonts w:ascii="Arial" w:hAnsi="Arial" w:cs="Arial"/>
+          <w:b/>
+          <w:bCs/>
+          <w:sz w:val="24"/>
+          <w:szCs w:val="24"/>
+        </w:rPr>
+        <w:t>Otthon/Dekor</w:t>
+      </w:r>
+      <w:r>
+        <w:rPr>
+          <w:rFonts w:ascii="Arial" w:hAnsi="Arial" w:cs="Arial"/>
+          <w:sz w:val="24"/>
+          <w:szCs w:val="24"/>
+        </w:rPr>
+        <w:t>: Bemutatja a lakberendezési termékeket (pl. bútorok, díszpárnák), szűrhető stílus szerint (modern, klasszikus).</w:t>
+      </w:r>
+    </w:p>
+    <w:p>
+      <w:pPr>
+        <w:numPr>
+          <w:ilvl w:val="1"/>
+          <w:numId w:val="12"/>
+        </w:numPr>
+        <w:rPr>
+          <w:rFonts w:ascii="Arial" w:hAnsi="Arial" w:cs="Arial"/>
+          <w:sz w:val="24"/>
+          <w:szCs w:val="24"/>
+        </w:rPr>
+      </w:pPr>
+      <w:r>
+        <w:rPr>
+          <w:rFonts w:ascii="Arial" w:hAnsi="Arial" w:cs="Arial"/>
+          <w:b/>
+          <w:bCs/>
+          <w:sz w:val="24"/>
+          <w:szCs w:val="24"/>
+        </w:rPr>
+        <w:t>Szórakozás</w:t>
+      </w:r>
+      <w:r>
+        <w:rPr>
+          <w:rFonts w:ascii="Arial" w:hAnsi="Arial" w:cs="Arial"/>
+          <w:sz w:val="24"/>
+          <w:szCs w:val="24"/>
+        </w:rPr>
+        <w:t>: Tartalmazza a szórakoztató elektronikai termékeket (pl. konzolok, hangszórók) és médiát (pl. filmek, játékok).</w:t>
+      </w:r>
+    </w:p>
+    <w:p>
+      <w:pPr>
+        <w:numPr>
+          <w:ilvl w:val="1"/>
+          <w:numId w:val="12"/>
+        </w:numPr>
+        <w:rPr>
+          <w:rFonts w:ascii="Arial" w:hAnsi="Arial" w:cs="Arial"/>
+          <w:sz w:val="24"/>
+          <w:szCs w:val="24"/>
+        </w:rPr>
+      </w:pPr>
+      <w:r>
+        <w:rPr>
+          <w:rFonts w:ascii="Arial" w:hAnsi="Arial" w:cs="Arial"/>
+          <w:b/>
+          <w:bCs/>
+          <w:sz w:val="24"/>
+          <w:szCs w:val="24"/>
+        </w:rPr>
+        <w:t>Szépségápolás</w:t>
+      </w:r>
+      <w:r>
+        <w:rPr>
+          <w:rFonts w:ascii="Arial" w:hAnsi="Arial" w:cs="Arial"/>
+          <w:sz w:val="24"/>
+          <w:szCs w:val="24"/>
+        </w:rPr>
+        <w:t>: Felsorolja a kozmetikumokat és szépségápolási eszközöket (pl. hajszárító, sminktermékek), szűrhető márka szerint.</w:t>
+      </w:r>
+    </w:p>
+    <w:p>
+      <w:pPr>
+        <w:numPr>
+          <w:ilvl w:val="1"/>
+          <w:numId w:val="12"/>
+        </w:numPr>
+        <w:rPr>
+          <w:rFonts w:ascii="Arial" w:hAnsi="Arial" w:cs="Arial"/>
+          <w:sz w:val="24"/>
+          <w:szCs w:val="24"/>
+        </w:rPr>
+      </w:pPr>
+      <w:r>
+        <w:rPr>
+          <w:rFonts w:ascii="Arial" w:hAnsi="Arial" w:cs="Arial"/>
+          <w:b/>
+          <w:bCs/>
+          <w:sz w:val="24"/>
+          <w:szCs w:val="24"/>
+        </w:rPr>
+        <w:t xml:space="preserve">Sport és </w:t>
+      </w:r>
+      <w:proofErr w:type="spellStart"/>
+      <w:r>
+        <w:rPr>
+          <w:rFonts w:ascii="Arial" w:hAnsi="Arial" w:cs="Arial"/>
+          <w:b/>
+          <w:bCs/>
+          <w:sz w:val="24"/>
+          <w:szCs w:val="24"/>
+        </w:rPr>
+        <w:t>Fitness</w:t>
+      </w:r>
+      <w:proofErr w:type="spellEnd"/>
+      <w:r>
+        <w:rPr>
+          <w:rFonts w:ascii="Arial" w:hAnsi="Arial" w:cs="Arial"/>
+          <w:sz w:val="24"/>
+          <w:szCs w:val="24"/>
+        </w:rPr>
+        <w:t>: Bemutatja a sportfelszereléseket (pl. futócipők, súlyzók) és fitnesz kiegészítőket, szűrhető sportág szerint.</w:t>
+      </w:r>
+    </w:p>
+    <w:p>
+      <w:pPr>
+        <w:numPr>
+          <w:ilvl w:val="1"/>
+          <w:numId w:val="12"/>
+        </w:numPr>
+        <w:rPr>
+          <w:rFonts w:ascii="Arial" w:hAnsi="Arial" w:cs="Arial"/>
+          <w:sz w:val="24"/>
+          <w:szCs w:val="24"/>
+        </w:rPr>
+      </w:pPr>
+      <w:r>
+        <w:rPr>
+          <w:rFonts w:ascii="Arial" w:hAnsi="Arial" w:cs="Arial"/>
+          <w:b/>
+          <w:bCs/>
+          <w:sz w:val="24"/>
+          <w:szCs w:val="24"/>
+        </w:rPr>
+        <w:t>Ruházat</w:t>
+      </w:r>
+      <w:r>
+        <w:rPr>
+          <w:rFonts w:ascii="Arial" w:hAnsi="Arial" w:cs="Arial"/>
+          <w:sz w:val="24"/>
+          <w:szCs w:val="24"/>
+        </w:rPr>
+        <w:t>: Felsorolja a ruházati cikkeket (pl. pólók, kabátok), szűrhető méret és nem szerint.</w:t>
+      </w:r>
+    </w:p>
+    <w:p>
+      <w:pPr>
+        <w:rPr>
+          <w:rFonts w:ascii="Arial" w:hAnsi="Arial" w:cs="Arial"/>
+          <w:b/>
+          <w:bCs/>
+          <w:sz w:val="24"/>
+          <w:szCs w:val="24"/>
+        </w:rPr>
+      </w:pPr>
+    </w:p>
+    <w:p>
+      <w:pPr>
+        <w:pStyle w:val="Cmsor2"/>
+      </w:pPr>
+      <w:bookmarkStart w:id="11" w:name="_Toc221618928"/>
+      <w:r>
+        <w:t>c) Keresés</w:t>
+      </w:r>
+      <w:bookmarkEnd w:id="11"/>
+    </w:p>
+    <w:p>
+      <w:pPr>
+        <w:numPr>
+          <w:ilvl w:val="0"/>
+          <w:numId w:val="13"/>
+        </w:numPr>
+        <w:rPr>
+          <w:rFonts w:ascii="Arial" w:hAnsi="Arial" w:cs="Arial"/>
+          <w:sz w:val="24"/>
+          <w:szCs w:val="24"/>
+        </w:rPr>
+      </w:pPr>
+      <w:r>
+        <w:rPr>
+          <w:rFonts w:ascii="Arial" w:hAnsi="Arial" w:cs="Arial"/>
+          <w:sz w:val="24"/>
+          <w:szCs w:val="24"/>
+        </w:rPr>
+        <w:t>Kínál egy keresősávot, amely automatikusan javaslatokat ad a korábbi keresések és népszerű termékek alapján. Támogatja a fejlett keresést kategóriákra, árra és kulcsszavakra szűrve, valamint a találatok relevancia szerinti rendezését.</w:t>
+      </w:r>
+    </w:p>
+    <w:p>
+      <w:pPr>
+        <w:pStyle w:val="Cmsor1"/>
+      </w:pPr>
+      <w:r>
+        <w:t>3</w:t>
+      </w:r>
+      <w:r>
+        <w:t xml:space="preserve">. </w:t>
+      </w:r>
+      <w:r>
+        <w:t>Adatbázis</w:t>
+      </w:r>
+    </w:p>
+    <w:p/>
+    <w:p/>
     <w:p>
       <w:pPr>
         <w:rPr>

--- a/docs/Bellora dokumentacio.docx
+++ b/docs/Bellora dokumentacio.docx
@@ -10094,10 +10094,742 @@
     </w:p>
     <w:p>
       <w:pPr>
-        <w:rPr>
-          <w:rFonts w:ascii="Arial" w:hAnsi="Arial" w:cs="Arial"/>
-        </w:rPr>
-      </w:pPr>
+        <w:pStyle w:val="NormlWeb"/>
+        <w:rPr>
+          <w:rFonts w:ascii="Arial" w:hAnsi="Arial" w:cs="Arial"/>
+          <w:sz w:val="22"/>
+          <w:szCs w:val="22"/>
+        </w:rPr>
+      </w:pPr>
+      <w:r>
+        <w:rPr>
+          <w:rFonts w:ascii="Arial" w:hAnsi="Arial" w:cs="Arial"/>
+          <w:sz w:val="22"/>
+          <w:szCs w:val="22"/>
+        </w:rPr>
+        <w:t xml:space="preserve">A </w:t>
+      </w:r>
+      <w:r>
+        <w:rPr>
+          <w:rFonts w:ascii="Arial" w:hAnsi="Arial" w:cs="Arial"/>
+          <w:sz w:val="22"/>
+          <w:szCs w:val="22"/>
+        </w:rPr>
+        <w:t>categoryController.js</w:t>
+      </w:r>
+      <w:r>
+        <w:rPr>
+          <w:rFonts w:ascii="Arial" w:hAnsi="Arial" w:cs="Arial"/>
+          <w:sz w:val="22"/>
+          <w:szCs w:val="22"/>
+        </w:rPr>
+        <w:t xml:space="preserve"> </w:t>
+      </w:r>
+      <w:r>
+        <w:rPr>
+          <w:rFonts w:ascii="Arial" w:hAnsi="Arial" w:cs="Arial"/>
+          <w:sz w:val="22"/>
+          <w:szCs w:val="22"/>
+        </w:rPr>
+        <w:t xml:space="preserve">függvény lekéri az összes fő kategóriát (ahol </w:t>
+      </w:r>
+      <w:proofErr w:type="spellStart"/>
+      <w:r>
+        <w:rPr>
+          <w:rFonts w:ascii="Arial" w:hAnsi="Arial" w:cs="Arial"/>
+          <w:sz w:val="22"/>
+          <w:szCs w:val="22"/>
+        </w:rPr>
+        <w:t>parent_id</w:t>
+      </w:r>
+      <w:proofErr w:type="spellEnd"/>
+      <w:r>
+        <w:rPr>
+          <w:rFonts w:ascii="Arial" w:hAnsi="Arial" w:cs="Arial"/>
+          <w:sz w:val="22"/>
+          <w:szCs w:val="22"/>
+        </w:rPr>
+        <w:t xml:space="preserve"> null) a </w:t>
+      </w:r>
+      <w:proofErr w:type="spellStart"/>
+      <w:r>
+        <w:rPr>
+          <w:rFonts w:ascii="Arial" w:hAnsi="Arial" w:cs="Arial"/>
+          <w:sz w:val="22"/>
+          <w:szCs w:val="22"/>
+        </w:rPr>
+        <w:t>Prisma</w:t>
+      </w:r>
+      <w:proofErr w:type="spellEnd"/>
+      <w:r>
+        <w:rPr>
+          <w:rFonts w:ascii="Arial" w:hAnsi="Arial" w:cs="Arial"/>
+          <w:sz w:val="22"/>
+          <w:szCs w:val="22"/>
+        </w:rPr>
+        <w:t xml:space="preserve"> ORM segítségével. A kategóriákat JSON formátumban küldi vissza a kliensnek. Hiba esetén 500-as státusszal és „Szerver hiba” üzenettel válaszol. Ez a végpont tipikusan a webshop vagy tartalomkezelő rendszer kategórianavigációjának betöltéséhez használatos.</w:t>
+      </w:r>
+    </w:p>
+    <w:p>
+      <w:pPr>
+        <w:rPr>
+          <w:rFonts w:ascii="Arial" w:hAnsi="Arial" w:cs="Arial"/>
+        </w:rPr>
+      </w:pPr>
+      <w:r>
+        <w:rPr>
+          <w:rFonts w:ascii="Arial" w:hAnsi="Arial" w:cs="Arial"/>
+        </w:rPr>
+        <w:drawing>
+          <wp:inline distT="0" distB="0" distL="0" distR="0" wp14:anchorId="56246AF3" wp14:editId="4E27E104">
+            <wp:extent cx="5268060" cy="2429214"/>
+            <wp:effectExtent l="0" t="0" r="8890" b="9525"/>
+            <wp:docPr id="6" name="Kép 6"/>
+            <wp:cNvGraphicFramePr>
+              <a:graphicFrameLocks xmlns:a="http://schemas.openxmlformats.org/drawingml/2006/main" noChangeAspect="1"/>
+            </wp:cNvGraphicFramePr>
+            <a:graphic xmlns:a="http://schemas.openxmlformats.org/drawingml/2006/main">
+              <a:graphicData uri="http://schemas.openxmlformats.org/drawingml/2006/picture">
+                <pic:pic xmlns:pic="http://schemas.openxmlformats.org/drawingml/2006/picture">
+                  <pic:nvPicPr>
+                    <pic:cNvPr id="1" name=""/>
+                    <pic:cNvPicPr/>
+                  </pic:nvPicPr>
+                  <pic:blipFill>
+                    <a:blip r:embed="rId18"/>
+                    <a:stretch>
+                      <a:fillRect/>
+                    </a:stretch>
+                  </pic:blipFill>
+                  <pic:spPr>
+                    <a:xfrm>
+                      <a:off x="0" y="0"/>
+                      <a:ext cx="5268060" cy="2429214"/>
+                    </a:xfrm>
+                    <a:prstGeom prst="rect">
+                      <a:avLst/>
+                    </a:prstGeom>
+                  </pic:spPr>
+                </pic:pic>
+              </a:graphicData>
+            </a:graphic>
+          </wp:inline>
+        </w:drawing>
+      </w:r>
+    </w:p>
+    <w:p>
+      <w:pPr>
+        <w:pStyle w:val="NormlWeb"/>
+        <w:rPr>
+          <w:rFonts w:ascii="Arial" w:hAnsi="Arial" w:cs="Arial"/>
+          <w:sz w:val="22"/>
+          <w:szCs w:val="22"/>
+        </w:rPr>
+      </w:pPr>
+      <w:r>
+        <w:rPr>
+          <w:rFonts w:ascii="Arial" w:hAnsi="Arial" w:cs="Arial"/>
+          <w:sz w:val="22"/>
+          <w:szCs w:val="22"/>
+        </w:rPr>
+        <w:t>A</w:t>
+      </w:r>
+      <w:r>
+        <w:rPr>
+          <w:rFonts w:ascii="Arial" w:hAnsi="Arial" w:cs="Arial"/>
+          <w:sz w:val="22"/>
+          <w:szCs w:val="22"/>
+        </w:rPr>
+        <w:t xml:space="preserve"> </w:t>
+      </w:r>
+      <w:proofErr w:type="spellStart"/>
+      <w:r>
+        <w:rPr>
+          <w:rFonts w:ascii="Arial" w:hAnsi="Arial" w:cs="Arial"/>
+          <w:sz w:val="22"/>
+          <w:szCs w:val="22"/>
+        </w:rPr>
+        <w:t>getFavorites</w:t>
+      </w:r>
+      <w:proofErr w:type="spellEnd"/>
+      <w:r>
+        <w:rPr>
+          <w:rFonts w:ascii="Arial" w:hAnsi="Arial" w:cs="Arial"/>
+          <w:sz w:val="22"/>
+          <w:szCs w:val="22"/>
+        </w:rPr>
+        <w:t xml:space="preserve"> </w:t>
+      </w:r>
+      <w:r>
+        <w:rPr>
+          <w:rFonts w:ascii="Arial" w:hAnsi="Arial" w:cs="Arial"/>
+          <w:sz w:val="22"/>
+          <w:szCs w:val="22"/>
+        </w:rPr>
+        <w:t xml:space="preserve">függvény lekéri a bejelentkezett felhasználó kedvenc termékeit. </w:t>
+      </w:r>
+      <w:proofErr w:type="spellStart"/>
+      <w:r>
+        <w:rPr>
+          <w:rFonts w:ascii="Arial" w:hAnsi="Arial" w:cs="Arial"/>
+          <w:sz w:val="22"/>
+          <w:szCs w:val="22"/>
+        </w:rPr>
+        <w:t>Prisma</w:t>
+      </w:r>
+      <w:proofErr w:type="spellEnd"/>
+      <w:r>
+        <w:rPr>
+          <w:rFonts w:ascii="Arial" w:hAnsi="Arial" w:cs="Arial"/>
+          <w:sz w:val="22"/>
+          <w:szCs w:val="22"/>
+        </w:rPr>
+        <w:t xml:space="preserve"> </w:t>
+      </w:r>
+      <w:proofErr w:type="spellStart"/>
+      <w:r>
+        <w:rPr>
+          <w:rFonts w:ascii="Arial" w:hAnsi="Arial" w:cs="Arial"/>
+          <w:sz w:val="22"/>
+          <w:szCs w:val="22"/>
+        </w:rPr>
+        <w:t>findMany</w:t>
+      </w:r>
+      <w:proofErr w:type="spellEnd"/>
+      <w:r>
+        <w:rPr>
+          <w:rFonts w:ascii="Arial" w:hAnsi="Arial" w:cs="Arial"/>
+          <w:sz w:val="22"/>
+          <w:szCs w:val="22"/>
+        </w:rPr>
+        <w:t xml:space="preserve"> lekérdezéssel betölti a kedvencekhez tartozó </w:t>
+      </w:r>
+      <w:proofErr w:type="spellStart"/>
+      <w:r>
+        <w:rPr>
+          <w:rFonts w:ascii="Arial" w:hAnsi="Arial" w:cs="Arial"/>
+          <w:sz w:val="22"/>
+          <w:szCs w:val="22"/>
+        </w:rPr>
+        <w:t>itemeket</w:t>
+      </w:r>
+      <w:proofErr w:type="spellEnd"/>
+      <w:r>
+        <w:rPr>
+          <w:rFonts w:ascii="Arial" w:hAnsi="Arial" w:cs="Arial"/>
+          <w:sz w:val="22"/>
+          <w:szCs w:val="22"/>
+        </w:rPr>
+        <w:t>, az eladó adatait (</w:t>
+      </w:r>
+      <w:proofErr w:type="spellStart"/>
+      <w:r>
+        <w:rPr>
+          <w:rFonts w:ascii="Arial" w:hAnsi="Arial" w:cs="Arial"/>
+          <w:sz w:val="22"/>
+          <w:szCs w:val="22"/>
+        </w:rPr>
+        <w:t>username</w:t>
+      </w:r>
+      <w:proofErr w:type="spellEnd"/>
+      <w:r>
+        <w:rPr>
+          <w:rFonts w:ascii="Arial" w:hAnsi="Arial" w:cs="Arial"/>
+          <w:sz w:val="22"/>
+          <w:szCs w:val="22"/>
+        </w:rPr>
+        <w:t xml:space="preserve">, </w:t>
+      </w:r>
+      <w:proofErr w:type="spellStart"/>
+      <w:r>
+        <w:rPr>
+          <w:rFonts w:ascii="Arial" w:hAnsi="Arial" w:cs="Arial"/>
+          <w:sz w:val="22"/>
+          <w:szCs w:val="22"/>
+        </w:rPr>
+        <w:t>profile_image</w:t>
+      </w:r>
+      <w:proofErr w:type="spellEnd"/>
+      <w:r>
+        <w:rPr>
+          <w:rFonts w:ascii="Arial" w:hAnsi="Arial" w:cs="Arial"/>
+          <w:sz w:val="22"/>
+          <w:szCs w:val="22"/>
+        </w:rPr>
+        <w:t xml:space="preserve">) és az </w:t>
+      </w:r>
+      <w:proofErr w:type="spellStart"/>
+      <w:r>
+        <w:rPr>
+          <w:rFonts w:ascii="Arial" w:hAnsi="Arial" w:cs="Arial"/>
+          <w:sz w:val="22"/>
+          <w:szCs w:val="22"/>
+        </w:rPr>
+        <w:t>item</w:t>
+      </w:r>
+      <w:proofErr w:type="spellEnd"/>
+      <w:r>
+        <w:rPr>
+          <w:rFonts w:ascii="Arial" w:hAnsi="Arial" w:cs="Arial"/>
+          <w:sz w:val="22"/>
+          <w:szCs w:val="22"/>
+        </w:rPr>
+        <w:t xml:space="preserve"> első képét. Az eredményt egy jól strukturált objektummá alakítja (</w:t>
+      </w:r>
+      <w:proofErr w:type="spellStart"/>
+      <w:r>
+        <w:rPr>
+          <w:rFonts w:ascii="Arial" w:hAnsi="Arial" w:cs="Arial"/>
+          <w:sz w:val="22"/>
+          <w:szCs w:val="22"/>
+        </w:rPr>
+        <w:t>seller_name</w:t>
+      </w:r>
+      <w:proofErr w:type="spellEnd"/>
+      <w:r>
+        <w:rPr>
+          <w:rFonts w:ascii="Arial" w:hAnsi="Arial" w:cs="Arial"/>
+          <w:sz w:val="22"/>
+          <w:szCs w:val="22"/>
+        </w:rPr>
+        <w:t xml:space="preserve">, </w:t>
+      </w:r>
+      <w:proofErr w:type="spellStart"/>
+      <w:r>
+        <w:rPr>
+          <w:rFonts w:ascii="Arial" w:hAnsi="Arial" w:cs="Arial"/>
+          <w:sz w:val="22"/>
+          <w:szCs w:val="22"/>
+        </w:rPr>
+        <w:t>seller_image</w:t>
+      </w:r>
+      <w:proofErr w:type="spellEnd"/>
+      <w:r>
+        <w:rPr>
+          <w:rFonts w:ascii="Arial" w:hAnsi="Arial" w:cs="Arial"/>
+          <w:sz w:val="22"/>
+          <w:szCs w:val="22"/>
+        </w:rPr>
+        <w:t xml:space="preserve">, </w:t>
+      </w:r>
+      <w:proofErr w:type="spellStart"/>
+      <w:r>
+        <w:rPr>
+          <w:rFonts w:ascii="Arial" w:hAnsi="Arial" w:cs="Arial"/>
+          <w:sz w:val="22"/>
+          <w:szCs w:val="22"/>
+        </w:rPr>
+        <w:t>image_url</w:t>
+      </w:r>
+      <w:proofErr w:type="spellEnd"/>
+      <w:r>
+        <w:rPr>
+          <w:rFonts w:ascii="Arial" w:hAnsi="Arial" w:cs="Arial"/>
+          <w:sz w:val="22"/>
+          <w:szCs w:val="22"/>
+        </w:rPr>
+        <w:t xml:space="preserve"> stb.), majd JSON formátumban visszaküldi. Ez a végpont a felhasználói profil „Kedvenceim” oldalának feltöltésére szolgál.</w:t>
+      </w:r>
+    </w:p>
+    <w:p>
+      <w:pPr>
+        <w:rPr>
+          <w:rFonts w:ascii="Arial" w:hAnsi="Arial" w:cs="Arial"/>
+        </w:rPr>
+      </w:pPr>
+      <w:r>
+        <w:rPr>
+          <w:rFonts w:ascii="Arial" w:hAnsi="Arial" w:cs="Arial"/>
+        </w:rPr>
+        <w:lastRenderedPageBreak/>
+        <w:drawing>
+          <wp:inline distT="0" distB="0" distL="0" distR="0" wp14:anchorId="10E0831E" wp14:editId="1012E254">
+            <wp:extent cx="5068007" cy="6373114"/>
+            <wp:effectExtent l="0" t="0" r="0" b="8890"/>
+            <wp:docPr id="7" name="Kép 7"/>
+            <wp:cNvGraphicFramePr>
+              <a:graphicFrameLocks xmlns:a="http://schemas.openxmlformats.org/drawingml/2006/main" noChangeAspect="1"/>
+            </wp:cNvGraphicFramePr>
+            <a:graphic xmlns:a="http://schemas.openxmlformats.org/drawingml/2006/main">
+              <a:graphicData uri="http://schemas.openxmlformats.org/drawingml/2006/picture">
+                <pic:pic xmlns:pic="http://schemas.openxmlformats.org/drawingml/2006/picture">
+                  <pic:nvPicPr>
+                    <pic:cNvPr id="1" name=""/>
+                    <pic:cNvPicPr/>
+                  </pic:nvPicPr>
+                  <pic:blipFill>
+                    <a:blip r:embed="rId19"/>
+                    <a:stretch>
+                      <a:fillRect/>
+                    </a:stretch>
+                  </pic:blipFill>
+                  <pic:spPr>
+                    <a:xfrm>
+                      <a:off x="0" y="0"/>
+                      <a:ext cx="5068007" cy="6373114"/>
+                    </a:xfrm>
+                    <a:prstGeom prst="rect">
+                      <a:avLst/>
+                    </a:prstGeom>
+                  </pic:spPr>
+                </pic:pic>
+              </a:graphicData>
+            </a:graphic>
+          </wp:inline>
+        </w:drawing>
+      </w:r>
+    </w:p>
+    <w:p>
+      <w:pPr>
+        <w:rPr>
+          <w:rFonts w:ascii="Arial" w:hAnsi="Arial" w:cs="Arial"/>
+        </w:rPr>
+      </w:pPr>
+      <w:r>
+        <w:rPr>
+          <w:rFonts w:ascii="Arial" w:hAnsi="Arial" w:cs="Arial"/>
+        </w:rPr>
+        <w:t xml:space="preserve">Az </w:t>
+      </w:r>
+      <w:proofErr w:type="spellStart"/>
+      <w:r>
+        <w:rPr>
+          <w:rFonts w:ascii="Arial" w:hAnsi="Arial" w:cs="Arial"/>
+        </w:rPr>
+        <w:t>addFavorite</w:t>
+      </w:r>
+      <w:proofErr w:type="spellEnd"/>
+      <w:r>
+        <w:rPr>
+          <w:rFonts w:ascii="Arial" w:hAnsi="Arial" w:cs="Arial"/>
+        </w:rPr>
+        <w:t xml:space="preserve"> </w:t>
+      </w:r>
+      <w:proofErr w:type="spellStart"/>
+      <w:r>
+        <w:rPr>
+          <w:rFonts w:ascii="Arial" w:hAnsi="Arial" w:cs="Arial"/>
+        </w:rPr>
+        <w:t>controller</w:t>
+      </w:r>
+      <w:proofErr w:type="spellEnd"/>
+      <w:r>
+        <w:rPr>
+          <w:rFonts w:ascii="Arial" w:hAnsi="Arial" w:cs="Arial"/>
+        </w:rPr>
+        <w:t xml:space="preserve"> függvény lehetővé teszi, hogy a bejelentkezett felhasználó egy terméket a kedvencei közé adjon.</w:t>
+      </w:r>
+      <w:r>
+        <w:rPr>
+          <w:rFonts w:ascii="Arial" w:hAnsi="Arial" w:cs="Arial"/>
+        </w:rPr>
+        <w:br/>
+      </w:r>
+      <w:proofErr w:type="spellStart"/>
+      <w:r>
+        <w:rPr>
+          <w:rFonts w:ascii="Arial" w:hAnsi="Arial" w:cs="Arial"/>
+        </w:rPr>
+        <w:t>Prisma</w:t>
+      </w:r>
+      <w:proofErr w:type="spellEnd"/>
+      <w:r>
+        <w:rPr>
+          <w:rFonts w:ascii="Arial" w:hAnsi="Arial" w:cs="Arial"/>
+        </w:rPr>
+        <w:t xml:space="preserve"> </w:t>
+      </w:r>
+      <w:proofErr w:type="spellStart"/>
+      <w:r>
+        <w:rPr>
+          <w:rFonts w:ascii="Arial" w:hAnsi="Arial" w:cs="Arial"/>
+        </w:rPr>
+        <w:t>upsert</w:t>
+      </w:r>
+      <w:proofErr w:type="spellEnd"/>
+      <w:r>
+        <w:rPr>
+          <w:rFonts w:ascii="Arial" w:hAnsi="Arial" w:cs="Arial"/>
+        </w:rPr>
+        <w:t xml:space="preserve"> metódusát használja, amely automatikusan kezeli, hogy az adott </w:t>
+      </w:r>
+      <w:proofErr w:type="spellStart"/>
+      <w:r>
+        <w:rPr>
+          <w:rFonts w:ascii="Arial" w:hAnsi="Arial" w:cs="Arial"/>
+        </w:rPr>
+        <w:t>user_id</w:t>
+      </w:r>
+      <w:proofErr w:type="spellEnd"/>
+      <w:r>
+        <w:rPr>
+          <w:rFonts w:ascii="Arial" w:hAnsi="Arial" w:cs="Arial"/>
+        </w:rPr>
+        <w:t xml:space="preserve"> + </w:t>
+      </w:r>
+      <w:proofErr w:type="spellStart"/>
+      <w:r>
+        <w:rPr>
+          <w:rFonts w:ascii="Arial" w:hAnsi="Arial" w:cs="Arial"/>
+        </w:rPr>
+        <w:t>item_id</w:t>
+      </w:r>
+      <w:proofErr w:type="spellEnd"/>
+      <w:r>
+        <w:rPr>
+          <w:rFonts w:ascii="Arial" w:hAnsi="Arial" w:cs="Arial"/>
+        </w:rPr>
+        <w:t xml:space="preserve"> kombináció már létezik-e.</w:t>
+      </w:r>
+      <w:r>
+        <w:rPr>
+          <w:rFonts w:ascii="Arial" w:hAnsi="Arial" w:cs="Arial"/>
+        </w:rPr>
+        <w:br/>
+        <w:t>Ha még nem volt kedvencként elmentve, létrehozza az új rekordot; ha már létezett, akkor nem végez módosítást.</w:t>
+      </w:r>
+      <w:r>
+        <w:rPr>
+          <w:rFonts w:ascii="Arial" w:hAnsi="Arial" w:cs="Arial"/>
+        </w:rPr>
+        <w:br/>
+        <w:t>Sikeres hozzáadás után egy megerősítő üzenetet küld vissza: „Hozzáadva a kedvencekhez”.</w:t>
+      </w:r>
+    </w:p>
+    <w:p>
+      <w:pPr>
+        <w:rPr>
+          <w:rFonts w:ascii="Arial" w:hAnsi="Arial" w:cs="Arial"/>
+        </w:rPr>
+      </w:pPr>
+      <w:r>
+        <w:rPr>
+          <w:rFonts w:ascii="Arial" w:hAnsi="Arial" w:cs="Arial"/>
+        </w:rPr>
+        <w:lastRenderedPageBreak/>
+        <w:drawing>
+          <wp:inline distT="0" distB="0" distL="0" distR="0" wp14:anchorId="4F83BF7B" wp14:editId="0C55A755">
+            <wp:extent cx="4610743" cy="2934109"/>
+            <wp:effectExtent l="0" t="0" r="0" b="0"/>
+            <wp:docPr id="8" name="Kép 8"/>
+            <wp:cNvGraphicFramePr>
+              <a:graphicFrameLocks xmlns:a="http://schemas.openxmlformats.org/drawingml/2006/main" noChangeAspect="1"/>
+            </wp:cNvGraphicFramePr>
+            <a:graphic xmlns:a="http://schemas.openxmlformats.org/drawingml/2006/main">
+              <a:graphicData uri="http://schemas.openxmlformats.org/drawingml/2006/picture">
+                <pic:pic xmlns:pic="http://schemas.openxmlformats.org/drawingml/2006/picture">
+                  <pic:nvPicPr>
+                    <pic:cNvPr id="1" name=""/>
+                    <pic:cNvPicPr/>
+                  </pic:nvPicPr>
+                  <pic:blipFill>
+                    <a:blip r:embed="rId20"/>
+                    <a:stretch>
+                      <a:fillRect/>
+                    </a:stretch>
+                  </pic:blipFill>
+                  <pic:spPr>
+                    <a:xfrm>
+                      <a:off x="0" y="0"/>
+                      <a:ext cx="4610743" cy="2934109"/>
+                    </a:xfrm>
+                    <a:prstGeom prst="rect">
+                      <a:avLst/>
+                    </a:prstGeom>
+                  </pic:spPr>
+                </pic:pic>
+              </a:graphicData>
+            </a:graphic>
+          </wp:inline>
+        </w:drawing>
+      </w:r>
+    </w:p>
+    <w:p>
+      <w:pPr>
+        <w:rPr>
+          <w:rFonts w:ascii="Arial" w:hAnsi="Arial" w:cs="Arial"/>
+        </w:rPr>
+      </w:pPr>
+      <w:r>
+        <w:rPr>
+          <w:rFonts w:ascii="Arial" w:hAnsi="Arial" w:cs="Arial"/>
+        </w:rPr>
+        <w:t xml:space="preserve">Az </w:t>
+      </w:r>
+      <w:proofErr w:type="spellStart"/>
+      <w:r>
+        <w:rPr>
+          <w:rFonts w:ascii="Arial" w:hAnsi="Arial" w:cs="Arial"/>
+        </w:rPr>
+        <w:t>removeFavorite</w:t>
+      </w:r>
+      <w:proofErr w:type="spellEnd"/>
+      <w:r>
+        <w:rPr>
+          <w:rFonts w:ascii="Arial" w:hAnsi="Arial" w:cs="Arial"/>
+        </w:rPr>
+        <w:t xml:space="preserve"> </w:t>
+      </w:r>
+      <w:proofErr w:type="spellStart"/>
+      <w:r>
+        <w:rPr>
+          <w:rFonts w:ascii="Arial" w:hAnsi="Arial" w:cs="Arial"/>
+        </w:rPr>
+        <w:t>controller</w:t>
+      </w:r>
+      <w:proofErr w:type="spellEnd"/>
+      <w:r>
+        <w:rPr>
+          <w:rFonts w:ascii="Arial" w:hAnsi="Arial" w:cs="Arial"/>
+        </w:rPr>
+        <w:t xml:space="preserve"> függvény eltávolítja a megadott terméket a bejelentkezett felhasználó kedvencei közül.</w:t>
+      </w:r>
+      <w:r>
+        <w:rPr>
+          <w:rFonts w:ascii="Arial" w:hAnsi="Arial" w:cs="Arial"/>
+        </w:rPr>
+        <w:br/>
+        <w:t xml:space="preserve">A </w:t>
+      </w:r>
+      <w:proofErr w:type="spellStart"/>
+      <w:proofErr w:type="gramStart"/>
+      <w:r>
+        <w:rPr>
+          <w:rFonts w:ascii="Arial" w:hAnsi="Arial" w:cs="Arial"/>
+        </w:rPr>
+        <w:t>prisma.favorites</w:t>
+      </w:r>
+      <w:proofErr w:type="gramEnd"/>
+      <w:r>
+        <w:rPr>
+          <w:rFonts w:ascii="Arial" w:hAnsi="Arial" w:cs="Arial"/>
+        </w:rPr>
+        <w:t>.delete</w:t>
+      </w:r>
+      <w:proofErr w:type="spellEnd"/>
+      <w:r>
+        <w:rPr>
+          <w:rFonts w:ascii="Arial" w:hAnsi="Arial" w:cs="Arial"/>
+        </w:rPr>
+        <w:t xml:space="preserve">() metódust használja, ahol a törlési feltétel a </w:t>
+      </w:r>
+      <w:proofErr w:type="spellStart"/>
+      <w:r>
+        <w:rPr>
+          <w:rFonts w:ascii="Arial" w:hAnsi="Arial" w:cs="Arial"/>
+        </w:rPr>
+        <w:t>user_id</w:t>
+      </w:r>
+      <w:proofErr w:type="spellEnd"/>
+      <w:r>
+        <w:rPr>
+          <w:rFonts w:ascii="Arial" w:hAnsi="Arial" w:cs="Arial"/>
+        </w:rPr>
+        <w:t xml:space="preserve"> és az </w:t>
+      </w:r>
+      <w:proofErr w:type="spellStart"/>
+      <w:r>
+        <w:rPr>
+          <w:rFonts w:ascii="Arial" w:hAnsi="Arial" w:cs="Arial"/>
+        </w:rPr>
+        <w:t>item_id</w:t>
+      </w:r>
+      <w:proofErr w:type="spellEnd"/>
+      <w:r>
+        <w:rPr>
+          <w:rFonts w:ascii="Arial" w:hAnsi="Arial" w:cs="Arial"/>
+        </w:rPr>
+        <w:t xml:space="preserve"> kombinációja (összetett kulcs).</w:t>
+      </w:r>
+      <w:r>
+        <w:rPr>
+          <w:rFonts w:ascii="Arial" w:hAnsi="Arial" w:cs="Arial"/>
+        </w:rPr>
+        <w:br/>
+        <w:t xml:space="preserve">Az </w:t>
+      </w:r>
+      <w:proofErr w:type="spellStart"/>
+      <w:r>
+        <w:rPr>
+          <w:rFonts w:ascii="Arial" w:hAnsi="Arial" w:cs="Arial"/>
+        </w:rPr>
+        <w:t>item_id</w:t>
+      </w:r>
+      <w:proofErr w:type="spellEnd"/>
+      <w:r>
+        <w:rPr>
+          <w:rFonts w:ascii="Arial" w:hAnsi="Arial" w:cs="Arial"/>
+        </w:rPr>
+        <w:t>-t a kérés URL paraméteréből (</w:t>
+      </w:r>
+      <w:proofErr w:type="spellStart"/>
+      <w:r>
+        <w:rPr>
+          <w:rFonts w:ascii="Arial" w:hAnsi="Arial" w:cs="Arial"/>
+        </w:rPr>
+        <w:t>req.params.itemId</w:t>
+      </w:r>
+      <w:proofErr w:type="spellEnd"/>
+      <w:r>
+        <w:rPr>
+          <w:rFonts w:ascii="Arial" w:hAnsi="Arial" w:cs="Arial"/>
+        </w:rPr>
+        <w:t>) olvassa ki.</w:t>
+      </w:r>
+      <w:r>
+        <w:rPr>
+          <w:rFonts w:ascii="Arial" w:hAnsi="Arial" w:cs="Arial"/>
+        </w:rPr>
+        <w:br/>
+        <w:t>Sikeres művelet esetén a válasz: „Eltávolítva a kedvencekből”.</w:t>
+      </w:r>
+    </w:p>
+    <w:p>
+      <w:pPr>
+        <w:rPr>
+          <w:rFonts w:ascii="Arial" w:hAnsi="Arial" w:cs="Arial"/>
+        </w:rPr>
+      </w:pPr>
+      <w:r>
+        <w:rPr>
+          <w:rFonts w:ascii="Arial" w:hAnsi="Arial" w:cs="Arial"/>
+        </w:rPr>
+        <w:drawing>
+          <wp:inline distT="0" distB="0" distL="0" distR="0" wp14:anchorId="7592993B" wp14:editId="140D728F">
+            <wp:extent cx="4258269" cy="3172268"/>
+            <wp:effectExtent l="0" t="0" r="0" b="9525"/>
+            <wp:docPr id="9" name="Kép 9"/>
+            <wp:cNvGraphicFramePr>
+              <a:graphicFrameLocks xmlns:a="http://schemas.openxmlformats.org/drawingml/2006/main" noChangeAspect="1"/>
+            </wp:cNvGraphicFramePr>
+            <a:graphic xmlns:a="http://schemas.openxmlformats.org/drawingml/2006/main">
+              <a:graphicData uri="http://schemas.openxmlformats.org/drawingml/2006/picture">
+                <pic:pic xmlns:pic="http://schemas.openxmlformats.org/drawingml/2006/picture">
+                  <pic:nvPicPr>
+                    <pic:cNvPr id="1" name=""/>
+                    <pic:cNvPicPr/>
+                  </pic:nvPicPr>
+                  <pic:blipFill>
+                    <a:blip r:embed="rId21"/>
+                    <a:stretch>
+                      <a:fillRect/>
+                    </a:stretch>
+                  </pic:blipFill>
+                  <pic:spPr>
+                    <a:xfrm>
+                      <a:off x="0" y="0"/>
+                      <a:ext cx="4258269" cy="3172268"/>
+                    </a:xfrm>
+                    <a:prstGeom prst="rect">
+                      <a:avLst/>
+                    </a:prstGeom>
+                  </pic:spPr>
+                </pic:pic>
+              </a:graphicData>
+            </a:graphic>
+          </wp:inline>
+        </w:drawing>
+      </w:r>
     </w:p>
     <w:p>
       <w:pPr>
@@ -11206,8 +11938,8 @@
       </w:pPr>
     </w:p>
     <w:sectPr>
-      <w:headerReference w:type="default" r:id="rId18"/>
-      <w:footerReference w:type="default" r:id="rId19"/>
+      <w:headerReference w:type="default" r:id="rId22"/>
+      <w:footerReference w:type="default" r:id="rId23"/>
       <w:pgSz w:w="11906" w:h="16838"/>
       <w:pgMar w:top="1417" w:right="1417" w:bottom="1417" w:left="1417" w:header="426" w:footer="708" w:gutter="0"/>
       <w:cols w:space="708"/>
@@ -16620,6 +17352,25 @@
       <w:ind w:left="220"/>
     </w:pPr>
   </w:style>
+  <w:style w:type="paragraph" w:styleId="NormlWeb">
+    <w:name w:val="Normal (Web)"/>
+    <w:basedOn w:val="Norml"/>
+    <w:uiPriority w:val="99"/>
+    <w:semiHidden/>
+    <w:unhideWhenUsed/>
+    <w:rsid w:val="00BA09CF"/>
+    <w:pPr>
+      <w:spacing w:before="100" w:beforeAutospacing="1" w:after="100" w:afterAutospacing="1" w:line="240" w:lineRule="auto"/>
+    </w:pPr>
+    <w:rPr>
+      <w:rFonts w:ascii="Times New Roman" w:eastAsia="Times New Roman" w:hAnsi="Times New Roman" w:cs="Times New Roman"/>
+      <w:kern w:val="0"/>
+      <w:sz w:val="24"/>
+      <w:szCs w:val="24"/>
+      <w:lang w:eastAsia="hu-HU"/>
+      <w14:ligatures w14:val="none"/>
+    </w:rPr>
+  </w:style>
 </w:styles>
 </file>
 

--- a/docs/Bellora dokumentacio.docx
+++ b/docs/Bellora dokumentacio.docx
@@ -9485,6 +9485,14 @@
     </w:p>
     <w:p>
       <w:pPr>
+        <w:pStyle w:val="Cmsor1"/>
+      </w:pPr>
+      <w:r>
+        <w:t>Backend felépítése</w:t>
+      </w:r>
+    </w:p>
+    <w:p>
+      <w:pPr>
         <w:rPr>
           <w:rFonts w:ascii="Arial" w:hAnsi="Arial" w:cs="Arial"/>
         </w:rPr>
@@ -9928,6 +9936,7 @@
     </w:p>
     <w:p>
       <w:pPr>
+        <w:jc w:val="both"/>
         <w:rPr>
           <w:rFonts w:ascii="Arial" w:hAnsi="Arial" w:cs="Arial"/>
         </w:rPr>
@@ -10095,6 +10104,7 @@
     <w:p>
       <w:pPr>
         <w:pStyle w:val="NormlWeb"/>
+        <w:jc w:val="both"/>
         <w:rPr>
           <w:rFonts w:ascii="Arial" w:hAnsi="Arial" w:cs="Arial"/>
           <w:sz w:val="22"/>
@@ -10115,7 +10125,21 @@
           <w:sz w:val="22"/>
           <w:szCs w:val="22"/>
         </w:rPr>
-        <w:t>categoryController.js</w:t>
+        <w:t xml:space="preserve">categoryController.js </w:t>
+      </w:r>
+      <w:proofErr w:type="spellStart"/>
+      <w:r>
+        <w:rPr>
+          <w:rFonts w:ascii="Arial" w:hAnsi="Arial" w:cs="Arial"/>
+        </w:rPr>
+        <w:t>function</w:t>
+      </w:r>
+      <w:proofErr w:type="spellEnd"/>
+      <w:r>
+        <w:rPr>
+          <w:rFonts w:ascii="Arial" w:hAnsi="Arial" w:cs="Arial"/>
+        </w:rPr>
+        <w:t xml:space="preserve"> </w:t>
       </w:r>
       <w:r>
         <w:rPr>
@@ -10123,62 +10147,55 @@
           <w:sz w:val="22"/>
           <w:szCs w:val="22"/>
         </w:rPr>
-        <w:t xml:space="preserve"> </w:t>
-      </w:r>
+        <w:t xml:space="preserve">lekéri az összes fő kategóriát (ahol </w:t>
+      </w:r>
+      <w:proofErr w:type="spellStart"/>
       <w:r>
         <w:rPr>
           <w:rFonts w:ascii="Arial" w:hAnsi="Arial" w:cs="Arial"/>
           <w:sz w:val="22"/>
           <w:szCs w:val="22"/>
         </w:rPr>
-        <w:t xml:space="preserve">függvény lekéri az összes fő kategóriát (ahol </w:t>
-      </w:r>
-      <w:proofErr w:type="spellStart"/>
+        <w:t>parent_id</w:t>
+      </w:r>
+      <w:proofErr w:type="spellEnd"/>
       <w:r>
         <w:rPr>
           <w:rFonts w:ascii="Arial" w:hAnsi="Arial" w:cs="Arial"/>
           <w:sz w:val="22"/>
           <w:szCs w:val="22"/>
         </w:rPr>
-        <w:t>parent_id</w:t>
-      </w:r>
-      <w:proofErr w:type="spellEnd"/>
+        <w:t xml:space="preserve"> null) a </w:t>
+      </w:r>
+      <w:proofErr w:type="spellStart"/>
       <w:r>
         <w:rPr>
           <w:rFonts w:ascii="Arial" w:hAnsi="Arial" w:cs="Arial"/>
           <w:sz w:val="22"/>
           <w:szCs w:val="22"/>
         </w:rPr>
-        <w:t xml:space="preserve"> null) a </w:t>
-      </w:r>
-      <w:proofErr w:type="spellStart"/>
+        <w:t>Prisma</w:t>
+      </w:r>
+      <w:proofErr w:type="spellEnd"/>
       <w:r>
         <w:rPr>
           <w:rFonts w:ascii="Arial" w:hAnsi="Arial" w:cs="Arial"/>
           <w:sz w:val="22"/>
           <w:szCs w:val="22"/>
         </w:rPr>
-        <w:t>Prisma</w:t>
-      </w:r>
-      <w:proofErr w:type="spellEnd"/>
-      <w:r>
-        <w:rPr>
-          <w:rFonts w:ascii="Arial" w:hAnsi="Arial" w:cs="Arial"/>
-          <w:sz w:val="22"/>
-          <w:szCs w:val="22"/>
-        </w:rPr>
-        <w:t xml:space="preserve"> ORM segítségével. A kategóriákat JSON formátumban küldi vissza a kliensnek. Hiba esetén 500-as státusszal és „Szerver hiba” üzenettel válaszol. Ez a végpont tipikusan a webshop vagy tartalomkezelő rendszer kategórianavigációjának betöltéséhez használatos.</w:t>
-      </w:r>
-    </w:p>
-    <w:p>
-      <w:pPr>
-        <w:rPr>
-          <w:rFonts w:ascii="Arial" w:hAnsi="Arial" w:cs="Arial"/>
-        </w:rPr>
-      </w:pPr>
-      <w:r>
-        <w:rPr>
-          <w:rFonts w:ascii="Arial" w:hAnsi="Arial" w:cs="Arial"/>
+        <w:t xml:space="preserve"> ORM segítségével. A kategóriákat JSON formátumban küldi vissza a kliensnek. Ez a végpont tipikusan a webshop vagy tartalomkezelő rendszer kategórianavigációjának betöltéséhez használatos.</w:t>
+      </w:r>
+    </w:p>
+    <w:p>
+      <w:pPr>
+        <w:rPr>
+          <w:rFonts w:ascii="Arial" w:hAnsi="Arial" w:cs="Arial"/>
+        </w:rPr>
+      </w:pPr>
+      <w:r>
+        <w:rPr>
+          <w:rFonts w:ascii="Arial" w:hAnsi="Arial" w:cs="Arial"/>
+          <w:noProof/>
         </w:rPr>
         <w:drawing>
           <wp:inline distT="0" distB="0" distL="0" distR="0" wp14:anchorId="56246AF3" wp14:editId="4E27E104">
@@ -10220,6 +10237,7 @@
     <w:p>
       <w:pPr>
         <w:pStyle w:val="NormlWeb"/>
+        <w:jc w:val="both"/>
         <w:rPr>
           <w:rFonts w:ascii="Arial" w:hAnsi="Arial" w:cs="Arial"/>
           <w:sz w:val="22"/>
@@ -10260,13 +10278,27 @@
         </w:rPr>
         <w:t xml:space="preserve"> </w:t>
       </w:r>
+      <w:proofErr w:type="spellStart"/>
+      <w:r>
+        <w:rPr>
+          <w:rFonts w:ascii="Arial" w:hAnsi="Arial" w:cs="Arial"/>
+        </w:rPr>
+        <w:t>function</w:t>
+      </w:r>
+      <w:proofErr w:type="spellEnd"/>
+      <w:r>
+        <w:rPr>
+          <w:rFonts w:ascii="Arial" w:hAnsi="Arial" w:cs="Arial"/>
+        </w:rPr>
+        <w:t xml:space="preserve"> </w:t>
+      </w:r>
       <w:r>
         <w:rPr>
           <w:rFonts w:ascii="Arial" w:hAnsi="Arial" w:cs="Arial"/>
           <w:sz w:val="22"/>
           <w:szCs w:val="22"/>
         </w:rPr>
-        <w:t xml:space="preserve">függvény lekéri a bejelentkezett felhasználó kedvenc termékeit. </w:t>
+        <w:t xml:space="preserve">lekéri a bejelentkezett felhasználó kedvenc termékeit. </w:t>
       </w:r>
       <w:proofErr w:type="spellStart"/>
       <w:r>
@@ -10440,6 +10472,7 @@
       <w:r>
         <w:rPr>
           <w:rFonts w:ascii="Arial" w:hAnsi="Arial" w:cs="Arial"/>
+          <w:noProof/>
         </w:rPr>
         <w:lastRenderedPageBreak/>
         <w:drawing>
@@ -10481,6 +10514,7 @@
     </w:p>
     <w:p>
       <w:pPr>
+        <w:jc w:val="both"/>
         <w:rPr>
           <w:rFonts w:ascii="Arial" w:hAnsi="Arial" w:cs="Arial"/>
         </w:rPr>
@@ -10510,20 +10544,26 @@
         <w:rPr>
           <w:rFonts w:ascii="Arial" w:hAnsi="Arial" w:cs="Arial"/>
         </w:rPr>
-        <w:t>controller</w:t>
-      </w:r>
-      <w:proofErr w:type="spellEnd"/>
-      <w:r>
-        <w:rPr>
-          <w:rFonts w:ascii="Arial" w:hAnsi="Arial" w:cs="Arial"/>
-        </w:rPr>
-        <w:t xml:space="preserve"> függvény lehetővé teszi, hogy a bejelentkezett felhasználó egy terméket a kedvencei közé adjon.</w:t>
-      </w:r>
-      <w:r>
-        <w:rPr>
-          <w:rFonts w:ascii="Arial" w:hAnsi="Arial" w:cs="Arial"/>
-        </w:rPr>
-        <w:br/>
+        <w:t>function</w:t>
+      </w:r>
+      <w:proofErr w:type="spellEnd"/>
+      <w:r>
+        <w:rPr>
+          <w:rFonts w:ascii="Arial" w:hAnsi="Arial" w:cs="Arial"/>
+        </w:rPr>
+        <w:t xml:space="preserve"> </w:t>
+      </w:r>
+      <w:r>
+        <w:rPr>
+          <w:rFonts w:ascii="Arial" w:hAnsi="Arial" w:cs="Arial"/>
+        </w:rPr>
+        <w:t>függvény lehetővé teszi, hogy a bejelentkezett felhasználó egy terméket a kedvencei közé adjon.</w:t>
+      </w:r>
+      <w:r>
+        <w:rPr>
+          <w:rFonts w:ascii="Arial" w:hAnsi="Arial" w:cs="Arial"/>
+        </w:rPr>
+        <w:t xml:space="preserve"> </w:t>
       </w:r>
       <w:proofErr w:type="spellStart"/>
       <w:r>
@@ -10585,14 +10625,24 @@
         <w:rPr>
           <w:rFonts w:ascii="Arial" w:hAnsi="Arial" w:cs="Arial"/>
         </w:rPr>
-        <w:br/>
+        <w:t xml:space="preserve"> </w:t>
+      </w:r>
+      <w:r>
+        <w:rPr>
+          <w:rFonts w:ascii="Arial" w:hAnsi="Arial" w:cs="Arial"/>
+        </w:rPr>
         <w:t>Ha még nem volt kedvencként elmentve, létrehozza az új rekordot; ha már létezett, akkor nem végez módosítást.</w:t>
       </w:r>
       <w:r>
         <w:rPr>
           <w:rFonts w:ascii="Arial" w:hAnsi="Arial" w:cs="Arial"/>
         </w:rPr>
-        <w:br/>
+        <w:t xml:space="preserve"> </w:t>
+      </w:r>
+      <w:r>
+        <w:rPr>
+          <w:rFonts w:ascii="Arial" w:hAnsi="Arial" w:cs="Arial"/>
+        </w:rPr>
         <w:t>Sikeres hozzáadás után egy megerősítő üzenetet küld vissza: „Hozzáadva a kedvencekhez”.</w:t>
       </w:r>
     </w:p>
@@ -10605,6 +10655,7 @@
       <w:r>
         <w:rPr>
           <w:rFonts w:ascii="Arial" w:hAnsi="Arial" w:cs="Arial"/>
+          <w:noProof/>
         </w:rPr>
         <w:lastRenderedPageBreak/>
         <w:drawing>
@@ -10675,7 +10726,7 @@
         <w:rPr>
           <w:rFonts w:ascii="Arial" w:hAnsi="Arial" w:cs="Arial"/>
         </w:rPr>
-        <w:t>controller</w:t>
+        <w:t>function</w:t>
       </w:r>
       <w:proofErr w:type="spellEnd"/>
       <w:r>
@@ -10793,6 +10844,7 @@
       <w:r>
         <w:rPr>
           <w:rFonts w:ascii="Arial" w:hAnsi="Arial" w:cs="Arial"/>
+          <w:noProof/>
         </w:rPr>
         <w:drawing>
           <wp:inline distT="0" distB="0" distL="0" distR="0" wp14:anchorId="7592993B" wp14:editId="140D728F">
@@ -10841,1105 +10893,2510 @@
         <w:rPr>
           <w:rFonts w:ascii="Arial" w:hAnsi="Arial" w:cs="Arial"/>
         </w:rPr>
-        <w:br w:type="page"/>
-      </w:r>
-    </w:p>
-    <w:p>
-      <w:pPr>
-        <w:pStyle w:val="Cmsor1"/>
-        <w:rPr>
-          <w:rFonts w:ascii="Eras Medium ITC" w:hAnsi="Eras Medium ITC"/>
-        </w:rPr>
-      </w:pPr>
-      <w:r>
+        <w:t xml:space="preserve">A </w:t>
+      </w:r>
+      <w:proofErr w:type="spellStart"/>
+      <w:r>
+        <w:rPr>
+          <w:rFonts w:ascii="Arial" w:hAnsi="Arial" w:cs="Arial"/>
+        </w:rPr>
+        <w:t>getAllItems</w:t>
+      </w:r>
+      <w:proofErr w:type="spellEnd"/>
+      <w:r>
+        <w:rPr>
+          <w:rFonts w:ascii="Arial" w:hAnsi="Arial" w:cs="Arial"/>
+        </w:rPr>
+        <w:t xml:space="preserve"> </w:t>
+      </w:r>
+      <w:proofErr w:type="spellStart"/>
+      <w:r>
+        <w:rPr>
+          <w:rFonts w:ascii="Arial" w:hAnsi="Arial" w:cs="Arial"/>
+        </w:rPr>
+        <w:t>function</w:t>
+      </w:r>
+      <w:proofErr w:type="spellEnd"/>
+      <w:r>
+        <w:rPr>
+          <w:rFonts w:ascii="Arial" w:hAnsi="Arial" w:cs="Arial"/>
+        </w:rPr>
+        <w:t xml:space="preserve"> </w:t>
+      </w:r>
+      <w:r>
+        <w:rPr>
+          <w:rFonts w:ascii="Arial" w:hAnsi="Arial" w:cs="Arial"/>
+        </w:rPr>
+        <w:t>az adatbázisból minden olyan terméket lekér, amelynek az állapota „</w:t>
+      </w:r>
+      <w:proofErr w:type="spellStart"/>
+      <w:r>
+        <w:rPr>
+          <w:rFonts w:ascii="Arial" w:hAnsi="Arial" w:cs="Arial"/>
+        </w:rPr>
+        <w:t>available</w:t>
+      </w:r>
+      <w:proofErr w:type="spellEnd"/>
+      <w:r>
+        <w:rPr>
+          <w:rFonts w:ascii="Arial" w:hAnsi="Arial" w:cs="Arial"/>
+        </w:rPr>
+        <w:t xml:space="preserve">”. A lekérdezést a </w:t>
+      </w:r>
+      <w:proofErr w:type="spellStart"/>
+      <w:proofErr w:type="gramStart"/>
+      <w:r>
+        <w:rPr>
+          <w:rFonts w:ascii="Arial" w:hAnsi="Arial" w:cs="Arial"/>
+        </w:rPr>
+        <w:t>prisma.items</w:t>
+      </w:r>
+      <w:proofErr w:type="gramEnd"/>
+      <w:r>
+        <w:rPr>
+          <w:rFonts w:ascii="Arial" w:hAnsi="Arial" w:cs="Arial"/>
+        </w:rPr>
+        <w:t>.findMany</w:t>
+      </w:r>
+      <w:proofErr w:type="spellEnd"/>
+      <w:r>
+        <w:rPr>
+          <w:rFonts w:ascii="Arial" w:hAnsi="Arial" w:cs="Arial"/>
+        </w:rPr>
+        <w:t xml:space="preserve">() végzi, amely a kapcsolódó felhasználótól csak a felhasználónevet, az </w:t>
+      </w:r>
+      <w:proofErr w:type="spellStart"/>
+      <w:r>
+        <w:rPr>
+          <w:rFonts w:ascii="Arial" w:hAnsi="Arial" w:cs="Arial"/>
+        </w:rPr>
+        <w:t>itemimages</w:t>
+      </w:r>
+      <w:proofErr w:type="spellEnd"/>
+      <w:r>
+        <w:rPr>
+          <w:rFonts w:ascii="Arial" w:hAnsi="Arial" w:cs="Arial"/>
+        </w:rPr>
+        <w:t xml:space="preserve"> táblából az elsődleges kép URL-jét, valamint a kedvencek számát is csatolja. Az eredményeket a </w:t>
+      </w:r>
+      <w:proofErr w:type="spellStart"/>
+      <w:r>
+        <w:rPr>
+          <w:rFonts w:ascii="Arial" w:hAnsi="Arial" w:cs="Arial"/>
+        </w:rPr>
+        <w:t>created_at</w:t>
+      </w:r>
+      <w:proofErr w:type="spellEnd"/>
+      <w:r>
+        <w:rPr>
+          <w:rFonts w:ascii="Arial" w:hAnsi="Arial" w:cs="Arial"/>
+        </w:rPr>
+        <w:t xml:space="preserve"> mező alapján csökkenő sorrendben rendezi. A kapott listát a függvény tovább alakítja: minden elemhez hozzáadja az eladó nevét, a kép URL-jét és a kedvencek számát, miközben néhány mezőt kifejezetten </w:t>
+      </w:r>
+      <w:proofErr w:type="spellStart"/>
+      <w:r>
+        <w:rPr>
+          <w:rFonts w:ascii="Arial" w:hAnsi="Arial" w:cs="Arial"/>
+        </w:rPr>
+        <w:t>undefined</w:t>
+      </w:r>
+      <w:proofErr w:type="spellEnd"/>
+      <w:r>
+        <w:rPr>
+          <w:rFonts w:ascii="Arial" w:hAnsi="Arial" w:cs="Arial"/>
+        </w:rPr>
+        <w:t xml:space="preserve"> értékre állít. A végső, átalakított adatstruktúrát JSON formában küldi vissza a kliensnek.</w:t>
+      </w:r>
+    </w:p>
+    <w:p>
+      <w:pPr>
+        <w:rPr>
+          <w:rFonts w:ascii="Arial" w:hAnsi="Arial" w:cs="Arial"/>
+        </w:rPr>
+      </w:pPr>
+      <w:r>
+        <w:rPr>
+          <w:rFonts w:ascii="Arial" w:hAnsi="Arial" w:cs="Arial"/>
+        </w:rPr>
         <w:lastRenderedPageBreak/>
-        <w:t>1. Oldalak</w:t>
-      </w:r>
-      <w:bookmarkEnd w:id="0"/>
-    </w:p>
-    <w:p>
-      <w:pPr>
-        <w:pStyle w:val="Cmsor2"/>
-        <w:rPr>
-          <w:b w:val="0"/>
-        </w:rPr>
-      </w:pPr>
-      <w:bookmarkStart w:id="1" w:name="_Toc221618918"/>
-      <w:r>
-        <w:t xml:space="preserve">a) </w:t>
-      </w:r>
-      <w:proofErr w:type="spellStart"/>
-      <w:r>
-        <w:t>Landing</w:t>
-      </w:r>
-      <w:proofErr w:type="spellEnd"/>
-      <w:r>
-        <w:t xml:space="preserve"> Page</w:t>
-      </w:r>
-      <w:bookmarkEnd w:id="1"/>
-    </w:p>
-    <w:p>
-      <w:pPr>
-        <w:numPr>
-          <w:ilvl w:val="0"/>
-          <w:numId w:val="4"/>
-        </w:numPr>
-        <w:rPr>
-          <w:rFonts w:ascii="Arial" w:hAnsi="Arial" w:cs="Arial"/>
-          <w:sz w:val="24"/>
-          <w:szCs w:val="24"/>
-        </w:rPr>
-      </w:pPr>
-      <w:r>
-        <w:rPr>
-          <w:rFonts w:ascii="Arial" w:hAnsi="Arial" w:cs="Arial"/>
-          <w:b/>
-          <w:bCs/>
-          <w:sz w:val="24"/>
-          <w:szCs w:val="24"/>
-        </w:rPr>
-        <w:t xml:space="preserve">Regisztráció/Bejelentkezés </w:t>
-      </w:r>
-      <w:proofErr w:type="spellStart"/>
-      <w:r>
-        <w:rPr>
-          <w:rFonts w:ascii="Arial" w:hAnsi="Arial" w:cs="Arial"/>
-          <w:b/>
-          <w:bCs/>
-          <w:sz w:val="24"/>
-          <w:szCs w:val="24"/>
-        </w:rPr>
-        <w:t>Popup</w:t>
-      </w:r>
-      <w:proofErr w:type="spellEnd"/>
-      <w:r>
-        <w:rPr>
-          <w:rFonts w:ascii="Arial" w:hAnsi="Arial" w:cs="Arial"/>
-          <w:sz w:val="24"/>
-          <w:szCs w:val="24"/>
-        </w:rPr>
-        <w:t>: Lehetővé teszi a felhasználók számára, hogy email-címmel és jelszóval regisztráljanak, vagy meglévő hitelesítő adatokkal jelentkezzenek be. Tartalmaz jelszó-emlékeztető funkciót, amely emailben küld új jelszót vagy visszaállítási linket. A regisztráció során ellenőrzi az email-cím egyediségét és a jelszó erősségét (pl. minimum 8 karakter, kis- és nagybetűk, számok).</w:t>
-      </w:r>
-    </w:p>
-    <w:p>
-      <w:pPr>
-        <w:numPr>
-          <w:ilvl w:val="0"/>
-          <w:numId w:val="4"/>
-        </w:numPr>
-        <w:rPr>
-          <w:rFonts w:ascii="Arial" w:hAnsi="Arial" w:cs="Arial"/>
-          <w:sz w:val="24"/>
-          <w:szCs w:val="24"/>
-        </w:rPr>
-      </w:pPr>
-    </w:p>
-    <w:p>
-      <w:pPr>
-        <w:pStyle w:val="Cmsor2"/>
-      </w:pPr>
-      <w:bookmarkStart w:id="2" w:name="_Toc221618919"/>
-      <w:r>
-        <w:t xml:space="preserve">b) </w:t>
-      </w:r>
-      <w:proofErr w:type="spellStart"/>
-      <w:r>
-        <w:t>Admin</w:t>
-      </w:r>
-      <w:bookmarkEnd w:id="2"/>
-      <w:proofErr w:type="spellEnd"/>
-    </w:p>
-    <w:p>
-      <w:pPr>
-        <w:numPr>
-          <w:ilvl w:val="0"/>
-          <w:numId w:val="5"/>
-        </w:numPr>
-        <w:rPr>
-          <w:rFonts w:ascii="Arial" w:hAnsi="Arial" w:cs="Arial"/>
-          <w:sz w:val="24"/>
-          <w:szCs w:val="24"/>
-        </w:rPr>
-      </w:pPr>
-      <w:r>
-        <w:rPr>
-          <w:rFonts w:ascii="Arial" w:hAnsi="Arial" w:cs="Arial"/>
-          <w:b/>
-          <w:bCs/>
-          <w:sz w:val="24"/>
-          <w:szCs w:val="24"/>
-        </w:rPr>
-        <w:t>Felhasználókezelés</w:t>
-      </w:r>
-      <w:r>
-        <w:rPr>
-          <w:rFonts w:ascii="Arial" w:hAnsi="Arial" w:cs="Arial"/>
-          <w:sz w:val="24"/>
-          <w:szCs w:val="24"/>
-        </w:rPr>
-        <w:t xml:space="preserve">: Az adminisztrátor megtekintheti a felhasználók teljes listáját, szerkesztheti a profilokat (pl. név, email, szerepkör), törölheti a fiókokat, vagy ideiglenesen blokkolhatja azokat. Támogatja a felhasználói szerepkörök (pl. normál felhasználó, </w:t>
-      </w:r>
-      <w:proofErr w:type="spellStart"/>
-      <w:r>
-        <w:rPr>
-          <w:rFonts w:ascii="Arial" w:hAnsi="Arial" w:cs="Arial"/>
-          <w:sz w:val="24"/>
-          <w:szCs w:val="24"/>
-        </w:rPr>
-        <w:t>admin</w:t>
-      </w:r>
-      <w:proofErr w:type="spellEnd"/>
-      <w:r>
-        <w:rPr>
-          <w:rFonts w:ascii="Arial" w:hAnsi="Arial" w:cs="Arial"/>
-          <w:sz w:val="24"/>
-          <w:szCs w:val="24"/>
-        </w:rPr>
-        <w:t>) kezelését és a tevékenységnapló megtekintését.</w:t>
-      </w:r>
-    </w:p>
-    <w:p>
-      <w:pPr>
-        <w:numPr>
-          <w:ilvl w:val="0"/>
-          <w:numId w:val="5"/>
-        </w:numPr>
-        <w:rPr>
-          <w:rFonts w:ascii="Arial" w:hAnsi="Arial" w:cs="Arial"/>
-          <w:sz w:val="24"/>
-          <w:szCs w:val="24"/>
-        </w:rPr>
-      </w:pPr>
-      <w:r>
-        <w:rPr>
-          <w:rFonts w:ascii="Arial" w:hAnsi="Arial" w:cs="Arial"/>
-          <w:b/>
-          <w:bCs/>
-          <w:sz w:val="24"/>
-          <w:szCs w:val="24"/>
-        </w:rPr>
-        <w:t>Termékkezelés</w:t>
-      </w:r>
-      <w:r>
-        <w:rPr>
-          <w:rFonts w:ascii="Arial" w:hAnsi="Arial" w:cs="Arial"/>
-          <w:sz w:val="24"/>
-          <w:szCs w:val="24"/>
-        </w:rPr>
-        <w:t>: Lehetővé teszi új termékek felvitelét (név, leírás, ár, készlet), meglévők szerkesztését (pl. árak módosítása, akciók beállítása), illetve törlését. Tartalmaz készletfigyelést és értesítést alacsony készlet esetén.</w:t>
-      </w:r>
-    </w:p>
-    <w:p>
-      <w:pPr>
-        <w:pStyle w:val="Cmsor2"/>
-      </w:pPr>
-      <w:bookmarkStart w:id="3" w:name="_Toc221618920"/>
-      <w:r>
-        <w:t>c) Kategóriák</w:t>
-      </w:r>
-      <w:bookmarkEnd w:id="3"/>
-    </w:p>
-    <w:p>
-      <w:pPr>
-        <w:numPr>
-          <w:ilvl w:val="0"/>
-          <w:numId w:val="6"/>
-        </w:numPr>
-        <w:rPr>
-          <w:rFonts w:ascii="Arial" w:hAnsi="Arial" w:cs="Arial"/>
-          <w:sz w:val="24"/>
-          <w:szCs w:val="24"/>
-        </w:rPr>
-      </w:pPr>
-      <w:r>
-        <w:rPr>
-          <w:rFonts w:ascii="Arial" w:hAnsi="Arial" w:cs="Arial"/>
-          <w:b/>
-          <w:bCs/>
-          <w:sz w:val="24"/>
-          <w:szCs w:val="24"/>
-        </w:rPr>
-        <w:t>Szekciók</w:t>
-      </w:r>
-      <w:r>
-        <w:rPr>
-          <w:rFonts w:ascii="Arial" w:hAnsi="Arial" w:cs="Arial"/>
-          <w:sz w:val="24"/>
-          <w:szCs w:val="24"/>
-        </w:rPr>
-        <w:t xml:space="preserve">: Minden kategóriának külön szekciója van, amelyben a termékeket rövid leírással, képekkel és árakkal jeleníti meg. A szekciók között görgethető vagy </w:t>
-      </w:r>
-      <w:proofErr w:type="spellStart"/>
-      <w:r>
-        <w:rPr>
-          <w:rFonts w:ascii="Arial" w:hAnsi="Arial" w:cs="Arial"/>
-          <w:sz w:val="24"/>
-          <w:szCs w:val="24"/>
-        </w:rPr>
-        <w:t>tab</w:t>
-      </w:r>
-      <w:proofErr w:type="spellEnd"/>
-      <w:r>
-        <w:rPr>
-          <w:rFonts w:ascii="Arial" w:hAnsi="Arial" w:cs="Arial"/>
-          <w:sz w:val="24"/>
-          <w:szCs w:val="24"/>
-        </w:rPr>
-        <w:t>-alapú navigáció biztosított.</w:t>
-      </w:r>
-    </w:p>
-    <w:p>
-      <w:pPr>
-        <w:numPr>
-          <w:ilvl w:val="0"/>
-          <w:numId w:val="6"/>
-        </w:numPr>
-        <w:rPr>
-          <w:rFonts w:ascii="Arial" w:hAnsi="Arial" w:cs="Arial"/>
-          <w:sz w:val="24"/>
-          <w:szCs w:val="24"/>
-        </w:rPr>
-      </w:pPr>
-      <w:r>
-        <w:rPr>
-          <w:rFonts w:ascii="Arial" w:hAnsi="Arial" w:cs="Arial"/>
-          <w:b/>
-          <w:bCs/>
-          <w:sz w:val="24"/>
-          <w:szCs w:val="24"/>
-        </w:rPr>
-        <w:t>Szűrő</w:t>
-      </w:r>
-      <w:r>
-        <w:rPr>
-          <w:rFonts w:ascii="Arial" w:hAnsi="Arial" w:cs="Arial"/>
-          <w:sz w:val="24"/>
-          <w:szCs w:val="24"/>
-        </w:rPr>
-        <w:t xml:space="preserve">: Részletes szűrési lehetőségeket kínál, beleértve az </w:t>
-      </w:r>
-      <w:proofErr w:type="spellStart"/>
-      <w:r>
-        <w:rPr>
-          <w:rFonts w:ascii="Arial" w:hAnsi="Arial" w:cs="Arial"/>
-          <w:sz w:val="24"/>
-          <w:szCs w:val="24"/>
-        </w:rPr>
-        <w:t>ársávot</w:t>
-      </w:r>
-      <w:proofErr w:type="spellEnd"/>
-      <w:r>
-        <w:rPr>
-          <w:rFonts w:ascii="Arial" w:hAnsi="Arial" w:cs="Arial"/>
-          <w:sz w:val="24"/>
-          <w:szCs w:val="24"/>
-        </w:rPr>
-        <w:t xml:space="preserve"> (pl. 0-5000 Ft, 5000-10000 Ft), értékelést (pl. 4 csillag felett), és elérhetőséget (raktáron/nincs raktáron). A szűrők alkalmazása után a találatok azonnal frissülnek.</w:t>
-      </w:r>
-    </w:p>
-    <w:p>
-      <w:pPr>
-        <w:pStyle w:val="Cmsor2"/>
-      </w:pPr>
-      <w:bookmarkStart w:id="4" w:name="_Toc221618921"/>
-      <w:r>
-        <w:t>d) Login/Regisztráció</w:t>
-      </w:r>
-      <w:bookmarkEnd w:id="4"/>
-    </w:p>
-    <w:p>
-      <w:pPr>
-        <w:numPr>
-          <w:ilvl w:val="0"/>
-          <w:numId w:val="7"/>
-        </w:numPr>
-        <w:rPr>
-          <w:rFonts w:ascii="Arial" w:hAnsi="Arial" w:cs="Arial"/>
-          <w:sz w:val="24"/>
-          <w:szCs w:val="24"/>
-        </w:rPr>
-      </w:pPr>
-      <w:r>
-        <w:rPr>
-          <w:rFonts w:ascii="Arial" w:hAnsi="Arial" w:cs="Arial"/>
-          <w:sz w:val="24"/>
-          <w:szCs w:val="24"/>
-        </w:rPr>
-        <w:t>A bejelentkezés során ellenőrzi a felhasználói adatokat egy biztonságos szerveroldali hitelesítési folyamattal. A regisztrációhoz email-ellenőrzés szükséges (</w:t>
-      </w:r>
-      <w:proofErr w:type="spellStart"/>
-      <w:r>
-        <w:rPr>
-          <w:rFonts w:ascii="Arial" w:hAnsi="Arial" w:cs="Arial"/>
-          <w:sz w:val="24"/>
-          <w:szCs w:val="24"/>
-        </w:rPr>
-        <w:t>aktíválási</w:t>
-      </w:r>
-      <w:proofErr w:type="spellEnd"/>
-      <w:r>
-        <w:rPr>
-          <w:rFonts w:ascii="Arial" w:hAnsi="Arial" w:cs="Arial"/>
-          <w:sz w:val="24"/>
-          <w:szCs w:val="24"/>
-        </w:rPr>
-        <w:t xml:space="preserve"> link), valamint a jelszó erősségét ellenőrzi. Kínál "Maradj bejelentkezve" opciót, és egy kijelentkezés funkciót a profilból.</w:t>
-      </w:r>
-    </w:p>
-    <w:p>
-      <w:pPr>
-        <w:pStyle w:val="Cmsor2"/>
-      </w:pPr>
-      <w:bookmarkStart w:id="5" w:name="_Toc221618922"/>
-      <w:r>
-        <w:t>e) Termékfeltöltő</w:t>
-      </w:r>
-      <w:bookmarkEnd w:id="5"/>
-    </w:p>
-    <w:p>
-      <w:pPr>
-        <w:numPr>
-          <w:ilvl w:val="0"/>
-          <w:numId w:val="8"/>
-        </w:numPr>
-        <w:rPr>
-          <w:rFonts w:ascii="Arial" w:hAnsi="Arial" w:cs="Arial"/>
-          <w:sz w:val="24"/>
-          <w:szCs w:val="24"/>
-        </w:rPr>
-      </w:pPr>
-      <w:r>
-        <w:rPr>
-          <w:rFonts w:ascii="Arial" w:hAnsi="Arial" w:cs="Arial"/>
-          <w:b/>
-          <w:bCs/>
-          <w:sz w:val="24"/>
-          <w:szCs w:val="24"/>
-        </w:rPr>
-        <w:t>Leírás Feltöltése</w:t>
-      </w:r>
-      <w:r>
-        <w:rPr>
-          <w:rFonts w:ascii="Arial" w:hAnsi="Arial" w:cs="Arial"/>
-          <w:sz w:val="24"/>
-          <w:szCs w:val="24"/>
-        </w:rPr>
-        <w:t>: Lehetővé teszi a termék nevének, részletes leírásának (pl. anyag, méret, használati útmutató), árának és specifikációinak megadását. Támogatja a HTML formázást a leírásban, és ellenőrzi a kötelező mezők kitöltését.</w:t>
-      </w:r>
-    </w:p>
-    <w:p>
-      <w:pPr>
-        <w:numPr>
-          <w:ilvl w:val="0"/>
-          <w:numId w:val="8"/>
-        </w:numPr>
-        <w:rPr>
-          <w:rFonts w:ascii="Arial" w:hAnsi="Arial" w:cs="Arial"/>
-          <w:sz w:val="24"/>
-          <w:szCs w:val="24"/>
-        </w:rPr>
-      </w:pPr>
-      <w:r>
-        <w:rPr>
-          <w:rFonts w:ascii="Arial" w:hAnsi="Arial" w:cs="Arial"/>
-          <w:b/>
-          <w:bCs/>
-          <w:sz w:val="24"/>
-          <w:szCs w:val="24"/>
-        </w:rPr>
-        <w:t>Kép Feltöltése</w:t>
-      </w:r>
-      <w:r>
-        <w:rPr>
-          <w:rFonts w:ascii="Arial" w:hAnsi="Arial" w:cs="Arial"/>
-          <w:sz w:val="24"/>
-          <w:szCs w:val="24"/>
-        </w:rPr>
-        <w:t>: Engedi JPEG, PNG formátumú képek feltöltését, maximum 5 MB méretig. Előnézetet biztosít, és lehetővé teszi több kép hozzáadását egy termékhez, valamint a sorrend módosítását.</w:t>
-      </w:r>
-    </w:p>
-    <w:p>
-      <w:pPr>
-        <w:rPr>
-          <w:rFonts w:ascii="Arial" w:hAnsi="Arial" w:cs="Arial"/>
-          <w:sz w:val="24"/>
-          <w:szCs w:val="24"/>
-        </w:rPr>
-      </w:pPr>
-    </w:p>
-    <w:p>
-      <w:pPr>
-        <w:pStyle w:val="Cmsor2"/>
-      </w:pPr>
-      <w:bookmarkStart w:id="6" w:name="_Toc221618923"/>
-      <w:r>
-        <w:t>f) Profil</w:t>
-      </w:r>
-      <w:bookmarkEnd w:id="6"/>
-    </w:p>
-    <w:p>
-      <w:pPr>
-        <w:numPr>
-          <w:ilvl w:val="0"/>
-          <w:numId w:val="9"/>
-        </w:numPr>
-        <w:rPr>
-          <w:rFonts w:ascii="Arial" w:hAnsi="Arial" w:cs="Arial"/>
-          <w:sz w:val="24"/>
-          <w:szCs w:val="24"/>
-        </w:rPr>
-      </w:pPr>
-      <w:r>
-        <w:rPr>
-          <w:rFonts w:ascii="Arial" w:hAnsi="Arial" w:cs="Arial"/>
-          <w:b/>
-          <w:bCs/>
-          <w:sz w:val="24"/>
-          <w:szCs w:val="24"/>
-        </w:rPr>
-        <w:t>Kedvencek</w:t>
-      </w:r>
-      <w:r>
-        <w:rPr>
-          <w:rFonts w:ascii="Arial" w:hAnsi="Arial" w:cs="Arial"/>
-          <w:sz w:val="24"/>
-          <w:szCs w:val="24"/>
-        </w:rPr>
-        <w:t>: Megjeleníti a felhasználó által mentett termékeket egy listában, ahol törölhetők vagy közvetlenül megvásárolhatók. Értesítést küld, ha egy kedvenc termék ára csökken.</w:t>
-      </w:r>
-    </w:p>
-    <w:p>
-      <w:pPr>
-        <w:numPr>
-          <w:ilvl w:val="0"/>
-          <w:numId w:val="9"/>
-        </w:numPr>
-        <w:rPr>
-          <w:rFonts w:ascii="Arial" w:hAnsi="Arial" w:cs="Arial"/>
-          <w:sz w:val="24"/>
-          <w:szCs w:val="24"/>
-        </w:rPr>
-      </w:pPr>
-      <w:r>
-        <w:rPr>
-          <w:rFonts w:ascii="Arial" w:hAnsi="Arial" w:cs="Arial"/>
-          <w:b/>
-          <w:bCs/>
-          <w:sz w:val="24"/>
-          <w:szCs w:val="24"/>
-        </w:rPr>
-        <w:t>Egyenleg</w:t>
-      </w:r>
-      <w:r>
-        <w:rPr>
-          <w:rFonts w:ascii="Arial" w:hAnsi="Arial" w:cs="Arial"/>
-          <w:sz w:val="24"/>
-          <w:szCs w:val="24"/>
-        </w:rPr>
-        <w:t>: Megjeleníti a felhasználó számlaegyenlegét, és lehetőséget ad új összegek feltöltésére bankkártyával vagy átutalással. Tartalmaz tranzakciótörténetet.</w:t>
-      </w:r>
-    </w:p>
-    <w:p>
-      <w:pPr>
-        <w:numPr>
-          <w:ilvl w:val="0"/>
-          <w:numId w:val="9"/>
-        </w:numPr>
-        <w:rPr>
-          <w:rFonts w:ascii="Arial" w:hAnsi="Arial" w:cs="Arial"/>
-          <w:sz w:val="24"/>
-          <w:szCs w:val="24"/>
-        </w:rPr>
-      </w:pPr>
-      <w:r>
-        <w:rPr>
-          <w:rFonts w:ascii="Arial" w:hAnsi="Arial" w:cs="Arial"/>
-          <w:b/>
-          <w:bCs/>
-          <w:sz w:val="24"/>
-          <w:szCs w:val="24"/>
-        </w:rPr>
-        <w:t>Rendelések</w:t>
-      </w:r>
-      <w:r>
-        <w:rPr>
-          <w:rFonts w:ascii="Arial" w:hAnsi="Arial" w:cs="Arial"/>
-          <w:sz w:val="24"/>
-          <w:szCs w:val="24"/>
-        </w:rPr>
-        <w:t xml:space="preserve">: Részletes áttekintést ad a leadott rendelésekről, beleértve a rendelés állapotát (pl. feldolgozás alatt, kiszállításra vár), szállítási dátumot és </w:t>
-      </w:r>
-      <w:proofErr w:type="spellStart"/>
-      <w:r>
-        <w:rPr>
-          <w:rFonts w:ascii="Arial" w:hAnsi="Arial" w:cs="Arial"/>
-          <w:sz w:val="24"/>
-          <w:szCs w:val="24"/>
-        </w:rPr>
-        <w:t>nyomonkövetési</w:t>
-      </w:r>
-      <w:proofErr w:type="spellEnd"/>
-      <w:r>
-        <w:rPr>
-          <w:rFonts w:ascii="Arial" w:hAnsi="Arial" w:cs="Arial"/>
-          <w:sz w:val="24"/>
-          <w:szCs w:val="24"/>
-        </w:rPr>
-        <w:t xml:space="preserve"> linket.</w:t>
-      </w:r>
-    </w:p>
-    <w:p>
-      <w:pPr>
-        <w:numPr>
-          <w:ilvl w:val="0"/>
-          <w:numId w:val="9"/>
-        </w:numPr>
-        <w:rPr>
-          <w:rFonts w:ascii="Arial" w:hAnsi="Arial" w:cs="Arial"/>
-          <w:sz w:val="24"/>
-          <w:szCs w:val="24"/>
-        </w:rPr>
-      </w:pPr>
-      <w:r>
-        <w:rPr>
-          <w:rFonts w:ascii="Arial" w:hAnsi="Arial" w:cs="Arial"/>
-          <w:b/>
-          <w:bCs/>
-          <w:sz w:val="24"/>
-          <w:szCs w:val="24"/>
-        </w:rPr>
-        <w:t>Személyre Szabás</w:t>
-      </w:r>
-      <w:r>
-        <w:rPr>
-          <w:rFonts w:ascii="Arial" w:hAnsi="Arial" w:cs="Arial"/>
-          <w:sz w:val="24"/>
-          <w:szCs w:val="24"/>
-        </w:rPr>
-        <w:t>: Lehetővé teszi a profilképek feltöltését, téma (világos/sötét mód) választását és nyelvi beállítások módosítását.</w:t>
-      </w:r>
-    </w:p>
-    <w:p>
-      <w:pPr>
-        <w:numPr>
-          <w:ilvl w:val="0"/>
-          <w:numId w:val="9"/>
-        </w:numPr>
-        <w:rPr>
-          <w:rFonts w:ascii="Arial" w:hAnsi="Arial" w:cs="Arial"/>
-          <w:sz w:val="24"/>
-          <w:szCs w:val="24"/>
-        </w:rPr>
-      </w:pPr>
-      <w:r>
-        <w:rPr>
-          <w:rFonts w:ascii="Arial" w:hAnsi="Arial" w:cs="Arial"/>
-          <w:b/>
-          <w:bCs/>
-          <w:sz w:val="24"/>
-          <w:szCs w:val="24"/>
-        </w:rPr>
-        <w:t>Beállítások</w:t>
-      </w:r>
-      <w:r>
-        <w:rPr>
-          <w:rFonts w:ascii="Arial" w:hAnsi="Arial" w:cs="Arial"/>
-          <w:sz w:val="24"/>
-          <w:szCs w:val="24"/>
-        </w:rPr>
-        <w:t>: Támogatja az email-cím, jelszó és telefonszám frissítését, valamint az értesítések (pl. új üzenet, rendelés státusz) be- és kikapcsolását.</w:t>
-      </w:r>
-    </w:p>
-    <w:p>
-      <w:pPr>
-        <w:pStyle w:val="Cmsor2"/>
-      </w:pPr>
-      <w:bookmarkStart w:id="7" w:name="_Toc221618924"/>
-      <w:r>
-        <w:t>g) Üzenetek</w:t>
-      </w:r>
-      <w:bookmarkEnd w:id="7"/>
-    </w:p>
-    <w:p>
-      <w:pPr>
-        <w:numPr>
-          <w:ilvl w:val="0"/>
-          <w:numId w:val="10"/>
-        </w:numPr>
-        <w:rPr>
-          <w:rFonts w:ascii="Arial" w:hAnsi="Arial" w:cs="Arial"/>
-          <w:sz w:val="24"/>
-          <w:szCs w:val="24"/>
-        </w:rPr>
-      </w:pPr>
-      <w:r>
-        <w:rPr>
-          <w:rFonts w:ascii="Arial" w:hAnsi="Arial" w:cs="Arial"/>
-          <w:b/>
-          <w:bCs/>
-          <w:sz w:val="24"/>
-          <w:szCs w:val="24"/>
-        </w:rPr>
-        <w:t>Üzenet Küldése</w:t>
-      </w:r>
-      <w:r>
-        <w:rPr>
-          <w:rFonts w:ascii="Arial" w:hAnsi="Arial" w:cs="Arial"/>
-          <w:sz w:val="24"/>
-          <w:szCs w:val="24"/>
-        </w:rPr>
-        <w:t>: Engedi szöveges üzenetek írását más felhasználóknak vagy az ügyfélszolgálatnak, csatolmány (pl. kép) feltöltésével. Támogatja az üzenetek olvasási státuszának jelzését.</w:t>
-      </w:r>
-    </w:p>
-    <w:p>
-      <w:pPr>
-        <w:numPr>
-          <w:ilvl w:val="0"/>
-          <w:numId w:val="10"/>
-        </w:numPr>
-        <w:rPr>
-          <w:rFonts w:ascii="Arial" w:hAnsi="Arial" w:cs="Arial"/>
-          <w:sz w:val="24"/>
-          <w:szCs w:val="24"/>
-        </w:rPr>
-      </w:pPr>
-      <w:r>
-        <w:rPr>
-          <w:rFonts w:ascii="Arial" w:hAnsi="Arial" w:cs="Arial"/>
-          <w:b/>
-          <w:bCs/>
-          <w:sz w:val="24"/>
-          <w:szCs w:val="24"/>
-        </w:rPr>
-        <w:t>Árajánlat Küldése</w:t>
-      </w:r>
-      <w:r>
-        <w:rPr>
-          <w:rFonts w:ascii="Arial" w:hAnsi="Arial" w:cs="Arial"/>
-          <w:sz w:val="24"/>
-          <w:szCs w:val="24"/>
-        </w:rPr>
-        <w:t xml:space="preserve">: Lehetővé teszi egyedi árajánlat kérést egy adott termékre vagy szolgáltatásra, ahol a felhasználó megadhatja a kívánt mennyiséget és szállítási igényeket. Az </w:t>
-      </w:r>
-      <w:proofErr w:type="spellStart"/>
-      <w:r>
-        <w:rPr>
-          <w:rFonts w:ascii="Arial" w:hAnsi="Arial" w:cs="Arial"/>
-          <w:sz w:val="24"/>
-          <w:szCs w:val="24"/>
-        </w:rPr>
-        <w:t>admin</w:t>
-      </w:r>
-      <w:proofErr w:type="spellEnd"/>
-      <w:r>
-        <w:rPr>
-          <w:rFonts w:ascii="Arial" w:hAnsi="Arial" w:cs="Arial"/>
-          <w:sz w:val="24"/>
-          <w:szCs w:val="24"/>
-        </w:rPr>
-        <w:t xml:space="preserve"> válaszol az ajánlattal.</w:t>
-      </w:r>
-    </w:p>
-    <w:p>
-      <w:pPr>
-        <w:rPr>
-          <w:rFonts w:ascii="Arial" w:hAnsi="Arial" w:cs="Arial"/>
-          <w:sz w:val="24"/>
-          <w:szCs w:val="24"/>
-        </w:rPr>
-      </w:pPr>
-      <w:r>
-        <w:rPr>
-          <w:rFonts w:ascii="Arial" w:hAnsi="Arial" w:cs="Arial"/>
-          <w:sz w:val="24"/>
-          <w:szCs w:val="24"/>
-        </w:rPr>
-        <w:br w:type="page"/>
-      </w:r>
-    </w:p>
-    <w:p>
-      <w:pPr>
-        <w:pStyle w:val="Cmsor1"/>
-      </w:pPr>
-      <w:bookmarkStart w:id="8" w:name="_Toc221618925"/>
-      <w:r>
+        <w:drawing>
+          <wp:inline distT="0" distB="0" distL="0" distR="0" wp14:anchorId="49234C33" wp14:editId="6A2F1F4F">
+            <wp:extent cx="4391638" cy="5868219"/>
+            <wp:effectExtent l="0" t="0" r="9525" b="0"/>
+            <wp:docPr id="10" name="Kép 10"/>
+            <wp:cNvGraphicFramePr>
+              <a:graphicFrameLocks xmlns:a="http://schemas.openxmlformats.org/drawingml/2006/main" noChangeAspect="1"/>
+            </wp:cNvGraphicFramePr>
+            <a:graphic xmlns:a="http://schemas.openxmlformats.org/drawingml/2006/main">
+              <a:graphicData uri="http://schemas.openxmlformats.org/drawingml/2006/picture">
+                <pic:pic xmlns:pic="http://schemas.openxmlformats.org/drawingml/2006/picture">
+                  <pic:nvPicPr>
+                    <pic:cNvPr id="1" name=""/>
+                    <pic:cNvPicPr/>
+                  </pic:nvPicPr>
+                  <pic:blipFill>
+                    <a:blip r:embed="rId22"/>
+                    <a:stretch>
+                      <a:fillRect/>
+                    </a:stretch>
+                  </pic:blipFill>
+                  <pic:spPr>
+                    <a:xfrm>
+                      <a:off x="0" y="0"/>
+                      <a:ext cx="4391638" cy="5868219"/>
+                    </a:xfrm>
+                    <a:prstGeom prst="rect">
+                      <a:avLst/>
+                    </a:prstGeom>
+                  </pic:spPr>
+                </pic:pic>
+              </a:graphicData>
+            </a:graphic>
+          </wp:inline>
+        </w:drawing>
+      </w:r>
+    </w:p>
+    <w:p>
+      <w:pPr>
+        <w:rPr>
+          <w:rFonts w:ascii="Arial" w:hAnsi="Arial" w:cs="Arial"/>
+        </w:rPr>
+      </w:pPr>
+      <w:r>
+        <w:rPr>
+          <w:rFonts w:ascii="Arial" w:hAnsi="Arial" w:cs="Arial"/>
+        </w:rPr>
+        <w:t xml:space="preserve">A </w:t>
+      </w:r>
+      <w:proofErr w:type="spellStart"/>
+      <w:r>
+        <w:rPr>
+          <w:rFonts w:ascii="Arial" w:hAnsi="Arial" w:cs="Arial"/>
+        </w:rPr>
+        <w:t>createItem</w:t>
+      </w:r>
+      <w:proofErr w:type="spellEnd"/>
+      <w:r>
+        <w:rPr>
+          <w:rFonts w:ascii="Arial" w:hAnsi="Arial" w:cs="Arial"/>
+        </w:rPr>
+        <w:t xml:space="preserve"> </w:t>
+      </w:r>
+      <w:proofErr w:type="spellStart"/>
+      <w:r>
+        <w:rPr>
+          <w:rFonts w:ascii="Arial" w:hAnsi="Arial" w:cs="Arial"/>
+        </w:rPr>
+        <w:t>function</w:t>
+      </w:r>
+      <w:proofErr w:type="spellEnd"/>
+      <w:r>
+        <w:rPr>
+          <w:rFonts w:ascii="Arial" w:hAnsi="Arial" w:cs="Arial"/>
+        </w:rPr>
+        <w:t xml:space="preserve"> egy új hirdetést hoz létre az adatbázisban. Először ellenőrzi, hogy az ár meg van</w:t>
+      </w:r>
+      <w:r>
+        <w:rPr>
+          <w:rFonts w:ascii="Cambria Math" w:hAnsi="Cambria Math" w:cs="Cambria Math"/>
+        </w:rPr>
+        <w:t>‑</w:t>
+      </w:r>
+      <w:r>
+        <w:rPr>
+          <w:rFonts w:ascii="Arial" w:hAnsi="Arial" w:cs="Arial"/>
+        </w:rPr>
+        <w:t>e adva és nagyobb</w:t>
+      </w:r>
+      <w:r>
+        <w:rPr>
+          <w:rFonts w:ascii="Cambria Math" w:hAnsi="Cambria Math" w:cs="Cambria Math"/>
+        </w:rPr>
+        <w:t>‑</w:t>
+      </w:r>
+      <w:r>
+        <w:rPr>
+          <w:rFonts w:ascii="Arial" w:hAnsi="Arial" w:cs="Arial"/>
+        </w:rPr>
+        <w:t>e nullánál; ha nem, 400</w:t>
+      </w:r>
+      <w:r>
+        <w:rPr>
+          <w:rFonts w:ascii="Cambria Math" w:hAnsi="Cambria Math" w:cs="Cambria Math"/>
+        </w:rPr>
+        <w:t>‑</w:t>
+      </w:r>
+      <w:r>
+        <w:rPr>
+          <w:rFonts w:ascii="Arial" w:hAnsi="Arial" w:cs="Arial"/>
+        </w:rPr>
+        <w:t xml:space="preserve">as hibát küld vissza. Ezután a </w:t>
+      </w:r>
+      <w:proofErr w:type="spellStart"/>
+      <w:r>
+        <w:rPr>
+          <w:rFonts w:ascii="Arial" w:hAnsi="Arial" w:cs="Arial"/>
+        </w:rPr>
+        <w:t>Prisma</w:t>
+      </w:r>
+      <w:proofErr w:type="spellEnd"/>
+      <w:r>
+        <w:rPr>
+          <w:rFonts w:ascii="Arial" w:hAnsi="Arial" w:cs="Arial"/>
+        </w:rPr>
+        <w:t xml:space="preserve"> </w:t>
+      </w:r>
+      <w:proofErr w:type="spellStart"/>
+      <w:proofErr w:type="gramStart"/>
+      <w:r>
+        <w:rPr>
+          <w:rFonts w:ascii="Arial" w:hAnsi="Arial" w:cs="Arial"/>
+        </w:rPr>
+        <w:t>items.create</w:t>
+      </w:r>
+      <w:proofErr w:type="spellEnd"/>
+      <w:proofErr w:type="gramEnd"/>
+      <w:r>
+        <w:rPr>
+          <w:rFonts w:ascii="Arial" w:hAnsi="Arial" w:cs="Arial"/>
+        </w:rPr>
+        <w:t>() metódusával elmenti a hirdetést a bejelentkezett felhasználóhoz kapcsolva, a kategória</w:t>
+      </w:r>
+      <w:r>
+        <w:rPr>
+          <w:rFonts w:ascii="Cambria Math" w:hAnsi="Cambria Math" w:cs="Cambria Math"/>
+        </w:rPr>
+        <w:t>‑</w:t>
+      </w:r>
+      <w:r>
+        <w:rPr>
+          <w:rFonts w:ascii="Arial" w:hAnsi="Arial" w:cs="Arial"/>
+        </w:rPr>
+        <w:t>ID</w:t>
+      </w:r>
+      <w:r>
+        <w:rPr>
+          <w:rFonts w:ascii="Cambria Math" w:hAnsi="Cambria Math" w:cs="Cambria Math"/>
+        </w:rPr>
+        <w:t>‑</w:t>
+      </w:r>
+      <w:r>
+        <w:rPr>
+          <w:rFonts w:ascii="Arial" w:hAnsi="Arial" w:cs="Arial"/>
+        </w:rPr>
+        <w:t>t számmá alakítva, az árat pedig lebegőpontos értékként tárolva. Siker esetén visszaküldi a „Hirdetés létrehozva” üzenetet és az új elem azonosítóját</w:t>
+      </w:r>
+      <w:r>
+        <w:rPr>
+          <w:rFonts w:ascii="Arial" w:hAnsi="Arial" w:cs="Arial"/>
+        </w:rPr>
+        <w:t>.</w:t>
+      </w:r>
+    </w:p>
+    <w:p>
+      <w:pPr>
+        <w:rPr>
+          <w:rFonts w:ascii="Arial" w:hAnsi="Arial" w:cs="Arial"/>
+        </w:rPr>
+      </w:pPr>
+      <w:r>
+        <w:rPr>
+          <w:rFonts w:ascii="Arial" w:hAnsi="Arial" w:cs="Arial"/>
+        </w:rPr>
         <w:lastRenderedPageBreak/>
-        <w:t xml:space="preserve">2. </w:t>
-      </w:r>
-      <w:proofErr w:type="spellStart"/>
-      <w:r>
-        <w:t>Navbar</w:t>
-      </w:r>
-      <w:bookmarkEnd w:id="8"/>
-      <w:proofErr w:type="spellEnd"/>
-    </w:p>
-    <w:p>
-      <w:pPr>
-        <w:pStyle w:val="Cmsor2"/>
-      </w:pPr>
-      <w:bookmarkStart w:id="9" w:name="_Toc221618926"/>
-      <w:r>
-        <w:t>a) Bejelentkezés/Regisztráció</w:t>
-      </w:r>
-      <w:bookmarkEnd w:id="9"/>
-    </w:p>
-    <w:p>
-      <w:pPr>
-        <w:numPr>
-          <w:ilvl w:val="0"/>
-          <w:numId w:val="11"/>
-        </w:numPr>
-        <w:rPr>
-          <w:rFonts w:ascii="Arial" w:hAnsi="Arial" w:cs="Arial"/>
-          <w:sz w:val="24"/>
-          <w:szCs w:val="24"/>
-        </w:rPr>
-      </w:pPr>
-      <w:r>
-        <w:rPr>
-          <w:rFonts w:ascii="Arial" w:hAnsi="Arial" w:cs="Arial"/>
-          <w:sz w:val="24"/>
-          <w:szCs w:val="24"/>
-        </w:rPr>
-        <w:t xml:space="preserve">Direkt linkeket biztosít a bejelentkezési és regisztrációs űrlapokra. Bejelentkezett felhasználók esetén </w:t>
-      </w:r>
-      <w:proofErr w:type="spellStart"/>
-      <w:r>
-        <w:rPr>
-          <w:rFonts w:ascii="Arial" w:hAnsi="Arial" w:cs="Arial"/>
-          <w:sz w:val="24"/>
-          <w:szCs w:val="24"/>
-        </w:rPr>
-        <w:t>dropdown</w:t>
-      </w:r>
-      <w:proofErr w:type="spellEnd"/>
-      <w:r>
-        <w:rPr>
-          <w:rFonts w:ascii="Arial" w:hAnsi="Arial" w:cs="Arial"/>
-          <w:sz w:val="24"/>
-          <w:szCs w:val="24"/>
-        </w:rPr>
-        <w:t xml:space="preserve"> menüt jelenít meg a profil megtekintéséhez, rendelésekhez és kijelentkezéshez.</w:t>
-      </w:r>
-    </w:p>
-    <w:p>
-      <w:pPr>
-        <w:pStyle w:val="Cmsor2"/>
-      </w:pPr>
-      <w:bookmarkStart w:id="10" w:name="_Toc221618927"/>
-      <w:r>
-        <w:t>b) Termékek</w:t>
-      </w:r>
-      <w:bookmarkEnd w:id="10"/>
-    </w:p>
-    <w:p>
-      <w:pPr>
-        <w:numPr>
-          <w:ilvl w:val="0"/>
-          <w:numId w:val="12"/>
-        </w:numPr>
-        <w:rPr>
-          <w:rFonts w:ascii="Arial" w:hAnsi="Arial" w:cs="Arial"/>
-          <w:sz w:val="24"/>
-          <w:szCs w:val="24"/>
-        </w:rPr>
-      </w:pPr>
-      <w:r>
-        <w:rPr>
-          <w:rFonts w:ascii="Arial" w:hAnsi="Arial" w:cs="Arial"/>
-          <w:b/>
-          <w:bCs/>
-          <w:sz w:val="24"/>
-          <w:szCs w:val="24"/>
-        </w:rPr>
-        <w:t>Kategóriák</w:t>
-      </w:r>
-      <w:r>
-        <w:rPr>
-          <w:rFonts w:ascii="Arial" w:hAnsi="Arial" w:cs="Arial"/>
-          <w:sz w:val="24"/>
-          <w:szCs w:val="24"/>
-        </w:rPr>
-        <w:t>:</w:t>
-      </w:r>
-    </w:p>
-    <w:p>
-      <w:pPr>
-        <w:numPr>
-          <w:ilvl w:val="1"/>
-          <w:numId w:val="12"/>
-        </w:numPr>
-        <w:rPr>
-          <w:rFonts w:ascii="Arial" w:hAnsi="Arial" w:cs="Arial"/>
-          <w:sz w:val="24"/>
-          <w:szCs w:val="24"/>
-        </w:rPr>
-      </w:pPr>
-      <w:r>
-        <w:rPr>
-          <w:rFonts w:ascii="Arial" w:hAnsi="Arial" w:cs="Arial"/>
-          <w:b/>
-          <w:bCs/>
-          <w:sz w:val="24"/>
-          <w:szCs w:val="24"/>
-        </w:rPr>
-        <w:t>Elektronika</w:t>
-      </w:r>
-      <w:r>
-        <w:rPr>
-          <w:rFonts w:ascii="Arial" w:hAnsi="Arial" w:cs="Arial"/>
-          <w:sz w:val="24"/>
-          <w:szCs w:val="24"/>
-        </w:rPr>
-        <w:t>: Felsorolja az elektronikai cikkeket (pl. telefonok, laptopok, okosórák) részletes specifikációkkal és értékelésekkel.</w:t>
-      </w:r>
-    </w:p>
-    <w:p>
-      <w:pPr>
-        <w:numPr>
-          <w:ilvl w:val="1"/>
-          <w:numId w:val="12"/>
-        </w:numPr>
-        <w:rPr>
-          <w:rFonts w:ascii="Arial" w:hAnsi="Arial" w:cs="Arial"/>
-          <w:sz w:val="24"/>
-          <w:szCs w:val="24"/>
-        </w:rPr>
-      </w:pPr>
-      <w:r>
-        <w:rPr>
-          <w:rFonts w:ascii="Arial" w:hAnsi="Arial" w:cs="Arial"/>
-          <w:b/>
-          <w:bCs/>
-          <w:sz w:val="24"/>
-          <w:szCs w:val="24"/>
-        </w:rPr>
-        <w:t>Otthon/Dekor</w:t>
-      </w:r>
-      <w:r>
-        <w:rPr>
-          <w:rFonts w:ascii="Arial" w:hAnsi="Arial" w:cs="Arial"/>
-          <w:sz w:val="24"/>
-          <w:szCs w:val="24"/>
-        </w:rPr>
-        <w:t>: Bemutatja a lakberendezési termékeket (pl. bútorok, díszpárnák), szűrhető stílus szerint (modern, klasszikus).</w:t>
-      </w:r>
-    </w:p>
-    <w:p>
-      <w:pPr>
-        <w:numPr>
-          <w:ilvl w:val="1"/>
-          <w:numId w:val="12"/>
-        </w:numPr>
-        <w:rPr>
-          <w:rFonts w:ascii="Arial" w:hAnsi="Arial" w:cs="Arial"/>
-          <w:sz w:val="24"/>
-          <w:szCs w:val="24"/>
-        </w:rPr>
-      </w:pPr>
-      <w:r>
-        <w:rPr>
-          <w:rFonts w:ascii="Arial" w:hAnsi="Arial" w:cs="Arial"/>
-          <w:b/>
-          <w:bCs/>
-          <w:sz w:val="24"/>
-          <w:szCs w:val="24"/>
-        </w:rPr>
-        <w:t>Szórakozás</w:t>
-      </w:r>
-      <w:r>
-        <w:rPr>
-          <w:rFonts w:ascii="Arial" w:hAnsi="Arial" w:cs="Arial"/>
-          <w:sz w:val="24"/>
-          <w:szCs w:val="24"/>
-        </w:rPr>
-        <w:t>: Tartalmazza a szórakoztató elektronikai termékeket (pl. konzolok, hangszórók) és médiát (pl. filmek, játékok).</w:t>
-      </w:r>
-    </w:p>
-    <w:p>
-      <w:pPr>
-        <w:numPr>
-          <w:ilvl w:val="1"/>
-          <w:numId w:val="12"/>
-        </w:numPr>
-        <w:rPr>
-          <w:rFonts w:ascii="Arial" w:hAnsi="Arial" w:cs="Arial"/>
-          <w:sz w:val="24"/>
-          <w:szCs w:val="24"/>
-        </w:rPr>
-      </w:pPr>
-      <w:r>
-        <w:rPr>
-          <w:rFonts w:ascii="Arial" w:hAnsi="Arial" w:cs="Arial"/>
-          <w:b/>
-          <w:bCs/>
-          <w:sz w:val="24"/>
-          <w:szCs w:val="24"/>
-        </w:rPr>
-        <w:t>Szépségápolás</w:t>
-      </w:r>
-      <w:r>
-        <w:rPr>
-          <w:rFonts w:ascii="Arial" w:hAnsi="Arial" w:cs="Arial"/>
-          <w:sz w:val="24"/>
-          <w:szCs w:val="24"/>
-        </w:rPr>
-        <w:t>: Felsorolja a kozmetikumokat és szépségápolási eszközöket (pl. hajszárító, sminktermékek), szűrhető márka szerint.</w:t>
-      </w:r>
-    </w:p>
-    <w:p>
-      <w:pPr>
-        <w:numPr>
-          <w:ilvl w:val="1"/>
-          <w:numId w:val="12"/>
-        </w:numPr>
-        <w:rPr>
-          <w:rFonts w:ascii="Arial" w:hAnsi="Arial" w:cs="Arial"/>
-          <w:sz w:val="24"/>
-          <w:szCs w:val="24"/>
-        </w:rPr>
-      </w:pPr>
-      <w:r>
-        <w:rPr>
-          <w:rFonts w:ascii="Arial" w:hAnsi="Arial" w:cs="Arial"/>
-          <w:b/>
-          <w:bCs/>
-          <w:sz w:val="24"/>
-          <w:szCs w:val="24"/>
-        </w:rPr>
-        <w:t xml:space="preserve">Sport és </w:t>
-      </w:r>
-      <w:proofErr w:type="spellStart"/>
-      <w:r>
-        <w:rPr>
-          <w:rFonts w:ascii="Arial" w:hAnsi="Arial" w:cs="Arial"/>
-          <w:b/>
-          <w:bCs/>
-          <w:sz w:val="24"/>
-          <w:szCs w:val="24"/>
-        </w:rPr>
-        <w:t>Fitness</w:t>
-      </w:r>
-      <w:proofErr w:type="spellEnd"/>
-      <w:r>
-        <w:rPr>
-          <w:rFonts w:ascii="Arial" w:hAnsi="Arial" w:cs="Arial"/>
-          <w:sz w:val="24"/>
-          <w:szCs w:val="24"/>
-        </w:rPr>
-        <w:t>: Bemutatja a sportfelszereléseket (pl. futócipők, súlyzók) és fitnesz kiegészítőket, szűrhető sportág szerint.</w:t>
-      </w:r>
-    </w:p>
-    <w:p>
-      <w:pPr>
-        <w:numPr>
-          <w:ilvl w:val="1"/>
-          <w:numId w:val="12"/>
-        </w:numPr>
-        <w:rPr>
-          <w:rFonts w:ascii="Arial" w:hAnsi="Arial" w:cs="Arial"/>
-          <w:sz w:val="24"/>
-          <w:szCs w:val="24"/>
-        </w:rPr>
-      </w:pPr>
-      <w:r>
-        <w:rPr>
-          <w:rFonts w:ascii="Arial" w:hAnsi="Arial" w:cs="Arial"/>
-          <w:b/>
-          <w:bCs/>
-          <w:sz w:val="24"/>
-          <w:szCs w:val="24"/>
-        </w:rPr>
-        <w:t>Ruházat</w:t>
-      </w:r>
-      <w:r>
-        <w:rPr>
-          <w:rFonts w:ascii="Arial" w:hAnsi="Arial" w:cs="Arial"/>
-          <w:sz w:val="24"/>
-          <w:szCs w:val="24"/>
-        </w:rPr>
-        <w:t>: Felsorolja a ruházati cikkeket (pl. pólók, kabátok), szűrhető méret és nem szerint.</w:t>
-      </w:r>
-    </w:p>
-    <w:p>
-      <w:pPr>
-        <w:rPr>
-          <w:rFonts w:ascii="Arial" w:hAnsi="Arial" w:cs="Arial"/>
-          <w:b/>
-          <w:bCs/>
-          <w:sz w:val="24"/>
-          <w:szCs w:val="24"/>
-        </w:rPr>
-      </w:pPr>
-    </w:p>
-    <w:p>
-      <w:pPr>
-        <w:pStyle w:val="Cmsor2"/>
-      </w:pPr>
-      <w:bookmarkStart w:id="11" w:name="_Toc221618928"/>
-      <w:r>
-        <w:t>c) Keresés</w:t>
-      </w:r>
-      <w:bookmarkEnd w:id="11"/>
-    </w:p>
-    <w:p>
-      <w:pPr>
-        <w:numPr>
-          <w:ilvl w:val="0"/>
-          <w:numId w:val="13"/>
-        </w:numPr>
-        <w:rPr>
-          <w:rFonts w:ascii="Arial" w:hAnsi="Arial" w:cs="Arial"/>
-          <w:sz w:val="24"/>
-          <w:szCs w:val="24"/>
-        </w:rPr>
-      </w:pPr>
-      <w:r>
-        <w:rPr>
-          <w:rFonts w:ascii="Arial" w:hAnsi="Arial" w:cs="Arial"/>
-          <w:sz w:val="24"/>
-          <w:szCs w:val="24"/>
-        </w:rPr>
-        <w:t>Kínál egy keresősávot, amely automatikusan javaslatokat ad a korábbi keresések és népszerű termékek alapján. Támogatja a fejlett keresést kategóriákra, árra és kulcsszavakra szűrve, valamint a találatok relevancia szerinti rendezését.</w:t>
-      </w:r>
-    </w:p>
-    <w:p>
-      <w:pPr>
-        <w:pStyle w:val="Cmsor1"/>
-      </w:pPr>
-      <w:r>
-        <w:t>3</w:t>
-      </w:r>
-      <w:r>
-        <w:t xml:space="preserve">. </w:t>
-      </w:r>
-      <w:r>
-        <w:t>Adatbázis</w:t>
-      </w:r>
-    </w:p>
-    <w:p/>
-    <w:p/>
-    <w:p>
-      <w:pPr>
-        <w:rPr>
-          <w:rFonts w:ascii="Arial" w:hAnsi="Arial" w:cs="Arial"/>
-          <w:sz w:val="24"/>
-          <w:szCs w:val="24"/>
-        </w:rPr>
-      </w:pPr>
-    </w:p>
-    <w:p>
-      <w:pPr>
-        <w:rPr>
-          <w:rFonts w:ascii="Arial" w:hAnsi="Arial" w:cs="Arial"/>
-          <w:sz w:val="24"/>
-          <w:szCs w:val="24"/>
+        <w:drawing>
+          <wp:inline distT="0" distB="0" distL="0" distR="0" wp14:anchorId="5CBBE0F5" wp14:editId="17C5622F">
+            <wp:extent cx="5760720" cy="3528060"/>
+            <wp:effectExtent l="0" t="0" r="0" b="0"/>
+            <wp:docPr id="11" name="Kép 11"/>
+            <wp:cNvGraphicFramePr>
+              <a:graphicFrameLocks xmlns:a="http://schemas.openxmlformats.org/drawingml/2006/main" noChangeAspect="1"/>
+            </wp:cNvGraphicFramePr>
+            <a:graphic xmlns:a="http://schemas.openxmlformats.org/drawingml/2006/main">
+              <a:graphicData uri="http://schemas.openxmlformats.org/drawingml/2006/picture">
+                <pic:pic xmlns:pic="http://schemas.openxmlformats.org/drawingml/2006/picture">
+                  <pic:nvPicPr>
+                    <pic:cNvPr id="1" name=""/>
+                    <pic:cNvPicPr/>
+                  </pic:nvPicPr>
+                  <pic:blipFill>
+                    <a:blip r:embed="rId23"/>
+                    <a:stretch>
+                      <a:fillRect/>
+                    </a:stretch>
+                  </pic:blipFill>
+                  <pic:spPr>
+                    <a:xfrm>
+                      <a:off x="0" y="0"/>
+                      <a:ext cx="5760720" cy="3528060"/>
+                    </a:xfrm>
+                    <a:prstGeom prst="rect">
+                      <a:avLst/>
+                    </a:prstGeom>
+                  </pic:spPr>
+                </pic:pic>
+              </a:graphicData>
+            </a:graphic>
+          </wp:inline>
+        </w:drawing>
+      </w:r>
+    </w:p>
+    <w:p>
+      <w:pPr>
+        <w:rPr>
+          <w:rFonts w:ascii="Arial" w:hAnsi="Arial" w:cs="Arial"/>
+        </w:rPr>
+      </w:pPr>
+      <w:r>
+        <w:rPr>
+          <w:rFonts w:ascii="Arial" w:hAnsi="Arial" w:cs="Arial"/>
+        </w:rPr>
+        <w:t xml:space="preserve">A </w:t>
+      </w:r>
+      <w:proofErr w:type="spellStart"/>
+      <w:r>
+        <w:rPr>
+          <w:rFonts w:ascii="Arial" w:hAnsi="Arial" w:cs="Arial"/>
+        </w:rPr>
+        <w:t>updateItem</w:t>
+      </w:r>
+      <w:proofErr w:type="spellEnd"/>
+      <w:r>
+        <w:rPr>
+          <w:rFonts w:ascii="Arial" w:hAnsi="Arial" w:cs="Arial"/>
+        </w:rPr>
+        <w:t xml:space="preserve"> </w:t>
+      </w:r>
+      <w:proofErr w:type="spellStart"/>
+      <w:r>
+        <w:rPr>
+          <w:rFonts w:ascii="Arial" w:hAnsi="Arial" w:cs="Arial"/>
+        </w:rPr>
+        <w:t>function</w:t>
+      </w:r>
+      <w:proofErr w:type="spellEnd"/>
+      <w:r>
+        <w:rPr>
+          <w:rFonts w:ascii="Arial" w:hAnsi="Arial" w:cs="Arial"/>
+        </w:rPr>
+        <w:t xml:space="preserve"> egy meglévő hirdetés módosítását végzi. Először kiolvassa a kérésből az új adatokat, majd ellenőrzi, hogy az ár meg van</w:t>
+      </w:r>
+      <w:r>
+        <w:rPr>
+          <w:rFonts w:ascii="Cambria Math" w:hAnsi="Cambria Math" w:cs="Cambria Math"/>
+        </w:rPr>
+        <w:t>‑</w:t>
+      </w:r>
+      <w:r>
+        <w:rPr>
+          <w:rFonts w:ascii="Arial" w:hAnsi="Arial" w:cs="Arial"/>
+        </w:rPr>
+        <w:t>e adva és nagyobb</w:t>
+      </w:r>
+      <w:r>
+        <w:rPr>
+          <w:rFonts w:ascii="Cambria Math" w:hAnsi="Cambria Math" w:cs="Cambria Math"/>
+        </w:rPr>
+        <w:t>‑</w:t>
+      </w:r>
+      <w:r>
+        <w:rPr>
+          <w:rFonts w:ascii="Arial" w:hAnsi="Arial" w:cs="Arial"/>
+        </w:rPr>
+        <w:t>e nullánál; ha nem, 400</w:t>
+      </w:r>
+      <w:r>
+        <w:rPr>
+          <w:rFonts w:ascii="Cambria Math" w:hAnsi="Cambria Math" w:cs="Cambria Math"/>
+        </w:rPr>
+        <w:t>‑</w:t>
+      </w:r>
+      <w:r>
+        <w:rPr>
+          <w:rFonts w:ascii="Arial" w:hAnsi="Arial" w:cs="Arial"/>
+        </w:rPr>
+        <w:t>as hibát küld vissza. Ezután lekéri az adott hirdetést az adatbázisból, és ha nem található, 404</w:t>
+      </w:r>
+      <w:r>
+        <w:rPr>
+          <w:rFonts w:ascii="Cambria Math" w:hAnsi="Cambria Math" w:cs="Cambria Math"/>
+        </w:rPr>
+        <w:t>‑</w:t>
+      </w:r>
+      <w:r>
+        <w:rPr>
+          <w:rFonts w:ascii="Arial" w:hAnsi="Arial" w:cs="Arial"/>
+        </w:rPr>
+        <w:t>es hibát ad. Ha a hirdetés nem a bejelentkezett felhasználóhoz tartozik, 403</w:t>
+      </w:r>
+      <w:r>
+        <w:rPr>
+          <w:rFonts w:ascii="Cambria Math" w:hAnsi="Cambria Math" w:cs="Cambria Math"/>
+        </w:rPr>
+        <w:t>‑</w:t>
+      </w:r>
+      <w:r>
+        <w:rPr>
+          <w:rFonts w:ascii="Arial" w:hAnsi="Arial" w:cs="Arial"/>
+        </w:rPr>
+        <w:t xml:space="preserve">as hibával jelzi a jogosultság hiányát. Minden feltétel teljesülése esetén a </w:t>
+      </w:r>
+      <w:proofErr w:type="spellStart"/>
+      <w:r>
+        <w:rPr>
+          <w:rFonts w:ascii="Arial" w:hAnsi="Arial" w:cs="Arial"/>
+        </w:rPr>
+        <w:t>Prisma</w:t>
+      </w:r>
+      <w:proofErr w:type="spellEnd"/>
+      <w:r>
+        <w:rPr>
+          <w:rFonts w:ascii="Arial" w:hAnsi="Arial" w:cs="Arial"/>
+        </w:rPr>
+        <w:t xml:space="preserve"> </w:t>
+      </w:r>
+      <w:proofErr w:type="spellStart"/>
+      <w:proofErr w:type="gramStart"/>
+      <w:r>
+        <w:rPr>
+          <w:rFonts w:ascii="Arial" w:hAnsi="Arial" w:cs="Arial"/>
+        </w:rPr>
+        <w:t>items.update</w:t>
+      </w:r>
+      <w:proofErr w:type="spellEnd"/>
+      <w:proofErr w:type="gramEnd"/>
+      <w:r>
+        <w:rPr>
+          <w:rFonts w:ascii="Arial" w:hAnsi="Arial" w:cs="Arial"/>
+        </w:rPr>
+        <w:t>() metódusával frissíti a hirdetés adatait, majd visszaküldi a „Hirdetés frissítve” üzenetet.</w:t>
+      </w:r>
+    </w:p>
+    <w:p>
+      <w:pPr>
+        <w:rPr>
+          <w:rFonts w:ascii="Arial" w:hAnsi="Arial" w:cs="Arial"/>
+        </w:rPr>
+      </w:pPr>
+      <w:r>
+        <w:rPr>
+          <w:rFonts w:ascii="Arial" w:hAnsi="Arial" w:cs="Arial"/>
+        </w:rPr>
+        <w:lastRenderedPageBreak/>
+        <w:drawing>
+          <wp:inline distT="0" distB="0" distL="0" distR="0" wp14:anchorId="243C9657" wp14:editId="52AD4FE0">
+            <wp:extent cx="5760720" cy="5247640"/>
+            <wp:effectExtent l="0" t="0" r="0" b="0"/>
+            <wp:docPr id="13" name="Kép 13"/>
+            <wp:cNvGraphicFramePr>
+              <a:graphicFrameLocks xmlns:a="http://schemas.openxmlformats.org/drawingml/2006/main" noChangeAspect="1"/>
+            </wp:cNvGraphicFramePr>
+            <a:graphic xmlns:a="http://schemas.openxmlformats.org/drawingml/2006/main">
+              <a:graphicData uri="http://schemas.openxmlformats.org/drawingml/2006/picture">
+                <pic:pic xmlns:pic="http://schemas.openxmlformats.org/drawingml/2006/picture">
+                  <pic:nvPicPr>
+                    <pic:cNvPr id="1" name=""/>
+                    <pic:cNvPicPr/>
+                  </pic:nvPicPr>
+                  <pic:blipFill>
+                    <a:blip r:embed="rId24"/>
+                    <a:stretch>
+                      <a:fillRect/>
+                    </a:stretch>
+                  </pic:blipFill>
+                  <pic:spPr>
+                    <a:xfrm>
+                      <a:off x="0" y="0"/>
+                      <a:ext cx="5760720" cy="5247640"/>
+                    </a:xfrm>
+                    <a:prstGeom prst="rect">
+                      <a:avLst/>
+                    </a:prstGeom>
+                  </pic:spPr>
+                </pic:pic>
+              </a:graphicData>
+            </a:graphic>
+          </wp:inline>
+        </w:drawing>
+      </w:r>
+    </w:p>
+    <w:p>
+      <w:pPr>
+        <w:rPr>
+          <w:rFonts w:ascii="Arial" w:hAnsi="Arial" w:cs="Arial"/>
+        </w:rPr>
+      </w:pPr>
+      <w:r>
+        <w:rPr>
+          <w:rFonts w:ascii="Arial" w:hAnsi="Arial" w:cs="Arial"/>
+        </w:rPr>
+        <w:t xml:space="preserve">A </w:t>
+      </w:r>
+      <w:proofErr w:type="spellStart"/>
+      <w:r>
+        <w:rPr>
+          <w:rFonts w:ascii="Arial" w:hAnsi="Arial" w:cs="Arial"/>
+        </w:rPr>
+        <w:t>deleteItem</w:t>
+      </w:r>
+      <w:proofErr w:type="spellEnd"/>
+      <w:r>
+        <w:rPr>
+          <w:rFonts w:ascii="Arial" w:hAnsi="Arial" w:cs="Arial"/>
+        </w:rPr>
+        <w:t xml:space="preserve"> </w:t>
+      </w:r>
+      <w:proofErr w:type="spellStart"/>
+      <w:r>
+        <w:rPr>
+          <w:rFonts w:ascii="Arial" w:hAnsi="Arial" w:cs="Arial"/>
+        </w:rPr>
+        <w:t>function</w:t>
+      </w:r>
+      <w:proofErr w:type="spellEnd"/>
+      <w:r>
+        <w:rPr>
+          <w:rFonts w:ascii="Arial" w:hAnsi="Arial" w:cs="Arial"/>
+        </w:rPr>
+        <w:t xml:space="preserve"> egy hirdetés törlését végzi. Először kiolvassa az URL</w:t>
+      </w:r>
+      <w:r>
+        <w:rPr>
+          <w:rFonts w:ascii="Cambria Math" w:hAnsi="Cambria Math" w:cs="Cambria Math"/>
+        </w:rPr>
+        <w:t>‑</w:t>
+      </w:r>
+      <w:r>
+        <w:rPr>
+          <w:rFonts w:ascii="Arial" w:hAnsi="Arial" w:cs="Arial"/>
+        </w:rPr>
+        <w:t>ből az azonosítót, majd lekéri az adatbázisból a hirdetés tulajdonosának azonosítóját. Ha a hirdetés nem létezik, 404</w:t>
+      </w:r>
+      <w:r>
+        <w:rPr>
+          <w:rFonts w:ascii="Cambria Math" w:hAnsi="Cambria Math" w:cs="Cambria Math"/>
+        </w:rPr>
+        <w:t>‑</w:t>
+      </w:r>
+      <w:r>
+        <w:rPr>
+          <w:rFonts w:ascii="Arial" w:hAnsi="Arial" w:cs="Arial"/>
+        </w:rPr>
+        <w:t>es választ ad. Ha a bejelentkezett felhasználó nem egyezik a hirdetés tulajdonosával, 403</w:t>
+      </w:r>
+      <w:r>
+        <w:rPr>
+          <w:rFonts w:ascii="Cambria Math" w:hAnsi="Cambria Math" w:cs="Cambria Math"/>
+        </w:rPr>
+        <w:t>‑</w:t>
+      </w:r>
+      <w:r>
+        <w:rPr>
+          <w:rFonts w:ascii="Arial" w:hAnsi="Arial" w:cs="Arial"/>
+        </w:rPr>
+        <w:t xml:space="preserve">as hibával jelzi a jogosultság hiányát. Amennyiben minden feltétel teljesül, a </w:t>
+      </w:r>
+      <w:proofErr w:type="spellStart"/>
+      <w:r>
+        <w:rPr>
+          <w:rFonts w:ascii="Arial" w:hAnsi="Arial" w:cs="Arial"/>
+        </w:rPr>
+        <w:t>Prisma</w:t>
+      </w:r>
+      <w:proofErr w:type="spellEnd"/>
+      <w:r>
+        <w:rPr>
+          <w:rFonts w:ascii="Arial" w:hAnsi="Arial" w:cs="Arial"/>
+        </w:rPr>
+        <w:t xml:space="preserve"> </w:t>
+      </w:r>
+      <w:proofErr w:type="spellStart"/>
+      <w:proofErr w:type="gramStart"/>
+      <w:r>
+        <w:rPr>
+          <w:rFonts w:ascii="Arial" w:hAnsi="Arial" w:cs="Arial"/>
+        </w:rPr>
+        <w:t>items.delete</w:t>
+      </w:r>
+      <w:proofErr w:type="spellEnd"/>
+      <w:proofErr w:type="gramEnd"/>
+      <w:r>
+        <w:rPr>
+          <w:rFonts w:ascii="Arial" w:hAnsi="Arial" w:cs="Arial"/>
+        </w:rPr>
+        <w:t>() metódusával törli a hirdetést, és visszaküldi a „Hirdetés törölve” üzenetet.</w:t>
+      </w:r>
+    </w:p>
+    <w:p>
+      <w:pPr>
+        <w:rPr>
+          <w:rFonts w:ascii="Arial" w:hAnsi="Arial" w:cs="Arial"/>
+        </w:rPr>
+      </w:pPr>
+      <w:r>
+        <w:rPr>
+          <w:rFonts w:ascii="Arial" w:hAnsi="Arial" w:cs="Arial"/>
+        </w:rPr>
+        <w:lastRenderedPageBreak/>
+        <w:drawing>
+          <wp:inline distT="0" distB="0" distL="0" distR="0" wp14:anchorId="58F9ABB1" wp14:editId="47898AA8">
+            <wp:extent cx="5760720" cy="3981450"/>
+            <wp:effectExtent l="0" t="0" r="0" b="0"/>
+            <wp:docPr id="14" name="Kép 14"/>
+            <wp:cNvGraphicFramePr>
+              <a:graphicFrameLocks xmlns:a="http://schemas.openxmlformats.org/drawingml/2006/main" noChangeAspect="1"/>
+            </wp:cNvGraphicFramePr>
+            <a:graphic xmlns:a="http://schemas.openxmlformats.org/drawingml/2006/main">
+              <a:graphicData uri="http://schemas.openxmlformats.org/drawingml/2006/picture">
+                <pic:pic xmlns:pic="http://schemas.openxmlformats.org/drawingml/2006/picture">
+                  <pic:nvPicPr>
+                    <pic:cNvPr id="1" name=""/>
+                    <pic:cNvPicPr/>
+                  </pic:nvPicPr>
+                  <pic:blipFill>
+                    <a:blip r:embed="rId25"/>
+                    <a:stretch>
+                      <a:fillRect/>
+                    </a:stretch>
+                  </pic:blipFill>
+                  <pic:spPr>
+                    <a:xfrm>
+                      <a:off x="0" y="0"/>
+                      <a:ext cx="5760720" cy="3981450"/>
+                    </a:xfrm>
+                    <a:prstGeom prst="rect">
+                      <a:avLst/>
+                    </a:prstGeom>
+                  </pic:spPr>
+                </pic:pic>
+              </a:graphicData>
+            </a:graphic>
+          </wp:inline>
+        </w:drawing>
+      </w:r>
+    </w:p>
+    <w:bookmarkEnd w:id="0"/>
+    <w:p>
+      <w:pPr>
+        <w:rPr>
+          <w:noProof/>
+        </w:rPr>
+      </w:pPr>
+      <w:r>
+        <w:rPr>
+          <w:rFonts w:ascii="Arial" w:hAnsi="Arial" w:cs="Arial"/>
+        </w:rPr>
+        <w:lastRenderedPageBreak/>
+        <w:drawing>
+          <wp:inline distT="0" distB="0" distL="0" distR="0" wp14:anchorId="1F145181" wp14:editId="270F480D">
+            <wp:extent cx="5760720" cy="5255895"/>
+            <wp:effectExtent l="0" t="0" r="0" b="1905"/>
+            <wp:docPr id="15" name="Kép 15"/>
+            <wp:cNvGraphicFramePr>
+              <a:graphicFrameLocks xmlns:a="http://schemas.openxmlformats.org/drawingml/2006/main" noChangeAspect="1"/>
+            </wp:cNvGraphicFramePr>
+            <a:graphic xmlns:a="http://schemas.openxmlformats.org/drawingml/2006/main">
+              <a:graphicData uri="http://schemas.openxmlformats.org/drawingml/2006/picture">
+                <pic:pic xmlns:pic="http://schemas.openxmlformats.org/drawingml/2006/picture">
+                  <pic:nvPicPr>
+                    <pic:cNvPr id="1" name=""/>
+                    <pic:cNvPicPr/>
+                  </pic:nvPicPr>
+                  <pic:blipFill>
+                    <a:blip r:embed="rId26"/>
+                    <a:stretch>
+                      <a:fillRect/>
+                    </a:stretch>
+                  </pic:blipFill>
+                  <pic:spPr>
+                    <a:xfrm>
+                      <a:off x="0" y="0"/>
+                      <a:ext cx="5760720" cy="5255895"/>
+                    </a:xfrm>
+                    <a:prstGeom prst="rect">
+                      <a:avLst/>
+                    </a:prstGeom>
+                  </pic:spPr>
+                </pic:pic>
+              </a:graphicData>
+            </a:graphic>
+          </wp:inline>
+        </w:drawing>
+      </w:r>
+      <w:r>
+        <w:rPr>
+          <w:noProof/>
+        </w:rPr>
+        <w:t xml:space="preserve"> </w:t>
+      </w:r>
+      <w:r>
+        <w:rPr>
+          <w:rFonts w:ascii="Arial" w:hAnsi="Arial" w:cs="Arial"/>
+        </w:rPr>
+        <w:lastRenderedPageBreak/>
+        <w:drawing>
+          <wp:inline distT="0" distB="0" distL="0" distR="0" wp14:anchorId="7F3933D3" wp14:editId="50862614">
+            <wp:extent cx="5677692" cy="4182059"/>
+            <wp:effectExtent l="0" t="0" r="0" b="9525"/>
+            <wp:docPr id="21" name="Kép 21"/>
+            <wp:cNvGraphicFramePr>
+              <a:graphicFrameLocks xmlns:a="http://schemas.openxmlformats.org/drawingml/2006/main" noChangeAspect="1"/>
+            </wp:cNvGraphicFramePr>
+            <a:graphic xmlns:a="http://schemas.openxmlformats.org/drawingml/2006/main">
+              <a:graphicData uri="http://schemas.openxmlformats.org/drawingml/2006/picture">
+                <pic:pic xmlns:pic="http://schemas.openxmlformats.org/drawingml/2006/picture">
+                  <pic:nvPicPr>
+                    <pic:cNvPr id="1" name=""/>
+                    <pic:cNvPicPr/>
+                  </pic:nvPicPr>
+                  <pic:blipFill>
+                    <a:blip r:embed="rId27"/>
+                    <a:stretch>
+                      <a:fillRect/>
+                    </a:stretch>
+                  </pic:blipFill>
+                  <pic:spPr>
+                    <a:xfrm>
+                      <a:off x="0" y="0"/>
+                      <a:ext cx="5677692" cy="4182059"/>
+                    </a:xfrm>
+                    <a:prstGeom prst="rect">
+                      <a:avLst/>
+                    </a:prstGeom>
+                  </pic:spPr>
+                </pic:pic>
+              </a:graphicData>
+            </a:graphic>
+          </wp:inline>
+        </w:drawing>
+      </w:r>
+    </w:p>
+    <w:p>
+      <w:r>
+        <w:t xml:space="preserve">A </w:t>
+      </w:r>
+      <w:proofErr w:type="spellStart"/>
+      <w:r>
+        <w:rPr>
+          <w:rStyle w:val="Kiemels"/>
+        </w:rPr>
+        <w:t>getMessages</w:t>
+      </w:r>
+      <w:proofErr w:type="spellEnd"/>
+      <w:r>
+        <w:t xml:space="preserve"> </w:t>
+      </w:r>
+      <w:proofErr w:type="spellStart"/>
+      <w:r>
+        <w:t>function</w:t>
+      </w:r>
+      <w:proofErr w:type="spellEnd"/>
+      <w:r>
+        <w:t xml:space="preserve"> két felhasználó közötti üzeneteket kér le az adatbázisból. A bejelentkezett felhasználó azonosítóját a </w:t>
+      </w:r>
+      <w:proofErr w:type="spellStart"/>
+      <w:r>
+        <w:t>tokenből</w:t>
+      </w:r>
+      <w:proofErr w:type="spellEnd"/>
+      <w:r>
+        <w:t>, a másik fél azonosítóját az URL</w:t>
+      </w:r>
+      <w:r>
+        <w:noBreakHyphen/>
+        <w:t xml:space="preserve">paraméterből olvassa ki. A </w:t>
+      </w:r>
+      <w:proofErr w:type="spellStart"/>
+      <w:r>
+        <w:t>Prisma</w:t>
+      </w:r>
+      <w:proofErr w:type="spellEnd"/>
+      <w:r>
+        <w:t xml:space="preserve"> </w:t>
+      </w:r>
+      <w:proofErr w:type="spellStart"/>
+      <w:proofErr w:type="gramStart"/>
+      <w:r>
+        <w:rPr>
+          <w:rStyle w:val="HTML-kd"/>
+          <w:rFonts w:eastAsiaTheme="majorEastAsia"/>
+        </w:rPr>
+        <w:t>messages.findMany</w:t>
+      </w:r>
+      <w:proofErr w:type="spellEnd"/>
+      <w:proofErr w:type="gramEnd"/>
+      <w:r>
+        <w:rPr>
+          <w:rStyle w:val="HTML-kd"/>
+          <w:rFonts w:eastAsiaTheme="majorEastAsia"/>
+        </w:rPr>
+        <w:t>()</w:t>
+      </w:r>
+      <w:r>
+        <w:t xml:space="preserve"> metódusával minden olyan üzenetet lekér, ahol a két fél bármelyik irányban szerepel feladóként és címzettként. A lekérdezés tartalmazza a feladó és a címzett felhasználónevét, valamint – ha létezik – a kapcsolódó ajánlat adatait, például az ajánlat státuszát, az ajánlott és ellenajánlott árat, illetve az ajánlathoz tartozó termék alapadatait és elsődleges képét. Az üzenetek időrendben, a </w:t>
+      </w:r>
+      <w:proofErr w:type="spellStart"/>
+      <w:r>
+        <w:rPr>
+          <w:rStyle w:val="HTML-kd"/>
+          <w:rFonts w:eastAsiaTheme="majorEastAsia"/>
+        </w:rPr>
+        <w:t>sent_at</w:t>
+      </w:r>
+      <w:proofErr w:type="spellEnd"/>
+      <w:r>
+        <w:t xml:space="preserve"> mező alapján növekvő sorrendben érkeznek vissza.</w:t>
+      </w:r>
+    </w:p>
+    <w:p>
+      <w:pPr>
+        <w:rPr>
+          <w:rFonts w:ascii="Arial" w:hAnsi="Arial" w:cs="Arial"/>
+        </w:rPr>
+      </w:pPr>
+      <w:r>
+        <w:rPr>
+          <w:rFonts w:ascii="Arial" w:hAnsi="Arial" w:cs="Arial"/>
+        </w:rPr>
+        <w:lastRenderedPageBreak/>
+        <w:drawing>
+          <wp:inline distT="0" distB="0" distL="0" distR="0" wp14:anchorId="79649D43" wp14:editId="23F20A7B">
+            <wp:extent cx="5048955" cy="3191320"/>
+            <wp:effectExtent l="0" t="0" r="0" b="9525"/>
+            <wp:docPr id="23" name="Kép 23"/>
+            <wp:cNvGraphicFramePr>
+              <a:graphicFrameLocks xmlns:a="http://schemas.openxmlformats.org/drawingml/2006/main" noChangeAspect="1"/>
+            </wp:cNvGraphicFramePr>
+            <a:graphic xmlns:a="http://schemas.openxmlformats.org/drawingml/2006/main">
+              <a:graphicData uri="http://schemas.openxmlformats.org/drawingml/2006/picture">
+                <pic:pic xmlns:pic="http://schemas.openxmlformats.org/drawingml/2006/picture">
+                  <pic:nvPicPr>
+                    <pic:cNvPr id="1" name=""/>
+                    <pic:cNvPicPr/>
+                  </pic:nvPicPr>
+                  <pic:blipFill>
+                    <a:blip r:embed="rId28"/>
+                    <a:stretch>
+                      <a:fillRect/>
+                    </a:stretch>
+                  </pic:blipFill>
+                  <pic:spPr>
+                    <a:xfrm>
+                      <a:off x="0" y="0"/>
+                      <a:ext cx="5048955" cy="3191320"/>
+                    </a:xfrm>
+                    <a:prstGeom prst="rect">
+                      <a:avLst/>
+                    </a:prstGeom>
+                  </pic:spPr>
+                </pic:pic>
+              </a:graphicData>
+            </a:graphic>
+          </wp:inline>
+        </w:drawing>
+      </w:r>
+    </w:p>
+    <w:p>
+      <w:r>
+        <w:t xml:space="preserve">A </w:t>
+      </w:r>
+      <w:proofErr w:type="spellStart"/>
+      <w:r>
+        <w:rPr>
+          <w:rStyle w:val="Kiemels"/>
+        </w:rPr>
+        <w:t>sendMessage</w:t>
+      </w:r>
+      <w:proofErr w:type="spellEnd"/>
+      <w:r>
+        <w:t xml:space="preserve"> </w:t>
+      </w:r>
+      <w:proofErr w:type="spellStart"/>
+      <w:r>
+        <w:t>function</w:t>
+      </w:r>
+      <w:proofErr w:type="spellEnd"/>
+      <w:r>
+        <w:t xml:space="preserve"> egy új üzenet elküldéséért felel. A függvény a kérés törzséből kiolvassa a címzett azonosítóját és az üzenet tartalmát, majd a </w:t>
+      </w:r>
+      <w:proofErr w:type="spellStart"/>
+      <w:r>
+        <w:t>Prisma</w:t>
+      </w:r>
+      <w:proofErr w:type="spellEnd"/>
+      <w:r>
+        <w:t xml:space="preserve"> </w:t>
+      </w:r>
+      <w:proofErr w:type="spellStart"/>
+      <w:proofErr w:type="gramStart"/>
+      <w:r>
+        <w:rPr>
+          <w:rStyle w:val="HTML-kd"/>
+          <w:rFonts w:eastAsiaTheme="majorEastAsia"/>
+        </w:rPr>
+        <w:t>messages.create</w:t>
+      </w:r>
+      <w:proofErr w:type="spellEnd"/>
+      <w:proofErr w:type="gramEnd"/>
+      <w:r>
+        <w:rPr>
+          <w:rStyle w:val="HTML-kd"/>
+          <w:rFonts w:eastAsiaTheme="majorEastAsia"/>
+        </w:rPr>
+        <w:t>()</w:t>
+      </w:r>
+      <w:r>
+        <w:t xml:space="preserve"> metódusával létrehoz egy új rekordot, ahol a feladó a bejelentkezett felhasználó, a címzett pedig a megadott </w:t>
+      </w:r>
+      <w:proofErr w:type="spellStart"/>
+      <w:r>
+        <w:rPr>
+          <w:rStyle w:val="HTML-kd"/>
+          <w:rFonts w:eastAsiaTheme="majorEastAsia"/>
+        </w:rPr>
+        <w:t>receiver_id</w:t>
+      </w:r>
+      <w:proofErr w:type="spellEnd"/>
+      <w:r>
+        <w:t>. Sikeres mentés után visszaküldi az „Üzenet elküldve” üzenetet.</w:t>
+      </w:r>
+    </w:p>
+    <w:p>
+      <w:pPr>
+        <w:rPr>
+          <w:rFonts w:ascii="Arial" w:hAnsi="Arial" w:cs="Arial"/>
+        </w:rPr>
+      </w:pPr>
+      <w:r>
+        <w:rPr>
+          <w:rFonts w:ascii="Arial" w:hAnsi="Arial" w:cs="Arial"/>
+        </w:rPr>
+        <w:lastRenderedPageBreak/>
+        <w:drawing>
+          <wp:inline distT="0" distB="0" distL="0" distR="0" wp14:anchorId="69CBEC96" wp14:editId="31A6E9F2">
+            <wp:extent cx="5760720" cy="6730365"/>
+            <wp:effectExtent l="0" t="0" r="0" b="0"/>
+            <wp:docPr id="24" name="Kép 24"/>
+            <wp:cNvGraphicFramePr>
+              <a:graphicFrameLocks xmlns:a="http://schemas.openxmlformats.org/drawingml/2006/main" noChangeAspect="1"/>
+            </wp:cNvGraphicFramePr>
+            <a:graphic xmlns:a="http://schemas.openxmlformats.org/drawingml/2006/main">
+              <a:graphicData uri="http://schemas.openxmlformats.org/drawingml/2006/picture">
+                <pic:pic xmlns:pic="http://schemas.openxmlformats.org/drawingml/2006/picture">
+                  <pic:nvPicPr>
+                    <pic:cNvPr id="1" name=""/>
+                    <pic:cNvPicPr/>
+                  </pic:nvPicPr>
+                  <pic:blipFill>
+                    <a:blip r:embed="rId29"/>
+                    <a:stretch>
+                      <a:fillRect/>
+                    </a:stretch>
+                  </pic:blipFill>
+                  <pic:spPr>
+                    <a:xfrm>
+                      <a:off x="0" y="0"/>
+                      <a:ext cx="5760720" cy="6730365"/>
+                    </a:xfrm>
+                    <a:prstGeom prst="rect">
+                      <a:avLst/>
+                    </a:prstGeom>
+                  </pic:spPr>
+                </pic:pic>
+              </a:graphicData>
+            </a:graphic>
+          </wp:inline>
+        </w:drawing>
+      </w:r>
+    </w:p>
+    <w:p>
+      <w:r>
+        <w:t xml:space="preserve">A </w:t>
+      </w:r>
+      <w:proofErr w:type="spellStart"/>
+      <w:r>
+        <w:rPr>
+          <w:rStyle w:val="Kiemels"/>
+        </w:rPr>
+        <w:t>getConversations</w:t>
+      </w:r>
+      <w:proofErr w:type="spellEnd"/>
+      <w:r>
+        <w:t xml:space="preserve"> </w:t>
+      </w:r>
+      <w:proofErr w:type="spellStart"/>
+      <w:r>
+        <w:t>function</w:t>
+      </w:r>
+      <w:proofErr w:type="spellEnd"/>
+      <w:r>
+        <w:t xml:space="preserve"> a felhasználó összes beszélgetését gyűjti össze és rendezi. Először lekéri az adatbázisból az összes olyan üzenetet, ahol a bejelentkezett felhasználó feladóként vagy címzettként szerepel, és ezekhez csatolja mindkét fél felhasználónevét. Az üzeneteket időrendben, a legutóbbiaktól kezdve kapja meg. Ezután a függvény végigmegy az összes üzeneten, és minden üzenetnél meghatározza, ki a másik fél. Ha az adott másik felhasználóhoz még nincs beszélgetés rögzítve, létrehoz egy új bejegyzést, amely tartalmazza a másik fél azonosítóját, felhasználónevét, valamint a legutóbbi üzenet tartalmát és időpontját. A végén a beszélgetések listáját JSON formában küldi vissza.</w:t>
+      </w:r>
+    </w:p>
+    <w:p>
+      <w:pPr>
+        <w:rPr>
+          <w:rFonts w:ascii="Arial" w:hAnsi="Arial" w:cs="Arial"/>
+        </w:rPr>
+      </w:pPr>
+      <w:r>
+        <w:rPr>
+          <w:rFonts w:ascii="Arial" w:hAnsi="Arial" w:cs="Arial"/>
+        </w:rPr>
+        <w:lastRenderedPageBreak/>
+        <w:drawing>
+          <wp:inline distT="0" distB="0" distL="0" distR="0" wp14:anchorId="18DA0EDF" wp14:editId="3EDEB65B">
+            <wp:extent cx="5760720" cy="5328285"/>
+            <wp:effectExtent l="0" t="0" r="0" b="5715"/>
+            <wp:docPr id="25" name="Kép 25"/>
+            <wp:cNvGraphicFramePr>
+              <a:graphicFrameLocks xmlns:a="http://schemas.openxmlformats.org/drawingml/2006/main" noChangeAspect="1"/>
+            </wp:cNvGraphicFramePr>
+            <a:graphic xmlns:a="http://schemas.openxmlformats.org/drawingml/2006/main">
+              <a:graphicData uri="http://schemas.openxmlformats.org/drawingml/2006/picture">
+                <pic:pic xmlns:pic="http://schemas.openxmlformats.org/drawingml/2006/picture">
+                  <pic:nvPicPr>
+                    <pic:cNvPr id="1" name=""/>
+                    <pic:cNvPicPr/>
+                  </pic:nvPicPr>
+                  <pic:blipFill>
+                    <a:blip r:embed="rId30"/>
+                    <a:stretch>
+                      <a:fillRect/>
+                    </a:stretch>
+                  </pic:blipFill>
+                  <pic:spPr>
+                    <a:xfrm>
+                      <a:off x="0" y="0"/>
+                      <a:ext cx="5760720" cy="5328285"/>
+                    </a:xfrm>
+                    <a:prstGeom prst="rect">
+                      <a:avLst/>
+                    </a:prstGeom>
+                  </pic:spPr>
+                </pic:pic>
+              </a:graphicData>
+            </a:graphic>
+          </wp:inline>
+        </w:drawing>
+      </w:r>
+    </w:p>
+    <w:p>
+      <w:pPr>
+        <w:rPr>
+          <w:rFonts w:ascii="Arial" w:hAnsi="Arial" w:cs="Arial"/>
+        </w:rPr>
+      </w:pPr>
+      <w:r>
+        <w:rPr>
+          <w:rFonts w:ascii="Arial" w:hAnsi="Arial" w:cs="Arial"/>
+        </w:rPr>
+        <w:lastRenderedPageBreak/>
+        <w:drawing>
+          <wp:inline distT="0" distB="0" distL="0" distR="0" wp14:anchorId="788BAC18" wp14:editId="5159DF62">
+            <wp:extent cx="5760720" cy="5841365"/>
+            <wp:effectExtent l="0" t="0" r="0" b="6985"/>
+            <wp:docPr id="26" name="Kép 26"/>
+            <wp:cNvGraphicFramePr>
+              <a:graphicFrameLocks xmlns:a="http://schemas.openxmlformats.org/drawingml/2006/main" noChangeAspect="1"/>
+            </wp:cNvGraphicFramePr>
+            <a:graphic xmlns:a="http://schemas.openxmlformats.org/drawingml/2006/main">
+              <a:graphicData uri="http://schemas.openxmlformats.org/drawingml/2006/picture">
+                <pic:pic xmlns:pic="http://schemas.openxmlformats.org/drawingml/2006/picture">
+                  <pic:nvPicPr>
+                    <pic:cNvPr id="1" name=""/>
+                    <pic:cNvPicPr/>
+                  </pic:nvPicPr>
+                  <pic:blipFill>
+                    <a:blip r:embed="rId31"/>
+                    <a:stretch>
+                      <a:fillRect/>
+                    </a:stretch>
+                  </pic:blipFill>
+                  <pic:spPr>
+                    <a:xfrm>
+                      <a:off x="0" y="0"/>
+                      <a:ext cx="5760720" cy="5841365"/>
+                    </a:xfrm>
+                    <a:prstGeom prst="rect">
+                      <a:avLst/>
+                    </a:prstGeom>
+                  </pic:spPr>
+                </pic:pic>
+              </a:graphicData>
+            </a:graphic>
+          </wp:inline>
+        </w:drawing>
+      </w:r>
+    </w:p>
+    <w:p>
+      <w:pPr>
+        <w:rPr>
+          <w:rFonts w:ascii="Arial" w:hAnsi="Arial" w:cs="Arial"/>
+        </w:rPr>
+      </w:pPr>
+      <w:r>
+        <w:rPr>
+          <w:rFonts w:ascii="Arial" w:hAnsi="Arial" w:cs="Arial"/>
+        </w:rPr>
+        <w:drawing>
+          <wp:inline distT="0" distB="0" distL="0" distR="0" wp14:anchorId="4A3749A3" wp14:editId="4610D33F">
+            <wp:extent cx="4163006" cy="1752845"/>
+            <wp:effectExtent l="0" t="0" r="0" b="0"/>
+            <wp:docPr id="27" name="Kép 27"/>
+            <wp:cNvGraphicFramePr>
+              <a:graphicFrameLocks xmlns:a="http://schemas.openxmlformats.org/drawingml/2006/main" noChangeAspect="1"/>
+            </wp:cNvGraphicFramePr>
+            <a:graphic xmlns:a="http://schemas.openxmlformats.org/drawingml/2006/main">
+              <a:graphicData uri="http://schemas.openxmlformats.org/drawingml/2006/picture">
+                <pic:pic xmlns:pic="http://schemas.openxmlformats.org/drawingml/2006/picture">
+                  <pic:nvPicPr>
+                    <pic:cNvPr id="1" name=""/>
+                    <pic:cNvPicPr/>
+                  </pic:nvPicPr>
+                  <pic:blipFill>
+                    <a:blip r:embed="rId32"/>
+                    <a:stretch>
+                      <a:fillRect/>
+                    </a:stretch>
+                  </pic:blipFill>
+                  <pic:spPr>
+                    <a:xfrm>
+                      <a:off x="0" y="0"/>
+                      <a:ext cx="4163006" cy="1752845"/>
+                    </a:xfrm>
+                    <a:prstGeom prst="rect">
+                      <a:avLst/>
+                    </a:prstGeom>
+                  </pic:spPr>
+                </pic:pic>
+              </a:graphicData>
+            </a:graphic>
+          </wp:inline>
+        </w:drawing>
+      </w:r>
+    </w:p>
+    <w:p>
+      <w:pPr>
+        <w:rPr>
+          <w:rFonts w:ascii="Arial" w:hAnsi="Arial" w:cs="Arial"/>
+        </w:rPr>
+      </w:pPr>
+      <w:r>
+        <w:rPr>
+          <w:rFonts w:ascii="Arial" w:hAnsi="Arial" w:cs="Arial"/>
+        </w:rPr>
+        <w:t xml:space="preserve">A </w:t>
+      </w:r>
+      <w:proofErr w:type="spellStart"/>
+      <w:r>
+        <w:rPr>
+          <w:rFonts w:ascii="Arial" w:hAnsi="Arial" w:cs="Arial"/>
+        </w:rPr>
+        <w:t>getNotifications</w:t>
+      </w:r>
+      <w:proofErr w:type="spellEnd"/>
+      <w:r>
+        <w:rPr>
+          <w:rFonts w:ascii="Arial" w:hAnsi="Arial" w:cs="Arial"/>
+        </w:rPr>
+        <w:t xml:space="preserve"> </w:t>
+      </w:r>
+      <w:proofErr w:type="spellStart"/>
+      <w:r>
+        <w:rPr>
+          <w:rFonts w:ascii="Arial" w:hAnsi="Arial" w:cs="Arial"/>
+        </w:rPr>
+        <w:t>function</w:t>
+      </w:r>
+      <w:proofErr w:type="spellEnd"/>
+      <w:r>
+        <w:rPr>
+          <w:rFonts w:ascii="Arial" w:hAnsi="Arial" w:cs="Arial"/>
+        </w:rPr>
+        <w:t xml:space="preserve"> a bejelentkezett felhasználó értesítéseit gyűjti össze három különböző forrásból: kedvencekből, rendelésekből és ajánlatokból. Először lekéri azokat a kedvenceket, ahol a felhasználó hirdetését mások megjelölték kedvencnek, majd ezeket egy egységes szerkezetű objektummá alakítja, amely tartalmazza a kedvelő felhasználó adatait és a hirdetés alapinformációit. Ezután lekéri a felhasználó eladóként kapott rendeléseit, és ugyanígy egységes formátumba rendezi őket, beleértve a vevő adatait, a hirdetés címét és a </w:t>
+      </w:r>
+      <w:r>
+        <w:rPr>
+          <w:rFonts w:ascii="Arial" w:hAnsi="Arial" w:cs="Arial"/>
+        </w:rPr>
+        <w:lastRenderedPageBreak/>
+        <w:t>rendelés állapotát. Harmadik lépésként összegyűjti a felhasználó eladóként kapott, még függőben lévő ajánlatait, majd ezekből is értesítési objektumokat készít, amelyek tartalmazzák az ajánlat adatait és a kapcsolódó terméket. A három értesítéstípus egyetlen listába kerül, amelyet a létrehozási idő alapján csökkenő sorrendbe rendez. A függvény végül visszaküldi a legfrissebb 20 értesítést, valamint az összes értesítés számát.</w:t>
+      </w:r>
+    </w:p>
+    <w:p>
+      <w:pPr>
+        <w:rPr>
+          <w:rFonts w:ascii="Arial" w:hAnsi="Arial" w:cs="Arial"/>
+        </w:rPr>
+      </w:pPr>
+      <w:r>
+        <w:rPr>
+          <w:rFonts w:ascii="Arial" w:hAnsi="Arial" w:cs="Arial"/>
+        </w:rPr>
+        <w:drawing>
+          <wp:inline distT="0" distB="0" distL="0" distR="0" wp14:anchorId="48D64438" wp14:editId="5F03E48B">
+            <wp:extent cx="4991797" cy="4544059"/>
+            <wp:effectExtent l="0" t="0" r="0" b="9525"/>
+            <wp:docPr id="28" name="Kép 28"/>
+            <wp:cNvGraphicFramePr>
+              <a:graphicFrameLocks xmlns:a="http://schemas.openxmlformats.org/drawingml/2006/main" noChangeAspect="1"/>
+            </wp:cNvGraphicFramePr>
+            <a:graphic xmlns:a="http://schemas.openxmlformats.org/drawingml/2006/main">
+              <a:graphicData uri="http://schemas.openxmlformats.org/drawingml/2006/picture">
+                <pic:pic xmlns:pic="http://schemas.openxmlformats.org/drawingml/2006/picture">
+                  <pic:nvPicPr>
+                    <pic:cNvPr id="1" name=""/>
+                    <pic:cNvPicPr/>
+                  </pic:nvPicPr>
+                  <pic:blipFill>
+                    <a:blip r:embed="rId33"/>
+                    <a:stretch>
+                      <a:fillRect/>
+                    </a:stretch>
+                  </pic:blipFill>
+                  <pic:spPr>
+                    <a:xfrm>
+                      <a:off x="0" y="0"/>
+                      <a:ext cx="4991797" cy="4544059"/>
+                    </a:xfrm>
+                    <a:prstGeom prst="rect">
+                      <a:avLst/>
+                    </a:prstGeom>
+                  </pic:spPr>
+                </pic:pic>
+              </a:graphicData>
+            </a:graphic>
+          </wp:inline>
+        </w:drawing>
+      </w:r>
+    </w:p>
+    <w:p>
+      <w:pPr>
+        <w:rPr>
+          <w:rFonts w:ascii="Arial" w:hAnsi="Arial" w:cs="Arial"/>
+        </w:rPr>
+      </w:pPr>
+      <w:r>
+        <w:rPr>
+          <w:rFonts w:ascii="Arial" w:hAnsi="Arial" w:cs="Arial"/>
+        </w:rPr>
+        <w:t xml:space="preserve">A </w:t>
+      </w:r>
+      <w:proofErr w:type="spellStart"/>
+      <w:r>
+        <w:rPr>
+          <w:rFonts w:ascii="Arial" w:hAnsi="Arial" w:cs="Arial"/>
+        </w:rPr>
+        <w:t>getNotificationCount</w:t>
+      </w:r>
+      <w:proofErr w:type="spellEnd"/>
+      <w:r>
+        <w:rPr>
+          <w:rFonts w:ascii="Arial" w:hAnsi="Arial" w:cs="Arial"/>
+        </w:rPr>
+        <w:t xml:space="preserve"> </w:t>
+      </w:r>
+      <w:proofErr w:type="spellStart"/>
+      <w:r>
+        <w:rPr>
+          <w:rFonts w:ascii="Arial" w:hAnsi="Arial" w:cs="Arial"/>
+        </w:rPr>
+        <w:t>function</w:t>
+      </w:r>
+      <w:proofErr w:type="spellEnd"/>
+      <w:r>
+        <w:rPr>
+          <w:rFonts w:ascii="Arial" w:hAnsi="Arial" w:cs="Arial"/>
+        </w:rPr>
+        <w:t xml:space="preserve"> a felhasználó értesítéseinek számát adja vissza három különböző kategóriából összesítve. Először lekéri, hogy hányan jelölték kedvencnek a felhasználó hirdetéseit. Ezután megszámolja a felhasználó eladóként kapott, még függőben lévő rendeléseket, majd ugyanígy a függőben lévő ajánlatokat is. A három értéket összeadja, és a kapott összesített számot JSON válaszban küldi vissza.</w:t>
+      </w:r>
+    </w:p>
+    <w:p>
+      <w:pPr>
+        <w:rPr>
+          <w:rFonts w:ascii="Arial" w:hAnsi="Arial" w:cs="Arial"/>
+        </w:rPr>
+      </w:pPr>
+      <w:r>
+        <w:rPr>
+          <w:rFonts w:ascii="Arial" w:hAnsi="Arial" w:cs="Arial"/>
+        </w:rPr>
+        <w:lastRenderedPageBreak/>
+        <w:drawing>
+          <wp:inline distT="0" distB="0" distL="0" distR="0" wp14:anchorId="26D4B32C" wp14:editId="485EDEA2">
+            <wp:extent cx="5760720" cy="6719570"/>
+            <wp:effectExtent l="0" t="0" r="0" b="5080"/>
+            <wp:docPr id="29" name="Kép 29"/>
+            <wp:cNvGraphicFramePr>
+              <a:graphicFrameLocks xmlns:a="http://schemas.openxmlformats.org/drawingml/2006/main" noChangeAspect="1"/>
+            </wp:cNvGraphicFramePr>
+            <a:graphic xmlns:a="http://schemas.openxmlformats.org/drawingml/2006/main">
+              <a:graphicData uri="http://schemas.openxmlformats.org/drawingml/2006/picture">
+                <pic:pic xmlns:pic="http://schemas.openxmlformats.org/drawingml/2006/picture">
+                  <pic:nvPicPr>
+                    <pic:cNvPr id="1" name=""/>
+                    <pic:cNvPicPr/>
+                  </pic:nvPicPr>
+                  <pic:blipFill>
+                    <a:blip r:embed="rId34"/>
+                    <a:stretch>
+                      <a:fillRect/>
+                    </a:stretch>
+                  </pic:blipFill>
+                  <pic:spPr>
+                    <a:xfrm>
+                      <a:off x="0" y="0"/>
+                      <a:ext cx="5760720" cy="6719570"/>
+                    </a:xfrm>
+                    <a:prstGeom prst="rect">
+                      <a:avLst/>
+                    </a:prstGeom>
+                  </pic:spPr>
+                </pic:pic>
+              </a:graphicData>
+            </a:graphic>
+          </wp:inline>
+        </w:drawing>
+      </w:r>
+      <w:r>
+        <w:rPr>
+          <w:rFonts w:ascii="Arial" w:hAnsi="Arial" w:cs="Arial"/>
+        </w:rPr>
+        <w:lastRenderedPageBreak/>
+        <w:drawing>
+          <wp:inline distT="0" distB="0" distL="0" distR="0" wp14:anchorId="72A1DC7D" wp14:editId="46949A6D">
+            <wp:extent cx="4896533" cy="7287642"/>
+            <wp:effectExtent l="0" t="0" r="0" b="8890"/>
+            <wp:docPr id="30" name="Kép 30"/>
+            <wp:cNvGraphicFramePr>
+              <a:graphicFrameLocks xmlns:a="http://schemas.openxmlformats.org/drawingml/2006/main" noChangeAspect="1"/>
+            </wp:cNvGraphicFramePr>
+            <a:graphic xmlns:a="http://schemas.openxmlformats.org/drawingml/2006/main">
+              <a:graphicData uri="http://schemas.openxmlformats.org/drawingml/2006/picture">
+                <pic:pic xmlns:pic="http://schemas.openxmlformats.org/drawingml/2006/picture">
+                  <pic:nvPicPr>
+                    <pic:cNvPr id="1" name=""/>
+                    <pic:cNvPicPr/>
+                  </pic:nvPicPr>
+                  <pic:blipFill>
+                    <a:blip r:embed="rId35"/>
+                    <a:stretch>
+                      <a:fillRect/>
+                    </a:stretch>
+                  </pic:blipFill>
+                  <pic:spPr>
+                    <a:xfrm>
+                      <a:off x="0" y="0"/>
+                      <a:ext cx="4896533" cy="7287642"/>
+                    </a:xfrm>
+                    <a:prstGeom prst="rect">
+                      <a:avLst/>
+                    </a:prstGeom>
+                  </pic:spPr>
+                </pic:pic>
+              </a:graphicData>
+            </a:graphic>
+          </wp:inline>
+        </w:drawing>
+      </w:r>
+    </w:p>
+    <w:p>
+      <w:pPr>
+        <w:rPr>
+          <w:rFonts w:ascii="Arial" w:hAnsi="Arial" w:cs="Arial"/>
+        </w:rPr>
+      </w:pPr>
+      <w:r>
+        <w:rPr>
+          <w:rFonts w:ascii="Arial" w:hAnsi="Arial" w:cs="Arial"/>
+        </w:rPr>
+        <w:t xml:space="preserve">A </w:t>
+      </w:r>
+      <w:proofErr w:type="spellStart"/>
+      <w:r>
+        <w:rPr>
+          <w:rFonts w:ascii="Arial" w:hAnsi="Arial" w:cs="Arial"/>
+        </w:rPr>
+        <w:t>createOffer</w:t>
+      </w:r>
+      <w:proofErr w:type="spellEnd"/>
+      <w:r>
+        <w:rPr>
+          <w:rFonts w:ascii="Arial" w:hAnsi="Arial" w:cs="Arial"/>
+        </w:rPr>
+        <w:t xml:space="preserve"> </w:t>
+      </w:r>
+      <w:proofErr w:type="spellStart"/>
+      <w:r>
+        <w:rPr>
+          <w:rFonts w:ascii="Arial" w:hAnsi="Arial" w:cs="Arial"/>
+        </w:rPr>
+        <w:t>function</w:t>
+      </w:r>
+      <w:proofErr w:type="spellEnd"/>
+      <w:r>
+        <w:rPr>
+          <w:rFonts w:ascii="Arial" w:hAnsi="Arial" w:cs="Arial"/>
+        </w:rPr>
+        <w:t xml:space="preserve"> egy új ajánlat létrehozását és annak azonnali elküldését végzi. Először kiolvassa a termék azonosítóját és az ajánlott árat, majd ellenőrzi, hogy a felhasználónak már van</w:t>
+      </w:r>
+      <w:r>
+        <w:rPr>
+          <w:rFonts w:ascii="Cambria Math" w:hAnsi="Cambria Math" w:cs="Cambria Math"/>
+        </w:rPr>
+        <w:t>‑</w:t>
+      </w:r>
+      <w:r>
+        <w:rPr>
+          <w:rFonts w:ascii="Arial" w:hAnsi="Arial" w:cs="Arial"/>
+        </w:rPr>
+        <w:t xml:space="preserve">e függőben lévő ajánlata ugyanarra a termékre; ha igen, hibát küld vissza. Ezután lekéri a hirdetés adatait, és ha a termék nem létezik, vagy a felhasználó a saját hirdetésére próbál ajánlatot tenni, szintén hibát jelez. Ha minden feltétel teljesül, a </w:t>
+      </w:r>
+      <w:proofErr w:type="spellStart"/>
+      <w:r>
+        <w:rPr>
+          <w:rFonts w:ascii="Arial" w:hAnsi="Arial" w:cs="Arial"/>
+        </w:rPr>
+        <w:t>Prisma</w:t>
+      </w:r>
+      <w:proofErr w:type="spellEnd"/>
+      <w:r>
+        <w:rPr>
+          <w:rFonts w:ascii="Arial" w:hAnsi="Arial" w:cs="Arial"/>
+        </w:rPr>
+        <w:t xml:space="preserve"> segítségével létrehoz egy új ajánlatot, majd egy ehhez kapcsolódó üzenetet is, amely üres tartalommal, de az ajánlat azonosítójával kerül mentésre. A függvény ezután lekéri a feladó felhasználónevét, összeállít egy részletes </w:t>
+      </w:r>
+      <w:proofErr w:type="spellStart"/>
+      <w:r>
+        <w:rPr>
+          <w:rFonts w:ascii="Arial" w:hAnsi="Arial" w:cs="Arial"/>
+        </w:rPr>
+        <w:t>payload</w:t>
+      </w:r>
+      <w:proofErr w:type="spellEnd"/>
+      <w:r>
+        <w:rPr>
+          <w:rFonts w:ascii="Arial" w:hAnsi="Arial" w:cs="Arial"/>
+        </w:rPr>
+        <w:t xml:space="preserve"> objektumot az ajánlat és az üzenet </w:t>
+      </w:r>
+      <w:r>
+        <w:rPr>
+          <w:rFonts w:ascii="Arial" w:hAnsi="Arial" w:cs="Arial"/>
+        </w:rPr>
+        <w:lastRenderedPageBreak/>
+        <w:t xml:space="preserve">adataival, majd Socket.IO segítségével valós időben elküldi azt mind a címzettnek, mind a feladónak, amennyiben online vannak. </w:t>
+      </w:r>
+    </w:p>
+    <w:p>
+      <w:pPr>
+        <w:rPr>
+          <w:rFonts w:ascii="Arial" w:hAnsi="Arial" w:cs="Arial"/>
+        </w:rPr>
+      </w:pPr>
+      <w:r>
+        <w:rPr>
+          <w:rFonts w:ascii="Arial" w:hAnsi="Arial" w:cs="Arial"/>
+        </w:rPr>
+        <w:drawing>
+          <wp:inline distT="0" distB="0" distL="0" distR="0" wp14:anchorId="6A17AD8A" wp14:editId="4C3C72CC">
+            <wp:extent cx="5760720" cy="4885690"/>
+            <wp:effectExtent l="0" t="0" r="0" b="0"/>
+            <wp:docPr id="31" name="Kép 31"/>
+            <wp:cNvGraphicFramePr>
+              <a:graphicFrameLocks xmlns:a="http://schemas.openxmlformats.org/drawingml/2006/main" noChangeAspect="1"/>
+            </wp:cNvGraphicFramePr>
+            <a:graphic xmlns:a="http://schemas.openxmlformats.org/drawingml/2006/main">
+              <a:graphicData uri="http://schemas.openxmlformats.org/drawingml/2006/picture">
+                <pic:pic xmlns:pic="http://schemas.openxmlformats.org/drawingml/2006/picture">
+                  <pic:nvPicPr>
+                    <pic:cNvPr id="1" name=""/>
+                    <pic:cNvPicPr/>
+                  </pic:nvPicPr>
+                  <pic:blipFill>
+                    <a:blip r:embed="rId36"/>
+                    <a:stretch>
+                      <a:fillRect/>
+                    </a:stretch>
+                  </pic:blipFill>
+                  <pic:spPr>
+                    <a:xfrm>
+                      <a:off x="0" y="0"/>
+                      <a:ext cx="5760720" cy="4885690"/>
+                    </a:xfrm>
+                    <a:prstGeom prst="rect">
+                      <a:avLst/>
+                    </a:prstGeom>
+                  </pic:spPr>
+                </pic:pic>
+              </a:graphicData>
+            </a:graphic>
+          </wp:inline>
+        </w:drawing>
+      </w:r>
+    </w:p>
+    <w:p>
+      <w:pPr>
+        <w:rPr>
+          <w:rFonts w:ascii="Arial" w:hAnsi="Arial" w:cs="Arial"/>
+        </w:rPr>
+      </w:pPr>
+      <w:r>
+        <w:rPr>
+          <w:rFonts w:ascii="Arial" w:hAnsi="Arial" w:cs="Arial"/>
+        </w:rPr>
+        <w:t xml:space="preserve">A </w:t>
+      </w:r>
+      <w:proofErr w:type="spellStart"/>
+      <w:r>
+        <w:rPr>
+          <w:rFonts w:ascii="Arial" w:hAnsi="Arial" w:cs="Arial"/>
+        </w:rPr>
+        <w:t>acceptOffer</w:t>
+      </w:r>
+      <w:proofErr w:type="spellEnd"/>
+      <w:r>
+        <w:rPr>
+          <w:rFonts w:ascii="Arial" w:hAnsi="Arial" w:cs="Arial"/>
+        </w:rPr>
+        <w:t xml:space="preserve"> </w:t>
+      </w:r>
+      <w:proofErr w:type="spellStart"/>
+      <w:r>
+        <w:rPr>
+          <w:rFonts w:ascii="Arial" w:hAnsi="Arial" w:cs="Arial"/>
+        </w:rPr>
+        <w:t>function</w:t>
+      </w:r>
+      <w:proofErr w:type="spellEnd"/>
+      <w:r>
+        <w:rPr>
+          <w:rFonts w:ascii="Arial" w:hAnsi="Arial" w:cs="Arial"/>
+        </w:rPr>
+        <w:t xml:space="preserve"> egy ajánlat elfogadását kezeli. Először kiolvassa az ajánlat azonosítóját az URL</w:t>
+      </w:r>
+      <w:r>
+        <w:rPr>
+          <w:rFonts w:ascii="Cambria Math" w:hAnsi="Cambria Math" w:cs="Cambria Math"/>
+        </w:rPr>
+        <w:t>‑</w:t>
+      </w:r>
+      <w:r>
+        <w:rPr>
+          <w:rFonts w:ascii="Arial" w:hAnsi="Arial" w:cs="Arial"/>
+        </w:rPr>
+        <w:t>ből, majd lekéri az adatbázisból azt az ajánlatot, amely a megadott ID</w:t>
+      </w:r>
+      <w:r>
+        <w:rPr>
+          <w:rFonts w:ascii="Cambria Math" w:hAnsi="Cambria Math" w:cs="Cambria Math"/>
+        </w:rPr>
+        <w:t>‑</w:t>
+      </w:r>
+      <w:proofErr w:type="spellStart"/>
+      <w:r>
+        <w:rPr>
+          <w:rFonts w:ascii="Arial" w:hAnsi="Arial" w:cs="Arial"/>
+        </w:rPr>
+        <w:t>hez</w:t>
+      </w:r>
+      <w:proofErr w:type="spellEnd"/>
+      <w:r>
+        <w:rPr>
+          <w:rFonts w:ascii="Arial" w:hAnsi="Arial" w:cs="Arial"/>
+        </w:rPr>
+        <w:t xml:space="preserve"> tartozik és amelynek az eladója a bejelentkezett felhasználó. Ha ilyen ajánlat nem létezik, vagy a felhasználónak nincs jogosultsága hozzá, hibát küld vissza. Érvényes ajánlat esetén a </w:t>
+      </w:r>
+      <w:proofErr w:type="spellStart"/>
+      <w:r>
+        <w:rPr>
+          <w:rFonts w:ascii="Arial" w:hAnsi="Arial" w:cs="Arial"/>
+        </w:rPr>
+        <w:t>Prisma</w:t>
+      </w:r>
+      <w:proofErr w:type="spellEnd"/>
+      <w:r>
+        <w:rPr>
+          <w:rFonts w:ascii="Arial" w:hAnsi="Arial" w:cs="Arial"/>
+        </w:rPr>
+        <w:t xml:space="preserve"> segítségével frissíti annak státuszát </w:t>
+      </w:r>
+      <w:proofErr w:type="spellStart"/>
+      <w:r>
+        <w:rPr>
+          <w:rFonts w:ascii="Arial" w:hAnsi="Arial" w:cs="Arial"/>
+        </w:rPr>
+        <w:t>accepted</w:t>
+      </w:r>
+      <w:proofErr w:type="spellEnd"/>
+      <w:r>
+        <w:rPr>
+          <w:rFonts w:ascii="Arial" w:hAnsi="Arial" w:cs="Arial"/>
+        </w:rPr>
+        <w:t xml:space="preserve"> értékre. Ezután, ha a vevő online van, a függvény Socket.IO segítségével valós időben értesítést küld neki az ajánlat státuszának megváltozásáról. </w:t>
+      </w:r>
+    </w:p>
+    <w:p>
+      <w:pPr>
+        <w:rPr>
+          <w:rFonts w:ascii="Arial" w:hAnsi="Arial" w:cs="Arial"/>
+        </w:rPr>
+      </w:pPr>
+      <w:r>
+        <w:rPr>
+          <w:rFonts w:ascii="Arial" w:hAnsi="Arial" w:cs="Arial"/>
+        </w:rPr>
+        <w:lastRenderedPageBreak/>
+        <w:drawing>
+          <wp:inline distT="0" distB="0" distL="0" distR="0" wp14:anchorId="2FCBDB11" wp14:editId="1B27C5D7">
+            <wp:extent cx="5760720" cy="4819650"/>
+            <wp:effectExtent l="0" t="0" r="0" b="0"/>
+            <wp:docPr id="32" name="Kép 32"/>
+            <wp:cNvGraphicFramePr>
+              <a:graphicFrameLocks xmlns:a="http://schemas.openxmlformats.org/drawingml/2006/main" noChangeAspect="1"/>
+            </wp:cNvGraphicFramePr>
+            <a:graphic xmlns:a="http://schemas.openxmlformats.org/drawingml/2006/main">
+              <a:graphicData uri="http://schemas.openxmlformats.org/drawingml/2006/picture">
+                <pic:pic xmlns:pic="http://schemas.openxmlformats.org/drawingml/2006/picture">
+                  <pic:nvPicPr>
+                    <pic:cNvPr id="1" name=""/>
+                    <pic:cNvPicPr/>
+                  </pic:nvPicPr>
+                  <pic:blipFill>
+                    <a:blip r:embed="rId37"/>
+                    <a:stretch>
+                      <a:fillRect/>
+                    </a:stretch>
+                  </pic:blipFill>
+                  <pic:spPr>
+                    <a:xfrm>
+                      <a:off x="0" y="0"/>
+                      <a:ext cx="5760720" cy="4819650"/>
+                    </a:xfrm>
+                    <a:prstGeom prst="rect">
+                      <a:avLst/>
+                    </a:prstGeom>
+                  </pic:spPr>
+                </pic:pic>
+              </a:graphicData>
+            </a:graphic>
+          </wp:inline>
+        </w:drawing>
+      </w:r>
+    </w:p>
+    <w:p>
+      <w:pPr>
+        <w:rPr>
+          <w:rFonts w:ascii="Arial" w:hAnsi="Arial" w:cs="Arial"/>
+        </w:rPr>
+      </w:pPr>
+      <w:r>
+        <w:rPr>
+          <w:rFonts w:ascii="Arial" w:hAnsi="Arial" w:cs="Arial"/>
+        </w:rPr>
+        <w:t xml:space="preserve">A </w:t>
+      </w:r>
+      <w:proofErr w:type="spellStart"/>
+      <w:r>
+        <w:rPr>
+          <w:rFonts w:ascii="Arial" w:hAnsi="Arial" w:cs="Arial"/>
+        </w:rPr>
+        <w:t>rejectOffer</w:t>
+      </w:r>
+      <w:proofErr w:type="spellEnd"/>
+      <w:r>
+        <w:rPr>
+          <w:rFonts w:ascii="Arial" w:hAnsi="Arial" w:cs="Arial"/>
+        </w:rPr>
+        <w:t xml:space="preserve"> </w:t>
+      </w:r>
+      <w:proofErr w:type="spellStart"/>
+      <w:r>
+        <w:rPr>
+          <w:rFonts w:ascii="Arial" w:hAnsi="Arial" w:cs="Arial"/>
+        </w:rPr>
+        <w:t>function</w:t>
+      </w:r>
+      <w:proofErr w:type="spellEnd"/>
+      <w:r>
+        <w:rPr>
+          <w:rFonts w:ascii="Arial" w:hAnsi="Arial" w:cs="Arial"/>
+        </w:rPr>
+        <w:t xml:space="preserve"> egy ajánlat elutasítását végzi. Először kiolvassa az ajánlat azonosítóját az URL</w:t>
+      </w:r>
+      <w:r>
+        <w:rPr>
+          <w:rFonts w:ascii="Cambria Math" w:hAnsi="Cambria Math" w:cs="Cambria Math"/>
+        </w:rPr>
+        <w:t>‑</w:t>
+      </w:r>
+      <w:r>
+        <w:rPr>
+          <w:rFonts w:ascii="Arial" w:hAnsi="Arial" w:cs="Arial"/>
+        </w:rPr>
+        <w:t>ből, majd lekéri az adatbázisból azt az ajánlatot, amely a megadott ID</w:t>
+      </w:r>
+      <w:r>
+        <w:rPr>
+          <w:rFonts w:ascii="Cambria Math" w:hAnsi="Cambria Math" w:cs="Cambria Math"/>
+        </w:rPr>
+        <w:t>‑</w:t>
+      </w:r>
+      <w:proofErr w:type="spellStart"/>
+      <w:r>
+        <w:rPr>
+          <w:rFonts w:ascii="Arial" w:hAnsi="Arial" w:cs="Arial"/>
+        </w:rPr>
+        <w:t>hez</w:t>
+      </w:r>
+      <w:proofErr w:type="spellEnd"/>
+      <w:r>
+        <w:rPr>
+          <w:rFonts w:ascii="Arial" w:hAnsi="Arial" w:cs="Arial"/>
+        </w:rPr>
+        <w:t xml:space="preserve"> tartozik és amelynek az eladója a bejelentkezett felhasználó. Ha ilyen ajánlat nem található, vagy a felhasználónak nincs jogosultsága hozzá, hibát küld vissza. Érvényes ajánlat esetén a </w:t>
+      </w:r>
+      <w:proofErr w:type="spellStart"/>
+      <w:r>
+        <w:rPr>
+          <w:rFonts w:ascii="Arial" w:hAnsi="Arial" w:cs="Arial"/>
+        </w:rPr>
+        <w:t>Prisma</w:t>
+      </w:r>
+      <w:proofErr w:type="spellEnd"/>
+      <w:r>
+        <w:rPr>
+          <w:rFonts w:ascii="Arial" w:hAnsi="Arial" w:cs="Arial"/>
+        </w:rPr>
+        <w:t xml:space="preserve"> segítségével frissíti annak státuszát </w:t>
+      </w:r>
+      <w:proofErr w:type="spellStart"/>
+      <w:r>
+        <w:rPr>
+          <w:rFonts w:ascii="Arial" w:hAnsi="Arial" w:cs="Arial"/>
+        </w:rPr>
+        <w:t>rejected</w:t>
+      </w:r>
+      <w:proofErr w:type="spellEnd"/>
+      <w:r>
+        <w:rPr>
+          <w:rFonts w:ascii="Arial" w:hAnsi="Arial" w:cs="Arial"/>
+        </w:rPr>
+        <w:t xml:space="preserve"> értékre. Ezután, ha a vevő online van, a függvény Socket.IO segítségével valós időben értesítést küld neki az ajánlat elutasításáról. </w:t>
+      </w:r>
+    </w:p>
+    <w:p>
+      <w:pPr>
+        <w:rPr>
+          <w:rFonts w:ascii="Arial" w:hAnsi="Arial" w:cs="Arial"/>
+        </w:rPr>
+      </w:pPr>
+      <w:r>
+        <w:rPr>
+          <w:rFonts w:ascii="Arial" w:hAnsi="Arial" w:cs="Arial"/>
+        </w:rPr>
+        <w:lastRenderedPageBreak/>
+        <w:drawing>
+          <wp:inline distT="0" distB="0" distL="0" distR="0" wp14:anchorId="33272163" wp14:editId="5154DD35">
+            <wp:extent cx="5760720" cy="5800090"/>
+            <wp:effectExtent l="0" t="0" r="0" b="0"/>
+            <wp:docPr id="33" name="Kép 33"/>
+            <wp:cNvGraphicFramePr>
+              <a:graphicFrameLocks xmlns:a="http://schemas.openxmlformats.org/drawingml/2006/main" noChangeAspect="1"/>
+            </wp:cNvGraphicFramePr>
+            <a:graphic xmlns:a="http://schemas.openxmlformats.org/drawingml/2006/main">
+              <a:graphicData uri="http://schemas.openxmlformats.org/drawingml/2006/picture">
+                <pic:pic xmlns:pic="http://schemas.openxmlformats.org/drawingml/2006/picture">
+                  <pic:nvPicPr>
+                    <pic:cNvPr id="1" name=""/>
+                    <pic:cNvPicPr/>
+                  </pic:nvPicPr>
+                  <pic:blipFill>
+                    <a:blip r:embed="rId38"/>
+                    <a:stretch>
+                      <a:fillRect/>
+                    </a:stretch>
+                  </pic:blipFill>
+                  <pic:spPr>
+                    <a:xfrm>
+                      <a:off x="0" y="0"/>
+                      <a:ext cx="5760720" cy="5800090"/>
+                    </a:xfrm>
+                    <a:prstGeom prst="rect">
+                      <a:avLst/>
+                    </a:prstGeom>
+                  </pic:spPr>
+                </pic:pic>
+              </a:graphicData>
+            </a:graphic>
+          </wp:inline>
+        </w:drawing>
+      </w:r>
+    </w:p>
+    <w:p>
+      <w:pPr>
+        <w:rPr>
+          <w:rFonts w:ascii="Arial" w:hAnsi="Arial" w:cs="Arial"/>
+        </w:rPr>
+      </w:pPr>
+      <w:r>
+        <w:rPr>
+          <w:rFonts w:ascii="Arial" w:hAnsi="Arial" w:cs="Arial"/>
+        </w:rPr>
+        <w:t xml:space="preserve">A </w:t>
+      </w:r>
+      <w:proofErr w:type="spellStart"/>
+      <w:r>
+        <w:rPr>
+          <w:rFonts w:ascii="Arial" w:hAnsi="Arial" w:cs="Arial"/>
+        </w:rPr>
+        <w:t>counterOffer</w:t>
+      </w:r>
+      <w:proofErr w:type="spellEnd"/>
+      <w:r>
+        <w:rPr>
+          <w:rFonts w:ascii="Arial" w:hAnsi="Arial" w:cs="Arial"/>
+        </w:rPr>
+        <w:t xml:space="preserve"> </w:t>
+      </w:r>
+      <w:proofErr w:type="spellStart"/>
+      <w:r>
+        <w:rPr>
+          <w:rFonts w:ascii="Arial" w:hAnsi="Arial" w:cs="Arial"/>
+        </w:rPr>
+        <w:t>function</w:t>
+      </w:r>
+      <w:proofErr w:type="spellEnd"/>
+      <w:r>
+        <w:rPr>
+          <w:rFonts w:ascii="Arial" w:hAnsi="Arial" w:cs="Arial"/>
+        </w:rPr>
+        <w:t xml:space="preserve"> egy visszaajánlat küldését kezeli. A kérésből kiolvassa a visszaajánlott árat és az ajánlat azonosítóját, majd lekéri az adatbázisból azt az ajánlatot, amely a megadott ID</w:t>
+      </w:r>
+      <w:r>
+        <w:rPr>
+          <w:rFonts w:ascii="Cambria Math" w:hAnsi="Cambria Math" w:cs="Cambria Math"/>
+        </w:rPr>
+        <w:t>‑</w:t>
+      </w:r>
+      <w:proofErr w:type="spellStart"/>
+      <w:r>
+        <w:rPr>
+          <w:rFonts w:ascii="Arial" w:hAnsi="Arial" w:cs="Arial"/>
+        </w:rPr>
+        <w:t>hez</w:t>
+      </w:r>
+      <w:proofErr w:type="spellEnd"/>
+      <w:r>
+        <w:rPr>
+          <w:rFonts w:ascii="Arial" w:hAnsi="Arial" w:cs="Arial"/>
+        </w:rPr>
+        <w:t xml:space="preserve"> tartozik és amelynek az eladója a bejelentkezett felhasználó. Ha ilyen ajánlat nem található, hibát ad vissza. A lekért ajánlathoz tartozó termék árának 70%-a alapján kiszámítja a megengedett legalacsonyabb visszaajánlati árat, és ha a felhasználó ennél kevesebbet adna meg, hibát küld a minimális értékkel együtt. Érvényes visszaajánlat esetén frissíti az ajánlat státuszát </w:t>
+      </w:r>
+      <w:proofErr w:type="spellStart"/>
+      <w:r>
+        <w:rPr>
+          <w:rFonts w:ascii="Arial" w:hAnsi="Arial" w:cs="Arial"/>
+        </w:rPr>
+        <w:t>counter_offered</w:t>
+      </w:r>
+      <w:proofErr w:type="spellEnd"/>
+      <w:r>
+        <w:rPr>
+          <w:rFonts w:ascii="Arial" w:hAnsi="Arial" w:cs="Arial"/>
+        </w:rPr>
+        <w:t xml:space="preserve"> értékre, és eltárolja a visszaajánlott árat. Ha a vevő online van, Socket.IO segítségével értesítést kap az ajánlat módosult állapotáról és a visszaajánlott összegről.</w:t>
+      </w:r>
+    </w:p>
+    <w:p>
+      <w:pPr>
+        <w:rPr>
+          <w:rFonts w:ascii="Arial" w:hAnsi="Arial" w:cs="Arial"/>
+        </w:rPr>
+      </w:pPr>
+      <w:r>
+        <w:rPr>
+          <w:rFonts w:ascii="Arial" w:hAnsi="Arial" w:cs="Arial"/>
+        </w:rPr>
+        <w:lastRenderedPageBreak/>
+        <w:drawing>
+          <wp:inline distT="0" distB="0" distL="0" distR="0" wp14:anchorId="79BDB380" wp14:editId="393A8935">
+            <wp:extent cx="5760720" cy="4585970"/>
+            <wp:effectExtent l="0" t="0" r="0" b="5080"/>
+            <wp:docPr id="34" name="Kép 34"/>
+            <wp:cNvGraphicFramePr>
+              <a:graphicFrameLocks xmlns:a="http://schemas.openxmlformats.org/drawingml/2006/main" noChangeAspect="1"/>
+            </wp:cNvGraphicFramePr>
+            <a:graphic xmlns:a="http://schemas.openxmlformats.org/drawingml/2006/main">
+              <a:graphicData uri="http://schemas.openxmlformats.org/drawingml/2006/picture">
+                <pic:pic xmlns:pic="http://schemas.openxmlformats.org/drawingml/2006/picture">
+                  <pic:nvPicPr>
+                    <pic:cNvPr id="1" name=""/>
+                    <pic:cNvPicPr/>
+                  </pic:nvPicPr>
+                  <pic:blipFill>
+                    <a:blip r:embed="rId39"/>
+                    <a:stretch>
+                      <a:fillRect/>
+                    </a:stretch>
+                  </pic:blipFill>
+                  <pic:spPr>
+                    <a:xfrm>
+                      <a:off x="0" y="0"/>
+                      <a:ext cx="5760720" cy="4585970"/>
+                    </a:xfrm>
+                    <a:prstGeom prst="rect">
+                      <a:avLst/>
+                    </a:prstGeom>
+                  </pic:spPr>
+                </pic:pic>
+              </a:graphicData>
+            </a:graphic>
+          </wp:inline>
+        </w:drawing>
+      </w:r>
+    </w:p>
+    <w:p>
+      <w:pPr>
+        <w:rPr>
+          <w:rFonts w:ascii="Arial" w:hAnsi="Arial" w:cs="Arial"/>
+        </w:rPr>
+      </w:pPr>
+      <w:r>
+        <w:rPr>
+          <w:rFonts w:ascii="Arial" w:hAnsi="Arial" w:cs="Arial"/>
+        </w:rPr>
+        <w:t xml:space="preserve">A </w:t>
+      </w:r>
+      <w:proofErr w:type="spellStart"/>
+      <w:r>
+        <w:rPr>
+          <w:rFonts w:ascii="Arial" w:hAnsi="Arial" w:cs="Arial"/>
+        </w:rPr>
+        <w:t>deleteOffer</w:t>
+      </w:r>
+      <w:proofErr w:type="spellEnd"/>
+      <w:r>
+        <w:rPr>
+          <w:rFonts w:ascii="Arial" w:hAnsi="Arial" w:cs="Arial"/>
+        </w:rPr>
+        <w:t xml:space="preserve"> </w:t>
+      </w:r>
+      <w:proofErr w:type="spellStart"/>
+      <w:r>
+        <w:rPr>
+          <w:rFonts w:ascii="Arial" w:hAnsi="Arial" w:cs="Arial"/>
+        </w:rPr>
+        <w:t>function</w:t>
+      </w:r>
+      <w:proofErr w:type="spellEnd"/>
+      <w:r>
+        <w:rPr>
+          <w:rFonts w:ascii="Arial" w:hAnsi="Arial" w:cs="Arial"/>
+        </w:rPr>
+        <w:t xml:space="preserve"> egy ajánlat törlését végzi. A kérés URL</w:t>
+      </w:r>
+      <w:r>
+        <w:rPr>
+          <w:rFonts w:ascii="Cambria Math" w:hAnsi="Cambria Math" w:cs="Cambria Math"/>
+        </w:rPr>
+        <w:t>‑</w:t>
+      </w:r>
+      <w:r>
+        <w:rPr>
+          <w:rFonts w:ascii="Arial" w:hAnsi="Arial" w:cs="Arial"/>
+        </w:rPr>
+        <w:t>paraméteréből kiolvassa az ajánlat azonosítóját, majd lekéri az adatbázisból azt az ajánlatot, amely ehhez az ID</w:t>
+      </w:r>
+      <w:r>
+        <w:rPr>
+          <w:rFonts w:ascii="Cambria Math" w:hAnsi="Cambria Math" w:cs="Cambria Math"/>
+        </w:rPr>
+        <w:t>‑</w:t>
+      </w:r>
+      <w:proofErr w:type="spellStart"/>
+      <w:r>
+        <w:rPr>
+          <w:rFonts w:ascii="Arial" w:hAnsi="Arial" w:cs="Arial"/>
+        </w:rPr>
+        <w:t>hez</w:t>
+      </w:r>
+      <w:proofErr w:type="spellEnd"/>
+      <w:r>
+        <w:rPr>
+          <w:rFonts w:ascii="Arial" w:hAnsi="Arial" w:cs="Arial"/>
+        </w:rPr>
+        <w:t xml:space="preserve"> tartozik és amelynek a vevője a bejelentkezett felhasználó. Ha ilyen ajánlat nem található, hibát ad vissza. Érvényes ajánlat esetén törli azt az adatbázisból. Ezután meghatározza az aktuális nap dátumát, és ha a felhasználó napi ajánlatszámlálója még ugyanarra a napra vonatkozik, akkor egyet csökkent rajta.</w:t>
+      </w:r>
+    </w:p>
+    <w:p>
+      <w:pPr>
+        <w:rPr>
+          <w:rFonts w:ascii="Arial" w:hAnsi="Arial" w:cs="Arial"/>
+        </w:rPr>
+      </w:pPr>
+      <w:r>
+        <w:rPr>
+          <w:rFonts w:ascii="Arial" w:hAnsi="Arial" w:cs="Arial"/>
+        </w:rPr>
+        <w:lastRenderedPageBreak/>
+        <w:drawing>
+          <wp:inline distT="0" distB="0" distL="0" distR="0" wp14:anchorId="72C5BFA2" wp14:editId="77482BBE">
+            <wp:extent cx="5760720" cy="7412355"/>
+            <wp:effectExtent l="0" t="0" r="0" b="0"/>
+            <wp:docPr id="35" name="Kép 35"/>
+            <wp:cNvGraphicFramePr>
+              <a:graphicFrameLocks xmlns:a="http://schemas.openxmlformats.org/drawingml/2006/main" noChangeAspect="1"/>
+            </wp:cNvGraphicFramePr>
+            <a:graphic xmlns:a="http://schemas.openxmlformats.org/drawingml/2006/main">
+              <a:graphicData uri="http://schemas.openxmlformats.org/drawingml/2006/picture">
+                <pic:pic xmlns:pic="http://schemas.openxmlformats.org/drawingml/2006/picture">
+                  <pic:nvPicPr>
+                    <pic:cNvPr id="1" name=""/>
+                    <pic:cNvPicPr/>
+                  </pic:nvPicPr>
+                  <pic:blipFill>
+                    <a:blip r:embed="rId40"/>
+                    <a:stretch>
+                      <a:fillRect/>
+                    </a:stretch>
+                  </pic:blipFill>
+                  <pic:spPr>
+                    <a:xfrm>
+                      <a:off x="0" y="0"/>
+                      <a:ext cx="5760720" cy="7412355"/>
+                    </a:xfrm>
+                    <a:prstGeom prst="rect">
+                      <a:avLst/>
+                    </a:prstGeom>
+                  </pic:spPr>
+                </pic:pic>
+              </a:graphicData>
+            </a:graphic>
+          </wp:inline>
+        </w:drawing>
+      </w:r>
+      <w:r>
+        <w:t xml:space="preserve"> </w:t>
+      </w:r>
+      <w:r>
+        <w:rPr>
+          <w:rFonts w:ascii="Arial" w:hAnsi="Arial" w:cs="Arial"/>
+        </w:rPr>
+        <w:t xml:space="preserve">A </w:t>
+      </w:r>
+      <w:proofErr w:type="spellStart"/>
+      <w:r>
+        <w:rPr>
+          <w:rFonts w:ascii="Arial" w:hAnsi="Arial" w:cs="Arial"/>
+        </w:rPr>
+        <w:t>createOrder</w:t>
+      </w:r>
+      <w:proofErr w:type="spellEnd"/>
+      <w:r>
+        <w:rPr>
+          <w:rFonts w:ascii="Arial" w:hAnsi="Arial" w:cs="Arial"/>
+        </w:rPr>
+        <w:t xml:space="preserve"> </w:t>
+      </w:r>
+      <w:proofErr w:type="spellStart"/>
+      <w:r>
+        <w:rPr>
+          <w:rFonts w:ascii="Arial" w:hAnsi="Arial" w:cs="Arial"/>
+        </w:rPr>
+        <w:t>function</w:t>
+      </w:r>
+      <w:proofErr w:type="spellEnd"/>
+      <w:r>
+        <w:rPr>
+          <w:rFonts w:ascii="Arial" w:hAnsi="Arial" w:cs="Arial"/>
+        </w:rPr>
+        <w:t xml:space="preserve"> egy termék megvásárlását kezeli. A kérésből kiolvassa a termék azonosítóját és a bejelentkezett felhasználó azonosítóját, majd lekéri az adatbázisból a terméket. Ha a termék nem létezik, hibát ad vissza. Ha a termék státusza nem </w:t>
+      </w:r>
+      <w:proofErr w:type="spellStart"/>
+      <w:r>
+        <w:rPr>
+          <w:rFonts w:ascii="Arial" w:hAnsi="Arial" w:cs="Arial"/>
+        </w:rPr>
+        <w:t>available</w:t>
+      </w:r>
+      <w:proofErr w:type="spellEnd"/>
+      <w:r>
+        <w:rPr>
+          <w:rFonts w:ascii="Arial" w:hAnsi="Arial" w:cs="Arial"/>
+        </w:rPr>
+        <w:t xml:space="preserve">, vagy ha a felhasználó a saját termékét próbálná megvenni, szintén hibát küld. Érvényes feltételek esetén tranzakciót indít, amelyben létrehoz egy új rendelést </w:t>
+      </w:r>
+      <w:proofErr w:type="spellStart"/>
+      <w:r>
+        <w:rPr>
+          <w:rFonts w:ascii="Arial" w:hAnsi="Arial" w:cs="Arial"/>
+        </w:rPr>
+        <w:t>pending</w:t>
+      </w:r>
+      <w:proofErr w:type="spellEnd"/>
+      <w:r>
+        <w:rPr>
+          <w:rFonts w:ascii="Arial" w:hAnsi="Arial" w:cs="Arial"/>
+        </w:rPr>
+        <w:t xml:space="preserve"> státusszal, majd frissíti a termék státuszát </w:t>
+      </w:r>
+      <w:proofErr w:type="spellStart"/>
+      <w:r>
+        <w:rPr>
+          <w:rFonts w:ascii="Arial" w:hAnsi="Arial" w:cs="Arial"/>
+        </w:rPr>
+        <w:t>sold</w:t>
+      </w:r>
+      <w:proofErr w:type="spellEnd"/>
+      <w:r>
+        <w:rPr>
+          <w:rFonts w:ascii="Arial" w:hAnsi="Arial" w:cs="Arial"/>
+        </w:rPr>
+        <w:t xml:space="preserve"> értékre.</w:t>
+      </w:r>
+    </w:p>
+    <w:p>
+      <w:pPr>
+        <w:rPr>
+          <w:rFonts w:ascii="Arial" w:hAnsi="Arial" w:cs="Arial"/>
+        </w:rPr>
+      </w:pPr>
+      <w:r>
+        <w:rPr>
+          <w:rFonts w:ascii="Arial" w:hAnsi="Arial" w:cs="Arial"/>
+        </w:rPr>
+        <w:lastRenderedPageBreak/>
+        <w:drawing>
+          <wp:inline distT="0" distB="0" distL="0" distR="0" wp14:anchorId="72924A54" wp14:editId="713A7C63">
+            <wp:extent cx="5534797" cy="7792537"/>
+            <wp:effectExtent l="0" t="0" r="8890" b="0"/>
+            <wp:docPr id="36" name="Kép 36"/>
+            <wp:cNvGraphicFramePr>
+              <a:graphicFrameLocks xmlns:a="http://schemas.openxmlformats.org/drawingml/2006/main" noChangeAspect="1"/>
+            </wp:cNvGraphicFramePr>
+            <a:graphic xmlns:a="http://schemas.openxmlformats.org/drawingml/2006/main">
+              <a:graphicData uri="http://schemas.openxmlformats.org/drawingml/2006/picture">
+                <pic:pic xmlns:pic="http://schemas.openxmlformats.org/drawingml/2006/picture">
+                  <pic:nvPicPr>
+                    <pic:cNvPr id="1" name=""/>
+                    <pic:cNvPicPr/>
+                  </pic:nvPicPr>
+                  <pic:blipFill>
+                    <a:blip r:embed="rId41"/>
+                    <a:stretch>
+                      <a:fillRect/>
+                    </a:stretch>
+                  </pic:blipFill>
+                  <pic:spPr>
+                    <a:xfrm>
+                      <a:off x="0" y="0"/>
+                      <a:ext cx="5534797" cy="7792537"/>
+                    </a:xfrm>
+                    <a:prstGeom prst="rect">
+                      <a:avLst/>
+                    </a:prstGeom>
+                  </pic:spPr>
+                </pic:pic>
+              </a:graphicData>
+            </a:graphic>
+          </wp:inline>
+        </w:drawing>
+      </w:r>
+    </w:p>
+    <w:p>
+      <w:pPr>
+        <w:rPr>
+          <w:rFonts w:ascii="Arial" w:hAnsi="Arial" w:cs="Arial"/>
+        </w:rPr>
+      </w:pPr>
+      <w:r>
+        <w:rPr>
+          <w:rFonts w:ascii="Arial" w:hAnsi="Arial" w:cs="Arial"/>
+        </w:rPr>
+        <w:t xml:space="preserve">A </w:t>
+      </w:r>
+      <w:proofErr w:type="spellStart"/>
+      <w:r>
+        <w:rPr>
+          <w:rFonts w:ascii="Arial" w:hAnsi="Arial" w:cs="Arial"/>
+        </w:rPr>
+        <w:t>getMyOrders</w:t>
+      </w:r>
+      <w:proofErr w:type="spellEnd"/>
+      <w:r>
+        <w:rPr>
+          <w:rFonts w:ascii="Arial" w:hAnsi="Arial" w:cs="Arial"/>
+        </w:rPr>
+        <w:t xml:space="preserve"> </w:t>
+      </w:r>
+      <w:proofErr w:type="spellStart"/>
+      <w:r>
+        <w:rPr>
+          <w:rFonts w:ascii="Arial" w:hAnsi="Arial" w:cs="Arial"/>
+        </w:rPr>
+        <w:t>function</w:t>
+      </w:r>
+      <w:proofErr w:type="spellEnd"/>
+      <w:r>
+        <w:rPr>
+          <w:rFonts w:ascii="Arial" w:hAnsi="Arial" w:cs="Arial"/>
+        </w:rPr>
+        <w:t xml:space="preserve"> a bejelentkezett felhasználóhoz tartozó rendelések listáját gyűjti össze. A lekérdezés a </w:t>
+      </w:r>
+      <w:proofErr w:type="gramStart"/>
+      <w:r>
+        <w:rPr>
+          <w:rFonts w:ascii="Arial" w:hAnsi="Arial" w:cs="Arial"/>
+        </w:rPr>
+        <w:t>felhasználó</w:t>
+      </w:r>
+      <w:proofErr w:type="gramEnd"/>
+      <w:r>
+        <w:rPr>
+          <w:rFonts w:ascii="Arial" w:hAnsi="Arial" w:cs="Arial"/>
+        </w:rPr>
+        <w:t xml:space="preserve"> mint vevő összes rendelését visszaadja, és minden rendeléshez csatolja a kapcsolódó termék adatait, valamint a termék elsődleges képét. Emellett tartalmazza az eladó felhasználónevét és azonosítóját is. Az eredmények a rendelés dátuma alapján csökkenő sorrendben érkeznek. A kapott rekordokból a függvény </w:t>
+      </w:r>
+      <w:r>
+        <w:rPr>
+          <w:rFonts w:ascii="Arial" w:hAnsi="Arial" w:cs="Arial"/>
+        </w:rPr>
+        <w:lastRenderedPageBreak/>
+        <w:t>egy egyszerűsített, egységes szerkezetű objektumlistát készít, amely tartalmazza a rendelés azonosítóját, a termék alapadatait, az eladó adatait és a termék képét.</w:t>
+      </w:r>
+    </w:p>
+    <w:p>
+      <w:pPr>
+        <w:rPr>
+          <w:rFonts w:ascii="Arial" w:hAnsi="Arial" w:cs="Arial"/>
+        </w:rPr>
+      </w:pPr>
+      <w:r>
+        <w:rPr>
+          <w:rFonts w:ascii="Arial" w:hAnsi="Arial" w:cs="Arial"/>
+        </w:rPr>
+        <w:drawing>
+          <wp:inline distT="0" distB="0" distL="0" distR="0" wp14:anchorId="24F25BB3" wp14:editId="00B49701">
+            <wp:extent cx="5572903" cy="7735380"/>
+            <wp:effectExtent l="0" t="0" r="8890" b="0"/>
+            <wp:docPr id="37" name="Kép 37"/>
+            <wp:cNvGraphicFramePr>
+              <a:graphicFrameLocks xmlns:a="http://schemas.openxmlformats.org/drawingml/2006/main" noChangeAspect="1"/>
+            </wp:cNvGraphicFramePr>
+            <a:graphic xmlns:a="http://schemas.openxmlformats.org/drawingml/2006/main">
+              <a:graphicData uri="http://schemas.openxmlformats.org/drawingml/2006/picture">
+                <pic:pic xmlns:pic="http://schemas.openxmlformats.org/drawingml/2006/picture">
+                  <pic:nvPicPr>
+                    <pic:cNvPr id="1" name=""/>
+                    <pic:cNvPicPr/>
+                  </pic:nvPicPr>
+                  <pic:blipFill>
+                    <a:blip r:embed="rId42"/>
+                    <a:stretch>
+                      <a:fillRect/>
+                    </a:stretch>
+                  </pic:blipFill>
+                  <pic:spPr>
+                    <a:xfrm>
+                      <a:off x="0" y="0"/>
+                      <a:ext cx="5572903" cy="7735380"/>
+                    </a:xfrm>
+                    <a:prstGeom prst="rect">
+                      <a:avLst/>
+                    </a:prstGeom>
+                  </pic:spPr>
+                </pic:pic>
+              </a:graphicData>
+            </a:graphic>
+          </wp:inline>
+        </w:drawing>
+      </w:r>
+    </w:p>
+    <w:p>
+      <w:pPr>
+        <w:rPr>
+          <w:noProof/>
+        </w:rPr>
+      </w:pPr>
+      <w:r>
+        <w:rPr>
+          <w:rFonts w:ascii="Arial" w:hAnsi="Arial" w:cs="Arial"/>
+        </w:rPr>
+        <w:t xml:space="preserve">A </w:t>
+      </w:r>
+      <w:proofErr w:type="spellStart"/>
+      <w:r>
+        <w:rPr>
+          <w:rFonts w:ascii="Arial" w:hAnsi="Arial" w:cs="Arial"/>
+        </w:rPr>
+        <w:t>getMySales</w:t>
+      </w:r>
+      <w:proofErr w:type="spellEnd"/>
+      <w:r>
+        <w:rPr>
+          <w:rFonts w:ascii="Arial" w:hAnsi="Arial" w:cs="Arial"/>
+        </w:rPr>
+        <w:t xml:space="preserve"> </w:t>
+      </w:r>
+      <w:proofErr w:type="spellStart"/>
+      <w:r>
+        <w:rPr>
+          <w:rFonts w:ascii="Arial" w:hAnsi="Arial" w:cs="Arial"/>
+        </w:rPr>
+        <w:t>function</w:t>
+      </w:r>
+      <w:proofErr w:type="spellEnd"/>
+      <w:r>
+        <w:rPr>
+          <w:rFonts w:ascii="Arial" w:hAnsi="Arial" w:cs="Arial"/>
+        </w:rPr>
+        <w:t xml:space="preserve"> a bejelentkezett felhasználó eladóként rögzített rendeléseit gyűjti össze. A lekérdezés minden olyan rendelést visszaad, ahol a felhasználó a </w:t>
+      </w:r>
+      <w:proofErr w:type="spellStart"/>
+      <w:r>
+        <w:rPr>
+          <w:rFonts w:ascii="Arial" w:hAnsi="Arial" w:cs="Arial"/>
+        </w:rPr>
+        <w:t>seller_id</w:t>
+      </w:r>
+      <w:proofErr w:type="spellEnd"/>
+      <w:r>
+        <w:rPr>
+          <w:rFonts w:ascii="Arial" w:hAnsi="Arial" w:cs="Arial"/>
+        </w:rPr>
+        <w:t xml:space="preserve">, és ezekhez csatolja a kapcsolódó termék adatait, valamint a termék elsődleges képét. Emellett </w:t>
+      </w:r>
+      <w:r>
+        <w:rPr>
+          <w:rFonts w:ascii="Arial" w:hAnsi="Arial" w:cs="Arial"/>
+        </w:rPr>
+        <w:lastRenderedPageBreak/>
+        <w:t>tartalmazza a vevő felhasználónevét és azonosítóját is. Az eredmények a rendelés dátuma alapján csökkenő sorrendben érkeznek. A kapott rekordokból a függvény egy egységes szerkezetű objektumlistát készít, amely tartalmazza a rendelés azonosítóját, a termék alapadatait, a vevő adatait és a termék képét.</w:t>
+      </w:r>
+      <w:r>
+        <w:rPr>
+          <w:noProof/>
+        </w:rPr>
+        <w:t xml:space="preserve"> </w:t>
+      </w:r>
+      <w:r>
+        <w:rPr>
+          <w:rFonts w:ascii="Arial" w:hAnsi="Arial" w:cs="Arial"/>
+        </w:rPr>
+        <w:drawing>
+          <wp:inline distT="0" distB="0" distL="0" distR="0" wp14:anchorId="7D44E947" wp14:editId="30035234">
+            <wp:extent cx="5760720" cy="4363085"/>
+            <wp:effectExtent l="0" t="0" r="0" b="0"/>
+            <wp:docPr id="38" name="Kép 38"/>
+            <wp:cNvGraphicFramePr>
+              <a:graphicFrameLocks xmlns:a="http://schemas.openxmlformats.org/drawingml/2006/main" noChangeAspect="1"/>
+            </wp:cNvGraphicFramePr>
+            <a:graphic xmlns:a="http://schemas.openxmlformats.org/drawingml/2006/main">
+              <a:graphicData uri="http://schemas.openxmlformats.org/drawingml/2006/picture">
+                <pic:pic xmlns:pic="http://schemas.openxmlformats.org/drawingml/2006/picture">
+                  <pic:nvPicPr>
+                    <pic:cNvPr id="1" name=""/>
+                    <pic:cNvPicPr/>
+                  </pic:nvPicPr>
+                  <pic:blipFill>
+                    <a:blip r:embed="rId43"/>
+                    <a:stretch>
+                      <a:fillRect/>
+                    </a:stretch>
+                  </pic:blipFill>
+                  <pic:spPr>
+                    <a:xfrm>
+                      <a:off x="0" y="0"/>
+                      <a:ext cx="5760720" cy="4363085"/>
+                    </a:xfrm>
+                    <a:prstGeom prst="rect">
+                      <a:avLst/>
+                    </a:prstGeom>
+                  </pic:spPr>
+                </pic:pic>
+              </a:graphicData>
+            </a:graphic>
+          </wp:inline>
+        </w:drawing>
+      </w:r>
+    </w:p>
+    <w:p>
+      <w:pPr>
+        <w:rPr>
+          <w:rFonts w:ascii="Arial" w:hAnsi="Arial" w:cs="Arial"/>
+        </w:rPr>
+      </w:pPr>
+      <w:r>
+        <w:rPr>
+          <w:rFonts w:ascii="Arial" w:hAnsi="Arial" w:cs="Arial"/>
+        </w:rPr>
+        <w:t xml:space="preserve">A </w:t>
+      </w:r>
+      <w:proofErr w:type="spellStart"/>
+      <w:r>
+        <w:rPr>
+          <w:rFonts w:ascii="Arial" w:hAnsi="Arial" w:cs="Arial"/>
+        </w:rPr>
+        <w:t>updateOrderStatus</w:t>
+      </w:r>
+      <w:proofErr w:type="spellEnd"/>
+      <w:r>
+        <w:rPr>
+          <w:rFonts w:ascii="Arial" w:hAnsi="Arial" w:cs="Arial"/>
+        </w:rPr>
+        <w:t xml:space="preserve"> </w:t>
+      </w:r>
+      <w:proofErr w:type="spellStart"/>
+      <w:r>
+        <w:rPr>
+          <w:rFonts w:ascii="Arial" w:hAnsi="Arial" w:cs="Arial"/>
+        </w:rPr>
+        <w:t>function</w:t>
+      </w:r>
+      <w:proofErr w:type="spellEnd"/>
+      <w:r>
+        <w:rPr>
+          <w:rFonts w:ascii="Arial" w:hAnsi="Arial" w:cs="Arial"/>
+        </w:rPr>
+        <w:t xml:space="preserve"> egy rendelés státuszának módosítását végzi. A kérés URL</w:t>
+      </w:r>
+      <w:r>
+        <w:rPr>
+          <w:rFonts w:ascii="Cambria Math" w:hAnsi="Cambria Math" w:cs="Cambria Math"/>
+        </w:rPr>
+        <w:t>‑</w:t>
+      </w:r>
+      <w:r>
+        <w:rPr>
+          <w:rFonts w:ascii="Arial" w:hAnsi="Arial" w:cs="Arial"/>
+        </w:rPr>
+        <w:t>paraméteréből kiolvassa a rendelés azonosítóját, a törzsből pedig az új státuszt. Ezután lekéri az adatbázisból a rendelést, és ellenőrzi, hogy a bejelentkezett felhasználó valóban az adott rendelés eladója</w:t>
+      </w:r>
+      <w:r>
+        <w:rPr>
+          <w:rFonts w:ascii="Cambria Math" w:hAnsi="Cambria Math" w:cs="Cambria Math"/>
+        </w:rPr>
+        <w:t>‑</w:t>
+      </w:r>
+      <w:r>
+        <w:rPr>
+          <w:rFonts w:ascii="Arial" w:hAnsi="Arial" w:cs="Arial"/>
+        </w:rPr>
+        <w:t>e. Ha a rendelés nem létezik, vagy a felhasználónak nincs jogosultsága a módosításhoz, hibát ad vissza. Jogosultság esetén frissíti a rendelés státuszát az adatbázisban.</w:t>
+      </w:r>
+    </w:p>
+    <w:p>
+      <w:pPr>
+        <w:rPr>
+          <w:rFonts w:ascii="Arial" w:hAnsi="Arial" w:cs="Arial"/>
         </w:rPr>
       </w:pPr>
     </w:p>
     <w:sectPr>
-      <w:headerReference w:type="default" r:id="rId22"/>
-      <w:footerReference w:type="default" r:id="rId23"/>
+      <w:headerReference w:type="default" r:id="rId44"/>
+      <w:footerReference w:type="default" r:id="rId45"/>
       <w:pgSz w:w="11906" w:h="16838"/>
       <w:pgMar w:top="1417" w:right="1417" w:bottom="1417" w:left="1417" w:header="426" w:footer="708" w:gutter="0"/>
       <w:cols w:space="708"/>
@@ -16940,7 +18397,6 @@
   <w:style w:type="character" w:default="1" w:styleId="Bekezdsalapbettpusa">
     <w:name w:val="Default Paragraph Font"/>
     <w:uiPriority w:val="1"/>
-    <w:semiHidden/>
     <w:unhideWhenUsed/>
   </w:style>
   <w:style w:type="table" w:default="1" w:styleId="Normltblzat">
@@ -17371,6 +18827,30 @@
       <w14:ligatures w14:val="none"/>
     </w:rPr>
   </w:style>
+  <w:style w:type="character" w:styleId="Kiemels">
+    <w:name w:val="Emphasis"/>
+    <w:basedOn w:val="Bekezdsalapbettpusa"/>
+    <w:uiPriority w:val="20"/>
+    <w:qFormat/>
+    <w:rsid w:val="002E5B1A"/>
+    <w:rPr>
+      <w:i/>
+      <w:iCs/>
+    </w:rPr>
+  </w:style>
+  <w:style w:type="character" w:styleId="HTML-kd">
+    <w:name w:val="HTML Code"/>
+    <w:basedOn w:val="Bekezdsalapbettpusa"/>
+    <w:uiPriority w:val="99"/>
+    <w:semiHidden/>
+    <w:unhideWhenUsed/>
+    <w:rsid w:val="002E5B1A"/>
+    <w:rPr>
+      <w:rFonts w:ascii="Courier New" w:eastAsia="Times New Roman" w:hAnsi="Courier New" w:cs="Courier New"/>
+      <w:sz w:val="20"/>
+      <w:szCs w:val="20"/>
+    </w:rPr>
+  </w:style>
 </w:styles>
 </file>
 

--- a/docs/Bellora dokumentacio.docx
+++ b/docs/Bellora dokumentacio.docx
@@ -1,6 +1,6 @@
 
 <file path=word/document.xml><?xml version="1.0" encoding="utf-8"?>
-<w:document xmlns:wpc="http://schemas.microsoft.com/office/word/2010/wordprocessingCanvas" xmlns:cx="http://schemas.microsoft.com/office/drawing/2014/chartex" xmlns:cx1="http://schemas.microsoft.com/office/drawing/2015/9/8/chartex" xmlns:cx2="http://schemas.microsoft.com/office/drawing/2015/10/21/chartex" xmlns:cx3="http://schemas.microsoft.com/office/drawing/2016/5/9/chartex" xmlns:cx4="http://schemas.microsoft.com/office/drawing/2016/5/10/chartex" xmlns:cx5="http://schemas.microsoft.com/office/drawing/2016/5/11/chartex" xmlns:cx6="http://schemas.microsoft.com/office/drawing/2016/5/12/chartex" xmlns:cx7="http://schemas.microsoft.com/office/drawing/2016/5/13/chartex" xmlns:cx8="http://schemas.microsoft.com/office/drawing/2016/5/14/chartex" xmlns:mc="http://schemas.openxmlformats.org/markup-compatibility/2006" xmlns:aink="http://schemas.microsoft.com/office/drawing/2016/ink" xmlns:am3d="http://schemas.microsoft.com/office/drawing/2017/model3d" xmlns:o="urn:schemas-microsoft-com:office:office" xmlns:oel="http://schemas.microsoft.com/office/2019/extlst" xmlns:r="http://schemas.openxmlformats.org/officeDocument/2006/relationships" xmlns:m="http://schemas.openxmlformats.org/officeDocument/2006/math" xmlns:v="urn:schemas-microsoft-com:vml" xmlns:wp14="http://schemas.microsoft.com/office/word/2010/wordprocessingDrawing" xmlns:wp="http://schemas.openxmlformats.org/drawingml/2006/wordprocessingDrawing" xmlns:w10="urn:schemas-microsoft-com:office:word" xmlns:w="http://schemas.openxmlformats.org/wordprocessingml/2006/main" xmlns:w14="http://schemas.microsoft.com/office/word/2010/wordml" xmlns:w15="http://schemas.microsoft.com/office/word/2012/wordml" xmlns:w16cex="http://schemas.microsoft.com/office/word/2018/wordml/cex" xmlns:w16cid="http://schemas.microsoft.com/office/word/2016/wordml/cid" xmlns:w16="http://schemas.microsoft.com/office/word/2018/wordml" xmlns:w16sdtdh="http://schemas.microsoft.com/office/word/2020/wordml/sdtdatahash" xmlns:w16se="http://schemas.microsoft.com/office/word/2015/wordml/symex" xmlns:wpg="http://schemas.microsoft.com/office/word/2010/wordprocessingGroup" xmlns:wpi="http://schemas.microsoft.com/office/word/2010/wordprocessingInk" xmlns:wne="http://schemas.microsoft.com/office/word/2006/wordml" xmlns:wps="http://schemas.microsoft.com/office/word/2010/wordprocessingShape" mc:Ignorable="w14 w15 w16se w16cid w16 w16cex w16sdtdh wp14">
+<w:document xmlns:wpc="http://schemas.microsoft.com/office/word/2010/wordprocessingCanvas" xmlns:cx="http://schemas.microsoft.com/office/drawing/2014/chartex" xmlns:cx1="http://schemas.microsoft.com/office/drawing/2015/9/8/chartex" xmlns:cx2="http://schemas.microsoft.com/office/drawing/2015/10/21/chartex" xmlns:cx3="http://schemas.microsoft.com/office/drawing/2016/5/9/chartex" xmlns:cx4="http://schemas.microsoft.com/office/drawing/2016/5/10/chartex" xmlns:cx5="http://schemas.microsoft.com/office/drawing/2016/5/11/chartex" xmlns:cx6="http://schemas.microsoft.com/office/drawing/2016/5/12/chartex" xmlns:cx7="http://schemas.microsoft.com/office/drawing/2016/5/13/chartex" xmlns:cx8="http://schemas.microsoft.com/office/drawing/2016/5/14/chartex" xmlns:mc="http://schemas.openxmlformats.org/markup-compatibility/2006" xmlns:aink="http://schemas.microsoft.com/office/drawing/2016/ink" xmlns:am3d="http://schemas.microsoft.com/office/drawing/2017/model3d" xmlns:o="urn:schemas-microsoft-com:office:office" xmlns:oel="http://schemas.microsoft.com/office/2019/extlst" xmlns:r="http://schemas.openxmlformats.org/officeDocument/2006/relationships" xmlns:m="http://schemas.openxmlformats.org/officeDocument/2006/math" xmlns:v="urn:schemas-microsoft-com:vml" xmlns:wp14="http://schemas.microsoft.com/office/word/2010/wordprocessingDrawing" xmlns:wp="http://schemas.openxmlformats.org/drawingml/2006/wordprocessingDrawing" xmlns:w10="urn:schemas-microsoft-com:office:word" xmlns:w="http://schemas.openxmlformats.org/wordprocessingml/2006/main" xmlns:w14="http://schemas.microsoft.com/office/word/2010/wordml" xmlns:w15="http://schemas.microsoft.com/office/word/2012/wordml" xmlns:w16cex="http://schemas.microsoft.com/office/word/2018/wordml/cex" xmlns:w16cid="http://schemas.microsoft.com/office/word/2016/wordml/cid" xmlns:w16="http://schemas.microsoft.com/office/word/2018/wordml" xmlns:w16du="http://schemas.microsoft.com/office/word/2023/wordml/word16du" xmlns:w16sdtdh="http://schemas.microsoft.com/office/word/2020/wordml/sdtdatahash" xmlns:w16sdtfl="http://schemas.microsoft.com/office/word/2024/wordml/sdtformatlock" xmlns:w16se="http://schemas.microsoft.com/office/word/2015/wordml/symex" xmlns:wpg="http://schemas.microsoft.com/office/word/2010/wordprocessingGroup" xmlns:wpi="http://schemas.microsoft.com/office/word/2010/wordprocessingInk" xmlns:wne="http://schemas.microsoft.com/office/word/2006/wordml" xmlns:wps="http://schemas.microsoft.com/office/word/2010/wordprocessingShape" mc:Ignorable="w14 w15 w16se w16cid w16 w16cex w16sdtdh w16sdtfl w16du wp14">
   <w:body>
     <w:p>
       <w:pPr>
@@ -12,6 +12,7 @@
           <w:szCs w:val="48"/>
         </w:rPr>
       </w:pPr>
+      <w:proofErr w:type="spellStart"/>
       <w:r>
         <w:rPr>
           <w:rFonts w:ascii="Eras Medium ITC" w:hAnsi="Eras Medium ITC"/>
@@ -20,6 +21,7 @@
         </w:rPr>
         <w:t>Bellora</w:t>
       </w:r>
+      <w:proofErr w:type="spellEnd"/>
     </w:p>
     <w:p>
       <w:pPr>
@@ -36,7 +38,43 @@
           <w:sz w:val="24"/>
           <w:szCs w:val="24"/>
         </w:rPr>
-        <w:t>Best online second hand market</w:t>
+        <w:t xml:space="preserve">Best online </w:t>
+      </w:r>
+      <w:proofErr w:type="spellStart"/>
+      <w:r>
+        <w:rPr>
+          <w:rFonts w:ascii="Eras Medium ITC" w:hAnsi="Eras Medium ITC"/>
+          <w:sz w:val="24"/>
+          <w:szCs w:val="24"/>
+        </w:rPr>
+        <w:t>second</w:t>
+      </w:r>
+      <w:proofErr w:type="spellEnd"/>
+      <w:r>
+        <w:rPr>
+          <w:rFonts w:ascii="Eras Medium ITC" w:hAnsi="Eras Medium ITC"/>
+          <w:sz w:val="24"/>
+          <w:szCs w:val="24"/>
+        </w:rPr>
+        <w:t xml:space="preserve"> </w:t>
+      </w:r>
+      <w:proofErr w:type="spellStart"/>
+      <w:r>
+        <w:rPr>
+          <w:rFonts w:ascii="Eras Medium ITC" w:hAnsi="Eras Medium ITC"/>
+          <w:sz w:val="24"/>
+          <w:szCs w:val="24"/>
+        </w:rPr>
+        <w:t>hand</w:t>
+      </w:r>
+      <w:proofErr w:type="spellEnd"/>
+      <w:r>
+        <w:rPr>
+          <w:rFonts w:ascii="Eras Medium ITC" w:hAnsi="Eras Medium ITC"/>
+          <w:sz w:val="24"/>
+          <w:szCs w:val="24"/>
+        </w:rPr>
+        <w:t xml:space="preserve"> market</w:t>
       </w:r>
     </w:p>
     <w:p>
@@ -1382,33 +1420,61 @@
           <w:sz w:val="24"/>
           <w:szCs w:val="24"/>
         </w:rPr>
-        <w:t>- MySQL 8.0+</w:t>
-      </w:r>
-    </w:p>
-    <w:p>
-      <w:pPr>
+        <w:t xml:space="preserve">- </w:t>
+      </w:r>
+      <w:proofErr w:type="spellStart"/>
+      <w:r>
         <w:rPr>
           <w:rFonts w:ascii="Arial" w:hAnsi="Arial" w:cs="Arial"/>
           <w:sz w:val="24"/>
           <w:szCs w:val="24"/>
         </w:rPr>
-      </w:pPr>
+        <w:t>MySQL</w:t>
+      </w:r>
+      <w:proofErr w:type="spellEnd"/>
       <w:r>
         <w:rPr>
           <w:rFonts w:ascii="Arial" w:hAnsi="Arial" w:cs="Arial"/>
           <w:sz w:val="24"/>
           <w:szCs w:val="24"/>
         </w:rPr>
-        <w:t>- np</w:t>
-      </w:r>
-      <w:r>
+        <w:t xml:space="preserve"> 8.0+</w:t>
+      </w:r>
+    </w:p>
+    <w:p>
+      <w:pPr>
         <w:rPr>
           <w:rFonts w:ascii="Arial" w:hAnsi="Arial" w:cs="Arial"/>
           <w:sz w:val="24"/>
           <w:szCs w:val="24"/>
         </w:rPr>
+      </w:pPr>
+      <w:r>
+        <w:rPr>
+          <w:rFonts w:ascii="Arial" w:hAnsi="Arial" w:cs="Arial"/>
+          <w:sz w:val="24"/>
+          <w:szCs w:val="24"/>
+        </w:rPr>
+        <w:t xml:space="preserve">- </w:t>
+      </w:r>
+      <w:proofErr w:type="spellStart"/>
+      <w:r>
+        <w:rPr>
+          <w:rFonts w:ascii="Arial" w:hAnsi="Arial" w:cs="Arial"/>
+          <w:sz w:val="24"/>
+          <w:szCs w:val="24"/>
+        </w:rPr>
+        <w:t>np</w:t>
+      </w:r>
+      <w:r>
+        <w:rPr>
+          <w:rFonts w:ascii="Arial" w:hAnsi="Arial" w:cs="Arial"/>
+          <w:sz w:val="24"/>
+          <w:szCs w:val="24"/>
+        </w:rPr>
         <w:t>m</w:t>
       </w:r>
+      <w:proofErr w:type="spellEnd"/>
     </w:p>
     <w:p>
       <w:pPr>
@@ -1512,7 +1578,29 @@
         <w:rPr>
           <w:rFonts w:ascii="Arial" w:hAnsi="Arial" w:cs="Arial"/>
         </w:rPr>
-        <w:t>2. Hozz létre egy `.env` fájlt:</w:t>
+        <w:t xml:space="preserve">2. Hozz létre egy </w:t>
+      </w:r>
+      <w:proofErr w:type="gramStart"/>
+      <w:r>
+        <w:rPr>
+          <w:rFonts w:ascii="Arial" w:hAnsi="Arial" w:cs="Arial"/>
+        </w:rPr>
+        <w:t>`.</w:t>
+      </w:r>
+      <w:proofErr w:type="spellStart"/>
+      <w:r>
+        <w:rPr>
+          <w:rFonts w:ascii="Arial" w:hAnsi="Arial" w:cs="Arial"/>
+        </w:rPr>
+        <w:t>env</w:t>
+      </w:r>
+      <w:proofErr w:type="spellEnd"/>
+      <w:proofErr w:type="gramEnd"/>
+      <w:r>
+        <w:rPr>
+          <w:rFonts w:ascii="Arial" w:hAnsi="Arial" w:cs="Arial"/>
+        </w:rPr>
+        <w:t>` fájlt:</w:t>
       </w:r>
     </w:p>
     <w:p>
@@ -1726,7 +1814,29 @@
         <w:rPr>
           <w:rFonts w:ascii="Arial" w:hAnsi="Arial" w:cs="Arial"/>
         </w:rPr>
-        <w:t>2. Hozz létre egy `.env` fájlt:</w:t>
+        <w:t xml:space="preserve">2. Hozz létre egy </w:t>
+      </w:r>
+      <w:proofErr w:type="gramStart"/>
+      <w:r>
+        <w:rPr>
+          <w:rFonts w:ascii="Arial" w:hAnsi="Arial" w:cs="Arial"/>
+        </w:rPr>
+        <w:t>`.</w:t>
+      </w:r>
+      <w:proofErr w:type="spellStart"/>
+      <w:r>
+        <w:rPr>
+          <w:rFonts w:ascii="Arial" w:hAnsi="Arial" w:cs="Arial"/>
+        </w:rPr>
+        <w:t>env</w:t>
+      </w:r>
+      <w:proofErr w:type="spellEnd"/>
+      <w:proofErr w:type="gramEnd"/>
+      <w:r>
+        <w:rPr>
+          <w:rFonts w:ascii="Arial" w:hAnsi="Arial" w:cs="Arial"/>
+        </w:rPr>
+        <w:t>` fájlt:</w:t>
       </w:r>
     </w:p>
     <w:p>
@@ -1897,7 +2007,63 @@
         <w:rPr>
           <w:rFonts w:ascii="Arial" w:hAnsi="Arial" w:cs="Arial"/>
         </w:rPr>
-        <w:t>A Bellora egy innovatív online marketplace, amely használt és preloved ruhákat, cipőket, kiegészítőket és divatcikkeket köt össze eladók és vásárlók között. A platform célja, hogy egyszerűbbé, gyorsabbá és fenntarthatóbbá tegye a divatcikkek adásvételét, miközben kellemes és megbízható élményt nyújt mind az eladók, mind a vásárlók számára. A Bellora segítségével a felhasználók könnyedén lépést tarthatnak a tudatos fogyasztás és a körforgásos gazdaság trendjével, miközben minimalizálják a felesleges hulladékot és pénzt takarítanak meg.</w:t>
+        <w:t xml:space="preserve">A </w:t>
+      </w:r>
+      <w:proofErr w:type="spellStart"/>
+      <w:r>
+        <w:rPr>
+          <w:rFonts w:ascii="Arial" w:hAnsi="Arial" w:cs="Arial"/>
+        </w:rPr>
+        <w:t>Bellora</w:t>
+      </w:r>
+      <w:proofErr w:type="spellEnd"/>
+      <w:r>
+        <w:rPr>
+          <w:rFonts w:ascii="Arial" w:hAnsi="Arial" w:cs="Arial"/>
+        </w:rPr>
+        <w:t xml:space="preserve"> egy innovatív online </w:t>
+      </w:r>
+      <w:proofErr w:type="spellStart"/>
+      <w:r>
+        <w:rPr>
+          <w:rFonts w:ascii="Arial" w:hAnsi="Arial" w:cs="Arial"/>
+        </w:rPr>
+        <w:t>marketplace</w:t>
+      </w:r>
+      <w:proofErr w:type="spellEnd"/>
+      <w:r>
+        <w:rPr>
+          <w:rFonts w:ascii="Arial" w:hAnsi="Arial" w:cs="Arial"/>
+        </w:rPr>
+        <w:t xml:space="preserve">, amely használt és </w:t>
+      </w:r>
+      <w:proofErr w:type="spellStart"/>
+      <w:r>
+        <w:rPr>
+          <w:rFonts w:ascii="Arial" w:hAnsi="Arial" w:cs="Arial"/>
+        </w:rPr>
+        <w:t>preloved</w:t>
+      </w:r>
+      <w:proofErr w:type="spellEnd"/>
+      <w:r>
+        <w:rPr>
+          <w:rFonts w:ascii="Arial" w:hAnsi="Arial" w:cs="Arial"/>
+        </w:rPr>
+        <w:t xml:space="preserve"> ruhákat, cipőket, kiegészítőket és divatcikkeket köt össze eladók és vásárlók között. A platform célja, hogy egyszerűbbé, gyorsabbá és fenntarthatóbbá tegye a divatcikkek adásvételét, miközben kellemes és megbízható élményt nyújt mind az eladók, mind a vásárlók számára. A </w:t>
+      </w:r>
+      <w:proofErr w:type="spellStart"/>
+      <w:r>
+        <w:rPr>
+          <w:rFonts w:ascii="Arial" w:hAnsi="Arial" w:cs="Arial"/>
+        </w:rPr>
+        <w:t>Bellora</w:t>
+      </w:r>
+      <w:proofErr w:type="spellEnd"/>
+      <w:r>
+        <w:rPr>
+          <w:rFonts w:ascii="Arial" w:hAnsi="Arial" w:cs="Arial"/>
+        </w:rPr>
+        <w:t xml:space="preserve"> segítségével a felhasználók könnyedén lépést tarthatnak a tudatos fogyasztás és a körforgásos gazdaság trendjével, miközben minimalizálják a felesleges hulladékot és pénzt takarítanak meg.</w:t>
       </w:r>
     </w:p>
     <w:p>
@@ -1911,7 +2077,21 @@
         <w:rPr>
           <w:rFonts w:ascii="Arial" w:hAnsi="Arial" w:cs="Arial"/>
         </w:rPr>
-        <w:t>A Bellora lehetővé teszi a gyors és hatékony hirdetések kezelését, leegyszerűsíti az adásvételi folyamatot, és növeli a felhasználók elégedettségét. Az intelligens piactéri rendszernek köszönhetően az eladók könnyen kezelhetik hirdetéseiket, a vásárlók pedig egyszerűen böngészhetnek és találhatnak egyedi darabokat. Az automatizált folyamatok révén csökken a manuális munka, és gördülékenyebbé válik az egész tranzakció.</w:t>
+        <w:t xml:space="preserve">A </w:t>
+      </w:r>
+      <w:proofErr w:type="spellStart"/>
+      <w:r>
+        <w:rPr>
+          <w:rFonts w:ascii="Arial" w:hAnsi="Arial" w:cs="Arial"/>
+        </w:rPr>
+        <w:t>Bellora</w:t>
+      </w:r>
+      <w:proofErr w:type="spellEnd"/>
+      <w:r>
+        <w:rPr>
+          <w:rFonts w:ascii="Arial" w:hAnsi="Arial" w:cs="Arial"/>
+        </w:rPr>
+        <w:t xml:space="preserve"> lehetővé teszi a gyors és hatékony hirdetések kezelését, leegyszerűsíti az adásvételi folyamatot, és növeli a felhasználók elégedettségét. Az intelligens piactéri rendszernek köszönhetően az eladók könnyen kezelhetik hirdetéseiket, a vásárlók pedig egyszerűen böngészhetnek és találhatnak egyedi darabokat. Az automatizált folyamatok révén csökken a manuális munka, és gördülékenyebbé válik az egész tranzakció.</w:t>
       </w:r>
     </w:p>
     <w:p>
@@ -1925,7 +2105,35 @@
         <w:rPr>
           <w:rFonts w:ascii="Arial" w:hAnsi="Arial" w:cs="Arial"/>
         </w:rPr>
-        <w:t>A platform felhasználóbarát, mobilról is tökéletesen használható kezelőfelületet kínál, amely lehetővé teszi a felhasználóknak, hogy bármikor, bárhonnan kezeljék hirdetéseiket, üzeneteiket és vásárlásaikat. Az élő frissítéseknek köszönhetően a hirdetések módosításai, új feltöltések és árváltozások azonnal láthatóvá válnak. A Bellora gyorsan használhatóvá válik, könnyen testreszabható és folyamatosan fejlődik a felhasználói igények alapján.</w:t>
+        <w:t xml:space="preserve">A platform felhasználóbarát, mobilról is tökéletesen használható kezelőfelületet kínál, amely lehetővé teszi a felhasználóknak, hogy bármikor, bárhonnan kezeljék hirdetéseiket, üzeneteiket és vásárlásaikat. Az élő frissítéseknek köszönhetően a hirdetések módosításai, új feltöltések és árváltozások azonnal láthatóvá válnak. A </w:t>
+      </w:r>
+      <w:proofErr w:type="spellStart"/>
+      <w:r>
+        <w:rPr>
+          <w:rFonts w:ascii="Arial" w:hAnsi="Arial" w:cs="Arial"/>
+        </w:rPr>
+        <w:t>Bellora</w:t>
+      </w:r>
+      <w:proofErr w:type="spellEnd"/>
+      <w:r>
+        <w:rPr>
+          <w:rFonts w:ascii="Arial" w:hAnsi="Arial" w:cs="Arial"/>
+        </w:rPr>
+        <w:t xml:space="preserve"> gyorsan használhatóvá válik, könnyen </w:t>
+      </w:r>
+      <w:proofErr w:type="spellStart"/>
+      <w:r>
+        <w:rPr>
+          <w:rFonts w:ascii="Arial" w:hAnsi="Arial" w:cs="Arial"/>
+        </w:rPr>
+        <w:t>testreszabható</w:t>
+      </w:r>
+      <w:proofErr w:type="spellEnd"/>
+      <w:r>
+        <w:rPr>
+          <w:rFonts w:ascii="Arial" w:hAnsi="Arial" w:cs="Arial"/>
+        </w:rPr>
+        <w:t xml:space="preserve"> és folyamatosan fejlődik a felhasználói igények alapján.</w:t>
       </w:r>
     </w:p>
     <w:p>
@@ -1956,20 +2164,62 @@
         <w:rPr>
           <w:rFonts w:ascii="Arial" w:hAnsi="Arial" w:cs="Arial"/>
         </w:rPr>
-        <w:t>Azért hoztuk létre a Bellorát, mert rengetegen szeretnék értékesíteni a már nem hordott ruháikat, cipőiket és kiegészítőiket, de hiányzik egy egyszerű, megbízható és modern platform erre Magyarországon. A Bellora mindazoknak szól, akik használt, jó állapotú divatcikkeket szeretnének eladni vagy vásárolni.</w:t>
-      </w:r>
-    </w:p>
-    <w:p>
-      <w:pPr>
-        <w:rPr>
-          <w:rFonts w:ascii="Arial" w:hAnsi="Arial" w:cs="Arial"/>
-        </w:rPr>
-      </w:pPr>
-      <w:r>
-        <w:rPr>
-          <w:rFonts w:ascii="Arial" w:hAnsi="Arial" w:cs="Arial"/>
-        </w:rPr>
-        <w:t>A Bellora elsősorban azoknak ajánlott, akik:</w:t>
+        <w:t xml:space="preserve">Azért hoztuk létre a </w:t>
+      </w:r>
+      <w:proofErr w:type="spellStart"/>
+      <w:r>
+        <w:rPr>
+          <w:rFonts w:ascii="Arial" w:hAnsi="Arial" w:cs="Arial"/>
+        </w:rPr>
+        <w:t>Bellorát</w:t>
+      </w:r>
+      <w:proofErr w:type="spellEnd"/>
+      <w:r>
+        <w:rPr>
+          <w:rFonts w:ascii="Arial" w:hAnsi="Arial" w:cs="Arial"/>
+        </w:rPr>
+        <w:t xml:space="preserve">, mert rengetegen szeretnék értékesíteni a már nem hordott ruháikat, cipőiket és kiegészítőiket, de hiányzik egy egyszerű, megbízható és modern platform erre Magyarországon. A </w:t>
+      </w:r>
+      <w:proofErr w:type="spellStart"/>
+      <w:r>
+        <w:rPr>
+          <w:rFonts w:ascii="Arial" w:hAnsi="Arial" w:cs="Arial"/>
+        </w:rPr>
+        <w:t>Bellora</w:t>
+      </w:r>
+      <w:proofErr w:type="spellEnd"/>
+      <w:r>
+        <w:rPr>
+          <w:rFonts w:ascii="Arial" w:hAnsi="Arial" w:cs="Arial"/>
+        </w:rPr>
+        <w:t xml:space="preserve"> mindazoknak szól, akik használt, jó állapotú divatcikkeket szeretnének eladni vagy vásárolni.</w:t>
+      </w:r>
+    </w:p>
+    <w:p>
+      <w:pPr>
+        <w:rPr>
+          <w:rFonts w:ascii="Arial" w:hAnsi="Arial" w:cs="Arial"/>
+        </w:rPr>
+      </w:pPr>
+      <w:r>
+        <w:rPr>
+          <w:rFonts w:ascii="Arial" w:hAnsi="Arial" w:cs="Arial"/>
+        </w:rPr>
+        <w:t xml:space="preserve">A </w:t>
+      </w:r>
+      <w:proofErr w:type="spellStart"/>
+      <w:r>
+        <w:rPr>
+          <w:rFonts w:ascii="Arial" w:hAnsi="Arial" w:cs="Arial"/>
+        </w:rPr>
+        <w:t>Bellora</w:t>
+      </w:r>
+      <w:proofErr w:type="spellEnd"/>
+      <w:r>
+        <w:rPr>
+          <w:rFonts w:ascii="Arial" w:hAnsi="Arial" w:cs="Arial"/>
+        </w:rPr>
+        <w:t xml:space="preserve"> elsősorban azoknak ajánlott, akik:</w:t>
       </w:r>
     </w:p>
     <w:p>
@@ -2037,7 +2287,21 @@
         <w:rPr>
           <w:rFonts w:ascii="Arial" w:hAnsi="Arial" w:cs="Arial"/>
         </w:rPr>
-        <w:t>Az eladók számára a Bellora egyszerű és gyors lehetőséget nyújt arra, hogy hirdetéseket hozzanak létre, kezeljék az üzeneteket, és biztonságosan értékesítsenek. Így plusz bevételhez juthatnak, miközben helyet szabadítanak fel otthonukban.</w:t>
+        <w:t xml:space="preserve">Az eladók számára a </w:t>
+      </w:r>
+      <w:proofErr w:type="spellStart"/>
+      <w:r>
+        <w:rPr>
+          <w:rFonts w:ascii="Arial" w:hAnsi="Arial" w:cs="Arial"/>
+        </w:rPr>
+        <w:t>Bellora</w:t>
+      </w:r>
+      <w:proofErr w:type="spellEnd"/>
+      <w:r>
+        <w:rPr>
+          <w:rFonts w:ascii="Arial" w:hAnsi="Arial" w:cs="Arial"/>
+        </w:rPr>
+        <w:t xml:space="preserve"> egyszerű és gyors lehetőséget nyújt arra, hogy hirdetéseket hozzanak létre, kezeljék az üzeneteket, és biztonságosan értékesítsenek. Így plusz bevételhez juthatnak, miközben helyet szabadítanak fel otthonukban.</w:t>
       </w:r>
     </w:p>
     <w:p>
@@ -2065,7 +2329,35 @@
         <w:rPr>
           <w:rFonts w:ascii="Arial" w:hAnsi="Arial" w:cs="Arial"/>
         </w:rPr>
-        <w:t>A Bellora nemcsak egy egyszerű használt ruhás oldal, hanem egy modern, felhasználóbarát online marketplace, amely elősegíti a fenntartható divatot, segíti a közösséget és megkönnyíti a körforgásos fogyasztást. A platform használatával a felhasználók pénzt takaríthatnak meg, csökkenthetik a környezeti terhelést, és hozzájárulhatnak egy tudatosabb divatiparhoz.</w:t>
+        <w:t xml:space="preserve">A </w:t>
+      </w:r>
+      <w:proofErr w:type="spellStart"/>
+      <w:r>
+        <w:rPr>
+          <w:rFonts w:ascii="Arial" w:hAnsi="Arial" w:cs="Arial"/>
+        </w:rPr>
+        <w:t>Bellora</w:t>
+      </w:r>
+      <w:proofErr w:type="spellEnd"/>
+      <w:r>
+        <w:rPr>
+          <w:rFonts w:ascii="Arial" w:hAnsi="Arial" w:cs="Arial"/>
+        </w:rPr>
+        <w:t xml:space="preserve"> nemcsak egy egyszerű használt ruhás oldal, hanem egy modern, felhasználóbarát online </w:t>
+      </w:r>
+      <w:proofErr w:type="spellStart"/>
+      <w:r>
+        <w:rPr>
+          <w:rFonts w:ascii="Arial" w:hAnsi="Arial" w:cs="Arial"/>
+        </w:rPr>
+        <w:t>marketplace</w:t>
+      </w:r>
+      <w:proofErr w:type="spellEnd"/>
+      <w:r>
+        <w:rPr>
+          <w:rFonts w:ascii="Arial" w:hAnsi="Arial" w:cs="Arial"/>
+        </w:rPr>
+        <w:t>, amely elősegíti a fenntartható divatot, segíti a közösséget és megkönnyíti a körforgásos fogyasztást. A platform használatával a felhasználók pénzt takaríthatnak meg, csökkenthetik a környezeti terhelést, és hozzájárulhatnak egy tudatosabb divatiparhoz.</w:t>
       </w:r>
     </w:p>
     <w:p>
@@ -2170,7 +2462,21 @@
         <w:rPr>
           <w:rFonts w:ascii="Arial" w:hAnsi="Arial" w:cs="Arial"/>
         </w:rPr>
-        <w:t xml:space="preserve">A fejlesztőkörnyezet leírja azokat a szoftvereket, programokat és struktúrákat, amelyek a Bellora elkészítéséhez kellettek, és biztosítják annak zavartalan működését. </w:t>
+        <w:t xml:space="preserve">A fejlesztőkörnyezet leírja azokat a szoftvereket, programokat és struktúrákat, amelyek a </w:t>
+      </w:r>
+      <w:proofErr w:type="spellStart"/>
+      <w:r>
+        <w:rPr>
+          <w:rFonts w:ascii="Arial" w:hAnsi="Arial" w:cs="Arial"/>
+        </w:rPr>
+        <w:t>Bellora</w:t>
+      </w:r>
+      <w:proofErr w:type="spellEnd"/>
+      <w:r>
+        <w:rPr>
+          <w:rFonts w:ascii="Arial" w:hAnsi="Arial" w:cs="Arial"/>
+        </w:rPr>
+        <w:t xml:space="preserve"> elkészítéséhez kellettek, és biztosítják annak zavartalan működését. </w:t>
       </w:r>
     </w:p>
     <w:p>
@@ -2196,7 +2502,49 @@
         <w:rPr>
           <w:rFonts w:ascii="Arial" w:hAnsi="Arial" w:cs="Arial"/>
         </w:rPr>
-        <w:t>Visual Studio Code (VS Code)</w:t>
+        <w:t xml:space="preserve">Visual </w:t>
+      </w:r>
+      <w:proofErr w:type="spellStart"/>
+      <w:r>
+        <w:rPr>
+          <w:rFonts w:ascii="Arial" w:hAnsi="Arial" w:cs="Arial"/>
+        </w:rPr>
+        <w:t>Studio</w:t>
+      </w:r>
+      <w:proofErr w:type="spellEnd"/>
+      <w:r>
+        <w:rPr>
+          <w:rFonts w:ascii="Arial" w:hAnsi="Arial" w:cs="Arial"/>
+        </w:rPr>
+        <w:t xml:space="preserve"> </w:t>
+      </w:r>
+      <w:proofErr w:type="spellStart"/>
+      <w:r>
+        <w:rPr>
+          <w:rFonts w:ascii="Arial" w:hAnsi="Arial" w:cs="Arial"/>
+        </w:rPr>
+        <w:t>Code</w:t>
+      </w:r>
+      <w:proofErr w:type="spellEnd"/>
+      <w:r>
+        <w:rPr>
+          <w:rFonts w:ascii="Arial" w:hAnsi="Arial" w:cs="Arial"/>
+        </w:rPr>
+        <w:t xml:space="preserve"> (VS </w:t>
+      </w:r>
+      <w:proofErr w:type="spellStart"/>
+      <w:r>
+        <w:rPr>
+          <w:rFonts w:ascii="Arial" w:hAnsi="Arial" w:cs="Arial"/>
+        </w:rPr>
+        <w:t>Code</w:t>
+      </w:r>
+      <w:proofErr w:type="spellEnd"/>
+      <w:r>
+        <w:rPr>
+          <w:rFonts w:ascii="Arial" w:hAnsi="Arial" w:cs="Arial"/>
+        </w:rPr>
+        <w:t>)</w:t>
       </w:r>
     </w:p>
     <w:p>
@@ -2210,7 +2558,175 @@
         <w:rPr>
           <w:rFonts w:ascii="Arial" w:hAnsi="Arial" w:cs="Arial"/>
         </w:rPr>
-        <w:t>A Visual Studio Code (VS Code) egy ingyenes, nyílt forráskódú, pehelysúlyú, de rendkívül hatékony kódszerkesztő, amit a Microsoft készített. Tökéletesen alkalmas JavaScript, React.js, Node.js és sok más nyelv projektekhez, így ideális full stack alkalmazások fejlesztéséhez. Az okos kódkiegészítés (IntelliSense), a natív Git-támogatás és a beépített terminál felgyorsítja a munkafolyamatot. Számtalan bővítmény (extension) érhető el hozzá, amelyekkel személyre szabható, például React Developer Tools vagy ESLint használatával.</w:t>
+        <w:t xml:space="preserve">A Visual </w:t>
+      </w:r>
+      <w:proofErr w:type="spellStart"/>
+      <w:r>
+        <w:rPr>
+          <w:rFonts w:ascii="Arial" w:hAnsi="Arial" w:cs="Arial"/>
+        </w:rPr>
+        <w:t>Studio</w:t>
+      </w:r>
+      <w:proofErr w:type="spellEnd"/>
+      <w:r>
+        <w:rPr>
+          <w:rFonts w:ascii="Arial" w:hAnsi="Arial" w:cs="Arial"/>
+        </w:rPr>
+        <w:t xml:space="preserve"> </w:t>
+      </w:r>
+      <w:proofErr w:type="spellStart"/>
+      <w:r>
+        <w:rPr>
+          <w:rFonts w:ascii="Arial" w:hAnsi="Arial" w:cs="Arial"/>
+        </w:rPr>
+        <w:t>Code</w:t>
+      </w:r>
+      <w:proofErr w:type="spellEnd"/>
+      <w:r>
+        <w:rPr>
+          <w:rFonts w:ascii="Arial" w:hAnsi="Arial" w:cs="Arial"/>
+        </w:rPr>
+        <w:t xml:space="preserve"> (VS </w:t>
+      </w:r>
+      <w:proofErr w:type="spellStart"/>
+      <w:r>
+        <w:rPr>
+          <w:rFonts w:ascii="Arial" w:hAnsi="Arial" w:cs="Arial"/>
+        </w:rPr>
+        <w:t>Code</w:t>
+      </w:r>
+      <w:proofErr w:type="spellEnd"/>
+      <w:r>
+        <w:rPr>
+          <w:rFonts w:ascii="Arial" w:hAnsi="Arial" w:cs="Arial"/>
+        </w:rPr>
+        <w:t xml:space="preserve">) egy ingyenes, nyílt forráskódú, pehelysúlyú, de rendkívül hatékony kódszerkesztő, amit a Microsoft készített. Tökéletesen alkalmas JavaScript, React.js, Node.js és sok más nyelv projektekhez, így ideális </w:t>
+      </w:r>
+      <w:proofErr w:type="spellStart"/>
+      <w:r>
+        <w:rPr>
+          <w:rFonts w:ascii="Arial" w:hAnsi="Arial" w:cs="Arial"/>
+        </w:rPr>
+        <w:t>full</w:t>
+      </w:r>
+      <w:proofErr w:type="spellEnd"/>
+      <w:r>
+        <w:rPr>
+          <w:rFonts w:ascii="Arial" w:hAnsi="Arial" w:cs="Arial"/>
+        </w:rPr>
+        <w:t xml:space="preserve"> </w:t>
+      </w:r>
+      <w:proofErr w:type="spellStart"/>
+      <w:r>
+        <w:rPr>
+          <w:rFonts w:ascii="Arial" w:hAnsi="Arial" w:cs="Arial"/>
+        </w:rPr>
+        <w:t>stack</w:t>
+      </w:r>
+      <w:proofErr w:type="spellEnd"/>
+      <w:r>
+        <w:rPr>
+          <w:rFonts w:ascii="Arial" w:hAnsi="Arial" w:cs="Arial"/>
+        </w:rPr>
+        <w:t xml:space="preserve"> alkalmazások fejlesztéséhez. Az okos kódkiegészítés (</w:t>
+      </w:r>
+      <w:proofErr w:type="spellStart"/>
+      <w:r>
+        <w:rPr>
+          <w:rFonts w:ascii="Arial" w:hAnsi="Arial" w:cs="Arial"/>
+        </w:rPr>
+        <w:t>IntelliSense</w:t>
+      </w:r>
+      <w:proofErr w:type="spellEnd"/>
+      <w:r>
+        <w:rPr>
+          <w:rFonts w:ascii="Arial" w:hAnsi="Arial" w:cs="Arial"/>
+        </w:rPr>
+        <w:t xml:space="preserve">), a natív </w:t>
+      </w:r>
+      <w:proofErr w:type="spellStart"/>
+      <w:r>
+        <w:rPr>
+          <w:rFonts w:ascii="Arial" w:hAnsi="Arial" w:cs="Arial"/>
+        </w:rPr>
+        <w:t>Git</w:t>
+      </w:r>
+      <w:proofErr w:type="spellEnd"/>
+      <w:r>
+        <w:rPr>
+          <w:rFonts w:ascii="Arial" w:hAnsi="Arial" w:cs="Arial"/>
+        </w:rPr>
+        <w:t>-támogatás és a beépített terminál felgyorsítja a munkafolyamatot. Számtalan bővítmény (</w:t>
+      </w:r>
+      <w:proofErr w:type="spellStart"/>
+      <w:r>
+        <w:rPr>
+          <w:rFonts w:ascii="Arial" w:hAnsi="Arial" w:cs="Arial"/>
+        </w:rPr>
+        <w:t>extension</w:t>
+      </w:r>
+      <w:proofErr w:type="spellEnd"/>
+      <w:r>
+        <w:rPr>
+          <w:rFonts w:ascii="Arial" w:hAnsi="Arial" w:cs="Arial"/>
+        </w:rPr>
+        <w:t xml:space="preserve">) érhető el hozzá, amelyekkel személyre szabható, például </w:t>
+      </w:r>
+      <w:proofErr w:type="spellStart"/>
+      <w:r>
+        <w:rPr>
+          <w:rFonts w:ascii="Arial" w:hAnsi="Arial" w:cs="Arial"/>
+        </w:rPr>
+        <w:t>React</w:t>
+      </w:r>
+      <w:proofErr w:type="spellEnd"/>
+      <w:r>
+        <w:rPr>
+          <w:rFonts w:ascii="Arial" w:hAnsi="Arial" w:cs="Arial"/>
+        </w:rPr>
+        <w:t xml:space="preserve"> </w:t>
+      </w:r>
+      <w:proofErr w:type="spellStart"/>
+      <w:r>
+        <w:rPr>
+          <w:rFonts w:ascii="Arial" w:hAnsi="Arial" w:cs="Arial"/>
+        </w:rPr>
+        <w:t>Developer</w:t>
+      </w:r>
+      <w:proofErr w:type="spellEnd"/>
+      <w:r>
+        <w:rPr>
+          <w:rFonts w:ascii="Arial" w:hAnsi="Arial" w:cs="Arial"/>
+        </w:rPr>
+        <w:t xml:space="preserve"> </w:t>
+      </w:r>
+      <w:proofErr w:type="spellStart"/>
+      <w:r>
+        <w:rPr>
+          <w:rFonts w:ascii="Arial" w:hAnsi="Arial" w:cs="Arial"/>
+        </w:rPr>
+        <w:t>Tools</w:t>
+      </w:r>
+      <w:proofErr w:type="spellEnd"/>
+      <w:r>
+        <w:rPr>
+          <w:rFonts w:ascii="Arial" w:hAnsi="Arial" w:cs="Arial"/>
+        </w:rPr>
+        <w:t xml:space="preserve"> vagy </w:t>
+      </w:r>
+      <w:proofErr w:type="spellStart"/>
+      <w:r>
+        <w:rPr>
+          <w:rFonts w:ascii="Arial" w:hAnsi="Arial" w:cs="Arial"/>
+        </w:rPr>
+        <w:t>ESLint</w:t>
+      </w:r>
+      <w:proofErr w:type="spellEnd"/>
+      <w:r>
+        <w:rPr>
+          <w:rFonts w:ascii="Arial" w:hAnsi="Arial" w:cs="Arial"/>
+        </w:rPr>
+        <w:t xml:space="preserve"> használatával.</w:t>
       </w:r>
     </w:p>
     <w:p>
@@ -2224,7 +2740,91 @@
         <w:rPr>
           <w:rFonts w:ascii="Arial" w:hAnsi="Arial" w:cs="Arial"/>
         </w:rPr>
-        <w:t>A VS Code beépített hibakeresővel rendelkezik Node.js és böngészőalapú debuggoláshoz. A Live Share funkció real-time csapatmunkát tesz lehetővé, ami ideális kollaborációhoz. Felhasználóbarát interfésze és gyorsasága miatt a legnépszerűbb eszközök egyike, kompatibilis Windows, macOS és Linux rendszerekkel egyaránt.</w:t>
+        <w:t xml:space="preserve">A VS </w:t>
+      </w:r>
+      <w:proofErr w:type="spellStart"/>
+      <w:r>
+        <w:rPr>
+          <w:rFonts w:ascii="Arial" w:hAnsi="Arial" w:cs="Arial"/>
+        </w:rPr>
+        <w:t>Code</w:t>
+      </w:r>
+      <w:proofErr w:type="spellEnd"/>
+      <w:r>
+        <w:rPr>
+          <w:rFonts w:ascii="Arial" w:hAnsi="Arial" w:cs="Arial"/>
+        </w:rPr>
+        <w:t xml:space="preserve"> beépített hibakeresővel rendelkezik Node.js és böngészőalapú </w:t>
+      </w:r>
+      <w:proofErr w:type="spellStart"/>
+      <w:r>
+        <w:rPr>
+          <w:rFonts w:ascii="Arial" w:hAnsi="Arial" w:cs="Arial"/>
+        </w:rPr>
+        <w:t>debuggoláshoz</w:t>
+      </w:r>
+      <w:proofErr w:type="spellEnd"/>
+      <w:r>
+        <w:rPr>
+          <w:rFonts w:ascii="Arial" w:hAnsi="Arial" w:cs="Arial"/>
+        </w:rPr>
+        <w:t xml:space="preserve">. A </w:t>
+      </w:r>
+      <w:proofErr w:type="spellStart"/>
+      <w:r>
+        <w:rPr>
+          <w:rFonts w:ascii="Arial" w:hAnsi="Arial" w:cs="Arial"/>
+        </w:rPr>
+        <w:t>Live</w:t>
+      </w:r>
+      <w:proofErr w:type="spellEnd"/>
+      <w:r>
+        <w:rPr>
+          <w:rFonts w:ascii="Arial" w:hAnsi="Arial" w:cs="Arial"/>
+        </w:rPr>
+        <w:t xml:space="preserve"> </w:t>
+      </w:r>
+      <w:proofErr w:type="spellStart"/>
+      <w:r>
+        <w:rPr>
+          <w:rFonts w:ascii="Arial" w:hAnsi="Arial" w:cs="Arial"/>
+        </w:rPr>
+        <w:t>Share</w:t>
+      </w:r>
+      <w:proofErr w:type="spellEnd"/>
+      <w:r>
+        <w:rPr>
+          <w:rFonts w:ascii="Arial" w:hAnsi="Arial" w:cs="Arial"/>
+        </w:rPr>
+        <w:t xml:space="preserve"> funkció </w:t>
+      </w:r>
+      <w:proofErr w:type="spellStart"/>
+      <w:r>
+        <w:rPr>
+          <w:rFonts w:ascii="Arial" w:hAnsi="Arial" w:cs="Arial"/>
+        </w:rPr>
+        <w:t>real-time</w:t>
+      </w:r>
+      <w:proofErr w:type="spellEnd"/>
+      <w:r>
+        <w:rPr>
+          <w:rFonts w:ascii="Arial" w:hAnsi="Arial" w:cs="Arial"/>
+        </w:rPr>
+        <w:t xml:space="preserve"> csapatmunkát tesz lehetővé, ami ideális kollaborációhoz. Felhasználóbarát interfésze és gyorsasága miatt a legnépszerűbb eszközök egyike, kompatibilis Windows, </w:t>
+      </w:r>
+      <w:proofErr w:type="spellStart"/>
+      <w:r>
+        <w:rPr>
+          <w:rFonts w:ascii="Arial" w:hAnsi="Arial" w:cs="Arial"/>
+        </w:rPr>
+        <w:t>macOS</w:t>
+      </w:r>
+      <w:proofErr w:type="spellEnd"/>
+      <w:r>
+        <w:rPr>
+          <w:rFonts w:ascii="Arial" w:hAnsi="Arial" w:cs="Arial"/>
+        </w:rPr>
+        <w:t xml:space="preserve"> és Linux rendszerekkel egyaránt.</w:t>
       </w:r>
     </w:p>
     <w:p>
@@ -2260,7 +2860,21 @@
         <w:rPr>
           <w:rFonts w:ascii="Arial" w:hAnsi="Arial" w:cs="Arial"/>
         </w:rPr>
-        <w:t>Processzor: Intel Core i3 7100</w:t>
+        <w:t xml:space="preserve">Processzor: Intel </w:t>
+      </w:r>
+      <w:proofErr w:type="spellStart"/>
+      <w:r>
+        <w:rPr>
+          <w:rFonts w:ascii="Arial" w:hAnsi="Arial" w:cs="Arial"/>
+        </w:rPr>
+        <w:t>Core</w:t>
+      </w:r>
+      <w:proofErr w:type="spellEnd"/>
+      <w:r>
+        <w:rPr>
+          <w:rFonts w:ascii="Arial" w:hAnsi="Arial" w:cs="Arial"/>
+        </w:rPr>
+        <w:t xml:space="preserve"> i3 7100</w:t>
       </w:r>
     </w:p>
     <w:p>
@@ -2313,7 +2927,105 @@
         <w:rPr>
           <w:rFonts w:ascii="Arial" w:hAnsi="Arial" w:cs="Arial"/>
         </w:rPr>
-        <w:t>A fejlesztéshez a Windows 10 és 11 rendszerek a legmegfelelőbbek, mivel kiválóan támogatják a kortárs fejlesztői eszközöket és széles hardver-szoftver kompatibilitást nyújtanak. Ezek a platformok egyszerűen kezelik a Node.js, MySQL és XAMPP telepítését, konfigurációját. Népszerű eszközök, mint a Visual Studio Code – amely natív támogatást ad JavaScripthez és React.js-hez –, valamint a WebStorm is zökkenőmentesen futnak rajtuk. A WSL (Windows Subsystem for Linux) révén Linux parancssori eszközök is elérhetőek Windows alatt, így minden fejlesztési fázisban stabil alapot biztosítanak.</w:t>
+        <w:t xml:space="preserve">A fejlesztéshez a Windows 10 és 11 rendszerek a legmegfelelőbbek, mivel kiválóan támogatják a kortárs fejlesztői eszközöket és széles hardver-szoftver kompatibilitást nyújtanak. Ezek a platformok egyszerűen kezelik a Node.js, </w:t>
+      </w:r>
+      <w:proofErr w:type="spellStart"/>
+      <w:r>
+        <w:rPr>
+          <w:rFonts w:ascii="Arial" w:hAnsi="Arial" w:cs="Arial"/>
+        </w:rPr>
+        <w:t>MySQL</w:t>
+      </w:r>
+      <w:proofErr w:type="spellEnd"/>
+      <w:r>
+        <w:rPr>
+          <w:rFonts w:ascii="Arial" w:hAnsi="Arial" w:cs="Arial"/>
+        </w:rPr>
+        <w:t xml:space="preserve"> és XAMPP telepítését, konfigurációját. Népszerű eszközök, mint a Visual </w:t>
+      </w:r>
+      <w:proofErr w:type="spellStart"/>
+      <w:r>
+        <w:rPr>
+          <w:rFonts w:ascii="Arial" w:hAnsi="Arial" w:cs="Arial"/>
+        </w:rPr>
+        <w:t>Studio</w:t>
+      </w:r>
+      <w:proofErr w:type="spellEnd"/>
+      <w:r>
+        <w:rPr>
+          <w:rFonts w:ascii="Arial" w:hAnsi="Arial" w:cs="Arial"/>
+        </w:rPr>
+        <w:t xml:space="preserve"> </w:t>
+      </w:r>
+      <w:proofErr w:type="spellStart"/>
+      <w:r>
+        <w:rPr>
+          <w:rFonts w:ascii="Arial" w:hAnsi="Arial" w:cs="Arial"/>
+        </w:rPr>
+        <w:t>Code</w:t>
+      </w:r>
+      <w:proofErr w:type="spellEnd"/>
+      <w:r>
+        <w:rPr>
+          <w:rFonts w:ascii="Arial" w:hAnsi="Arial" w:cs="Arial"/>
+        </w:rPr>
+        <w:t xml:space="preserve"> – amely natív támogatást ad JavaScripthez és React.js-</w:t>
+      </w:r>
+      <w:proofErr w:type="spellStart"/>
+      <w:r>
+        <w:rPr>
+          <w:rFonts w:ascii="Arial" w:hAnsi="Arial" w:cs="Arial"/>
+        </w:rPr>
+        <w:t>hez</w:t>
+      </w:r>
+      <w:proofErr w:type="spellEnd"/>
+      <w:r>
+        <w:rPr>
+          <w:rFonts w:ascii="Arial" w:hAnsi="Arial" w:cs="Arial"/>
+        </w:rPr>
+        <w:t xml:space="preserve"> –, valamint a </w:t>
+      </w:r>
+      <w:proofErr w:type="spellStart"/>
+      <w:r>
+        <w:rPr>
+          <w:rFonts w:ascii="Arial" w:hAnsi="Arial" w:cs="Arial"/>
+        </w:rPr>
+        <w:t>WebStorm</w:t>
+      </w:r>
+      <w:proofErr w:type="spellEnd"/>
+      <w:r>
+        <w:rPr>
+          <w:rFonts w:ascii="Arial" w:hAnsi="Arial" w:cs="Arial"/>
+        </w:rPr>
+        <w:t xml:space="preserve"> is zökkenőmentesen futnak rajtuk. A WSL (Windows </w:t>
+      </w:r>
+      <w:proofErr w:type="spellStart"/>
+      <w:r>
+        <w:rPr>
+          <w:rFonts w:ascii="Arial" w:hAnsi="Arial" w:cs="Arial"/>
+        </w:rPr>
+        <w:t>Subsystem</w:t>
+      </w:r>
+      <w:proofErr w:type="spellEnd"/>
+      <w:r>
+        <w:rPr>
+          <w:rFonts w:ascii="Arial" w:hAnsi="Arial" w:cs="Arial"/>
+        </w:rPr>
+        <w:t xml:space="preserve"> </w:t>
+      </w:r>
+      <w:proofErr w:type="spellStart"/>
+      <w:r>
+        <w:rPr>
+          <w:rFonts w:ascii="Arial" w:hAnsi="Arial" w:cs="Arial"/>
+        </w:rPr>
+        <w:t>for</w:t>
+      </w:r>
+      <w:proofErr w:type="spellEnd"/>
+      <w:r>
+        <w:rPr>
+          <w:rFonts w:ascii="Arial" w:hAnsi="Arial" w:cs="Arial"/>
+        </w:rPr>
+        <w:t xml:space="preserve"> Linux) révén Linux parancssori eszközök is elérhetőek Windows alatt, így minden fejlesztési fázisban stabil alapot biztosítanak.</w:t>
       </w:r>
     </w:p>
     <w:p>
@@ -2351,7 +3063,49 @@
         <w:rPr>
           <w:rFonts w:ascii="Arial" w:hAnsi="Arial" w:cs="Arial"/>
         </w:rPr>
-        <w:t>HTML – A HyperText Markup Language (HTML) képezi az app struktúrájának alapját, definiálja az oldal elemeit és a felhasználói interfészt. Friss szabványai biztosítják a böngésző-kompatibilitást, az akadálymentességet és a keresőoptimalizálást (SEO), miközben támogatják a karbantarthatóságot és reszponzív terveket.</w:t>
+        <w:t xml:space="preserve">HTML – A </w:t>
+      </w:r>
+      <w:proofErr w:type="spellStart"/>
+      <w:r>
+        <w:rPr>
+          <w:rFonts w:ascii="Arial" w:hAnsi="Arial" w:cs="Arial"/>
+        </w:rPr>
+        <w:t>HyperText</w:t>
+      </w:r>
+      <w:proofErr w:type="spellEnd"/>
+      <w:r>
+        <w:rPr>
+          <w:rFonts w:ascii="Arial" w:hAnsi="Arial" w:cs="Arial"/>
+        </w:rPr>
+        <w:t xml:space="preserve"> </w:t>
+      </w:r>
+      <w:proofErr w:type="spellStart"/>
+      <w:r>
+        <w:rPr>
+          <w:rFonts w:ascii="Arial" w:hAnsi="Arial" w:cs="Arial"/>
+        </w:rPr>
+        <w:t>Markup</w:t>
+      </w:r>
+      <w:proofErr w:type="spellEnd"/>
+      <w:r>
+        <w:rPr>
+          <w:rFonts w:ascii="Arial" w:hAnsi="Arial" w:cs="Arial"/>
+        </w:rPr>
+        <w:t xml:space="preserve"> </w:t>
+      </w:r>
+      <w:proofErr w:type="spellStart"/>
+      <w:r>
+        <w:rPr>
+          <w:rFonts w:ascii="Arial" w:hAnsi="Arial" w:cs="Arial"/>
+        </w:rPr>
+        <w:t>Language</w:t>
+      </w:r>
+      <w:proofErr w:type="spellEnd"/>
+      <w:r>
+        <w:rPr>
+          <w:rFonts w:ascii="Arial" w:hAnsi="Arial" w:cs="Arial"/>
+        </w:rPr>
+        <w:t xml:space="preserve"> (HTML) képezi az app struktúrájának alapját, definiálja az oldal elemeit és a felhasználói interfészt. Friss szabványai biztosítják a böngésző-kompatibilitást, az akadálymentességet és a keresőoptimalizálást (SEO), miközben támogatják a karbantarthatóságot és reszponzív terveket.</w:t>
       </w:r>
     </w:p>
     <w:p>
@@ -2365,7 +3119,63 @@
         <w:rPr>
           <w:rFonts w:ascii="Arial" w:hAnsi="Arial" w:cs="Arial"/>
         </w:rPr>
-        <w:t>CSS – A Cascading Style Sheets (CSS) felelős a vizuális formázásért, modern, reszponzív és vonzó megjelenést teremtve. Animációk, interakciók beépítésével gazdagítja a felhasználói élményt, míg CSS-preprocesszorok (pl. SASS, LESS) javítják a kód szervezését és teljesítményét.</w:t>
+        <w:t xml:space="preserve">CSS – A </w:t>
+      </w:r>
+      <w:proofErr w:type="spellStart"/>
+      <w:r>
+        <w:rPr>
+          <w:rFonts w:ascii="Arial" w:hAnsi="Arial" w:cs="Arial"/>
+        </w:rPr>
+        <w:t>Cascading</w:t>
+      </w:r>
+      <w:proofErr w:type="spellEnd"/>
+      <w:r>
+        <w:rPr>
+          <w:rFonts w:ascii="Arial" w:hAnsi="Arial" w:cs="Arial"/>
+        </w:rPr>
+        <w:t xml:space="preserve"> </w:t>
+      </w:r>
+      <w:proofErr w:type="spellStart"/>
+      <w:r>
+        <w:rPr>
+          <w:rFonts w:ascii="Arial" w:hAnsi="Arial" w:cs="Arial"/>
+        </w:rPr>
+        <w:t>Style</w:t>
+      </w:r>
+      <w:proofErr w:type="spellEnd"/>
+      <w:r>
+        <w:rPr>
+          <w:rFonts w:ascii="Arial" w:hAnsi="Arial" w:cs="Arial"/>
+        </w:rPr>
+        <w:t xml:space="preserve"> </w:t>
+      </w:r>
+      <w:proofErr w:type="spellStart"/>
+      <w:r>
+        <w:rPr>
+          <w:rFonts w:ascii="Arial" w:hAnsi="Arial" w:cs="Arial"/>
+        </w:rPr>
+        <w:t>Sheets</w:t>
+      </w:r>
+      <w:proofErr w:type="spellEnd"/>
+      <w:r>
+        <w:rPr>
+          <w:rFonts w:ascii="Arial" w:hAnsi="Arial" w:cs="Arial"/>
+        </w:rPr>
+        <w:t xml:space="preserve"> (CSS) felelős a vizuális formázásért, modern, reszponzív és vonzó megjelenést teremtve. Animációk, interakciók beépítésével gazdagítja a felhasználói élményt, míg CSS-</w:t>
+      </w:r>
+      <w:proofErr w:type="spellStart"/>
+      <w:r>
+        <w:rPr>
+          <w:rFonts w:ascii="Arial" w:hAnsi="Arial" w:cs="Arial"/>
+        </w:rPr>
+        <w:t>preprocesszorok</w:t>
+      </w:r>
+      <w:proofErr w:type="spellEnd"/>
+      <w:r>
+        <w:rPr>
+          <w:rFonts w:ascii="Arial" w:hAnsi="Arial" w:cs="Arial"/>
+        </w:rPr>
+        <w:t xml:space="preserve"> (pl. SASS, LESS) javítják a kód szervezését és teljesítményét.</w:t>
       </w:r>
     </w:p>
     <w:p>
@@ -2375,11 +3185,75 @@
           <w:rFonts w:ascii="Arial" w:hAnsi="Arial" w:cs="Arial"/>
         </w:rPr>
       </w:pPr>
-      <w:r>
-        <w:rPr>
-          <w:rFonts w:ascii="Arial" w:hAnsi="Arial" w:cs="Arial"/>
-        </w:rPr>
-        <w:t>React (v18+) – A React egy intuitív, nagy teljesítményű JavaScript library a dinamikus UI-k kezeléséhez. A 18+ verzió fejlett optimalizációkat és modern webes szabványokat kínál. Ökoszisztémája támogatja a React Router navigációt, Context API állapotkezelést, valamint Socket.io-client valós idejű kommunikációt. Komponensalapú felépítése skálázható, hatékony appok készítését teszi lehetővé.</w:t>
+      <w:proofErr w:type="spellStart"/>
+      <w:r>
+        <w:rPr>
+          <w:rFonts w:ascii="Arial" w:hAnsi="Arial" w:cs="Arial"/>
+        </w:rPr>
+        <w:t>React</w:t>
+      </w:r>
+      <w:proofErr w:type="spellEnd"/>
+      <w:r>
+        <w:rPr>
+          <w:rFonts w:ascii="Arial" w:hAnsi="Arial" w:cs="Arial"/>
+        </w:rPr>
+        <w:t xml:space="preserve"> (v18+) – A </w:t>
+      </w:r>
+      <w:proofErr w:type="spellStart"/>
+      <w:r>
+        <w:rPr>
+          <w:rFonts w:ascii="Arial" w:hAnsi="Arial" w:cs="Arial"/>
+        </w:rPr>
+        <w:t>React</w:t>
+      </w:r>
+      <w:proofErr w:type="spellEnd"/>
+      <w:r>
+        <w:rPr>
+          <w:rFonts w:ascii="Arial" w:hAnsi="Arial" w:cs="Arial"/>
+        </w:rPr>
+        <w:t xml:space="preserve"> egy intuitív, nagy teljesítményű JavaScript </w:t>
+      </w:r>
+      <w:proofErr w:type="spellStart"/>
+      <w:r>
+        <w:rPr>
+          <w:rFonts w:ascii="Arial" w:hAnsi="Arial" w:cs="Arial"/>
+        </w:rPr>
+        <w:t>library</w:t>
+      </w:r>
+      <w:proofErr w:type="spellEnd"/>
+      <w:r>
+        <w:rPr>
+          <w:rFonts w:ascii="Arial" w:hAnsi="Arial" w:cs="Arial"/>
+        </w:rPr>
+        <w:t xml:space="preserve"> a dinamikus UI-k kezeléséhez. A 18+ verzió fejlett optimalizációkat és modern webes szabványokat kínál. Ökoszisztémája támogatja a </w:t>
+      </w:r>
+      <w:proofErr w:type="spellStart"/>
+      <w:r>
+        <w:rPr>
+          <w:rFonts w:ascii="Arial" w:hAnsi="Arial" w:cs="Arial"/>
+        </w:rPr>
+        <w:t>React</w:t>
+      </w:r>
+      <w:proofErr w:type="spellEnd"/>
+      <w:r>
+        <w:rPr>
+          <w:rFonts w:ascii="Arial" w:hAnsi="Arial" w:cs="Arial"/>
+        </w:rPr>
+        <w:t xml:space="preserve"> Router navigációt, Context API állapotkezelést, valamint Socket.io-</w:t>
+      </w:r>
+      <w:proofErr w:type="spellStart"/>
+      <w:r>
+        <w:rPr>
+          <w:rFonts w:ascii="Arial" w:hAnsi="Arial" w:cs="Arial"/>
+        </w:rPr>
+        <w:t>client</w:t>
+      </w:r>
+      <w:proofErr w:type="spellEnd"/>
+      <w:r>
+        <w:rPr>
+          <w:rFonts w:ascii="Arial" w:hAnsi="Arial" w:cs="Arial"/>
+        </w:rPr>
+        <w:t xml:space="preserve"> valós idejű kommunikációt. Komponensalapú felépítése skálázható, hatékony appok készítését teszi lehetővé.</w:t>
       </w:r>
     </w:p>
     <w:p>
@@ -2389,11 +3263,61 @@
           <w:rFonts w:ascii="Arial" w:hAnsi="Arial" w:cs="Arial"/>
         </w:rPr>
       </w:pPr>
-      <w:r>
-        <w:rPr>
-          <w:rFonts w:ascii="Arial" w:hAnsi="Arial" w:cs="Arial"/>
-        </w:rPr>
-        <w:t>Tailwind CSS (v3.4.13) – Utility-first CSS framework gyors, egyedi stílusokhoz külső fájlok nélkül. A 3.4.13 verzió optimalizált, konfigurálható, utility osztályaival felgyorsítja a munkát, miközben olvasható kódot eredményez. Ideális reszponzív, modern felületekhez.</w:t>
+      <w:proofErr w:type="spellStart"/>
+      <w:r>
+        <w:rPr>
+          <w:rFonts w:ascii="Arial" w:hAnsi="Arial" w:cs="Arial"/>
+        </w:rPr>
+        <w:t>Tailwind</w:t>
+      </w:r>
+      <w:proofErr w:type="spellEnd"/>
+      <w:r>
+        <w:rPr>
+          <w:rFonts w:ascii="Arial" w:hAnsi="Arial" w:cs="Arial"/>
+        </w:rPr>
+        <w:t xml:space="preserve"> CSS (v3.4.13) – </w:t>
+      </w:r>
+      <w:proofErr w:type="spellStart"/>
+      <w:r>
+        <w:rPr>
+          <w:rFonts w:ascii="Arial" w:hAnsi="Arial" w:cs="Arial"/>
+        </w:rPr>
+        <w:t>Utility-first</w:t>
+      </w:r>
+      <w:proofErr w:type="spellEnd"/>
+      <w:r>
+        <w:rPr>
+          <w:rFonts w:ascii="Arial" w:hAnsi="Arial" w:cs="Arial"/>
+        </w:rPr>
+        <w:t xml:space="preserve"> CSS </w:t>
+      </w:r>
+      <w:proofErr w:type="spellStart"/>
+      <w:r>
+        <w:rPr>
+          <w:rFonts w:ascii="Arial" w:hAnsi="Arial" w:cs="Arial"/>
+        </w:rPr>
+        <w:t>framework</w:t>
+      </w:r>
+      <w:proofErr w:type="spellEnd"/>
+      <w:r>
+        <w:rPr>
+          <w:rFonts w:ascii="Arial" w:hAnsi="Arial" w:cs="Arial"/>
+        </w:rPr>
+        <w:t xml:space="preserve"> gyors, egyedi stílusokhoz külső fájlok nélkül. A 3.4.13 verzió optimalizált, konfigurálható, </w:t>
+      </w:r>
+      <w:proofErr w:type="spellStart"/>
+      <w:r>
+        <w:rPr>
+          <w:rFonts w:ascii="Arial" w:hAnsi="Arial" w:cs="Arial"/>
+        </w:rPr>
+        <w:t>utility</w:t>
+      </w:r>
+      <w:proofErr w:type="spellEnd"/>
+      <w:r>
+        <w:rPr>
+          <w:rFonts w:ascii="Arial" w:hAnsi="Arial" w:cs="Arial"/>
+        </w:rPr>
+        <w:t xml:space="preserve"> osztályaival felgyorsítja a munkát, miközben olvasható kódot eredményez. Ideális reszponzív, modern felületekhez.</w:t>
       </w:r>
     </w:p>
     <w:p>
@@ -2407,7 +3331,63 @@
         <w:rPr>
           <w:rFonts w:ascii="Arial" w:hAnsi="Arial" w:cs="Arial"/>
         </w:rPr>
-        <w:t>NPM (v10.9.0) – A Node Package Manager gondoskodik a front-end függőségek (pl. Axios HTTP-kérésekhez, React Router) kezeléséről és telepítéséről, naprakészen tartva őket kompatibilitási gondok nélkül.</w:t>
+        <w:t xml:space="preserve">NPM (v10.9.0) – A </w:t>
+      </w:r>
+      <w:proofErr w:type="spellStart"/>
+      <w:r>
+        <w:rPr>
+          <w:rFonts w:ascii="Arial" w:hAnsi="Arial" w:cs="Arial"/>
+        </w:rPr>
+        <w:t>Node</w:t>
+      </w:r>
+      <w:proofErr w:type="spellEnd"/>
+      <w:r>
+        <w:rPr>
+          <w:rFonts w:ascii="Arial" w:hAnsi="Arial" w:cs="Arial"/>
+        </w:rPr>
+        <w:t xml:space="preserve"> </w:t>
+      </w:r>
+      <w:proofErr w:type="spellStart"/>
+      <w:r>
+        <w:rPr>
+          <w:rFonts w:ascii="Arial" w:hAnsi="Arial" w:cs="Arial"/>
+        </w:rPr>
+        <w:t>Package</w:t>
+      </w:r>
+      <w:proofErr w:type="spellEnd"/>
+      <w:r>
+        <w:rPr>
+          <w:rFonts w:ascii="Arial" w:hAnsi="Arial" w:cs="Arial"/>
+        </w:rPr>
+        <w:t xml:space="preserve"> Manager gondoskodik a front-end függőségek (pl. </w:t>
+      </w:r>
+      <w:proofErr w:type="spellStart"/>
+      <w:r>
+        <w:rPr>
+          <w:rFonts w:ascii="Arial" w:hAnsi="Arial" w:cs="Arial"/>
+        </w:rPr>
+        <w:t>Axios</w:t>
+      </w:r>
+      <w:proofErr w:type="spellEnd"/>
+      <w:r>
+        <w:rPr>
+          <w:rFonts w:ascii="Arial" w:hAnsi="Arial" w:cs="Arial"/>
+        </w:rPr>
+        <w:t xml:space="preserve"> HTTP-kérésekhez, </w:t>
+      </w:r>
+      <w:proofErr w:type="spellStart"/>
+      <w:r>
+        <w:rPr>
+          <w:rFonts w:ascii="Arial" w:hAnsi="Arial" w:cs="Arial"/>
+        </w:rPr>
+        <w:t>React</w:t>
+      </w:r>
+      <w:proofErr w:type="spellEnd"/>
+      <w:r>
+        <w:rPr>
+          <w:rFonts w:ascii="Arial" w:hAnsi="Arial" w:cs="Arial"/>
+        </w:rPr>
+        <w:t xml:space="preserve"> Router) kezeléséről és telepítéséről, naprakészen tartva őket kompatibilitási gondok nélkül.</w:t>
       </w:r>
     </w:p>
     <w:p>
@@ -2451,7 +3431,35 @@
         <w:rPr>
           <w:rFonts w:ascii="Arial" w:hAnsi="Arial" w:cs="Arial"/>
         </w:rPr>
-        <w:t>JavaScript – Egységes nyelv a full stack fejlesztéshez, dinamikus, skálázható, Node.js-ben aszinkron műveletekkel kiemelkedő teljesítményt nyújtva a hagyományos szerverekkel szemben.</w:t>
+        <w:t xml:space="preserve">JavaScript – Egységes nyelv a </w:t>
+      </w:r>
+      <w:proofErr w:type="spellStart"/>
+      <w:r>
+        <w:rPr>
+          <w:rFonts w:ascii="Arial" w:hAnsi="Arial" w:cs="Arial"/>
+        </w:rPr>
+        <w:t>full</w:t>
+      </w:r>
+      <w:proofErr w:type="spellEnd"/>
+      <w:r>
+        <w:rPr>
+          <w:rFonts w:ascii="Arial" w:hAnsi="Arial" w:cs="Arial"/>
+        </w:rPr>
+        <w:t xml:space="preserve"> </w:t>
+      </w:r>
+      <w:proofErr w:type="spellStart"/>
+      <w:r>
+        <w:rPr>
+          <w:rFonts w:ascii="Arial" w:hAnsi="Arial" w:cs="Arial"/>
+        </w:rPr>
+        <w:t>stack</w:t>
+      </w:r>
+      <w:proofErr w:type="spellEnd"/>
+      <w:r>
+        <w:rPr>
+          <w:rFonts w:ascii="Arial" w:hAnsi="Arial" w:cs="Arial"/>
+        </w:rPr>
+        <w:t xml:space="preserve"> fejlesztéshez, dinamikus, skálázható, Node.js-ben aszinkron műveletekkel kiemelkedő teljesítményt nyújtva a hagyományos szerverekkel szemben.</w:t>
       </w:r>
     </w:p>
     <w:p>
@@ -2465,7 +3473,63 @@
         <w:rPr>
           <w:rFonts w:ascii="Arial" w:hAnsi="Arial" w:cs="Arial"/>
         </w:rPr>
-        <w:t>Node.js (v18+) – Gyors, eseményvezérelt JavaScript runtime szerveroldali appokhoz. A 18+ verzió stabil, V8-alapú, nagy terhelésű, real-time feladatokra optimalizált (pl. Socket.io WebSocket chathez).</w:t>
+        <w:t xml:space="preserve">Node.js (v18+) – Gyors, </w:t>
+      </w:r>
+      <w:proofErr w:type="spellStart"/>
+      <w:r>
+        <w:rPr>
+          <w:rFonts w:ascii="Arial" w:hAnsi="Arial" w:cs="Arial"/>
+        </w:rPr>
+        <w:t>eseményvezérelt</w:t>
+      </w:r>
+      <w:proofErr w:type="spellEnd"/>
+      <w:r>
+        <w:rPr>
+          <w:rFonts w:ascii="Arial" w:hAnsi="Arial" w:cs="Arial"/>
+        </w:rPr>
+        <w:t xml:space="preserve"> JavaScript </w:t>
+      </w:r>
+      <w:proofErr w:type="spellStart"/>
+      <w:r>
+        <w:rPr>
+          <w:rFonts w:ascii="Arial" w:hAnsi="Arial" w:cs="Arial"/>
+        </w:rPr>
+        <w:t>runtime</w:t>
+      </w:r>
+      <w:proofErr w:type="spellEnd"/>
+      <w:r>
+        <w:rPr>
+          <w:rFonts w:ascii="Arial" w:hAnsi="Arial" w:cs="Arial"/>
+        </w:rPr>
+        <w:t xml:space="preserve"> szerveroldali appokhoz. A 18+ verzió stabil, V8-alapú, nagy terhelésű, </w:t>
+      </w:r>
+      <w:proofErr w:type="spellStart"/>
+      <w:r>
+        <w:rPr>
+          <w:rFonts w:ascii="Arial" w:hAnsi="Arial" w:cs="Arial"/>
+        </w:rPr>
+        <w:t>real-time</w:t>
+      </w:r>
+      <w:proofErr w:type="spellEnd"/>
+      <w:r>
+        <w:rPr>
+          <w:rFonts w:ascii="Arial" w:hAnsi="Arial" w:cs="Arial"/>
+        </w:rPr>
+        <w:t xml:space="preserve"> feladatokra optimalizált (pl. Socket.io </w:t>
+      </w:r>
+      <w:proofErr w:type="spellStart"/>
+      <w:r>
+        <w:rPr>
+          <w:rFonts w:ascii="Arial" w:hAnsi="Arial" w:cs="Arial"/>
+        </w:rPr>
+        <w:t>WebSocket</w:t>
+      </w:r>
+      <w:proofErr w:type="spellEnd"/>
+      <w:r>
+        <w:rPr>
+          <w:rFonts w:ascii="Arial" w:hAnsi="Arial" w:cs="Arial"/>
+        </w:rPr>
+        <w:t xml:space="preserve"> chathez).</w:t>
       </w:r>
     </w:p>
     <w:p>
@@ -2479,7 +3543,91 @@
         <w:rPr>
           <w:rFonts w:ascii="Arial" w:hAnsi="Arial" w:cs="Arial"/>
         </w:rPr>
-        <w:t>Express.js (v4.21.1) – Minimalista Node.js framework REST API-k gyors építéséhez. A 4.21.1 verzió friss javításokkal kompatibilis a Node.js-sel, middleware-ekkel (pl. JWT autentikáció, bcrypt jelszóhash) bővíthető.</w:t>
+        <w:t xml:space="preserve">Express.js (v4.21.1) – Minimalista Node.js </w:t>
+      </w:r>
+      <w:proofErr w:type="spellStart"/>
+      <w:r>
+        <w:rPr>
+          <w:rFonts w:ascii="Arial" w:hAnsi="Arial" w:cs="Arial"/>
+        </w:rPr>
+        <w:t>framework</w:t>
+      </w:r>
+      <w:proofErr w:type="spellEnd"/>
+      <w:r>
+        <w:rPr>
+          <w:rFonts w:ascii="Arial" w:hAnsi="Arial" w:cs="Arial"/>
+        </w:rPr>
+        <w:t xml:space="preserve"> REST API-k gyors építéséhez. A 4.21.1 verzió friss javításokkal kompatibilis a Node.js-</w:t>
+      </w:r>
+      <w:proofErr w:type="spellStart"/>
+      <w:r>
+        <w:rPr>
+          <w:rFonts w:ascii="Arial" w:hAnsi="Arial" w:cs="Arial"/>
+        </w:rPr>
+        <w:t>sel</w:t>
+      </w:r>
+      <w:proofErr w:type="spellEnd"/>
+      <w:r>
+        <w:rPr>
+          <w:rFonts w:ascii="Arial" w:hAnsi="Arial" w:cs="Arial"/>
+        </w:rPr>
+        <w:t xml:space="preserve">, </w:t>
+      </w:r>
+      <w:proofErr w:type="spellStart"/>
+      <w:r>
+        <w:rPr>
+          <w:rFonts w:ascii="Arial" w:hAnsi="Arial" w:cs="Arial"/>
+        </w:rPr>
+        <w:t>middleware-ekkel</w:t>
+      </w:r>
+      <w:proofErr w:type="spellEnd"/>
+      <w:r>
+        <w:rPr>
+          <w:rFonts w:ascii="Arial" w:hAnsi="Arial" w:cs="Arial"/>
+        </w:rPr>
+        <w:t xml:space="preserve"> (pl. JWT </w:t>
+      </w:r>
+      <w:proofErr w:type="spellStart"/>
+      <w:r>
+        <w:rPr>
+          <w:rFonts w:ascii="Arial" w:hAnsi="Arial" w:cs="Arial"/>
+        </w:rPr>
+        <w:t>autentikáció</w:t>
+      </w:r>
+      <w:proofErr w:type="spellEnd"/>
+      <w:r>
+        <w:rPr>
+          <w:rFonts w:ascii="Arial" w:hAnsi="Arial" w:cs="Arial"/>
+        </w:rPr>
+        <w:t xml:space="preserve">, </w:t>
+      </w:r>
+      <w:proofErr w:type="spellStart"/>
+      <w:r>
+        <w:rPr>
+          <w:rFonts w:ascii="Arial" w:hAnsi="Arial" w:cs="Arial"/>
+        </w:rPr>
+        <w:t>bcrypt</w:t>
+      </w:r>
+      <w:proofErr w:type="spellEnd"/>
+      <w:r>
+        <w:rPr>
+          <w:rFonts w:ascii="Arial" w:hAnsi="Arial" w:cs="Arial"/>
+        </w:rPr>
+        <w:t xml:space="preserve"> </w:t>
+      </w:r>
+      <w:proofErr w:type="spellStart"/>
+      <w:r>
+        <w:rPr>
+          <w:rFonts w:ascii="Arial" w:hAnsi="Arial" w:cs="Arial"/>
+        </w:rPr>
+        <w:t>jelszóhash</w:t>
+      </w:r>
+      <w:proofErr w:type="spellEnd"/>
+      <w:r>
+        <w:rPr>
+          <w:rFonts w:ascii="Arial" w:hAnsi="Arial" w:cs="Arial"/>
+        </w:rPr>
+        <w:t>) bővíthető.</w:t>
       </w:r>
     </w:p>
     <w:p>
@@ -2493,7 +3641,77 @@
         <w:rPr>
           <w:rFonts w:ascii="Arial" w:hAnsi="Arial" w:cs="Arial"/>
         </w:rPr>
-        <w:t>NPM (v10.9.0) – Backend csomagok (pl. Nodemon fejlesztői reloadhoz, Prisma ORM-hez, Multer fájlfeltöltéshez) kezeléséhez, egyszerű CLI-konfigurációval.</w:t>
+        <w:t xml:space="preserve">NPM (v10.9.0) – Backend csomagok (pl. </w:t>
+      </w:r>
+      <w:proofErr w:type="spellStart"/>
+      <w:r>
+        <w:rPr>
+          <w:rFonts w:ascii="Arial" w:hAnsi="Arial" w:cs="Arial"/>
+        </w:rPr>
+        <w:t>Nodemon</w:t>
+      </w:r>
+      <w:proofErr w:type="spellEnd"/>
+      <w:r>
+        <w:rPr>
+          <w:rFonts w:ascii="Arial" w:hAnsi="Arial" w:cs="Arial"/>
+        </w:rPr>
+        <w:t xml:space="preserve"> fejlesztői </w:t>
+      </w:r>
+      <w:proofErr w:type="spellStart"/>
+      <w:r>
+        <w:rPr>
+          <w:rFonts w:ascii="Arial" w:hAnsi="Arial" w:cs="Arial"/>
+        </w:rPr>
+        <w:t>reloadhoz</w:t>
+      </w:r>
+      <w:proofErr w:type="spellEnd"/>
+      <w:r>
+        <w:rPr>
+          <w:rFonts w:ascii="Arial" w:hAnsi="Arial" w:cs="Arial"/>
+        </w:rPr>
+        <w:t xml:space="preserve">, </w:t>
+      </w:r>
+      <w:proofErr w:type="spellStart"/>
+      <w:r>
+        <w:rPr>
+          <w:rFonts w:ascii="Arial" w:hAnsi="Arial" w:cs="Arial"/>
+        </w:rPr>
+        <w:t>Prisma</w:t>
+      </w:r>
+      <w:proofErr w:type="spellEnd"/>
+      <w:r>
+        <w:rPr>
+          <w:rFonts w:ascii="Arial" w:hAnsi="Arial" w:cs="Arial"/>
+        </w:rPr>
+        <w:t xml:space="preserve"> ORM-</w:t>
+      </w:r>
+      <w:proofErr w:type="spellStart"/>
+      <w:r>
+        <w:rPr>
+          <w:rFonts w:ascii="Arial" w:hAnsi="Arial" w:cs="Arial"/>
+        </w:rPr>
+        <w:t>hez</w:t>
+      </w:r>
+      <w:proofErr w:type="spellEnd"/>
+      <w:r>
+        <w:rPr>
+          <w:rFonts w:ascii="Arial" w:hAnsi="Arial" w:cs="Arial"/>
+        </w:rPr>
+        <w:t xml:space="preserve">, </w:t>
+      </w:r>
+      <w:proofErr w:type="spellStart"/>
+      <w:r>
+        <w:rPr>
+          <w:rFonts w:ascii="Arial" w:hAnsi="Arial" w:cs="Arial"/>
+        </w:rPr>
+        <w:t>Multer</w:t>
+      </w:r>
+      <w:proofErr w:type="spellEnd"/>
+      <w:r>
+        <w:rPr>
+          <w:rFonts w:ascii="Arial" w:hAnsi="Arial" w:cs="Arial"/>
+        </w:rPr>
+        <w:t xml:space="preserve"> fájlfeltöltéshez) kezeléséhez, egyszerű CLI-konfigurációval.</w:t>
       </w:r>
     </w:p>
     <w:p>
@@ -2516,7 +3734,21 @@
         <w:rPr>
           <w:rFonts w:ascii="Arial" w:hAnsi="Arial" w:cs="Arial"/>
         </w:rPr>
-        <w:t>Az adatok tárolásához és kezeléséhez MySQL-alapú megoldást alkalmazunk:</w:t>
+        <w:t xml:space="preserve">Az adatok tárolásához és kezeléséhez </w:t>
+      </w:r>
+      <w:proofErr w:type="spellStart"/>
+      <w:r>
+        <w:rPr>
+          <w:rFonts w:ascii="Arial" w:hAnsi="Arial" w:cs="Arial"/>
+        </w:rPr>
+        <w:t>MySQL</w:t>
+      </w:r>
+      <w:proofErr w:type="spellEnd"/>
+      <w:r>
+        <w:rPr>
+          <w:rFonts w:ascii="Arial" w:hAnsi="Arial" w:cs="Arial"/>
+        </w:rPr>
+        <w:t>-alapú megoldást alkalmazunk:</w:t>
       </w:r>
     </w:p>
     <w:p>
@@ -2530,7 +3762,105 @@
         <w:rPr>
           <w:rFonts w:ascii="Arial" w:hAnsi="Arial" w:cs="Arial"/>
         </w:rPr>
-        <w:t>XAMPP Control Panel (v3.3.0) – All-in-one helyi szerverkörnyezet Apache-val és MySQL/MariaDB-val. Gyors setup-ot, adatbázis-tesztelést kínál éles környezet előtt.</w:t>
+        <w:t xml:space="preserve">XAMPP </w:t>
+      </w:r>
+      <w:proofErr w:type="spellStart"/>
+      <w:r>
+        <w:rPr>
+          <w:rFonts w:ascii="Arial" w:hAnsi="Arial" w:cs="Arial"/>
+        </w:rPr>
+        <w:t>Control</w:t>
+      </w:r>
+      <w:proofErr w:type="spellEnd"/>
+      <w:r>
+        <w:rPr>
+          <w:rFonts w:ascii="Arial" w:hAnsi="Arial" w:cs="Arial"/>
+        </w:rPr>
+        <w:t xml:space="preserve"> Panel (v3.3.0) – </w:t>
+      </w:r>
+      <w:proofErr w:type="spellStart"/>
+      <w:r>
+        <w:rPr>
+          <w:rFonts w:ascii="Arial" w:hAnsi="Arial" w:cs="Arial"/>
+        </w:rPr>
+        <w:t>All</w:t>
+      </w:r>
+      <w:proofErr w:type="spellEnd"/>
+      <w:r>
+        <w:rPr>
+          <w:rFonts w:ascii="Arial" w:hAnsi="Arial" w:cs="Arial"/>
+        </w:rPr>
+        <w:t>-in-</w:t>
+      </w:r>
+      <w:proofErr w:type="spellStart"/>
+      <w:r>
+        <w:rPr>
+          <w:rFonts w:ascii="Arial" w:hAnsi="Arial" w:cs="Arial"/>
+        </w:rPr>
+        <w:t>one</w:t>
+      </w:r>
+      <w:proofErr w:type="spellEnd"/>
+      <w:r>
+        <w:rPr>
+          <w:rFonts w:ascii="Arial" w:hAnsi="Arial" w:cs="Arial"/>
+        </w:rPr>
+        <w:t xml:space="preserve"> helyi szerverkörnyezet </w:t>
+      </w:r>
+      <w:proofErr w:type="spellStart"/>
+      <w:r>
+        <w:rPr>
+          <w:rFonts w:ascii="Arial" w:hAnsi="Arial" w:cs="Arial"/>
+        </w:rPr>
+        <w:t>Apache-val</w:t>
+      </w:r>
+      <w:proofErr w:type="spellEnd"/>
+      <w:r>
+        <w:rPr>
+          <w:rFonts w:ascii="Arial" w:hAnsi="Arial" w:cs="Arial"/>
+        </w:rPr>
+        <w:t xml:space="preserve"> és </w:t>
+      </w:r>
+      <w:proofErr w:type="spellStart"/>
+      <w:r>
+        <w:rPr>
+          <w:rFonts w:ascii="Arial" w:hAnsi="Arial" w:cs="Arial"/>
+        </w:rPr>
+        <w:t>MySQL</w:t>
+      </w:r>
+      <w:proofErr w:type="spellEnd"/>
+      <w:r>
+        <w:rPr>
+          <w:rFonts w:ascii="Arial" w:hAnsi="Arial" w:cs="Arial"/>
+        </w:rPr>
+        <w:t>/</w:t>
+      </w:r>
+      <w:proofErr w:type="spellStart"/>
+      <w:r>
+        <w:rPr>
+          <w:rFonts w:ascii="Arial" w:hAnsi="Arial" w:cs="Arial"/>
+        </w:rPr>
+        <w:t>MariaDB-val</w:t>
+      </w:r>
+      <w:proofErr w:type="spellEnd"/>
+      <w:r>
+        <w:rPr>
+          <w:rFonts w:ascii="Arial" w:hAnsi="Arial" w:cs="Arial"/>
+        </w:rPr>
+        <w:t xml:space="preserve">. Gyors </w:t>
+      </w:r>
+      <w:proofErr w:type="spellStart"/>
+      <w:r>
+        <w:rPr>
+          <w:rFonts w:ascii="Arial" w:hAnsi="Arial" w:cs="Arial"/>
+        </w:rPr>
+        <w:t>setup</w:t>
+      </w:r>
+      <w:proofErr w:type="spellEnd"/>
+      <w:r>
+        <w:rPr>
+          <w:rFonts w:ascii="Arial" w:hAnsi="Arial" w:cs="Arial"/>
+        </w:rPr>
+        <w:t>-ot, adatbázis-tesztelést kínál éles környezet előtt.</w:t>
       </w:r>
     </w:p>
     <w:p>
@@ -2540,12 +3870,76 @@
           <w:rFonts w:ascii="Arial" w:hAnsi="Arial" w:cs="Arial"/>
         </w:rPr>
       </w:pPr>
+      <w:proofErr w:type="spellStart"/>
       <w:r>
         <w:rPr>
           <w:rFonts w:ascii="Arial" w:hAnsi="Arial" w:cs="Arial"/>
         </w:rPr>
         <w:lastRenderedPageBreak/>
-        <w:t>MySQL (10.4.32-MariaDB) – Nyílt forráskódú, megbízható relationalis DBMS kiváló teljesítménnyel. A 10.4.32 verzió ACID-támogatással, indexeléssel kezeli nagy adatmennyiségeket és komplex query-ket, Prisma ORM-mel integrálva.</w:t>
+        <w:t>MySQL</w:t>
+      </w:r>
+      <w:proofErr w:type="spellEnd"/>
+      <w:r>
+        <w:rPr>
+          <w:rFonts w:ascii="Arial" w:hAnsi="Arial" w:cs="Arial"/>
+        </w:rPr>
+        <w:t xml:space="preserve"> (10.4.32-MariaDB) – Nyílt forráskódú, megbízható </w:t>
+      </w:r>
+      <w:proofErr w:type="spellStart"/>
+      <w:r>
+        <w:rPr>
+          <w:rFonts w:ascii="Arial" w:hAnsi="Arial" w:cs="Arial"/>
+        </w:rPr>
+        <w:t>relationalis</w:t>
+      </w:r>
+      <w:proofErr w:type="spellEnd"/>
+      <w:r>
+        <w:rPr>
+          <w:rFonts w:ascii="Arial" w:hAnsi="Arial" w:cs="Arial"/>
+        </w:rPr>
+        <w:t xml:space="preserve"> DBMS kiváló teljesítménnyel. A 10.4.32 verzió ACID-támogatással, indexeléssel kezeli nagy adatmennyiségeket és komplex </w:t>
+      </w:r>
+      <w:proofErr w:type="spellStart"/>
+      <w:r>
+        <w:rPr>
+          <w:rFonts w:ascii="Arial" w:hAnsi="Arial" w:cs="Arial"/>
+        </w:rPr>
+        <w:t>query</w:t>
+      </w:r>
+      <w:proofErr w:type="spellEnd"/>
+      <w:r>
+        <w:rPr>
+          <w:rFonts w:ascii="Arial" w:hAnsi="Arial" w:cs="Arial"/>
+        </w:rPr>
+        <w:t xml:space="preserve">-ket, </w:t>
+      </w:r>
+      <w:proofErr w:type="spellStart"/>
+      <w:r>
+        <w:rPr>
+          <w:rFonts w:ascii="Arial" w:hAnsi="Arial" w:cs="Arial"/>
+        </w:rPr>
+        <w:t>Prisma</w:t>
+      </w:r>
+      <w:proofErr w:type="spellEnd"/>
+      <w:r>
+        <w:rPr>
+          <w:rFonts w:ascii="Arial" w:hAnsi="Arial" w:cs="Arial"/>
+        </w:rPr>
+        <w:t xml:space="preserve"> ORM-</w:t>
+      </w:r>
+      <w:proofErr w:type="spellStart"/>
+      <w:r>
+        <w:rPr>
+          <w:rFonts w:ascii="Arial" w:hAnsi="Arial" w:cs="Arial"/>
+        </w:rPr>
+        <w:t>mel</w:t>
+      </w:r>
+      <w:proofErr w:type="spellEnd"/>
+      <w:r>
+        <w:rPr>
+          <w:rFonts w:ascii="Arial" w:hAnsi="Arial" w:cs="Arial"/>
+        </w:rPr>
+        <w:t xml:space="preserve"> integrálva.</w:t>
       </w:r>
     </w:p>
     <w:p>
@@ -2609,7 +4003,63 @@
         <w:rPr>
           <w:rFonts w:ascii="Arial" w:hAnsi="Arial" w:cs="Arial"/>
         </w:rPr>
-        <w:t>A Bellora adatbázisa egy Vinted-szerű online piactér támogatására készült, amely termékek, ajánlatok, rendelések, üzenetek, fizetések, szállítások és felhasználói interakciók kezelésére szolgál. Az alábbiakban ismertetjük az adatbázis struktúráját és a Prisma schema alapján létrehozott táblákat.</w:t>
+        <w:t xml:space="preserve">A </w:t>
+      </w:r>
+      <w:proofErr w:type="spellStart"/>
+      <w:r>
+        <w:rPr>
+          <w:rFonts w:ascii="Arial" w:hAnsi="Arial" w:cs="Arial"/>
+        </w:rPr>
+        <w:t>Bellora</w:t>
+      </w:r>
+      <w:proofErr w:type="spellEnd"/>
+      <w:r>
+        <w:rPr>
+          <w:rFonts w:ascii="Arial" w:hAnsi="Arial" w:cs="Arial"/>
+        </w:rPr>
+        <w:t xml:space="preserve"> adatbázisa egy </w:t>
+      </w:r>
+      <w:proofErr w:type="spellStart"/>
+      <w:r>
+        <w:rPr>
+          <w:rFonts w:ascii="Arial" w:hAnsi="Arial" w:cs="Arial"/>
+        </w:rPr>
+        <w:t>Vinted</w:t>
+      </w:r>
+      <w:proofErr w:type="spellEnd"/>
+      <w:r>
+        <w:rPr>
+          <w:rFonts w:ascii="Arial" w:hAnsi="Arial" w:cs="Arial"/>
+        </w:rPr>
+        <w:t xml:space="preserve">-szerű online piactér támogatására készült, amely termékek, ajánlatok, rendelések, üzenetek, fizetések, szállítások és felhasználói interakciók kezelésére szolgál. Az alábbiakban ismertetjük az adatbázis struktúráját és a </w:t>
+      </w:r>
+      <w:proofErr w:type="spellStart"/>
+      <w:r>
+        <w:rPr>
+          <w:rFonts w:ascii="Arial" w:hAnsi="Arial" w:cs="Arial"/>
+        </w:rPr>
+        <w:t>Prisma</w:t>
+      </w:r>
+      <w:proofErr w:type="spellEnd"/>
+      <w:r>
+        <w:rPr>
+          <w:rFonts w:ascii="Arial" w:hAnsi="Arial" w:cs="Arial"/>
+        </w:rPr>
+        <w:t xml:space="preserve"> </w:t>
+      </w:r>
+      <w:proofErr w:type="spellStart"/>
+      <w:r>
+        <w:rPr>
+          <w:rFonts w:ascii="Arial" w:hAnsi="Arial" w:cs="Arial"/>
+        </w:rPr>
+        <w:t>schema</w:t>
+      </w:r>
+      <w:proofErr w:type="spellEnd"/>
+      <w:r>
+        <w:rPr>
+          <w:rFonts w:ascii="Arial" w:hAnsi="Arial" w:cs="Arial"/>
+        </w:rPr>
+        <w:t xml:space="preserve"> alapján létrehozott táblákat.</w:t>
       </w:r>
     </w:p>
     <w:p>
@@ -2639,7 +4089,21 @@
         <w:rPr>
           <w:rFonts w:ascii="Arial" w:hAnsi="Arial" w:cs="Arial"/>
         </w:rPr>
-        <w:t xml:space="preserve">1. categories (Kategóriák) </w:t>
+        <w:t xml:space="preserve">1. </w:t>
+      </w:r>
+      <w:proofErr w:type="spellStart"/>
+      <w:r>
+        <w:rPr>
+          <w:rFonts w:ascii="Arial" w:hAnsi="Arial" w:cs="Arial"/>
+        </w:rPr>
+        <w:t>categories</w:t>
+      </w:r>
+      <w:proofErr w:type="spellEnd"/>
+      <w:r>
+        <w:rPr>
+          <w:rFonts w:ascii="Arial" w:hAnsi="Arial" w:cs="Arial"/>
+        </w:rPr>
+        <w:t xml:space="preserve"> (Kategóriák) </w:t>
       </w:r>
     </w:p>
     <w:p>
@@ -2670,7 +4134,35 @@
         <w:rPr>
           <w:rFonts w:ascii="Arial" w:hAnsi="Arial" w:cs="Arial"/>
         </w:rPr>
-        <w:t>`category_id` (int): Egyedi azonosító, auto-increment.</w:t>
+        <w:t>`</w:t>
+      </w:r>
+      <w:proofErr w:type="spellStart"/>
+      <w:r>
+        <w:rPr>
+          <w:rFonts w:ascii="Arial" w:hAnsi="Arial" w:cs="Arial"/>
+        </w:rPr>
+        <w:t>category_id</w:t>
+      </w:r>
+      <w:proofErr w:type="spellEnd"/>
+      <w:r>
+        <w:rPr>
+          <w:rFonts w:ascii="Arial" w:hAnsi="Arial" w:cs="Arial"/>
+        </w:rPr>
+        <w:t xml:space="preserve">` (int): Egyedi azonosító, </w:t>
+      </w:r>
+      <w:proofErr w:type="spellStart"/>
+      <w:r>
+        <w:rPr>
+          <w:rFonts w:ascii="Arial" w:hAnsi="Arial" w:cs="Arial"/>
+        </w:rPr>
+        <w:t>auto-increment</w:t>
+      </w:r>
+      <w:proofErr w:type="spellEnd"/>
+      <w:r>
+        <w:rPr>
+          <w:rFonts w:ascii="Arial" w:hAnsi="Arial" w:cs="Arial"/>
+        </w:rPr>
+        <w:t>.</w:t>
       </w:r>
     </w:p>
     <w:p>
@@ -2688,7 +4180,43 @@
         <w:rPr>
           <w:rFonts w:ascii="Arial" w:hAnsi="Arial" w:cs="Arial"/>
         </w:rPr>
-        <w:t xml:space="preserve">`name` (varchar(100)): Kategória neve.  </w:t>
+        <w:t>`</w:t>
+      </w:r>
+      <w:proofErr w:type="spellStart"/>
+      <w:r>
+        <w:rPr>
+          <w:rFonts w:ascii="Arial" w:hAnsi="Arial" w:cs="Arial"/>
+        </w:rPr>
+        <w:t>name</w:t>
+      </w:r>
+      <w:proofErr w:type="spellEnd"/>
+      <w:r>
+        <w:rPr>
+          <w:rFonts w:ascii="Arial" w:hAnsi="Arial" w:cs="Arial"/>
+        </w:rPr>
+        <w:t>` (</w:t>
+      </w:r>
+      <w:proofErr w:type="spellStart"/>
+      <w:proofErr w:type="gramStart"/>
+      <w:r>
+        <w:rPr>
+          <w:rFonts w:ascii="Arial" w:hAnsi="Arial" w:cs="Arial"/>
+        </w:rPr>
+        <w:t>varchar</w:t>
+      </w:r>
+      <w:proofErr w:type="spellEnd"/>
+      <w:r>
+        <w:rPr>
+          <w:rFonts w:ascii="Arial" w:hAnsi="Arial" w:cs="Arial"/>
+        </w:rPr>
+        <w:t>(</w:t>
+      </w:r>
+      <w:proofErr w:type="gramEnd"/>
+      <w:r>
+        <w:rPr>
+          <w:rFonts w:ascii="Arial" w:hAnsi="Arial" w:cs="Arial"/>
+        </w:rPr>
+        <w:t xml:space="preserve">100)): Kategória neve.  </w:t>
       </w:r>
     </w:p>
     <w:p>
@@ -2706,27 +4234,55 @@
         <w:rPr>
           <w:rFonts w:ascii="Arial" w:hAnsi="Arial" w:cs="Arial"/>
         </w:rPr>
-        <w:t xml:space="preserve">`parent_id` (int?): Szülő kategória azonosítója (opcionális).  </w:t>
-      </w:r>
-    </w:p>
-    <w:p>
-      <w:pPr>
-        <w:rPr>
-          <w:rFonts w:ascii="Arial" w:hAnsi="Arial" w:cs="Arial"/>
-        </w:rPr>
-      </w:pPr>
-    </w:p>
-    <w:p>
-      <w:pPr>
-        <w:rPr>
-          <w:rFonts w:ascii="Arial" w:hAnsi="Arial" w:cs="Arial"/>
-        </w:rPr>
-      </w:pPr>
-      <w:r>
-        <w:rPr>
-          <w:rFonts w:ascii="Arial" w:hAnsi="Arial" w:cs="Arial"/>
-        </w:rPr>
-        <w:t xml:space="preserve">2. favorites (Kedvencek) </w:t>
+        <w:t>`</w:t>
+      </w:r>
+      <w:proofErr w:type="spellStart"/>
+      <w:r>
+        <w:rPr>
+          <w:rFonts w:ascii="Arial" w:hAnsi="Arial" w:cs="Arial"/>
+        </w:rPr>
+        <w:t>parent_id</w:t>
+      </w:r>
+      <w:proofErr w:type="spellEnd"/>
+      <w:r>
+        <w:rPr>
+          <w:rFonts w:ascii="Arial" w:hAnsi="Arial" w:cs="Arial"/>
+        </w:rPr>
+        <w:t xml:space="preserve">` (int?): Szülő kategória azonosítója (opcionális).  </w:t>
+      </w:r>
+    </w:p>
+    <w:p>
+      <w:pPr>
+        <w:rPr>
+          <w:rFonts w:ascii="Arial" w:hAnsi="Arial" w:cs="Arial"/>
+        </w:rPr>
+      </w:pPr>
+    </w:p>
+    <w:p>
+      <w:pPr>
+        <w:rPr>
+          <w:rFonts w:ascii="Arial" w:hAnsi="Arial" w:cs="Arial"/>
+        </w:rPr>
+      </w:pPr>
+      <w:r>
+        <w:rPr>
+          <w:rFonts w:ascii="Arial" w:hAnsi="Arial" w:cs="Arial"/>
+        </w:rPr>
+        <w:t xml:space="preserve">2. </w:t>
+      </w:r>
+      <w:proofErr w:type="spellStart"/>
+      <w:r>
+        <w:rPr>
+          <w:rFonts w:ascii="Arial" w:hAnsi="Arial" w:cs="Arial"/>
+        </w:rPr>
+        <w:t>favorites</w:t>
+      </w:r>
+      <w:proofErr w:type="spellEnd"/>
+      <w:r>
+        <w:rPr>
+          <w:rFonts w:ascii="Arial" w:hAnsi="Arial" w:cs="Arial"/>
+        </w:rPr>
+        <w:t xml:space="preserve"> (Kedvencek) </w:t>
       </w:r>
     </w:p>
     <w:p>
@@ -2757,7 +4313,21 @@
         <w:rPr>
           <w:rFonts w:ascii="Arial" w:hAnsi="Arial" w:cs="Arial"/>
         </w:rPr>
-        <w:t xml:space="preserve">`user_id` (int): Felhasználó azonosítója.  </w:t>
+        <w:t>`</w:t>
+      </w:r>
+      <w:proofErr w:type="spellStart"/>
+      <w:r>
+        <w:rPr>
+          <w:rFonts w:ascii="Arial" w:hAnsi="Arial" w:cs="Arial"/>
+        </w:rPr>
+        <w:t>user_id</w:t>
+      </w:r>
+      <w:proofErr w:type="spellEnd"/>
+      <w:r>
+        <w:rPr>
+          <w:rFonts w:ascii="Arial" w:hAnsi="Arial" w:cs="Arial"/>
+        </w:rPr>
+        <w:t xml:space="preserve">` (int): Felhasználó azonosítója.  </w:t>
       </w:r>
     </w:p>
     <w:p>
@@ -2775,27 +4345,55 @@
         <w:rPr>
           <w:rFonts w:ascii="Arial" w:hAnsi="Arial" w:cs="Arial"/>
         </w:rPr>
-        <w:t xml:space="preserve">`item_id` (int): Termék azonosítója.  </w:t>
-      </w:r>
-    </w:p>
-    <w:p>
-      <w:pPr>
-        <w:rPr>
-          <w:rFonts w:ascii="Arial" w:hAnsi="Arial" w:cs="Arial"/>
-        </w:rPr>
-      </w:pPr>
-    </w:p>
-    <w:p>
-      <w:pPr>
-        <w:rPr>
-          <w:rFonts w:ascii="Arial" w:hAnsi="Arial" w:cs="Arial"/>
-        </w:rPr>
-      </w:pPr>
-      <w:r>
-        <w:rPr>
-          <w:rFonts w:ascii="Arial" w:hAnsi="Arial" w:cs="Arial"/>
-        </w:rPr>
-        <w:t xml:space="preserve">3. itemimages (Termékképek) </w:t>
+        <w:t>`</w:t>
+      </w:r>
+      <w:proofErr w:type="spellStart"/>
+      <w:r>
+        <w:rPr>
+          <w:rFonts w:ascii="Arial" w:hAnsi="Arial" w:cs="Arial"/>
+        </w:rPr>
+        <w:t>item_id</w:t>
+      </w:r>
+      <w:proofErr w:type="spellEnd"/>
+      <w:r>
+        <w:rPr>
+          <w:rFonts w:ascii="Arial" w:hAnsi="Arial" w:cs="Arial"/>
+        </w:rPr>
+        <w:t xml:space="preserve">` (int): Termék azonosítója.  </w:t>
+      </w:r>
+    </w:p>
+    <w:p>
+      <w:pPr>
+        <w:rPr>
+          <w:rFonts w:ascii="Arial" w:hAnsi="Arial" w:cs="Arial"/>
+        </w:rPr>
+      </w:pPr>
+    </w:p>
+    <w:p>
+      <w:pPr>
+        <w:rPr>
+          <w:rFonts w:ascii="Arial" w:hAnsi="Arial" w:cs="Arial"/>
+        </w:rPr>
+      </w:pPr>
+      <w:r>
+        <w:rPr>
+          <w:rFonts w:ascii="Arial" w:hAnsi="Arial" w:cs="Arial"/>
+        </w:rPr>
+        <w:t xml:space="preserve">3. </w:t>
+      </w:r>
+      <w:proofErr w:type="spellStart"/>
+      <w:r>
+        <w:rPr>
+          <w:rFonts w:ascii="Arial" w:hAnsi="Arial" w:cs="Arial"/>
+        </w:rPr>
+        <w:t>itemimages</w:t>
+      </w:r>
+      <w:proofErr w:type="spellEnd"/>
+      <w:r>
+        <w:rPr>
+          <w:rFonts w:ascii="Arial" w:hAnsi="Arial" w:cs="Arial"/>
+        </w:rPr>
+        <w:t xml:space="preserve"> (Termékképek) </w:t>
       </w:r>
     </w:p>
     <w:p>
@@ -2826,7 +4424,35 @@
         <w:rPr>
           <w:rFonts w:ascii="Arial" w:hAnsi="Arial" w:cs="Arial"/>
         </w:rPr>
-        <w:t xml:space="preserve">`image_id` (int): Egyedi azonosító, auto-increment.  </w:t>
+        <w:t>`</w:t>
+      </w:r>
+      <w:proofErr w:type="spellStart"/>
+      <w:r>
+        <w:rPr>
+          <w:rFonts w:ascii="Arial" w:hAnsi="Arial" w:cs="Arial"/>
+        </w:rPr>
+        <w:t>image_id</w:t>
+      </w:r>
+      <w:proofErr w:type="spellEnd"/>
+      <w:r>
+        <w:rPr>
+          <w:rFonts w:ascii="Arial" w:hAnsi="Arial" w:cs="Arial"/>
+        </w:rPr>
+        <w:t xml:space="preserve">` (int): Egyedi azonosító, </w:t>
+      </w:r>
+      <w:proofErr w:type="spellStart"/>
+      <w:r>
+        <w:rPr>
+          <w:rFonts w:ascii="Arial" w:hAnsi="Arial" w:cs="Arial"/>
+        </w:rPr>
+        <w:t>auto-increment</w:t>
+      </w:r>
+      <w:proofErr w:type="spellEnd"/>
+      <w:r>
+        <w:rPr>
+          <w:rFonts w:ascii="Arial" w:hAnsi="Arial" w:cs="Arial"/>
+        </w:rPr>
+        <w:t xml:space="preserve">.  </w:t>
       </w:r>
     </w:p>
     <w:p>
@@ -2844,7 +4470,21 @@
         <w:rPr>
           <w:rFonts w:ascii="Arial" w:hAnsi="Arial" w:cs="Arial"/>
         </w:rPr>
-        <w:t xml:space="preserve">`item_id` (int): Termék azonosítója.  </w:t>
+        <w:t>`</w:t>
+      </w:r>
+      <w:proofErr w:type="spellStart"/>
+      <w:r>
+        <w:rPr>
+          <w:rFonts w:ascii="Arial" w:hAnsi="Arial" w:cs="Arial"/>
+        </w:rPr>
+        <w:t>item_id</w:t>
+      </w:r>
+      <w:proofErr w:type="spellEnd"/>
+      <w:r>
+        <w:rPr>
+          <w:rFonts w:ascii="Arial" w:hAnsi="Arial" w:cs="Arial"/>
+        </w:rPr>
+        <w:t xml:space="preserve">` (int): Termék azonosítója.  </w:t>
       </w:r>
     </w:p>
     <w:p>
@@ -2862,7 +4502,43 @@
         <w:rPr>
           <w:rFonts w:ascii="Arial" w:hAnsi="Arial" w:cs="Arial"/>
         </w:rPr>
-        <w:t xml:space="preserve">`image_url` (varchar(500)): Kép URL-je.  </w:t>
+        <w:t>`</w:t>
+      </w:r>
+      <w:proofErr w:type="spellStart"/>
+      <w:r>
+        <w:rPr>
+          <w:rFonts w:ascii="Arial" w:hAnsi="Arial" w:cs="Arial"/>
+        </w:rPr>
+        <w:t>image_url</w:t>
+      </w:r>
+      <w:proofErr w:type="spellEnd"/>
+      <w:r>
+        <w:rPr>
+          <w:rFonts w:ascii="Arial" w:hAnsi="Arial" w:cs="Arial"/>
+        </w:rPr>
+        <w:t>` (</w:t>
+      </w:r>
+      <w:proofErr w:type="spellStart"/>
+      <w:proofErr w:type="gramStart"/>
+      <w:r>
+        <w:rPr>
+          <w:rFonts w:ascii="Arial" w:hAnsi="Arial" w:cs="Arial"/>
+        </w:rPr>
+        <w:t>varchar</w:t>
+      </w:r>
+      <w:proofErr w:type="spellEnd"/>
+      <w:r>
+        <w:rPr>
+          <w:rFonts w:ascii="Arial" w:hAnsi="Arial" w:cs="Arial"/>
+        </w:rPr>
+        <w:t>(</w:t>
+      </w:r>
+      <w:proofErr w:type="gramEnd"/>
+      <w:r>
+        <w:rPr>
+          <w:rFonts w:ascii="Arial" w:hAnsi="Arial" w:cs="Arial"/>
+        </w:rPr>
+        <w:t xml:space="preserve">500)): Kép URL-je.  </w:t>
       </w:r>
     </w:p>
     <w:p>
@@ -2880,7 +4556,49 @@
         <w:rPr>
           <w:rFonts w:ascii="Arial" w:hAnsi="Arial" w:cs="Arial"/>
         </w:rPr>
-        <w:t xml:space="preserve">`is_primary` (boolean): Fő kép-e (alapértelmezett: false).  </w:t>
+        <w:t>`</w:t>
+      </w:r>
+      <w:proofErr w:type="spellStart"/>
+      <w:r>
+        <w:rPr>
+          <w:rFonts w:ascii="Arial" w:hAnsi="Arial" w:cs="Arial"/>
+        </w:rPr>
+        <w:t>is_primary</w:t>
+      </w:r>
+      <w:proofErr w:type="spellEnd"/>
+      <w:r>
+        <w:rPr>
+          <w:rFonts w:ascii="Arial" w:hAnsi="Arial" w:cs="Arial"/>
+        </w:rPr>
+        <w:t>` (</w:t>
+      </w:r>
+      <w:proofErr w:type="spellStart"/>
+      <w:r>
+        <w:rPr>
+          <w:rFonts w:ascii="Arial" w:hAnsi="Arial" w:cs="Arial"/>
+        </w:rPr>
+        <w:t>boolean</w:t>
+      </w:r>
+      <w:proofErr w:type="spellEnd"/>
+      <w:r>
+        <w:rPr>
+          <w:rFonts w:ascii="Arial" w:hAnsi="Arial" w:cs="Arial"/>
+        </w:rPr>
+        <w:t xml:space="preserve">): Fő kép-e (alapértelmezett: </w:t>
+      </w:r>
+      <w:proofErr w:type="spellStart"/>
+      <w:r>
+        <w:rPr>
+          <w:rFonts w:ascii="Arial" w:hAnsi="Arial" w:cs="Arial"/>
+        </w:rPr>
+        <w:t>false</w:t>
+      </w:r>
+      <w:proofErr w:type="spellEnd"/>
+      <w:r>
+        <w:rPr>
+          <w:rFonts w:ascii="Arial" w:hAnsi="Arial" w:cs="Arial"/>
+        </w:rPr>
+        <w:t xml:space="preserve">).  </w:t>
       </w:r>
     </w:p>
     <w:p>
@@ -2898,7 +4616,21 @@
         <w:rPr>
           <w:rFonts w:ascii="Arial" w:hAnsi="Arial" w:cs="Arial"/>
         </w:rPr>
-        <w:t xml:space="preserve">`display_order` (int?): Megjelenítési sorrend (alapértelmezett: 0).  </w:t>
+        <w:t>`</w:t>
+      </w:r>
+      <w:proofErr w:type="spellStart"/>
+      <w:r>
+        <w:rPr>
+          <w:rFonts w:ascii="Arial" w:hAnsi="Arial" w:cs="Arial"/>
+        </w:rPr>
+        <w:t>display_order</w:t>
+      </w:r>
+      <w:proofErr w:type="spellEnd"/>
+      <w:r>
+        <w:rPr>
+          <w:rFonts w:ascii="Arial" w:hAnsi="Arial" w:cs="Arial"/>
+        </w:rPr>
+        <w:t xml:space="preserve">` (int?): Megjelenítési sorrend (alapértelmezett: 0).  </w:t>
       </w:r>
     </w:p>
     <w:p>
@@ -2916,27 +4648,69 @@
         <w:rPr>
           <w:rFonts w:ascii="Arial" w:hAnsi="Arial" w:cs="Arial"/>
         </w:rPr>
-        <w:t xml:space="preserve">`uploaded_at` (datetime): Feltöltés időpontja.  </w:t>
-      </w:r>
-    </w:p>
-    <w:p>
-      <w:pPr>
-        <w:rPr>
-          <w:rFonts w:ascii="Arial" w:hAnsi="Arial" w:cs="Arial"/>
-        </w:rPr>
-      </w:pPr>
-    </w:p>
-    <w:p>
-      <w:pPr>
-        <w:rPr>
-          <w:rFonts w:ascii="Arial" w:hAnsi="Arial" w:cs="Arial"/>
-        </w:rPr>
-      </w:pPr>
-      <w:r>
-        <w:rPr>
-          <w:rFonts w:ascii="Arial" w:hAnsi="Arial" w:cs="Arial"/>
-        </w:rPr>
-        <w:t xml:space="preserve">4. items (Termékek) </w:t>
+        <w:t>`</w:t>
+      </w:r>
+      <w:proofErr w:type="spellStart"/>
+      <w:r>
+        <w:rPr>
+          <w:rFonts w:ascii="Arial" w:hAnsi="Arial" w:cs="Arial"/>
+        </w:rPr>
+        <w:t>uploaded_at</w:t>
+      </w:r>
+      <w:proofErr w:type="spellEnd"/>
+      <w:r>
+        <w:rPr>
+          <w:rFonts w:ascii="Arial" w:hAnsi="Arial" w:cs="Arial"/>
+        </w:rPr>
+        <w:t>` (</w:t>
+      </w:r>
+      <w:proofErr w:type="spellStart"/>
+      <w:r>
+        <w:rPr>
+          <w:rFonts w:ascii="Arial" w:hAnsi="Arial" w:cs="Arial"/>
+        </w:rPr>
+        <w:t>datetime</w:t>
+      </w:r>
+      <w:proofErr w:type="spellEnd"/>
+      <w:r>
+        <w:rPr>
+          <w:rFonts w:ascii="Arial" w:hAnsi="Arial" w:cs="Arial"/>
+        </w:rPr>
+        <w:t xml:space="preserve">): Feltöltés időpontja.  </w:t>
+      </w:r>
+    </w:p>
+    <w:p>
+      <w:pPr>
+        <w:rPr>
+          <w:rFonts w:ascii="Arial" w:hAnsi="Arial" w:cs="Arial"/>
+        </w:rPr>
+      </w:pPr>
+    </w:p>
+    <w:p>
+      <w:pPr>
+        <w:rPr>
+          <w:rFonts w:ascii="Arial" w:hAnsi="Arial" w:cs="Arial"/>
+        </w:rPr>
+      </w:pPr>
+      <w:r>
+        <w:rPr>
+          <w:rFonts w:ascii="Arial" w:hAnsi="Arial" w:cs="Arial"/>
+        </w:rPr>
+        <w:t xml:space="preserve">4. </w:t>
+      </w:r>
+      <w:proofErr w:type="spellStart"/>
+      <w:r>
+        <w:rPr>
+          <w:rFonts w:ascii="Arial" w:hAnsi="Arial" w:cs="Arial"/>
+        </w:rPr>
+        <w:t>items</w:t>
+      </w:r>
+      <w:proofErr w:type="spellEnd"/>
+      <w:r>
+        <w:rPr>
+          <w:rFonts w:ascii="Arial" w:hAnsi="Arial" w:cs="Arial"/>
+        </w:rPr>
+        <w:t xml:space="preserve"> (Termékek) </w:t>
       </w:r>
     </w:p>
     <w:p>
@@ -2967,7 +4741,35 @@
         <w:rPr>
           <w:rFonts w:ascii="Arial" w:hAnsi="Arial" w:cs="Arial"/>
         </w:rPr>
-        <w:t xml:space="preserve">`item_id` (int): Egyedi azonosító, auto-increment.  </w:t>
+        <w:t>`</w:t>
+      </w:r>
+      <w:proofErr w:type="spellStart"/>
+      <w:r>
+        <w:rPr>
+          <w:rFonts w:ascii="Arial" w:hAnsi="Arial" w:cs="Arial"/>
+        </w:rPr>
+        <w:t>item_id</w:t>
+      </w:r>
+      <w:proofErr w:type="spellEnd"/>
+      <w:r>
+        <w:rPr>
+          <w:rFonts w:ascii="Arial" w:hAnsi="Arial" w:cs="Arial"/>
+        </w:rPr>
+        <w:t xml:space="preserve">` (int): Egyedi azonosító, </w:t>
+      </w:r>
+      <w:proofErr w:type="spellStart"/>
+      <w:r>
+        <w:rPr>
+          <w:rFonts w:ascii="Arial" w:hAnsi="Arial" w:cs="Arial"/>
+        </w:rPr>
+        <w:t>auto-increment</w:t>
+      </w:r>
+      <w:proofErr w:type="spellEnd"/>
+      <w:r>
+        <w:rPr>
+          <w:rFonts w:ascii="Arial" w:hAnsi="Arial" w:cs="Arial"/>
+        </w:rPr>
+        <w:t xml:space="preserve">.  </w:t>
       </w:r>
     </w:p>
     <w:p>
@@ -2985,7 +4787,21 @@
         <w:rPr>
           <w:rFonts w:ascii="Arial" w:hAnsi="Arial" w:cs="Arial"/>
         </w:rPr>
-        <w:t xml:space="preserve">`user_id` (int): Eladó felhasználó azonosítója.  </w:t>
+        <w:t>`</w:t>
+      </w:r>
+      <w:proofErr w:type="spellStart"/>
+      <w:r>
+        <w:rPr>
+          <w:rFonts w:ascii="Arial" w:hAnsi="Arial" w:cs="Arial"/>
+        </w:rPr>
+        <w:t>user_id</w:t>
+      </w:r>
+      <w:proofErr w:type="spellEnd"/>
+      <w:r>
+        <w:rPr>
+          <w:rFonts w:ascii="Arial" w:hAnsi="Arial" w:cs="Arial"/>
+        </w:rPr>
+        <w:t xml:space="preserve">` (int): Eladó felhasználó azonosítója.  </w:t>
       </w:r>
     </w:p>
     <w:p>
@@ -3003,7 +4819,21 @@
         <w:rPr>
           <w:rFonts w:ascii="Arial" w:hAnsi="Arial" w:cs="Arial"/>
         </w:rPr>
-        <w:t xml:space="preserve">`category_id` (int): Kategória azonosítója.  </w:t>
+        <w:t>`</w:t>
+      </w:r>
+      <w:proofErr w:type="spellStart"/>
+      <w:r>
+        <w:rPr>
+          <w:rFonts w:ascii="Arial" w:hAnsi="Arial" w:cs="Arial"/>
+        </w:rPr>
+        <w:t>category_id</w:t>
+      </w:r>
+      <w:proofErr w:type="spellEnd"/>
+      <w:r>
+        <w:rPr>
+          <w:rFonts w:ascii="Arial" w:hAnsi="Arial" w:cs="Arial"/>
+        </w:rPr>
+        <w:t xml:space="preserve">` (int): Kategória azonosítója.  </w:t>
       </w:r>
     </w:p>
     <w:p>
@@ -3021,7 +4851,43 @@
         <w:rPr>
           <w:rFonts w:ascii="Arial" w:hAnsi="Arial" w:cs="Arial"/>
         </w:rPr>
-        <w:t xml:space="preserve">`title` (varchar(150)): Termék címe.  </w:t>
+        <w:t>`</w:t>
+      </w:r>
+      <w:proofErr w:type="spellStart"/>
+      <w:r>
+        <w:rPr>
+          <w:rFonts w:ascii="Arial" w:hAnsi="Arial" w:cs="Arial"/>
+        </w:rPr>
+        <w:t>title</w:t>
+      </w:r>
+      <w:proofErr w:type="spellEnd"/>
+      <w:r>
+        <w:rPr>
+          <w:rFonts w:ascii="Arial" w:hAnsi="Arial" w:cs="Arial"/>
+        </w:rPr>
+        <w:t>` (</w:t>
+      </w:r>
+      <w:proofErr w:type="spellStart"/>
+      <w:proofErr w:type="gramStart"/>
+      <w:r>
+        <w:rPr>
+          <w:rFonts w:ascii="Arial" w:hAnsi="Arial" w:cs="Arial"/>
+        </w:rPr>
+        <w:t>varchar</w:t>
+      </w:r>
+      <w:proofErr w:type="spellEnd"/>
+      <w:r>
+        <w:rPr>
+          <w:rFonts w:ascii="Arial" w:hAnsi="Arial" w:cs="Arial"/>
+        </w:rPr>
+        <w:t>(</w:t>
+      </w:r>
+      <w:proofErr w:type="gramEnd"/>
+      <w:r>
+        <w:rPr>
+          <w:rFonts w:ascii="Arial" w:hAnsi="Arial" w:cs="Arial"/>
+        </w:rPr>
+        <w:t xml:space="preserve">150)): Termék címe.  </w:t>
       </w:r>
     </w:p>
     <w:p>
@@ -3040,7 +4906,21 @@
           <w:rFonts w:ascii="Arial" w:hAnsi="Arial" w:cs="Arial"/>
         </w:rPr>
         <w:lastRenderedPageBreak/>
-        <w:t xml:space="preserve">`description` (text?): Termék leírása (opcionális).  </w:t>
+        <w:t>`</w:t>
+      </w:r>
+      <w:proofErr w:type="spellStart"/>
+      <w:r>
+        <w:rPr>
+          <w:rFonts w:ascii="Arial" w:hAnsi="Arial" w:cs="Arial"/>
+        </w:rPr>
+        <w:t>description</w:t>
+      </w:r>
+      <w:proofErr w:type="spellEnd"/>
+      <w:r>
+        <w:rPr>
+          <w:rFonts w:ascii="Arial" w:hAnsi="Arial" w:cs="Arial"/>
+        </w:rPr>
+        <w:t xml:space="preserve">` (text?): Termék leírása (opcionális).  </w:t>
       </w:r>
     </w:p>
     <w:p>
@@ -3058,7 +4938,43 @@
         <w:rPr>
           <w:rFonts w:ascii="Arial" w:hAnsi="Arial" w:cs="Arial"/>
         </w:rPr>
-        <w:t xml:space="preserve">`price` (decimal(15,2)): Termék ára.  </w:t>
+        <w:t>`</w:t>
+      </w:r>
+      <w:proofErr w:type="spellStart"/>
+      <w:r>
+        <w:rPr>
+          <w:rFonts w:ascii="Arial" w:hAnsi="Arial" w:cs="Arial"/>
+        </w:rPr>
+        <w:t>price</w:t>
+      </w:r>
+      <w:proofErr w:type="spellEnd"/>
+      <w:r>
+        <w:rPr>
+          <w:rFonts w:ascii="Arial" w:hAnsi="Arial" w:cs="Arial"/>
+        </w:rPr>
+        <w:t>` (</w:t>
+      </w:r>
+      <w:proofErr w:type="spellStart"/>
+      <w:proofErr w:type="gramStart"/>
+      <w:r>
+        <w:rPr>
+          <w:rFonts w:ascii="Arial" w:hAnsi="Arial" w:cs="Arial"/>
+        </w:rPr>
+        <w:t>decimal</w:t>
+      </w:r>
+      <w:proofErr w:type="spellEnd"/>
+      <w:r>
+        <w:rPr>
+          <w:rFonts w:ascii="Arial" w:hAnsi="Arial" w:cs="Arial"/>
+        </w:rPr>
+        <w:t>(</w:t>
+      </w:r>
+      <w:proofErr w:type="gramEnd"/>
+      <w:r>
+        <w:rPr>
+          <w:rFonts w:ascii="Arial" w:hAnsi="Arial" w:cs="Arial"/>
+        </w:rPr>
+        <w:t xml:space="preserve">15,2)): Termék ára.  </w:t>
       </w:r>
     </w:p>
     <w:p>
@@ -3076,7 +4992,63 @@
         <w:rPr>
           <w:rFonts w:ascii="Arial" w:hAnsi="Arial" w:cs="Arial"/>
         </w:rPr>
-        <w:t xml:space="preserve">`status` (enum: available/sold/reserved): Termék állapota.  </w:t>
+        <w:t>`status` (</w:t>
+      </w:r>
+      <w:proofErr w:type="spellStart"/>
+      <w:r>
+        <w:rPr>
+          <w:rFonts w:ascii="Arial" w:hAnsi="Arial" w:cs="Arial"/>
+        </w:rPr>
+        <w:t>enum</w:t>
+      </w:r>
+      <w:proofErr w:type="spellEnd"/>
+      <w:r>
+        <w:rPr>
+          <w:rFonts w:ascii="Arial" w:hAnsi="Arial" w:cs="Arial"/>
+        </w:rPr>
+        <w:t xml:space="preserve">: </w:t>
+      </w:r>
+      <w:proofErr w:type="spellStart"/>
+      <w:r>
+        <w:rPr>
+          <w:rFonts w:ascii="Arial" w:hAnsi="Arial" w:cs="Arial"/>
+        </w:rPr>
+        <w:t>available</w:t>
+      </w:r>
+      <w:proofErr w:type="spellEnd"/>
+      <w:r>
+        <w:rPr>
+          <w:rFonts w:ascii="Arial" w:hAnsi="Arial" w:cs="Arial"/>
+        </w:rPr>
+        <w:t>/</w:t>
+      </w:r>
+      <w:proofErr w:type="spellStart"/>
+      <w:r>
+        <w:rPr>
+          <w:rFonts w:ascii="Arial" w:hAnsi="Arial" w:cs="Arial"/>
+        </w:rPr>
+        <w:t>sold</w:t>
+      </w:r>
+      <w:proofErr w:type="spellEnd"/>
+      <w:r>
+        <w:rPr>
+          <w:rFonts w:ascii="Arial" w:hAnsi="Arial" w:cs="Arial"/>
+        </w:rPr>
+        <w:t>/</w:t>
+      </w:r>
+      <w:proofErr w:type="spellStart"/>
+      <w:r>
+        <w:rPr>
+          <w:rFonts w:ascii="Arial" w:hAnsi="Arial" w:cs="Arial"/>
+        </w:rPr>
+        <w:t>reserved</w:t>
+      </w:r>
+      <w:proofErr w:type="spellEnd"/>
+      <w:r>
+        <w:rPr>
+          <w:rFonts w:ascii="Arial" w:hAnsi="Arial" w:cs="Arial"/>
+        </w:rPr>
+        <w:t xml:space="preserve">): Termék állapota.  </w:t>
       </w:r>
     </w:p>
     <w:p>
@@ -3094,27 +5066,69 @@
         <w:rPr>
           <w:rFonts w:ascii="Arial" w:hAnsi="Arial" w:cs="Arial"/>
         </w:rPr>
-        <w:t xml:space="preserve">`created_at` (datetime): Létrehozás időpontja.  </w:t>
-      </w:r>
-    </w:p>
-    <w:p>
-      <w:pPr>
-        <w:rPr>
-          <w:rFonts w:ascii="Arial" w:hAnsi="Arial" w:cs="Arial"/>
-        </w:rPr>
-      </w:pPr>
-    </w:p>
-    <w:p>
-      <w:pPr>
-        <w:rPr>
-          <w:rFonts w:ascii="Arial" w:hAnsi="Arial" w:cs="Arial"/>
-        </w:rPr>
-      </w:pPr>
-      <w:r>
-        <w:rPr>
-          <w:rFonts w:ascii="Arial" w:hAnsi="Arial" w:cs="Arial"/>
-        </w:rPr>
-        <w:t xml:space="preserve">5. messages (Üzenetek) </w:t>
+        <w:t>`</w:t>
+      </w:r>
+      <w:proofErr w:type="spellStart"/>
+      <w:r>
+        <w:rPr>
+          <w:rFonts w:ascii="Arial" w:hAnsi="Arial" w:cs="Arial"/>
+        </w:rPr>
+        <w:t>created_at</w:t>
+      </w:r>
+      <w:proofErr w:type="spellEnd"/>
+      <w:r>
+        <w:rPr>
+          <w:rFonts w:ascii="Arial" w:hAnsi="Arial" w:cs="Arial"/>
+        </w:rPr>
+        <w:t>` (</w:t>
+      </w:r>
+      <w:proofErr w:type="spellStart"/>
+      <w:r>
+        <w:rPr>
+          <w:rFonts w:ascii="Arial" w:hAnsi="Arial" w:cs="Arial"/>
+        </w:rPr>
+        <w:t>datetime</w:t>
+      </w:r>
+      <w:proofErr w:type="spellEnd"/>
+      <w:r>
+        <w:rPr>
+          <w:rFonts w:ascii="Arial" w:hAnsi="Arial" w:cs="Arial"/>
+        </w:rPr>
+        <w:t xml:space="preserve">): Létrehozás időpontja.  </w:t>
+      </w:r>
+    </w:p>
+    <w:p>
+      <w:pPr>
+        <w:rPr>
+          <w:rFonts w:ascii="Arial" w:hAnsi="Arial" w:cs="Arial"/>
+        </w:rPr>
+      </w:pPr>
+    </w:p>
+    <w:p>
+      <w:pPr>
+        <w:rPr>
+          <w:rFonts w:ascii="Arial" w:hAnsi="Arial" w:cs="Arial"/>
+        </w:rPr>
+      </w:pPr>
+      <w:r>
+        <w:rPr>
+          <w:rFonts w:ascii="Arial" w:hAnsi="Arial" w:cs="Arial"/>
+        </w:rPr>
+        <w:t xml:space="preserve">5. </w:t>
+      </w:r>
+      <w:proofErr w:type="spellStart"/>
+      <w:r>
+        <w:rPr>
+          <w:rFonts w:ascii="Arial" w:hAnsi="Arial" w:cs="Arial"/>
+        </w:rPr>
+        <w:t>messages</w:t>
+      </w:r>
+      <w:proofErr w:type="spellEnd"/>
+      <w:r>
+        <w:rPr>
+          <w:rFonts w:ascii="Arial" w:hAnsi="Arial" w:cs="Arial"/>
+        </w:rPr>
+        <w:t xml:space="preserve"> (Üzenetek) </w:t>
       </w:r>
     </w:p>
     <w:p>
@@ -3145,7 +5159,35 @@
         <w:rPr>
           <w:rFonts w:ascii="Arial" w:hAnsi="Arial" w:cs="Arial"/>
         </w:rPr>
-        <w:t xml:space="preserve">`message_id` (int): Egyedi azonosító, auto-increment.  </w:t>
+        <w:t>`</w:t>
+      </w:r>
+      <w:proofErr w:type="spellStart"/>
+      <w:r>
+        <w:rPr>
+          <w:rFonts w:ascii="Arial" w:hAnsi="Arial" w:cs="Arial"/>
+        </w:rPr>
+        <w:t>message_id</w:t>
+      </w:r>
+      <w:proofErr w:type="spellEnd"/>
+      <w:r>
+        <w:rPr>
+          <w:rFonts w:ascii="Arial" w:hAnsi="Arial" w:cs="Arial"/>
+        </w:rPr>
+        <w:t xml:space="preserve">` (int): Egyedi azonosító, </w:t>
+      </w:r>
+      <w:proofErr w:type="spellStart"/>
+      <w:r>
+        <w:rPr>
+          <w:rFonts w:ascii="Arial" w:hAnsi="Arial" w:cs="Arial"/>
+        </w:rPr>
+        <w:t>auto-increment</w:t>
+      </w:r>
+      <w:proofErr w:type="spellEnd"/>
+      <w:r>
+        <w:rPr>
+          <w:rFonts w:ascii="Arial" w:hAnsi="Arial" w:cs="Arial"/>
+        </w:rPr>
+        <w:t xml:space="preserve">.  </w:t>
       </w:r>
     </w:p>
     <w:p>
@@ -3163,7 +5205,21 @@
         <w:rPr>
           <w:rFonts w:ascii="Arial" w:hAnsi="Arial" w:cs="Arial"/>
         </w:rPr>
-        <w:t xml:space="preserve">`sender_id` (int): Küldő felhasználó azonosítója.  </w:t>
+        <w:t>`</w:t>
+      </w:r>
+      <w:proofErr w:type="spellStart"/>
+      <w:r>
+        <w:rPr>
+          <w:rFonts w:ascii="Arial" w:hAnsi="Arial" w:cs="Arial"/>
+        </w:rPr>
+        <w:t>sender_id</w:t>
+      </w:r>
+      <w:proofErr w:type="spellEnd"/>
+      <w:r>
+        <w:rPr>
+          <w:rFonts w:ascii="Arial" w:hAnsi="Arial" w:cs="Arial"/>
+        </w:rPr>
+        <w:t xml:space="preserve">` (int): Küldő felhasználó azonosítója.  </w:t>
       </w:r>
     </w:p>
     <w:p>
@@ -3181,7 +5237,21 @@
         <w:rPr>
           <w:rFonts w:ascii="Arial" w:hAnsi="Arial" w:cs="Arial"/>
         </w:rPr>
-        <w:t xml:space="preserve">`receiver_id` (int): Címzett felhasználó azonosítója.  </w:t>
+        <w:t>`</w:t>
+      </w:r>
+      <w:proofErr w:type="spellStart"/>
+      <w:r>
+        <w:rPr>
+          <w:rFonts w:ascii="Arial" w:hAnsi="Arial" w:cs="Arial"/>
+        </w:rPr>
+        <w:t>receiver_id</w:t>
+      </w:r>
+      <w:proofErr w:type="spellEnd"/>
+      <w:r>
+        <w:rPr>
+          <w:rFonts w:ascii="Arial" w:hAnsi="Arial" w:cs="Arial"/>
+        </w:rPr>
+        <w:t xml:space="preserve">` (int): Címzett felhasználó azonosítója.  </w:t>
       </w:r>
     </w:p>
     <w:p>
@@ -3199,7 +5269,21 @@
         <w:rPr>
           <w:rFonts w:ascii="Arial" w:hAnsi="Arial" w:cs="Arial"/>
         </w:rPr>
-        <w:t xml:space="preserve">`content` (text): Üzenet tartalma.  </w:t>
+        <w:t>`</w:t>
+      </w:r>
+      <w:proofErr w:type="spellStart"/>
+      <w:r>
+        <w:rPr>
+          <w:rFonts w:ascii="Arial" w:hAnsi="Arial" w:cs="Arial"/>
+        </w:rPr>
+        <w:t>content</w:t>
+      </w:r>
+      <w:proofErr w:type="spellEnd"/>
+      <w:r>
+        <w:rPr>
+          <w:rFonts w:ascii="Arial" w:hAnsi="Arial" w:cs="Arial"/>
+        </w:rPr>
+        <w:t xml:space="preserve">` (text): Üzenet tartalma.  </w:t>
       </w:r>
     </w:p>
     <w:p>
@@ -3217,7 +5301,35 @@
         <w:rPr>
           <w:rFonts w:ascii="Arial" w:hAnsi="Arial" w:cs="Arial"/>
         </w:rPr>
-        <w:t xml:space="preserve">`sent_at` (datetime): Küldés időpontja.  </w:t>
+        <w:t>`</w:t>
+      </w:r>
+      <w:proofErr w:type="spellStart"/>
+      <w:r>
+        <w:rPr>
+          <w:rFonts w:ascii="Arial" w:hAnsi="Arial" w:cs="Arial"/>
+        </w:rPr>
+        <w:t>sent_at</w:t>
+      </w:r>
+      <w:proofErr w:type="spellEnd"/>
+      <w:r>
+        <w:rPr>
+          <w:rFonts w:ascii="Arial" w:hAnsi="Arial" w:cs="Arial"/>
+        </w:rPr>
+        <w:t>` (</w:t>
+      </w:r>
+      <w:proofErr w:type="spellStart"/>
+      <w:r>
+        <w:rPr>
+          <w:rFonts w:ascii="Arial" w:hAnsi="Arial" w:cs="Arial"/>
+        </w:rPr>
+        <w:t>datetime</w:t>
+      </w:r>
+      <w:proofErr w:type="spellEnd"/>
+      <w:r>
+        <w:rPr>
+          <w:rFonts w:ascii="Arial" w:hAnsi="Arial" w:cs="Arial"/>
+        </w:rPr>
+        <w:t xml:space="preserve">): Küldés időpontja.  </w:t>
       </w:r>
     </w:p>
     <w:p>
@@ -3235,27 +5347,55 @@
         <w:rPr>
           <w:rFonts w:ascii="Arial" w:hAnsi="Arial" w:cs="Arial"/>
         </w:rPr>
-        <w:t xml:space="preserve">`offer_id` (int?): Kapcsolódó ajánlat azonosítója (opcionális).  </w:t>
-      </w:r>
-    </w:p>
-    <w:p>
-      <w:pPr>
-        <w:rPr>
-          <w:rFonts w:ascii="Arial" w:hAnsi="Arial" w:cs="Arial"/>
-        </w:rPr>
-      </w:pPr>
-    </w:p>
-    <w:p>
-      <w:pPr>
-        <w:rPr>
-          <w:rFonts w:ascii="Arial" w:hAnsi="Arial" w:cs="Arial"/>
-        </w:rPr>
-      </w:pPr>
-      <w:r>
-        <w:rPr>
-          <w:rFonts w:ascii="Arial" w:hAnsi="Arial" w:cs="Arial"/>
-        </w:rPr>
-        <w:t xml:space="preserve">6. offers (Ajánlatok) </w:t>
+        <w:t>`</w:t>
+      </w:r>
+      <w:proofErr w:type="spellStart"/>
+      <w:r>
+        <w:rPr>
+          <w:rFonts w:ascii="Arial" w:hAnsi="Arial" w:cs="Arial"/>
+        </w:rPr>
+        <w:t>offer_id</w:t>
+      </w:r>
+      <w:proofErr w:type="spellEnd"/>
+      <w:r>
+        <w:rPr>
+          <w:rFonts w:ascii="Arial" w:hAnsi="Arial" w:cs="Arial"/>
+        </w:rPr>
+        <w:t xml:space="preserve">` (int?): Kapcsolódó ajánlat azonosítója (opcionális).  </w:t>
+      </w:r>
+    </w:p>
+    <w:p>
+      <w:pPr>
+        <w:rPr>
+          <w:rFonts w:ascii="Arial" w:hAnsi="Arial" w:cs="Arial"/>
+        </w:rPr>
+      </w:pPr>
+    </w:p>
+    <w:p>
+      <w:pPr>
+        <w:rPr>
+          <w:rFonts w:ascii="Arial" w:hAnsi="Arial" w:cs="Arial"/>
+        </w:rPr>
+      </w:pPr>
+      <w:r>
+        <w:rPr>
+          <w:rFonts w:ascii="Arial" w:hAnsi="Arial" w:cs="Arial"/>
+        </w:rPr>
+        <w:t xml:space="preserve">6. </w:t>
+      </w:r>
+      <w:proofErr w:type="spellStart"/>
+      <w:r>
+        <w:rPr>
+          <w:rFonts w:ascii="Arial" w:hAnsi="Arial" w:cs="Arial"/>
+        </w:rPr>
+        <w:t>offers</w:t>
+      </w:r>
+      <w:proofErr w:type="spellEnd"/>
+      <w:r>
+        <w:rPr>
+          <w:rFonts w:ascii="Arial" w:hAnsi="Arial" w:cs="Arial"/>
+        </w:rPr>
+        <w:t xml:space="preserve"> (Ajánlatok) </w:t>
       </w:r>
     </w:p>
     <w:p>
@@ -3286,7 +5426,35 @@
         <w:rPr>
           <w:rFonts w:ascii="Arial" w:hAnsi="Arial" w:cs="Arial"/>
         </w:rPr>
-        <w:t xml:space="preserve">`offer_id` (int): Egyedi azonosító, auto-increment.  </w:t>
+        <w:t>`</w:t>
+      </w:r>
+      <w:proofErr w:type="spellStart"/>
+      <w:r>
+        <w:rPr>
+          <w:rFonts w:ascii="Arial" w:hAnsi="Arial" w:cs="Arial"/>
+        </w:rPr>
+        <w:t>offer_id</w:t>
+      </w:r>
+      <w:proofErr w:type="spellEnd"/>
+      <w:r>
+        <w:rPr>
+          <w:rFonts w:ascii="Arial" w:hAnsi="Arial" w:cs="Arial"/>
+        </w:rPr>
+        <w:t xml:space="preserve">` (int): Egyedi azonosító, </w:t>
+      </w:r>
+      <w:proofErr w:type="spellStart"/>
+      <w:r>
+        <w:rPr>
+          <w:rFonts w:ascii="Arial" w:hAnsi="Arial" w:cs="Arial"/>
+        </w:rPr>
+        <w:t>auto-increment</w:t>
+      </w:r>
+      <w:proofErr w:type="spellEnd"/>
+      <w:r>
+        <w:rPr>
+          <w:rFonts w:ascii="Arial" w:hAnsi="Arial" w:cs="Arial"/>
+        </w:rPr>
+        <w:t xml:space="preserve">.  </w:t>
       </w:r>
     </w:p>
     <w:p>
@@ -3304,7 +5472,21 @@
         <w:rPr>
           <w:rFonts w:ascii="Arial" w:hAnsi="Arial" w:cs="Arial"/>
         </w:rPr>
-        <w:t xml:space="preserve">`item_id` (int): Termék azonosítója.  </w:t>
+        <w:t>`</w:t>
+      </w:r>
+      <w:proofErr w:type="spellStart"/>
+      <w:r>
+        <w:rPr>
+          <w:rFonts w:ascii="Arial" w:hAnsi="Arial" w:cs="Arial"/>
+        </w:rPr>
+        <w:t>item_id</w:t>
+      </w:r>
+      <w:proofErr w:type="spellEnd"/>
+      <w:r>
+        <w:rPr>
+          <w:rFonts w:ascii="Arial" w:hAnsi="Arial" w:cs="Arial"/>
+        </w:rPr>
+        <w:t xml:space="preserve">` (int): Termék azonosítója.  </w:t>
       </w:r>
     </w:p>
     <w:p>
@@ -3322,7 +5504,21 @@
         <w:rPr>
           <w:rFonts w:ascii="Arial" w:hAnsi="Arial" w:cs="Arial"/>
         </w:rPr>
-        <w:t xml:space="preserve">`buyer_id` (int): Ajánlattevő (vevő) azonosítója.  </w:t>
+        <w:t>`</w:t>
+      </w:r>
+      <w:proofErr w:type="spellStart"/>
+      <w:r>
+        <w:rPr>
+          <w:rFonts w:ascii="Arial" w:hAnsi="Arial" w:cs="Arial"/>
+        </w:rPr>
+        <w:t>buyer_id</w:t>
+      </w:r>
+      <w:proofErr w:type="spellEnd"/>
+      <w:r>
+        <w:rPr>
+          <w:rFonts w:ascii="Arial" w:hAnsi="Arial" w:cs="Arial"/>
+        </w:rPr>
+        <w:t xml:space="preserve">` (int): Ajánlattevő (vevő) azonosítója.  </w:t>
       </w:r>
     </w:p>
     <w:p>
@@ -3340,7 +5536,21 @@
         <w:rPr>
           <w:rFonts w:ascii="Arial" w:hAnsi="Arial" w:cs="Arial"/>
         </w:rPr>
-        <w:t xml:space="preserve">`seller_id` (int): Eladó azonosítója.  </w:t>
+        <w:t>`</w:t>
+      </w:r>
+      <w:proofErr w:type="spellStart"/>
+      <w:r>
+        <w:rPr>
+          <w:rFonts w:ascii="Arial" w:hAnsi="Arial" w:cs="Arial"/>
+        </w:rPr>
+        <w:t>seller_id</w:t>
+      </w:r>
+      <w:proofErr w:type="spellEnd"/>
+      <w:r>
+        <w:rPr>
+          <w:rFonts w:ascii="Arial" w:hAnsi="Arial" w:cs="Arial"/>
+        </w:rPr>
+        <w:t xml:space="preserve">` (int): Eladó azonosítója.  </w:t>
       </w:r>
     </w:p>
     <w:p>
@@ -3358,7 +5568,43 @@
         <w:rPr>
           <w:rFonts w:ascii="Arial" w:hAnsi="Arial" w:cs="Arial"/>
         </w:rPr>
-        <w:t xml:space="preserve">`offer_price` (decimal(15,2)): Ajánlott ár.  </w:t>
+        <w:t>`</w:t>
+      </w:r>
+      <w:proofErr w:type="spellStart"/>
+      <w:r>
+        <w:rPr>
+          <w:rFonts w:ascii="Arial" w:hAnsi="Arial" w:cs="Arial"/>
+        </w:rPr>
+        <w:t>offer_price</w:t>
+      </w:r>
+      <w:proofErr w:type="spellEnd"/>
+      <w:r>
+        <w:rPr>
+          <w:rFonts w:ascii="Arial" w:hAnsi="Arial" w:cs="Arial"/>
+        </w:rPr>
+        <w:t>` (</w:t>
+      </w:r>
+      <w:proofErr w:type="spellStart"/>
+      <w:proofErr w:type="gramStart"/>
+      <w:r>
+        <w:rPr>
+          <w:rFonts w:ascii="Arial" w:hAnsi="Arial" w:cs="Arial"/>
+        </w:rPr>
+        <w:t>decimal</w:t>
+      </w:r>
+      <w:proofErr w:type="spellEnd"/>
+      <w:r>
+        <w:rPr>
+          <w:rFonts w:ascii="Arial" w:hAnsi="Arial" w:cs="Arial"/>
+        </w:rPr>
+        <w:t>(</w:t>
+      </w:r>
+      <w:proofErr w:type="gramEnd"/>
+      <w:r>
+        <w:rPr>
+          <w:rFonts w:ascii="Arial" w:hAnsi="Arial" w:cs="Arial"/>
+        </w:rPr>
+        <w:t xml:space="preserve">15,2)): Ajánlott ár.  </w:t>
       </w:r>
     </w:p>
     <w:p>
@@ -3376,7 +5622,91 @@
         <w:rPr>
           <w:rFonts w:ascii="Arial" w:hAnsi="Arial" w:cs="Arial"/>
         </w:rPr>
-        <w:t xml:space="preserve">`status` (enum: pending/accepted/rejected/counter_offered/cancelled): Ajánlat állapota.  </w:t>
+        <w:t>`status` (</w:t>
+      </w:r>
+      <w:proofErr w:type="spellStart"/>
+      <w:r>
+        <w:rPr>
+          <w:rFonts w:ascii="Arial" w:hAnsi="Arial" w:cs="Arial"/>
+        </w:rPr>
+        <w:t>enum</w:t>
+      </w:r>
+      <w:proofErr w:type="spellEnd"/>
+      <w:r>
+        <w:rPr>
+          <w:rFonts w:ascii="Arial" w:hAnsi="Arial" w:cs="Arial"/>
+        </w:rPr>
+        <w:t xml:space="preserve">: </w:t>
+      </w:r>
+      <w:proofErr w:type="spellStart"/>
+      <w:r>
+        <w:rPr>
+          <w:rFonts w:ascii="Arial" w:hAnsi="Arial" w:cs="Arial"/>
+        </w:rPr>
+        <w:t>pending</w:t>
+      </w:r>
+      <w:proofErr w:type="spellEnd"/>
+      <w:r>
+        <w:rPr>
+          <w:rFonts w:ascii="Arial" w:hAnsi="Arial" w:cs="Arial"/>
+        </w:rPr>
+        <w:t>/</w:t>
+      </w:r>
+      <w:proofErr w:type="spellStart"/>
+      <w:r>
+        <w:rPr>
+          <w:rFonts w:ascii="Arial" w:hAnsi="Arial" w:cs="Arial"/>
+        </w:rPr>
+        <w:t>accepted</w:t>
+      </w:r>
+      <w:proofErr w:type="spellEnd"/>
+      <w:r>
+        <w:rPr>
+          <w:rFonts w:ascii="Arial" w:hAnsi="Arial" w:cs="Arial"/>
+        </w:rPr>
+        <w:t>/</w:t>
+      </w:r>
+      <w:proofErr w:type="spellStart"/>
+      <w:r>
+        <w:rPr>
+          <w:rFonts w:ascii="Arial" w:hAnsi="Arial" w:cs="Arial"/>
+        </w:rPr>
+        <w:t>rejected</w:t>
+      </w:r>
+      <w:proofErr w:type="spellEnd"/>
+      <w:r>
+        <w:rPr>
+          <w:rFonts w:ascii="Arial" w:hAnsi="Arial" w:cs="Arial"/>
+        </w:rPr>
+        <w:t>/</w:t>
+      </w:r>
+      <w:proofErr w:type="spellStart"/>
+      <w:r>
+        <w:rPr>
+          <w:rFonts w:ascii="Arial" w:hAnsi="Arial" w:cs="Arial"/>
+        </w:rPr>
+        <w:t>counter_offered</w:t>
+      </w:r>
+      <w:proofErr w:type="spellEnd"/>
+      <w:r>
+        <w:rPr>
+          <w:rFonts w:ascii="Arial" w:hAnsi="Arial" w:cs="Arial"/>
+        </w:rPr>
+        <w:t>/</w:t>
+      </w:r>
+      <w:proofErr w:type="spellStart"/>
+      <w:r>
+        <w:rPr>
+          <w:rFonts w:ascii="Arial" w:hAnsi="Arial" w:cs="Arial"/>
+        </w:rPr>
+        <w:t>cancelled</w:t>
+      </w:r>
+      <w:proofErr w:type="spellEnd"/>
+      <w:r>
+        <w:rPr>
+          <w:rFonts w:ascii="Arial" w:hAnsi="Arial" w:cs="Arial"/>
+        </w:rPr>
+        <w:t xml:space="preserve">): Ajánlat állapota.  </w:t>
       </w:r>
     </w:p>
     <w:p>
@@ -3394,7 +5724,43 @@
         <w:rPr>
           <w:rFonts w:ascii="Arial" w:hAnsi="Arial" w:cs="Arial"/>
         </w:rPr>
-        <w:t xml:space="preserve">`counter_price` (decimal(15,2)?): Ellenajánlat ára (opcionális).  </w:t>
+        <w:t>`</w:t>
+      </w:r>
+      <w:proofErr w:type="spellStart"/>
+      <w:r>
+        <w:rPr>
+          <w:rFonts w:ascii="Arial" w:hAnsi="Arial" w:cs="Arial"/>
+        </w:rPr>
+        <w:t>counter_price</w:t>
+      </w:r>
+      <w:proofErr w:type="spellEnd"/>
+      <w:r>
+        <w:rPr>
+          <w:rFonts w:ascii="Arial" w:hAnsi="Arial" w:cs="Arial"/>
+        </w:rPr>
+        <w:t>` (</w:t>
+      </w:r>
+      <w:proofErr w:type="spellStart"/>
+      <w:proofErr w:type="gramStart"/>
+      <w:r>
+        <w:rPr>
+          <w:rFonts w:ascii="Arial" w:hAnsi="Arial" w:cs="Arial"/>
+        </w:rPr>
+        <w:t>decimal</w:t>
+      </w:r>
+      <w:proofErr w:type="spellEnd"/>
+      <w:r>
+        <w:rPr>
+          <w:rFonts w:ascii="Arial" w:hAnsi="Arial" w:cs="Arial"/>
+        </w:rPr>
+        <w:t>(</w:t>
+      </w:r>
+      <w:proofErr w:type="gramEnd"/>
+      <w:r>
+        <w:rPr>
+          <w:rFonts w:ascii="Arial" w:hAnsi="Arial" w:cs="Arial"/>
+        </w:rPr>
+        <w:t xml:space="preserve">15,2)?): Ellenajánlat ára (opcionális).  </w:t>
       </w:r>
     </w:p>
     <w:p>
@@ -3412,7 +5778,35 @@
         <w:rPr>
           <w:rFonts w:ascii="Arial" w:hAnsi="Arial" w:cs="Arial"/>
         </w:rPr>
-        <w:t xml:space="preserve">`created_at` (datetime): Létrehozás időpontja.  </w:t>
+        <w:t>`</w:t>
+      </w:r>
+      <w:proofErr w:type="spellStart"/>
+      <w:r>
+        <w:rPr>
+          <w:rFonts w:ascii="Arial" w:hAnsi="Arial" w:cs="Arial"/>
+        </w:rPr>
+        <w:t>created_at</w:t>
+      </w:r>
+      <w:proofErr w:type="spellEnd"/>
+      <w:r>
+        <w:rPr>
+          <w:rFonts w:ascii="Arial" w:hAnsi="Arial" w:cs="Arial"/>
+        </w:rPr>
+        <w:t>` (</w:t>
+      </w:r>
+      <w:proofErr w:type="spellStart"/>
+      <w:r>
+        <w:rPr>
+          <w:rFonts w:ascii="Arial" w:hAnsi="Arial" w:cs="Arial"/>
+        </w:rPr>
+        <w:t>datetime</w:t>
+      </w:r>
+      <w:proofErr w:type="spellEnd"/>
+      <w:r>
+        <w:rPr>
+          <w:rFonts w:ascii="Arial" w:hAnsi="Arial" w:cs="Arial"/>
+        </w:rPr>
+        <w:t xml:space="preserve">): Létrehozás időpontja.  </w:t>
       </w:r>
     </w:p>
     <w:p>
@@ -3430,27 +5824,69 @@
         <w:rPr>
           <w:rFonts w:ascii="Arial" w:hAnsi="Arial" w:cs="Arial"/>
         </w:rPr>
-        <w:t xml:space="preserve">`updated_at` (datetime): Frissítés időpontja.  </w:t>
-      </w:r>
-    </w:p>
-    <w:p>
-      <w:pPr>
-        <w:rPr>
-          <w:rFonts w:ascii="Arial" w:hAnsi="Arial" w:cs="Arial"/>
-        </w:rPr>
-      </w:pPr>
-    </w:p>
-    <w:p>
-      <w:pPr>
-        <w:rPr>
-          <w:rFonts w:ascii="Arial" w:hAnsi="Arial" w:cs="Arial"/>
-        </w:rPr>
-      </w:pPr>
-      <w:r>
-        <w:rPr>
-          <w:rFonts w:ascii="Arial" w:hAnsi="Arial" w:cs="Arial"/>
-        </w:rPr>
-        <w:t xml:space="preserve">7. orders (Rendelések) </w:t>
+        <w:t>`</w:t>
+      </w:r>
+      <w:proofErr w:type="spellStart"/>
+      <w:r>
+        <w:rPr>
+          <w:rFonts w:ascii="Arial" w:hAnsi="Arial" w:cs="Arial"/>
+        </w:rPr>
+        <w:t>updated_at</w:t>
+      </w:r>
+      <w:proofErr w:type="spellEnd"/>
+      <w:r>
+        <w:rPr>
+          <w:rFonts w:ascii="Arial" w:hAnsi="Arial" w:cs="Arial"/>
+        </w:rPr>
+        <w:t>` (</w:t>
+      </w:r>
+      <w:proofErr w:type="spellStart"/>
+      <w:r>
+        <w:rPr>
+          <w:rFonts w:ascii="Arial" w:hAnsi="Arial" w:cs="Arial"/>
+        </w:rPr>
+        <w:t>datetime</w:t>
+      </w:r>
+      <w:proofErr w:type="spellEnd"/>
+      <w:r>
+        <w:rPr>
+          <w:rFonts w:ascii="Arial" w:hAnsi="Arial" w:cs="Arial"/>
+        </w:rPr>
+        <w:t xml:space="preserve">): Frissítés időpontja.  </w:t>
+      </w:r>
+    </w:p>
+    <w:p>
+      <w:pPr>
+        <w:rPr>
+          <w:rFonts w:ascii="Arial" w:hAnsi="Arial" w:cs="Arial"/>
+        </w:rPr>
+      </w:pPr>
+    </w:p>
+    <w:p>
+      <w:pPr>
+        <w:rPr>
+          <w:rFonts w:ascii="Arial" w:hAnsi="Arial" w:cs="Arial"/>
+        </w:rPr>
+      </w:pPr>
+      <w:r>
+        <w:rPr>
+          <w:rFonts w:ascii="Arial" w:hAnsi="Arial" w:cs="Arial"/>
+        </w:rPr>
+        <w:t xml:space="preserve">7. </w:t>
+      </w:r>
+      <w:proofErr w:type="spellStart"/>
+      <w:r>
+        <w:rPr>
+          <w:rFonts w:ascii="Arial" w:hAnsi="Arial" w:cs="Arial"/>
+        </w:rPr>
+        <w:t>orders</w:t>
+      </w:r>
+      <w:proofErr w:type="spellEnd"/>
+      <w:r>
+        <w:rPr>
+          <w:rFonts w:ascii="Arial" w:hAnsi="Arial" w:cs="Arial"/>
+        </w:rPr>
+        <w:t xml:space="preserve"> (Rendelések) </w:t>
       </w:r>
     </w:p>
     <w:p>
@@ -3481,7 +5917,35 @@
         <w:rPr>
           <w:rFonts w:ascii="Arial" w:hAnsi="Arial" w:cs="Arial"/>
         </w:rPr>
-        <w:t xml:space="preserve">`order_id` (int): Egyedi azonosító, auto-increment.  </w:t>
+        <w:t>`</w:t>
+      </w:r>
+      <w:proofErr w:type="spellStart"/>
+      <w:r>
+        <w:rPr>
+          <w:rFonts w:ascii="Arial" w:hAnsi="Arial" w:cs="Arial"/>
+        </w:rPr>
+        <w:t>order_id</w:t>
+      </w:r>
+      <w:proofErr w:type="spellEnd"/>
+      <w:r>
+        <w:rPr>
+          <w:rFonts w:ascii="Arial" w:hAnsi="Arial" w:cs="Arial"/>
+        </w:rPr>
+        <w:t xml:space="preserve">` (int): Egyedi azonosító, </w:t>
+      </w:r>
+      <w:proofErr w:type="spellStart"/>
+      <w:r>
+        <w:rPr>
+          <w:rFonts w:ascii="Arial" w:hAnsi="Arial" w:cs="Arial"/>
+        </w:rPr>
+        <w:t>auto-increment</w:t>
+      </w:r>
+      <w:proofErr w:type="spellEnd"/>
+      <w:r>
+        <w:rPr>
+          <w:rFonts w:ascii="Arial" w:hAnsi="Arial" w:cs="Arial"/>
+        </w:rPr>
+        <w:t xml:space="preserve">.  </w:t>
       </w:r>
     </w:p>
     <w:p>
@@ -3499,7 +5963,21 @@
         <w:rPr>
           <w:rFonts w:ascii="Arial" w:hAnsi="Arial" w:cs="Arial"/>
         </w:rPr>
-        <w:t xml:space="preserve">`buyer_id` (int): Vevő azonosítója.  </w:t>
+        <w:t>`</w:t>
+      </w:r>
+      <w:proofErr w:type="spellStart"/>
+      <w:r>
+        <w:rPr>
+          <w:rFonts w:ascii="Arial" w:hAnsi="Arial" w:cs="Arial"/>
+        </w:rPr>
+        <w:t>buyer_id</w:t>
+      </w:r>
+      <w:proofErr w:type="spellEnd"/>
+      <w:r>
+        <w:rPr>
+          <w:rFonts w:ascii="Arial" w:hAnsi="Arial" w:cs="Arial"/>
+        </w:rPr>
+        <w:t xml:space="preserve">` (int): Vevő azonosítója.  </w:t>
       </w:r>
     </w:p>
     <w:p>
@@ -3517,7 +5995,21 @@
         <w:rPr>
           <w:rFonts w:ascii="Arial" w:hAnsi="Arial" w:cs="Arial"/>
         </w:rPr>
-        <w:t xml:space="preserve">`seller_id` (int): Eladó azonosítója.  </w:t>
+        <w:t>`</w:t>
+      </w:r>
+      <w:proofErr w:type="spellStart"/>
+      <w:r>
+        <w:rPr>
+          <w:rFonts w:ascii="Arial" w:hAnsi="Arial" w:cs="Arial"/>
+        </w:rPr>
+        <w:t>seller_id</w:t>
+      </w:r>
+      <w:proofErr w:type="spellEnd"/>
+      <w:r>
+        <w:rPr>
+          <w:rFonts w:ascii="Arial" w:hAnsi="Arial" w:cs="Arial"/>
+        </w:rPr>
+        <w:t xml:space="preserve">` (int): Eladó azonosítója.  </w:t>
       </w:r>
     </w:p>
     <w:p>
@@ -3535,7 +6027,21 @@
         <w:rPr>
           <w:rFonts w:ascii="Arial" w:hAnsi="Arial" w:cs="Arial"/>
         </w:rPr>
-        <w:t xml:space="preserve">`item_id` (int): Termék azonosítója.  </w:t>
+        <w:t>`</w:t>
+      </w:r>
+      <w:proofErr w:type="spellStart"/>
+      <w:r>
+        <w:rPr>
+          <w:rFonts w:ascii="Arial" w:hAnsi="Arial" w:cs="Arial"/>
+        </w:rPr>
+        <w:t>item_id</w:t>
+      </w:r>
+      <w:proofErr w:type="spellEnd"/>
+      <w:r>
+        <w:rPr>
+          <w:rFonts w:ascii="Arial" w:hAnsi="Arial" w:cs="Arial"/>
+        </w:rPr>
+        <w:t xml:space="preserve">` (int): Termék azonosítója.  </w:t>
       </w:r>
     </w:p>
     <w:p>
@@ -3553,7 +6059,35 @@
         <w:rPr>
           <w:rFonts w:ascii="Arial" w:hAnsi="Arial" w:cs="Arial"/>
         </w:rPr>
-        <w:t xml:space="preserve">`order_date` (datetime): Rendelés időpontja.  </w:t>
+        <w:t>`</w:t>
+      </w:r>
+      <w:proofErr w:type="spellStart"/>
+      <w:r>
+        <w:rPr>
+          <w:rFonts w:ascii="Arial" w:hAnsi="Arial" w:cs="Arial"/>
+        </w:rPr>
+        <w:t>order_date</w:t>
+      </w:r>
+      <w:proofErr w:type="spellEnd"/>
+      <w:r>
+        <w:rPr>
+          <w:rFonts w:ascii="Arial" w:hAnsi="Arial" w:cs="Arial"/>
+        </w:rPr>
+        <w:t>` (</w:t>
+      </w:r>
+      <w:proofErr w:type="spellStart"/>
+      <w:r>
+        <w:rPr>
+          <w:rFonts w:ascii="Arial" w:hAnsi="Arial" w:cs="Arial"/>
+        </w:rPr>
+        <w:t>datetime</w:t>
+      </w:r>
+      <w:proofErr w:type="spellEnd"/>
+      <w:r>
+        <w:rPr>
+          <w:rFonts w:ascii="Arial" w:hAnsi="Arial" w:cs="Arial"/>
+        </w:rPr>
+        <w:t xml:space="preserve">): Rendelés időpontja.  </w:t>
       </w:r>
     </w:p>
     <w:p>
@@ -3571,27 +6105,97 @@
         <w:rPr>
           <w:rFonts w:ascii="Arial" w:hAnsi="Arial" w:cs="Arial"/>
         </w:rPr>
-        <w:t xml:space="preserve">`status` (enum: pending/completed/cancelled): Rendelés állapota.  </w:t>
-      </w:r>
-    </w:p>
-    <w:p>
-      <w:pPr>
-        <w:rPr>
-          <w:rFonts w:ascii="Arial" w:hAnsi="Arial" w:cs="Arial"/>
-        </w:rPr>
-      </w:pPr>
-    </w:p>
-    <w:p>
-      <w:pPr>
-        <w:rPr>
-          <w:rFonts w:ascii="Arial" w:hAnsi="Arial" w:cs="Arial"/>
-        </w:rPr>
-      </w:pPr>
-      <w:r>
-        <w:rPr>
-          <w:rFonts w:ascii="Arial" w:hAnsi="Arial" w:cs="Arial"/>
-        </w:rPr>
-        <w:t xml:space="preserve">8. payments (Fizetések) </w:t>
+        <w:t>`status` (</w:t>
+      </w:r>
+      <w:proofErr w:type="spellStart"/>
+      <w:r>
+        <w:rPr>
+          <w:rFonts w:ascii="Arial" w:hAnsi="Arial" w:cs="Arial"/>
+        </w:rPr>
+        <w:t>enum</w:t>
+      </w:r>
+      <w:proofErr w:type="spellEnd"/>
+      <w:r>
+        <w:rPr>
+          <w:rFonts w:ascii="Arial" w:hAnsi="Arial" w:cs="Arial"/>
+        </w:rPr>
+        <w:t xml:space="preserve">: </w:t>
+      </w:r>
+      <w:proofErr w:type="spellStart"/>
+      <w:r>
+        <w:rPr>
+          <w:rFonts w:ascii="Arial" w:hAnsi="Arial" w:cs="Arial"/>
+        </w:rPr>
+        <w:t>pending</w:t>
+      </w:r>
+      <w:proofErr w:type="spellEnd"/>
+      <w:r>
+        <w:rPr>
+          <w:rFonts w:ascii="Arial" w:hAnsi="Arial" w:cs="Arial"/>
+        </w:rPr>
+        <w:t>/</w:t>
+      </w:r>
+      <w:proofErr w:type="spellStart"/>
+      <w:r>
+        <w:rPr>
+          <w:rFonts w:ascii="Arial" w:hAnsi="Arial" w:cs="Arial"/>
+        </w:rPr>
+        <w:t>completed</w:t>
+      </w:r>
+      <w:proofErr w:type="spellEnd"/>
+      <w:r>
+        <w:rPr>
+          <w:rFonts w:ascii="Arial" w:hAnsi="Arial" w:cs="Arial"/>
+        </w:rPr>
+        <w:t>/</w:t>
+      </w:r>
+      <w:proofErr w:type="spellStart"/>
+      <w:r>
+        <w:rPr>
+          <w:rFonts w:ascii="Arial" w:hAnsi="Arial" w:cs="Arial"/>
+        </w:rPr>
+        <w:t>cancelled</w:t>
+      </w:r>
+      <w:proofErr w:type="spellEnd"/>
+      <w:r>
+        <w:rPr>
+          <w:rFonts w:ascii="Arial" w:hAnsi="Arial" w:cs="Arial"/>
+        </w:rPr>
+        <w:t xml:space="preserve">): Rendelés állapota.  </w:t>
+      </w:r>
+    </w:p>
+    <w:p>
+      <w:pPr>
+        <w:rPr>
+          <w:rFonts w:ascii="Arial" w:hAnsi="Arial" w:cs="Arial"/>
+        </w:rPr>
+      </w:pPr>
+    </w:p>
+    <w:p>
+      <w:pPr>
+        <w:rPr>
+          <w:rFonts w:ascii="Arial" w:hAnsi="Arial" w:cs="Arial"/>
+        </w:rPr>
+      </w:pPr>
+      <w:r>
+        <w:rPr>
+          <w:rFonts w:ascii="Arial" w:hAnsi="Arial" w:cs="Arial"/>
+        </w:rPr>
+        <w:t xml:space="preserve">8. </w:t>
+      </w:r>
+      <w:proofErr w:type="spellStart"/>
+      <w:r>
+        <w:rPr>
+          <w:rFonts w:ascii="Arial" w:hAnsi="Arial" w:cs="Arial"/>
+        </w:rPr>
+        <w:t>payments</w:t>
+      </w:r>
+      <w:proofErr w:type="spellEnd"/>
+      <w:r>
+        <w:rPr>
+          <w:rFonts w:ascii="Arial" w:hAnsi="Arial" w:cs="Arial"/>
+        </w:rPr>
+        <w:t xml:space="preserve"> (Fizetések) </w:t>
       </w:r>
     </w:p>
     <w:p>
@@ -3622,7 +6226,35 @@
         <w:rPr>
           <w:rFonts w:ascii="Arial" w:hAnsi="Arial" w:cs="Arial"/>
         </w:rPr>
-        <w:t xml:space="preserve">`payment_id` (int): Egyedi azonosító, auto-increment.  </w:t>
+        <w:t>`</w:t>
+      </w:r>
+      <w:proofErr w:type="spellStart"/>
+      <w:r>
+        <w:rPr>
+          <w:rFonts w:ascii="Arial" w:hAnsi="Arial" w:cs="Arial"/>
+        </w:rPr>
+        <w:t>payment_id</w:t>
+      </w:r>
+      <w:proofErr w:type="spellEnd"/>
+      <w:r>
+        <w:rPr>
+          <w:rFonts w:ascii="Arial" w:hAnsi="Arial" w:cs="Arial"/>
+        </w:rPr>
+        <w:t xml:space="preserve">` (int): Egyedi azonosító, </w:t>
+      </w:r>
+      <w:proofErr w:type="spellStart"/>
+      <w:r>
+        <w:rPr>
+          <w:rFonts w:ascii="Arial" w:hAnsi="Arial" w:cs="Arial"/>
+        </w:rPr>
+        <w:t>auto-increment</w:t>
+      </w:r>
+      <w:proofErr w:type="spellEnd"/>
+      <w:r>
+        <w:rPr>
+          <w:rFonts w:ascii="Arial" w:hAnsi="Arial" w:cs="Arial"/>
+        </w:rPr>
+        <w:t xml:space="preserve">.  </w:t>
       </w:r>
     </w:p>
     <w:p>
@@ -3640,7 +6272,21 @@
         <w:rPr>
           <w:rFonts w:ascii="Arial" w:hAnsi="Arial" w:cs="Arial"/>
         </w:rPr>
-        <w:t xml:space="preserve">`order_id` (int): Rendelés azonosítója (egyedi).  </w:t>
+        <w:t>`</w:t>
+      </w:r>
+      <w:proofErr w:type="spellStart"/>
+      <w:r>
+        <w:rPr>
+          <w:rFonts w:ascii="Arial" w:hAnsi="Arial" w:cs="Arial"/>
+        </w:rPr>
+        <w:t>order_id</w:t>
+      </w:r>
+      <w:proofErr w:type="spellEnd"/>
+      <w:r>
+        <w:rPr>
+          <w:rFonts w:ascii="Arial" w:hAnsi="Arial" w:cs="Arial"/>
+        </w:rPr>
+        <w:t xml:space="preserve">` (int): Rendelés azonosítója (egyedi).  </w:t>
       </w:r>
     </w:p>
     <w:p>
@@ -3658,7 +6304,43 @@
         <w:rPr>
           <w:rFonts w:ascii="Arial" w:hAnsi="Arial" w:cs="Arial"/>
         </w:rPr>
-        <w:t xml:space="preserve">`amount` (decimal(10,2)): Fizetendő összeg.  </w:t>
+        <w:t>`</w:t>
+      </w:r>
+      <w:proofErr w:type="spellStart"/>
+      <w:r>
+        <w:rPr>
+          <w:rFonts w:ascii="Arial" w:hAnsi="Arial" w:cs="Arial"/>
+        </w:rPr>
+        <w:t>amount</w:t>
+      </w:r>
+      <w:proofErr w:type="spellEnd"/>
+      <w:r>
+        <w:rPr>
+          <w:rFonts w:ascii="Arial" w:hAnsi="Arial" w:cs="Arial"/>
+        </w:rPr>
+        <w:t>` (</w:t>
+      </w:r>
+      <w:proofErr w:type="spellStart"/>
+      <w:proofErr w:type="gramStart"/>
+      <w:r>
+        <w:rPr>
+          <w:rFonts w:ascii="Arial" w:hAnsi="Arial" w:cs="Arial"/>
+        </w:rPr>
+        <w:t>decimal</w:t>
+      </w:r>
+      <w:proofErr w:type="spellEnd"/>
+      <w:r>
+        <w:rPr>
+          <w:rFonts w:ascii="Arial" w:hAnsi="Arial" w:cs="Arial"/>
+        </w:rPr>
+        <w:t>(</w:t>
+      </w:r>
+      <w:proofErr w:type="gramEnd"/>
+      <w:r>
+        <w:rPr>
+          <w:rFonts w:ascii="Arial" w:hAnsi="Arial" w:cs="Arial"/>
+        </w:rPr>
+        <w:t xml:space="preserve">10,2)): Fizetendő összeg.  </w:t>
       </w:r>
     </w:p>
     <w:p>
@@ -3676,7 +6358,43 @@
         <w:rPr>
           <w:rFonts w:ascii="Arial" w:hAnsi="Arial" w:cs="Arial"/>
         </w:rPr>
-        <w:t xml:space="preserve">`method` (varchar(50)?): Fizetési mód (opcionális).  </w:t>
+        <w:t>`</w:t>
+      </w:r>
+      <w:proofErr w:type="spellStart"/>
+      <w:r>
+        <w:rPr>
+          <w:rFonts w:ascii="Arial" w:hAnsi="Arial" w:cs="Arial"/>
+        </w:rPr>
+        <w:t>method</w:t>
+      </w:r>
+      <w:proofErr w:type="spellEnd"/>
+      <w:r>
+        <w:rPr>
+          <w:rFonts w:ascii="Arial" w:hAnsi="Arial" w:cs="Arial"/>
+        </w:rPr>
+        <w:t>` (</w:t>
+      </w:r>
+      <w:proofErr w:type="spellStart"/>
+      <w:proofErr w:type="gramStart"/>
+      <w:r>
+        <w:rPr>
+          <w:rFonts w:ascii="Arial" w:hAnsi="Arial" w:cs="Arial"/>
+        </w:rPr>
+        <w:t>varchar</w:t>
+      </w:r>
+      <w:proofErr w:type="spellEnd"/>
+      <w:r>
+        <w:rPr>
+          <w:rFonts w:ascii="Arial" w:hAnsi="Arial" w:cs="Arial"/>
+        </w:rPr>
+        <w:t>(</w:t>
+      </w:r>
+      <w:proofErr w:type="gramEnd"/>
+      <w:r>
+        <w:rPr>
+          <w:rFonts w:ascii="Arial" w:hAnsi="Arial" w:cs="Arial"/>
+        </w:rPr>
+        <w:t xml:space="preserve">50)?): Fizetési mód (opcionális).  </w:t>
       </w:r>
     </w:p>
     <w:p>
@@ -3695,7 +6413,63 @@
           <w:rFonts w:ascii="Arial" w:hAnsi="Arial" w:cs="Arial"/>
         </w:rPr>
         <w:lastRenderedPageBreak/>
-        <w:t xml:space="preserve">`status` (enum: pending/completed/failed): Fizetés állapota.  </w:t>
+        <w:t>`status` (</w:t>
+      </w:r>
+      <w:proofErr w:type="spellStart"/>
+      <w:r>
+        <w:rPr>
+          <w:rFonts w:ascii="Arial" w:hAnsi="Arial" w:cs="Arial"/>
+        </w:rPr>
+        <w:t>enum</w:t>
+      </w:r>
+      <w:proofErr w:type="spellEnd"/>
+      <w:r>
+        <w:rPr>
+          <w:rFonts w:ascii="Arial" w:hAnsi="Arial" w:cs="Arial"/>
+        </w:rPr>
+        <w:t xml:space="preserve">: </w:t>
+      </w:r>
+      <w:proofErr w:type="spellStart"/>
+      <w:r>
+        <w:rPr>
+          <w:rFonts w:ascii="Arial" w:hAnsi="Arial" w:cs="Arial"/>
+        </w:rPr>
+        <w:t>pending</w:t>
+      </w:r>
+      <w:proofErr w:type="spellEnd"/>
+      <w:r>
+        <w:rPr>
+          <w:rFonts w:ascii="Arial" w:hAnsi="Arial" w:cs="Arial"/>
+        </w:rPr>
+        <w:t>/</w:t>
+      </w:r>
+      <w:proofErr w:type="spellStart"/>
+      <w:r>
+        <w:rPr>
+          <w:rFonts w:ascii="Arial" w:hAnsi="Arial" w:cs="Arial"/>
+        </w:rPr>
+        <w:t>completed</w:t>
+      </w:r>
+      <w:proofErr w:type="spellEnd"/>
+      <w:r>
+        <w:rPr>
+          <w:rFonts w:ascii="Arial" w:hAnsi="Arial" w:cs="Arial"/>
+        </w:rPr>
+        <w:t>/</w:t>
+      </w:r>
+      <w:proofErr w:type="spellStart"/>
+      <w:r>
+        <w:rPr>
+          <w:rFonts w:ascii="Arial" w:hAnsi="Arial" w:cs="Arial"/>
+        </w:rPr>
+        <w:t>failed</w:t>
+      </w:r>
+      <w:proofErr w:type="spellEnd"/>
+      <w:r>
+        <w:rPr>
+          <w:rFonts w:ascii="Arial" w:hAnsi="Arial" w:cs="Arial"/>
+        </w:rPr>
+        <w:t xml:space="preserve">): Fizetés állapota.  </w:t>
       </w:r>
     </w:p>
     <w:p>
@@ -3713,27 +6487,69 @@
         <w:rPr>
           <w:rFonts w:ascii="Arial" w:hAnsi="Arial" w:cs="Arial"/>
         </w:rPr>
-        <w:t xml:space="preserve">`created_at` (datetime): Létrehozás időpontja.  </w:t>
-      </w:r>
-    </w:p>
-    <w:p>
-      <w:pPr>
-        <w:rPr>
-          <w:rFonts w:ascii="Arial" w:hAnsi="Arial" w:cs="Arial"/>
-        </w:rPr>
-      </w:pPr>
-    </w:p>
-    <w:p>
-      <w:pPr>
-        <w:rPr>
-          <w:rFonts w:ascii="Arial" w:hAnsi="Arial" w:cs="Arial"/>
-        </w:rPr>
-      </w:pPr>
-      <w:r>
-        <w:rPr>
-          <w:rFonts w:ascii="Arial" w:hAnsi="Arial" w:cs="Arial"/>
-        </w:rPr>
-        <w:t xml:space="preserve">9. reviews (Értékelések) </w:t>
+        <w:t>`</w:t>
+      </w:r>
+      <w:proofErr w:type="spellStart"/>
+      <w:r>
+        <w:rPr>
+          <w:rFonts w:ascii="Arial" w:hAnsi="Arial" w:cs="Arial"/>
+        </w:rPr>
+        <w:t>created_at</w:t>
+      </w:r>
+      <w:proofErr w:type="spellEnd"/>
+      <w:r>
+        <w:rPr>
+          <w:rFonts w:ascii="Arial" w:hAnsi="Arial" w:cs="Arial"/>
+        </w:rPr>
+        <w:t>` (</w:t>
+      </w:r>
+      <w:proofErr w:type="spellStart"/>
+      <w:r>
+        <w:rPr>
+          <w:rFonts w:ascii="Arial" w:hAnsi="Arial" w:cs="Arial"/>
+        </w:rPr>
+        <w:t>datetime</w:t>
+      </w:r>
+      <w:proofErr w:type="spellEnd"/>
+      <w:r>
+        <w:rPr>
+          <w:rFonts w:ascii="Arial" w:hAnsi="Arial" w:cs="Arial"/>
+        </w:rPr>
+        <w:t xml:space="preserve">): Létrehozás időpontja.  </w:t>
+      </w:r>
+    </w:p>
+    <w:p>
+      <w:pPr>
+        <w:rPr>
+          <w:rFonts w:ascii="Arial" w:hAnsi="Arial" w:cs="Arial"/>
+        </w:rPr>
+      </w:pPr>
+    </w:p>
+    <w:p>
+      <w:pPr>
+        <w:rPr>
+          <w:rFonts w:ascii="Arial" w:hAnsi="Arial" w:cs="Arial"/>
+        </w:rPr>
+      </w:pPr>
+      <w:r>
+        <w:rPr>
+          <w:rFonts w:ascii="Arial" w:hAnsi="Arial" w:cs="Arial"/>
+        </w:rPr>
+        <w:t xml:space="preserve">9. </w:t>
+      </w:r>
+      <w:proofErr w:type="spellStart"/>
+      <w:r>
+        <w:rPr>
+          <w:rFonts w:ascii="Arial" w:hAnsi="Arial" w:cs="Arial"/>
+        </w:rPr>
+        <w:t>reviews</w:t>
+      </w:r>
+      <w:proofErr w:type="spellEnd"/>
+      <w:r>
+        <w:rPr>
+          <w:rFonts w:ascii="Arial" w:hAnsi="Arial" w:cs="Arial"/>
+        </w:rPr>
+        <w:t xml:space="preserve"> (Értékelések) </w:t>
       </w:r>
     </w:p>
     <w:p>
@@ -3764,7 +6580,35 @@
         <w:rPr>
           <w:rFonts w:ascii="Arial" w:hAnsi="Arial" w:cs="Arial"/>
         </w:rPr>
-        <w:t xml:space="preserve">`review_id` (int): Egyedi azonosító, auto-increment.  </w:t>
+        <w:t>`</w:t>
+      </w:r>
+      <w:proofErr w:type="spellStart"/>
+      <w:r>
+        <w:rPr>
+          <w:rFonts w:ascii="Arial" w:hAnsi="Arial" w:cs="Arial"/>
+        </w:rPr>
+        <w:t>review_id</w:t>
+      </w:r>
+      <w:proofErr w:type="spellEnd"/>
+      <w:r>
+        <w:rPr>
+          <w:rFonts w:ascii="Arial" w:hAnsi="Arial" w:cs="Arial"/>
+        </w:rPr>
+        <w:t xml:space="preserve">` (int): Egyedi azonosító, </w:t>
+      </w:r>
+      <w:proofErr w:type="spellStart"/>
+      <w:r>
+        <w:rPr>
+          <w:rFonts w:ascii="Arial" w:hAnsi="Arial" w:cs="Arial"/>
+        </w:rPr>
+        <w:t>auto-increment</w:t>
+      </w:r>
+      <w:proofErr w:type="spellEnd"/>
+      <w:r>
+        <w:rPr>
+          <w:rFonts w:ascii="Arial" w:hAnsi="Arial" w:cs="Arial"/>
+        </w:rPr>
+        <w:t xml:space="preserve">.  </w:t>
       </w:r>
     </w:p>
     <w:p>
@@ -3782,7 +6626,21 @@
         <w:rPr>
           <w:rFonts w:ascii="Arial" w:hAnsi="Arial" w:cs="Arial"/>
         </w:rPr>
-        <w:t xml:space="preserve">`reviewer_id` (int): Értékelő felhasználó azonosítója.  </w:t>
+        <w:t>`</w:t>
+      </w:r>
+      <w:proofErr w:type="spellStart"/>
+      <w:r>
+        <w:rPr>
+          <w:rFonts w:ascii="Arial" w:hAnsi="Arial" w:cs="Arial"/>
+        </w:rPr>
+        <w:t>reviewer_id</w:t>
+      </w:r>
+      <w:proofErr w:type="spellEnd"/>
+      <w:r>
+        <w:rPr>
+          <w:rFonts w:ascii="Arial" w:hAnsi="Arial" w:cs="Arial"/>
+        </w:rPr>
+        <w:t xml:space="preserve">` (int): Értékelő felhasználó azonosítója.  </w:t>
       </w:r>
     </w:p>
     <w:p>
@@ -3800,7 +6658,21 @@
         <w:rPr>
           <w:rFonts w:ascii="Arial" w:hAnsi="Arial" w:cs="Arial"/>
         </w:rPr>
-        <w:t xml:space="preserve">`reviewed_user_id` (int): Értékelt felhasználó azonosítója.  </w:t>
+        <w:t>`</w:t>
+      </w:r>
+      <w:proofErr w:type="spellStart"/>
+      <w:r>
+        <w:rPr>
+          <w:rFonts w:ascii="Arial" w:hAnsi="Arial" w:cs="Arial"/>
+        </w:rPr>
+        <w:t>reviewed_user_id</w:t>
+      </w:r>
+      <w:proofErr w:type="spellEnd"/>
+      <w:r>
+        <w:rPr>
+          <w:rFonts w:ascii="Arial" w:hAnsi="Arial" w:cs="Arial"/>
+        </w:rPr>
+        <w:t xml:space="preserve">` (int): Értékelt felhasználó azonosítója.  </w:t>
       </w:r>
     </w:p>
     <w:p>
@@ -3818,7 +6690,21 @@
         <w:rPr>
           <w:rFonts w:ascii="Arial" w:hAnsi="Arial" w:cs="Arial"/>
         </w:rPr>
-        <w:t xml:space="preserve">`rating` (int): Csillagok száma.  </w:t>
+        <w:t>`</w:t>
+      </w:r>
+      <w:proofErr w:type="spellStart"/>
+      <w:r>
+        <w:rPr>
+          <w:rFonts w:ascii="Arial" w:hAnsi="Arial" w:cs="Arial"/>
+        </w:rPr>
+        <w:t>rating</w:t>
+      </w:r>
+      <w:proofErr w:type="spellEnd"/>
+      <w:r>
+        <w:rPr>
+          <w:rFonts w:ascii="Arial" w:hAnsi="Arial" w:cs="Arial"/>
+        </w:rPr>
+        <w:t xml:space="preserve">` (int): Csillagok száma.  </w:t>
       </w:r>
     </w:p>
     <w:p>
@@ -3854,27 +6740,69 @@
         <w:rPr>
           <w:rFonts w:ascii="Arial" w:hAnsi="Arial" w:cs="Arial"/>
         </w:rPr>
-        <w:t xml:space="preserve">`created_at` (datetime): Létrehozás időpontja.  </w:t>
-      </w:r>
-    </w:p>
-    <w:p>
-      <w:pPr>
-        <w:rPr>
-          <w:rFonts w:ascii="Arial" w:hAnsi="Arial" w:cs="Arial"/>
-        </w:rPr>
-      </w:pPr>
-    </w:p>
-    <w:p>
-      <w:pPr>
-        <w:rPr>
-          <w:rFonts w:ascii="Arial" w:hAnsi="Arial" w:cs="Arial"/>
-        </w:rPr>
-      </w:pPr>
-      <w:r>
-        <w:rPr>
-          <w:rFonts w:ascii="Arial" w:hAnsi="Arial" w:cs="Arial"/>
-        </w:rPr>
-        <w:t xml:space="preserve">10. shipping (Szállítások) </w:t>
+        <w:t>`</w:t>
+      </w:r>
+      <w:proofErr w:type="spellStart"/>
+      <w:r>
+        <w:rPr>
+          <w:rFonts w:ascii="Arial" w:hAnsi="Arial" w:cs="Arial"/>
+        </w:rPr>
+        <w:t>created_at</w:t>
+      </w:r>
+      <w:proofErr w:type="spellEnd"/>
+      <w:r>
+        <w:rPr>
+          <w:rFonts w:ascii="Arial" w:hAnsi="Arial" w:cs="Arial"/>
+        </w:rPr>
+        <w:t>` (</w:t>
+      </w:r>
+      <w:proofErr w:type="spellStart"/>
+      <w:r>
+        <w:rPr>
+          <w:rFonts w:ascii="Arial" w:hAnsi="Arial" w:cs="Arial"/>
+        </w:rPr>
+        <w:t>datetime</w:t>
+      </w:r>
+      <w:proofErr w:type="spellEnd"/>
+      <w:r>
+        <w:rPr>
+          <w:rFonts w:ascii="Arial" w:hAnsi="Arial" w:cs="Arial"/>
+        </w:rPr>
+        <w:t xml:space="preserve">): Létrehozás időpontja.  </w:t>
+      </w:r>
+    </w:p>
+    <w:p>
+      <w:pPr>
+        <w:rPr>
+          <w:rFonts w:ascii="Arial" w:hAnsi="Arial" w:cs="Arial"/>
+        </w:rPr>
+      </w:pPr>
+    </w:p>
+    <w:p>
+      <w:pPr>
+        <w:rPr>
+          <w:rFonts w:ascii="Arial" w:hAnsi="Arial" w:cs="Arial"/>
+        </w:rPr>
+      </w:pPr>
+      <w:r>
+        <w:rPr>
+          <w:rFonts w:ascii="Arial" w:hAnsi="Arial" w:cs="Arial"/>
+        </w:rPr>
+        <w:t xml:space="preserve">10. </w:t>
+      </w:r>
+      <w:proofErr w:type="spellStart"/>
+      <w:r>
+        <w:rPr>
+          <w:rFonts w:ascii="Arial" w:hAnsi="Arial" w:cs="Arial"/>
+        </w:rPr>
+        <w:t>shipping</w:t>
+      </w:r>
+      <w:proofErr w:type="spellEnd"/>
+      <w:r>
+        <w:rPr>
+          <w:rFonts w:ascii="Arial" w:hAnsi="Arial" w:cs="Arial"/>
+        </w:rPr>
+        <w:t xml:space="preserve"> (Szállítások) </w:t>
       </w:r>
     </w:p>
     <w:p>
@@ -3905,7 +6833,35 @@
         <w:rPr>
           <w:rFonts w:ascii="Arial" w:hAnsi="Arial" w:cs="Arial"/>
         </w:rPr>
-        <w:t xml:space="preserve">`shipping_id` (int): Egyedi azonosító, auto-increment.  </w:t>
+        <w:t>`</w:t>
+      </w:r>
+      <w:proofErr w:type="spellStart"/>
+      <w:r>
+        <w:rPr>
+          <w:rFonts w:ascii="Arial" w:hAnsi="Arial" w:cs="Arial"/>
+        </w:rPr>
+        <w:t>shipping_id</w:t>
+      </w:r>
+      <w:proofErr w:type="spellEnd"/>
+      <w:r>
+        <w:rPr>
+          <w:rFonts w:ascii="Arial" w:hAnsi="Arial" w:cs="Arial"/>
+        </w:rPr>
+        <w:t xml:space="preserve">` (int): Egyedi azonosító, </w:t>
+      </w:r>
+      <w:proofErr w:type="spellStart"/>
+      <w:r>
+        <w:rPr>
+          <w:rFonts w:ascii="Arial" w:hAnsi="Arial" w:cs="Arial"/>
+        </w:rPr>
+        <w:t>auto-increment</w:t>
+      </w:r>
+      <w:proofErr w:type="spellEnd"/>
+      <w:r>
+        <w:rPr>
+          <w:rFonts w:ascii="Arial" w:hAnsi="Arial" w:cs="Arial"/>
+        </w:rPr>
+        <w:t xml:space="preserve">.  </w:t>
       </w:r>
     </w:p>
     <w:p>
@@ -3923,7 +6879,21 @@
         <w:rPr>
           <w:rFonts w:ascii="Arial" w:hAnsi="Arial" w:cs="Arial"/>
         </w:rPr>
-        <w:t xml:space="preserve">`order_id` (int): Rendelés azonosítója (egyedi).  </w:t>
+        <w:t>`</w:t>
+      </w:r>
+      <w:proofErr w:type="spellStart"/>
+      <w:r>
+        <w:rPr>
+          <w:rFonts w:ascii="Arial" w:hAnsi="Arial" w:cs="Arial"/>
+        </w:rPr>
+        <w:t>order_id</w:t>
+      </w:r>
+      <w:proofErr w:type="spellEnd"/>
+      <w:r>
+        <w:rPr>
+          <w:rFonts w:ascii="Arial" w:hAnsi="Arial" w:cs="Arial"/>
+        </w:rPr>
+        <w:t xml:space="preserve">` (int): Rendelés azonosítója (egyedi).  </w:t>
       </w:r>
     </w:p>
     <w:p>
@@ -3941,7 +6911,21 @@
         <w:rPr>
           <w:rFonts w:ascii="Arial" w:hAnsi="Arial" w:cs="Arial"/>
         </w:rPr>
-        <w:t xml:space="preserve">`address` (text): Szállítási cím.  </w:t>
+        <w:t>`</w:t>
+      </w:r>
+      <w:proofErr w:type="spellStart"/>
+      <w:r>
+        <w:rPr>
+          <w:rFonts w:ascii="Arial" w:hAnsi="Arial" w:cs="Arial"/>
+        </w:rPr>
+        <w:t>address</w:t>
+      </w:r>
+      <w:proofErr w:type="spellEnd"/>
+      <w:r>
+        <w:rPr>
+          <w:rFonts w:ascii="Arial" w:hAnsi="Arial" w:cs="Arial"/>
+        </w:rPr>
+        <w:t xml:space="preserve">` (text): Szállítási cím.  </w:t>
       </w:r>
     </w:p>
     <w:p>
@@ -3959,7 +6943,43 @@
         <w:rPr>
           <w:rFonts w:ascii="Arial" w:hAnsi="Arial" w:cs="Arial"/>
         </w:rPr>
-        <w:t xml:space="preserve">`carrier` (varchar(50)?): Szállítmányozó (opcionális).  </w:t>
+        <w:t>`</w:t>
+      </w:r>
+      <w:proofErr w:type="spellStart"/>
+      <w:r>
+        <w:rPr>
+          <w:rFonts w:ascii="Arial" w:hAnsi="Arial" w:cs="Arial"/>
+        </w:rPr>
+        <w:t>carrier</w:t>
+      </w:r>
+      <w:proofErr w:type="spellEnd"/>
+      <w:r>
+        <w:rPr>
+          <w:rFonts w:ascii="Arial" w:hAnsi="Arial" w:cs="Arial"/>
+        </w:rPr>
+        <w:t>` (</w:t>
+      </w:r>
+      <w:proofErr w:type="spellStart"/>
+      <w:proofErr w:type="gramStart"/>
+      <w:r>
+        <w:rPr>
+          <w:rFonts w:ascii="Arial" w:hAnsi="Arial" w:cs="Arial"/>
+        </w:rPr>
+        <w:t>varchar</w:t>
+      </w:r>
+      <w:proofErr w:type="spellEnd"/>
+      <w:r>
+        <w:rPr>
+          <w:rFonts w:ascii="Arial" w:hAnsi="Arial" w:cs="Arial"/>
+        </w:rPr>
+        <w:t>(</w:t>
+      </w:r>
+      <w:proofErr w:type="gramEnd"/>
+      <w:r>
+        <w:rPr>
+          <w:rFonts w:ascii="Arial" w:hAnsi="Arial" w:cs="Arial"/>
+        </w:rPr>
+        <w:t xml:space="preserve">50)?): Szállítmányozó (opcionális).  </w:t>
       </w:r>
     </w:p>
     <w:p>
@@ -3977,7 +6997,43 @@
         <w:rPr>
           <w:rFonts w:ascii="Arial" w:hAnsi="Arial" w:cs="Arial"/>
         </w:rPr>
-        <w:t xml:space="preserve">`tracking_number` (varchar(100)?): Követési szám (opcionális).  </w:t>
+        <w:t>`</w:t>
+      </w:r>
+      <w:proofErr w:type="spellStart"/>
+      <w:r>
+        <w:rPr>
+          <w:rFonts w:ascii="Arial" w:hAnsi="Arial" w:cs="Arial"/>
+        </w:rPr>
+        <w:t>tracking_number</w:t>
+      </w:r>
+      <w:proofErr w:type="spellEnd"/>
+      <w:r>
+        <w:rPr>
+          <w:rFonts w:ascii="Arial" w:hAnsi="Arial" w:cs="Arial"/>
+        </w:rPr>
+        <w:t>` (</w:t>
+      </w:r>
+      <w:proofErr w:type="spellStart"/>
+      <w:proofErr w:type="gramStart"/>
+      <w:r>
+        <w:rPr>
+          <w:rFonts w:ascii="Arial" w:hAnsi="Arial" w:cs="Arial"/>
+        </w:rPr>
+        <w:t>varchar</w:t>
+      </w:r>
+      <w:proofErr w:type="spellEnd"/>
+      <w:r>
+        <w:rPr>
+          <w:rFonts w:ascii="Arial" w:hAnsi="Arial" w:cs="Arial"/>
+        </w:rPr>
+        <w:t>(</w:t>
+      </w:r>
+      <w:proofErr w:type="gramEnd"/>
+      <w:r>
+        <w:rPr>
+          <w:rFonts w:ascii="Arial" w:hAnsi="Arial" w:cs="Arial"/>
+        </w:rPr>
+        <w:t xml:space="preserve">100)?): Követési szám (opcionális).  </w:t>
       </w:r>
     </w:p>
     <w:p>
@@ -3995,27 +7051,111 @@
         <w:rPr>
           <w:rFonts w:ascii="Arial" w:hAnsi="Arial" w:cs="Arial"/>
         </w:rPr>
-        <w:t xml:space="preserve">`status` (enum: processing/shipped/delivered/cancelled): Szállítás állapota.  </w:t>
-      </w:r>
-    </w:p>
-    <w:p>
-      <w:pPr>
-        <w:rPr>
-          <w:rFonts w:ascii="Arial" w:hAnsi="Arial" w:cs="Arial"/>
-        </w:rPr>
-      </w:pPr>
-    </w:p>
-    <w:p>
-      <w:pPr>
-        <w:rPr>
-          <w:rFonts w:ascii="Arial" w:hAnsi="Arial" w:cs="Arial"/>
-        </w:rPr>
-      </w:pPr>
-      <w:r>
-        <w:rPr>
-          <w:rFonts w:ascii="Arial" w:hAnsi="Arial" w:cs="Arial"/>
-        </w:rPr>
-        <w:t xml:space="preserve">11. users (Felhasználók) </w:t>
+        <w:t>`status` (</w:t>
+      </w:r>
+      <w:proofErr w:type="spellStart"/>
+      <w:r>
+        <w:rPr>
+          <w:rFonts w:ascii="Arial" w:hAnsi="Arial" w:cs="Arial"/>
+        </w:rPr>
+        <w:t>enum</w:t>
+      </w:r>
+      <w:proofErr w:type="spellEnd"/>
+      <w:r>
+        <w:rPr>
+          <w:rFonts w:ascii="Arial" w:hAnsi="Arial" w:cs="Arial"/>
+        </w:rPr>
+        <w:t xml:space="preserve">: </w:t>
+      </w:r>
+      <w:proofErr w:type="spellStart"/>
+      <w:r>
+        <w:rPr>
+          <w:rFonts w:ascii="Arial" w:hAnsi="Arial" w:cs="Arial"/>
+        </w:rPr>
+        <w:t>processing</w:t>
+      </w:r>
+      <w:proofErr w:type="spellEnd"/>
+      <w:r>
+        <w:rPr>
+          <w:rFonts w:ascii="Arial" w:hAnsi="Arial" w:cs="Arial"/>
+        </w:rPr>
+        <w:t>/</w:t>
+      </w:r>
+      <w:proofErr w:type="spellStart"/>
+      <w:r>
+        <w:rPr>
+          <w:rFonts w:ascii="Arial" w:hAnsi="Arial" w:cs="Arial"/>
+        </w:rPr>
+        <w:t>shipped</w:t>
+      </w:r>
+      <w:proofErr w:type="spellEnd"/>
+      <w:r>
+        <w:rPr>
+          <w:rFonts w:ascii="Arial" w:hAnsi="Arial" w:cs="Arial"/>
+        </w:rPr>
+        <w:t>/</w:t>
+      </w:r>
+      <w:proofErr w:type="spellStart"/>
+      <w:r>
+        <w:rPr>
+          <w:rFonts w:ascii="Arial" w:hAnsi="Arial" w:cs="Arial"/>
+        </w:rPr>
+        <w:t>delivered</w:t>
+      </w:r>
+      <w:proofErr w:type="spellEnd"/>
+      <w:r>
+        <w:rPr>
+          <w:rFonts w:ascii="Arial" w:hAnsi="Arial" w:cs="Arial"/>
+        </w:rPr>
+        <w:t>/</w:t>
+      </w:r>
+      <w:proofErr w:type="spellStart"/>
+      <w:r>
+        <w:rPr>
+          <w:rFonts w:ascii="Arial" w:hAnsi="Arial" w:cs="Arial"/>
+        </w:rPr>
+        <w:t>cancelled</w:t>
+      </w:r>
+      <w:proofErr w:type="spellEnd"/>
+      <w:r>
+        <w:rPr>
+          <w:rFonts w:ascii="Arial" w:hAnsi="Arial" w:cs="Arial"/>
+        </w:rPr>
+        <w:t xml:space="preserve">): Szállítás állapota.  </w:t>
+      </w:r>
+    </w:p>
+    <w:p>
+      <w:pPr>
+        <w:rPr>
+          <w:rFonts w:ascii="Arial" w:hAnsi="Arial" w:cs="Arial"/>
+        </w:rPr>
+      </w:pPr>
+    </w:p>
+    <w:p>
+      <w:pPr>
+        <w:rPr>
+          <w:rFonts w:ascii="Arial" w:hAnsi="Arial" w:cs="Arial"/>
+        </w:rPr>
+      </w:pPr>
+      <w:r>
+        <w:rPr>
+          <w:rFonts w:ascii="Arial" w:hAnsi="Arial" w:cs="Arial"/>
+        </w:rPr>
+        <w:t xml:space="preserve">11. </w:t>
+      </w:r>
+      <w:proofErr w:type="spellStart"/>
+      <w:r>
+        <w:rPr>
+          <w:rFonts w:ascii="Arial" w:hAnsi="Arial" w:cs="Arial"/>
+        </w:rPr>
+        <w:t>users</w:t>
+      </w:r>
+      <w:proofErr w:type="spellEnd"/>
+      <w:r>
+        <w:rPr>
+          <w:rFonts w:ascii="Arial" w:hAnsi="Arial" w:cs="Arial"/>
+        </w:rPr>
+        <w:t xml:space="preserve"> (Felhasználók) </w:t>
       </w:r>
     </w:p>
     <w:p>
@@ -4046,7 +7186,35 @@
         <w:rPr>
           <w:rFonts w:ascii="Arial" w:hAnsi="Arial" w:cs="Arial"/>
         </w:rPr>
-        <w:t xml:space="preserve">`user_id` (int): Egyedi azonosító, auto-increment.  </w:t>
+        <w:t>`</w:t>
+      </w:r>
+      <w:proofErr w:type="spellStart"/>
+      <w:r>
+        <w:rPr>
+          <w:rFonts w:ascii="Arial" w:hAnsi="Arial" w:cs="Arial"/>
+        </w:rPr>
+        <w:t>user_id</w:t>
+      </w:r>
+      <w:proofErr w:type="spellEnd"/>
+      <w:r>
+        <w:rPr>
+          <w:rFonts w:ascii="Arial" w:hAnsi="Arial" w:cs="Arial"/>
+        </w:rPr>
+        <w:t xml:space="preserve">` (int): Egyedi azonosító, </w:t>
+      </w:r>
+      <w:proofErr w:type="spellStart"/>
+      <w:r>
+        <w:rPr>
+          <w:rFonts w:ascii="Arial" w:hAnsi="Arial" w:cs="Arial"/>
+        </w:rPr>
+        <w:t>auto-increment</w:t>
+      </w:r>
+      <w:proofErr w:type="spellEnd"/>
+      <w:r>
+        <w:rPr>
+          <w:rFonts w:ascii="Arial" w:hAnsi="Arial" w:cs="Arial"/>
+        </w:rPr>
+        <w:t xml:space="preserve">.  </w:t>
       </w:r>
     </w:p>
     <w:p>
@@ -4064,7 +7232,43 @@
         <w:rPr>
           <w:rFonts w:ascii="Arial" w:hAnsi="Arial" w:cs="Arial"/>
         </w:rPr>
-        <w:t xml:space="preserve">`username` (varchar(50)): Felhasználónév (egyedi).  </w:t>
+        <w:t>`</w:t>
+      </w:r>
+      <w:proofErr w:type="spellStart"/>
+      <w:r>
+        <w:rPr>
+          <w:rFonts w:ascii="Arial" w:hAnsi="Arial" w:cs="Arial"/>
+        </w:rPr>
+        <w:t>username</w:t>
+      </w:r>
+      <w:proofErr w:type="spellEnd"/>
+      <w:r>
+        <w:rPr>
+          <w:rFonts w:ascii="Arial" w:hAnsi="Arial" w:cs="Arial"/>
+        </w:rPr>
+        <w:t>` (</w:t>
+      </w:r>
+      <w:proofErr w:type="spellStart"/>
+      <w:proofErr w:type="gramStart"/>
+      <w:r>
+        <w:rPr>
+          <w:rFonts w:ascii="Arial" w:hAnsi="Arial" w:cs="Arial"/>
+        </w:rPr>
+        <w:t>varchar</w:t>
+      </w:r>
+      <w:proofErr w:type="spellEnd"/>
+      <w:r>
+        <w:rPr>
+          <w:rFonts w:ascii="Arial" w:hAnsi="Arial" w:cs="Arial"/>
+        </w:rPr>
+        <w:t>(</w:t>
+      </w:r>
+      <w:proofErr w:type="gramEnd"/>
+      <w:r>
+        <w:rPr>
+          <w:rFonts w:ascii="Arial" w:hAnsi="Arial" w:cs="Arial"/>
+        </w:rPr>
+        <w:t xml:space="preserve">50)): Felhasználónév (egyedi).  </w:t>
       </w:r>
     </w:p>
     <w:p>
@@ -4082,7 +7286,29 @@
         <w:rPr>
           <w:rFonts w:ascii="Arial" w:hAnsi="Arial" w:cs="Arial"/>
         </w:rPr>
-        <w:t xml:space="preserve">`email` (varchar(100)): E-mail cím (egyedi).  </w:t>
+        <w:t>`email` (</w:t>
+      </w:r>
+      <w:proofErr w:type="spellStart"/>
+      <w:proofErr w:type="gramStart"/>
+      <w:r>
+        <w:rPr>
+          <w:rFonts w:ascii="Arial" w:hAnsi="Arial" w:cs="Arial"/>
+        </w:rPr>
+        <w:t>varchar</w:t>
+      </w:r>
+      <w:proofErr w:type="spellEnd"/>
+      <w:r>
+        <w:rPr>
+          <w:rFonts w:ascii="Arial" w:hAnsi="Arial" w:cs="Arial"/>
+        </w:rPr>
+        <w:t>(</w:t>
+      </w:r>
+      <w:proofErr w:type="gramEnd"/>
+      <w:r>
+        <w:rPr>
+          <w:rFonts w:ascii="Arial" w:hAnsi="Arial" w:cs="Arial"/>
+        </w:rPr>
+        <w:t xml:space="preserve">100)): E-mail cím (egyedi).  </w:t>
       </w:r>
     </w:p>
     <w:p>
@@ -4100,7 +7326,35 @@
         <w:rPr>
           <w:rFonts w:ascii="Arial" w:hAnsi="Arial" w:cs="Arial"/>
         </w:rPr>
-        <w:t xml:space="preserve">`password_hash` (text): Jelszó hash.  </w:t>
+        <w:t>`</w:t>
+      </w:r>
+      <w:proofErr w:type="spellStart"/>
+      <w:r>
+        <w:rPr>
+          <w:rFonts w:ascii="Arial" w:hAnsi="Arial" w:cs="Arial"/>
+        </w:rPr>
+        <w:t>password_hash</w:t>
+      </w:r>
+      <w:proofErr w:type="spellEnd"/>
+      <w:r>
+        <w:rPr>
+          <w:rFonts w:ascii="Arial" w:hAnsi="Arial" w:cs="Arial"/>
+        </w:rPr>
+        <w:t xml:space="preserve">` (text): Jelszó </w:t>
+      </w:r>
+      <w:proofErr w:type="spellStart"/>
+      <w:r>
+        <w:rPr>
+          <w:rFonts w:ascii="Arial" w:hAnsi="Arial" w:cs="Arial"/>
+        </w:rPr>
+        <w:t>hash</w:t>
+      </w:r>
+      <w:proofErr w:type="spellEnd"/>
+      <w:r>
+        <w:rPr>
+          <w:rFonts w:ascii="Arial" w:hAnsi="Arial" w:cs="Arial"/>
+        </w:rPr>
+        <w:t xml:space="preserve">.  </w:t>
       </w:r>
     </w:p>
     <w:p>
@@ -4118,7 +7372,43 @@
         <w:rPr>
           <w:rFonts w:ascii="Arial" w:hAnsi="Arial" w:cs="Arial"/>
         </w:rPr>
-        <w:t xml:space="preserve">`full_name` (varchar(100)?): Teljes név (opcionális).  </w:t>
+        <w:t>`</w:t>
+      </w:r>
+      <w:proofErr w:type="spellStart"/>
+      <w:r>
+        <w:rPr>
+          <w:rFonts w:ascii="Arial" w:hAnsi="Arial" w:cs="Arial"/>
+        </w:rPr>
+        <w:t>full_name</w:t>
+      </w:r>
+      <w:proofErr w:type="spellEnd"/>
+      <w:r>
+        <w:rPr>
+          <w:rFonts w:ascii="Arial" w:hAnsi="Arial" w:cs="Arial"/>
+        </w:rPr>
+        <w:t>` (</w:t>
+      </w:r>
+      <w:proofErr w:type="spellStart"/>
+      <w:proofErr w:type="gramStart"/>
+      <w:r>
+        <w:rPr>
+          <w:rFonts w:ascii="Arial" w:hAnsi="Arial" w:cs="Arial"/>
+        </w:rPr>
+        <w:t>varchar</w:t>
+      </w:r>
+      <w:proofErr w:type="spellEnd"/>
+      <w:r>
+        <w:rPr>
+          <w:rFonts w:ascii="Arial" w:hAnsi="Arial" w:cs="Arial"/>
+        </w:rPr>
+        <w:t>(</w:t>
+      </w:r>
+      <w:proofErr w:type="gramEnd"/>
+      <w:r>
+        <w:rPr>
+          <w:rFonts w:ascii="Arial" w:hAnsi="Arial" w:cs="Arial"/>
+        </w:rPr>
+        <w:t xml:space="preserve">100)?): Teljes név (opcionális).  </w:t>
       </w:r>
     </w:p>
     <w:p>
@@ -4136,7 +7426,43 @@
         <w:rPr>
           <w:rFonts w:ascii="Arial" w:hAnsi="Arial" w:cs="Arial"/>
         </w:rPr>
-        <w:t xml:space="preserve">`phone` (varchar(20)?): Telefonszám (opcionális).  </w:t>
+        <w:t>`</w:t>
+      </w:r>
+      <w:proofErr w:type="spellStart"/>
+      <w:r>
+        <w:rPr>
+          <w:rFonts w:ascii="Arial" w:hAnsi="Arial" w:cs="Arial"/>
+        </w:rPr>
+        <w:t>phone</w:t>
+      </w:r>
+      <w:proofErr w:type="spellEnd"/>
+      <w:r>
+        <w:rPr>
+          <w:rFonts w:ascii="Arial" w:hAnsi="Arial" w:cs="Arial"/>
+        </w:rPr>
+        <w:t>` (</w:t>
+      </w:r>
+      <w:proofErr w:type="spellStart"/>
+      <w:proofErr w:type="gramStart"/>
+      <w:r>
+        <w:rPr>
+          <w:rFonts w:ascii="Arial" w:hAnsi="Arial" w:cs="Arial"/>
+        </w:rPr>
+        <w:t>varchar</w:t>
+      </w:r>
+      <w:proofErr w:type="spellEnd"/>
+      <w:r>
+        <w:rPr>
+          <w:rFonts w:ascii="Arial" w:hAnsi="Arial" w:cs="Arial"/>
+        </w:rPr>
+        <w:t>(</w:t>
+      </w:r>
+      <w:proofErr w:type="gramEnd"/>
+      <w:r>
+        <w:rPr>
+          <w:rFonts w:ascii="Arial" w:hAnsi="Arial" w:cs="Arial"/>
+        </w:rPr>
+        <w:t xml:space="preserve">20)?): Telefonszám (opcionális).  </w:t>
       </w:r>
     </w:p>
     <w:p>
@@ -4154,7 +7480,43 @@
         <w:rPr>
           <w:rFonts w:ascii="Arial" w:hAnsi="Arial" w:cs="Arial"/>
         </w:rPr>
-        <w:t xml:space="preserve">`address` (varchar(255)?): Cím (opcionális).  </w:t>
+        <w:t>`</w:t>
+      </w:r>
+      <w:proofErr w:type="spellStart"/>
+      <w:r>
+        <w:rPr>
+          <w:rFonts w:ascii="Arial" w:hAnsi="Arial" w:cs="Arial"/>
+        </w:rPr>
+        <w:t>address</w:t>
+      </w:r>
+      <w:proofErr w:type="spellEnd"/>
+      <w:r>
+        <w:rPr>
+          <w:rFonts w:ascii="Arial" w:hAnsi="Arial" w:cs="Arial"/>
+        </w:rPr>
+        <w:t>` (</w:t>
+      </w:r>
+      <w:proofErr w:type="spellStart"/>
+      <w:proofErr w:type="gramStart"/>
+      <w:r>
+        <w:rPr>
+          <w:rFonts w:ascii="Arial" w:hAnsi="Arial" w:cs="Arial"/>
+        </w:rPr>
+        <w:t>varchar</w:t>
+      </w:r>
+      <w:proofErr w:type="spellEnd"/>
+      <w:r>
+        <w:rPr>
+          <w:rFonts w:ascii="Arial" w:hAnsi="Arial" w:cs="Arial"/>
+        </w:rPr>
+        <w:t>(</w:t>
+      </w:r>
+      <w:proofErr w:type="gramEnd"/>
+      <w:r>
+        <w:rPr>
+          <w:rFonts w:ascii="Arial" w:hAnsi="Arial" w:cs="Arial"/>
+        </w:rPr>
+        <w:t xml:space="preserve">255)?): Cím (opcionális).  </w:t>
       </w:r>
     </w:p>
     <w:p>
@@ -4172,7 +7534,29 @@
         <w:rPr>
           <w:rFonts w:ascii="Arial" w:hAnsi="Arial" w:cs="Arial"/>
         </w:rPr>
-        <w:t xml:space="preserve">`city` (varchar(100)?): Város (opcionális).  </w:t>
+        <w:t>`city` (</w:t>
+      </w:r>
+      <w:proofErr w:type="spellStart"/>
+      <w:proofErr w:type="gramStart"/>
+      <w:r>
+        <w:rPr>
+          <w:rFonts w:ascii="Arial" w:hAnsi="Arial" w:cs="Arial"/>
+        </w:rPr>
+        <w:t>varchar</w:t>
+      </w:r>
+      <w:proofErr w:type="spellEnd"/>
+      <w:r>
+        <w:rPr>
+          <w:rFonts w:ascii="Arial" w:hAnsi="Arial" w:cs="Arial"/>
+        </w:rPr>
+        <w:t>(</w:t>
+      </w:r>
+      <w:proofErr w:type="gramEnd"/>
+      <w:r>
+        <w:rPr>
+          <w:rFonts w:ascii="Arial" w:hAnsi="Arial" w:cs="Arial"/>
+        </w:rPr>
+        <w:t xml:space="preserve">100)?): Város (opcionális).  </w:t>
       </w:r>
     </w:p>
     <w:p>
@@ -4190,7 +7574,43 @@
         <w:rPr>
           <w:rFonts w:ascii="Arial" w:hAnsi="Arial" w:cs="Arial"/>
         </w:rPr>
-        <w:t xml:space="preserve">`postal_code` (varchar(10)?): Irányítószám (opcionális).  </w:t>
+        <w:t>`</w:t>
+      </w:r>
+      <w:proofErr w:type="spellStart"/>
+      <w:r>
+        <w:rPr>
+          <w:rFonts w:ascii="Arial" w:hAnsi="Arial" w:cs="Arial"/>
+        </w:rPr>
+        <w:t>postal_code</w:t>
+      </w:r>
+      <w:proofErr w:type="spellEnd"/>
+      <w:r>
+        <w:rPr>
+          <w:rFonts w:ascii="Arial" w:hAnsi="Arial" w:cs="Arial"/>
+        </w:rPr>
+        <w:t>` (</w:t>
+      </w:r>
+      <w:proofErr w:type="spellStart"/>
+      <w:proofErr w:type="gramStart"/>
+      <w:r>
+        <w:rPr>
+          <w:rFonts w:ascii="Arial" w:hAnsi="Arial" w:cs="Arial"/>
+        </w:rPr>
+        <w:t>varchar</w:t>
+      </w:r>
+      <w:proofErr w:type="spellEnd"/>
+      <w:r>
+        <w:rPr>
+          <w:rFonts w:ascii="Arial" w:hAnsi="Arial" w:cs="Arial"/>
+        </w:rPr>
+        <w:t>(</w:t>
+      </w:r>
+      <w:proofErr w:type="gramEnd"/>
+      <w:r>
+        <w:rPr>
+          <w:rFonts w:ascii="Arial" w:hAnsi="Arial" w:cs="Arial"/>
+        </w:rPr>
+        <w:t xml:space="preserve">10)?): Irányítószám (opcionális).  </w:t>
       </w:r>
     </w:p>
     <w:p>
@@ -4208,7 +7628,35 @@
         <w:rPr>
           <w:rFonts w:ascii="Arial" w:hAnsi="Arial" w:cs="Arial"/>
         </w:rPr>
-        <w:t xml:space="preserve">`join_date` (datetime): Regisztráció időpontja.  </w:t>
+        <w:t>`</w:t>
+      </w:r>
+      <w:proofErr w:type="spellStart"/>
+      <w:r>
+        <w:rPr>
+          <w:rFonts w:ascii="Arial" w:hAnsi="Arial" w:cs="Arial"/>
+        </w:rPr>
+        <w:t>join_date</w:t>
+      </w:r>
+      <w:proofErr w:type="spellEnd"/>
+      <w:r>
+        <w:rPr>
+          <w:rFonts w:ascii="Arial" w:hAnsi="Arial" w:cs="Arial"/>
+        </w:rPr>
+        <w:t>` (</w:t>
+      </w:r>
+      <w:proofErr w:type="spellStart"/>
+      <w:r>
+        <w:rPr>
+          <w:rFonts w:ascii="Arial" w:hAnsi="Arial" w:cs="Arial"/>
+        </w:rPr>
+        <w:t>datetime</w:t>
+      </w:r>
+      <w:proofErr w:type="spellEnd"/>
+      <w:r>
+        <w:rPr>
+          <w:rFonts w:ascii="Arial" w:hAnsi="Arial" w:cs="Arial"/>
+        </w:rPr>
+        <w:t xml:space="preserve">): Regisztráció időpontja.  </w:t>
       </w:r>
     </w:p>
     <w:p>
@@ -4226,7 +7674,21 @@
         <w:rPr>
           <w:rFonts w:ascii="Arial" w:hAnsi="Arial" w:cs="Arial"/>
         </w:rPr>
-        <w:t xml:space="preserve">`daily_offers_count` (int?): Napi ajánlatok száma (alapértelmezett: 0).  </w:t>
+        <w:t>`</w:t>
+      </w:r>
+      <w:proofErr w:type="spellStart"/>
+      <w:r>
+        <w:rPr>
+          <w:rFonts w:ascii="Arial" w:hAnsi="Arial" w:cs="Arial"/>
+        </w:rPr>
+        <w:t>daily_offers_count</w:t>
+      </w:r>
+      <w:proofErr w:type="spellEnd"/>
+      <w:r>
+        <w:rPr>
+          <w:rFonts w:ascii="Arial" w:hAnsi="Arial" w:cs="Arial"/>
+        </w:rPr>
+        <w:t xml:space="preserve">` (int?): Napi ajánlatok száma (alapértelmezett: 0).  </w:t>
       </w:r>
     </w:p>
     <w:p>
@@ -4244,7 +7706,49 @@
         <w:rPr>
           <w:rFonts w:ascii="Arial" w:hAnsi="Arial" w:cs="Arial"/>
         </w:rPr>
-        <w:t xml:space="preserve">`last_offer_reset` (date?): Utolsó ajánlat-reset dátuma.  </w:t>
+        <w:t>`</w:t>
+      </w:r>
+      <w:proofErr w:type="spellStart"/>
+      <w:r>
+        <w:rPr>
+          <w:rFonts w:ascii="Arial" w:hAnsi="Arial" w:cs="Arial"/>
+        </w:rPr>
+        <w:t>last_offer_reset</w:t>
+      </w:r>
+      <w:proofErr w:type="spellEnd"/>
+      <w:r>
+        <w:rPr>
+          <w:rFonts w:ascii="Arial" w:hAnsi="Arial" w:cs="Arial"/>
+        </w:rPr>
+        <w:t>` (</w:t>
+      </w:r>
+      <w:proofErr w:type="spellStart"/>
+      <w:r>
+        <w:rPr>
+          <w:rFonts w:ascii="Arial" w:hAnsi="Arial" w:cs="Arial"/>
+        </w:rPr>
+        <w:t>date</w:t>
+      </w:r>
+      <w:proofErr w:type="spellEnd"/>
+      <w:r>
+        <w:rPr>
+          <w:rFonts w:ascii="Arial" w:hAnsi="Arial" w:cs="Arial"/>
+        </w:rPr>
+        <w:t>?): Utolsó ajánlat-</w:t>
+      </w:r>
+      <w:proofErr w:type="spellStart"/>
+      <w:r>
+        <w:rPr>
+          <w:rFonts w:ascii="Arial" w:hAnsi="Arial" w:cs="Arial"/>
+        </w:rPr>
+        <w:t>reset</w:t>
+      </w:r>
+      <w:proofErr w:type="spellEnd"/>
+      <w:r>
+        <w:rPr>
+          <w:rFonts w:ascii="Arial" w:hAnsi="Arial" w:cs="Arial"/>
+        </w:rPr>
+        <w:t xml:space="preserve"> dátuma.  </w:t>
       </w:r>
     </w:p>
     <w:p>
@@ -4262,7 +7766,43 @@
         <w:rPr>
           <w:rFonts w:ascii="Arial" w:hAnsi="Arial" w:cs="Arial"/>
         </w:rPr>
-        <w:t xml:space="preserve">`profile_image` (varchar(255)?): Profilképek URL-je (opcionális).  </w:t>
+        <w:t>`</w:t>
+      </w:r>
+      <w:proofErr w:type="spellStart"/>
+      <w:r>
+        <w:rPr>
+          <w:rFonts w:ascii="Arial" w:hAnsi="Arial" w:cs="Arial"/>
+        </w:rPr>
+        <w:t>profile_image</w:t>
+      </w:r>
+      <w:proofErr w:type="spellEnd"/>
+      <w:r>
+        <w:rPr>
+          <w:rFonts w:ascii="Arial" w:hAnsi="Arial" w:cs="Arial"/>
+        </w:rPr>
+        <w:t>` (</w:t>
+      </w:r>
+      <w:proofErr w:type="spellStart"/>
+      <w:proofErr w:type="gramStart"/>
+      <w:r>
+        <w:rPr>
+          <w:rFonts w:ascii="Arial" w:hAnsi="Arial" w:cs="Arial"/>
+        </w:rPr>
+        <w:t>varchar</w:t>
+      </w:r>
+      <w:proofErr w:type="spellEnd"/>
+      <w:r>
+        <w:rPr>
+          <w:rFonts w:ascii="Arial" w:hAnsi="Arial" w:cs="Arial"/>
+        </w:rPr>
+        <w:t>(</w:t>
+      </w:r>
+      <w:proofErr w:type="gramEnd"/>
+      <w:r>
+        <w:rPr>
+          <w:rFonts w:ascii="Arial" w:hAnsi="Arial" w:cs="Arial"/>
+        </w:rPr>
+        <w:t xml:space="preserve">255)?): Profilképek URL-je (opcionális).  </w:t>
       </w:r>
     </w:p>
     <w:p>
@@ -4295,33 +7835,229 @@
         <w:rPr>
           <w:rFonts w:ascii="Arial" w:hAnsi="Arial" w:cs="Arial"/>
         </w:rPr>
-        <w:t xml:space="preserve">- Az `items` tábla a `categories`-re és `users`-re hivatkozik (eladó).  </w:t>
-      </w:r>
-    </w:p>
-    <w:p>
-      <w:pPr>
-        <w:rPr>
-          <w:rFonts w:ascii="Arial" w:hAnsi="Arial" w:cs="Arial"/>
-        </w:rPr>
-      </w:pPr>
-      <w:r>
-        <w:rPr>
-          <w:rFonts w:ascii="Arial" w:hAnsi="Arial" w:cs="Arial"/>
-        </w:rPr>
-        <w:t xml:space="preserve">- A `favorites`, `offers`, `orders` táblák az `items`-hez és `users`-höz kapcsolódnak.  </w:t>
-      </w:r>
-    </w:p>
-    <w:p>
-      <w:pPr>
-        <w:rPr>
-          <w:rFonts w:ascii="Arial" w:hAnsi="Arial" w:cs="Arial"/>
-        </w:rPr>
-      </w:pPr>
-      <w:r>
-        <w:rPr>
-          <w:rFonts w:ascii="Arial" w:hAnsi="Arial" w:cs="Arial"/>
-        </w:rPr>
-        <w:t xml:space="preserve">- A `messages` a `users`-ök és opcionálisan `offers` között hoz létre kapcsolatot.  </w:t>
+        <w:t>- Az `</w:t>
+      </w:r>
+      <w:proofErr w:type="spellStart"/>
+      <w:r>
+        <w:rPr>
+          <w:rFonts w:ascii="Arial" w:hAnsi="Arial" w:cs="Arial"/>
+        </w:rPr>
+        <w:t>items</w:t>
+      </w:r>
+      <w:proofErr w:type="spellEnd"/>
+      <w:r>
+        <w:rPr>
+          <w:rFonts w:ascii="Arial" w:hAnsi="Arial" w:cs="Arial"/>
+        </w:rPr>
+        <w:t>` tábla a `</w:t>
+      </w:r>
+      <w:proofErr w:type="spellStart"/>
+      <w:r>
+        <w:rPr>
+          <w:rFonts w:ascii="Arial" w:hAnsi="Arial" w:cs="Arial"/>
+        </w:rPr>
+        <w:t>categories</w:t>
+      </w:r>
+      <w:proofErr w:type="spellEnd"/>
+      <w:r>
+        <w:rPr>
+          <w:rFonts w:ascii="Arial" w:hAnsi="Arial" w:cs="Arial"/>
+        </w:rPr>
+        <w:t>`-re és `</w:t>
+      </w:r>
+      <w:proofErr w:type="spellStart"/>
+      <w:r>
+        <w:rPr>
+          <w:rFonts w:ascii="Arial" w:hAnsi="Arial" w:cs="Arial"/>
+        </w:rPr>
+        <w:t>users</w:t>
+      </w:r>
+      <w:proofErr w:type="spellEnd"/>
+      <w:r>
+        <w:rPr>
+          <w:rFonts w:ascii="Arial" w:hAnsi="Arial" w:cs="Arial"/>
+        </w:rPr>
+        <w:t xml:space="preserve">`-re hivatkozik (eladó).  </w:t>
+      </w:r>
+    </w:p>
+    <w:p>
+      <w:pPr>
+        <w:rPr>
+          <w:rFonts w:ascii="Arial" w:hAnsi="Arial" w:cs="Arial"/>
+        </w:rPr>
+      </w:pPr>
+      <w:r>
+        <w:rPr>
+          <w:rFonts w:ascii="Arial" w:hAnsi="Arial" w:cs="Arial"/>
+        </w:rPr>
+        <w:t>- A `</w:t>
+      </w:r>
+      <w:proofErr w:type="spellStart"/>
+      <w:r>
+        <w:rPr>
+          <w:rFonts w:ascii="Arial" w:hAnsi="Arial" w:cs="Arial"/>
+        </w:rPr>
+        <w:t>favorites</w:t>
+      </w:r>
+      <w:proofErr w:type="spellEnd"/>
+      <w:r>
+        <w:rPr>
+          <w:rFonts w:ascii="Arial" w:hAnsi="Arial" w:cs="Arial"/>
+        </w:rPr>
+        <w:t>`, `</w:t>
+      </w:r>
+      <w:proofErr w:type="spellStart"/>
+      <w:r>
+        <w:rPr>
+          <w:rFonts w:ascii="Arial" w:hAnsi="Arial" w:cs="Arial"/>
+        </w:rPr>
+        <w:t>offers</w:t>
+      </w:r>
+      <w:proofErr w:type="spellEnd"/>
+      <w:r>
+        <w:rPr>
+          <w:rFonts w:ascii="Arial" w:hAnsi="Arial" w:cs="Arial"/>
+        </w:rPr>
+        <w:t>`, `</w:t>
+      </w:r>
+      <w:proofErr w:type="spellStart"/>
+      <w:r>
+        <w:rPr>
+          <w:rFonts w:ascii="Arial" w:hAnsi="Arial" w:cs="Arial"/>
+        </w:rPr>
+        <w:t>orders</w:t>
+      </w:r>
+      <w:proofErr w:type="spellEnd"/>
+      <w:r>
+        <w:rPr>
+          <w:rFonts w:ascii="Arial" w:hAnsi="Arial" w:cs="Arial"/>
+        </w:rPr>
+        <w:t>` táblák az `</w:t>
+      </w:r>
+      <w:proofErr w:type="spellStart"/>
+      <w:r>
+        <w:rPr>
+          <w:rFonts w:ascii="Arial" w:hAnsi="Arial" w:cs="Arial"/>
+        </w:rPr>
+        <w:t>items</w:t>
+      </w:r>
+      <w:proofErr w:type="spellEnd"/>
+      <w:r>
+        <w:rPr>
+          <w:rFonts w:ascii="Arial" w:hAnsi="Arial" w:cs="Arial"/>
+        </w:rPr>
+        <w:t>`-</w:t>
+      </w:r>
+      <w:proofErr w:type="spellStart"/>
+      <w:r>
+        <w:rPr>
+          <w:rFonts w:ascii="Arial" w:hAnsi="Arial" w:cs="Arial"/>
+        </w:rPr>
+        <w:t>hez</w:t>
+      </w:r>
+      <w:proofErr w:type="spellEnd"/>
+      <w:r>
+        <w:rPr>
+          <w:rFonts w:ascii="Arial" w:hAnsi="Arial" w:cs="Arial"/>
+        </w:rPr>
+        <w:t xml:space="preserve"> és `</w:t>
+      </w:r>
+      <w:proofErr w:type="spellStart"/>
+      <w:r>
+        <w:rPr>
+          <w:rFonts w:ascii="Arial" w:hAnsi="Arial" w:cs="Arial"/>
+        </w:rPr>
+        <w:t>users</w:t>
+      </w:r>
+      <w:proofErr w:type="spellEnd"/>
+      <w:r>
+        <w:rPr>
+          <w:rFonts w:ascii="Arial" w:hAnsi="Arial" w:cs="Arial"/>
+        </w:rPr>
+        <w:t>`-</w:t>
+      </w:r>
+      <w:proofErr w:type="spellStart"/>
+      <w:r>
+        <w:rPr>
+          <w:rFonts w:ascii="Arial" w:hAnsi="Arial" w:cs="Arial"/>
+        </w:rPr>
+        <w:t>höz</w:t>
+      </w:r>
+      <w:proofErr w:type="spellEnd"/>
+      <w:r>
+        <w:rPr>
+          <w:rFonts w:ascii="Arial" w:hAnsi="Arial" w:cs="Arial"/>
+        </w:rPr>
+        <w:t xml:space="preserve"> kapcsolódnak.  </w:t>
+      </w:r>
+    </w:p>
+    <w:p>
+      <w:pPr>
+        <w:rPr>
+          <w:rFonts w:ascii="Arial" w:hAnsi="Arial" w:cs="Arial"/>
+        </w:rPr>
+      </w:pPr>
+      <w:r>
+        <w:rPr>
+          <w:rFonts w:ascii="Arial" w:hAnsi="Arial" w:cs="Arial"/>
+        </w:rPr>
+        <w:t>- A `</w:t>
+      </w:r>
+      <w:proofErr w:type="spellStart"/>
+      <w:r>
+        <w:rPr>
+          <w:rFonts w:ascii="Arial" w:hAnsi="Arial" w:cs="Arial"/>
+        </w:rPr>
+        <w:t>messages</w:t>
+      </w:r>
+      <w:proofErr w:type="spellEnd"/>
+      <w:r>
+        <w:rPr>
+          <w:rFonts w:ascii="Arial" w:hAnsi="Arial" w:cs="Arial"/>
+        </w:rPr>
+        <w:t>` a `</w:t>
+      </w:r>
+      <w:proofErr w:type="spellStart"/>
+      <w:r>
+        <w:rPr>
+          <w:rFonts w:ascii="Arial" w:hAnsi="Arial" w:cs="Arial"/>
+        </w:rPr>
+        <w:t>users</w:t>
+      </w:r>
+      <w:proofErr w:type="spellEnd"/>
+      <w:r>
+        <w:rPr>
+          <w:rFonts w:ascii="Arial" w:hAnsi="Arial" w:cs="Arial"/>
+        </w:rPr>
+        <w:t>`-</w:t>
+      </w:r>
+      <w:proofErr w:type="spellStart"/>
+      <w:r>
+        <w:rPr>
+          <w:rFonts w:ascii="Arial" w:hAnsi="Arial" w:cs="Arial"/>
+        </w:rPr>
+        <w:t>ök</w:t>
+      </w:r>
+      <w:proofErr w:type="spellEnd"/>
+      <w:r>
+        <w:rPr>
+          <w:rFonts w:ascii="Arial" w:hAnsi="Arial" w:cs="Arial"/>
+        </w:rPr>
+        <w:t xml:space="preserve"> és opcionálisan `</w:t>
+      </w:r>
+      <w:proofErr w:type="spellStart"/>
+      <w:r>
+        <w:rPr>
+          <w:rFonts w:ascii="Arial" w:hAnsi="Arial" w:cs="Arial"/>
+        </w:rPr>
+        <w:t>offers</w:t>
+      </w:r>
+      <w:proofErr w:type="spellEnd"/>
+      <w:r>
+        <w:rPr>
+          <w:rFonts w:ascii="Arial" w:hAnsi="Arial" w:cs="Arial"/>
+        </w:rPr>
+        <w:t xml:space="preserve">` között hoz létre kapcsolatot.  </w:t>
       </w:r>
     </w:p>
     <w:p>
@@ -4335,46 +8071,186 @@
           <w:rFonts w:ascii="Arial" w:hAnsi="Arial" w:cs="Arial"/>
         </w:rPr>
         <w:lastRenderedPageBreak/>
-        <w:t xml:space="preserve">- A `payments` és `shipping` egyedi kapcsolatot tart fenn az `orders`-sel (1:1).  </w:t>
-      </w:r>
-    </w:p>
-    <w:p>
-      <w:pPr>
-        <w:rPr>
-          <w:rFonts w:ascii="Arial" w:hAnsi="Arial" w:cs="Arial"/>
-        </w:rPr>
-      </w:pPr>
-      <w:r>
-        <w:rPr>
-          <w:rFonts w:ascii="Arial" w:hAnsi="Arial" w:cs="Arial"/>
-        </w:rPr>
-        <w:t xml:space="preserve">- A `reviews` két `users` között valósít meg értékelést.  </w:t>
-      </w:r>
-    </w:p>
-    <w:p>
-      <w:pPr>
-        <w:rPr>
-          <w:rFonts w:ascii="Arial" w:hAnsi="Arial" w:cs="Arial"/>
-        </w:rPr>
-      </w:pPr>
-      <w:r>
-        <w:rPr>
-          <w:rFonts w:ascii="Arial" w:hAnsi="Arial" w:cs="Arial"/>
-        </w:rPr>
-        <w:t xml:space="preserve">- A `itemimages` a termékekhez tartozik (1:N).  </w:t>
-      </w:r>
-    </w:p>
-    <w:p>
-      <w:pPr>
-        <w:rPr>
-          <w:rFonts w:ascii="Arial" w:hAnsi="Arial" w:cs="Arial"/>
-        </w:rPr>
-      </w:pPr>
-      <w:r>
-        <w:rPr>
-          <w:rFonts w:ascii="Arial" w:hAnsi="Arial" w:cs="Arial"/>
-        </w:rPr>
-        <w:t xml:space="preserve">- A `categories` hierarchikus önkapcsolata `parent_id`-n keresztül.  </w:t>
+        <w:t>- A `</w:t>
+      </w:r>
+      <w:proofErr w:type="spellStart"/>
+      <w:r>
+        <w:rPr>
+          <w:rFonts w:ascii="Arial" w:hAnsi="Arial" w:cs="Arial"/>
+        </w:rPr>
+        <w:t>payments</w:t>
+      </w:r>
+      <w:proofErr w:type="spellEnd"/>
+      <w:r>
+        <w:rPr>
+          <w:rFonts w:ascii="Arial" w:hAnsi="Arial" w:cs="Arial"/>
+        </w:rPr>
+        <w:t>` és `</w:t>
+      </w:r>
+      <w:proofErr w:type="spellStart"/>
+      <w:r>
+        <w:rPr>
+          <w:rFonts w:ascii="Arial" w:hAnsi="Arial" w:cs="Arial"/>
+        </w:rPr>
+        <w:t>shipping</w:t>
+      </w:r>
+      <w:proofErr w:type="spellEnd"/>
+      <w:r>
+        <w:rPr>
+          <w:rFonts w:ascii="Arial" w:hAnsi="Arial" w:cs="Arial"/>
+        </w:rPr>
+        <w:t>` egyedi kapcsolatot tart fenn az `</w:t>
+      </w:r>
+      <w:proofErr w:type="spellStart"/>
+      <w:r>
+        <w:rPr>
+          <w:rFonts w:ascii="Arial" w:hAnsi="Arial" w:cs="Arial"/>
+        </w:rPr>
+        <w:t>orders</w:t>
+      </w:r>
+      <w:proofErr w:type="spellEnd"/>
+      <w:r>
+        <w:rPr>
+          <w:rFonts w:ascii="Arial" w:hAnsi="Arial" w:cs="Arial"/>
+        </w:rPr>
+        <w:t>`-</w:t>
+      </w:r>
+      <w:proofErr w:type="spellStart"/>
+      <w:r>
+        <w:rPr>
+          <w:rFonts w:ascii="Arial" w:hAnsi="Arial" w:cs="Arial"/>
+        </w:rPr>
+        <w:t>sel</w:t>
+      </w:r>
+      <w:proofErr w:type="spellEnd"/>
+      <w:r>
+        <w:rPr>
+          <w:rFonts w:ascii="Arial" w:hAnsi="Arial" w:cs="Arial"/>
+        </w:rPr>
+        <w:t xml:space="preserve"> (1:1).  </w:t>
+      </w:r>
+    </w:p>
+    <w:p>
+      <w:pPr>
+        <w:rPr>
+          <w:rFonts w:ascii="Arial" w:hAnsi="Arial" w:cs="Arial"/>
+        </w:rPr>
+      </w:pPr>
+      <w:r>
+        <w:rPr>
+          <w:rFonts w:ascii="Arial" w:hAnsi="Arial" w:cs="Arial"/>
+        </w:rPr>
+        <w:t>- A `</w:t>
+      </w:r>
+      <w:proofErr w:type="spellStart"/>
+      <w:r>
+        <w:rPr>
+          <w:rFonts w:ascii="Arial" w:hAnsi="Arial" w:cs="Arial"/>
+        </w:rPr>
+        <w:t>reviews</w:t>
+      </w:r>
+      <w:proofErr w:type="spellEnd"/>
+      <w:r>
+        <w:rPr>
+          <w:rFonts w:ascii="Arial" w:hAnsi="Arial" w:cs="Arial"/>
+        </w:rPr>
+        <w:t>` két `</w:t>
+      </w:r>
+      <w:proofErr w:type="spellStart"/>
+      <w:r>
+        <w:rPr>
+          <w:rFonts w:ascii="Arial" w:hAnsi="Arial" w:cs="Arial"/>
+        </w:rPr>
+        <w:t>users</w:t>
+      </w:r>
+      <w:proofErr w:type="spellEnd"/>
+      <w:r>
+        <w:rPr>
+          <w:rFonts w:ascii="Arial" w:hAnsi="Arial" w:cs="Arial"/>
+        </w:rPr>
+        <w:t xml:space="preserve">` között valósít meg értékelést.  </w:t>
+      </w:r>
+    </w:p>
+    <w:p>
+      <w:pPr>
+        <w:rPr>
+          <w:rFonts w:ascii="Arial" w:hAnsi="Arial" w:cs="Arial"/>
+        </w:rPr>
+      </w:pPr>
+      <w:r>
+        <w:rPr>
+          <w:rFonts w:ascii="Arial" w:hAnsi="Arial" w:cs="Arial"/>
+        </w:rPr>
+        <w:t>- A `</w:t>
+      </w:r>
+      <w:proofErr w:type="spellStart"/>
+      <w:r>
+        <w:rPr>
+          <w:rFonts w:ascii="Arial" w:hAnsi="Arial" w:cs="Arial"/>
+        </w:rPr>
+        <w:t>itemimages</w:t>
+      </w:r>
+      <w:proofErr w:type="spellEnd"/>
+      <w:r>
+        <w:rPr>
+          <w:rFonts w:ascii="Arial" w:hAnsi="Arial" w:cs="Arial"/>
+        </w:rPr>
+        <w:t>` a termékekhez tartozik (</w:t>
+      </w:r>
+      <w:proofErr w:type="gramStart"/>
+      <w:r>
+        <w:rPr>
+          <w:rFonts w:ascii="Arial" w:hAnsi="Arial" w:cs="Arial"/>
+        </w:rPr>
+        <w:t>1:N</w:t>
+      </w:r>
+      <w:proofErr w:type="gramEnd"/>
+      <w:r>
+        <w:rPr>
+          <w:rFonts w:ascii="Arial" w:hAnsi="Arial" w:cs="Arial"/>
+        </w:rPr>
+        <w:t xml:space="preserve">).  </w:t>
+      </w:r>
+    </w:p>
+    <w:p>
+      <w:pPr>
+        <w:rPr>
+          <w:rFonts w:ascii="Arial" w:hAnsi="Arial" w:cs="Arial"/>
+        </w:rPr>
+      </w:pPr>
+      <w:r>
+        <w:rPr>
+          <w:rFonts w:ascii="Arial" w:hAnsi="Arial" w:cs="Arial"/>
+        </w:rPr>
+        <w:t>- A `</w:t>
+      </w:r>
+      <w:proofErr w:type="spellStart"/>
+      <w:r>
+        <w:rPr>
+          <w:rFonts w:ascii="Arial" w:hAnsi="Arial" w:cs="Arial"/>
+        </w:rPr>
+        <w:t>categories</w:t>
+      </w:r>
+      <w:proofErr w:type="spellEnd"/>
+      <w:r>
+        <w:rPr>
+          <w:rFonts w:ascii="Arial" w:hAnsi="Arial" w:cs="Arial"/>
+        </w:rPr>
+        <w:t>` hierarchikus önkapcsolata `</w:t>
+      </w:r>
+      <w:proofErr w:type="spellStart"/>
+      <w:r>
+        <w:rPr>
+          <w:rFonts w:ascii="Arial" w:hAnsi="Arial" w:cs="Arial"/>
+        </w:rPr>
+        <w:t>parent_id</w:t>
+      </w:r>
+      <w:proofErr w:type="spellEnd"/>
+      <w:r>
+        <w:rPr>
+          <w:rFonts w:ascii="Arial" w:hAnsi="Arial" w:cs="Arial"/>
+        </w:rPr>
+        <w:t xml:space="preserve">`-n keresztül.  </w:t>
       </w:r>
     </w:p>
     <w:p>
@@ -4388,7 +8264,35 @@
         <w:rPr>
           <w:rFonts w:ascii="Arial" w:hAnsi="Arial" w:cs="Arial"/>
         </w:rPr>
-        <w:t>Ez a Prisma-alapú adatbázis-struktúra biztosítja a Bellora piactér hatékony működését, támogatva a termékkezelést, ajánlat-ajánlattevést, üzenetváltást, rendeléseket, fizetéseket, szállításokat és értékeléseket.</w:t>
+        <w:t xml:space="preserve">Ez a </w:t>
+      </w:r>
+      <w:proofErr w:type="spellStart"/>
+      <w:r>
+        <w:rPr>
+          <w:rFonts w:ascii="Arial" w:hAnsi="Arial" w:cs="Arial"/>
+        </w:rPr>
+        <w:t>Prisma</w:t>
+      </w:r>
+      <w:proofErr w:type="spellEnd"/>
+      <w:r>
+        <w:rPr>
+          <w:rFonts w:ascii="Arial" w:hAnsi="Arial" w:cs="Arial"/>
+        </w:rPr>
+        <w:t xml:space="preserve">-alapú adatbázis-struktúra biztosítja a </w:t>
+      </w:r>
+      <w:proofErr w:type="spellStart"/>
+      <w:r>
+        <w:rPr>
+          <w:rFonts w:ascii="Arial" w:hAnsi="Arial" w:cs="Arial"/>
+        </w:rPr>
+        <w:t>Bellora</w:t>
+      </w:r>
+      <w:proofErr w:type="spellEnd"/>
+      <w:r>
+        <w:rPr>
+          <w:rFonts w:ascii="Arial" w:hAnsi="Arial" w:cs="Arial"/>
+        </w:rPr>
+        <w:t xml:space="preserve"> piactér hatékony működését, támogatva a termékkezelést, ajánlat-ajánlattevést, üzenetváltást, rendeléseket, fizetéseket, szállításokat és értékeléseket.</w:t>
       </w:r>
     </w:p>
     <w:p>
@@ -4417,7 +8321,23 @@
       </w:pPr>
       <w:bookmarkStart w:id="11" w:name="_Toc228182669"/>
       <w:r>
-        <w:t>ER (Entity Relationship) Diagramm</w:t>
+        <w:t>ER (</w:t>
+      </w:r>
+      <w:proofErr w:type="spellStart"/>
+      <w:r>
+        <w:t>Entity</w:t>
+      </w:r>
+      <w:proofErr w:type="spellEnd"/>
+      <w:r>
+        <w:t xml:space="preserve"> </w:t>
+      </w:r>
+      <w:proofErr w:type="spellStart"/>
+      <w:r>
+        <w:t>Relationship</w:t>
+      </w:r>
+      <w:proofErr w:type="spellEnd"/>
+      <w:r>
+        <w:t>) Diagramm</w:t>
       </w:r>
       <w:bookmarkEnd w:id="11"/>
     </w:p>
@@ -4432,7 +8352,161 @@
         <w:rPr>
           <w:rFonts w:ascii="Arial" w:hAnsi="Arial" w:cs="Arial"/>
         </w:rPr>
-        <w:t xml:space="preserve">Ez az ER-diagram a Bellora online piactér rendszert modellezi. A Users entitás kezeli a regisztrált felhasználókat profiladatokkal, míg az Items a termékeket kategóriákba sorolva, képekkel és státuszokkal. Az Offers és Orders követik az ajánlatokat és vásárlásokat vevő-eladó kapcsolatokkal. A Messages támogatja a chatet, a Payments és Shipping a tranzakciókat/szállításokat, a Reviews az értékeléseket, a Favorites a kedvenceket kezeli. A hierarchikus Categories biztosítja a termékböngészést. Az adatmodell átláthatóan támogatja a piactéri folyamatokat: eladást, licitálást, kommunikációt és logisztikát. </w:t>
+        <w:t xml:space="preserve">Ez az ER-diagram a </w:t>
+      </w:r>
+      <w:proofErr w:type="spellStart"/>
+      <w:r>
+        <w:rPr>
+          <w:rFonts w:ascii="Arial" w:hAnsi="Arial" w:cs="Arial"/>
+        </w:rPr>
+        <w:t>Bellora</w:t>
+      </w:r>
+      <w:proofErr w:type="spellEnd"/>
+      <w:r>
+        <w:rPr>
+          <w:rFonts w:ascii="Arial" w:hAnsi="Arial" w:cs="Arial"/>
+        </w:rPr>
+        <w:t xml:space="preserve"> online piactér rendszert modellezi. A </w:t>
+      </w:r>
+      <w:proofErr w:type="spellStart"/>
+      <w:r>
+        <w:rPr>
+          <w:rFonts w:ascii="Arial" w:hAnsi="Arial" w:cs="Arial"/>
+        </w:rPr>
+        <w:t>Users</w:t>
+      </w:r>
+      <w:proofErr w:type="spellEnd"/>
+      <w:r>
+        <w:rPr>
+          <w:rFonts w:ascii="Arial" w:hAnsi="Arial" w:cs="Arial"/>
+        </w:rPr>
+        <w:t xml:space="preserve"> entitás kezeli a regisztrált felhasználókat profiladatokkal, míg az </w:t>
+      </w:r>
+      <w:proofErr w:type="spellStart"/>
+      <w:r>
+        <w:rPr>
+          <w:rFonts w:ascii="Arial" w:hAnsi="Arial" w:cs="Arial"/>
+        </w:rPr>
+        <w:t>Items</w:t>
+      </w:r>
+      <w:proofErr w:type="spellEnd"/>
+      <w:r>
+        <w:rPr>
+          <w:rFonts w:ascii="Arial" w:hAnsi="Arial" w:cs="Arial"/>
+        </w:rPr>
+        <w:t xml:space="preserve"> a termékeket kategóriákba sorolva, képekkel és státuszokkal. Az </w:t>
+      </w:r>
+      <w:proofErr w:type="spellStart"/>
+      <w:r>
+        <w:rPr>
+          <w:rFonts w:ascii="Arial" w:hAnsi="Arial" w:cs="Arial"/>
+        </w:rPr>
+        <w:t>Offers</w:t>
+      </w:r>
+      <w:proofErr w:type="spellEnd"/>
+      <w:r>
+        <w:rPr>
+          <w:rFonts w:ascii="Arial" w:hAnsi="Arial" w:cs="Arial"/>
+        </w:rPr>
+        <w:t xml:space="preserve"> és </w:t>
+      </w:r>
+      <w:proofErr w:type="spellStart"/>
+      <w:r>
+        <w:rPr>
+          <w:rFonts w:ascii="Arial" w:hAnsi="Arial" w:cs="Arial"/>
+        </w:rPr>
+        <w:t>Orders</w:t>
+      </w:r>
+      <w:proofErr w:type="spellEnd"/>
+      <w:r>
+        <w:rPr>
+          <w:rFonts w:ascii="Arial" w:hAnsi="Arial" w:cs="Arial"/>
+        </w:rPr>
+        <w:t xml:space="preserve"> követik az ajánlatokat és vásárlásokat vevő-eladó kapcsolatokkal. A </w:t>
+      </w:r>
+      <w:proofErr w:type="spellStart"/>
+      <w:r>
+        <w:rPr>
+          <w:rFonts w:ascii="Arial" w:hAnsi="Arial" w:cs="Arial"/>
+        </w:rPr>
+        <w:t>Messages</w:t>
+      </w:r>
+      <w:proofErr w:type="spellEnd"/>
+      <w:r>
+        <w:rPr>
+          <w:rFonts w:ascii="Arial" w:hAnsi="Arial" w:cs="Arial"/>
+        </w:rPr>
+        <w:t xml:space="preserve"> támogatja a chatet, a </w:t>
+      </w:r>
+      <w:proofErr w:type="spellStart"/>
+      <w:r>
+        <w:rPr>
+          <w:rFonts w:ascii="Arial" w:hAnsi="Arial" w:cs="Arial"/>
+        </w:rPr>
+        <w:t>Payments</w:t>
+      </w:r>
+      <w:proofErr w:type="spellEnd"/>
+      <w:r>
+        <w:rPr>
+          <w:rFonts w:ascii="Arial" w:hAnsi="Arial" w:cs="Arial"/>
+        </w:rPr>
+        <w:t xml:space="preserve"> és </w:t>
+      </w:r>
+      <w:proofErr w:type="spellStart"/>
+      <w:r>
+        <w:rPr>
+          <w:rFonts w:ascii="Arial" w:hAnsi="Arial" w:cs="Arial"/>
+        </w:rPr>
+        <w:t>Shipping</w:t>
+      </w:r>
+      <w:proofErr w:type="spellEnd"/>
+      <w:r>
+        <w:rPr>
+          <w:rFonts w:ascii="Arial" w:hAnsi="Arial" w:cs="Arial"/>
+        </w:rPr>
+        <w:t xml:space="preserve"> a tranzakciókat/szállításokat, a </w:t>
+      </w:r>
+      <w:proofErr w:type="spellStart"/>
+      <w:r>
+        <w:rPr>
+          <w:rFonts w:ascii="Arial" w:hAnsi="Arial" w:cs="Arial"/>
+        </w:rPr>
+        <w:t>Reviews</w:t>
+      </w:r>
+      <w:proofErr w:type="spellEnd"/>
+      <w:r>
+        <w:rPr>
+          <w:rFonts w:ascii="Arial" w:hAnsi="Arial" w:cs="Arial"/>
+        </w:rPr>
+        <w:t xml:space="preserve"> az értékeléseket, a </w:t>
+      </w:r>
+      <w:proofErr w:type="spellStart"/>
+      <w:r>
+        <w:rPr>
+          <w:rFonts w:ascii="Arial" w:hAnsi="Arial" w:cs="Arial"/>
+        </w:rPr>
+        <w:t>Favorites</w:t>
+      </w:r>
+      <w:proofErr w:type="spellEnd"/>
+      <w:r>
+        <w:rPr>
+          <w:rFonts w:ascii="Arial" w:hAnsi="Arial" w:cs="Arial"/>
+        </w:rPr>
+        <w:t xml:space="preserve"> a kedvenceket kezeli. A hierarchikus </w:t>
+      </w:r>
+      <w:proofErr w:type="spellStart"/>
+      <w:r>
+        <w:rPr>
+          <w:rFonts w:ascii="Arial" w:hAnsi="Arial" w:cs="Arial"/>
+        </w:rPr>
+        <w:t>Categories</w:t>
+      </w:r>
+      <w:proofErr w:type="spellEnd"/>
+      <w:r>
+        <w:rPr>
+          <w:rFonts w:ascii="Arial" w:hAnsi="Arial" w:cs="Arial"/>
+        </w:rPr>
+        <w:t xml:space="preserve"> biztosítja a termékböngészést. Az adatmodell átláthatóan támogatja a piactéri folyamatokat: eladást, licitálást, kommunikációt és logisztikát. </w:t>
       </w:r>
     </w:p>
     <w:p>
@@ -4499,7 +8573,21 @@
         <w:rPr>
           <w:rFonts w:ascii="Arial" w:hAnsi="Arial" w:cs="Arial"/>
         </w:rPr>
-        <w:t>Ebben a fejezetben bemutatunk néhány kulcsfontosságú, egyedi implementált algoritmust. Ezek integrálva vannak a Bellora applikációba, a programozási legjobb gyakorlatok szerint tervezve, implementálva. Alább kódrészletek és rövid magyarázatok találhatók a működésükről és céljukról.</w:t>
+        <w:t xml:space="preserve">Ebben a fejezetben bemutatunk néhány kulcsfontosságú, egyedi implementált algoritmust. Ezek integrálva vannak a </w:t>
+      </w:r>
+      <w:proofErr w:type="spellStart"/>
+      <w:r>
+        <w:rPr>
+          <w:rFonts w:ascii="Arial" w:hAnsi="Arial" w:cs="Arial"/>
+        </w:rPr>
+        <w:t>Bellora</w:t>
+      </w:r>
+      <w:proofErr w:type="spellEnd"/>
+      <w:r>
+        <w:rPr>
+          <w:rFonts w:ascii="Arial" w:hAnsi="Arial" w:cs="Arial"/>
+        </w:rPr>
+        <w:t xml:space="preserve"> applikációba, a programozási legjobb gyakorlatok szerint tervezve, implementálva. Alább kódrészletek és rövid magyarázatok találhatók a működésükről és céljukról.</w:t>
       </w:r>
     </w:p>
     <w:p>
@@ -4536,7 +8624,91 @@
         <w:rPr>
           <w:rFonts w:ascii="Arial" w:hAnsi="Arial" w:cs="Arial"/>
         </w:rPr>
-        <w:t>A hitelesítési logika kezeli a felhasználói regisztrációt, bejelentkezést és profillekérdezést Prisma ORM-mel, bcrypt jelszóhash-el és JWT tokenekkel.</w:t>
+        <w:t xml:space="preserve">A hitelesítési logika kezeli a felhasználói regisztrációt, bejelentkezést és </w:t>
+      </w:r>
+      <w:proofErr w:type="spellStart"/>
+      <w:r>
+        <w:rPr>
+          <w:rFonts w:ascii="Arial" w:hAnsi="Arial" w:cs="Arial"/>
+        </w:rPr>
+        <w:t>profillekérdezést</w:t>
+      </w:r>
+      <w:proofErr w:type="spellEnd"/>
+      <w:r>
+        <w:rPr>
+          <w:rFonts w:ascii="Arial" w:hAnsi="Arial" w:cs="Arial"/>
+        </w:rPr>
+        <w:t xml:space="preserve"> </w:t>
+      </w:r>
+      <w:proofErr w:type="spellStart"/>
+      <w:r>
+        <w:rPr>
+          <w:rFonts w:ascii="Arial" w:hAnsi="Arial" w:cs="Arial"/>
+        </w:rPr>
+        <w:t>Prisma</w:t>
+      </w:r>
+      <w:proofErr w:type="spellEnd"/>
+      <w:r>
+        <w:rPr>
+          <w:rFonts w:ascii="Arial" w:hAnsi="Arial" w:cs="Arial"/>
+        </w:rPr>
+        <w:t xml:space="preserve"> ORM-</w:t>
+      </w:r>
+      <w:proofErr w:type="spellStart"/>
+      <w:r>
+        <w:rPr>
+          <w:rFonts w:ascii="Arial" w:hAnsi="Arial" w:cs="Arial"/>
+        </w:rPr>
+        <w:t>mel</w:t>
+      </w:r>
+      <w:proofErr w:type="spellEnd"/>
+      <w:r>
+        <w:rPr>
+          <w:rFonts w:ascii="Arial" w:hAnsi="Arial" w:cs="Arial"/>
+        </w:rPr>
+        <w:t xml:space="preserve">, </w:t>
+      </w:r>
+      <w:proofErr w:type="spellStart"/>
+      <w:r>
+        <w:rPr>
+          <w:rFonts w:ascii="Arial" w:hAnsi="Arial" w:cs="Arial"/>
+        </w:rPr>
+        <w:t>bcrypt</w:t>
+      </w:r>
+      <w:proofErr w:type="spellEnd"/>
+      <w:r>
+        <w:rPr>
+          <w:rFonts w:ascii="Arial" w:hAnsi="Arial" w:cs="Arial"/>
+        </w:rPr>
+        <w:t xml:space="preserve"> </w:t>
+      </w:r>
+      <w:proofErr w:type="spellStart"/>
+      <w:r>
+        <w:rPr>
+          <w:rFonts w:ascii="Arial" w:hAnsi="Arial" w:cs="Arial"/>
+        </w:rPr>
+        <w:t>jelszóhash</w:t>
+      </w:r>
+      <w:proofErr w:type="spellEnd"/>
+      <w:r>
+        <w:rPr>
+          <w:rFonts w:ascii="Arial" w:hAnsi="Arial" w:cs="Arial"/>
+        </w:rPr>
+        <w:t xml:space="preserve">-el és JWT </w:t>
+      </w:r>
+      <w:proofErr w:type="spellStart"/>
+      <w:r>
+        <w:rPr>
+          <w:rFonts w:ascii="Arial" w:hAnsi="Arial" w:cs="Arial"/>
+        </w:rPr>
+        <w:t>tokenekkel</w:t>
+      </w:r>
+      <w:proofErr w:type="spellEnd"/>
+      <w:r>
+        <w:rPr>
+          <w:rFonts w:ascii="Arial" w:hAnsi="Arial" w:cs="Arial"/>
+        </w:rPr>
+        <w:t>.</w:t>
       </w:r>
     </w:p>
     <w:p>
@@ -4631,7 +8803,133 @@
         <w:rPr>
           <w:rFonts w:ascii="Arial" w:hAnsi="Arial" w:cs="Arial"/>
         </w:rPr>
-        <w:t>A register függvény új felhasználót hoz létre: duplikációt ellenőriz (email/username), bcrypt-tel hasheli a jelszót (10 salt round), Prisma-val menti az adatbázisba, majd JWT tokent generál azonosításhoz, amit a kliens tárolhat</w:t>
+        <w:t xml:space="preserve">A </w:t>
+      </w:r>
+      <w:proofErr w:type="spellStart"/>
+      <w:r>
+        <w:rPr>
+          <w:rFonts w:ascii="Arial" w:hAnsi="Arial" w:cs="Arial"/>
+        </w:rPr>
+        <w:t>register</w:t>
+      </w:r>
+      <w:proofErr w:type="spellEnd"/>
+      <w:r>
+        <w:rPr>
+          <w:rFonts w:ascii="Arial" w:hAnsi="Arial" w:cs="Arial"/>
+        </w:rPr>
+        <w:t xml:space="preserve"> függvény új felhasználót hoz létre: </w:t>
+      </w:r>
+      <w:proofErr w:type="spellStart"/>
+      <w:r>
+        <w:rPr>
+          <w:rFonts w:ascii="Arial" w:hAnsi="Arial" w:cs="Arial"/>
+        </w:rPr>
+        <w:t>duplikációt</w:t>
+      </w:r>
+      <w:proofErr w:type="spellEnd"/>
+      <w:r>
+        <w:rPr>
+          <w:rFonts w:ascii="Arial" w:hAnsi="Arial" w:cs="Arial"/>
+        </w:rPr>
+        <w:t xml:space="preserve"> ellenőriz (email/</w:t>
+      </w:r>
+      <w:proofErr w:type="spellStart"/>
+      <w:r>
+        <w:rPr>
+          <w:rFonts w:ascii="Arial" w:hAnsi="Arial" w:cs="Arial"/>
+        </w:rPr>
+        <w:t>username</w:t>
+      </w:r>
+      <w:proofErr w:type="spellEnd"/>
+      <w:r>
+        <w:rPr>
+          <w:rFonts w:ascii="Arial" w:hAnsi="Arial" w:cs="Arial"/>
+        </w:rPr>
+        <w:t xml:space="preserve">), </w:t>
+      </w:r>
+      <w:proofErr w:type="spellStart"/>
+      <w:r>
+        <w:rPr>
+          <w:rFonts w:ascii="Arial" w:hAnsi="Arial" w:cs="Arial"/>
+        </w:rPr>
+        <w:t>bcrypt</w:t>
+      </w:r>
+      <w:proofErr w:type="spellEnd"/>
+      <w:r>
+        <w:rPr>
+          <w:rFonts w:ascii="Arial" w:hAnsi="Arial" w:cs="Arial"/>
+        </w:rPr>
+        <w:t xml:space="preserve">-tel </w:t>
+      </w:r>
+      <w:proofErr w:type="spellStart"/>
+      <w:r>
+        <w:rPr>
+          <w:rFonts w:ascii="Arial" w:hAnsi="Arial" w:cs="Arial"/>
+        </w:rPr>
+        <w:t>hasheli</w:t>
+      </w:r>
+      <w:proofErr w:type="spellEnd"/>
+      <w:r>
+        <w:rPr>
+          <w:rFonts w:ascii="Arial" w:hAnsi="Arial" w:cs="Arial"/>
+        </w:rPr>
+        <w:t xml:space="preserve"> a jelszót (10 </w:t>
+      </w:r>
+      <w:proofErr w:type="spellStart"/>
+      <w:r>
+        <w:rPr>
+          <w:rFonts w:ascii="Arial" w:hAnsi="Arial" w:cs="Arial"/>
+        </w:rPr>
+        <w:t>salt</w:t>
+      </w:r>
+      <w:proofErr w:type="spellEnd"/>
+      <w:r>
+        <w:rPr>
+          <w:rFonts w:ascii="Arial" w:hAnsi="Arial" w:cs="Arial"/>
+        </w:rPr>
+        <w:t xml:space="preserve"> </w:t>
+      </w:r>
+      <w:proofErr w:type="spellStart"/>
+      <w:r>
+        <w:rPr>
+          <w:rFonts w:ascii="Arial" w:hAnsi="Arial" w:cs="Arial"/>
+        </w:rPr>
+        <w:t>round</w:t>
+      </w:r>
+      <w:proofErr w:type="spellEnd"/>
+      <w:r>
+        <w:rPr>
+          <w:rFonts w:ascii="Arial" w:hAnsi="Arial" w:cs="Arial"/>
+        </w:rPr>
+        <w:t xml:space="preserve">), </w:t>
+      </w:r>
+      <w:proofErr w:type="spellStart"/>
+      <w:r>
+        <w:rPr>
+          <w:rFonts w:ascii="Arial" w:hAnsi="Arial" w:cs="Arial"/>
+        </w:rPr>
+        <w:t>Prisma-val</w:t>
+      </w:r>
+      <w:proofErr w:type="spellEnd"/>
+      <w:r>
+        <w:rPr>
+          <w:rFonts w:ascii="Arial" w:hAnsi="Arial" w:cs="Arial"/>
+        </w:rPr>
+        <w:t xml:space="preserve"> menti az adatbázisba, majd JWT </w:t>
+      </w:r>
+      <w:proofErr w:type="spellStart"/>
+      <w:r>
+        <w:rPr>
+          <w:rFonts w:ascii="Arial" w:hAnsi="Arial" w:cs="Arial"/>
+        </w:rPr>
+        <w:t>tokent</w:t>
+      </w:r>
+      <w:proofErr w:type="spellEnd"/>
+      <w:r>
+        <w:rPr>
+          <w:rFonts w:ascii="Arial" w:hAnsi="Arial" w:cs="Arial"/>
+        </w:rPr>
+        <w:t xml:space="preserve"> generál azonosításhoz, amit a kliens tárolhat</w:t>
       </w:r>
     </w:p>
     <w:p>
@@ -4777,8 +9075,86 @@
         <w:rPr>
           <w:rFonts w:ascii="Arial" w:hAnsi="Arial" w:cs="Arial"/>
         </w:rPr>
-        <w:t>A login függvény email alapján keresi a felhasználót, bcrypt-tel validálja a jelszót, majd JWT tokent ad vissza profilinfókkal (pl. profilképpel). Ez lehetővé teszi a stateless autentikációt API-kban</w:t>
-      </w:r>
+        <w:t xml:space="preserve">A login függvény email alapján keresi a felhasználót, </w:t>
+      </w:r>
+      <w:proofErr w:type="spellStart"/>
+      <w:r>
+        <w:rPr>
+          <w:rFonts w:ascii="Arial" w:hAnsi="Arial" w:cs="Arial"/>
+        </w:rPr>
+        <w:t>bcrypt</w:t>
+      </w:r>
+      <w:proofErr w:type="spellEnd"/>
+      <w:r>
+        <w:rPr>
+          <w:rFonts w:ascii="Arial" w:hAnsi="Arial" w:cs="Arial"/>
+        </w:rPr>
+        <w:t xml:space="preserve">-tel </w:t>
+      </w:r>
+      <w:proofErr w:type="spellStart"/>
+      <w:r>
+        <w:rPr>
+          <w:rFonts w:ascii="Arial" w:hAnsi="Arial" w:cs="Arial"/>
+        </w:rPr>
+        <w:t>validálja</w:t>
+      </w:r>
+      <w:proofErr w:type="spellEnd"/>
+      <w:r>
+        <w:rPr>
+          <w:rFonts w:ascii="Arial" w:hAnsi="Arial" w:cs="Arial"/>
+        </w:rPr>
+        <w:t xml:space="preserve"> a jelszót, majd JWT </w:t>
+      </w:r>
+      <w:proofErr w:type="spellStart"/>
+      <w:r>
+        <w:rPr>
+          <w:rFonts w:ascii="Arial" w:hAnsi="Arial" w:cs="Arial"/>
+        </w:rPr>
+        <w:t>tokent</w:t>
+      </w:r>
+      <w:proofErr w:type="spellEnd"/>
+      <w:r>
+        <w:rPr>
+          <w:rFonts w:ascii="Arial" w:hAnsi="Arial" w:cs="Arial"/>
+        </w:rPr>
+        <w:t xml:space="preserve"> ad vissza profilinfókkal (pl. profilképpel). Ez lehetővé teszi a </w:t>
+      </w:r>
+      <w:proofErr w:type="spellStart"/>
+      <w:r>
+        <w:rPr>
+          <w:rFonts w:ascii="Arial" w:hAnsi="Arial" w:cs="Arial"/>
+        </w:rPr>
+        <w:t>stateless</w:t>
+      </w:r>
+      <w:proofErr w:type="spellEnd"/>
+      <w:r>
+        <w:rPr>
+          <w:rFonts w:ascii="Arial" w:hAnsi="Arial" w:cs="Arial"/>
+        </w:rPr>
+        <w:t xml:space="preserve"> </w:t>
+      </w:r>
+      <w:proofErr w:type="spellStart"/>
+      <w:r>
+        <w:rPr>
+          <w:rFonts w:ascii="Arial" w:hAnsi="Arial" w:cs="Arial"/>
+        </w:rPr>
+        <w:t>autentikációt</w:t>
+      </w:r>
+      <w:proofErr w:type="spellEnd"/>
+      <w:r>
+        <w:rPr>
+          <w:rFonts w:ascii="Arial" w:hAnsi="Arial" w:cs="Arial"/>
+        </w:rPr>
+        <w:t xml:space="preserve"> API-</w:t>
+      </w:r>
+      <w:proofErr w:type="spellStart"/>
+      <w:r>
+        <w:rPr>
+          <w:rFonts w:ascii="Arial" w:hAnsi="Arial" w:cs="Arial"/>
+        </w:rPr>
+        <w:t>kban</w:t>
+      </w:r>
+      <w:proofErr w:type="spellEnd"/>
       <w:r>
         <w:rPr>
           <w:rFonts w:ascii="Arial" w:hAnsi="Arial" w:cs="Arial"/>
@@ -4878,7 +9254,105 @@
         <w:rPr>
           <w:rFonts w:ascii="Arial" w:hAnsi="Arial" w:cs="Arial"/>
         </w:rPr>
-        <w:t>A getCurrentUser middleware-ből (JWT) veszi a user_id-t, Prisma select-tel biztonságosan lekéri a profiladatokat (pl. cím, telefon), így támogatja a felhasználói dashboard-ot anélkül, hogy érzékeny adatokat (pl. jelszó) exponálna</w:t>
+        <w:t xml:space="preserve">A </w:t>
+      </w:r>
+      <w:proofErr w:type="spellStart"/>
+      <w:r>
+        <w:rPr>
+          <w:rFonts w:ascii="Arial" w:hAnsi="Arial" w:cs="Arial"/>
+        </w:rPr>
+        <w:t>getCurrentUser</w:t>
+      </w:r>
+      <w:proofErr w:type="spellEnd"/>
+      <w:r>
+        <w:rPr>
+          <w:rFonts w:ascii="Arial" w:hAnsi="Arial" w:cs="Arial"/>
+        </w:rPr>
+        <w:t xml:space="preserve"> </w:t>
+      </w:r>
+      <w:proofErr w:type="spellStart"/>
+      <w:r>
+        <w:rPr>
+          <w:rFonts w:ascii="Arial" w:hAnsi="Arial" w:cs="Arial"/>
+        </w:rPr>
+        <w:t>middleware-ből</w:t>
+      </w:r>
+      <w:proofErr w:type="spellEnd"/>
+      <w:r>
+        <w:rPr>
+          <w:rFonts w:ascii="Arial" w:hAnsi="Arial" w:cs="Arial"/>
+        </w:rPr>
+        <w:t xml:space="preserve"> (JWT) veszi a </w:t>
+      </w:r>
+      <w:proofErr w:type="spellStart"/>
+      <w:r>
+        <w:rPr>
+          <w:rFonts w:ascii="Arial" w:hAnsi="Arial" w:cs="Arial"/>
+        </w:rPr>
+        <w:t>user_id</w:t>
+      </w:r>
+      <w:proofErr w:type="spellEnd"/>
+      <w:r>
+        <w:rPr>
+          <w:rFonts w:ascii="Arial" w:hAnsi="Arial" w:cs="Arial"/>
+        </w:rPr>
+        <w:t xml:space="preserve">-t, </w:t>
+      </w:r>
+      <w:proofErr w:type="spellStart"/>
+      <w:r>
+        <w:rPr>
+          <w:rFonts w:ascii="Arial" w:hAnsi="Arial" w:cs="Arial"/>
+        </w:rPr>
+        <w:t>Prisma</w:t>
+      </w:r>
+      <w:proofErr w:type="spellEnd"/>
+      <w:r>
+        <w:rPr>
+          <w:rFonts w:ascii="Arial" w:hAnsi="Arial" w:cs="Arial"/>
+        </w:rPr>
+        <w:t xml:space="preserve"> </w:t>
+      </w:r>
+      <w:proofErr w:type="spellStart"/>
+      <w:r>
+        <w:rPr>
+          <w:rFonts w:ascii="Arial" w:hAnsi="Arial" w:cs="Arial"/>
+        </w:rPr>
+        <w:t>select</w:t>
+      </w:r>
+      <w:proofErr w:type="spellEnd"/>
+      <w:r>
+        <w:rPr>
+          <w:rFonts w:ascii="Arial" w:hAnsi="Arial" w:cs="Arial"/>
+        </w:rPr>
+        <w:t xml:space="preserve">-tel biztonságosan lekéri a </w:t>
+      </w:r>
+      <w:proofErr w:type="spellStart"/>
+      <w:r>
+        <w:rPr>
+          <w:rFonts w:ascii="Arial" w:hAnsi="Arial" w:cs="Arial"/>
+        </w:rPr>
+        <w:t>profiladatokat</w:t>
+      </w:r>
+      <w:proofErr w:type="spellEnd"/>
+      <w:r>
+        <w:rPr>
+          <w:rFonts w:ascii="Arial" w:hAnsi="Arial" w:cs="Arial"/>
+        </w:rPr>
+        <w:t xml:space="preserve"> (pl. cím, telefon), így támogatja a felhasználói </w:t>
+      </w:r>
+      <w:proofErr w:type="spellStart"/>
+      <w:r>
+        <w:rPr>
+          <w:rFonts w:ascii="Arial" w:hAnsi="Arial" w:cs="Arial"/>
+        </w:rPr>
+        <w:t>dashboard</w:t>
+      </w:r>
+      <w:proofErr w:type="spellEnd"/>
+      <w:r>
+        <w:rPr>
+          <w:rFonts w:ascii="Arial" w:hAnsi="Arial" w:cs="Arial"/>
+        </w:rPr>
+        <w:t>-ot anélkül, hogy érzékeny adatokat (pl. jelszó) exponálna</w:t>
       </w:r>
       <w:r>
         <w:rPr>
@@ -5047,12 +9521,14 @@
         </w:rPr>
         <w:t xml:space="preserve">categoryController.js </w:t>
       </w:r>
+      <w:proofErr w:type="spellStart"/>
       <w:r>
         <w:rPr>
           <w:rFonts w:ascii="Arial" w:hAnsi="Arial" w:cs="Arial"/>
         </w:rPr>
         <w:t>function</w:t>
       </w:r>
+      <w:proofErr w:type="spellEnd"/>
       <w:r>
         <w:rPr>
           <w:rFonts w:ascii="Arial" w:hAnsi="Arial" w:cs="Arial"/>
@@ -5065,7 +9541,43 @@
           <w:sz w:val="22"/>
           <w:szCs w:val="22"/>
         </w:rPr>
-        <w:t>lekéri az összes fő kategóriát (ahol parent_id null) a Prisma ORM segítségével. A kategóriákat JSON formátumban küldi vissza a kliensnek. Ez a végpont tipikusan a webshop vagy tartalomkezelő rendszer kategórianavigációjának betöltéséhez használatos.</w:t>
+        <w:t xml:space="preserve">lekéri az összes fő kategóriát (ahol </w:t>
+      </w:r>
+      <w:proofErr w:type="spellStart"/>
+      <w:r>
+        <w:rPr>
+          <w:rFonts w:ascii="Arial" w:hAnsi="Arial" w:cs="Arial"/>
+          <w:sz w:val="22"/>
+          <w:szCs w:val="22"/>
+        </w:rPr>
+        <w:t>parent_id</w:t>
+      </w:r>
+      <w:proofErr w:type="spellEnd"/>
+      <w:r>
+        <w:rPr>
+          <w:rFonts w:ascii="Arial" w:hAnsi="Arial" w:cs="Arial"/>
+          <w:sz w:val="22"/>
+          <w:szCs w:val="22"/>
+        </w:rPr>
+        <w:t xml:space="preserve"> null) a </w:t>
+      </w:r>
+      <w:proofErr w:type="spellStart"/>
+      <w:r>
+        <w:rPr>
+          <w:rFonts w:ascii="Arial" w:hAnsi="Arial" w:cs="Arial"/>
+          <w:sz w:val="22"/>
+          <w:szCs w:val="22"/>
+        </w:rPr>
+        <w:t>Prisma</w:t>
+      </w:r>
+      <w:proofErr w:type="spellEnd"/>
+      <w:r>
+        <w:rPr>
+          <w:rFonts w:ascii="Arial" w:hAnsi="Arial" w:cs="Arial"/>
+          <w:sz w:val="22"/>
+          <w:szCs w:val="22"/>
+        </w:rPr>
+        <w:t xml:space="preserve"> ORM segítségével. A kategóriákat JSON formátumban küldi vissza a kliensnek. Ez a végpont tipikusan a webshop vagy tartalomkezelő rendszer kategórianavigációjának betöltéséhez használatos.</w:t>
       </w:r>
     </w:p>
     <w:p>
@@ -5173,27 +9685,209 @@
           <w:sz w:val="22"/>
           <w:szCs w:val="22"/>
         </w:rPr>
-        <w:t xml:space="preserve"> getFavorites </w:t>
-      </w:r>
-      <w:r>
-        <w:rPr>
-          <w:rFonts w:ascii="Arial" w:hAnsi="Arial" w:cs="Arial"/>
-        </w:rPr>
-        <w:t>function</w:t>
-      </w:r>
-      <w:r>
-        <w:rPr>
-          <w:rFonts w:ascii="Arial" w:hAnsi="Arial" w:cs="Arial"/>
-        </w:rPr>
         <w:t xml:space="preserve"> </w:t>
       </w:r>
+      <w:proofErr w:type="spellStart"/>
       <w:r>
         <w:rPr>
           <w:rFonts w:ascii="Arial" w:hAnsi="Arial" w:cs="Arial"/>
           <w:sz w:val="22"/>
           <w:szCs w:val="22"/>
         </w:rPr>
-        <w:t>lekéri a bejelentkezett felhasználó kedvenc termékeit. Prisma findMany lekérdezéssel betölti a kedvencekhez tartozó itemeket, az eladó adatait (username, profile_image) és az item első képét. Az eredményt egy jól strukturált objektummá alakítja (seller_name, seller_image, image_url stb.), majd JSON formátumban visszaküldi. Ez a végpont a felhasználói profil „Kedvenceim” oldalának feltöltésére szolgál.</w:t>
+        <w:t>getFavorites</w:t>
+      </w:r>
+      <w:proofErr w:type="spellEnd"/>
+      <w:r>
+        <w:rPr>
+          <w:rFonts w:ascii="Arial" w:hAnsi="Arial" w:cs="Arial"/>
+          <w:sz w:val="22"/>
+          <w:szCs w:val="22"/>
+        </w:rPr>
+        <w:t xml:space="preserve"> </w:t>
+      </w:r>
+      <w:proofErr w:type="spellStart"/>
+      <w:r>
+        <w:rPr>
+          <w:rFonts w:ascii="Arial" w:hAnsi="Arial" w:cs="Arial"/>
+        </w:rPr>
+        <w:t>function</w:t>
+      </w:r>
+      <w:proofErr w:type="spellEnd"/>
+      <w:r>
+        <w:rPr>
+          <w:rFonts w:ascii="Arial" w:hAnsi="Arial" w:cs="Arial"/>
+        </w:rPr>
+        <w:t xml:space="preserve"> </w:t>
+      </w:r>
+      <w:r>
+        <w:rPr>
+          <w:rFonts w:ascii="Arial" w:hAnsi="Arial" w:cs="Arial"/>
+          <w:sz w:val="22"/>
+          <w:szCs w:val="22"/>
+        </w:rPr>
+        <w:t xml:space="preserve">lekéri a bejelentkezett felhasználó kedvenc termékeit. </w:t>
+      </w:r>
+      <w:proofErr w:type="spellStart"/>
+      <w:r>
+        <w:rPr>
+          <w:rFonts w:ascii="Arial" w:hAnsi="Arial" w:cs="Arial"/>
+          <w:sz w:val="22"/>
+          <w:szCs w:val="22"/>
+        </w:rPr>
+        <w:t>Prisma</w:t>
+      </w:r>
+      <w:proofErr w:type="spellEnd"/>
+      <w:r>
+        <w:rPr>
+          <w:rFonts w:ascii="Arial" w:hAnsi="Arial" w:cs="Arial"/>
+          <w:sz w:val="22"/>
+          <w:szCs w:val="22"/>
+        </w:rPr>
+        <w:t xml:space="preserve"> </w:t>
+      </w:r>
+      <w:proofErr w:type="spellStart"/>
+      <w:r>
+        <w:rPr>
+          <w:rFonts w:ascii="Arial" w:hAnsi="Arial" w:cs="Arial"/>
+          <w:sz w:val="22"/>
+          <w:szCs w:val="22"/>
+        </w:rPr>
+        <w:t>findMany</w:t>
+      </w:r>
+      <w:proofErr w:type="spellEnd"/>
+      <w:r>
+        <w:rPr>
+          <w:rFonts w:ascii="Arial" w:hAnsi="Arial" w:cs="Arial"/>
+          <w:sz w:val="22"/>
+          <w:szCs w:val="22"/>
+        </w:rPr>
+        <w:t xml:space="preserve"> lekérdezéssel betölti a kedvencekhez tartozó </w:t>
+      </w:r>
+      <w:proofErr w:type="spellStart"/>
+      <w:r>
+        <w:rPr>
+          <w:rFonts w:ascii="Arial" w:hAnsi="Arial" w:cs="Arial"/>
+          <w:sz w:val="22"/>
+          <w:szCs w:val="22"/>
+        </w:rPr>
+        <w:t>itemeket</w:t>
+      </w:r>
+      <w:proofErr w:type="spellEnd"/>
+      <w:r>
+        <w:rPr>
+          <w:rFonts w:ascii="Arial" w:hAnsi="Arial" w:cs="Arial"/>
+          <w:sz w:val="22"/>
+          <w:szCs w:val="22"/>
+        </w:rPr>
+        <w:t>, az eladó adatait (</w:t>
+      </w:r>
+      <w:proofErr w:type="spellStart"/>
+      <w:r>
+        <w:rPr>
+          <w:rFonts w:ascii="Arial" w:hAnsi="Arial" w:cs="Arial"/>
+          <w:sz w:val="22"/>
+          <w:szCs w:val="22"/>
+        </w:rPr>
+        <w:t>username</w:t>
+      </w:r>
+      <w:proofErr w:type="spellEnd"/>
+      <w:r>
+        <w:rPr>
+          <w:rFonts w:ascii="Arial" w:hAnsi="Arial" w:cs="Arial"/>
+          <w:sz w:val="22"/>
+          <w:szCs w:val="22"/>
+        </w:rPr>
+        <w:t xml:space="preserve">, </w:t>
+      </w:r>
+      <w:proofErr w:type="spellStart"/>
+      <w:r>
+        <w:rPr>
+          <w:rFonts w:ascii="Arial" w:hAnsi="Arial" w:cs="Arial"/>
+          <w:sz w:val="22"/>
+          <w:szCs w:val="22"/>
+        </w:rPr>
+        <w:t>profile_image</w:t>
+      </w:r>
+      <w:proofErr w:type="spellEnd"/>
+      <w:r>
+        <w:rPr>
+          <w:rFonts w:ascii="Arial" w:hAnsi="Arial" w:cs="Arial"/>
+          <w:sz w:val="22"/>
+          <w:szCs w:val="22"/>
+        </w:rPr>
+        <w:t xml:space="preserve">) és az </w:t>
+      </w:r>
+      <w:proofErr w:type="spellStart"/>
+      <w:r>
+        <w:rPr>
+          <w:rFonts w:ascii="Arial" w:hAnsi="Arial" w:cs="Arial"/>
+          <w:sz w:val="22"/>
+          <w:szCs w:val="22"/>
+        </w:rPr>
+        <w:t>item</w:t>
+      </w:r>
+      <w:proofErr w:type="spellEnd"/>
+      <w:r>
+        <w:rPr>
+          <w:rFonts w:ascii="Arial" w:hAnsi="Arial" w:cs="Arial"/>
+          <w:sz w:val="22"/>
+          <w:szCs w:val="22"/>
+        </w:rPr>
+        <w:t xml:space="preserve"> első képét. Az eredményt egy jól strukturált objektummá alakítja (</w:t>
+      </w:r>
+      <w:proofErr w:type="spellStart"/>
+      <w:r>
+        <w:rPr>
+          <w:rFonts w:ascii="Arial" w:hAnsi="Arial" w:cs="Arial"/>
+          <w:sz w:val="22"/>
+          <w:szCs w:val="22"/>
+        </w:rPr>
+        <w:t>seller_name</w:t>
+      </w:r>
+      <w:proofErr w:type="spellEnd"/>
+      <w:r>
+        <w:rPr>
+          <w:rFonts w:ascii="Arial" w:hAnsi="Arial" w:cs="Arial"/>
+          <w:sz w:val="22"/>
+          <w:szCs w:val="22"/>
+        </w:rPr>
+        <w:t xml:space="preserve">, </w:t>
+      </w:r>
+      <w:proofErr w:type="spellStart"/>
+      <w:r>
+        <w:rPr>
+          <w:rFonts w:ascii="Arial" w:hAnsi="Arial" w:cs="Arial"/>
+          <w:sz w:val="22"/>
+          <w:szCs w:val="22"/>
+        </w:rPr>
+        <w:t>seller_image</w:t>
+      </w:r>
+      <w:proofErr w:type="spellEnd"/>
+      <w:r>
+        <w:rPr>
+          <w:rFonts w:ascii="Arial" w:hAnsi="Arial" w:cs="Arial"/>
+          <w:sz w:val="22"/>
+          <w:szCs w:val="22"/>
+        </w:rPr>
+        <w:t xml:space="preserve">, </w:t>
+      </w:r>
+      <w:proofErr w:type="spellStart"/>
+      <w:r>
+        <w:rPr>
+          <w:rFonts w:ascii="Arial" w:hAnsi="Arial" w:cs="Arial"/>
+          <w:sz w:val="22"/>
+          <w:szCs w:val="22"/>
+        </w:rPr>
+        <w:t>image_url</w:t>
+      </w:r>
+      <w:proofErr w:type="spellEnd"/>
+      <w:r>
+        <w:rPr>
+          <w:rFonts w:ascii="Arial" w:hAnsi="Arial" w:cs="Arial"/>
+          <w:sz w:val="22"/>
+          <w:szCs w:val="22"/>
+        </w:rPr>
+        <w:t xml:space="preserve"> stb.), majd JSON formátumban visszaküldi. Ez a végpont a felhasználói profil „Kedvenceim” oldalának feltöltésére szolgál.</w:t>
       </w:r>
     </w:p>
     <w:p>
@@ -5282,14 +9976,30 @@
         <w:rPr>
           <w:rFonts w:ascii="Arial" w:hAnsi="Arial" w:cs="Arial"/>
         </w:rPr>
-        <w:t xml:space="preserve">Az addFavorite </w:t>
-      </w:r>
+        <w:t xml:space="preserve">Az </w:t>
+      </w:r>
+      <w:proofErr w:type="spellStart"/>
+      <w:r>
+        <w:rPr>
+          <w:rFonts w:ascii="Arial" w:hAnsi="Arial" w:cs="Arial"/>
+        </w:rPr>
+        <w:t>addFavorite</w:t>
+      </w:r>
+      <w:proofErr w:type="spellEnd"/>
+      <w:r>
+        <w:rPr>
+          <w:rFonts w:ascii="Arial" w:hAnsi="Arial" w:cs="Arial"/>
+        </w:rPr>
+        <w:t xml:space="preserve"> </w:t>
+      </w:r>
+      <w:proofErr w:type="spellStart"/>
       <w:r>
         <w:rPr>
           <w:rFonts w:ascii="Arial" w:hAnsi="Arial" w:cs="Arial"/>
         </w:rPr>
         <w:t>function</w:t>
       </w:r>
+      <w:proofErr w:type="spellEnd"/>
       <w:r>
         <w:rPr>
           <w:rFonts w:ascii="Arial" w:hAnsi="Arial" w:cs="Arial"/>
@@ -5308,11 +10018,61 @@
         </w:rPr>
         <w:t xml:space="preserve"> </w:t>
       </w:r>
-      <w:r>
-        <w:rPr>
-          <w:rFonts w:ascii="Arial" w:hAnsi="Arial" w:cs="Arial"/>
-        </w:rPr>
-        <w:t>Prisma upsert metódusát használja, amely automatikusan kezeli, hogy az adott user_id + item_id kombináció már létezik-e.</w:t>
+      <w:proofErr w:type="spellStart"/>
+      <w:r>
+        <w:rPr>
+          <w:rFonts w:ascii="Arial" w:hAnsi="Arial" w:cs="Arial"/>
+        </w:rPr>
+        <w:t>Prisma</w:t>
+      </w:r>
+      <w:proofErr w:type="spellEnd"/>
+      <w:r>
+        <w:rPr>
+          <w:rFonts w:ascii="Arial" w:hAnsi="Arial" w:cs="Arial"/>
+        </w:rPr>
+        <w:t xml:space="preserve"> </w:t>
+      </w:r>
+      <w:proofErr w:type="spellStart"/>
+      <w:r>
+        <w:rPr>
+          <w:rFonts w:ascii="Arial" w:hAnsi="Arial" w:cs="Arial"/>
+        </w:rPr>
+        <w:t>upsert</w:t>
+      </w:r>
+      <w:proofErr w:type="spellEnd"/>
+      <w:r>
+        <w:rPr>
+          <w:rFonts w:ascii="Arial" w:hAnsi="Arial" w:cs="Arial"/>
+        </w:rPr>
+        <w:t xml:space="preserve"> metódusát használja, amely automatikusan kezeli, hogy az adott </w:t>
+      </w:r>
+      <w:proofErr w:type="spellStart"/>
+      <w:r>
+        <w:rPr>
+          <w:rFonts w:ascii="Arial" w:hAnsi="Arial" w:cs="Arial"/>
+        </w:rPr>
+        <w:t>user_id</w:t>
+      </w:r>
+      <w:proofErr w:type="spellEnd"/>
+      <w:r>
+        <w:rPr>
+          <w:rFonts w:ascii="Arial" w:hAnsi="Arial" w:cs="Arial"/>
+        </w:rPr>
+        <w:t xml:space="preserve"> + </w:t>
+      </w:r>
+      <w:proofErr w:type="spellStart"/>
+      <w:r>
+        <w:rPr>
+          <w:rFonts w:ascii="Arial" w:hAnsi="Arial" w:cs="Arial"/>
+        </w:rPr>
+        <w:t>item_id</w:t>
+      </w:r>
+      <w:proofErr w:type="spellEnd"/>
+      <w:r>
+        <w:rPr>
+          <w:rFonts w:ascii="Arial" w:hAnsi="Arial" w:cs="Arial"/>
+        </w:rPr>
+        <w:t xml:space="preserve"> kombináció már létezik-e.</w:t>
       </w:r>
       <w:r>
         <w:rPr>
@@ -5412,14 +10172,30 @@
         <w:rPr>
           <w:rFonts w:ascii="Arial" w:hAnsi="Arial" w:cs="Arial"/>
         </w:rPr>
-        <w:t xml:space="preserve">Az removeFavorite </w:t>
-      </w:r>
+        <w:t xml:space="preserve">Az </w:t>
+      </w:r>
+      <w:proofErr w:type="spellStart"/>
+      <w:r>
+        <w:rPr>
+          <w:rFonts w:ascii="Arial" w:hAnsi="Arial" w:cs="Arial"/>
+        </w:rPr>
+        <w:t>removeFavorite</w:t>
+      </w:r>
+      <w:proofErr w:type="spellEnd"/>
+      <w:r>
+        <w:rPr>
+          <w:rFonts w:ascii="Arial" w:hAnsi="Arial" w:cs="Arial"/>
+        </w:rPr>
+        <w:t xml:space="preserve"> </w:t>
+      </w:r>
+      <w:proofErr w:type="spellStart"/>
       <w:r>
         <w:rPr>
           <w:rFonts w:ascii="Arial" w:hAnsi="Arial" w:cs="Arial"/>
         </w:rPr>
         <w:t>function</w:t>
       </w:r>
+      <w:proofErr w:type="spellEnd"/>
       <w:r>
         <w:rPr>
           <w:rFonts w:ascii="Arial" w:hAnsi="Arial" w:cs="Arial"/>
@@ -5431,14 +10207,114 @@
           <w:rFonts w:ascii="Arial" w:hAnsi="Arial" w:cs="Arial"/>
         </w:rPr>
         <w:br/>
-        <w:t>A prisma.favorites.delete() metódust használja, ahol a törlési feltétel a user_id és az item_id kombinációja (összetett kulcs).</w:t>
+        <w:t xml:space="preserve">A </w:t>
+      </w:r>
+      <w:proofErr w:type="spellStart"/>
+      <w:proofErr w:type="gramStart"/>
+      <w:r>
+        <w:rPr>
+          <w:rFonts w:ascii="Arial" w:hAnsi="Arial" w:cs="Arial"/>
+        </w:rPr>
+        <w:t>prisma.favorites</w:t>
+      </w:r>
+      <w:proofErr w:type="gramEnd"/>
+      <w:r>
+        <w:rPr>
+          <w:rFonts w:ascii="Arial" w:hAnsi="Arial" w:cs="Arial"/>
+        </w:rPr>
+        <w:t>.</w:t>
+      </w:r>
+      <w:proofErr w:type="gramStart"/>
+      <w:r>
+        <w:rPr>
+          <w:rFonts w:ascii="Arial" w:hAnsi="Arial" w:cs="Arial"/>
+        </w:rPr>
+        <w:t>delete</w:t>
+      </w:r>
+      <w:proofErr w:type="spellEnd"/>
+      <w:r>
+        <w:rPr>
+          <w:rFonts w:ascii="Arial" w:hAnsi="Arial" w:cs="Arial"/>
+        </w:rPr>
+        <w:t>(</w:t>
+      </w:r>
+      <w:proofErr w:type="gramEnd"/>
+      <w:r>
+        <w:rPr>
+          <w:rFonts w:ascii="Arial" w:hAnsi="Arial" w:cs="Arial"/>
+        </w:rPr>
+        <w:t xml:space="preserve">) metódust használja, ahol a törlési feltétel a </w:t>
+      </w:r>
+      <w:proofErr w:type="spellStart"/>
+      <w:r>
+        <w:rPr>
+          <w:rFonts w:ascii="Arial" w:hAnsi="Arial" w:cs="Arial"/>
+        </w:rPr>
+        <w:t>user_id</w:t>
+      </w:r>
+      <w:proofErr w:type="spellEnd"/>
+      <w:r>
+        <w:rPr>
+          <w:rFonts w:ascii="Arial" w:hAnsi="Arial" w:cs="Arial"/>
+        </w:rPr>
+        <w:t xml:space="preserve"> és az </w:t>
+      </w:r>
+      <w:proofErr w:type="spellStart"/>
+      <w:r>
+        <w:rPr>
+          <w:rFonts w:ascii="Arial" w:hAnsi="Arial" w:cs="Arial"/>
+        </w:rPr>
+        <w:t>item_id</w:t>
+      </w:r>
+      <w:proofErr w:type="spellEnd"/>
+      <w:r>
+        <w:rPr>
+          <w:rFonts w:ascii="Arial" w:hAnsi="Arial" w:cs="Arial"/>
+        </w:rPr>
+        <w:t xml:space="preserve"> kombinációja (összetett kulcs).</w:t>
       </w:r>
       <w:r>
         <w:rPr>
           <w:rFonts w:ascii="Arial" w:hAnsi="Arial" w:cs="Arial"/>
         </w:rPr>
         <w:br/>
-        <w:t>Az item_id-t a kérés URL paraméteréből (req.params.itemId) olvassa ki.</w:t>
+        <w:t xml:space="preserve">Az </w:t>
+      </w:r>
+      <w:proofErr w:type="spellStart"/>
+      <w:r>
+        <w:rPr>
+          <w:rFonts w:ascii="Arial" w:hAnsi="Arial" w:cs="Arial"/>
+        </w:rPr>
+        <w:t>item_id</w:t>
+      </w:r>
+      <w:proofErr w:type="spellEnd"/>
+      <w:r>
+        <w:rPr>
+          <w:rFonts w:ascii="Arial" w:hAnsi="Arial" w:cs="Arial"/>
+        </w:rPr>
+        <w:t>-t a kérés URL paraméteréből (</w:t>
+      </w:r>
+      <w:proofErr w:type="spellStart"/>
+      <w:proofErr w:type="gramStart"/>
+      <w:r>
+        <w:rPr>
+          <w:rFonts w:ascii="Arial" w:hAnsi="Arial" w:cs="Arial"/>
+        </w:rPr>
+        <w:t>req.params</w:t>
+      </w:r>
+      <w:proofErr w:type="gramEnd"/>
+      <w:r>
+        <w:rPr>
+          <w:rFonts w:ascii="Arial" w:hAnsi="Arial" w:cs="Arial"/>
+        </w:rPr>
+        <w:t>.itemId</w:t>
+      </w:r>
+      <w:proofErr w:type="spellEnd"/>
+      <w:r>
+        <w:rPr>
+          <w:rFonts w:ascii="Arial" w:hAnsi="Arial" w:cs="Arial"/>
+        </w:rPr>
+        <w:t>) olvassa ki.</w:t>
       </w:r>
       <w:r>
         <w:rPr>
@@ -5540,19 +10416,133 @@
         <w:rPr>
           <w:rFonts w:ascii="Arial" w:hAnsi="Arial" w:cs="Arial"/>
         </w:rPr>
-        <w:t xml:space="preserve">A getAllItems </w:t>
-      </w:r>
-      <w:r>
-        <w:rPr>
-          <w:rFonts w:ascii="Arial" w:hAnsi="Arial" w:cs="Arial"/>
-        </w:rPr>
-        <w:t xml:space="preserve">function </w:t>
-      </w:r>
-      <w:r>
-        <w:rPr>
-          <w:rFonts w:ascii="Arial" w:hAnsi="Arial" w:cs="Arial"/>
-        </w:rPr>
-        <w:t>az adatbázisból minden olyan terméket lekér, amelynek az állapota „available”. A lekérdezést a prisma.items.findMany() végzi, amely a kapcsolódó felhasználótól csak a felhasználónevet, az itemimages táblából az elsődleges kép URL-jét, valamint a kedvencek számát is csatolja. Az eredményeket a created_at mező alapján csökkenő sorrendben rendezi. A kapott listát a függvény tovább alakítja: minden elemhez hozzáadja az eladó nevét, a kép URL-jét és a kedvencek számát, miközben néhány mezőt kifejezetten undefined értékre állít. A végső, átalakított adatstruktúrát JSON formában küldi vissza a kliensnek.</w:t>
+        <w:t xml:space="preserve">A </w:t>
+      </w:r>
+      <w:proofErr w:type="spellStart"/>
+      <w:r>
+        <w:rPr>
+          <w:rFonts w:ascii="Arial" w:hAnsi="Arial" w:cs="Arial"/>
+        </w:rPr>
+        <w:t>getAllItems</w:t>
+      </w:r>
+      <w:proofErr w:type="spellEnd"/>
+      <w:r>
+        <w:rPr>
+          <w:rFonts w:ascii="Arial" w:hAnsi="Arial" w:cs="Arial"/>
+        </w:rPr>
+        <w:t xml:space="preserve"> </w:t>
+      </w:r>
+      <w:proofErr w:type="spellStart"/>
+      <w:r>
+        <w:rPr>
+          <w:rFonts w:ascii="Arial" w:hAnsi="Arial" w:cs="Arial"/>
+        </w:rPr>
+        <w:t>function</w:t>
+      </w:r>
+      <w:proofErr w:type="spellEnd"/>
+      <w:r>
+        <w:rPr>
+          <w:rFonts w:ascii="Arial" w:hAnsi="Arial" w:cs="Arial"/>
+        </w:rPr>
+        <w:t xml:space="preserve"> </w:t>
+      </w:r>
+      <w:r>
+        <w:rPr>
+          <w:rFonts w:ascii="Arial" w:hAnsi="Arial" w:cs="Arial"/>
+        </w:rPr>
+        <w:t>az adatbázisból minden olyan terméket lekér, amelynek az állapota „</w:t>
+      </w:r>
+      <w:proofErr w:type="spellStart"/>
+      <w:r>
+        <w:rPr>
+          <w:rFonts w:ascii="Arial" w:hAnsi="Arial" w:cs="Arial"/>
+        </w:rPr>
+        <w:t>available</w:t>
+      </w:r>
+      <w:proofErr w:type="spellEnd"/>
+      <w:r>
+        <w:rPr>
+          <w:rFonts w:ascii="Arial" w:hAnsi="Arial" w:cs="Arial"/>
+        </w:rPr>
+        <w:t xml:space="preserve">”. A lekérdezést a </w:t>
+      </w:r>
+      <w:proofErr w:type="spellStart"/>
+      <w:proofErr w:type="gramStart"/>
+      <w:r>
+        <w:rPr>
+          <w:rFonts w:ascii="Arial" w:hAnsi="Arial" w:cs="Arial"/>
+        </w:rPr>
+        <w:t>prisma.items</w:t>
+      </w:r>
+      <w:proofErr w:type="gramEnd"/>
+      <w:r>
+        <w:rPr>
+          <w:rFonts w:ascii="Arial" w:hAnsi="Arial" w:cs="Arial"/>
+        </w:rPr>
+        <w:t>.</w:t>
+      </w:r>
+      <w:proofErr w:type="gramStart"/>
+      <w:r>
+        <w:rPr>
+          <w:rFonts w:ascii="Arial" w:hAnsi="Arial" w:cs="Arial"/>
+        </w:rPr>
+        <w:t>findMany</w:t>
+      </w:r>
+      <w:proofErr w:type="spellEnd"/>
+      <w:r>
+        <w:rPr>
+          <w:rFonts w:ascii="Arial" w:hAnsi="Arial" w:cs="Arial"/>
+        </w:rPr>
+        <w:t>(</w:t>
+      </w:r>
+      <w:proofErr w:type="gramEnd"/>
+      <w:r>
+        <w:rPr>
+          <w:rFonts w:ascii="Arial" w:hAnsi="Arial" w:cs="Arial"/>
+        </w:rPr>
+        <w:t xml:space="preserve">) végzi, amely a kapcsolódó felhasználótól csak a felhasználónevet, az </w:t>
+      </w:r>
+      <w:proofErr w:type="spellStart"/>
+      <w:r>
+        <w:rPr>
+          <w:rFonts w:ascii="Arial" w:hAnsi="Arial" w:cs="Arial"/>
+        </w:rPr>
+        <w:t>itemimages</w:t>
+      </w:r>
+      <w:proofErr w:type="spellEnd"/>
+      <w:r>
+        <w:rPr>
+          <w:rFonts w:ascii="Arial" w:hAnsi="Arial" w:cs="Arial"/>
+        </w:rPr>
+        <w:t xml:space="preserve"> táblából az elsődleges kép URL-jét, valamint a kedvencek számát is csatolja. Az eredményeket a </w:t>
+      </w:r>
+      <w:proofErr w:type="spellStart"/>
+      <w:r>
+        <w:rPr>
+          <w:rFonts w:ascii="Arial" w:hAnsi="Arial" w:cs="Arial"/>
+        </w:rPr>
+        <w:t>created_at</w:t>
+      </w:r>
+      <w:proofErr w:type="spellEnd"/>
+      <w:r>
+        <w:rPr>
+          <w:rFonts w:ascii="Arial" w:hAnsi="Arial" w:cs="Arial"/>
+        </w:rPr>
+        <w:t xml:space="preserve"> mező alapján csökkenő sorrendben rendezi. A kapott listát a függvény tovább alakítja: minden elemhez hozzáadja az eladó nevét, a kép URL-jét és a kedvencek számát, miközben néhány mezőt kifejezetten </w:t>
+      </w:r>
+      <w:proofErr w:type="spellStart"/>
+      <w:r>
+        <w:rPr>
+          <w:rFonts w:ascii="Arial" w:hAnsi="Arial" w:cs="Arial"/>
+        </w:rPr>
+        <w:t>undefined</w:t>
+      </w:r>
+      <w:proofErr w:type="spellEnd"/>
+      <w:r>
+        <w:rPr>
+          <w:rFonts w:ascii="Arial" w:hAnsi="Arial" w:cs="Arial"/>
+        </w:rPr>
+        <w:t xml:space="preserve"> értékre állít. A végső, átalakított adatstruktúrát JSON formában küldi vissza a kliensnek.</w:t>
       </w:r>
     </w:p>
     <w:p>
@@ -5670,14 +10660,30 @@
         <w:rPr>
           <w:rFonts w:ascii="Arial" w:hAnsi="Arial" w:cs="Arial"/>
         </w:rPr>
-        <w:t xml:space="preserve">A createItem </w:t>
-      </w:r>
+        <w:t xml:space="preserve">A </w:t>
+      </w:r>
+      <w:proofErr w:type="spellStart"/>
+      <w:r>
+        <w:rPr>
+          <w:rFonts w:ascii="Arial" w:hAnsi="Arial" w:cs="Arial"/>
+        </w:rPr>
+        <w:t>createItem</w:t>
+      </w:r>
+      <w:proofErr w:type="spellEnd"/>
+      <w:r>
+        <w:rPr>
+          <w:rFonts w:ascii="Arial" w:hAnsi="Arial" w:cs="Arial"/>
+        </w:rPr>
+        <w:t xml:space="preserve"> </w:t>
+      </w:r>
+      <w:proofErr w:type="spellStart"/>
       <w:r>
         <w:rPr>
           <w:rFonts w:ascii="Arial" w:hAnsi="Arial" w:cs="Arial"/>
         </w:rPr>
         <w:t>function</w:t>
       </w:r>
+      <w:proofErr w:type="spellEnd"/>
       <w:r>
         <w:rPr>
           <w:rFonts w:ascii="Arial" w:hAnsi="Arial" w:cs="Arial"/>
@@ -5718,7 +10724,37 @@
         <w:rPr>
           <w:rFonts w:ascii="Arial" w:hAnsi="Arial" w:cs="Arial"/>
         </w:rPr>
-        <w:t>as hibát küld vissza. Ezután a Prisma items.create() metódusával elmenti a hirdetést a bejelentkezett felhasználóhoz kapcsolva, a kategória</w:t>
+        <w:t xml:space="preserve">as hibát küld vissza. Ezután a </w:t>
+      </w:r>
+      <w:proofErr w:type="spellStart"/>
+      <w:r>
+        <w:rPr>
+          <w:rFonts w:ascii="Arial" w:hAnsi="Arial" w:cs="Arial"/>
+        </w:rPr>
+        <w:t>Prisma</w:t>
+      </w:r>
+      <w:proofErr w:type="spellEnd"/>
+      <w:r>
+        <w:rPr>
+          <w:rFonts w:ascii="Arial" w:hAnsi="Arial" w:cs="Arial"/>
+        </w:rPr>
+        <w:t xml:space="preserve"> </w:t>
+      </w:r>
+      <w:proofErr w:type="spellStart"/>
+      <w:proofErr w:type="gramStart"/>
+      <w:r>
+        <w:rPr>
+          <w:rFonts w:ascii="Arial" w:hAnsi="Arial" w:cs="Arial"/>
+        </w:rPr>
+        <w:t>items.create</w:t>
+      </w:r>
+      <w:proofErr w:type="spellEnd"/>
+      <w:proofErr w:type="gramEnd"/>
+      <w:r>
+        <w:rPr>
+          <w:rFonts w:ascii="Arial" w:hAnsi="Arial" w:cs="Arial"/>
+        </w:rPr>
+        <w:t>() metódusával elmenti a hirdetést a bejelentkezett felhasználóhoz kapcsolva, a kategória</w:t>
       </w:r>
       <w:r>
         <w:rPr>
@@ -5837,7 +10873,35 @@
         <w:rPr>
           <w:rFonts w:ascii="Arial" w:hAnsi="Arial" w:cs="Arial"/>
         </w:rPr>
-        <w:t>A updateItem function egy meglévő hirdetés módosítását végzi. Először kiolvassa a kérésből az új adatokat, majd ellenőrzi, hogy az ár meg van</w:t>
+        <w:t xml:space="preserve">A </w:t>
+      </w:r>
+      <w:proofErr w:type="spellStart"/>
+      <w:r>
+        <w:rPr>
+          <w:rFonts w:ascii="Arial" w:hAnsi="Arial" w:cs="Arial"/>
+        </w:rPr>
+        <w:t>updateItem</w:t>
+      </w:r>
+      <w:proofErr w:type="spellEnd"/>
+      <w:r>
+        <w:rPr>
+          <w:rFonts w:ascii="Arial" w:hAnsi="Arial" w:cs="Arial"/>
+        </w:rPr>
+        <w:t xml:space="preserve"> </w:t>
+      </w:r>
+      <w:proofErr w:type="spellStart"/>
+      <w:r>
+        <w:rPr>
+          <w:rFonts w:ascii="Arial" w:hAnsi="Arial" w:cs="Arial"/>
+        </w:rPr>
+        <w:t>function</w:t>
+      </w:r>
+      <w:proofErr w:type="spellEnd"/>
+      <w:r>
+        <w:rPr>
+          <w:rFonts w:ascii="Arial" w:hAnsi="Arial" w:cs="Arial"/>
+        </w:rPr>
+        <w:t xml:space="preserve"> egy meglévő hirdetés módosítását végzi. Először kiolvassa a kérésből az új adatokat, majd ellenőrzi, hogy az ár meg van</w:t>
       </w:r>
       <w:r>
         <w:rPr>
@@ -5897,7 +10961,37 @@
         <w:rPr>
           <w:rFonts w:ascii="Arial" w:hAnsi="Arial" w:cs="Arial"/>
         </w:rPr>
-        <w:t>as hibával jelzi a jogosultság hiányát. Minden feltétel teljesülése esetén a Prisma items.update() metódusával frissíti a hirdetés adatait, majd visszaküldi a „Hirdetés frissítve” üzenetet.</w:t>
+        <w:t xml:space="preserve">as hibával jelzi a jogosultság hiányát. Minden feltétel teljesülése esetén a </w:t>
+      </w:r>
+      <w:proofErr w:type="spellStart"/>
+      <w:r>
+        <w:rPr>
+          <w:rFonts w:ascii="Arial" w:hAnsi="Arial" w:cs="Arial"/>
+        </w:rPr>
+        <w:t>Prisma</w:t>
+      </w:r>
+      <w:proofErr w:type="spellEnd"/>
+      <w:r>
+        <w:rPr>
+          <w:rFonts w:ascii="Arial" w:hAnsi="Arial" w:cs="Arial"/>
+        </w:rPr>
+        <w:t xml:space="preserve"> </w:t>
+      </w:r>
+      <w:proofErr w:type="spellStart"/>
+      <w:proofErr w:type="gramStart"/>
+      <w:r>
+        <w:rPr>
+          <w:rFonts w:ascii="Arial" w:hAnsi="Arial" w:cs="Arial"/>
+        </w:rPr>
+        <w:t>items.update</w:t>
+      </w:r>
+      <w:proofErr w:type="spellEnd"/>
+      <w:proofErr w:type="gramEnd"/>
+      <w:r>
+        <w:rPr>
+          <w:rFonts w:ascii="Arial" w:hAnsi="Arial" w:cs="Arial"/>
+        </w:rPr>
+        <w:t>() metódusával frissíti a hirdetés adatait, majd visszaküldi a „Hirdetés frissítve” üzenetet.</w:t>
       </w:r>
     </w:p>
     <w:p>
@@ -5979,7 +11073,35 @@
         <w:rPr>
           <w:rFonts w:ascii="Arial" w:hAnsi="Arial" w:cs="Arial"/>
         </w:rPr>
-        <w:t>A deleteItem function egy hirdetés törlését végzi. Először kiolvassa az URL</w:t>
+        <w:t xml:space="preserve">A </w:t>
+      </w:r>
+      <w:proofErr w:type="spellStart"/>
+      <w:r>
+        <w:rPr>
+          <w:rFonts w:ascii="Arial" w:hAnsi="Arial" w:cs="Arial"/>
+        </w:rPr>
+        <w:t>deleteItem</w:t>
+      </w:r>
+      <w:proofErr w:type="spellEnd"/>
+      <w:r>
+        <w:rPr>
+          <w:rFonts w:ascii="Arial" w:hAnsi="Arial" w:cs="Arial"/>
+        </w:rPr>
+        <w:t xml:space="preserve"> </w:t>
+      </w:r>
+      <w:proofErr w:type="spellStart"/>
+      <w:r>
+        <w:rPr>
+          <w:rFonts w:ascii="Arial" w:hAnsi="Arial" w:cs="Arial"/>
+        </w:rPr>
+        <w:t>function</w:t>
+      </w:r>
+      <w:proofErr w:type="spellEnd"/>
+      <w:r>
+        <w:rPr>
+          <w:rFonts w:ascii="Arial" w:hAnsi="Arial" w:cs="Arial"/>
+        </w:rPr>
+        <w:t xml:space="preserve"> egy hirdetés törlését végzi. Először kiolvassa az URL</w:t>
       </w:r>
       <w:r>
         <w:rPr>
@@ -6015,7 +11137,37 @@
         <w:rPr>
           <w:rFonts w:ascii="Arial" w:hAnsi="Arial" w:cs="Arial"/>
         </w:rPr>
-        <w:t>as hibával jelzi a jogosultság hiányát. Amennyiben minden feltétel teljesül, a Prisma items.delete() metódusával törli a hirdetést, és visszaküldi a „Hirdetés törölve” üzenetet.</w:t>
+        <w:t xml:space="preserve">as hibával jelzi a jogosultság hiányát. Amennyiben minden feltétel teljesül, a </w:t>
+      </w:r>
+      <w:proofErr w:type="spellStart"/>
+      <w:r>
+        <w:rPr>
+          <w:rFonts w:ascii="Arial" w:hAnsi="Arial" w:cs="Arial"/>
+        </w:rPr>
+        <w:t>Prisma</w:t>
+      </w:r>
+      <w:proofErr w:type="spellEnd"/>
+      <w:r>
+        <w:rPr>
+          <w:rFonts w:ascii="Arial" w:hAnsi="Arial" w:cs="Arial"/>
+        </w:rPr>
+        <w:t xml:space="preserve"> </w:t>
+      </w:r>
+      <w:proofErr w:type="spellStart"/>
+      <w:proofErr w:type="gramStart"/>
+      <w:r>
+        <w:rPr>
+          <w:rFonts w:ascii="Arial" w:hAnsi="Arial" w:cs="Arial"/>
+        </w:rPr>
+        <w:t>items.delete</w:t>
+      </w:r>
+      <w:proofErr w:type="spellEnd"/>
+      <w:proofErr w:type="gramEnd"/>
+      <w:r>
+        <w:rPr>
+          <w:rFonts w:ascii="Arial" w:hAnsi="Arial" w:cs="Arial"/>
+        </w:rPr>
+        <w:t>() metódusával törli a hirdetést, és visszaküldi a „Hirdetés törölve” üzenetet.</w:t>
       </w:r>
     </w:p>
     <w:p>
@@ -6168,36 +11320,75 @@
       <w:r>
         <w:t xml:space="preserve">A </w:t>
       </w:r>
+      <w:proofErr w:type="spellStart"/>
       <w:r>
         <w:rPr>
           <w:rStyle w:val="Kiemels"/>
         </w:rPr>
         <w:t>getMessages</w:t>
       </w:r>
-      <w:r>
-        <w:t xml:space="preserve"> function két felhasználó közötti üzeneteket kér le az adatbázisból. A bejelentkezett felhasználó azonosítóját a tokenből, a másik fél azonosítóját az URL</w:t>
+      <w:proofErr w:type="spellEnd"/>
+      <w:r>
+        <w:t xml:space="preserve"> </w:t>
+      </w:r>
+      <w:proofErr w:type="spellStart"/>
+      <w:r>
+        <w:t>function</w:t>
+      </w:r>
+      <w:proofErr w:type="spellEnd"/>
+      <w:r>
+        <w:t xml:space="preserve"> két felhasználó közötti üzeneteket kér le az adatbázisból. A bejelentkezett felhasználó azonosítóját a </w:t>
+      </w:r>
+      <w:proofErr w:type="spellStart"/>
+      <w:r>
+        <w:t>tokenből</w:t>
+      </w:r>
+      <w:proofErr w:type="spellEnd"/>
+      <w:r>
+        <w:t>, a másik fél azonosítóját az URL</w:t>
       </w:r>
       <w:r>
         <w:noBreakHyphen/>
-        <w:t xml:space="preserve">paraméterből olvassa ki. A Prisma </w:t>
-      </w:r>
+        <w:t xml:space="preserve">paraméterből olvassa ki. A </w:t>
+      </w:r>
+      <w:proofErr w:type="spellStart"/>
+      <w:r>
+        <w:t>Prisma</w:t>
+      </w:r>
+      <w:proofErr w:type="spellEnd"/>
+      <w:r>
+        <w:t xml:space="preserve"> </w:t>
+      </w:r>
+      <w:proofErr w:type="spellStart"/>
+      <w:proofErr w:type="gramStart"/>
       <w:r>
         <w:rPr>
           <w:rStyle w:val="HTML-kd"/>
           <w:rFonts w:eastAsiaTheme="majorEastAsia"/>
         </w:rPr>
-        <w:t>messages.findMany()</w:t>
-      </w:r>
-      <w:r>
-        <w:t xml:space="preserve"> metódusával minden olyan üzenetet lekér, ahol a két fél bármelyik irányban szerepel feladóként és címzettként. A lekérdezés tartalmazza a feladó és a címzett felhasználónevét, valamint – ha létezik – a kapcsolódó ajánlat adatait, például az ajánlat státuszát, az ajánlott és ellenajánlott árat, illetve az ajánlathoz tartozó termék alapadatait és elsődleges képét. Az üzenetek időrendben, a </w:t>
-      </w:r>
+        <w:t>messages.findMany</w:t>
+      </w:r>
+      <w:proofErr w:type="spellEnd"/>
+      <w:proofErr w:type="gramEnd"/>
       <w:r>
         <w:rPr>
           <w:rStyle w:val="HTML-kd"/>
           <w:rFonts w:eastAsiaTheme="majorEastAsia"/>
         </w:rPr>
+        <w:t>()</w:t>
+      </w:r>
+      <w:r>
+        <w:t xml:space="preserve"> metódusával minden olyan üzenetet lekér, ahol a két fél bármelyik irányban szerepel feladóként és címzettként. A lekérdezés tartalmazza a feladó és a címzett felhasználónevét, valamint – ha létezik – a kapcsolódó ajánlat adatait, például az ajánlat státuszát, az ajánlott és ellenajánlott árat, illetve az ajánlathoz tartozó termék alapadatait és elsődleges képét. Az üzenetek időrendben, a </w:t>
+      </w:r>
+      <w:proofErr w:type="spellStart"/>
+      <w:r>
+        <w:rPr>
+          <w:rStyle w:val="HTML-kd"/>
+          <w:rFonts w:eastAsiaTheme="majorEastAsia"/>
+        </w:rPr>
         <w:t>sent_at</w:t>
       </w:r>
+      <w:proofErr w:type="spellEnd"/>
       <w:r>
         <w:t xml:space="preserve"> mező alapján növekvő sorrendben érkeznek vissza.</w:t>
       </w:r>
@@ -6284,32 +11475,63 @@
       <w:r>
         <w:t xml:space="preserve">A </w:t>
       </w:r>
+      <w:proofErr w:type="spellStart"/>
       <w:r>
         <w:rPr>
           <w:rStyle w:val="Kiemels"/>
         </w:rPr>
         <w:t>sendMessage</w:t>
       </w:r>
-      <w:r>
-        <w:t xml:space="preserve"> function egy új üzenet elküldéséért felel. A függvény a kérés törzséből kiolvassa a címzett azonosítóját és az üzenet tartalmát, majd a Prisma </w:t>
-      </w:r>
+      <w:proofErr w:type="spellEnd"/>
+      <w:r>
+        <w:t xml:space="preserve"> </w:t>
+      </w:r>
+      <w:proofErr w:type="spellStart"/>
+      <w:r>
+        <w:t>function</w:t>
+      </w:r>
+      <w:proofErr w:type="spellEnd"/>
+      <w:r>
+        <w:t xml:space="preserve"> egy új üzenet elküldéséért felel. A függvény a kérés törzséből kiolvassa a címzett azonosítóját és az üzenet tartalmát, majd a </w:t>
+      </w:r>
+      <w:proofErr w:type="spellStart"/>
+      <w:r>
+        <w:t>Prisma</w:t>
+      </w:r>
+      <w:proofErr w:type="spellEnd"/>
+      <w:r>
+        <w:t xml:space="preserve"> </w:t>
+      </w:r>
+      <w:proofErr w:type="spellStart"/>
+      <w:proofErr w:type="gramStart"/>
       <w:r>
         <w:rPr>
           <w:rStyle w:val="HTML-kd"/>
           <w:rFonts w:eastAsiaTheme="majorEastAsia"/>
         </w:rPr>
-        <w:t>messages.create()</w:t>
-      </w:r>
-      <w:r>
-        <w:t xml:space="preserve"> metódusával létrehoz egy új rekordot, ahol a feladó a bejelentkezett felhasználó, a címzett pedig a megadott </w:t>
-      </w:r>
+        <w:t>messages.create</w:t>
+      </w:r>
+      <w:proofErr w:type="spellEnd"/>
+      <w:proofErr w:type="gramEnd"/>
       <w:r>
         <w:rPr>
           <w:rStyle w:val="HTML-kd"/>
           <w:rFonts w:eastAsiaTheme="majorEastAsia"/>
         </w:rPr>
+        <w:t>()</w:t>
+      </w:r>
+      <w:r>
+        <w:t xml:space="preserve"> metódusával létrehoz egy új rekordot, ahol a feladó a bejelentkezett felhasználó, a címzett pedig a megadott </w:t>
+      </w:r>
+      <w:proofErr w:type="spellStart"/>
+      <w:r>
+        <w:rPr>
+          <w:rStyle w:val="HTML-kd"/>
+          <w:rFonts w:eastAsiaTheme="majorEastAsia"/>
+        </w:rPr>
         <w:t>receiver_id</w:t>
       </w:r>
+      <w:proofErr w:type="spellEnd"/>
       <w:r>
         <w:t>. Sikeres mentés után visszaküldi az „Üzenet elküldve” üzenetet.</w:t>
       </w:r>
@@ -6402,14 +11624,24 @@
       <w:r>
         <w:t xml:space="preserve">A </w:t>
       </w:r>
+      <w:proofErr w:type="spellStart"/>
       <w:r>
         <w:rPr>
           <w:rStyle w:val="Kiemels"/>
         </w:rPr>
         <w:t>getConversations</w:t>
       </w:r>
-      <w:r>
-        <w:t xml:space="preserve"> function a felhasználó összes beszélgetését gyűjti össze és rendezi. Először lekéri az adatbázisból az összes olyan üzenetet, ahol a bejelentkezett felhasználó feladóként vagy címzettként szerepel, és ezekhez csatolja mindkét fél felhasználónevét. Az üzeneteket időrendben, a legutóbbiaktól kezdve kapja meg. Ezután a függvény végigmegy az összes üzeneten, és minden üzenetnél meghatározza, ki a másik fél. Ha az adott másik felhasználóhoz még nincs beszélgetés rögzítve, létrehoz egy új bejegyzést, amely tartalmazza a másik fél azonosítóját, felhasználónevét, valamint a legutóbbi üzenet tartalmát és időpontját. A végén a beszélgetések listáját JSON formában küldi vissza.</w:t>
+      <w:proofErr w:type="spellEnd"/>
+      <w:r>
+        <w:t xml:space="preserve"> </w:t>
+      </w:r>
+      <w:proofErr w:type="spellStart"/>
+      <w:r>
+        <w:t>function</w:t>
+      </w:r>
+      <w:proofErr w:type="spellEnd"/>
+      <w:r>
+        <w:t xml:space="preserve"> a felhasználó összes beszélgetését gyűjti össze és rendezi. Először lekéri az adatbázisból az összes olyan üzenetet, ahol a bejelentkezett felhasználó feladóként vagy címzettként szerepel, és ezekhez csatolja mindkét fél felhasználónevét. Az üzeneteket időrendben, a legutóbbiaktól kezdve kapja meg. Ezután a függvény végigmegy az összes üzeneten, és minden üzenetnél meghatározza, ki a másik fél. Ha az adott másik felhasználóhoz még nincs beszélgetés rögzítve, létrehoz egy új bejegyzést, amely tartalmazza a másik fél azonosítóját, felhasználónevét, valamint a legutóbbi üzenet tartalmát és időpontját. A végén a beszélgetések listáját JSON formában küldi vissza.</w:t>
       </w:r>
     </w:p>
     <w:p>
@@ -6426,7 +11658,7 @@
         </w:rPr>
         <w:lastRenderedPageBreak/>
         <w:drawing>
-          <wp:anchor distT="0" distB="0" distL="114300" distR="114300" simplePos="0" relativeHeight="251676672" behindDoc="0" locked="0" layoutInCell="1" allowOverlap="1" wp14:anchorId="4A3749A3" wp14:editId="19C3129D">
+          <wp:anchor distT="0" distB="0" distL="114300" distR="114300" simplePos="0" relativeHeight="251676672" behindDoc="0" locked="0" layoutInCell="1" allowOverlap="1" wp14:anchorId="4A3749A3" wp14:editId="48FBDEDB">
             <wp:simplePos x="0" y="0"/>
             <wp:positionH relativeFrom="margin">
               <wp:posOffset>-635</wp:posOffset>
@@ -6607,7 +11839,35 @@
         <w:rPr>
           <w:rFonts w:ascii="Arial" w:hAnsi="Arial" w:cs="Arial"/>
         </w:rPr>
-        <w:t>A getNotifications function a bejelentkezett felhasználó értesítéseit gyűjti össze három különböző forrásból: kedvencekből, rendelésekből és ajánlatokból. Először lekéri azokat a kedvenceket, ahol a felhasználó hirdetését mások megjelölték kedvencnek, majd ezeket egy egységes szerkezetű objektummá alakítja, amely tartalmazza a kedvelő felhasználó adatait és a hirdetés alapinformációit. Ezután lekéri a felhasználó eladóként kapott rendeléseit, és ugyanígy egységes formátumba rendezi őket, beleértve a vevő adatait, a hirdetés címét és a rendelés állapotát. Harmadik lépésként összegyűjti a felhasználó eladóként kapott, még függőben lévő ajánlatait, majd ezekből is értesítési objektumokat készít, amelyek tartalmazzák az ajánlat adatait és a kapcsolódó terméket. A három értesítéstípus egyetlen listába kerül, amelyet a létrehozási idő alapján csökkenő sorrendbe rendez. A függvény végül visszaküldi a legfrissebb 20 értesítést, valamint az összes értesítés számát.</w:t>
+        <w:t xml:space="preserve">A </w:t>
+      </w:r>
+      <w:proofErr w:type="spellStart"/>
+      <w:r>
+        <w:rPr>
+          <w:rFonts w:ascii="Arial" w:hAnsi="Arial" w:cs="Arial"/>
+        </w:rPr>
+        <w:t>getNotifications</w:t>
+      </w:r>
+      <w:proofErr w:type="spellEnd"/>
+      <w:r>
+        <w:rPr>
+          <w:rFonts w:ascii="Arial" w:hAnsi="Arial" w:cs="Arial"/>
+        </w:rPr>
+        <w:t xml:space="preserve"> </w:t>
+      </w:r>
+      <w:proofErr w:type="spellStart"/>
+      <w:r>
+        <w:rPr>
+          <w:rFonts w:ascii="Arial" w:hAnsi="Arial" w:cs="Arial"/>
+        </w:rPr>
+        <w:t>function</w:t>
+      </w:r>
+      <w:proofErr w:type="spellEnd"/>
+      <w:r>
+        <w:rPr>
+          <w:rFonts w:ascii="Arial" w:hAnsi="Arial" w:cs="Arial"/>
+        </w:rPr>
+        <w:t xml:space="preserve"> a bejelentkezett felhasználó értesítéseit gyűjti össze három különböző forrásból: kedvencekből, rendelésekből és ajánlatokból. Először lekéri azokat a kedvenceket, ahol a felhasználó hirdetését mások megjelölték kedvencnek, majd ezeket egy egységes szerkezetű objektummá alakítja, amely tartalmazza a kedvelő felhasználó adatait és a hirdetés alapinformációit. Ezután lekéri a felhasználó eladóként kapott rendeléseit, és ugyanígy egységes formátumba rendezi őket, beleértve a vevő adatait, a hirdetés címét és a rendelés állapotát. Harmadik lépésként összegyűjti a felhasználó eladóként kapott, még függőben lévő ajánlatait, majd ezekből is értesítési objektumokat készít, amelyek tartalmazzák az ajánlat adatait és a kapcsolódó terméket. A három értesítéstípus egyetlen listába kerül, amelyet a létrehozási idő alapján csökkenő sorrendbe rendez. A függvény végül visszaküldi a legfrissebb 20 értesítést, valamint az összes értesítés számát.</w:t>
       </w:r>
     </w:p>
     <w:p>
@@ -6684,7 +11944,35 @@
         <w:rPr>
           <w:rFonts w:ascii="Arial" w:hAnsi="Arial" w:cs="Arial"/>
         </w:rPr>
-        <w:t>A getNotificationCount function a felhasználó értesítéseinek számát adja vissza három különböző kategóriából összesítve. Először lekéri, hogy hányan jelölték kedvencnek a felhasználó hirdetéseit. Ezután megszámolja a felhasználó eladóként kapott, még függőben lévő rendeléseket, majd ugyanígy a függőben lévő ajánlatokat is. A három értéket összeadja, és a kapott összesített számot JSON válaszban küldi vissza.</w:t>
+        <w:t xml:space="preserve">A </w:t>
+      </w:r>
+      <w:proofErr w:type="spellStart"/>
+      <w:r>
+        <w:rPr>
+          <w:rFonts w:ascii="Arial" w:hAnsi="Arial" w:cs="Arial"/>
+        </w:rPr>
+        <w:t>getNotificationCount</w:t>
+      </w:r>
+      <w:proofErr w:type="spellEnd"/>
+      <w:r>
+        <w:rPr>
+          <w:rFonts w:ascii="Arial" w:hAnsi="Arial" w:cs="Arial"/>
+        </w:rPr>
+        <w:t xml:space="preserve"> </w:t>
+      </w:r>
+      <w:proofErr w:type="spellStart"/>
+      <w:r>
+        <w:rPr>
+          <w:rFonts w:ascii="Arial" w:hAnsi="Arial" w:cs="Arial"/>
+        </w:rPr>
+        <w:t>function</w:t>
+      </w:r>
+      <w:proofErr w:type="spellEnd"/>
+      <w:r>
+        <w:rPr>
+          <w:rFonts w:ascii="Arial" w:hAnsi="Arial" w:cs="Arial"/>
+        </w:rPr>
+        <w:t xml:space="preserve"> a felhasználó értesítéseinek számát adja vissza három különböző kategóriából összesítve. Először lekéri, hogy hányan jelölték kedvencnek a felhasználó hirdetéseit. Ezután megszámolja a felhasználó eladóként kapott, még függőben lévő rendeléseket, majd ugyanígy a függőben lévő ajánlatokat is. A három értéket összeadja, és a kapott összesített számot JSON válaszban küldi vissza.</w:t>
       </w:r>
     </w:p>
     <w:p>
@@ -6840,7 +12128,35 @@
         <w:rPr>
           <w:rFonts w:ascii="Arial" w:hAnsi="Arial" w:cs="Arial"/>
         </w:rPr>
-        <w:t>A createOffer function egy új ajánlat létrehozását és annak azonnali elküldését végzi. Először kiolvassa a termék azonosítóját és az ajánlott árat, majd ellenőrzi, hogy a felhasználónak már van</w:t>
+        <w:t xml:space="preserve">A </w:t>
+      </w:r>
+      <w:proofErr w:type="spellStart"/>
+      <w:r>
+        <w:rPr>
+          <w:rFonts w:ascii="Arial" w:hAnsi="Arial" w:cs="Arial"/>
+        </w:rPr>
+        <w:t>createOffer</w:t>
+      </w:r>
+      <w:proofErr w:type="spellEnd"/>
+      <w:r>
+        <w:rPr>
+          <w:rFonts w:ascii="Arial" w:hAnsi="Arial" w:cs="Arial"/>
+        </w:rPr>
+        <w:t xml:space="preserve"> </w:t>
+      </w:r>
+      <w:proofErr w:type="spellStart"/>
+      <w:r>
+        <w:rPr>
+          <w:rFonts w:ascii="Arial" w:hAnsi="Arial" w:cs="Arial"/>
+        </w:rPr>
+        <w:t>function</w:t>
+      </w:r>
+      <w:proofErr w:type="spellEnd"/>
+      <w:r>
+        <w:rPr>
+          <w:rFonts w:ascii="Arial" w:hAnsi="Arial" w:cs="Arial"/>
+        </w:rPr>
+        <w:t xml:space="preserve"> egy új ajánlat létrehozását és annak azonnali elküldését végzi. Először kiolvassa a termék azonosítóját és az ajánlott árat, majd ellenőrzi, hogy a felhasználónak már van</w:t>
       </w:r>
       <w:r>
         <w:rPr>
@@ -6852,7 +12168,35 @@
         <w:rPr>
           <w:rFonts w:ascii="Arial" w:hAnsi="Arial" w:cs="Arial"/>
         </w:rPr>
-        <w:t xml:space="preserve">e függőben lévő ajánlata ugyanarra a termékre; ha igen, hibát küld vissza. Ezután lekéri a hirdetés adatait, és ha a termék nem létezik, vagy a felhasználó a saját hirdetésére próbál ajánlatot tenni, szintén hibát jelez. Ha minden feltétel teljesül, a Prisma segítségével létrehoz egy új ajánlatot, majd egy ehhez kapcsolódó üzenetet is, amely üres tartalommal, de az ajánlat azonosítójával kerül mentésre. A függvény ezután lekéri a feladó felhasználónevét, összeállít egy részletes payload objektumot az ajánlat és az üzenet adataival, majd Socket.IO segítségével valós időben elküldi azt mind a címzettnek, mind a feladónak, amennyiben online vannak. </w:t>
+        <w:t xml:space="preserve">e függőben lévő ajánlata ugyanarra a termékre; ha igen, hibát küld vissza. Ezután lekéri a hirdetés adatait, és ha a termék nem létezik, vagy a felhasználó a saját hirdetésére próbál ajánlatot tenni, szintén hibát jelez. Ha minden feltétel teljesül, a </w:t>
+      </w:r>
+      <w:proofErr w:type="spellStart"/>
+      <w:r>
+        <w:rPr>
+          <w:rFonts w:ascii="Arial" w:hAnsi="Arial" w:cs="Arial"/>
+        </w:rPr>
+        <w:t>Prisma</w:t>
+      </w:r>
+      <w:proofErr w:type="spellEnd"/>
+      <w:r>
+        <w:rPr>
+          <w:rFonts w:ascii="Arial" w:hAnsi="Arial" w:cs="Arial"/>
+        </w:rPr>
+        <w:t xml:space="preserve"> segítségével létrehoz egy új ajánlatot, majd egy ehhez kapcsolódó üzenetet is, amely üres tartalommal, de az ajánlat azonosítójával kerül mentésre. A függvény ezután lekéri a feladó felhasználónevét, összeállít egy részletes </w:t>
+      </w:r>
+      <w:proofErr w:type="spellStart"/>
+      <w:r>
+        <w:rPr>
+          <w:rFonts w:ascii="Arial" w:hAnsi="Arial" w:cs="Arial"/>
+        </w:rPr>
+        <w:t>payload</w:t>
+      </w:r>
+      <w:proofErr w:type="spellEnd"/>
+      <w:r>
+        <w:rPr>
+          <w:rFonts w:ascii="Arial" w:hAnsi="Arial" w:cs="Arial"/>
+        </w:rPr>
+        <w:t xml:space="preserve"> objektumot az ajánlat és az üzenet adataival, majd Socket.IO segítségével valós időben elküldi azt mind a címzettnek, mind a feladónak, amennyiben online vannak. </w:t>
       </w:r>
     </w:p>
     <w:p>
@@ -6940,7 +12284,35 @@
         <w:rPr>
           <w:rFonts w:ascii="Arial" w:hAnsi="Arial" w:cs="Arial"/>
         </w:rPr>
-        <w:t>A acceptOffer function egy ajánlat elfogadását kezeli. Először kiolvassa az ajánlat azonosítóját az URL</w:t>
+        <w:t xml:space="preserve">A </w:t>
+      </w:r>
+      <w:proofErr w:type="spellStart"/>
+      <w:r>
+        <w:rPr>
+          <w:rFonts w:ascii="Arial" w:hAnsi="Arial" w:cs="Arial"/>
+        </w:rPr>
+        <w:t>acceptOffer</w:t>
+      </w:r>
+      <w:proofErr w:type="spellEnd"/>
+      <w:r>
+        <w:rPr>
+          <w:rFonts w:ascii="Arial" w:hAnsi="Arial" w:cs="Arial"/>
+        </w:rPr>
+        <w:t xml:space="preserve"> </w:t>
+      </w:r>
+      <w:proofErr w:type="spellStart"/>
+      <w:r>
+        <w:rPr>
+          <w:rFonts w:ascii="Arial" w:hAnsi="Arial" w:cs="Arial"/>
+        </w:rPr>
+        <w:t>function</w:t>
+      </w:r>
+      <w:proofErr w:type="spellEnd"/>
+      <w:r>
+        <w:rPr>
+          <w:rFonts w:ascii="Arial" w:hAnsi="Arial" w:cs="Arial"/>
+        </w:rPr>
+        <w:t xml:space="preserve"> egy ajánlat elfogadását kezeli. Először kiolvassa az ajánlat azonosítóját az URL</w:t>
       </w:r>
       <w:r>
         <w:rPr>
@@ -6960,11 +12332,47 @@
         </w:rPr>
         <w:t>‑</w:t>
       </w:r>
-      <w:r>
-        <w:rPr>
-          <w:rFonts w:ascii="Arial" w:hAnsi="Arial" w:cs="Arial"/>
-        </w:rPr>
-        <w:t xml:space="preserve">hez tartozik és amelynek az eladója a bejelentkezett felhasználó. Ha ilyen ajánlat nem létezik, vagy a felhasználónak nincs jogosultsága hozzá, hibát küld vissza. Érvényes ajánlat esetén a Prisma segítségével frissíti annak státuszát accepted értékre. Ezután, ha a vevő online van, a függvény Socket.IO segítségével valós időben értesítést küld neki az ajánlat státuszának megváltozásáról. </w:t>
+      <w:proofErr w:type="spellStart"/>
+      <w:r>
+        <w:rPr>
+          <w:rFonts w:ascii="Arial" w:hAnsi="Arial" w:cs="Arial"/>
+        </w:rPr>
+        <w:t>hez</w:t>
+      </w:r>
+      <w:proofErr w:type="spellEnd"/>
+      <w:r>
+        <w:rPr>
+          <w:rFonts w:ascii="Arial" w:hAnsi="Arial" w:cs="Arial"/>
+        </w:rPr>
+        <w:t xml:space="preserve"> tartozik és amelynek az eladója a bejelentkezett felhasználó. Ha ilyen ajánlat nem létezik, vagy a felhasználónak nincs jogosultsága hozzá, hibát küld vissza. Érvényes ajánlat esetén a </w:t>
+      </w:r>
+      <w:proofErr w:type="spellStart"/>
+      <w:r>
+        <w:rPr>
+          <w:rFonts w:ascii="Arial" w:hAnsi="Arial" w:cs="Arial"/>
+        </w:rPr>
+        <w:t>Prisma</w:t>
+      </w:r>
+      <w:proofErr w:type="spellEnd"/>
+      <w:r>
+        <w:rPr>
+          <w:rFonts w:ascii="Arial" w:hAnsi="Arial" w:cs="Arial"/>
+        </w:rPr>
+        <w:t xml:space="preserve"> segítségével frissíti annak státuszát </w:t>
+      </w:r>
+      <w:proofErr w:type="spellStart"/>
+      <w:r>
+        <w:rPr>
+          <w:rFonts w:ascii="Arial" w:hAnsi="Arial" w:cs="Arial"/>
+        </w:rPr>
+        <w:t>accepted</w:t>
+      </w:r>
+      <w:proofErr w:type="spellEnd"/>
+      <w:r>
+        <w:rPr>
+          <w:rFonts w:ascii="Arial" w:hAnsi="Arial" w:cs="Arial"/>
+        </w:rPr>
+        <w:t xml:space="preserve"> értékre. Ezután, ha a vevő online van, a függvény Socket.IO segítségével valós időben értesítést küld neki az ajánlat státuszának megváltozásáról. </w:t>
       </w:r>
     </w:p>
     <w:p>
@@ -7052,7 +12460,35 @@
         <w:rPr>
           <w:rFonts w:ascii="Arial" w:hAnsi="Arial" w:cs="Arial"/>
         </w:rPr>
-        <w:t>A rejectOffer function egy ajánlat elutasítását végzi. Először kiolvassa az ajánlat azonosítóját az URL</w:t>
+        <w:t xml:space="preserve">A </w:t>
+      </w:r>
+      <w:proofErr w:type="spellStart"/>
+      <w:r>
+        <w:rPr>
+          <w:rFonts w:ascii="Arial" w:hAnsi="Arial" w:cs="Arial"/>
+        </w:rPr>
+        <w:t>rejectOffer</w:t>
+      </w:r>
+      <w:proofErr w:type="spellEnd"/>
+      <w:r>
+        <w:rPr>
+          <w:rFonts w:ascii="Arial" w:hAnsi="Arial" w:cs="Arial"/>
+        </w:rPr>
+        <w:t xml:space="preserve"> </w:t>
+      </w:r>
+      <w:proofErr w:type="spellStart"/>
+      <w:r>
+        <w:rPr>
+          <w:rFonts w:ascii="Arial" w:hAnsi="Arial" w:cs="Arial"/>
+        </w:rPr>
+        <w:t>function</w:t>
+      </w:r>
+      <w:proofErr w:type="spellEnd"/>
+      <w:r>
+        <w:rPr>
+          <w:rFonts w:ascii="Arial" w:hAnsi="Arial" w:cs="Arial"/>
+        </w:rPr>
+        <w:t xml:space="preserve"> egy ajánlat elutasítását végzi. Először kiolvassa az ajánlat azonosítóját az URL</w:t>
       </w:r>
       <w:r>
         <w:rPr>
@@ -7072,11 +12508,47 @@
         </w:rPr>
         <w:t>‑</w:t>
       </w:r>
-      <w:r>
-        <w:rPr>
-          <w:rFonts w:ascii="Arial" w:hAnsi="Arial" w:cs="Arial"/>
-        </w:rPr>
-        <w:t xml:space="preserve">hez tartozik és amelynek az eladója a bejelentkezett felhasználó. Ha ilyen ajánlat nem található, vagy a felhasználónak nincs jogosultsága hozzá, hibát küld vissza. Érvényes ajánlat esetén a Prisma segítségével frissíti annak státuszát rejected értékre. Ezután, ha a vevő online van, a függvény Socket.IO segítségével valós időben értesítést küld neki az ajánlat elutasításáról. </w:t>
+      <w:proofErr w:type="spellStart"/>
+      <w:r>
+        <w:rPr>
+          <w:rFonts w:ascii="Arial" w:hAnsi="Arial" w:cs="Arial"/>
+        </w:rPr>
+        <w:t>hez</w:t>
+      </w:r>
+      <w:proofErr w:type="spellEnd"/>
+      <w:r>
+        <w:rPr>
+          <w:rFonts w:ascii="Arial" w:hAnsi="Arial" w:cs="Arial"/>
+        </w:rPr>
+        <w:t xml:space="preserve"> tartozik és amelynek az eladója a bejelentkezett felhasználó. Ha ilyen ajánlat nem található, vagy a felhasználónak nincs jogosultsága hozzá, hibát küld vissza. Érvényes ajánlat esetén a </w:t>
+      </w:r>
+      <w:proofErr w:type="spellStart"/>
+      <w:r>
+        <w:rPr>
+          <w:rFonts w:ascii="Arial" w:hAnsi="Arial" w:cs="Arial"/>
+        </w:rPr>
+        <w:t>Prisma</w:t>
+      </w:r>
+      <w:proofErr w:type="spellEnd"/>
+      <w:r>
+        <w:rPr>
+          <w:rFonts w:ascii="Arial" w:hAnsi="Arial" w:cs="Arial"/>
+        </w:rPr>
+        <w:t xml:space="preserve"> segítségével frissíti annak státuszát </w:t>
+      </w:r>
+      <w:proofErr w:type="spellStart"/>
+      <w:r>
+        <w:rPr>
+          <w:rFonts w:ascii="Arial" w:hAnsi="Arial" w:cs="Arial"/>
+        </w:rPr>
+        <w:t>rejected</w:t>
+      </w:r>
+      <w:proofErr w:type="spellEnd"/>
+      <w:r>
+        <w:rPr>
+          <w:rFonts w:ascii="Arial" w:hAnsi="Arial" w:cs="Arial"/>
+        </w:rPr>
+        <w:t xml:space="preserve"> értékre. Ezután, ha a vevő online van, a függvény Socket.IO segítségével valós időben értesítést küld neki az ajánlat elutasításáról. </w:t>
       </w:r>
     </w:p>
     <w:p>
@@ -7177,7 +12649,35 @@
         <w:rPr>
           <w:rFonts w:ascii="Arial" w:hAnsi="Arial" w:cs="Arial"/>
         </w:rPr>
-        <w:t>A counterOffer function egy visszaajánlat küldését kezeli. A kérésből kiolvassa a visszaajánlott árat és az ajánlat azonosítóját, majd lekéri az adatbázisból azt az ajánlatot, amely a megadott ID</w:t>
+        <w:t xml:space="preserve">A </w:t>
+      </w:r>
+      <w:proofErr w:type="spellStart"/>
+      <w:r>
+        <w:rPr>
+          <w:rFonts w:ascii="Arial" w:hAnsi="Arial" w:cs="Arial"/>
+        </w:rPr>
+        <w:t>counterOffer</w:t>
+      </w:r>
+      <w:proofErr w:type="spellEnd"/>
+      <w:r>
+        <w:rPr>
+          <w:rFonts w:ascii="Arial" w:hAnsi="Arial" w:cs="Arial"/>
+        </w:rPr>
+        <w:t xml:space="preserve"> </w:t>
+      </w:r>
+      <w:proofErr w:type="spellStart"/>
+      <w:r>
+        <w:rPr>
+          <w:rFonts w:ascii="Arial" w:hAnsi="Arial" w:cs="Arial"/>
+        </w:rPr>
+        <w:t>function</w:t>
+      </w:r>
+      <w:proofErr w:type="spellEnd"/>
+      <w:r>
+        <w:rPr>
+          <w:rFonts w:ascii="Arial" w:hAnsi="Arial" w:cs="Arial"/>
+        </w:rPr>
+        <w:t xml:space="preserve"> egy visszaajánlat küldését kezeli. A kérésből kiolvassa a visszaajánlott árat és az ajánlat azonosítóját, majd lekéri az adatbázisból azt az ajánlatot, amely a megadott ID</w:t>
       </w:r>
       <w:r>
         <w:rPr>
@@ -7185,11 +12685,33 @@
         </w:rPr>
         <w:t>‑</w:t>
       </w:r>
-      <w:r>
-        <w:rPr>
-          <w:rFonts w:ascii="Arial" w:hAnsi="Arial" w:cs="Arial"/>
-        </w:rPr>
-        <w:t>hez tartozik és amelynek az eladója a bejelentkezett felhasználó. Ha ilyen ajánlat nem található, hibát ad vissza. A lekért ajánlathoz tartozó termék árának 70%-a alapján kiszámítja a megengedett legalacsonyabb visszaajánlati árat, és ha a felhasználó ennél kevesebbet adna meg, hibát küld a minimális értékkel együtt. Érvényes visszaajánlat esetén frissíti az ajánlat státuszát counter_offered értékre, és eltárolja a visszaajánlott árat. Ha a vevő online van, Socket.IO segítségével értesítést kap az ajánlat módosult állapotáról és a visszaajánlott összegről.</w:t>
+      <w:proofErr w:type="spellStart"/>
+      <w:r>
+        <w:rPr>
+          <w:rFonts w:ascii="Arial" w:hAnsi="Arial" w:cs="Arial"/>
+        </w:rPr>
+        <w:t>hez</w:t>
+      </w:r>
+      <w:proofErr w:type="spellEnd"/>
+      <w:r>
+        <w:rPr>
+          <w:rFonts w:ascii="Arial" w:hAnsi="Arial" w:cs="Arial"/>
+        </w:rPr>
+        <w:t xml:space="preserve"> tartozik és amelynek az eladója a bejelentkezett felhasználó. Ha ilyen ajánlat nem található, hibát ad vissza. A lekért ajánlathoz tartozó termék árának 70%-a alapján kiszámítja a megengedett legalacsonyabb visszaajánlati árat, és ha a felhasználó ennél kevesebbet adna meg, hibát küld a minimális értékkel együtt. Érvényes visszaajánlat esetén frissíti az ajánlat státuszát </w:t>
+      </w:r>
+      <w:proofErr w:type="spellStart"/>
+      <w:r>
+        <w:rPr>
+          <w:rFonts w:ascii="Arial" w:hAnsi="Arial" w:cs="Arial"/>
+        </w:rPr>
+        <w:t>counter_offered</w:t>
+      </w:r>
+      <w:proofErr w:type="spellEnd"/>
+      <w:r>
+        <w:rPr>
+          <w:rFonts w:ascii="Arial" w:hAnsi="Arial" w:cs="Arial"/>
+        </w:rPr>
+        <w:t xml:space="preserve"> értékre, és eltárolja a visszaajánlott árat. Ha a vevő online van, Socket.IO segítségével értesítést kap az ajánlat módosult állapotáról és a visszaajánlott összegről.</w:t>
       </w:r>
     </w:p>
     <w:p>
@@ -7277,7 +12799,35 @@
         <w:rPr>
           <w:rFonts w:ascii="Arial" w:hAnsi="Arial" w:cs="Arial"/>
         </w:rPr>
-        <w:t>A deleteOffer function egy ajánlat törlését végzi. A kérés URL</w:t>
+        <w:t xml:space="preserve">A </w:t>
+      </w:r>
+      <w:proofErr w:type="spellStart"/>
+      <w:r>
+        <w:rPr>
+          <w:rFonts w:ascii="Arial" w:hAnsi="Arial" w:cs="Arial"/>
+        </w:rPr>
+        <w:t>deleteOffer</w:t>
+      </w:r>
+      <w:proofErr w:type="spellEnd"/>
+      <w:r>
+        <w:rPr>
+          <w:rFonts w:ascii="Arial" w:hAnsi="Arial" w:cs="Arial"/>
+        </w:rPr>
+        <w:t xml:space="preserve"> </w:t>
+      </w:r>
+      <w:proofErr w:type="spellStart"/>
+      <w:r>
+        <w:rPr>
+          <w:rFonts w:ascii="Arial" w:hAnsi="Arial" w:cs="Arial"/>
+        </w:rPr>
+        <w:t>function</w:t>
+      </w:r>
+      <w:proofErr w:type="spellEnd"/>
+      <w:r>
+        <w:rPr>
+          <w:rFonts w:ascii="Arial" w:hAnsi="Arial" w:cs="Arial"/>
+        </w:rPr>
+        <w:t xml:space="preserve"> egy ajánlat törlését végzi. A kérés URL</w:t>
       </w:r>
       <w:r>
         <w:rPr>
@@ -7297,11 +12847,19 @@
         </w:rPr>
         <w:t>‑</w:t>
       </w:r>
-      <w:r>
-        <w:rPr>
-          <w:rFonts w:ascii="Arial" w:hAnsi="Arial" w:cs="Arial"/>
-        </w:rPr>
-        <w:t>hez tartozik és amelynek a vevője a bejelentkezett felhasználó. Ha ilyen ajánlat nem található, hibát ad vissza. Érvényes ajánlat esetén törli azt az adatbázisból. Ezután meghatározza az aktuális nap dátumát, és ha a felhasználó napi ajánlatszámlálója még ugyanarra a napra vonatkozik, akkor egyet csökkent rajta.</w:t>
+      <w:proofErr w:type="spellStart"/>
+      <w:r>
+        <w:rPr>
+          <w:rFonts w:ascii="Arial" w:hAnsi="Arial" w:cs="Arial"/>
+        </w:rPr>
+        <w:t>hez</w:t>
+      </w:r>
+      <w:proofErr w:type="spellEnd"/>
+      <w:r>
+        <w:rPr>
+          <w:rFonts w:ascii="Arial" w:hAnsi="Arial" w:cs="Arial"/>
+        </w:rPr>
+        <w:t xml:space="preserve"> tartozik és amelynek a vevője a bejelentkezett felhasználó. Ha ilyen ajánlat nem található, hibát ad vissza. Érvényes ajánlat esetén törli azt az adatbázisból. Ezután meghatározza az aktuális nap dátumát, és ha a felhasználó napi ajánlatszámlálója még ugyanarra a napra vonatkozik, akkor egyet csökkent rajta.</w:t>
       </w:r>
     </w:p>
     <w:p>
@@ -7398,7 +12956,77 @@
         <w:rPr>
           <w:rFonts w:ascii="Arial" w:hAnsi="Arial" w:cs="Arial"/>
         </w:rPr>
-        <w:t>A createOrder function egy termék megvásárlását kezeli. A kérésből kiolvassa a termék azonosítóját és a bejelentkezett felhasználó azonosítóját, majd lekéri az adatbázisból a terméket. Ha a termék nem létezik, hibát ad vissza. Ha a termék státusza nem available, vagy ha a felhasználó a saját termékét próbálná megvenni, szintén hibát küld. Érvényes feltételek esetén tranzakciót indít, amelyben létrehoz egy új rendelést pending státusszal, majd frissíti a termék státuszát sold értékre.</w:t>
+        <w:t xml:space="preserve">A </w:t>
+      </w:r>
+      <w:proofErr w:type="spellStart"/>
+      <w:r>
+        <w:rPr>
+          <w:rFonts w:ascii="Arial" w:hAnsi="Arial" w:cs="Arial"/>
+        </w:rPr>
+        <w:t>createOrder</w:t>
+      </w:r>
+      <w:proofErr w:type="spellEnd"/>
+      <w:r>
+        <w:rPr>
+          <w:rFonts w:ascii="Arial" w:hAnsi="Arial" w:cs="Arial"/>
+        </w:rPr>
+        <w:t xml:space="preserve"> </w:t>
+      </w:r>
+      <w:proofErr w:type="spellStart"/>
+      <w:r>
+        <w:rPr>
+          <w:rFonts w:ascii="Arial" w:hAnsi="Arial" w:cs="Arial"/>
+        </w:rPr>
+        <w:t>function</w:t>
+      </w:r>
+      <w:proofErr w:type="spellEnd"/>
+      <w:r>
+        <w:rPr>
+          <w:rFonts w:ascii="Arial" w:hAnsi="Arial" w:cs="Arial"/>
+        </w:rPr>
+        <w:t xml:space="preserve"> egy termék megvásárlását kezeli. A kérésből kiolvassa a termék azonosítóját és a bejelentkezett felhasználó azonosítóját, majd lekéri az adatbázisból a terméket. Ha a termék nem létezik, hibát ad vissza. Ha a termék státusza nem </w:t>
+      </w:r>
+      <w:proofErr w:type="spellStart"/>
+      <w:r>
+        <w:rPr>
+          <w:rFonts w:ascii="Arial" w:hAnsi="Arial" w:cs="Arial"/>
+        </w:rPr>
+        <w:t>available</w:t>
+      </w:r>
+      <w:proofErr w:type="spellEnd"/>
+      <w:r>
+        <w:rPr>
+          <w:rFonts w:ascii="Arial" w:hAnsi="Arial" w:cs="Arial"/>
+        </w:rPr>
+        <w:t xml:space="preserve">, vagy ha a felhasználó a saját termékét próbálná megvenni, szintén hibát küld. Érvényes feltételek esetén tranzakciót indít, amelyben létrehoz egy új rendelést </w:t>
+      </w:r>
+      <w:proofErr w:type="spellStart"/>
+      <w:r>
+        <w:rPr>
+          <w:rFonts w:ascii="Arial" w:hAnsi="Arial" w:cs="Arial"/>
+        </w:rPr>
+        <w:t>pending</w:t>
+      </w:r>
+      <w:proofErr w:type="spellEnd"/>
+      <w:r>
+        <w:rPr>
+          <w:rFonts w:ascii="Arial" w:hAnsi="Arial" w:cs="Arial"/>
+        </w:rPr>
+        <w:t xml:space="preserve"> státusszal, majd frissíti a termék státuszát </w:t>
+      </w:r>
+      <w:proofErr w:type="spellStart"/>
+      <w:r>
+        <w:rPr>
+          <w:rFonts w:ascii="Arial" w:hAnsi="Arial" w:cs="Arial"/>
+        </w:rPr>
+        <w:t>sold</w:t>
+      </w:r>
+      <w:proofErr w:type="spellEnd"/>
+      <w:r>
+        <w:rPr>
+          <w:rFonts w:ascii="Arial" w:hAnsi="Arial" w:cs="Arial"/>
+        </w:rPr>
+        <w:t xml:space="preserve"> értékre.</w:t>
       </w:r>
     </w:p>
     <w:p>
@@ -7486,7 +13114,49 @@
         <w:rPr>
           <w:rFonts w:ascii="Arial" w:hAnsi="Arial" w:cs="Arial"/>
         </w:rPr>
-        <w:t>A getMyOrders function a bejelentkezett felhasználóhoz tartozó rendelések listáját gyűjti össze. A lekérdezés a felhasználó mint vevő összes rendelését visszaadja, és minden rendeléshez csatolja a kapcsolódó termék adatait, valamint a termék elsődleges képét. Emellett tartalmazza az eladó felhasználónevét és azonosítóját is. Az eredmények a rendelés dátuma alapján csökkenő sorrendben érkeznek. A kapott rekordokból a függvény egy egyszerűsített, egységes szerkezetű objektumlistát készít, amely tartalmazza a rendelés azonosítóját, a termék alapadatait, az eladó adatait és a termék képét.</w:t>
+        <w:t xml:space="preserve">A </w:t>
+      </w:r>
+      <w:proofErr w:type="spellStart"/>
+      <w:r>
+        <w:rPr>
+          <w:rFonts w:ascii="Arial" w:hAnsi="Arial" w:cs="Arial"/>
+        </w:rPr>
+        <w:t>getMyOrders</w:t>
+      </w:r>
+      <w:proofErr w:type="spellEnd"/>
+      <w:r>
+        <w:rPr>
+          <w:rFonts w:ascii="Arial" w:hAnsi="Arial" w:cs="Arial"/>
+        </w:rPr>
+        <w:t xml:space="preserve"> </w:t>
+      </w:r>
+      <w:proofErr w:type="spellStart"/>
+      <w:r>
+        <w:rPr>
+          <w:rFonts w:ascii="Arial" w:hAnsi="Arial" w:cs="Arial"/>
+        </w:rPr>
+        <w:t>function</w:t>
+      </w:r>
+      <w:proofErr w:type="spellEnd"/>
+      <w:r>
+        <w:rPr>
+          <w:rFonts w:ascii="Arial" w:hAnsi="Arial" w:cs="Arial"/>
+        </w:rPr>
+        <w:t xml:space="preserve"> a bejelentkezett felhasználóhoz tartozó rendelések listáját gyűjti össze. A lekérdezés a </w:t>
+      </w:r>
+      <w:proofErr w:type="gramStart"/>
+      <w:r>
+        <w:rPr>
+          <w:rFonts w:ascii="Arial" w:hAnsi="Arial" w:cs="Arial"/>
+        </w:rPr>
+        <w:t>felhasználó</w:t>
+      </w:r>
+      <w:proofErr w:type="gramEnd"/>
+      <w:r>
+        <w:rPr>
+          <w:rFonts w:ascii="Arial" w:hAnsi="Arial" w:cs="Arial"/>
+        </w:rPr>
+        <w:t xml:space="preserve"> mint vevő összes rendelését visszaadja, és minden rendeléshez csatolja a kapcsolódó termék adatait, valamint a termék elsődleges képét. Emellett tartalmazza az eladó felhasználónevét és azonosítóját is. Az eredmények a rendelés dátuma alapján csökkenő sorrendben érkeznek. A kapott rekordokból a függvény egy egyszerűsített, egységes szerkezetű objektumlistát készít, amely tartalmazza a rendelés azonosítóját, a termék alapadatait, az eladó adatait és a termék képét.</w:t>
       </w:r>
     </w:p>
     <w:p>
@@ -7589,7 +13259,49 @@
         <w:rPr>
           <w:rFonts w:ascii="Arial" w:hAnsi="Arial" w:cs="Arial"/>
         </w:rPr>
-        <w:t>A getMySales function a bejelentkezett felhasználó eladóként rögzített rendeléseit gyűjti össze. A lekérdezés minden olyan rendelést visszaad, ahol a felhasználó a seller_id, és ezekhez csatolja a kapcsolódó termék adatait, valamint a termék elsődleges képét. Emellett tartalmazza a vevő felhasználónevét és azonosítóját is. Az eredmények a rendelés dátuma alapján csökkenő sorrendben érkeznek. A kapott rekordokból a függvény egy egységes szerkezetű objektumlistát készít, amely tartalmazza a rendelés azonosítóját, a termék alapadatait, a vevő adatait és a termék képét.</w:t>
+        <w:t xml:space="preserve">A </w:t>
+      </w:r>
+      <w:proofErr w:type="spellStart"/>
+      <w:r>
+        <w:rPr>
+          <w:rFonts w:ascii="Arial" w:hAnsi="Arial" w:cs="Arial"/>
+        </w:rPr>
+        <w:t>getMySales</w:t>
+      </w:r>
+      <w:proofErr w:type="spellEnd"/>
+      <w:r>
+        <w:rPr>
+          <w:rFonts w:ascii="Arial" w:hAnsi="Arial" w:cs="Arial"/>
+        </w:rPr>
+        <w:t xml:space="preserve"> </w:t>
+      </w:r>
+      <w:proofErr w:type="spellStart"/>
+      <w:r>
+        <w:rPr>
+          <w:rFonts w:ascii="Arial" w:hAnsi="Arial" w:cs="Arial"/>
+        </w:rPr>
+        <w:t>function</w:t>
+      </w:r>
+      <w:proofErr w:type="spellEnd"/>
+      <w:r>
+        <w:rPr>
+          <w:rFonts w:ascii="Arial" w:hAnsi="Arial" w:cs="Arial"/>
+        </w:rPr>
+        <w:t xml:space="preserve"> a bejelentkezett felhasználó eladóként rögzített rendeléseit gyűjti össze. A lekérdezés minden olyan rendelést visszaad, ahol a felhasználó a </w:t>
+      </w:r>
+      <w:proofErr w:type="spellStart"/>
+      <w:r>
+        <w:rPr>
+          <w:rFonts w:ascii="Arial" w:hAnsi="Arial" w:cs="Arial"/>
+        </w:rPr>
+        <w:t>seller_id</w:t>
+      </w:r>
+      <w:proofErr w:type="spellEnd"/>
+      <w:r>
+        <w:rPr>
+          <w:rFonts w:ascii="Arial" w:hAnsi="Arial" w:cs="Arial"/>
+        </w:rPr>
+        <w:t>, és ezekhez csatolja a kapcsolódó termék adatait, valamint a termék elsődleges képét. Emellett tartalmazza a vevő felhasználónevét és azonosítóját is. Az eredmények a rendelés dátuma alapján csökkenő sorrendben érkeznek. A kapott rekordokból a függvény egy egységes szerkezetű objektumlistát készít, amely tartalmazza a rendelés azonosítóját, a termék alapadatait, a vevő adatait és a termék képét.</w:t>
       </w:r>
       <w:r>
         <w:rPr>
@@ -7689,7 +13401,35 @@
         <w:rPr>
           <w:rFonts w:ascii="Arial" w:hAnsi="Arial" w:cs="Arial"/>
         </w:rPr>
-        <w:t>A updateOrderStatus function egy rendelés státuszának módosítását végzi. A kérés URL</w:t>
+        <w:t xml:space="preserve">A </w:t>
+      </w:r>
+      <w:proofErr w:type="spellStart"/>
+      <w:r>
+        <w:rPr>
+          <w:rFonts w:ascii="Arial" w:hAnsi="Arial" w:cs="Arial"/>
+        </w:rPr>
+        <w:t>updateOrderStatus</w:t>
+      </w:r>
+      <w:proofErr w:type="spellEnd"/>
+      <w:r>
+        <w:rPr>
+          <w:rFonts w:ascii="Arial" w:hAnsi="Arial" w:cs="Arial"/>
+        </w:rPr>
+        <w:t xml:space="preserve"> </w:t>
+      </w:r>
+      <w:proofErr w:type="spellStart"/>
+      <w:r>
+        <w:rPr>
+          <w:rFonts w:ascii="Arial" w:hAnsi="Arial" w:cs="Arial"/>
+        </w:rPr>
+        <w:t>function</w:t>
+      </w:r>
+      <w:proofErr w:type="spellEnd"/>
+      <w:r>
+        <w:rPr>
+          <w:rFonts w:ascii="Arial" w:hAnsi="Arial" w:cs="Arial"/>
+        </w:rPr>
+        <w:t xml:space="preserve"> egy rendelés státuszának módosítását végzi. A kérés URL</w:t>
       </w:r>
       <w:r>
         <w:rPr>
@@ -7748,8 +13488,379 @@
         <w:rPr>
           <w:rFonts w:ascii="Arial" w:hAnsi="Arial" w:cs="Arial"/>
         </w:rPr>
+        <w:t xml:space="preserve">Az online adásvételi platformok és piacterek világa látszólag telített, hiszen mindannyian ismerjük az olyan nemzetközi óriásokat, mint a </w:t>
+      </w:r>
+      <w:proofErr w:type="spellStart"/>
+      <w:r>
+        <w:rPr>
+          <w:rFonts w:ascii="Arial" w:hAnsi="Arial" w:cs="Arial"/>
+        </w:rPr>
+        <w:t>Vinted</w:t>
+      </w:r>
+      <w:proofErr w:type="spellEnd"/>
+      <w:r>
+        <w:rPr>
+          <w:rFonts w:ascii="Arial" w:hAnsi="Arial" w:cs="Arial"/>
+        </w:rPr>
+        <w:t xml:space="preserve"> vagy az eBay, illetve a hazai viszonylatban évtizedes múltra visszatekintő Jófogást. Ha azonban jobban megvizsgáljuk a piacot, jól látható egy hatalmas, betöltetlen űr.</w:t>
+      </w:r>
+    </w:p>
+    <w:p>
+      <w:pPr>
+        <w:rPr>
+          <w:rFonts w:ascii="Arial" w:hAnsi="Arial" w:cs="Arial"/>
+        </w:rPr>
+      </w:pPr>
+      <w:r>
+        <w:rPr>
+          <w:rFonts w:ascii="Arial" w:hAnsi="Arial" w:cs="Arial"/>
+        </w:rPr>
+        <w:t>A nemzetközi platformok bár technológiailag fejlettek, sokszor hiányzik belőlük a hazai piacra szabott, lokális fókusz. Ezzel szemben az egyetlen igazán nagy, magyar alternatíva, a Jófogás felett mára technológiai és felhasználói élmény (UX) szempontjából is eljárt az idő. A felülete és funkciói elavultak, így már nem képesek maradéktalanul kiszolgálni a modern kor gyors, letisztult és biztonságos online vásárlási igényeit.</w:t>
+      </w:r>
+    </w:p>
+    <w:p>
+      <w:pPr>
+        <w:rPr>
+          <w:rFonts w:ascii="Arial" w:hAnsi="Arial" w:cs="Arial"/>
+        </w:rPr>
+      </w:pPr>
+      <w:r>
+        <w:rPr>
+          <w:rFonts w:ascii="Arial" w:hAnsi="Arial" w:cs="Arial"/>
+        </w:rPr>
+        <w:t xml:space="preserve">A </w:t>
+      </w:r>
+      <w:proofErr w:type="spellStart"/>
+      <w:r>
+        <w:rPr>
+          <w:rFonts w:ascii="Arial" w:hAnsi="Arial" w:cs="Arial"/>
+        </w:rPr>
+        <w:t>Bellora</w:t>
+      </w:r>
+      <w:proofErr w:type="spellEnd"/>
+      <w:r>
+        <w:rPr>
+          <w:rFonts w:ascii="Arial" w:hAnsi="Arial" w:cs="Arial"/>
+        </w:rPr>
+        <w:t xml:space="preserve"> pontosan ezt a hiányt felismerve és megragadva jött létre.</w:t>
+      </w:r>
+    </w:p>
+    <w:p>
+      <w:pPr>
+        <w:rPr>
+          <w:rFonts w:ascii="Arial" w:hAnsi="Arial" w:cs="Arial"/>
+        </w:rPr>
+      </w:pPr>
+      <w:r>
+        <w:rPr>
+          <w:rFonts w:ascii="Arial" w:hAnsi="Arial" w:cs="Arial"/>
+        </w:rPr>
+        <w:t xml:space="preserve">Célunk, hogy egy olyan hazai fejlesztésű, innovatív alternatívát nyújtsunk a felhasználóknak, amely egyesíti a legnépszerűbb nemzetközi platformok modern, felhasználóbarát funkcióit a hazai közösség igényeivel. A </w:t>
+      </w:r>
+      <w:proofErr w:type="spellStart"/>
+      <w:r>
+        <w:rPr>
+          <w:rFonts w:ascii="Arial" w:hAnsi="Arial" w:cs="Arial"/>
+        </w:rPr>
+        <w:t>Bellora</w:t>
+      </w:r>
+      <w:proofErr w:type="spellEnd"/>
+      <w:r>
+        <w:rPr>
+          <w:rFonts w:ascii="Arial" w:hAnsi="Arial" w:cs="Arial"/>
+        </w:rPr>
+        <w:t xml:space="preserve"> nem csupán egy újabb apróhirdetési oldal, hanem egy friss, átlátható és biztonságos magyar online tér, amely végre a 21. századi elvárásoknak megfelelően alkotja újra az online adásvétel élményét Magyarországon.</w:t>
+      </w:r>
+    </w:p>
+    <w:p>
+      <w:pPr>
+        <w:rPr>
+          <w:rFonts w:ascii="Arial" w:hAnsi="Arial" w:cs="Arial"/>
+        </w:rPr>
+      </w:pPr>
+    </w:p>
+    <w:p>
+      <w:pPr>
+        <w:rPr>
+          <w:rFonts w:ascii="Arial" w:hAnsi="Arial" w:cs="Arial"/>
+          <w:b/>
+          <w:bCs/>
+          <w:sz w:val="28"/>
+          <w:szCs w:val="28"/>
+        </w:rPr>
+      </w:pPr>
+      <w:r>
+        <w:rPr>
+          <w:rFonts w:ascii="Arial" w:hAnsi="Arial" w:cs="Arial"/>
+          <w:b/>
+          <w:bCs/>
+          <w:sz w:val="28"/>
+          <w:szCs w:val="28"/>
+        </w:rPr>
+        <w:t xml:space="preserve">Technológiai választásunk: Miért pont a </w:t>
+      </w:r>
+      <w:proofErr w:type="spellStart"/>
+      <w:r>
+        <w:rPr>
+          <w:rFonts w:ascii="Arial" w:hAnsi="Arial" w:cs="Arial"/>
+          <w:b/>
+          <w:bCs/>
+          <w:sz w:val="28"/>
+          <w:szCs w:val="28"/>
+        </w:rPr>
+        <w:t>React</w:t>
+      </w:r>
+      <w:proofErr w:type="spellEnd"/>
+      <w:r>
+        <w:rPr>
+          <w:rFonts w:ascii="Arial" w:hAnsi="Arial" w:cs="Arial"/>
+          <w:b/>
+          <w:bCs/>
+          <w:sz w:val="28"/>
+          <w:szCs w:val="28"/>
+        </w:rPr>
+        <w:t xml:space="preserve"> és a </w:t>
+      </w:r>
+      <w:proofErr w:type="spellStart"/>
+      <w:r>
+        <w:rPr>
+          <w:rFonts w:ascii="Arial" w:hAnsi="Arial" w:cs="Arial"/>
+          <w:b/>
+          <w:bCs/>
+          <w:sz w:val="28"/>
+          <w:szCs w:val="28"/>
+        </w:rPr>
+        <w:t>Prisma</w:t>
+      </w:r>
+      <w:proofErr w:type="spellEnd"/>
+      <w:r>
+        <w:rPr>
+          <w:rFonts w:ascii="Arial" w:hAnsi="Arial" w:cs="Arial"/>
+          <w:b/>
+          <w:bCs/>
+          <w:sz w:val="28"/>
+          <w:szCs w:val="28"/>
+        </w:rPr>
+        <w:t>?</w:t>
+      </w:r>
+    </w:p>
+    <w:p>
+      <w:pPr>
+        <w:rPr>
+          <w:rFonts w:ascii="Arial" w:hAnsi="Arial" w:cs="Arial"/>
+        </w:rPr>
+      </w:pPr>
+      <w:r>
+        <w:rPr>
+          <w:rFonts w:ascii="Arial" w:hAnsi="Arial" w:cs="Arial"/>
+        </w:rPr>
+        <w:t xml:space="preserve">A projekt fejlesztése során olyan technológiai alapokat kerestünk, amelyek mind a felhasználók, mind a fejlesztői csapat számára a legmagasabb minőséget és kényelmet biztosítják. A modern webfejlesztési elvárásokat szem előtt tartva választásunk a </w:t>
+      </w:r>
+      <w:proofErr w:type="spellStart"/>
+      <w:r>
+        <w:rPr>
+          <w:rFonts w:ascii="Arial" w:hAnsi="Arial" w:cs="Arial"/>
+        </w:rPr>
+        <w:t>React</w:t>
+      </w:r>
+      <w:proofErr w:type="spellEnd"/>
+      <w:r>
+        <w:rPr>
+          <w:rFonts w:ascii="Arial" w:hAnsi="Arial" w:cs="Arial"/>
+        </w:rPr>
+        <w:t xml:space="preserve"> és a </w:t>
+      </w:r>
+      <w:proofErr w:type="spellStart"/>
+      <w:r>
+        <w:rPr>
+          <w:rFonts w:ascii="Arial" w:hAnsi="Arial" w:cs="Arial"/>
+        </w:rPr>
+        <w:t>Prisma</w:t>
+      </w:r>
+      <w:proofErr w:type="spellEnd"/>
+      <w:r>
+        <w:rPr>
+          <w:rFonts w:ascii="Arial" w:hAnsi="Arial" w:cs="Arial"/>
+        </w:rPr>
+        <w:t xml:space="preserve"> párosára esett.</w:t>
+      </w:r>
+    </w:p>
+    <w:p>
+      <w:pPr>
+        <w:rPr>
+          <w:rFonts w:ascii="Arial" w:hAnsi="Arial" w:cs="Arial"/>
+          <w:b/>
+          <w:bCs/>
+          <w:sz w:val="24"/>
+          <w:szCs w:val="24"/>
+        </w:rPr>
+      </w:pPr>
+      <w:proofErr w:type="spellStart"/>
+      <w:r>
+        <w:rPr>
+          <w:rFonts w:ascii="Arial" w:hAnsi="Arial" w:cs="Arial"/>
+          <w:b/>
+          <w:bCs/>
+          <w:sz w:val="24"/>
+          <w:szCs w:val="24"/>
+        </w:rPr>
+        <w:t>React</w:t>
+      </w:r>
+      <w:proofErr w:type="spellEnd"/>
+      <w:r>
+        <w:rPr>
+          <w:rFonts w:ascii="Arial" w:hAnsi="Arial" w:cs="Arial"/>
+          <w:b/>
+          <w:bCs/>
+          <w:sz w:val="24"/>
+          <w:szCs w:val="24"/>
+        </w:rPr>
+        <w:t xml:space="preserve"> – A dinamikus és felhasználóbarát felületért</w:t>
+      </w:r>
+    </w:p>
+    <w:p>
+      <w:pPr>
+        <w:rPr>
+          <w:rFonts w:ascii="Arial" w:hAnsi="Arial" w:cs="Arial"/>
+          <w:b/>
+          <w:bCs/>
+          <w:sz w:val="24"/>
+          <w:szCs w:val="24"/>
+        </w:rPr>
+      </w:pPr>
+      <w:r>
+        <w:rPr>
+          <w:rFonts w:ascii="Arial" w:hAnsi="Arial" w:cs="Arial"/>
+        </w:rPr>
+        <w:t xml:space="preserve">A frontend (felhasználói felület) megalkotásához azért döntöttünk a </w:t>
+      </w:r>
+      <w:proofErr w:type="spellStart"/>
+      <w:r>
+        <w:rPr>
+          <w:rFonts w:ascii="Arial" w:hAnsi="Arial" w:cs="Arial"/>
+        </w:rPr>
+        <w:t>React</w:t>
+      </w:r>
+      <w:proofErr w:type="spellEnd"/>
+      <w:r>
+        <w:rPr>
+          <w:rFonts w:ascii="Arial" w:hAnsi="Arial" w:cs="Arial"/>
+        </w:rPr>
+        <w:t xml:space="preserve"> mellett, mert segítségével gyorsan és hatékonyan építhetünk modern, interaktív weboldalakat. Fejlesztői szempontból egy rendkívül kényelmesen és logikusan használható eszköz, amelynek felépítése lehetővé teszi, hogy a fókusz a funkcionalitáson maradjon. Ami viszont ennél is fontosabb: a </w:t>
+      </w:r>
+      <w:proofErr w:type="spellStart"/>
+      <w:r>
+        <w:rPr>
+          <w:rFonts w:ascii="Arial" w:hAnsi="Arial" w:cs="Arial"/>
+        </w:rPr>
+        <w:t>React</w:t>
+      </w:r>
+      <w:proofErr w:type="spellEnd"/>
+      <w:r>
+        <w:rPr>
+          <w:rFonts w:ascii="Arial" w:hAnsi="Arial" w:cs="Arial"/>
+        </w:rPr>
+        <w:t xml:space="preserve"> használatával garantálni tudjuk, hogy a végeredmény egy villámgyors, reszponzív és </w:t>
+      </w:r>
+      <w:r>
+        <w:rPr>
+          <w:rFonts w:ascii="Arial" w:hAnsi="Arial" w:cs="Arial"/>
+          <w:b/>
+          <w:bCs/>
+          <w:sz w:val="24"/>
+          <w:szCs w:val="24"/>
+        </w:rPr>
+        <w:t>minden szempontból felhasználóbarát felület legyen, ahol élmény a böngészés.</w:t>
+      </w:r>
+    </w:p>
+    <w:p>
+      <w:pPr>
+        <w:rPr>
+          <w:rFonts w:ascii="Arial" w:hAnsi="Arial" w:cs="Arial"/>
+          <w:b/>
+          <w:bCs/>
+          <w:sz w:val="24"/>
+          <w:szCs w:val="24"/>
+        </w:rPr>
+      </w:pPr>
+      <w:proofErr w:type="spellStart"/>
+      <w:r>
+        <w:rPr>
+          <w:rFonts w:ascii="Arial" w:hAnsi="Arial" w:cs="Arial"/>
+          <w:b/>
+          <w:bCs/>
+          <w:sz w:val="24"/>
+          <w:szCs w:val="24"/>
+        </w:rPr>
+        <w:t>Prisma</w:t>
+      </w:r>
+      <w:proofErr w:type="spellEnd"/>
+      <w:r>
+        <w:rPr>
+          <w:rFonts w:ascii="Arial" w:hAnsi="Arial" w:cs="Arial"/>
+          <w:b/>
+          <w:bCs/>
+          <w:sz w:val="24"/>
+          <w:szCs w:val="24"/>
+        </w:rPr>
+        <w:t xml:space="preserve"> – A gördülékeny és stabil adatkezelésért</w:t>
+      </w:r>
+    </w:p>
+    <w:p>
+      <w:pPr>
+        <w:rPr>
+          <w:rFonts w:ascii="Arial" w:hAnsi="Arial" w:cs="Arial"/>
+        </w:rPr>
+      </w:pPr>
+      <w:r>
+        <w:rPr>
+          <w:rFonts w:ascii="Arial" w:hAnsi="Arial" w:cs="Arial"/>
+        </w:rPr>
+        <w:t xml:space="preserve">A háttérrendszer és az adatbázis közötti zökkenőmentes kommunikációhoz a </w:t>
+      </w:r>
+      <w:proofErr w:type="spellStart"/>
+      <w:r>
+        <w:rPr>
+          <w:rFonts w:ascii="Arial" w:hAnsi="Arial" w:cs="Arial"/>
+        </w:rPr>
+        <w:t>Prismát</w:t>
+      </w:r>
+      <w:proofErr w:type="spellEnd"/>
+      <w:r>
+        <w:rPr>
+          <w:rFonts w:ascii="Arial" w:hAnsi="Arial" w:cs="Arial"/>
+        </w:rPr>
+        <w:t xml:space="preserve"> alkalmazzuk. Ennek a modern technológiának a legnagyobb előnye a páratlanul gördülékeny és letisztult használat. A </w:t>
+      </w:r>
+      <w:proofErr w:type="spellStart"/>
+      <w:r>
+        <w:rPr>
+          <w:rFonts w:ascii="Arial" w:hAnsi="Arial" w:cs="Arial"/>
+        </w:rPr>
+        <w:t>Prisma</w:t>
+      </w:r>
+      <w:proofErr w:type="spellEnd"/>
+      <w:r>
+        <w:rPr>
+          <w:rFonts w:ascii="Arial" w:hAnsi="Arial" w:cs="Arial"/>
+        </w:rPr>
+        <w:t xml:space="preserve"> alkalmazásával az amúgy bonyolult adatbázis-műveletek és lekérdezések könnyedén kezelhetővé válnak. Ez nemcsak a fejlesztési időt rövidíti le jelentősen, de egy stabil, hibamentes és könnyen karbantartható alapot is ad a projektnek.</w:t>
+      </w:r>
+    </w:p>
+    <w:p>
+      <w:pPr>
+        <w:rPr>
+          <w:rFonts w:ascii="Arial" w:hAnsi="Arial" w:cs="Arial"/>
+        </w:rPr>
+      </w:pPr>
+      <w:r>
+        <w:rPr>
+          <w:rFonts w:ascii="Arial" w:hAnsi="Arial" w:cs="Arial"/>
+          <w:noProof/>
+        </w:rPr>
+        <w:lastRenderedPageBreak/>
         <w:drawing>
-          <wp:inline distT="0" distB="0" distL="0" distR="0" wp14:anchorId="1D7006D7" wp14:editId="14830152">
+          <wp:inline distT="0" distB="0" distL="0" distR="0" wp14:anchorId="0C3CF9CF" wp14:editId="1A481EFE">
             <wp:extent cx="3547872" cy="5609016"/>
             <wp:effectExtent l="0" t="0" r="0" b="0"/>
             <wp:docPr id="39" name="Kép 39"/>
@@ -7798,7 +13909,7 @@
 </file>
 
 <file path=word/endnotes.xml><?xml version="1.0" encoding="utf-8"?>
-<w:endnotes xmlns:wpc="http://schemas.microsoft.com/office/word/2010/wordprocessingCanvas" xmlns:cx="http://schemas.microsoft.com/office/drawing/2014/chartex" xmlns:cx1="http://schemas.microsoft.com/office/drawing/2015/9/8/chartex" xmlns:cx2="http://schemas.microsoft.com/office/drawing/2015/10/21/chartex" xmlns:cx3="http://schemas.microsoft.com/office/drawing/2016/5/9/chartex" xmlns:cx4="http://schemas.microsoft.com/office/drawing/2016/5/10/chartex" xmlns:cx5="http://schemas.microsoft.com/office/drawing/2016/5/11/chartex" xmlns:cx6="http://schemas.microsoft.com/office/drawing/2016/5/12/chartex" xmlns:cx7="http://schemas.microsoft.com/office/drawing/2016/5/13/chartex" xmlns:cx8="http://schemas.microsoft.com/office/drawing/2016/5/14/chartex" xmlns:mc="http://schemas.openxmlformats.org/markup-compatibility/2006" xmlns:aink="http://schemas.microsoft.com/office/drawing/2016/ink" xmlns:am3d="http://schemas.microsoft.com/office/drawing/2017/model3d" xmlns:o="urn:schemas-microsoft-com:office:office" xmlns:oel="http://schemas.microsoft.com/office/2019/extlst" xmlns:r="http://schemas.openxmlformats.org/officeDocument/2006/relationships" xmlns:m="http://schemas.openxmlformats.org/officeDocument/2006/math" xmlns:v="urn:schemas-microsoft-com:vml" xmlns:wp14="http://schemas.microsoft.com/office/word/2010/wordprocessingDrawing" xmlns:wp="http://schemas.openxmlformats.org/drawingml/2006/wordprocessingDrawing" xmlns:w10="urn:schemas-microsoft-com:office:word" xmlns:w="http://schemas.openxmlformats.org/wordprocessingml/2006/main" xmlns:w14="http://schemas.microsoft.com/office/word/2010/wordml" xmlns:w15="http://schemas.microsoft.com/office/word/2012/wordml" xmlns:w16cex="http://schemas.microsoft.com/office/word/2018/wordml/cex" xmlns:w16cid="http://schemas.microsoft.com/office/word/2016/wordml/cid" xmlns:w16="http://schemas.microsoft.com/office/word/2018/wordml" xmlns:w16sdtdh="http://schemas.microsoft.com/office/word/2020/wordml/sdtdatahash" xmlns:w16se="http://schemas.microsoft.com/office/word/2015/wordml/symex" xmlns:wpg="http://schemas.microsoft.com/office/word/2010/wordprocessingGroup" xmlns:wpi="http://schemas.microsoft.com/office/word/2010/wordprocessingInk" xmlns:wne="http://schemas.microsoft.com/office/word/2006/wordml" xmlns:wps="http://schemas.microsoft.com/office/word/2010/wordprocessingShape" mc:Ignorable="w14 w15 w16se w16cid w16 w16cex w16sdtdh wp14">
+<w:endnotes xmlns:wpc="http://schemas.microsoft.com/office/word/2010/wordprocessingCanvas" xmlns:cx="http://schemas.microsoft.com/office/drawing/2014/chartex" xmlns:cx1="http://schemas.microsoft.com/office/drawing/2015/9/8/chartex" xmlns:cx2="http://schemas.microsoft.com/office/drawing/2015/10/21/chartex" xmlns:cx3="http://schemas.microsoft.com/office/drawing/2016/5/9/chartex" xmlns:cx4="http://schemas.microsoft.com/office/drawing/2016/5/10/chartex" xmlns:cx5="http://schemas.microsoft.com/office/drawing/2016/5/11/chartex" xmlns:cx6="http://schemas.microsoft.com/office/drawing/2016/5/12/chartex" xmlns:cx7="http://schemas.microsoft.com/office/drawing/2016/5/13/chartex" xmlns:cx8="http://schemas.microsoft.com/office/drawing/2016/5/14/chartex" xmlns:mc="http://schemas.openxmlformats.org/markup-compatibility/2006" xmlns:aink="http://schemas.microsoft.com/office/drawing/2016/ink" xmlns:am3d="http://schemas.microsoft.com/office/drawing/2017/model3d" xmlns:o="urn:schemas-microsoft-com:office:office" xmlns:oel="http://schemas.microsoft.com/office/2019/extlst" xmlns:r="http://schemas.openxmlformats.org/officeDocument/2006/relationships" xmlns:m="http://schemas.openxmlformats.org/officeDocument/2006/math" xmlns:v="urn:schemas-microsoft-com:vml" xmlns:wp14="http://schemas.microsoft.com/office/word/2010/wordprocessingDrawing" xmlns:wp="http://schemas.openxmlformats.org/drawingml/2006/wordprocessingDrawing" xmlns:w10="urn:schemas-microsoft-com:office:word" xmlns:w="http://schemas.openxmlformats.org/wordprocessingml/2006/main" xmlns:w14="http://schemas.microsoft.com/office/word/2010/wordml" xmlns:w15="http://schemas.microsoft.com/office/word/2012/wordml" xmlns:w16cex="http://schemas.microsoft.com/office/word/2018/wordml/cex" xmlns:w16cid="http://schemas.microsoft.com/office/word/2016/wordml/cid" xmlns:w16="http://schemas.microsoft.com/office/word/2018/wordml" xmlns:w16du="http://schemas.microsoft.com/office/word/2023/wordml/word16du" xmlns:w16sdtdh="http://schemas.microsoft.com/office/word/2020/wordml/sdtdatahash" xmlns:w16sdtfl="http://schemas.microsoft.com/office/word/2024/wordml/sdtformatlock" xmlns:w16se="http://schemas.microsoft.com/office/word/2015/wordml/symex" xmlns:wpg="http://schemas.microsoft.com/office/word/2010/wordprocessingGroup" xmlns:wpi="http://schemas.microsoft.com/office/word/2010/wordprocessingInk" xmlns:wne="http://schemas.microsoft.com/office/word/2006/wordml" xmlns:wps="http://schemas.microsoft.com/office/word/2010/wordprocessingShape" mc:Ignorable="w14 w15 w16se w16cid w16 w16cex w16sdtdh w16sdtfl w16du wp14">
   <w:endnote w:type="separator" w:id="-1">
     <w:p>
       <w:pPr>
@@ -7823,7 +13934,7 @@
 </file>
 
 <file path=word/footer1.xml><?xml version="1.0" encoding="utf-8"?>
-<w:ftr xmlns:wpc="http://schemas.microsoft.com/office/word/2010/wordprocessingCanvas" xmlns:cx="http://schemas.microsoft.com/office/drawing/2014/chartex" xmlns:cx1="http://schemas.microsoft.com/office/drawing/2015/9/8/chartex" xmlns:cx2="http://schemas.microsoft.com/office/drawing/2015/10/21/chartex" xmlns:cx3="http://schemas.microsoft.com/office/drawing/2016/5/9/chartex" xmlns:cx4="http://schemas.microsoft.com/office/drawing/2016/5/10/chartex" xmlns:cx5="http://schemas.microsoft.com/office/drawing/2016/5/11/chartex" xmlns:cx6="http://schemas.microsoft.com/office/drawing/2016/5/12/chartex" xmlns:cx7="http://schemas.microsoft.com/office/drawing/2016/5/13/chartex" xmlns:cx8="http://schemas.microsoft.com/office/drawing/2016/5/14/chartex" xmlns:mc="http://schemas.openxmlformats.org/markup-compatibility/2006" xmlns:aink="http://schemas.microsoft.com/office/drawing/2016/ink" xmlns:am3d="http://schemas.microsoft.com/office/drawing/2017/model3d" xmlns:o="urn:schemas-microsoft-com:office:office" xmlns:oel="http://schemas.microsoft.com/office/2019/extlst" xmlns:r="http://schemas.openxmlformats.org/officeDocument/2006/relationships" xmlns:m="http://schemas.openxmlformats.org/officeDocument/2006/math" xmlns:v="urn:schemas-microsoft-com:vml" xmlns:wp14="http://schemas.microsoft.com/office/word/2010/wordprocessingDrawing" xmlns:wp="http://schemas.openxmlformats.org/drawingml/2006/wordprocessingDrawing" xmlns:w10="urn:schemas-microsoft-com:office:word" xmlns:w="http://schemas.openxmlformats.org/wordprocessingml/2006/main" xmlns:w14="http://schemas.microsoft.com/office/word/2010/wordml" xmlns:w15="http://schemas.microsoft.com/office/word/2012/wordml" xmlns:w16cex="http://schemas.microsoft.com/office/word/2018/wordml/cex" xmlns:w16cid="http://schemas.microsoft.com/office/word/2016/wordml/cid" xmlns:w16="http://schemas.microsoft.com/office/word/2018/wordml" xmlns:w16sdtdh="http://schemas.microsoft.com/office/word/2020/wordml/sdtdatahash" xmlns:w16se="http://schemas.microsoft.com/office/word/2015/wordml/symex" xmlns:wpg="http://schemas.microsoft.com/office/word/2010/wordprocessingGroup" xmlns:wpi="http://schemas.microsoft.com/office/word/2010/wordprocessingInk" xmlns:wne="http://schemas.microsoft.com/office/word/2006/wordml" xmlns:wps="http://schemas.microsoft.com/office/word/2010/wordprocessingShape" mc:Ignorable="w14 w15 w16se w16cid w16 w16cex w16sdtdh wp14">
+<w:ftr xmlns:wpc="http://schemas.microsoft.com/office/word/2010/wordprocessingCanvas" xmlns:cx="http://schemas.microsoft.com/office/drawing/2014/chartex" xmlns:cx1="http://schemas.microsoft.com/office/drawing/2015/9/8/chartex" xmlns:cx2="http://schemas.microsoft.com/office/drawing/2015/10/21/chartex" xmlns:cx3="http://schemas.microsoft.com/office/drawing/2016/5/9/chartex" xmlns:cx4="http://schemas.microsoft.com/office/drawing/2016/5/10/chartex" xmlns:cx5="http://schemas.microsoft.com/office/drawing/2016/5/11/chartex" xmlns:cx6="http://schemas.microsoft.com/office/drawing/2016/5/12/chartex" xmlns:cx7="http://schemas.microsoft.com/office/drawing/2016/5/13/chartex" xmlns:cx8="http://schemas.microsoft.com/office/drawing/2016/5/14/chartex" xmlns:mc="http://schemas.openxmlformats.org/markup-compatibility/2006" xmlns:aink="http://schemas.microsoft.com/office/drawing/2016/ink" xmlns:am3d="http://schemas.microsoft.com/office/drawing/2017/model3d" xmlns:o="urn:schemas-microsoft-com:office:office" xmlns:oel="http://schemas.microsoft.com/office/2019/extlst" xmlns:r="http://schemas.openxmlformats.org/officeDocument/2006/relationships" xmlns:m="http://schemas.openxmlformats.org/officeDocument/2006/math" xmlns:v="urn:schemas-microsoft-com:vml" xmlns:wp14="http://schemas.microsoft.com/office/word/2010/wordprocessingDrawing" xmlns:wp="http://schemas.openxmlformats.org/drawingml/2006/wordprocessingDrawing" xmlns:w10="urn:schemas-microsoft-com:office:word" xmlns:w="http://schemas.openxmlformats.org/wordprocessingml/2006/main" xmlns:w14="http://schemas.microsoft.com/office/word/2010/wordml" xmlns:w15="http://schemas.microsoft.com/office/word/2012/wordml" xmlns:w16cex="http://schemas.microsoft.com/office/word/2018/wordml/cex" xmlns:w16cid="http://schemas.microsoft.com/office/word/2016/wordml/cid" xmlns:w16="http://schemas.microsoft.com/office/word/2018/wordml" xmlns:w16du="http://schemas.microsoft.com/office/word/2023/wordml/word16du" xmlns:w16sdtdh="http://schemas.microsoft.com/office/word/2020/wordml/sdtdatahash" xmlns:w16sdtfl="http://schemas.microsoft.com/office/word/2024/wordml/sdtformatlock" xmlns:w16se="http://schemas.microsoft.com/office/word/2015/wordml/symex" xmlns:wpg="http://schemas.microsoft.com/office/word/2010/wordprocessingGroup" xmlns:wpi="http://schemas.microsoft.com/office/word/2010/wordprocessingInk" xmlns:wne="http://schemas.microsoft.com/office/word/2006/wordml" xmlns:wps="http://schemas.microsoft.com/office/word/2010/wordprocessingShape" mc:Ignorable="w14 w15 w16se w16cid w16 w16cex w16sdtdh w16sdtfl w16du wp14">
   <w:sdt>
     <w:sdtPr>
       <w:rPr>
@@ -7907,7 +14018,7 @@
 </file>
 
 <file path=word/footnotes.xml><?xml version="1.0" encoding="utf-8"?>
-<w:footnotes xmlns:wpc="http://schemas.microsoft.com/office/word/2010/wordprocessingCanvas" xmlns:cx="http://schemas.microsoft.com/office/drawing/2014/chartex" xmlns:cx1="http://schemas.microsoft.com/office/drawing/2015/9/8/chartex" xmlns:cx2="http://schemas.microsoft.com/office/drawing/2015/10/21/chartex" xmlns:cx3="http://schemas.microsoft.com/office/drawing/2016/5/9/chartex" xmlns:cx4="http://schemas.microsoft.com/office/drawing/2016/5/10/chartex" xmlns:cx5="http://schemas.microsoft.com/office/drawing/2016/5/11/chartex" xmlns:cx6="http://schemas.microsoft.com/office/drawing/2016/5/12/chartex" xmlns:cx7="http://schemas.microsoft.com/office/drawing/2016/5/13/chartex" xmlns:cx8="http://schemas.microsoft.com/office/drawing/2016/5/14/chartex" xmlns:mc="http://schemas.openxmlformats.org/markup-compatibility/2006" xmlns:aink="http://schemas.microsoft.com/office/drawing/2016/ink" xmlns:am3d="http://schemas.microsoft.com/office/drawing/2017/model3d" xmlns:o="urn:schemas-microsoft-com:office:office" xmlns:oel="http://schemas.microsoft.com/office/2019/extlst" xmlns:r="http://schemas.openxmlformats.org/officeDocument/2006/relationships" xmlns:m="http://schemas.openxmlformats.org/officeDocument/2006/math" xmlns:v="urn:schemas-microsoft-com:vml" xmlns:wp14="http://schemas.microsoft.com/office/word/2010/wordprocessingDrawing" xmlns:wp="http://schemas.openxmlformats.org/drawingml/2006/wordprocessingDrawing" xmlns:w10="urn:schemas-microsoft-com:office:word" xmlns:w="http://schemas.openxmlformats.org/wordprocessingml/2006/main" xmlns:w14="http://schemas.microsoft.com/office/word/2010/wordml" xmlns:w15="http://schemas.microsoft.com/office/word/2012/wordml" xmlns:w16cex="http://schemas.microsoft.com/office/word/2018/wordml/cex" xmlns:w16cid="http://schemas.microsoft.com/office/word/2016/wordml/cid" xmlns:w16="http://schemas.microsoft.com/office/word/2018/wordml" xmlns:w16sdtdh="http://schemas.microsoft.com/office/word/2020/wordml/sdtdatahash" xmlns:w16se="http://schemas.microsoft.com/office/word/2015/wordml/symex" xmlns:wpg="http://schemas.microsoft.com/office/word/2010/wordprocessingGroup" xmlns:wpi="http://schemas.microsoft.com/office/word/2010/wordprocessingInk" xmlns:wne="http://schemas.microsoft.com/office/word/2006/wordml" xmlns:wps="http://schemas.microsoft.com/office/word/2010/wordprocessingShape" mc:Ignorable="w14 w15 w16se w16cid w16 w16cex w16sdtdh wp14">
+<w:footnotes xmlns:wpc="http://schemas.microsoft.com/office/word/2010/wordprocessingCanvas" xmlns:cx="http://schemas.microsoft.com/office/drawing/2014/chartex" xmlns:cx1="http://schemas.microsoft.com/office/drawing/2015/9/8/chartex" xmlns:cx2="http://schemas.microsoft.com/office/drawing/2015/10/21/chartex" xmlns:cx3="http://schemas.microsoft.com/office/drawing/2016/5/9/chartex" xmlns:cx4="http://schemas.microsoft.com/office/drawing/2016/5/10/chartex" xmlns:cx5="http://schemas.microsoft.com/office/drawing/2016/5/11/chartex" xmlns:cx6="http://schemas.microsoft.com/office/drawing/2016/5/12/chartex" xmlns:cx7="http://schemas.microsoft.com/office/drawing/2016/5/13/chartex" xmlns:cx8="http://schemas.microsoft.com/office/drawing/2016/5/14/chartex" xmlns:mc="http://schemas.openxmlformats.org/markup-compatibility/2006" xmlns:aink="http://schemas.microsoft.com/office/drawing/2016/ink" xmlns:am3d="http://schemas.microsoft.com/office/drawing/2017/model3d" xmlns:o="urn:schemas-microsoft-com:office:office" xmlns:oel="http://schemas.microsoft.com/office/2019/extlst" xmlns:r="http://schemas.openxmlformats.org/officeDocument/2006/relationships" xmlns:m="http://schemas.openxmlformats.org/officeDocument/2006/math" xmlns:v="urn:schemas-microsoft-com:vml" xmlns:wp14="http://schemas.microsoft.com/office/word/2010/wordprocessingDrawing" xmlns:wp="http://schemas.openxmlformats.org/drawingml/2006/wordprocessingDrawing" xmlns:w10="urn:schemas-microsoft-com:office:word" xmlns:w="http://schemas.openxmlformats.org/wordprocessingml/2006/main" xmlns:w14="http://schemas.microsoft.com/office/word/2010/wordml" xmlns:w15="http://schemas.microsoft.com/office/word/2012/wordml" xmlns:w16cex="http://schemas.microsoft.com/office/word/2018/wordml/cex" xmlns:w16cid="http://schemas.microsoft.com/office/word/2016/wordml/cid" xmlns:w16="http://schemas.microsoft.com/office/word/2018/wordml" xmlns:w16du="http://schemas.microsoft.com/office/word/2023/wordml/word16du" xmlns:w16sdtdh="http://schemas.microsoft.com/office/word/2020/wordml/sdtdatahash" xmlns:w16sdtfl="http://schemas.microsoft.com/office/word/2024/wordml/sdtformatlock" xmlns:w16se="http://schemas.microsoft.com/office/word/2015/wordml/symex" xmlns:wpg="http://schemas.microsoft.com/office/word/2010/wordprocessingGroup" xmlns:wpi="http://schemas.microsoft.com/office/word/2010/wordprocessingInk" xmlns:wne="http://schemas.microsoft.com/office/word/2006/wordml" xmlns:wps="http://schemas.microsoft.com/office/word/2010/wordprocessingShape" mc:Ignorable="w14 w15 w16se w16cid w16 w16cex w16sdtdh w16sdtfl w16du wp14">
   <w:footnote w:type="separator" w:id="-1">
     <w:p>
       <w:pPr>
@@ -7932,7 +14043,7 @@
 </file>
 
 <file path=word/header1.xml><?xml version="1.0" encoding="utf-8"?>
-<w:hdr xmlns:wpc="http://schemas.microsoft.com/office/word/2010/wordprocessingCanvas" xmlns:cx="http://schemas.microsoft.com/office/drawing/2014/chartex" xmlns:cx1="http://schemas.microsoft.com/office/drawing/2015/9/8/chartex" xmlns:cx2="http://schemas.microsoft.com/office/drawing/2015/10/21/chartex" xmlns:cx3="http://schemas.microsoft.com/office/drawing/2016/5/9/chartex" xmlns:cx4="http://schemas.microsoft.com/office/drawing/2016/5/10/chartex" xmlns:cx5="http://schemas.microsoft.com/office/drawing/2016/5/11/chartex" xmlns:cx6="http://schemas.microsoft.com/office/drawing/2016/5/12/chartex" xmlns:cx7="http://schemas.microsoft.com/office/drawing/2016/5/13/chartex" xmlns:cx8="http://schemas.microsoft.com/office/drawing/2016/5/14/chartex" xmlns:mc="http://schemas.openxmlformats.org/markup-compatibility/2006" xmlns:aink="http://schemas.microsoft.com/office/drawing/2016/ink" xmlns:am3d="http://schemas.microsoft.com/office/drawing/2017/model3d" xmlns:o="urn:schemas-microsoft-com:office:office" xmlns:oel="http://schemas.microsoft.com/office/2019/extlst" xmlns:r="http://schemas.openxmlformats.org/officeDocument/2006/relationships" xmlns:m="http://schemas.openxmlformats.org/officeDocument/2006/math" xmlns:v="urn:schemas-microsoft-com:vml" xmlns:wp14="http://schemas.microsoft.com/office/word/2010/wordprocessingDrawing" xmlns:wp="http://schemas.openxmlformats.org/drawingml/2006/wordprocessingDrawing" xmlns:w10="urn:schemas-microsoft-com:office:word" xmlns:w="http://schemas.openxmlformats.org/wordprocessingml/2006/main" xmlns:w14="http://schemas.microsoft.com/office/word/2010/wordml" xmlns:w15="http://schemas.microsoft.com/office/word/2012/wordml" xmlns:w16cex="http://schemas.microsoft.com/office/word/2018/wordml/cex" xmlns:w16cid="http://schemas.microsoft.com/office/word/2016/wordml/cid" xmlns:w16="http://schemas.microsoft.com/office/word/2018/wordml" xmlns:w16sdtdh="http://schemas.microsoft.com/office/word/2020/wordml/sdtdatahash" xmlns:w16se="http://schemas.microsoft.com/office/word/2015/wordml/symex" xmlns:wpg="http://schemas.microsoft.com/office/word/2010/wordprocessingGroup" xmlns:wpi="http://schemas.microsoft.com/office/word/2010/wordprocessingInk" xmlns:wne="http://schemas.microsoft.com/office/word/2006/wordml" xmlns:wps="http://schemas.microsoft.com/office/word/2010/wordprocessingShape" mc:Ignorable="w14 w15 w16se w16cid w16 w16cex w16sdtdh wp14">
+<w:hdr xmlns:wpc="http://schemas.microsoft.com/office/word/2010/wordprocessingCanvas" xmlns:cx="http://schemas.microsoft.com/office/drawing/2014/chartex" xmlns:cx1="http://schemas.microsoft.com/office/drawing/2015/9/8/chartex" xmlns:cx2="http://schemas.microsoft.com/office/drawing/2015/10/21/chartex" xmlns:cx3="http://schemas.microsoft.com/office/drawing/2016/5/9/chartex" xmlns:cx4="http://schemas.microsoft.com/office/drawing/2016/5/10/chartex" xmlns:cx5="http://schemas.microsoft.com/office/drawing/2016/5/11/chartex" xmlns:cx6="http://schemas.microsoft.com/office/drawing/2016/5/12/chartex" xmlns:cx7="http://schemas.microsoft.com/office/drawing/2016/5/13/chartex" xmlns:cx8="http://schemas.microsoft.com/office/drawing/2016/5/14/chartex" xmlns:mc="http://schemas.openxmlformats.org/markup-compatibility/2006" xmlns:aink="http://schemas.microsoft.com/office/drawing/2016/ink" xmlns:am3d="http://schemas.microsoft.com/office/drawing/2017/model3d" xmlns:o="urn:schemas-microsoft-com:office:office" xmlns:oel="http://schemas.microsoft.com/office/2019/extlst" xmlns:r="http://schemas.openxmlformats.org/officeDocument/2006/relationships" xmlns:m="http://schemas.openxmlformats.org/officeDocument/2006/math" xmlns:v="urn:schemas-microsoft-com:vml" xmlns:wp14="http://schemas.microsoft.com/office/word/2010/wordprocessingDrawing" xmlns:wp="http://schemas.openxmlformats.org/drawingml/2006/wordprocessingDrawing" xmlns:w10="urn:schemas-microsoft-com:office:word" xmlns:w="http://schemas.openxmlformats.org/wordprocessingml/2006/main" xmlns:w14="http://schemas.microsoft.com/office/word/2010/wordml" xmlns:w15="http://schemas.microsoft.com/office/word/2012/wordml" xmlns:w16cex="http://schemas.microsoft.com/office/word/2018/wordml/cex" xmlns:w16cid="http://schemas.microsoft.com/office/word/2016/wordml/cid" xmlns:w16="http://schemas.microsoft.com/office/word/2018/wordml" xmlns:w16du="http://schemas.microsoft.com/office/word/2023/wordml/word16du" xmlns:w16sdtdh="http://schemas.microsoft.com/office/word/2020/wordml/sdtdatahash" xmlns:w16sdtfl="http://schemas.microsoft.com/office/word/2024/wordml/sdtformatlock" xmlns:w16se="http://schemas.microsoft.com/office/word/2015/wordml/symex" xmlns:wpg="http://schemas.microsoft.com/office/word/2010/wordprocessingGroup" xmlns:wpi="http://schemas.microsoft.com/office/word/2010/wordprocessingInk" xmlns:wne="http://schemas.microsoft.com/office/word/2006/wordml" xmlns:wps="http://schemas.microsoft.com/office/word/2010/wordprocessingShape" mc:Ignorable="w14 w15 w16se w16cid w16 w16cex w16sdtdh w16sdtfl w16du wp14">
   <w:p>
     <w:pPr>
       <w:pStyle w:val="lfej"/>
@@ -8008,6 +14119,7 @@
         </wp:anchor>
       </w:drawing>
     </w:r>
+    <w:proofErr w:type="spellStart"/>
     <w:r>
       <w:rPr>
         <w:sz w:val="48"/>
@@ -8015,12 +14127,13 @@
       </w:rPr>
       <w:t>Bellora</w:t>
     </w:r>
+    <w:proofErr w:type="spellEnd"/>
   </w:p>
 </w:hdr>
 </file>
 
 <file path=word/numbering.xml><?xml version="1.0" encoding="utf-8"?>
-<w:numbering xmlns:wpc="http://schemas.microsoft.com/office/word/2010/wordprocessingCanvas" xmlns:cx="http://schemas.microsoft.com/office/drawing/2014/chartex" xmlns:cx1="http://schemas.microsoft.com/office/drawing/2015/9/8/chartex" xmlns:cx2="http://schemas.microsoft.com/office/drawing/2015/10/21/chartex" xmlns:cx3="http://schemas.microsoft.com/office/drawing/2016/5/9/chartex" xmlns:cx4="http://schemas.microsoft.com/office/drawing/2016/5/10/chartex" xmlns:cx5="http://schemas.microsoft.com/office/drawing/2016/5/11/chartex" xmlns:cx6="http://schemas.microsoft.com/office/drawing/2016/5/12/chartex" xmlns:cx7="http://schemas.microsoft.com/office/drawing/2016/5/13/chartex" xmlns:cx8="http://schemas.microsoft.com/office/drawing/2016/5/14/chartex" xmlns:mc="http://schemas.openxmlformats.org/markup-compatibility/2006" xmlns:aink="http://schemas.microsoft.com/office/drawing/2016/ink" xmlns:am3d="http://schemas.microsoft.com/office/drawing/2017/model3d" xmlns:o="urn:schemas-microsoft-com:office:office" xmlns:oel="http://schemas.microsoft.com/office/2019/extlst" xmlns:r="http://schemas.openxmlformats.org/officeDocument/2006/relationships" xmlns:m="http://schemas.openxmlformats.org/officeDocument/2006/math" xmlns:v="urn:schemas-microsoft-com:vml" xmlns:wp14="http://schemas.microsoft.com/office/word/2010/wordprocessingDrawing" xmlns:wp="http://schemas.openxmlformats.org/drawingml/2006/wordprocessingDrawing" xmlns:w10="urn:schemas-microsoft-com:office:word" xmlns:w="http://schemas.openxmlformats.org/wordprocessingml/2006/main" xmlns:w14="http://schemas.microsoft.com/office/word/2010/wordml" xmlns:w15="http://schemas.microsoft.com/office/word/2012/wordml" xmlns:w16cex="http://schemas.microsoft.com/office/word/2018/wordml/cex" xmlns:w16cid="http://schemas.microsoft.com/office/word/2016/wordml/cid" xmlns:w16="http://schemas.microsoft.com/office/word/2018/wordml" xmlns:w16sdtdh="http://schemas.microsoft.com/office/word/2020/wordml/sdtdatahash" xmlns:w16se="http://schemas.microsoft.com/office/word/2015/wordml/symex" xmlns:wpg="http://schemas.microsoft.com/office/word/2010/wordprocessingGroup" xmlns:wpi="http://schemas.microsoft.com/office/word/2010/wordprocessingInk" xmlns:wne="http://schemas.microsoft.com/office/word/2006/wordml" xmlns:wps="http://schemas.microsoft.com/office/word/2010/wordprocessingShape" mc:Ignorable="w14 w15 w16se w16cid w16 w16cex w16sdtdh wp14">
+<w:numbering xmlns:wpc="http://schemas.microsoft.com/office/word/2010/wordprocessingCanvas" xmlns:cx="http://schemas.microsoft.com/office/drawing/2014/chartex" xmlns:cx1="http://schemas.microsoft.com/office/drawing/2015/9/8/chartex" xmlns:cx2="http://schemas.microsoft.com/office/drawing/2015/10/21/chartex" xmlns:cx3="http://schemas.microsoft.com/office/drawing/2016/5/9/chartex" xmlns:cx4="http://schemas.microsoft.com/office/drawing/2016/5/10/chartex" xmlns:cx5="http://schemas.microsoft.com/office/drawing/2016/5/11/chartex" xmlns:cx6="http://schemas.microsoft.com/office/drawing/2016/5/12/chartex" xmlns:cx7="http://schemas.microsoft.com/office/drawing/2016/5/13/chartex" xmlns:cx8="http://schemas.microsoft.com/office/drawing/2016/5/14/chartex" xmlns:mc="http://schemas.openxmlformats.org/markup-compatibility/2006" xmlns:aink="http://schemas.microsoft.com/office/drawing/2016/ink" xmlns:am3d="http://schemas.microsoft.com/office/drawing/2017/model3d" xmlns:o="urn:schemas-microsoft-com:office:office" xmlns:oel="http://schemas.microsoft.com/office/2019/extlst" xmlns:r="http://schemas.openxmlformats.org/officeDocument/2006/relationships" xmlns:m="http://schemas.openxmlformats.org/officeDocument/2006/math" xmlns:v="urn:schemas-microsoft-com:vml" xmlns:wp14="http://schemas.microsoft.com/office/word/2010/wordprocessingDrawing" xmlns:wp="http://schemas.openxmlformats.org/drawingml/2006/wordprocessingDrawing" xmlns:w10="urn:schemas-microsoft-com:office:word" xmlns:w="http://schemas.openxmlformats.org/wordprocessingml/2006/main" xmlns:w14="http://schemas.microsoft.com/office/word/2010/wordml" xmlns:w15="http://schemas.microsoft.com/office/word/2012/wordml" xmlns:w16cex="http://schemas.microsoft.com/office/word/2018/wordml/cex" xmlns:w16cid="http://schemas.microsoft.com/office/word/2016/wordml/cid" xmlns:w16="http://schemas.microsoft.com/office/word/2018/wordml" xmlns:w16du="http://schemas.microsoft.com/office/word/2023/wordml/word16du" xmlns:w16sdtdh="http://schemas.microsoft.com/office/word/2020/wordml/sdtdatahash" xmlns:w16sdtfl="http://schemas.microsoft.com/office/word/2024/wordml/sdtformatlock" xmlns:w16se="http://schemas.microsoft.com/office/word/2015/wordml/symex" xmlns:wpg="http://schemas.microsoft.com/office/word/2010/wordprocessingGroup" xmlns:wpi="http://schemas.microsoft.com/office/word/2010/wordprocessingInk" xmlns:wne="http://schemas.microsoft.com/office/word/2006/wordml" xmlns:wps="http://schemas.microsoft.com/office/word/2010/wordprocessingShape" mc:Ignorable="w14 w15 w16se w16cid w16 w16cex w16sdtdh w16sdtfl w16du wp14">
   <w:abstractNum w:abstractNumId="0" w15:restartNumberingAfterBreak="0">
     <w:nsid w:val="00DC2184"/>
     <w:multiLevelType w:val="multilevel"/>
@@ -12185,7 +18298,7 @@
 </file>
 
 <file path=word/styles.xml><?xml version="1.0" encoding="utf-8"?>
-<w:styles xmlns:mc="http://schemas.openxmlformats.org/markup-compatibility/2006" xmlns:r="http://schemas.openxmlformats.org/officeDocument/2006/relationships" xmlns:w="http://schemas.openxmlformats.org/wordprocessingml/2006/main" xmlns:w14="http://schemas.microsoft.com/office/word/2010/wordml" xmlns:w15="http://schemas.microsoft.com/office/word/2012/wordml" xmlns:w16cex="http://schemas.microsoft.com/office/word/2018/wordml/cex" xmlns:w16cid="http://schemas.microsoft.com/office/word/2016/wordml/cid" xmlns:w16="http://schemas.microsoft.com/office/word/2018/wordml" xmlns:w16sdtdh="http://schemas.microsoft.com/office/word/2020/wordml/sdtdatahash" xmlns:w16se="http://schemas.microsoft.com/office/word/2015/wordml/symex" mc:Ignorable="w14 w15 w16se w16cid w16 w16cex w16sdtdh">
+<w:styles xmlns:mc="http://schemas.openxmlformats.org/markup-compatibility/2006" xmlns:r="http://schemas.openxmlformats.org/officeDocument/2006/relationships" xmlns:w="http://schemas.openxmlformats.org/wordprocessingml/2006/main" xmlns:w14="http://schemas.microsoft.com/office/word/2010/wordml" xmlns:w15="http://schemas.microsoft.com/office/word/2012/wordml" xmlns:w16cex="http://schemas.microsoft.com/office/word/2018/wordml/cex" xmlns:w16cid="http://schemas.microsoft.com/office/word/2016/wordml/cid" xmlns:w16="http://schemas.microsoft.com/office/word/2018/wordml" xmlns:w16du="http://schemas.microsoft.com/office/word/2023/wordml/word16du" xmlns:w16sdtdh="http://schemas.microsoft.com/office/word/2020/wordml/sdtdatahash" xmlns:w16sdtfl="http://schemas.microsoft.com/office/word/2024/wordml/sdtformatlock" xmlns:w16se="http://schemas.microsoft.com/office/word/2015/wordml/symex" mc:Ignorable="w14 w15 w16se w16cid w16 w16cex w16sdtdh w16sdtfl w16du">
   <w:docDefaults>
     <w:rPrDefault>
       <w:rPr>

--- a/docs/Bellora dokumentacio.docx
+++ b/docs/Bellora dokumentacio.docx
@@ -160,7 +160,7 @@
     </w:p>
     <w:p>
       <w:pPr>
-        <w:pStyle w:val="Listaszerbekezds"/>
+        <w:pStyle w:val="ListParagraph"/>
         <w:numPr>
           <w:ilvl w:val="0"/>
           <w:numId w:val="20"/>
@@ -183,7 +183,7 @@
     </w:p>
     <w:p>
       <w:pPr>
-        <w:pStyle w:val="Listaszerbekezds"/>
+        <w:pStyle w:val="ListParagraph"/>
         <w:numPr>
           <w:ilvl w:val="0"/>
           <w:numId w:val="20"/>
@@ -256,7 +256,7 @@
       <w:sdtContent>
         <w:p>
           <w:pPr>
-            <w:pStyle w:val="Tartalomjegyzkcmsora"/>
+            <w:pStyle w:val="TOCHeading"/>
           </w:pPr>
           <w:r>
             <w:t>Tartalom</w:t>
@@ -264,15 +264,15 @@
         </w:p>
         <w:p>
           <w:pPr>
-            <w:pStyle w:val="TJ1"/>
+            <w:pStyle w:val="TOC1"/>
             <w:tabs>
               <w:tab w:val="right" w:leader="dot" w:pos="9062"/>
             </w:tabs>
             <w:rPr>
               <w:rFonts w:eastAsiaTheme="minorEastAsia"/>
               <w:noProof/>
-              <w:sz w:val="28"/>
-              <w:szCs w:val="28"/>
+              <w:sz w:val="24"/>
+              <w:szCs w:val="24"/>
               <w:lang w:eastAsia="hu-HU"/>
             </w:rPr>
           </w:pPr>
@@ -285,14 +285,12 @@
           <w:r>
             <w:fldChar w:fldCharType="separate"/>
           </w:r>
-          <w:hyperlink w:anchor="_Toc228378710" w:history="1">
-            <w:r>
-              <w:rPr>
-                <w:rStyle w:val="Hiperhivatkozs"/>
+          <w:hyperlink w:anchor="_Toc228391749" w:history="1">
+            <w:r>
+              <w:rPr>
+                <w:rStyle w:val="Hyperlink"/>
                 <w:rFonts w:cs="Arial"/>
                 <w:noProof/>
-                <w:sz w:val="24"/>
-                <w:szCs w:val="24"/>
               </w:rPr>
               <w:t>Telepítési útmutató:</w:t>
             </w:r>
@@ -300,8 +298,6 @@
               <w:rPr>
                 <w:noProof/>
                 <w:webHidden/>
-                <w:sz w:val="24"/>
-                <w:szCs w:val="24"/>
               </w:rPr>
               <w:tab/>
             </w:r>
@@ -309,8 +305,6 @@
               <w:rPr>
                 <w:noProof/>
                 <w:webHidden/>
-                <w:sz w:val="24"/>
-                <w:szCs w:val="24"/>
               </w:rPr>
               <w:fldChar w:fldCharType="begin"/>
             </w:r>
@@ -318,25 +312,19 @@
               <w:rPr>
                 <w:noProof/>
                 <w:webHidden/>
-                <w:sz w:val="24"/>
-                <w:szCs w:val="24"/>
-              </w:rPr>
-              <w:instrText xml:space="preserve"> PAGEREF _Toc228378710 \h </w:instrText>
+              </w:rPr>
+              <w:instrText xml:space="preserve"> PAGEREF _Toc228391749 \h </w:instrText>
             </w:r>
             <w:r>
               <w:rPr>
                 <w:noProof/>
                 <w:webHidden/>
-                <w:sz w:val="24"/>
-                <w:szCs w:val="24"/>
               </w:rPr>
             </w:r>
             <w:r>
               <w:rPr>
                 <w:noProof/>
                 <w:webHidden/>
-                <w:sz w:val="24"/>
-                <w:szCs w:val="24"/>
               </w:rPr>
               <w:fldChar w:fldCharType="separate"/>
             </w:r>
@@ -344,17 +332,13 @@
               <w:rPr>
                 <w:noProof/>
                 <w:webHidden/>
-                <w:sz w:val="24"/>
-                <w:szCs w:val="24"/>
-              </w:rPr>
-              <w:t>4</w:t>
+              </w:rPr>
+              <w:t>5</w:t>
             </w:r>
             <w:r>
               <w:rPr>
                 <w:noProof/>
                 <w:webHidden/>
-                <w:sz w:val="24"/>
-                <w:szCs w:val="24"/>
               </w:rPr>
               <w:fldChar w:fldCharType="end"/>
             </w:r>
@@ -362,7 +346,7 @@
         </w:p>
         <w:p>
           <w:pPr>
-            <w:pStyle w:val="TJ1"/>
+            <w:pStyle w:val="TOC1"/>
             <w:tabs>
               <w:tab w:val="left" w:pos="480"/>
               <w:tab w:val="right" w:leader="dot" w:pos="9062"/>
@@ -370,37 +354,33 @@
             <w:rPr>
               <w:rFonts w:eastAsiaTheme="minorEastAsia"/>
               <w:noProof/>
-              <w:sz w:val="28"/>
-              <w:szCs w:val="28"/>
+              <w:sz w:val="24"/>
+              <w:szCs w:val="24"/>
               <w:lang w:eastAsia="hu-HU"/>
             </w:rPr>
           </w:pPr>
-          <w:hyperlink w:anchor="_Toc228378711" w:history="1">
-            <w:r>
-              <w:rPr>
-                <w:rStyle w:val="Hiperhivatkozs"/>
+          <w:hyperlink w:anchor="_Toc228391750" w:history="1">
+            <w:r>
+              <w:rPr>
+                <w:rStyle w:val="Hyperlink"/>
+                <w:noProof/>
+              </w:rPr>
+              <w:t>1.</w:t>
+            </w:r>
+            <w:r>
+              <w:rPr>
+                <w:rFonts w:eastAsiaTheme="minorEastAsia"/>
                 <w:noProof/>
                 <w:sz w:val="24"/>
                 <w:szCs w:val="24"/>
-              </w:rPr>
-              <w:t>1.</w:t>
-            </w:r>
-            <w:r>
-              <w:rPr>
-                <w:rFonts w:eastAsiaTheme="minorEastAsia"/>
-                <w:noProof/>
-                <w:sz w:val="28"/>
-                <w:szCs w:val="28"/>
                 <w:lang w:eastAsia="hu-HU"/>
               </w:rPr>
               <w:tab/>
             </w:r>
             <w:r>
               <w:rPr>
-                <w:rStyle w:val="Hiperhivatkozs"/>
-                <w:noProof/>
-                <w:sz w:val="24"/>
-                <w:szCs w:val="24"/>
+                <w:rStyle w:val="Hyperlink"/>
+                <w:noProof/>
               </w:rPr>
               <w:t>A szoftver célja</w:t>
             </w:r>
@@ -408,8 +388,6 @@
               <w:rPr>
                 <w:noProof/>
                 <w:webHidden/>
-                <w:sz w:val="24"/>
-                <w:szCs w:val="24"/>
               </w:rPr>
               <w:tab/>
             </w:r>
@@ -417,8 +395,6 @@
               <w:rPr>
                 <w:noProof/>
                 <w:webHidden/>
-                <w:sz w:val="24"/>
-                <w:szCs w:val="24"/>
               </w:rPr>
               <w:fldChar w:fldCharType="begin"/>
             </w:r>
@@ -426,25 +402,19 @@
               <w:rPr>
                 <w:noProof/>
                 <w:webHidden/>
-                <w:sz w:val="24"/>
-                <w:szCs w:val="24"/>
-              </w:rPr>
-              <w:instrText xml:space="preserve"> PAGEREF _Toc228378711 \h </w:instrText>
+              </w:rPr>
+              <w:instrText xml:space="preserve"> PAGEREF _Toc228391750 \h </w:instrText>
             </w:r>
             <w:r>
               <w:rPr>
                 <w:noProof/>
                 <w:webHidden/>
-                <w:sz w:val="24"/>
-                <w:szCs w:val="24"/>
               </w:rPr>
             </w:r>
             <w:r>
               <w:rPr>
                 <w:noProof/>
                 <w:webHidden/>
-                <w:sz w:val="24"/>
-                <w:szCs w:val="24"/>
               </w:rPr>
               <w:fldChar w:fldCharType="separate"/>
             </w:r>
@@ -452,17 +422,13 @@
               <w:rPr>
                 <w:noProof/>
                 <w:webHidden/>
-                <w:sz w:val="24"/>
-                <w:szCs w:val="24"/>
-              </w:rPr>
-              <w:t>5</w:t>
+              </w:rPr>
+              <w:t>7</w:t>
             </w:r>
             <w:r>
               <w:rPr>
                 <w:noProof/>
                 <w:webHidden/>
-                <w:sz w:val="24"/>
-                <w:szCs w:val="24"/>
               </w:rPr>
               <w:fldChar w:fldCharType="end"/>
             </w:r>
@@ -470,25 +436,23 @@
         </w:p>
         <w:p>
           <w:pPr>
-            <w:pStyle w:val="TJ2"/>
+            <w:pStyle w:val="TOC2"/>
             <w:tabs>
               <w:tab w:val="right" w:leader="dot" w:pos="9062"/>
             </w:tabs>
             <w:rPr>
               <w:rFonts w:eastAsiaTheme="minorEastAsia"/>
               <w:noProof/>
-              <w:sz w:val="28"/>
-              <w:szCs w:val="28"/>
+              <w:sz w:val="24"/>
+              <w:szCs w:val="24"/>
               <w:lang w:eastAsia="hu-HU"/>
             </w:rPr>
           </w:pPr>
-          <w:hyperlink w:anchor="_Toc228378712" w:history="1">
-            <w:r>
-              <w:rPr>
-                <w:rStyle w:val="Hiperhivatkozs"/>
-                <w:noProof/>
-                <w:sz w:val="24"/>
-                <w:szCs w:val="24"/>
+          <w:hyperlink w:anchor="_Toc228391751" w:history="1">
+            <w:r>
+              <w:rPr>
+                <w:rStyle w:val="Hyperlink"/>
+                <w:noProof/>
               </w:rPr>
               <w:t>Kinek és miért?</w:t>
             </w:r>
@@ -496,8 +460,6 @@
               <w:rPr>
                 <w:noProof/>
                 <w:webHidden/>
-                <w:sz w:val="24"/>
-                <w:szCs w:val="24"/>
               </w:rPr>
               <w:tab/>
             </w:r>
@@ -505,8 +467,6 @@
               <w:rPr>
                 <w:noProof/>
                 <w:webHidden/>
-                <w:sz w:val="24"/>
-                <w:szCs w:val="24"/>
               </w:rPr>
               <w:fldChar w:fldCharType="begin"/>
             </w:r>
@@ -514,25 +474,19 @@
               <w:rPr>
                 <w:noProof/>
                 <w:webHidden/>
-                <w:sz w:val="24"/>
-                <w:szCs w:val="24"/>
-              </w:rPr>
-              <w:instrText xml:space="preserve"> PAGEREF _Toc228378712 \h </w:instrText>
+              </w:rPr>
+              <w:instrText xml:space="preserve"> PAGEREF _Toc228391751 \h </w:instrText>
             </w:r>
             <w:r>
               <w:rPr>
                 <w:noProof/>
                 <w:webHidden/>
-                <w:sz w:val="24"/>
-                <w:szCs w:val="24"/>
               </w:rPr>
             </w:r>
             <w:r>
               <w:rPr>
                 <w:noProof/>
                 <w:webHidden/>
-                <w:sz w:val="24"/>
-                <w:szCs w:val="24"/>
               </w:rPr>
               <w:fldChar w:fldCharType="separate"/>
             </w:r>
@@ -540,17 +494,13 @@
               <w:rPr>
                 <w:noProof/>
                 <w:webHidden/>
-                <w:sz w:val="24"/>
-                <w:szCs w:val="24"/>
-              </w:rPr>
-              <w:t>5</w:t>
+              </w:rPr>
+              <w:t>7</w:t>
             </w:r>
             <w:r>
               <w:rPr>
                 <w:noProof/>
                 <w:webHidden/>
-                <w:sz w:val="24"/>
-                <w:szCs w:val="24"/>
               </w:rPr>
               <w:fldChar w:fldCharType="end"/>
             </w:r>
@@ -558,25 +508,23 @@
         </w:p>
         <w:p>
           <w:pPr>
-            <w:pStyle w:val="TJ1"/>
+            <w:pStyle w:val="TOC1"/>
             <w:tabs>
               <w:tab w:val="right" w:leader="dot" w:pos="9062"/>
             </w:tabs>
             <w:rPr>
               <w:rFonts w:eastAsiaTheme="minorEastAsia"/>
               <w:noProof/>
-              <w:sz w:val="28"/>
-              <w:szCs w:val="28"/>
+              <w:sz w:val="24"/>
+              <w:szCs w:val="24"/>
               <w:lang w:eastAsia="hu-HU"/>
             </w:rPr>
           </w:pPr>
-          <w:hyperlink w:anchor="_Toc228378713" w:history="1">
-            <w:r>
-              <w:rPr>
-                <w:rStyle w:val="Hiperhivatkozs"/>
-                <w:noProof/>
-                <w:sz w:val="24"/>
-                <w:szCs w:val="24"/>
+          <w:hyperlink w:anchor="_Toc228391752" w:history="1">
+            <w:r>
+              <w:rPr>
+                <w:rStyle w:val="Hyperlink"/>
+                <w:noProof/>
               </w:rPr>
               <w:t>2. Fejlesztői dokumentáció</w:t>
             </w:r>
@@ -584,8 +532,6 @@
               <w:rPr>
                 <w:noProof/>
                 <w:webHidden/>
-                <w:sz w:val="24"/>
-                <w:szCs w:val="24"/>
               </w:rPr>
               <w:tab/>
             </w:r>
@@ -593,8 +539,6 @@
               <w:rPr>
                 <w:noProof/>
                 <w:webHidden/>
-                <w:sz w:val="24"/>
-                <w:szCs w:val="24"/>
               </w:rPr>
               <w:fldChar w:fldCharType="begin"/>
             </w:r>
@@ -602,25 +546,19 @@
               <w:rPr>
                 <w:noProof/>
                 <w:webHidden/>
-                <w:sz w:val="24"/>
-                <w:szCs w:val="24"/>
-              </w:rPr>
-              <w:instrText xml:space="preserve"> PAGEREF _Toc228378713 \h </w:instrText>
+              </w:rPr>
+              <w:instrText xml:space="preserve"> PAGEREF _Toc228391752 \h </w:instrText>
             </w:r>
             <w:r>
               <w:rPr>
                 <w:noProof/>
                 <w:webHidden/>
-                <w:sz w:val="24"/>
-                <w:szCs w:val="24"/>
               </w:rPr>
             </w:r>
             <w:r>
               <w:rPr>
                 <w:noProof/>
                 <w:webHidden/>
-                <w:sz w:val="24"/>
-                <w:szCs w:val="24"/>
               </w:rPr>
               <w:fldChar w:fldCharType="separate"/>
             </w:r>
@@ -628,17 +566,13 @@
               <w:rPr>
                 <w:noProof/>
                 <w:webHidden/>
-                <w:sz w:val="24"/>
-                <w:szCs w:val="24"/>
-              </w:rPr>
-              <w:t>6</w:t>
+              </w:rPr>
+              <w:t>9</w:t>
             </w:r>
             <w:r>
               <w:rPr>
                 <w:noProof/>
                 <w:webHidden/>
-                <w:sz w:val="24"/>
-                <w:szCs w:val="24"/>
               </w:rPr>
               <w:fldChar w:fldCharType="end"/>
             </w:r>
@@ -646,25 +580,23 @@
         </w:p>
         <w:p>
           <w:pPr>
-            <w:pStyle w:val="TJ2"/>
+            <w:pStyle w:val="TOC2"/>
             <w:tabs>
               <w:tab w:val="right" w:leader="dot" w:pos="9062"/>
             </w:tabs>
             <w:rPr>
               <w:rFonts w:eastAsiaTheme="minorEastAsia"/>
               <w:noProof/>
-              <w:sz w:val="28"/>
-              <w:szCs w:val="28"/>
+              <w:sz w:val="24"/>
+              <w:szCs w:val="24"/>
               <w:lang w:eastAsia="hu-HU"/>
             </w:rPr>
           </w:pPr>
-          <w:hyperlink w:anchor="_Toc228378714" w:history="1">
-            <w:r>
-              <w:rPr>
-                <w:rStyle w:val="Hiperhivatkozs"/>
-                <w:noProof/>
-                <w:sz w:val="24"/>
-                <w:szCs w:val="24"/>
+          <w:hyperlink w:anchor="_Toc228391753" w:history="1">
+            <w:r>
+              <w:rPr>
+                <w:rStyle w:val="Hyperlink"/>
+                <w:noProof/>
               </w:rPr>
               <w:t>Fejlesztőkörnyezet</w:t>
             </w:r>
@@ -672,8 +604,6 @@
               <w:rPr>
                 <w:noProof/>
                 <w:webHidden/>
-                <w:sz w:val="24"/>
-                <w:szCs w:val="24"/>
               </w:rPr>
               <w:tab/>
             </w:r>
@@ -681,8 +611,6 @@
               <w:rPr>
                 <w:noProof/>
                 <w:webHidden/>
-                <w:sz w:val="24"/>
-                <w:szCs w:val="24"/>
               </w:rPr>
               <w:fldChar w:fldCharType="begin"/>
             </w:r>
@@ -690,25 +618,19 @@
               <w:rPr>
                 <w:noProof/>
                 <w:webHidden/>
-                <w:sz w:val="24"/>
-                <w:szCs w:val="24"/>
-              </w:rPr>
-              <w:instrText xml:space="preserve"> PAGEREF _Toc228378714 \h </w:instrText>
+              </w:rPr>
+              <w:instrText xml:space="preserve"> PAGEREF _Toc228391753 \h </w:instrText>
             </w:r>
             <w:r>
               <w:rPr>
                 <w:noProof/>
                 <w:webHidden/>
-                <w:sz w:val="24"/>
-                <w:szCs w:val="24"/>
               </w:rPr>
             </w:r>
             <w:r>
               <w:rPr>
                 <w:noProof/>
                 <w:webHidden/>
-                <w:sz w:val="24"/>
-                <w:szCs w:val="24"/>
               </w:rPr>
               <w:fldChar w:fldCharType="separate"/>
             </w:r>
@@ -716,17 +638,13 @@
               <w:rPr>
                 <w:noProof/>
                 <w:webHidden/>
-                <w:sz w:val="24"/>
-                <w:szCs w:val="24"/>
-              </w:rPr>
-              <w:t>6</w:t>
+              </w:rPr>
+              <w:t>9</w:t>
             </w:r>
             <w:r>
               <w:rPr>
                 <w:noProof/>
                 <w:webHidden/>
-                <w:sz w:val="24"/>
-                <w:szCs w:val="24"/>
               </w:rPr>
               <w:fldChar w:fldCharType="end"/>
             </w:r>
@@ -734,25 +652,23 @@
         </w:p>
         <w:p>
           <w:pPr>
-            <w:pStyle w:val="TJ2"/>
+            <w:pStyle w:val="TOC2"/>
             <w:tabs>
               <w:tab w:val="right" w:leader="dot" w:pos="9062"/>
             </w:tabs>
             <w:rPr>
               <w:rFonts w:eastAsiaTheme="minorEastAsia"/>
               <w:noProof/>
-              <w:sz w:val="28"/>
-              <w:szCs w:val="28"/>
+              <w:sz w:val="24"/>
+              <w:szCs w:val="24"/>
               <w:lang w:eastAsia="hu-HU"/>
             </w:rPr>
           </w:pPr>
-          <w:hyperlink w:anchor="_Toc228378715" w:history="1">
-            <w:r>
-              <w:rPr>
-                <w:rStyle w:val="Hiperhivatkozs"/>
-                <w:noProof/>
-                <w:sz w:val="24"/>
-                <w:szCs w:val="24"/>
+          <w:hyperlink w:anchor="_Toc228391754" w:history="1">
+            <w:r>
+              <w:rPr>
+                <w:rStyle w:val="Hyperlink"/>
+                <w:noProof/>
               </w:rPr>
               <w:t>Használt IDE-k:</w:t>
             </w:r>
@@ -760,8 +676,6 @@
               <w:rPr>
                 <w:noProof/>
                 <w:webHidden/>
-                <w:sz w:val="24"/>
-                <w:szCs w:val="24"/>
               </w:rPr>
               <w:tab/>
             </w:r>
@@ -769,8 +683,6 @@
               <w:rPr>
                 <w:noProof/>
                 <w:webHidden/>
-                <w:sz w:val="24"/>
-                <w:szCs w:val="24"/>
               </w:rPr>
               <w:fldChar w:fldCharType="begin"/>
             </w:r>
@@ -778,25 +690,19 @@
               <w:rPr>
                 <w:noProof/>
                 <w:webHidden/>
-                <w:sz w:val="24"/>
-                <w:szCs w:val="24"/>
-              </w:rPr>
-              <w:instrText xml:space="preserve"> PAGEREF _Toc228378715 \h </w:instrText>
+              </w:rPr>
+              <w:instrText xml:space="preserve"> PAGEREF _Toc228391754 \h </w:instrText>
             </w:r>
             <w:r>
               <w:rPr>
                 <w:noProof/>
                 <w:webHidden/>
-                <w:sz w:val="24"/>
-                <w:szCs w:val="24"/>
               </w:rPr>
             </w:r>
             <w:r>
               <w:rPr>
                 <w:noProof/>
                 <w:webHidden/>
-                <w:sz w:val="24"/>
-                <w:szCs w:val="24"/>
               </w:rPr>
               <w:fldChar w:fldCharType="separate"/>
             </w:r>
@@ -804,17 +710,13 @@
               <w:rPr>
                 <w:noProof/>
                 <w:webHidden/>
-                <w:sz w:val="24"/>
-                <w:szCs w:val="24"/>
-              </w:rPr>
-              <w:t>6</w:t>
+              </w:rPr>
+              <w:t>9</w:t>
             </w:r>
             <w:r>
               <w:rPr>
                 <w:noProof/>
                 <w:webHidden/>
-                <w:sz w:val="24"/>
-                <w:szCs w:val="24"/>
               </w:rPr>
               <w:fldChar w:fldCharType="end"/>
             </w:r>
@@ -822,25 +724,23 @@
         </w:p>
         <w:p>
           <w:pPr>
-            <w:pStyle w:val="TJ1"/>
+            <w:pStyle w:val="TOC1"/>
             <w:tabs>
               <w:tab w:val="right" w:leader="dot" w:pos="9062"/>
             </w:tabs>
             <w:rPr>
               <w:rFonts w:eastAsiaTheme="minorEastAsia"/>
               <w:noProof/>
-              <w:sz w:val="28"/>
-              <w:szCs w:val="28"/>
+              <w:sz w:val="24"/>
+              <w:szCs w:val="24"/>
               <w:lang w:eastAsia="hu-HU"/>
             </w:rPr>
           </w:pPr>
-          <w:hyperlink w:anchor="_Toc228378716" w:history="1">
-            <w:r>
-              <w:rPr>
-                <w:rStyle w:val="Hiperhivatkozs"/>
-                <w:noProof/>
-                <w:sz w:val="24"/>
-                <w:szCs w:val="24"/>
+          <w:hyperlink w:anchor="_Toc228391755" w:history="1">
+            <w:r>
+              <w:rPr>
+                <w:rStyle w:val="Hyperlink"/>
+                <w:noProof/>
               </w:rPr>
               <w:t>Technikai Információk</w:t>
             </w:r>
@@ -848,8 +748,6 @@
               <w:rPr>
                 <w:noProof/>
                 <w:webHidden/>
-                <w:sz w:val="24"/>
-                <w:szCs w:val="24"/>
               </w:rPr>
               <w:tab/>
             </w:r>
@@ -857,8 +755,6 @@
               <w:rPr>
                 <w:noProof/>
                 <w:webHidden/>
-                <w:sz w:val="24"/>
-                <w:szCs w:val="24"/>
               </w:rPr>
               <w:fldChar w:fldCharType="begin"/>
             </w:r>
@@ -866,25 +762,19 @@
               <w:rPr>
                 <w:noProof/>
                 <w:webHidden/>
-                <w:sz w:val="24"/>
-                <w:szCs w:val="24"/>
-              </w:rPr>
-              <w:instrText xml:space="preserve"> PAGEREF _Toc228378716 \h </w:instrText>
+              </w:rPr>
+              <w:instrText xml:space="preserve"> PAGEREF _Toc228391755 \h </w:instrText>
             </w:r>
             <w:r>
               <w:rPr>
                 <w:noProof/>
                 <w:webHidden/>
-                <w:sz w:val="24"/>
-                <w:szCs w:val="24"/>
               </w:rPr>
             </w:r>
             <w:r>
               <w:rPr>
                 <w:noProof/>
                 <w:webHidden/>
-                <w:sz w:val="24"/>
-                <w:szCs w:val="24"/>
               </w:rPr>
               <w:fldChar w:fldCharType="separate"/>
             </w:r>
@@ -892,17 +782,13 @@
               <w:rPr>
                 <w:noProof/>
                 <w:webHidden/>
-                <w:sz w:val="24"/>
-                <w:szCs w:val="24"/>
-              </w:rPr>
-              <w:t>6</w:t>
+              </w:rPr>
+              <w:t>9</w:t>
             </w:r>
             <w:r>
               <w:rPr>
                 <w:noProof/>
                 <w:webHidden/>
-                <w:sz w:val="24"/>
-                <w:szCs w:val="24"/>
               </w:rPr>
               <w:fldChar w:fldCharType="end"/>
             </w:r>
@@ -910,25 +796,23 @@
         </w:p>
         <w:p>
           <w:pPr>
-            <w:pStyle w:val="TJ2"/>
+            <w:pStyle w:val="TOC2"/>
             <w:tabs>
               <w:tab w:val="right" w:leader="dot" w:pos="9062"/>
             </w:tabs>
             <w:rPr>
               <w:rFonts w:eastAsiaTheme="minorEastAsia"/>
               <w:noProof/>
-              <w:sz w:val="28"/>
-              <w:szCs w:val="28"/>
+              <w:sz w:val="24"/>
+              <w:szCs w:val="24"/>
               <w:lang w:eastAsia="hu-HU"/>
             </w:rPr>
           </w:pPr>
-          <w:hyperlink w:anchor="_Toc228378717" w:history="1">
-            <w:r>
-              <w:rPr>
-                <w:rStyle w:val="Hiperhivatkozs"/>
-                <w:noProof/>
-                <w:sz w:val="24"/>
-                <w:szCs w:val="24"/>
+          <w:hyperlink w:anchor="_Toc228391756" w:history="1">
+            <w:r>
+              <w:rPr>
+                <w:rStyle w:val="Hyperlink"/>
+                <w:noProof/>
               </w:rPr>
               <w:t>Frontend</w:t>
             </w:r>
@@ -936,8 +820,6 @@
               <w:rPr>
                 <w:noProof/>
                 <w:webHidden/>
-                <w:sz w:val="24"/>
-                <w:szCs w:val="24"/>
               </w:rPr>
               <w:tab/>
             </w:r>
@@ -945,8 +827,6 @@
               <w:rPr>
                 <w:noProof/>
                 <w:webHidden/>
-                <w:sz w:val="24"/>
-                <w:szCs w:val="24"/>
               </w:rPr>
               <w:fldChar w:fldCharType="begin"/>
             </w:r>
@@ -954,25 +834,19 @@
               <w:rPr>
                 <w:noProof/>
                 <w:webHidden/>
-                <w:sz w:val="24"/>
-                <w:szCs w:val="24"/>
-              </w:rPr>
-              <w:instrText xml:space="preserve"> PAGEREF _Toc228378717 \h </w:instrText>
+              </w:rPr>
+              <w:instrText xml:space="preserve"> PAGEREF _Toc228391756 \h </w:instrText>
             </w:r>
             <w:r>
               <w:rPr>
                 <w:noProof/>
                 <w:webHidden/>
-                <w:sz w:val="24"/>
-                <w:szCs w:val="24"/>
               </w:rPr>
             </w:r>
             <w:r>
               <w:rPr>
                 <w:noProof/>
                 <w:webHidden/>
-                <w:sz w:val="24"/>
-                <w:szCs w:val="24"/>
               </w:rPr>
               <w:fldChar w:fldCharType="separate"/>
             </w:r>
@@ -980,17 +854,13 @@
               <w:rPr>
                 <w:noProof/>
                 <w:webHidden/>
-                <w:sz w:val="24"/>
-                <w:szCs w:val="24"/>
-              </w:rPr>
-              <w:t>7</w:t>
+              </w:rPr>
+              <w:t>10</w:t>
             </w:r>
             <w:r>
               <w:rPr>
                 <w:noProof/>
                 <w:webHidden/>
-                <w:sz w:val="24"/>
-                <w:szCs w:val="24"/>
               </w:rPr>
               <w:fldChar w:fldCharType="end"/>
             </w:r>
@@ -998,25 +868,23 @@
         </w:p>
         <w:p>
           <w:pPr>
-            <w:pStyle w:val="TJ2"/>
+            <w:pStyle w:val="TOC2"/>
             <w:tabs>
               <w:tab w:val="right" w:leader="dot" w:pos="9062"/>
             </w:tabs>
             <w:rPr>
               <w:rFonts w:eastAsiaTheme="minorEastAsia"/>
               <w:noProof/>
-              <w:sz w:val="28"/>
-              <w:szCs w:val="28"/>
+              <w:sz w:val="24"/>
+              <w:szCs w:val="24"/>
               <w:lang w:eastAsia="hu-HU"/>
             </w:rPr>
           </w:pPr>
-          <w:hyperlink w:anchor="_Toc228378718" w:history="1">
-            <w:r>
-              <w:rPr>
-                <w:rStyle w:val="Hiperhivatkozs"/>
-                <w:noProof/>
-                <w:sz w:val="24"/>
-                <w:szCs w:val="24"/>
+          <w:hyperlink w:anchor="_Toc228391757" w:history="1">
+            <w:r>
+              <w:rPr>
+                <w:rStyle w:val="Hyperlink"/>
+                <w:noProof/>
               </w:rPr>
               <w:t>Backend</w:t>
             </w:r>
@@ -1024,8 +892,6 @@
               <w:rPr>
                 <w:noProof/>
                 <w:webHidden/>
-                <w:sz w:val="24"/>
-                <w:szCs w:val="24"/>
               </w:rPr>
               <w:tab/>
             </w:r>
@@ -1033,8 +899,6 @@
               <w:rPr>
                 <w:noProof/>
                 <w:webHidden/>
-                <w:sz w:val="24"/>
-                <w:szCs w:val="24"/>
               </w:rPr>
               <w:fldChar w:fldCharType="begin"/>
             </w:r>
@@ -1042,25 +906,19 @@
               <w:rPr>
                 <w:noProof/>
                 <w:webHidden/>
-                <w:sz w:val="24"/>
-                <w:szCs w:val="24"/>
-              </w:rPr>
-              <w:instrText xml:space="preserve"> PAGEREF _Toc228378718 \h </w:instrText>
+              </w:rPr>
+              <w:instrText xml:space="preserve"> PAGEREF _Toc228391757 \h </w:instrText>
             </w:r>
             <w:r>
               <w:rPr>
                 <w:noProof/>
                 <w:webHidden/>
-                <w:sz w:val="24"/>
-                <w:szCs w:val="24"/>
               </w:rPr>
             </w:r>
             <w:r>
               <w:rPr>
                 <w:noProof/>
                 <w:webHidden/>
-                <w:sz w:val="24"/>
-                <w:szCs w:val="24"/>
               </w:rPr>
               <w:fldChar w:fldCharType="separate"/>
             </w:r>
@@ -1068,17 +926,13 @@
               <w:rPr>
                 <w:noProof/>
                 <w:webHidden/>
-                <w:sz w:val="24"/>
-                <w:szCs w:val="24"/>
-              </w:rPr>
-              <w:t>7</w:t>
+              </w:rPr>
+              <w:t>10</w:t>
             </w:r>
             <w:r>
               <w:rPr>
                 <w:noProof/>
                 <w:webHidden/>
-                <w:sz w:val="24"/>
-                <w:szCs w:val="24"/>
               </w:rPr>
               <w:fldChar w:fldCharType="end"/>
             </w:r>
@@ -1086,25 +940,23 @@
         </w:p>
         <w:p>
           <w:pPr>
-            <w:pStyle w:val="TJ2"/>
+            <w:pStyle w:val="TOC2"/>
             <w:tabs>
               <w:tab w:val="right" w:leader="dot" w:pos="9062"/>
             </w:tabs>
             <w:rPr>
               <w:rFonts w:eastAsiaTheme="minorEastAsia"/>
               <w:noProof/>
-              <w:sz w:val="28"/>
-              <w:szCs w:val="28"/>
+              <w:sz w:val="24"/>
+              <w:szCs w:val="24"/>
               <w:lang w:eastAsia="hu-HU"/>
             </w:rPr>
           </w:pPr>
-          <w:hyperlink w:anchor="_Toc228378719" w:history="1">
-            <w:r>
-              <w:rPr>
-                <w:rStyle w:val="Hiperhivatkozs"/>
-                <w:noProof/>
-                <w:sz w:val="24"/>
-                <w:szCs w:val="24"/>
+          <w:hyperlink w:anchor="_Toc228391758" w:history="1">
+            <w:r>
+              <w:rPr>
+                <w:rStyle w:val="Hyperlink"/>
+                <w:noProof/>
               </w:rPr>
               <w:t>Adatbázis</w:t>
             </w:r>
@@ -1112,8 +964,6 @@
               <w:rPr>
                 <w:noProof/>
                 <w:webHidden/>
-                <w:sz w:val="24"/>
-                <w:szCs w:val="24"/>
               </w:rPr>
               <w:tab/>
             </w:r>
@@ -1121,8 +971,6 @@
               <w:rPr>
                 <w:noProof/>
                 <w:webHidden/>
-                <w:sz w:val="24"/>
-                <w:szCs w:val="24"/>
               </w:rPr>
               <w:fldChar w:fldCharType="begin"/>
             </w:r>
@@ -1130,25 +978,19 @@
               <w:rPr>
                 <w:noProof/>
                 <w:webHidden/>
-                <w:sz w:val="24"/>
-                <w:szCs w:val="24"/>
-              </w:rPr>
-              <w:instrText xml:space="preserve"> PAGEREF _Toc228378719 \h </w:instrText>
+              </w:rPr>
+              <w:instrText xml:space="preserve"> PAGEREF _Toc228391758 \h </w:instrText>
             </w:r>
             <w:r>
               <w:rPr>
                 <w:noProof/>
                 <w:webHidden/>
-                <w:sz w:val="24"/>
-                <w:szCs w:val="24"/>
               </w:rPr>
             </w:r>
             <w:r>
               <w:rPr>
                 <w:noProof/>
                 <w:webHidden/>
-                <w:sz w:val="24"/>
-                <w:szCs w:val="24"/>
               </w:rPr>
               <w:fldChar w:fldCharType="separate"/>
             </w:r>
@@ -1156,17 +998,13 @@
               <w:rPr>
                 <w:noProof/>
                 <w:webHidden/>
-                <w:sz w:val="24"/>
-                <w:szCs w:val="24"/>
-              </w:rPr>
-              <w:t>7</w:t>
+              </w:rPr>
+              <w:t>11</w:t>
             </w:r>
             <w:r>
               <w:rPr>
                 <w:noProof/>
                 <w:webHidden/>
-                <w:sz w:val="24"/>
-                <w:szCs w:val="24"/>
               </w:rPr>
               <w:fldChar w:fldCharType="end"/>
             </w:r>
@@ -1174,25 +1012,23 @@
         </w:p>
         <w:p>
           <w:pPr>
-            <w:pStyle w:val="TJ1"/>
+            <w:pStyle w:val="TOC1"/>
             <w:tabs>
               <w:tab w:val="right" w:leader="dot" w:pos="9062"/>
             </w:tabs>
             <w:rPr>
               <w:rFonts w:eastAsiaTheme="minorEastAsia"/>
               <w:noProof/>
-              <w:sz w:val="28"/>
-              <w:szCs w:val="28"/>
+              <w:sz w:val="24"/>
+              <w:szCs w:val="24"/>
               <w:lang w:eastAsia="hu-HU"/>
             </w:rPr>
           </w:pPr>
-          <w:hyperlink w:anchor="_Toc228378720" w:history="1">
-            <w:r>
-              <w:rPr>
-                <w:rStyle w:val="Hiperhivatkozs"/>
-                <w:noProof/>
-                <w:sz w:val="24"/>
-                <w:szCs w:val="24"/>
+          <w:hyperlink w:anchor="_Toc228391759" w:history="1">
+            <w:r>
+              <w:rPr>
+                <w:rStyle w:val="Hyperlink"/>
+                <w:noProof/>
               </w:rPr>
               <w:t>3. Adatszerkezetek</w:t>
             </w:r>
@@ -1200,8 +1036,6 @@
               <w:rPr>
                 <w:noProof/>
                 <w:webHidden/>
-                <w:sz w:val="24"/>
-                <w:szCs w:val="24"/>
               </w:rPr>
               <w:tab/>
             </w:r>
@@ -1209,8 +1043,6 @@
               <w:rPr>
                 <w:noProof/>
                 <w:webHidden/>
-                <w:sz w:val="24"/>
-                <w:szCs w:val="24"/>
               </w:rPr>
               <w:fldChar w:fldCharType="begin"/>
             </w:r>
@@ -1218,25 +1050,19 @@
               <w:rPr>
                 <w:noProof/>
                 <w:webHidden/>
-                <w:sz w:val="24"/>
-                <w:szCs w:val="24"/>
-              </w:rPr>
-              <w:instrText xml:space="preserve"> PAGEREF _Toc228378720 \h </w:instrText>
+              </w:rPr>
+              <w:instrText xml:space="preserve"> PAGEREF _Toc228391759 \h </w:instrText>
             </w:r>
             <w:r>
               <w:rPr>
                 <w:noProof/>
                 <w:webHidden/>
-                <w:sz w:val="24"/>
-                <w:szCs w:val="24"/>
               </w:rPr>
             </w:r>
             <w:r>
               <w:rPr>
                 <w:noProof/>
                 <w:webHidden/>
-                <w:sz w:val="24"/>
-                <w:szCs w:val="24"/>
               </w:rPr>
               <w:fldChar w:fldCharType="separate"/>
             </w:r>
@@ -1244,17 +1070,13 @@
               <w:rPr>
                 <w:noProof/>
                 <w:webHidden/>
-                <w:sz w:val="24"/>
-                <w:szCs w:val="24"/>
-              </w:rPr>
-              <w:t>8</w:t>
+              </w:rPr>
+              <w:t>11</w:t>
             </w:r>
             <w:r>
               <w:rPr>
                 <w:noProof/>
                 <w:webHidden/>
-                <w:sz w:val="24"/>
-                <w:szCs w:val="24"/>
               </w:rPr>
               <w:fldChar w:fldCharType="end"/>
             </w:r>
@@ -1262,25 +1084,23 @@
         </w:p>
         <w:p>
           <w:pPr>
-            <w:pStyle w:val="TJ1"/>
+            <w:pStyle w:val="TOC1"/>
             <w:tabs>
               <w:tab w:val="right" w:leader="dot" w:pos="9062"/>
             </w:tabs>
             <w:rPr>
               <w:rFonts w:eastAsiaTheme="minorEastAsia"/>
               <w:noProof/>
-              <w:sz w:val="28"/>
-              <w:szCs w:val="28"/>
+              <w:sz w:val="24"/>
+              <w:szCs w:val="24"/>
               <w:lang w:eastAsia="hu-HU"/>
             </w:rPr>
           </w:pPr>
-          <w:hyperlink w:anchor="_Toc228378721" w:history="1">
-            <w:r>
-              <w:rPr>
-                <w:rStyle w:val="Hiperhivatkozs"/>
-                <w:noProof/>
-                <w:sz w:val="24"/>
-                <w:szCs w:val="24"/>
+          <w:hyperlink w:anchor="_Toc228391760" w:history="1">
+            <w:r>
+              <w:rPr>
+                <w:rStyle w:val="Hyperlink"/>
+                <w:noProof/>
               </w:rPr>
               <w:t>Adatbázis dokumentációja</w:t>
             </w:r>
@@ -1288,8 +1108,6 @@
               <w:rPr>
                 <w:noProof/>
                 <w:webHidden/>
-                <w:sz w:val="24"/>
-                <w:szCs w:val="24"/>
               </w:rPr>
               <w:tab/>
             </w:r>
@@ -1297,8 +1115,6 @@
               <w:rPr>
                 <w:noProof/>
                 <w:webHidden/>
-                <w:sz w:val="24"/>
-                <w:szCs w:val="24"/>
               </w:rPr>
               <w:fldChar w:fldCharType="begin"/>
             </w:r>
@@ -1306,25 +1122,19 @@
               <w:rPr>
                 <w:noProof/>
                 <w:webHidden/>
-                <w:sz w:val="24"/>
-                <w:szCs w:val="24"/>
-              </w:rPr>
-              <w:instrText xml:space="preserve"> PAGEREF _Toc228378721 \h </w:instrText>
+              </w:rPr>
+              <w:instrText xml:space="preserve"> PAGEREF _Toc228391760 \h </w:instrText>
             </w:r>
             <w:r>
               <w:rPr>
                 <w:noProof/>
                 <w:webHidden/>
-                <w:sz w:val="24"/>
-                <w:szCs w:val="24"/>
               </w:rPr>
             </w:r>
             <w:r>
               <w:rPr>
                 <w:noProof/>
                 <w:webHidden/>
-                <w:sz w:val="24"/>
-                <w:szCs w:val="24"/>
               </w:rPr>
               <w:fldChar w:fldCharType="separate"/>
             </w:r>
@@ -1332,17 +1142,13 @@
               <w:rPr>
                 <w:noProof/>
                 <w:webHidden/>
-                <w:sz w:val="24"/>
-                <w:szCs w:val="24"/>
-              </w:rPr>
-              <w:t>8</w:t>
+              </w:rPr>
+              <w:t>11</w:t>
             </w:r>
             <w:r>
               <w:rPr>
                 <w:noProof/>
                 <w:webHidden/>
-                <w:sz w:val="24"/>
-                <w:szCs w:val="24"/>
               </w:rPr>
               <w:fldChar w:fldCharType="end"/>
             </w:r>
@@ -1350,25 +1156,23 @@
         </w:p>
         <w:p>
           <w:pPr>
-            <w:pStyle w:val="TJ1"/>
+            <w:pStyle w:val="TOC1"/>
             <w:tabs>
               <w:tab w:val="right" w:leader="dot" w:pos="9062"/>
             </w:tabs>
             <w:rPr>
               <w:rFonts w:eastAsiaTheme="minorEastAsia"/>
               <w:noProof/>
-              <w:sz w:val="28"/>
-              <w:szCs w:val="28"/>
+              <w:sz w:val="24"/>
+              <w:szCs w:val="24"/>
               <w:lang w:eastAsia="hu-HU"/>
             </w:rPr>
           </w:pPr>
-          <w:hyperlink w:anchor="_Toc228378722" w:history="1">
-            <w:r>
-              <w:rPr>
-                <w:rStyle w:val="Hiperhivatkozs"/>
-                <w:noProof/>
-                <w:sz w:val="24"/>
-                <w:szCs w:val="24"/>
+          <w:hyperlink w:anchor="_Toc228391761" w:history="1">
+            <w:r>
+              <w:rPr>
+                <w:rStyle w:val="Hyperlink"/>
+                <w:noProof/>
               </w:rPr>
               <w:t>Táblák és oszlopok</w:t>
             </w:r>
@@ -1376,8 +1180,6 @@
               <w:rPr>
                 <w:noProof/>
                 <w:webHidden/>
-                <w:sz w:val="24"/>
-                <w:szCs w:val="24"/>
               </w:rPr>
               <w:tab/>
             </w:r>
@@ -1385,8 +1187,6 @@
               <w:rPr>
                 <w:noProof/>
                 <w:webHidden/>
-                <w:sz w:val="24"/>
-                <w:szCs w:val="24"/>
               </w:rPr>
               <w:fldChar w:fldCharType="begin"/>
             </w:r>
@@ -1394,25 +1194,19 @@
               <w:rPr>
                 <w:noProof/>
                 <w:webHidden/>
-                <w:sz w:val="24"/>
-                <w:szCs w:val="24"/>
-              </w:rPr>
-              <w:instrText xml:space="preserve"> PAGEREF _Toc228378722 \h </w:instrText>
+              </w:rPr>
+              <w:instrText xml:space="preserve"> PAGEREF _Toc228391761 \h </w:instrText>
             </w:r>
             <w:r>
               <w:rPr>
                 <w:noProof/>
                 <w:webHidden/>
-                <w:sz w:val="24"/>
-                <w:szCs w:val="24"/>
               </w:rPr>
             </w:r>
             <w:r>
               <w:rPr>
                 <w:noProof/>
                 <w:webHidden/>
-                <w:sz w:val="24"/>
-                <w:szCs w:val="24"/>
               </w:rPr>
               <w:fldChar w:fldCharType="separate"/>
             </w:r>
@@ -1420,17 +1214,13 @@
               <w:rPr>
                 <w:noProof/>
                 <w:webHidden/>
-                <w:sz w:val="24"/>
-                <w:szCs w:val="24"/>
-              </w:rPr>
-              <w:t>8</w:t>
+              </w:rPr>
+              <w:t>11</w:t>
             </w:r>
             <w:r>
               <w:rPr>
                 <w:noProof/>
                 <w:webHidden/>
-                <w:sz w:val="24"/>
-                <w:szCs w:val="24"/>
               </w:rPr>
               <w:fldChar w:fldCharType="end"/>
             </w:r>
@@ -1438,25 +1228,23 @@
         </w:p>
         <w:p>
           <w:pPr>
-            <w:pStyle w:val="TJ2"/>
+            <w:pStyle w:val="TOC2"/>
             <w:tabs>
               <w:tab w:val="right" w:leader="dot" w:pos="9062"/>
             </w:tabs>
             <w:rPr>
               <w:rFonts w:eastAsiaTheme="minorEastAsia"/>
               <w:noProof/>
-              <w:sz w:val="28"/>
-              <w:szCs w:val="28"/>
+              <w:sz w:val="24"/>
+              <w:szCs w:val="24"/>
               <w:lang w:eastAsia="hu-HU"/>
             </w:rPr>
           </w:pPr>
-          <w:hyperlink w:anchor="_Toc228378723" w:history="1">
-            <w:r>
-              <w:rPr>
-                <w:rStyle w:val="Hiperhivatkozs"/>
-                <w:noProof/>
-                <w:sz w:val="24"/>
-                <w:szCs w:val="24"/>
+          <w:hyperlink w:anchor="_Toc228391762" w:history="1">
+            <w:r>
+              <w:rPr>
+                <w:rStyle w:val="Hyperlink"/>
+                <w:noProof/>
               </w:rPr>
               <w:t>1. categories (Kategóriák)</w:t>
             </w:r>
@@ -1464,8 +1252,6 @@
               <w:rPr>
                 <w:noProof/>
                 <w:webHidden/>
-                <w:sz w:val="24"/>
-                <w:szCs w:val="24"/>
               </w:rPr>
               <w:tab/>
             </w:r>
@@ -1473,8 +1259,6 @@
               <w:rPr>
                 <w:noProof/>
                 <w:webHidden/>
-                <w:sz w:val="24"/>
-                <w:szCs w:val="24"/>
               </w:rPr>
               <w:fldChar w:fldCharType="begin"/>
             </w:r>
@@ -1482,25 +1266,19 @@
               <w:rPr>
                 <w:noProof/>
                 <w:webHidden/>
-                <w:sz w:val="24"/>
-                <w:szCs w:val="24"/>
-              </w:rPr>
-              <w:instrText xml:space="preserve"> PAGEREF _Toc228378723 \h </w:instrText>
+              </w:rPr>
+              <w:instrText xml:space="preserve"> PAGEREF _Toc228391762 \h </w:instrText>
             </w:r>
             <w:r>
               <w:rPr>
                 <w:noProof/>
                 <w:webHidden/>
-                <w:sz w:val="24"/>
-                <w:szCs w:val="24"/>
               </w:rPr>
             </w:r>
             <w:r>
               <w:rPr>
                 <w:noProof/>
                 <w:webHidden/>
-                <w:sz w:val="24"/>
-                <w:szCs w:val="24"/>
               </w:rPr>
               <w:fldChar w:fldCharType="separate"/>
             </w:r>
@@ -1508,17 +1286,13 @@
               <w:rPr>
                 <w:noProof/>
                 <w:webHidden/>
-                <w:sz w:val="24"/>
-                <w:szCs w:val="24"/>
-              </w:rPr>
-              <w:t>8</w:t>
+              </w:rPr>
+              <w:t>11</w:t>
             </w:r>
             <w:r>
               <w:rPr>
                 <w:noProof/>
                 <w:webHidden/>
-                <w:sz w:val="24"/>
-                <w:szCs w:val="24"/>
               </w:rPr>
               <w:fldChar w:fldCharType="end"/>
             </w:r>
@@ -1526,25 +1300,23 @@
         </w:p>
         <w:p>
           <w:pPr>
-            <w:pStyle w:val="TJ2"/>
+            <w:pStyle w:val="TOC2"/>
             <w:tabs>
               <w:tab w:val="right" w:leader="dot" w:pos="9062"/>
             </w:tabs>
             <w:rPr>
               <w:rFonts w:eastAsiaTheme="minorEastAsia"/>
               <w:noProof/>
-              <w:sz w:val="28"/>
-              <w:szCs w:val="28"/>
+              <w:sz w:val="24"/>
+              <w:szCs w:val="24"/>
               <w:lang w:eastAsia="hu-HU"/>
             </w:rPr>
           </w:pPr>
-          <w:hyperlink w:anchor="_Toc228378724" w:history="1">
-            <w:r>
-              <w:rPr>
-                <w:rStyle w:val="Hiperhivatkozs"/>
-                <w:noProof/>
-                <w:sz w:val="24"/>
-                <w:szCs w:val="24"/>
+          <w:hyperlink w:anchor="_Toc228391763" w:history="1">
+            <w:r>
+              <w:rPr>
+                <w:rStyle w:val="Hyperlink"/>
+                <w:noProof/>
               </w:rPr>
               <w:t>2. favorites (Kedvencek)</w:t>
             </w:r>
@@ -1552,8 +1324,6 @@
               <w:rPr>
                 <w:noProof/>
                 <w:webHidden/>
-                <w:sz w:val="24"/>
-                <w:szCs w:val="24"/>
               </w:rPr>
               <w:tab/>
             </w:r>
@@ -1561,8 +1331,6 @@
               <w:rPr>
                 <w:noProof/>
                 <w:webHidden/>
-                <w:sz w:val="24"/>
-                <w:szCs w:val="24"/>
               </w:rPr>
               <w:fldChar w:fldCharType="begin"/>
             </w:r>
@@ -1570,25 +1338,19 @@
               <w:rPr>
                 <w:noProof/>
                 <w:webHidden/>
-                <w:sz w:val="24"/>
-                <w:szCs w:val="24"/>
-              </w:rPr>
-              <w:instrText xml:space="preserve"> PAGEREF _Toc228378724 \h </w:instrText>
+              </w:rPr>
+              <w:instrText xml:space="preserve"> PAGEREF _Toc228391763 \h </w:instrText>
             </w:r>
             <w:r>
               <w:rPr>
                 <w:noProof/>
                 <w:webHidden/>
-                <w:sz w:val="24"/>
-                <w:szCs w:val="24"/>
               </w:rPr>
             </w:r>
             <w:r>
               <w:rPr>
                 <w:noProof/>
                 <w:webHidden/>
-                <w:sz w:val="24"/>
-                <w:szCs w:val="24"/>
               </w:rPr>
               <w:fldChar w:fldCharType="separate"/>
             </w:r>
@@ -1596,17 +1358,13 @@
               <w:rPr>
                 <w:noProof/>
                 <w:webHidden/>
-                <w:sz w:val="24"/>
-                <w:szCs w:val="24"/>
-              </w:rPr>
-              <w:t>8</w:t>
+              </w:rPr>
+              <w:t>11</w:t>
             </w:r>
             <w:r>
               <w:rPr>
                 <w:noProof/>
                 <w:webHidden/>
-                <w:sz w:val="24"/>
-                <w:szCs w:val="24"/>
               </w:rPr>
               <w:fldChar w:fldCharType="end"/>
             </w:r>
@@ -1614,25 +1372,23 @@
         </w:p>
         <w:p>
           <w:pPr>
-            <w:pStyle w:val="TJ2"/>
+            <w:pStyle w:val="TOC2"/>
             <w:tabs>
               <w:tab w:val="right" w:leader="dot" w:pos="9062"/>
             </w:tabs>
             <w:rPr>
               <w:rFonts w:eastAsiaTheme="minorEastAsia"/>
               <w:noProof/>
-              <w:sz w:val="28"/>
-              <w:szCs w:val="28"/>
+              <w:sz w:val="24"/>
+              <w:szCs w:val="24"/>
               <w:lang w:eastAsia="hu-HU"/>
             </w:rPr>
           </w:pPr>
-          <w:hyperlink w:anchor="_Toc228378725" w:history="1">
-            <w:r>
-              <w:rPr>
-                <w:rStyle w:val="Hiperhivatkozs"/>
-                <w:noProof/>
-                <w:sz w:val="24"/>
-                <w:szCs w:val="24"/>
+          <w:hyperlink w:anchor="_Toc228391764" w:history="1">
+            <w:r>
+              <w:rPr>
+                <w:rStyle w:val="Hyperlink"/>
+                <w:noProof/>
               </w:rPr>
               <w:t>3. itemimages (Termékképek)</w:t>
             </w:r>
@@ -1640,8 +1396,6 @@
               <w:rPr>
                 <w:noProof/>
                 <w:webHidden/>
-                <w:sz w:val="24"/>
-                <w:szCs w:val="24"/>
               </w:rPr>
               <w:tab/>
             </w:r>
@@ -1649,8 +1403,6 @@
               <w:rPr>
                 <w:noProof/>
                 <w:webHidden/>
-                <w:sz w:val="24"/>
-                <w:szCs w:val="24"/>
               </w:rPr>
               <w:fldChar w:fldCharType="begin"/>
             </w:r>
@@ -1658,25 +1410,19 @@
               <w:rPr>
                 <w:noProof/>
                 <w:webHidden/>
-                <w:sz w:val="24"/>
-                <w:szCs w:val="24"/>
-              </w:rPr>
-              <w:instrText xml:space="preserve"> PAGEREF _Toc228378725 \h </w:instrText>
+              </w:rPr>
+              <w:instrText xml:space="preserve"> PAGEREF _Toc228391764 \h </w:instrText>
             </w:r>
             <w:r>
               <w:rPr>
                 <w:noProof/>
                 <w:webHidden/>
-                <w:sz w:val="24"/>
-                <w:szCs w:val="24"/>
               </w:rPr>
             </w:r>
             <w:r>
               <w:rPr>
                 <w:noProof/>
                 <w:webHidden/>
-                <w:sz w:val="24"/>
-                <w:szCs w:val="24"/>
               </w:rPr>
               <w:fldChar w:fldCharType="separate"/>
             </w:r>
@@ -1684,17 +1430,13 @@
               <w:rPr>
                 <w:noProof/>
                 <w:webHidden/>
-                <w:sz w:val="24"/>
-                <w:szCs w:val="24"/>
-              </w:rPr>
-              <w:t>8</w:t>
+              </w:rPr>
+              <w:t>12</w:t>
             </w:r>
             <w:r>
               <w:rPr>
                 <w:noProof/>
                 <w:webHidden/>
-                <w:sz w:val="24"/>
-                <w:szCs w:val="24"/>
               </w:rPr>
               <w:fldChar w:fldCharType="end"/>
             </w:r>
@@ -1702,25 +1444,23 @@
         </w:p>
         <w:p>
           <w:pPr>
-            <w:pStyle w:val="TJ2"/>
+            <w:pStyle w:val="TOC2"/>
             <w:tabs>
               <w:tab w:val="right" w:leader="dot" w:pos="9062"/>
             </w:tabs>
             <w:rPr>
               <w:rFonts w:eastAsiaTheme="minorEastAsia"/>
               <w:noProof/>
-              <w:sz w:val="28"/>
-              <w:szCs w:val="28"/>
+              <w:sz w:val="24"/>
+              <w:szCs w:val="24"/>
               <w:lang w:eastAsia="hu-HU"/>
             </w:rPr>
           </w:pPr>
-          <w:hyperlink w:anchor="_Toc228378726" w:history="1">
-            <w:r>
-              <w:rPr>
-                <w:rStyle w:val="Hiperhivatkozs"/>
-                <w:noProof/>
-                <w:sz w:val="24"/>
-                <w:szCs w:val="24"/>
+          <w:hyperlink w:anchor="_Toc228391765" w:history="1">
+            <w:r>
+              <w:rPr>
+                <w:rStyle w:val="Hyperlink"/>
+                <w:noProof/>
               </w:rPr>
               <w:t>4. items (Termékek)</w:t>
             </w:r>
@@ -1728,8 +1468,6 @@
               <w:rPr>
                 <w:noProof/>
                 <w:webHidden/>
-                <w:sz w:val="24"/>
-                <w:szCs w:val="24"/>
               </w:rPr>
               <w:tab/>
             </w:r>
@@ -1737,8 +1475,6 @@
               <w:rPr>
                 <w:noProof/>
                 <w:webHidden/>
-                <w:sz w:val="24"/>
-                <w:szCs w:val="24"/>
               </w:rPr>
               <w:fldChar w:fldCharType="begin"/>
             </w:r>
@@ -1746,25 +1482,19 @@
               <w:rPr>
                 <w:noProof/>
                 <w:webHidden/>
-                <w:sz w:val="24"/>
-                <w:szCs w:val="24"/>
-              </w:rPr>
-              <w:instrText xml:space="preserve"> PAGEREF _Toc228378726 \h </w:instrText>
+              </w:rPr>
+              <w:instrText xml:space="preserve"> PAGEREF _Toc228391765 \h </w:instrText>
             </w:r>
             <w:r>
               <w:rPr>
                 <w:noProof/>
                 <w:webHidden/>
-                <w:sz w:val="24"/>
-                <w:szCs w:val="24"/>
               </w:rPr>
             </w:r>
             <w:r>
               <w:rPr>
                 <w:noProof/>
                 <w:webHidden/>
-                <w:sz w:val="24"/>
-                <w:szCs w:val="24"/>
               </w:rPr>
               <w:fldChar w:fldCharType="separate"/>
             </w:r>
@@ -1772,17 +1502,13 @@
               <w:rPr>
                 <w:noProof/>
                 <w:webHidden/>
-                <w:sz w:val="24"/>
-                <w:szCs w:val="24"/>
-              </w:rPr>
-              <w:t>9</w:t>
+              </w:rPr>
+              <w:t>12</w:t>
             </w:r>
             <w:r>
               <w:rPr>
                 <w:noProof/>
                 <w:webHidden/>
-                <w:sz w:val="24"/>
-                <w:szCs w:val="24"/>
               </w:rPr>
               <w:fldChar w:fldCharType="end"/>
             </w:r>
@@ -1790,25 +1516,23 @@
         </w:p>
         <w:p>
           <w:pPr>
-            <w:pStyle w:val="TJ2"/>
+            <w:pStyle w:val="TOC2"/>
             <w:tabs>
               <w:tab w:val="right" w:leader="dot" w:pos="9062"/>
             </w:tabs>
             <w:rPr>
               <w:rFonts w:eastAsiaTheme="minorEastAsia"/>
               <w:noProof/>
-              <w:sz w:val="28"/>
-              <w:szCs w:val="28"/>
+              <w:sz w:val="24"/>
+              <w:szCs w:val="24"/>
               <w:lang w:eastAsia="hu-HU"/>
             </w:rPr>
           </w:pPr>
-          <w:hyperlink w:anchor="_Toc228378727" w:history="1">
-            <w:r>
-              <w:rPr>
-                <w:rStyle w:val="Hiperhivatkozs"/>
-                <w:noProof/>
-                <w:sz w:val="24"/>
-                <w:szCs w:val="24"/>
+          <w:hyperlink w:anchor="_Toc228391766" w:history="1">
+            <w:r>
+              <w:rPr>
+                <w:rStyle w:val="Hyperlink"/>
+                <w:noProof/>
               </w:rPr>
               <w:t>5. messages (Üzenetek)</w:t>
             </w:r>
@@ -1816,8 +1540,6 @@
               <w:rPr>
                 <w:noProof/>
                 <w:webHidden/>
-                <w:sz w:val="24"/>
-                <w:szCs w:val="24"/>
               </w:rPr>
               <w:tab/>
             </w:r>
@@ -1825,8 +1547,6 @@
               <w:rPr>
                 <w:noProof/>
                 <w:webHidden/>
-                <w:sz w:val="24"/>
-                <w:szCs w:val="24"/>
               </w:rPr>
               <w:fldChar w:fldCharType="begin"/>
             </w:r>
@@ -1834,25 +1554,19 @@
               <w:rPr>
                 <w:noProof/>
                 <w:webHidden/>
-                <w:sz w:val="24"/>
-                <w:szCs w:val="24"/>
-              </w:rPr>
-              <w:instrText xml:space="preserve"> PAGEREF _Toc228378727 \h </w:instrText>
+              </w:rPr>
+              <w:instrText xml:space="preserve"> PAGEREF _Toc228391766 \h </w:instrText>
             </w:r>
             <w:r>
               <w:rPr>
                 <w:noProof/>
                 <w:webHidden/>
-                <w:sz w:val="24"/>
-                <w:szCs w:val="24"/>
               </w:rPr>
             </w:r>
             <w:r>
               <w:rPr>
                 <w:noProof/>
                 <w:webHidden/>
-                <w:sz w:val="24"/>
-                <w:szCs w:val="24"/>
               </w:rPr>
               <w:fldChar w:fldCharType="separate"/>
             </w:r>
@@ -1860,17 +1574,13 @@
               <w:rPr>
                 <w:noProof/>
                 <w:webHidden/>
-                <w:sz w:val="24"/>
-                <w:szCs w:val="24"/>
-              </w:rPr>
-              <w:t>9</w:t>
+              </w:rPr>
+              <w:t>12</w:t>
             </w:r>
             <w:r>
               <w:rPr>
                 <w:noProof/>
                 <w:webHidden/>
-                <w:sz w:val="24"/>
-                <w:szCs w:val="24"/>
               </w:rPr>
               <w:fldChar w:fldCharType="end"/>
             </w:r>
@@ -1878,25 +1588,23 @@
         </w:p>
         <w:p>
           <w:pPr>
-            <w:pStyle w:val="TJ2"/>
+            <w:pStyle w:val="TOC2"/>
             <w:tabs>
               <w:tab w:val="right" w:leader="dot" w:pos="9062"/>
             </w:tabs>
             <w:rPr>
               <w:rFonts w:eastAsiaTheme="minorEastAsia"/>
               <w:noProof/>
-              <w:sz w:val="28"/>
-              <w:szCs w:val="28"/>
+              <w:sz w:val="24"/>
+              <w:szCs w:val="24"/>
               <w:lang w:eastAsia="hu-HU"/>
             </w:rPr>
           </w:pPr>
-          <w:hyperlink w:anchor="_Toc228378728" w:history="1">
-            <w:r>
-              <w:rPr>
-                <w:rStyle w:val="Hiperhivatkozs"/>
-                <w:noProof/>
-                <w:sz w:val="24"/>
-                <w:szCs w:val="24"/>
+          <w:hyperlink w:anchor="_Toc228391767" w:history="1">
+            <w:r>
+              <w:rPr>
+                <w:rStyle w:val="Hyperlink"/>
+                <w:noProof/>
               </w:rPr>
               <w:t>6. offers (Ajánlatok)</w:t>
             </w:r>
@@ -1904,8 +1612,6 @@
               <w:rPr>
                 <w:noProof/>
                 <w:webHidden/>
-                <w:sz w:val="24"/>
-                <w:szCs w:val="24"/>
               </w:rPr>
               <w:tab/>
             </w:r>
@@ -1913,8 +1619,6 @@
               <w:rPr>
                 <w:noProof/>
                 <w:webHidden/>
-                <w:sz w:val="24"/>
-                <w:szCs w:val="24"/>
               </w:rPr>
               <w:fldChar w:fldCharType="begin"/>
             </w:r>
@@ -1922,25 +1626,19 @@
               <w:rPr>
                 <w:noProof/>
                 <w:webHidden/>
-                <w:sz w:val="24"/>
-                <w:szCs w:val="24"/>
-              </w:rPr>
-              <w:instrText xml:space="preserve"> PAGEREF _Toc228378728 \h </w:instrText>
+              </w:rPr>
+              <w:instrText xml:space="preserve"> PAGEREF _Toc228391767 \h </w:instrText>
             </w:r>
             <w:r>
               <w:rPr>
                 <w:noProof/>
                 <w:webHidden/>
-                <w:sz w:val="24"/>
-                <w:szCs w:val="24"/>
               </w:rPr>
             </w:r>
             <w:r>
               <w:rPr>
                 <w:noProof/>
                 <w:webHidden/>
-                <w:sz w:val="24"/>
-                <w:szCs w:val="24"/>
               </w:rPr>
               <w:fldChar w:fldCharType="separate"/>
             </w:r>
@@ -1948,17 +1646,13 @@
               <w:rPr>
                 <w:noProof/>
                 <w:webHidden/>
-                <w:sz w:val="24"/>
-                <w:szCs w:val="24"/>
-              </w:rPr>
-              <w:t>9</w:t>
+              </w:rPr>
+              <w:t>12</w:t>
             </w:r>
             <w:r>
               <w:rPr>
                 <w:noProof/>
                 <w:webHidden/>
-                <w:sz w:val="24"/>
-                <w:szCs w:val="24"/>
               </w:rPr>
               <w:fldChar w:fldCharType="end"/>
             </w:r>
@@ -1966,25 +1660,23 @@
         </w:p>
         <w:p>
           <w:pPr>
-            <w:pStyle w:val="TJ2"/>
+            <w:pStyle w:val="TOC2"/>
             <w:tabs>
               <w:tab w:val="right" w:leader="dot" w:pos="9062"/>
             </w:tabs>
             <w:rPr>
               <w:rFonts w:eastAsiaTheme="minorEastAsia"/>
               <w:noProof/>
-              <w:sz w:val="28"/>
-              <w:szCs w:val="28"/>
+              <w:sz w:val="24"/>
+              <w:szCs w:val="24"/>
               <w:lang w:eastAsia="hu-HU"/>
             </w:rPr>
           </w:pPr>
-          <w:hyperlink w:anchor="_Toc228378729" w:history="1">
-            <w:r>
-              <w:rPr>
-                <w:rStyle w:val="Hiperhivatkozs"/>
-                <w:noProof/>
-                <w:sz w:val="24"/>
-                <w:szCs w:val="24"/>
+          <w:hyperlink w:anchor="_Toc228391768" w:history="1">
+            <w:r>
+              <w:rPr>
+                <w:rStyle w:val="Hyperlink"/>
+                <w:noProof/>
               </w:rPr>
               <w:t>7. orders (Rendelések)</w:t>
             </w:r>
@@ -1992,8 +1684,6 @@
               <w:rPr>
                 <w:noProof/>
                 <w:webHidden/>
-                <w:sz w:val="24"/>
-                <w:szCs w:val="24"/>
               </w:rPr>
               <w:tab/>
             </w:r>
@@ -2001,8 +1691,6 @@
               <w:rPr>
                 <w:noProof/>
                 <w:webHidden/>
-                <w:sz w:val="24"/>
-                <w:szCs w:val="24"/>
               </w:rPr>
               <w:fldChar w:fldCharType="begin"/>
             </w:r>
@@ -2010,25 +1698,19 @@
               <w:rPr>
                 <w:noProof/>
                 <w:webHidden/>
-                <w:sz w:val="24"/>
-                <w:szCs w:val="24"/>
-              </w:rPr>
-              <w:instrText xml:space="preserve"> PAGEREF _Toc228378729 \h </w:instrText>
+              </w:rPr>
+              <w:instrText xml:space="preserve"> PAGEREF _Toc228391768 \h </w:instrText>
             </w:r>
             <w:r>
               <w:rPr>
                 <w:noProof/>
                 <w:webHidden/>
-                <w:sz w:val="24"/>
-                <w:szCs w:val="24"/>
               </w:rPr>
             </w:r>
             <w:r>
               <w:rPr>
                 <w:noProof/>
                 <w:webHidden/>
-                <w:sz w:val="24"/>
-                <w:szCs w:val="24"/>
               </w:rPr>
               <w:fldChar w:fldCharType="separate"/>
             </w:r>
@@ -2036,17 +1718,13 @@
               <w:rPr>
                 <w:noProof/>
                 <w:webHidden/>
-                <w:sz w:val="24"/>
-                <w:szCs w:val="24"/>
-              </w:rPr>
-              <w:t>10</w:t>
+              </w:rPr>
+              <w:t>13</w:t>
             </w:r>
             <w:r>
               <w:rPr>
                 <w:noProof/>
                 <w:webHidden/>
-                <w:sz w:val="24"/>
-                <w:szCs w:val="24"/>
               </w:rPr>
               <w:fldChar w:fldCharType="end"/>
             </w:r>
@@ -2054,25 +1732,23 @@
         </w:p>
         <w:p>
           <w:pPr>
-            <w:pStyle w:val="TJ2"/>
+            <w:pStyle w:val="TOC2"/>
             <w:tabs>
               <w:tab w:val="right" w:leader="dot" w:pos="9062"/>
             </w:tabs>
             <w:rPr>
               <w:rFonts w:eastAsiaTheme="minorEastAsia"/>
               <w:noProof/>
-              <w:sz w:val="28"/>
-              <w:szCs w:val="28"/>
+              <w:sz w:val="24"/>
+              <w:szCs w:val="24"/>
               <w:lang w:eastAsia="hu-HU"/>
             </w:rPr>
           </w:pPr>
-          <w:hyperlink w:anchor="_Toc228378730" w:history="1">
-            <w:r>
-              <w:rPr>
-                <w:rStyle w:val="Hiperhivatkozs"/>
-                <w:noProof/>
-                <w:sz w:val="24"/>
-                <w:szCs w:val="24"/>
+          <w:hyperlink w:anchor="_Toc228391769" w:history="1">
+            <w:r>
+              <w:rPr>
+                <w:rStyle w:val="Hyperlink"/>
+                <w:noProof/>
               </w:rPr>
               <w:t>8. payments (Fizetések)</w:t>
             </w:r>
@@ -2080,8 +1756,6 @@
               <w:rPr>
                 <w:noProof/>
                 <w:webHidden/>
-                <w:sz w:val="24"/>
-                <w:szCs w:val="24"/>
               </w:rPr>
               <w:tab/>
             </w:r>
@@ -2089,8 +1763,6 @@
               <w:rPr>
                 <w:noProof/>
                 <w:webHidden/>
-                <w:sz w:val="24"/>
-                <w:szCs w:val="24"/>
               </w:rPr>
               <w:fldChar w:fldCharType="begin"/>
             </w:r>
@@ -2098,25 +1770,19 @@
               <w:rPr>
                 <w:noProof/>
                 <w:webHidden/>
-                <w:sz w:val="24"/>
-                <w:szCs w:val="24"/>
-              </w:rPr>
-              <w:instrText xml:space="preserve"> PAGEREF _Toc228378730 \h </w:instrText>
+              </w:rPr>
+              <w:instrText xml:space="preserve"> PAGEREF _Toc228391769 \h </w:instrText>
             </w:r>
             <w:r>
               <w:rPr>
                 <w:noProof/>
                 <w:webHidden/>
-                <w:sz w:val="24"/>
-                <w:szCs w:val="24"/>
               </w:rPr>
             </w:r>
             <w:r>
               <w:rPr>
                 <w:noProof/>
                 <w:webHidden/>
-                <w:sz w:val="24"/>
-                <w:szCs w:val="24"/>
               </w:rPr>
               <w:fldChar w:fldCharType="separate"/>
             </w:r>
@@ -2124,17 +1790,13 @@
               <w:rPr>
                 <w:noProof/>
                 <w:webHidden/>
-                <w:sz w:val="24"/>
-                <w:szCs w:val="24"/>
-              </w:rPr>
-              <w:t>10</w:t>
+              </w:rPr>
+              <w:t>13</w:t>
             </w:r>
             <w:r>
               <w:rPr>
                 <w:noProof/>
                 <w:webHidden/>
-                <w:sz w:val="24"/>
-                <w:szCs w:val="24"/>
               </w:rPr>
               <w:fldChar w:fldCharType="end"/>
             </w:r>
@@ -2142,25 +1804,23 @@
         </w:p>
         <w:p>
           <w:pPr>
-            <w:pStyle w:val="TJ2"/>
+            <w:pStyle w:val="TOC2"/>
             <w:tabs>
               <w:tab w:val="right" w:leader="dot" w:pos="9062"/>
             </w:tabs>
             <w:rPr>
               <w:rFonts w:eastAsiaTheme="minorEastAsia"/>
               <w:noProof/>
-              <w:sz w:val="28"/>
-              <w:szCs w:val="28"/>
+              <w:sz w:val="24"/>
+              <w:szCs w:val="24"/>
               <w:lang w:eastAsia="hu-HU"/>
             </w:rPr>
           </w:pPr>
-          <w:hyperlink w:anchor="_Toc228378731" w:history="1">
-            <w:r>
-              <w:rPr>
-                <w:rStyle w:val="Hiperhivatkozs"/>
-                <w:noProof/>
-                <w:sz w:val="24"/>
-                <w:szCs w:val="24"/>
+          <w:hyperlink w:anchor="_Toc228391770" w:history="1">
+            <w:r>
+              <w:rPr>
+                <w:rStyle w:val="Hyperlink"/>
+                <w:noProof/>
               </w:rPr>
               <w:t>9. reviews (Értékelések)</w:t>
             </w:r>
@@ -2168,8 +1828,6 @@
               <w:rPr>
                 <w:noProof/>
                 <w:webHidden/>
-                <w:sz w:val="24"/>
-                <w:szCs w:val="24"/>
               </w:rPr>
               <w:tab/>
             </w:r>
@@ -2177,8 +1835,6 @@
               <w:rPr>
                 <w:noProof/>
                 <w:webHidden/>
-                <w:sz w:val="24"/>
-                <w:szCs w:val="24"/>
               </w:rPr>
               <w:fldChar w:fldCharType="begin"/>
             </w:r>
@@ -2186,25 +1842,19 @@
               <w:rPr>
                 <w:noProof/>
                 <w:webHidden/>
-                <w:sz w:val="24"/>
-                <w:szCs w:val="24"/>
-              </w:rPr>
-              <w:instrText xml:space="preserve"> PAGEREF _Toc228378731 \h </w:instrText>
+              </w:rPr>
+              <w:instrText xml:space="preserve"> PAGEREF _Toc228391770 \h </w:instrText>
             </w:r>
             <w:r>
               <w:rPr>
                 <w:noProof/>
                 <w:webHidden/>
-                <w:sz w:val="24"/>
-                <w:szCs w:val="24"/>
               </w:rPr>
             </w:r>
             <w:r>
               <w:rPr>
                 <w:noProof/>
                 <w:webHidden/>
-                <w:sz w:val="24"/>
-                <w:szCs w:val="24"/>
               </w:rPr>
               <w:fldChar w:fldCharType="separate"/>
             </w:r>
@@ -2212,17 +1862,13 @@
               <w:rPr>
                 <w:noProof/>
                 <w:webHidden/>
-                <w:sz w:val="24"/>
-                <w:szCs w:val="24"/>
-              </w:rPr>
-              <w:t>10</w:t>
+              </w:rPr>
+              <w:t>13</w:t>
             </w:r>
             <w:r>
               <w:rPr>
                 <w:noProof/>
                 <w:webHidden/>
-                <w:sz w:val="24"/>
-                <w:szCs w:val="24"/>
               </w:rPr>
               <w:fldChar w:fldCharType="end"/>
             </w:r>
@@ -2230,25 +1876,23 @@
         </w:p>
         <w:p>
           <w:pPr>
-            <w:pStyle w:val="TJ2"/>
+            <w:pStyle w:val="TOC2"/>
             <w:tabs>
               <w:tab w:val="right" w:leader="dot" w:pos="9062"/>
             </w:tabs>
             <w:rPr>
               <w:rFonts w:eastAsiaTheme="minorEastAsia"/>
               <w:noProof/>
-              <w:sz w:val="28"/>
-              <w:szCs w:val="28"/>
+              <w:sz w:val="24"/>
+              <w:szCs w:val="24"/>
               <w:lang w:eastAsia="hu-HU"/>
             </w:rPr>
           </w:pPr>
-          <w:hyperlink w:anchor="_Toc228378732" w:history="1">
-            <w:r>
-              <w:rPr>
-                <w:rStyle w:val="Hiperhivatkozs"/>
-                <w:noProof/>
-                <w:sz w:val="24"/>
-                <w:szCs w:val="24"/>
+          <w:hyperlink w:anchor="_Toc228391771" w:history="1">
+            <w:r>
+              <w:rPr>
+                <w:rStyle w:val="Hyperlink"/>
+                <w:noProof/>
               </w:rPr>
               <w:t>10. shipping (Szállítások)</w:t>
             </w:r>
@@ -2256,8 +1900,6 @@
               <w:rPr>
                 <w:noProof/>
                 <w:webHidden/>
-                <w:sz w:val="24"/>
-                <w:szCs w:val="24"/>
               </w:rPr>
               <w:tab/>
             </w:r>
@@ -2265,8 +1907,6 @@
               <w:rPr>
                 <w:noProof/>
                 <w:webHidden/>
-                <w:sz w:val="24"/>
-                <w:szCs w:val="24"/>
               </w:rPr>
               <w:fldChar w:fldCharType="begin"/>
             </w:r>
@@ -2274,25 +1914,19 @@
               <w:rPr>
                 <w:noProof/>
                 <w:webHidden/>
-                <w:sz w:val="24"/>
-                <w:szCs w:val="24"/>
-              </w:rPr>
-              <w:instrText xml:space="preserve"> PAGEREF _Toc228378732 \h </w:instrText>
+              </w:rPr>
+              <w:instrText xml:space="preserve"> PAGEREF _Toc228391771 \h </w:instrText>
             </w:r>
             <w:r>
               <w:rPr>
                 <w:noProof/>
                 <w:webHidden/>
-                <w:sz w:val="24"/>
-                <w:szCs w:val="24"/>
               </w:rPr>
             </w:r>
             <w:r>
               <w:rPr>
                 <w:noProof/>
                 <w:webHidden/>
-                <w:sz w:val="24"/>
-                <w:szCs w:val="24"/>
               </w:rPr>
               <w:fldChar w:fldCharType="separate"/>
             </w:r>
@@ -2300,17 +1934,13 @@
               <w:rPr>
                 <w:noProof/>
                 <w:webHidden/>
-                <w:sz w:val="24"/>
-                <w:szCs w:val="24"/>
-              </w:rPr>
-              <w:t>10</w:t>
+              </w:rPr>
+              <w:t>14</w:t>
             </w:r>
             <w:r>
               <w:rPr>
                 <w:noProof/>
                 <w:webHidden/>
-                <w:sz w:val="24"/>
-                <w:szCs w:val="24"/>
               </w:rPr>
               <w:fldChar w:fldCharType="end"/>
             </w:r>
@@ -2318,25 +1948,23 @@
         </w:p>
         <w:p>
           <w:pPr>
-            <w:pStyle w:val="TJ2"/>
+            <w:pStyle w:val="TOC2"/>
             <w:tabs>
               <w:tab w:val="right" w:leader="dot" w:pos="9062"/>
             </w:tabs>
             <w:rPr>
               <w:rFonts w:eastAsiaTheme="minorEastAsia"/>
               <w:noProof/>
-              <w:sz w:val="28"/>
-              <w:szCs w:val="28"/>
+              <w:sz w:val="24"/>
+              <w:szCs w:val="24"/>
               <w:lang w:eastAsia="hu-HU"/>
             </w:rPr>
           </w:pPr>
-          <w:hyperlink w:anchor="_Toc228378733" w:history="1">
-            <w:r>
-              <w:rPr>
-                <w:rStyle w:val="Hiperhivatkozs"/>
-                <w:noProof/>
-                <w:sz w:val="24"/>
-                <w:szCs w:val="24"/>
+          <w:hyperlink w:anchor="_Toc228391772" w:history="1">
+            <w:r>
+              <w:rPr>
+                <w:rStyle w:val="Hyperlink"/>
+                <w:noProof/>
               </w:rPr>
               <w:t>11. reports (Jelentések)</w:t>
             </w:r>
@@ -2344,8 +1972,6 @@
               <w:rPr>
                 <w:noProof/>
                 <w:webHidden/>
-                <w:sz w:val="24"/>
-                <w:szCs w:val="24"/>
               </w:rPr>
               <w:tab/>
             </w:r>
@@ -2353,8 +1979,6 @@
               <w:rPr>
                 <w:noProof/>
                 <w:webHidden/>
-                <w:sz w:val="24"/>
-                <w:szCs w:val="24"/>
               </w:rPr>
               <w:fldChar w:fldCharType="begin"/>
             </w:r>
@@ -2362,25 +1986,19 @@
               <w:rPr>
                 <w:noProof/>
                 <w:webHidden/>
-                <w:sz w:val="24"/>
-                <w:szCs w:val="24"/>
-              </w:rPr>
-              <w:instrText xml:space="preserve"> PAGEREF _Toc228378733 \h </w:instrText>
+              </w:rPr>
+              <w:instrText xml:space="preserve"> PAGEREF _Toc228391772 \h </w:instrText>
             </w:r>
             <w:r>
               <w:rPr>
                 <w:noProof/>
                 <w:webHidden/>
-                <w:sz w:val="24"/>
-                <w:szCs w:val="24"/>
               </w:rPr>
             </w:r>
             <w:r>
               <w:rPr>
                 <w:noProof/>
                 <w:webHidden/>
-                <w:sz w:val="24"/>
-                <w:szCs w:val="24"/>
               </w:rPr>
               <w:fldChar w:fldCharType="separate"/>
             </w:r>
@@ -2388,17 +2006,13 @@
               <w:rPr>
                 <w:noProof/>
                 <w:webHidden/>
-                <w:sz w:val="24"/>
-                <w:szCs w:val="24"/>
-              </w:rPr>
-              <w:t>11</w:t>
+              </w:rPr>
+              <w:t>14</w:t>
             </w:r>
             <w:r>
               <w:rPr>
                 <w:noProof/>
                 <w:webHidden/>
-                <w:sz w:val="24"/>
-                <w:szCs w:val="24"/>
               </w:rPr>
               <w:fldChar w:fldCharType="end"/>
             </w:r>
@@ -2406,25 +2020,23 @@
         </w:p>
         <w:p>
           <w:pPr>
-            <w:pStyle w:val="TJ2"/>
+            <w:pStyle w:val="TOC2"/>
             <w:tabs>
               <w:tab w:val="right" w:leader="dot" w:pos="9062"/>
             </w:tabs>
             <w:rPr>
               <w:rFonts w:eastAsiaTheme="minorEastAsia"/>
               <w:noProof/>
-              <w:sz w:val="28"/>
-              <w:szCs w:val="28"/>
+              <w:sz w:val="24"/>
+              <w:szCs w:val="24"/>
               <w:lang w:eastAsia="hu-HU"/>
             </w:rPr>
           </w:pPr>
-          <w:hyperlink w:anchor="_Toc228378734" w:history="1">
-            <w:r>
-              <w:rPr>
-                <w:rStyle w:val="Hiperhivatkozs"/>
-                <w:noProof/>
-                <w:sz w:val="24"/>
-                <w:szCs w:val="24"/>
+          <w:hyperlink w:anchor="_Toc228391773" w:history="1">
+            <w:r>
+              <w:rPr>
+                <w:rStyle w:val="Hyperlink"/>
+                <w:noProof/>
               </w:rPr>
               <w:t>12. users (Felhasználók)</w:t>
             </w:r>
@@ -2432,8 +2044,6 @@
               <w:rPr>
                 <w:noProof/>
                 <w:webHidden/>
-                <w:sz w:val="24"/>
-                <w:szCs w:val="24"/>
               </w:rPr>
               <w:tab/>
             </w:r>
@@ -2441,8 +2051,6 @@
               <w:rPr>
                 <w:noProof/>
                 <w:webHidden/>
-                <w:sz w:val="24"/>
-                <w:szCs w:val="24"/>
               </w:rPr>
               <w:fldChar w:fldCharType="begin"/>
             </w:r>
@@ -2450,25 +2058,19 @@
               <w:rPr>
                 <w:noProof/>
                 <w:webHidden/>
-                <w:sz w:val="24"/>
-                <w:szCs w:val="24"/>
-              </w:rPr>
-              <w:instrText xml:space="preserve"> PAGEREF _Toc228378734 \h </w:instrText>
+              </w:rPr>
+              <w:instrText xml:space="preserve"> PAGEREF _Toc228391773 \h </w:instrText>
             </w:r>
             <w:r>
               <w:rPr>
                 <w:noProof/>
                 <w:webHidden/>
-                <w:sz w:val="24"/>
-                <w:szCs w:val="24"/>
               </w:rPr>
             </w:r>
             <w:r>
               <w:rPr>
                 <w:noProof/>
                 <w:webHidden/>
-                <w:sz w:val="24"/>
-                <w:szCs w:val="24"/>
               </w:rPr>
               <w:fldChar w:fldCharType="separate"/>
             </w:r>
@@ -2476,17 +2078,13 @@
               <w:rPr>
                 <w:noProof/>
                 <w:webHidden/>
-                <w:sz w:val="24"/>
-                <w:szCs w:val="24"/>
-              </w:rPr>
-              <w:t>11</w:t>
+              </w:rPr>
+              <w:t>14</w:t>
             </w:r>
             <w:r>
               <w:rPr>
                 <w:noProof/>
                 <w:webHidden/>
-                <w:sz w:val="24"/>
-                <w:szCs w:val="24"/>
               </w:rPr>
               <w:fldChar w:fldCharType="end"/>
             </w:r>
@@ -2494,25 +2092,23 @@
         </w:p>
         <w:p>
           <w:pPr>
-            <w:pStyle w:val="TJ1"/>
+            <w:pStyle w:val="TOC1"/>
             <w:tabs>
               <w:tab w:val="right" w:leader="dot" w:pos="9062"/>
             </w:tabs>
             <w:rPr>
               <w:rFonts w:eastAsiaTheme="minorEastAsia"/>
               <w:noProof/>
-              <w:sz w:val="28"/>
-              <w:szCs w:val="28"/>
+              <w:sz w:val="24"/>
+              <w:szCs w:val="24"/>
               <w:lang w:eastAsia="hu-HU"/>
             </w:rPr>
           </w:pPr>
-          <w:hyperlink w:anchor="_Toc228378735" w:history="1">
-            <w:r>
-              <w:rPr>
-                <w:rStyle w:val="Hiperhivatkozs"/>
-                <w:noProof/>
-                <w:sz w:val="24"/>
-                <w:szCs w:val="24"/>
+          <w:hyperlink w:anchor="_Toc228391774" w:history="1">
+            <w:r>
+              <w:rPr>
+                <w:rStyle w:val="Hyperlink"/>
+                <w:noProof/>
               </w:rPr>
               <w:t>Kapcsolatok az adatbázisban</w:t>
             </w:r>
@@ -2520,8 +2116,6 @@
               <w:rPr>
                 <w:noProof/>
                 <w:webHidden/>
-                <w:sz w:val="24"/>
-                <w:szCs w:val="24"/>
               </w:rPr>
               <w:tab/>
             </w:r>
@@ -2529,8 +2123,6 @@
               <w:rPr>
                 <w:noProof/>
                 <w:webHidden/>
-                <w:sz w:val="24"/>
-                <w:szCs w:val="24"/>
               </w:rPr>
               <w:fldChar w:fldCharType="begin"/>
             </w:r>
@@ -2538,25 +2130,19 @@
               <w:rPr>
                 <w:noProof/>
                 <w:webHidden/>
-                <w:sz w:val="24"/>
-                <w:szCs w:val="24"/>
-              </w:rPr>
-              <w:instrText xml:space="preserve"> PAGEREF _Toc228378735 \h </w:instrText>
+              </w:rPr>
+              <w:instrText xml:space="preserve"> PAGEREF _Toc228391774 \h </w:instrText>
             </w:r>
             <w:r>
               <w:rPr>
                 <w:noProof/>
                 <w:webHidden/>
-                <w:sz w:val="24"/>
-                <w:szCs w:val="24"/>
               </w:rPr>
             </w:r>
             <w:r>
               <w:rPr>
                 <w:noProof/>
                 <w:webHidden/>
-                <w:sz w:val="24"/>
-                <w:szCs w:val="24"/>
               </w:rPr>
               <w:fldChar w:fldCharType="separate"/>
             </w:r>
@@ -2564,17 +2150,13 @@
               <w:rPr>
                 <w:noProof/>
                 <w:webHidden/>
-                <w:sz w:val="24"/>
-                <w:szCs w:val="24"/>
-              </w:rPr>
-              <w:t>11</w:t>
+              </w:rPr>
+              <w:t>15</w:t>
             </w:r>
             <w:r>
               <w:rPr>
                 <w:noProof/>
                 <w:webHidden/>
-                <w:sz w:val="24"/>
-                <w:szCs w:val="24"/>
               </w:rPr>
               <w:fldChar w:fldCharType="end"/>
             </w:r>
@@ -2582,25 +2164,23 @@
         </w:p>
         <w:p>
           <w:pPr>
-            <w:pStyle w:val="TJ1"/>
+            <w:pStyle w:val="TOC1"/>
             <w:tabs>
               <w:tab w:val="right" w:leader="dot" w:pos="9062"/>
             </w:tabs>
             <w:rPr>
               <w:rFonts w:eastAsiaTheme="minorEastAsia"/>
               <w:noProof/>
-              <w:sz w:val="28"/>
-              <w:szCs w:val="28"/>
+              <w:sz w:val="24"/>
+              <w:szCs w:val="24"/>
               <w:lang w:eastAsia="hu-HU"/>
             </w:rPr>
           </w:pPr>
-          <w:hyperlink w:anchor="_Toc228378736" w:history="1">
-            <w:r>
-              <w:rPr>
-                <w:rStyle w:val="Hiperhivatkozs"/>
-                <w:noProof/>
-                <w:sz w:val="24"/>
-                <w:szCs w:val="24"/>
+          <w:hyperlink w:anchor="_Toc228391775" w:history="1">
+            <w:r>
+              <w:rPr>
+                <w:rStyle w:val="Hyperlink"/>
+                <w:noProof/>
               </w:rPr>
               <w:t>ER (Entity Relationship) Diagramm</w:t>
             </w:r>
@@ -2608,8 +2188,6 @@
               <w:rPr>
                 <w:noProof/>
                 <w:webHidden/>
-                <w:sz w:val="24"/>
-                <w:szCs w:val="24"/>
               </w:rPr>
               <w:tab/>
             </w:r>
@@ -2617,8 +2195,6 @@
               <w:rPr>
                 <w:noProof/>
                 <w:webHidden/>
-                <w:sz w:val="24"/>
-                <w:szCs w:val="24"/>
               </w:rPr>
               <w:fldChar w:fldCharType="begin"/>
             </w:r>
@@ -2626,25 +2202,19 @@
               <w:rPr>
                 <w:noProof/>
                 <w:webHidden/>
-                <w:sz w:val="24"/>
-                <w:szCs w:val="24"/>
-              </w:rPr>
-              <w:instrText xml:space="preserve"> PAGEREF _Toc228378736 \h </w:instrText>
+              </w:rPr>
+              <w:instrText xml:space="preserve"> PAGEREF _Toc228391775 \h </w:instrText>
             </w:r>
             <w:r>
               <w:rPr>
                 <w:noProof/>
                 <w:webHidden/>
-                <w:sz w:val="24"/>
-                <w:szCs w:val="24"/>
               </w:rPr>
             </w:r>
             <w:r>
               <w:rPr>
                 <w:noProof/>
                 <w:webHidden/>
-                <w:sz w:val="24"/>
-                <w:szCs w:val="24"/>
               </w:rPr>
               <w:fldChar w:fldCharType="separate"/>
             </w:r>
@@ -2652,17 +2222,13 @@
               <w:rPr>
                 <w:noProof/>
                 <w:webHidden/>
-                <w:sz w:val="24"/>
-                <w:szCs w:val="24"/>
-              </w:rPr>
-              <w:t>12</w:t>
+              </w:rPr>
+              <w:t>15</w:t>
             </w:r>
             <w:r>
               <w:rPr>
                 <w:noProof/>
                 <w:webHidden/>
-                <w:sz w:val="24"/>
-                <w:szCs w:val="24"/>
               </w:rPr>
               <w:fldChar w:fldCharType="end"/>
             </w:r>
@@ -2670,25 +2236,23 @@
         </w:p>
         <w:p>
           <w:pPr>
-            <w:pStyle w:val="TJ1"/>
+            <w:pStyle w:val="TOC1"/>
             <w:tabs>
               <w:tab w:val="right" w:leader="dot" w:pos="9062"/>
             </w:tabs>
             <w:rPr>
               <w:rFonts w:eastAsiaTheme="minorEastAsia"/>
               <w:noProof/>
-              <w:sz w:val="28"/>
-              <w:szCs w:val="28"/>
+              <w:sz w:val="24"/>
+              <w:szCs w:val="24"/>
               <w:lang w:eastAsia="hu-HU"/>
             </w:rPr>
           </w:pPr>
-          <w:hyperlink w:anchor="_Toc228378737" w:history="1">
-            <w:r>
-              <w:rPr>
-                <w:rStyle w:val="Hiperhivatkozs"/>
-                <w:noProof/>
-                <w:sz w:val="24"/>
-                <w:szCs w:val="24"/>
+          <w:hyperlink w:anchor="_Toc228391776" w:history="1">
+            <w:r>
+              <w:rPr>
+                <w:rStyle w:val="Hyperlink"/>
+                <w:noProof/>
               </w:rPr>
               <w:t>4. Tesztek</w:t>
             </w:r>
@@ -2696,8 +2260,6 @@
               <w:rPr>
                 <w:noProof/>
                 <w:webHidden/>
-                <w:sz w:val="24"/>
-                <w:szCs w:val="24"/>
               </w:rPr>
               <w:tab/>
             </w:r>
@@ -2705,8 +2267,6 @@
               <w:rPr>
                 <w:noProof/>
                 <w:webHidden/>
-                <w:sz w:val="24"/>
-                <w:szCs w:val="24"/>
               </w:rPr>
               <w:fldChar w:fldCharType="begin"/>
             </w:r>
@@ -2714,25 +2274,19 @@
               <w:rPr>
                 <w:noProof/>
                 <w:webHidden/>
-                <w:sz w:val="24"/>
-                <w:szCs w:val="24"/>
-              </w:rPr>
-              <w:instrText xml:space="preserve"> PAGEREF _Toc228378737 \h </w:instrText>
+              </w:rPr>
+              <w:instrText xml:space="preserve"> PAGEREF _Toc228391776 \h </w:instrText>
             </w:r>
             <w:r>
               <w:rPr>
                 <w:noProof/>
                 <w:webHidden/>
-                <w:sz w:val="24"/>
-                <w:szCs w:val="24"/>
               </w:rPr>
             </w:r>
             <w:r>
               <w:rPr>
                 <w:noProof/>
                 <w:webHidden/>
-                <w:sz w:val="24"/>
-                <w:szCs w:val="24"/>
               </w:rPr>
               <w:fldChar w:fldCharType="separate"/>
             </w:r>
@@ -2740,17 +2294,13 @@
               <w:rPr>
                 <w:noProof/>
                 <w:webHidden/>
-                <w:sz w:val="24"/>
-                <w:szCs w:val="24"/>
-              </w:rPr>
-              <w:t>12</w:t>
+              </w:rPr>
+              <w:t>16</w:t>
             </w:r>
             <w:r>
               <w:rPr>
                 <w:noProof/>
                 <w:webHidden/>
-                <w:sz w:val="24"/>
-                <w:szCs w:val="24"/>
               </w:rPr>
               <w:fldChar w:fldCharType="end"/>
             </w:r>
@@ -2758,25 +2308,23 @@
         </w:p>
         <w:p>
           <w:pPr>
-            <w:pStyle w:val="TJ1"/>
+            <w:pStyle w:val="TOC1"/>
             <w:tabs>
               <w:tab w:val="right" w:leader="dot" w:pos="9062"/>
             </w:tabs>
             <w:rPr>
               <w:rFonts w:eastAsiaTheme="minorEastAsia"/>
               <w:noProof/>
-              <w:sz w:val="28"/>
-              <w:szCs w:val="28"/>
+              <w:sz w:val="24"/>
+              <w:szCs w:val="24"/>
               <w:lang w:eastAsia="hu-HU"/>
             </w:rPr>
           </w:pPr>
-          <w:hyperlink w:anchor="_Toc228378738" w:history="1">
+          <w:hyperlink w:anchor="_Toc228391777" w:history="1">
             <w:r>
               <w:rPr>
                 <w:noProof/>
                 <w:webHidden/>
-                <w:sz w:val="24"/>
-                <w:szCs w:val="24"/>
               </w:rPr>
               <w:tab/>
             </w:r>
@@ -2784,8 +2332,6 @@
               <w:rPr>
                 <w:noProof/>
                 <w:webHidden/>
-                <w:sz w:val="24"/>
-                <w:szCs w:val="24"/>
               </w:rPr>
               <w:fldChar w:fldCharType="begin"/>
             </w:r>
@@ -2793,25 +2339,19 @@
               <w:rPr>
                 <w:noProof/>
                 <w:webHidden/>
-                <w:sz w:val="24"/>
-                <w:szCs w:val="24"/>
-              </w:rPr>
-              <w:instrText xml:space="preserve"> PAGEREF _Toc228378738 \h </w:instrText>
+              </w:rPr>
+              <w:instrText xml:space="preserve"> PAGEREF _Toc228391777 \h </w:instrText>
             </w:r>
             <w:r>
               <w:rPr>
                 <w:noProof/>
                 <w:webHidden/>
-                <w:sz w:val="24"/>
-                <w:szCs w:val="24"/>
               </w:rPr>
             </w:r>
             <w:r>
               <w:rPr>
                 <w:noProof/>
                 <w:webHidden/>
-                <w:sz w:val="24"/>
-                <w:szCs w:val="24"/>
               </w:rPr>
               <w:fldChar w:fldCharType="separate"/>
             </w:r>
@@ -2819,17 +2359,13 @@
               <w:rPr>
                 <w:noProof/>
                 <w:webHidden/>
-                <w:sz w:val="24"/>
-                <w:szCs w:val="24"/>
-              </w:rPr>
-              <w:t>13</w:t>
+              </w:rPr>
+              <w:t>17</w:t>
             </w:r>
             <w:r>
               <w:rPr>
                 <w:noProof/>
                 <w:webHidden/>
-                <w:sz w:val="24"/>
-                <w:szCs w:val="24"/>
               </w:rPr>
               <w:fldChar w:fldCharType="end"/>
             </w:r>
@@ -2837,35 +2373,31 @@
         </w:p>
         <w:p>
           <w:pPr>
-            <w:pStyle w:val="TJ1"/>
+            <w:pStyle w:val="TOC1"/>
             <w:tabs>
               <w:tab w:val="right" w:leader="dot" w:pos="9062"/>
             </w:tabs>
             <w:rPr>
               <w:rFonts w:eastAsiaTheme="minorEastAsia"/>
               <w:noProof/>
-              <w:sz w:val="28"/>
-              <w:szCs w:val="28"/>
+              <w:sz w:val="24"/>
+              <w:szCs w:val="24"/>
               <w:lang w:eastAsia="hu-HU"/>
             </w:rPr>
           </w:pPr>
-          <w:hyperlink w:anchor="_Toc228378739" w:history="1">
-            <w:r>
-              <w:rPr>
-                <w:rStyle w:val="Hiperhivatkozs"/>
+          <w:hyperlink w:anchor="_Toc228391778" w:history="1">
+            <w:r>
+              <w:rPr>
+                <w:rStyle w:val="Hyperlink"/>
                 <w:rFonts w:cs="Arial"/>
                 <w:noProof/>
-                <w:sz w:val="24"/>
-                <w:szCs w:val="24"/>
               </w:rPr>
               <w:t>Backend</w:t>
             </w:r>
             <w:r>
               <w:rPr>
-                <w:rStyle w:val="Hiperhivatkozs"/>
-                <w:noProof/>
-                <w:sz w:val="24"/>
-                <w:szCs w:val="24"/>
+                <w:rStyle w:val="Hyperlink"/>
+                <w:noProof/>
               </w:rPr>
               <w:t xml:space="preserve"> felépítése</w:t>
             </w:r>
@@ -2873,8 +2405,6 @@
               <w:rPr>
                 <w:noProof/>
                 <w:webHidden/>
-                <w:sz w:val="24"/>
-                <w:szCs w:val="24"/>
               </w:rPr>
               <w:tab/>
             </w:r>
@@ -2882,8 +2412,6 @@
               <w:rPr>
                 <w:noProof/>
                 <w:webHidden/>
-                <w:sz w:val="24"/>
-                <w:szCs w:val="24"/>
               </w:rPr>
               <w:fldChar w:fldCharType="begin"/>
             </w:r>
@@ -2891,25 +2419,19 @@
               <w:rPr>
                 <w:noProof/>
                 <w:webHidden/>
-                <w:sz w:val="24"/>
-                <w:szCs w:val="24"/>
-              </w:rPr>
-              <w:instrText xml:space="preserve"> PAGEREF _Toc228378739 \h </w:instrText>
+              </w:rPr>
+              <w:instrText xml:space="preserve"> PAGEREF _Toc228391778 \h </w:instrText>
             </w:r>
             <w:r>
               <w:rPr>
                 <w:noProof/>
                 <w:webHidden/>
-                <w:sz w:val="24"/>
-                <w:szCs w:val="24"/>
               </w:rPr>
             </w:r>
             <w:r>
               <w:rPr>
                 <w:noProof/>
                 <w:webHidden/>
-                <w:sz w:val="24"/>
-                <w:szCs w:val="24"/>
               </w:rPr>
               <w:fldChar w:fldCharType="separate"/>
             </w:r>
@@ -2917,17 +2439,13 @@
               <w:rPr>
                 <w:noProof/>
                 <w:webHidden/>
-                <w:sz w:val="24"/>
-                <w:szCs w:val="24"/>
-              </w:rPr>
-              <w:t>13</w:t>
+              </w:rPr>
+              <w:t>21</w:t>
             </w:r>
             <w:r>
               <w:rPr>
                 <w:noProof/>
                 <w:webHidden/>
-                <w:sz w:val="24"/>
-                <w:szCs w:val="24"/>
               </w:rPr>
               <w:fldChar w:fldCharType="end"/>
             </w:r>
@@ -2935,25 +2453,23 @@
         </w:p>
         <w:p>
           <w:pPr>
-            <w:pStyle w:val="TJ1"/>
+            <w:pStyle w:val="TOC1"/>
             <w:tabs>
               <w:tab w:val="right" w:leader="dot" w:pos="9062"/>
             </w:tabs>
             <w:rPr>
               <w:rFonts w:eastAsiaTheme="minorEastAsia"/>
               <w:noProof/>
-              <w:sz w:val="28"/>
-              <w:szCs w:val="28"/>
+              <w:sz w:val="24"/>
+              <w:szCs w:val="24"/>
               <w:lang w:eastAsia="hu-HU"/>
             </w:rPr>
           </w:pPr>
-          <w:hyperlink w:anchor="_Toc228378740" w:history="1">
-            <w:r>
-              <w:rPr>
-                <w:rStyle w:val="Hiperhivatkozs"/>
-                <w:noProof/>
-                <w:sz w:val="24"/>
-                <w:szCs w:val="24"/>
+          <w:hyperlink w:anchor="_Toc228391779" w:history="1">
+            <w:r>
+              <w:rPr>
+                <w:rStyle w:val="Hyperlink"/>
+                <w:noProof/>
               </w:rPr>
               <w:t>5. Felhasználói dokumentáció</w:t>
             </w:r>
@@ -2961,8 +2477,6 @@
               <w:rPr>
                 <w:noProof/>
                 <w:webHidden/>
-                <w:sz w:val="24"/>
-                <w:szCs w:val="24"/>
               </w:rPr>
               <w:tab/>
             </w:r>
@@ -2970,8 +2484,6 @@
               <w:rPr>
                 <w:noProof/>
                 <w:webHidden/>
-                <w:sz w:val="24"/>
-                <w:szCs w:val="24"/>
               </w:rPr>
               <w:fldChar w:fldCharType="begin"/>
             </w:r>
@@ -2979,25 +2491,19 @@
               <w:rPr>
                 <w:noProof/>
                 <w:webHidden/>
-                <w:sz w:val="24"/>
-                <w:szCs w:val="24"/>
-              </w:rPr>
-              <w:instrText xml:space="preserve"> PAGEREF _Toc228378740 \h </w:instrText>
+              </w:rPr>
+              <w:instrText xml:space="preserve"> PAGEREF _Toc228391779 \h </w:instrText>
             </w:r>
             <w:r>
               <w:rPr>
                 <w:noProof/>
                 <w:webHidden/>
-                <w:sz w:val="24"/>
-                <w:szCs w:val="24"/>
               </w:rPr>
             </w:r>
             <w:r>
               <w:rPr>
                 <w:noProof/>
                 <w:webHidden/>
-                <w:sz w:val="24"/>
-                <w:szCs w:val="24"/>
               </w:rPr>
               <w:fldChar w:fldCharType="separate"/>
             </w:r>
@@ -3005,17 +2511,13 @@
               <w:rPr>
                 <w:noProof/>
                 <w:webHidden/>
-                <w:sz w:val="24"/>
-                <w:szCs w:val="24"/>
-              </w:rPr>
-              <w:t>35</w:t>
+              </w:rPr>
+              <w:t>46</w:t>
             </w:r>
             <w:r>
               <w:rPr>
                 <w:noProof/>
                 <w:webHidden/>
-                <w:sz w:val="24"/>
-                <w:szCs w:val="24"/>
               </w:rPr>
               <w:fldChar w:fldCharType="end"/>
             </w:r>
@@ -3023,25 +2525,23 @@
         </w:p>
         <w:p>
           <w:pPr>
-            <w:pStyle w:val="TJ1"/>
+            <w:pStyle w:val="TOC1"/>
             <w:tabs>
               <w:tab w:val="right" w:leader="dot" w:pos="9062"/>
             </w:tabs>
             <w:rPr>
               <w:rFonts w:eastAsiaTheme="minorEastAsia"/>
               <w:noProof/>
-              <w:sz w:val="28"/>
-              <w:szCs w:val="28"/>
+              <w:sz w:val="24"/>
+              <w:szCs w:val="24"/>
               <w:lang w:eastAsia="hu-HU"/>
             </w:rPr>
           </w:pPr>
-          <w:hyperlink w:anchor="_Toc228378741" w:history="1">
-            <w:r>
-              <w:rPr>
-                <w:rStyle w:val="Hiperhivatkozs"/>
-                <w:noProof/>
-                <w:sz w:val="24"/>
-                <w:szCs w:val="24"/>
+          <w:hyperlink w:anchor="_Toc228391780" w:history="1">
+            <w:r>
+              <w:rPr>
+                <w:rStyle w:val="Hyperlink"/>
+                <w:noProof/>
               </w:rPr>
               <w:t>6. Összefoglalás</w:t>
             </w:r>
@@ -3049,8 +2549,6 @@
               <w:rPr>
                 <w:noProof/>
                 <w:webHidden/>
-                <w:sz w:val="24"/>
-                <w:szCs w:val="24"/>
               </w:rPr>
               <w:tab/>
             </w:r>
@@ -3058,8 +2556,6 @@
               <w:rPr>
                 <w:noProof/>
                 <w:webHidden/>
-                <w:sz w:val="24"/>
-                <w:szCs w:val="24"/>
               </w:rPr>
               <w:fldChar w:fldCharType="begin"/>
             </w:r>
@@ -3067,25 +2563,19 @@
               <w:rPr>
                 <w:noProof/>
                 <w:webHidden/>
-                <w:sz w:val="24"/>
-                <w:szCs w:val="24"/>
-              </w:rPr>
-              <w:instrText xml:space="preserve"> PAGEREF _Toc228378741 \h </w:instrText>
+              </w:rPr>
+              <w:instrText xml:space="preserve"> PAGEREF _Toc228391780 \h </w:instrText>
             </w:r>
             <w:r>
               <w:rPr>
                 <w:noProof/>
                 <w:webHidden/>
-                <w:sz w:val="24"/>
-                <w:szCs w:val="24"/>
               </w:rPr>
             </w:r>
             <w:r>
               <w:rPr>
                 <w:noProof/>
                 <w:webHidden/>
-                <w:sz w:val="24"/>
-                <w:szCs w:val="24"/>
               </w:rPr>
               <w:fldChar w:fldCharType="separate"/>
             </w:r>
@@ -3093,17 +2583,85 @@
               <w:rPr>
                 <w:noProof/>
                 <w:webHidden/>
-                <w:sz w:val="24"/>
-                <w:szCs w:val="24"/>
-              </w:rPr>
-              <w:t>38</w:t>
+              </w:rPr>
+              <w:t>51</w:t>
             </w:r>
             <w:r>
               <w:rPr>
                 <w:noProof/>
                 <w:webHidden/>
-                <w:sz w:val="24"/>
-                <w:szCs w:val="24"/>
+              </w:rPr>
+              <w:fldChar w:fldCharType="end"/>
+            </w:r>
+          </w:hyperlink>
+        </w:p>
+        <w:p>
+          <w:pPr>
+            <w:pStyle w:val="TOC1"/>
+            <w:tabs>
+              <w:tab w:val="right" w:leader="dot" w:pos="9062"/>
+            </w:tabs>
+            <w:rPr>
+              <w:rFonts w:eastAsiaTheme="minorEastAsia"/>
+              <w:noProof/>
+              <w:sz w:val="24"/>
+              <w:szCs w:val="24"/>
+              <w:lang w:eastAsia="hu-HU"/>
+            </w:rPr>
+          </w:pPr>
+          <w:hyperlink w:anchor="_Toc228391781" w:history="1">
+            <w:r>
+              <w:rPr>
+                <w:rStyle w:val="Hyperlink"/>
+                <w:noProof/>
+              </w:rPr>
+              <w:t>7. Irodalom jegyzék</w:t>
+            </w:r>
+            <w:r>
+              <w:rPr>
+                <w:noProof/>
+                <w:webHidden/>
+              </w:rPr>
+              <w:tab/>
+            </w:r>
+            <w:r>
+              <w:rPr>
+                <w:noProof/>
+                <w:webHidden/>
+              </w:rPr>
+              <w:fldChar w:fldCharType="begin"/>
+            </w:r>
+            <w:r>
+              <w:rPr>
+                <w:noProof/>
+                <w:webHidden/>
+              </w:rPr>
+              <w:instrText xml:space="preserve"> PAGEREF _Toc228391781 \h </w:instrText>
+            </w:r>
+            <w:r>
+              <w:rPr>
+                <w:noProof/>
+                <w:webHidden/>
+              </w:rPr>
+            </w:r>
+            <w:r>
+              <w:rPr>
+                <w:noProof/>
+                <w:webHidden/>
+              </w:rPr>
+              <w:fldChar w:fldCharType="separate"/>
+            </w:r>
+            <w:r>
+              <w:rPr>
+                <w:noProof/>
+                <w:webHidden/>
+              </w:rPr>
+              <w:t>52</w:t>
+            </w:r>
+            <w:r>
+              <w:rPr>
+                <w:noProof/>
+                <w:webHidden/>
               </w:rPr>
               <w:fldChar w:fldCharType="end"/>
             </w:r>
@@ -3115,6 +2673,7 @@
               <w:b/>
               <w:bCs/>
             </w:rPr>
+            <w:lastRenderedPageBreak/>
             <w:fldChar w:fldCharType="end"/>
           </w:r>
         </w:p>
@@ -3122,12 +2681,12 @@
     </w:sdt>
     <w:p>
       <w:pPr>
-        <w:pStyle w:val="Cmsor1"/>
+        <w:pStyle w:val="Heading1"/>
         <w:rPr>
           <w:rFonts w:cs="Arial"/>
         </w:rPr>
       </w:pPr>
-      <w:bookmarkStart w:id="0" w:name="_Toc228378710"/>
+      <w:bookmarkStart w:id="0" w:name="_Toc228391749"/>
       <w:r>
         <w:rPr>
           <w:rFonts w:cs="Arial"/>
@@ -3242,15 +2801,6 @@
         </w:rPr>
         <w:t>Backend telepítése</w:t>
       </w:r>
-    </w:p>
-    <w:p>
-      <w:pPr>
-        <w:rPr>
-          <w:rFonts w:ascii="Arial" w:hAnsi="Arial" w:cs="Arial"/>
-          <w:sz w:val="24"/>
-          <w:szCs w:val="24"/>
-        </w:rPr>
-      </w:pPr>
     </w:p>
     <w:p>
       <w:pPr>
@@ -3636,7 +3186,6 @@
           <w:rFonts w:ascii="Arial" w:hAnsi="Arial" w:cs="Arial"/>
           <w:noProof/>
         </w:rPr>
-        <w:lastRenderedPageBreak/>
         <w:drawing>
           <wp:inline distT="0" distB="0" distL="0" distR="0" wp14:anchorId="18EB87EF" wp14:editId="1ECAA51B">
             <wp:extent cx="924054" cy="171474"/>
@@ -3673,13 +3222,6 @@
           </wp:inline>
         </w:drawing>
       </w:r>
-    </w:p>
-    <w:p>
-      <w:pPr>
-        <w:rPr>
-          <w:rFonts w:ascii="Arial" w:hAnsi="Arial" w:cs="Arial"/>
-        </w:rPr>
-      </w:pPr>
       <w:r>
         <w:rPr>
           <w:rFonts w:ascii="Arial" w:hAnsi="Arial" w:cs="Arial"/>
@@ -3689,14 +3231,14 @@
     </w:p>
     <w:p>
       <w:pPr>
-        <w:pStyle w:val="Cmsor1"/>
+        <w:pStyle w:val="Heading1"/>
         <w:jc w:val="center"/>
         <w:rPr>
           <w:sz w:val="44"/>
           <w:szCs w:val="52"/>
         </w:rPr>
       </w:pPr>
-      <w:bookmarkStart w:id="1" w:name="_Toc228378711"/>
+      <w:bookmarkStart w:id="1" w:name="_Toc228391750"/>
       <w:r>
         <w:rPr>
           <w:sz w:val="44"/>
@@ -3785,9 +3327,9 @@
     </w:p>
     <w:p>
       <w:pPr>
-        <w:pStyle w:val="Cmsor2"/>
-      </w:pPr>
-      <w:bookmarkStart w:id="2" w:name="_Toc228378712"/>
+        <w:pStyle w:val="Heading2"/>
+      </w:pPr>
+      <w:bookmarkStart w:id="2" w:name="_Toc228391751"/>
       <w:r>
         <w:t>Kinek és miért?</w:t>
       </w:r>
@@ -3830,7 +3372,7 @@
     </w:p>
     <w:p>
       <w:pPr>
-        <w:pStyle w:val="Listaszerbekezds"/>
+        <w:pStyle w:val="ListParagraph"/>
         <w:numPr>
           <w:ilvl w:val="0"/>
           <w:numId w:val="21"/>
@@ -3852,7 +3394,7 @@
     </w:p>
     <w:p>
       <w:pPr>
-        <w:pStyle w:val="Listaszerbekezds"/>
+        <w:pStyle w:val="ListParagraph"/>
         <w:numPr>
           <w:ilvl w:val="0"/>
           <w:numId w:val="21"/>
@@ -3874,7 +3416,7 @@
     </w:p>
     <w:p>
       <w:pPr>
-        <w:pStyle w:val="Listaszerbekezds"/>
+        <w:pStyle w:val="ListParagraph"/>
         <w:numPr>
           <w:ilvl w:val="0"/>
           <w:numId w:val="21"/>
@@ -3945,7 +3487,7 @@
           <w:sz w:val="24"/>
           <w:szCs w:val="24"/>
         </w:rPr>
-        <w:t xml:space="preserve">A Bellora nemcsak egy egyszerű használt ruhás oldal, hanem egy modern, felhasználóbarát online marketplace, amely elősegíti a fenntartható divatot, segíti a közösséget és megkönnyíti a körforgásos fogyasztást. A platform használatával a felhasználók </w:t>
+        <w:t xml:space="preserve">A Bellora nemcsak egy egyszerű használt ruhás oldal, hanem egy modern, felhasználóbarát online marketplace, amely elősegíti a fenntartható divatot, segíti a közösséget és megkönnyíti a körforgásos fogyasztást. A platform használatával a </w:t>
       </w:r>
       <w:r>
         <w:rPr>
@@ -3954,7 +3496,7 @@
           <w:szCs w:val="24"/>
         </w:rPr>
         <w:lastRenderedPageBreak/>
-        <w:t>pénzt takaríthatnak meg, csökkenthetik a környezeti terhelést, és hozzájárulhatnak egy tudatosabb divatiparhoz.</w:t>
+        <w:t>felhasználók pénzt takaríthatnak meg, csökkenthetik a környezeti terhelést, és hozzájárulhatnak egy tudatosabb divatiparhoz.</w:t>
       </w:r>
     </w:p>
     <w:p>
@@ -3979,14 +3521,14 @@
     </w:p>
     <w:p>
       <w:pPr>
-        <w:pStyle w:val="Cmsor1"/>
+        <w:pStyle w:val="Heading1"/>
         <w:jc w:val="center"/>
         <w:rPr>
           <w:sz w:val="44"/>
           <w:szCs w:val="52"/>
         </w:rPr>
       </w:pPr>
-      <w:bookmarkStart w:id="3" w:name="_Toc228378713"/>
+      <w:bookmarkStart w:id="3" w:name="_Toc228391752"/>
       <w:r>
         <w:rPr>
           <w:sz w:val="44"/>
@@ -4037,9 +3579,9 @@
     </w:p>
     <w:p>
       <w:pPr>
-        <w:pStyle w:val="Cmsor2"/>
-      </w:pPr>
-      <w:bookmarkStart w:id="4" w:name="_Toc228378714"/>
+        <w:pStyle w:val="Heading2"/>
+      </w:pPr>
+      <w:bookmarkStart w:id="4" w:name="_Toc228391753"/>
       <w:r>
         <w:t>Fejlesztőkörnyezet</w:t>
       </w:r>
@@ -4072,9 +3614,9 @@
     </w:p>
     <w:p>
       <w:pPr>
-        <w:pStyle w:val="Cmsor2"/>
-      </w:pPr>
-      <w:bookmarkStart w:id="5" w:name="_Toc228378715"/>
+        <w:pStyle w:val="Heading2"/>
+      </w:pPr>
+      <w:bookmarkStart w:id="5" w:name="_Toc228391754"/>
       <w:r>
         <w:t>Használt IDE-k:</w:t>
       </w:r>
@@ -4138,9 +3680,9 @@
     </w:p>
     <w:p>
       <w:pPr>
-        <w:pStyle w:val="Cmsor1"/>
-      </w:pPr>
-      <w:bookmarkStart w:id="6" w:name="_Toc228378716"/>
+        <w:pStyle w:val="Heading1"/>
+      </w:pPr>
+      <w:bookmarkStart w:id="6" w:name="_Toc228391755"/>
       <w:r>
         <w:t>Technikai Információk</w:t>
       </w:r>
@@ -4246,7 +3788,7 @@
           <w:sz w:val="24"/>
           <w:szCs w:val="24"/>
         </w:rPr>
-        <w:t xml:space="preserve">A fejlesztéshez a Windows 10 és 11 rendszerek a legmegfelelőbbek, mivel kiválóan támogatják a kortárs fejlesztői eszközöket és széles hardver-szoftver kompatibilitást nyújtanak. Ezek a platformok egyszerűen kezelik a Node.js, MySQL és XAMPP </w:t>
+        <w:t xml:space="preserve">A fejlesztéshez a Windows 10 és 11 rendszerek a legmegfelelőbbek, mivel kiválóan támogatják a kortárs fejlesztői eszközöket és széles hardver-szoftver kompatibilitást </w:t>
       </w:r>
       <w:r>
         <w:rPr>
@@ -4255,14 +3797,14 @@
           <w:szCs w:val="24"/>
         </w:rPr>
         <w:lastRenderedPageBreak/>
-        <w:t>telepítését, konfigurációját. Népszerű eszközök, mint a Visual Studio Code – amely natív támogatást ad JavaScripthez és React.js-hez –, valamint a WebStorm is zökkenőmentesen futnak rajtuk. A WSL (Windows Subsystem for Linux) révén Linux parancssori eszközök is elérhetőek Windows alatt, így minden fejlesztési fázisban stabil alapot biztosítanak.</w:t>
-      </w:r>
-    </w:p>
-    <w:p>
-      <w:pPr>
-        <w:pStyle w:val="Cmsor2"/>
-      </w:pPr>
-      <w:bookmarkStart w:id="7" w:name="_Toc228378717"/>
+        <w:t>nyújtanak. Ezek a platformok egyszerűen kezelik a Node.js, MySQL és XAMPP telepítését, konfigurációját. Népszerű eszközök, mint a Visual Studio Code – amely natív támogatást ad JavaScripthez és React.js-hez –, valamint a WebStorm is zökkenőmentesen futnak rajtuk. A WSL (Windows Subsystem for Linux) révén Linux parancssori eszközök is elérhetőek Windows alatt, így minden fejlesztési fázisban stabil alapot biztosítanak.</w:t>
+      </w:r>
+    </w:p>
+    <w:p>
+      <w:pPr>
+        <w:pStyle w:val="Heading2"/>
+      </w:pPr>
+      <w:bookmarkStart w:id="7" w:name="_Toc228391756"/>
       <w:r>
         <w:t>Frontend</w:t>
       </w:r>
@@ -4392,9 +3934,9 @@
     </w:p>
     <w:p>
       <w:pPr>
-        <w:pStyle w:val="Cmsor2"/>
-      </w:pPr>
-      <w:bookmarkStart w:id="8" w:name="_Toc228378718"/>
+        <w:pStyle w:val="Heading2"/>
+      </w:pPr>
+      <w:bookmarkStart w:id="8" w:name="_Toc228391757"/>
       <w:r>
         <w:t>Backend</w:t>
       </w:r>
@@ -4492,9 +4034,9 @@
     </w:p>
     <w:p>
       <w:pPr>
-        <w:pStyle w:val="Cmsor2"/>
-      </w:pPr>
-      <w:bookmarkStart w:id="9" w:name="_Toc228378719"/>
+        <w:pStyle w:val="Heading2"/>
+      </w:pPr>
+      <w:bookmarkStart w:id="9" w:name="_Toc228391758"/>
       <w:r>
         <w:t>Adatbázis</w:t>
       </w:r>
@@ -4562,14 +4104,14 @@
     </w:p>
     <w:p>
       <w:pPr>
-        <w:pStyle w:val="Cmsor1"/>
+        <w:pStyle w:val="Heading1"/>
         <w:jc w:val="center"/>
         <w:rPr>
           <w:sz w:val="40"/>
           <w:szCs w:val="48"/>
         </w:rPr>
       </w:pPr>
-      <w:bookmarkStart w:id="10" w:name="_Toc228378720"/>
+      <w:bookmarkStart w:id="10" w:name="_Toc228391759"/>
       <w:r>
         <w:rPr>
           <w:sz w:val="40"/>
@@ -4589,12 +4131,12 @@
     <w:p/>
     <w:p>
       <w:pPr>
-        <w:pStyle w:val="Cmsor1"/>
-      </w:pPr>
-      <w:bookmarkStart w:id="11" w:name="_Toc228378721"/>
-      <w:r>
-        <w:rPr>
-          <w:rStyle w:val="Kiemels2"/>
+        <w:pStyle w:val="Heading1"/>
+      </w:pPr>
+      <w:bookmarkStart w:id="11" w:name="_Toc228391760"/>
+      <w:r>
+        <w:rPr>
+          <w:rStyle w:val="Strong"/>
           <w:b/>
           <w:bCs w:val="0"/>
         </w:rPr>
@@ -4604,7 +4146,7 @@
     </w:p>
     <w:p>
       <w:pPr>
-        <w:pStyle w:val="NormlWeb"/>
+        <w:pStyle w:val="NormalWeb"/>
       </w:pPr>
       <w:r>
         <w:t>A Bellora adatbázisa egy Vinted</w:t>
@@ -4621,12 +4163,12 @@
     <w:p/>
     <w:p>
       <w:pPr>
-        <w:pStyle w:val="Cmsor1"/>
-      </w:pPr>
-      <w:bookmarkStart w:id="12" w:name="_Toc228378722"/>
-      <w:r>
-        <w:rPr>
-          <w:rStyle w:val="Kiemels2"/>
+        <w:pStyle w:val="Heading1"/>
+      </w:pPr>
+      <w:bookmarkStart w:id="12" w:name="_Toc228391761"/>
+      <w:r>
+        <w:rPr>
+          <w:rStyle w:val="Strong"/>
           <w:b/>
           <w:bCs w:val="0"/>
         </w:rPr>
@@ -4637,12 +4179,12 @@
     <w:p/>
     <w:p>
       <w:pPr>
-        <w:pStyle w:val="Cmsor2"/>
-      </w:pPr>
-      <w:bookmarkStart w:id="13" w:name="_Toc228378723"/>
-      <w:r>
-        <w:rPr>
-          <w:rStyle w:val="Kiemels2"/>
+        <w:pStyle w:val="Heading2"/>
+      </w:pPr>
+      <w:bookmarkStart w:id="13" w:name="_Toc228391762"/>
+      <w:r>
+        <w:rPr>
+          <w:rStyle w:val="Strong"/>
           <w:b/>
           <w:bCs w:val="0"/>
         </w:rPr>
@@ -4652,7 +4194,7 @@
     </w:p>
     <w:p>
       <w:pPr>
-        <w:pStyle w:val="NormlWeb"/>
+        <w:pStyle w:val="NormalWeb"/>
       </w:pPr>
       <w:r>
         <w:t>Tárolja a termékkategóriákat, támogatja a hierarchikus (szülő–gyermek) kapcsolatokat.</w:t>
@@ -4672,7 +4214,7 @@
       </w:pPr>
       <w:r>
         <w:rPr>
-          <w:rStyle w:val="HTML-kd"/>
+          <w:rStyle w:val="HTMLCode"/>
           <w:rFonts w:eastAsiaTheme="majorEastAsia"/>
           <w:sz w:val="22"/>
           <w:szCs w:val="22"/>
@@ -4701,7 +4243,7 @@
       </w:pPr>
       <w:r>
         <w:rPr>
-          <w:rStyle w:val="HTML-kd"/>
+          <w:rStyle w:val="HTMLCode"/>
           <w:rFonts w:eastAsiaTheme="majorEastAsia"/>
           <w:sz w:val="22"/>
           <w:szCs w:val="22"/>
@@ -4730,7 +4272,7 @@
       </w:pPr>
       <w:r>
         <w:rPr>
-          <w:rStyle w:val="HTML-kd"/>
+          <w:rStyle w:val="HTMLCode"/>
           <w:rFonts w:eastAsiaTheme="majorEastAsia"/>
           <w:sz w:val="22"/>
           <w:szCs w:val="22"/>
@@ -4752,12 +4294,12 @@
     </w:p>
     <w:p>
       <w:pPr>
-        <w:pStyle w:val="Cmsor2"/>
-      </w:pPr>
-      <w:bookmarkStart w:id="14" w:name="_Toc228378724"/>
-      <w:r>
-        <w:rPr>
-          <w:rStyle w:val="Kiemels2"/>
+        <w:pStyle w:val="Heading2"/>
+      </w:pPr>
+      <w:bookmarkStart w:id="14" w:name="_Toc228391763"/>
+      <w:r>
+        <w:rPr>
+          <w:rStyle w:val="Strong"/>
           <w:b/>
           <w:bCs w:val="0"/>
         </w:rPr>
@@ -4767,7 +4309,7 @@
     </w:p>
     <w:p>
       <w:pPr>
-        <w:pStyle w:val="NormlWeb"/>
+        <w:pStyle w:val="NormalWeb"/>
       </w:pPr>
       <w:r>
         <w:t>Tárolja a felhasználók által kedvelt termékeket.</w:t>
@@ -4787,7 +4329,7 @@
       </w:pPr>
       <w:r>
         <w:rPr>
-          <w:rStyle w:val="HTML-kd"/>
+          <w:rStyle w:val="HTMLCode"/>
           <w:rFonts w:eastAsiaTheme="majorEastAsia"/>
           <w:sz w:val="22"/>
           <w:szCs w:val="22"/>
@@ -4817,7 +4359,7 @@
       </w:pPr>
       <w:r>
         <w:rPr>
-          <w:rStyle w:val="HTML-kd"/>
+          <w:rStyle w:val="HTMLCode"/>
           <w:rFonts w:eastAsiaTheme="majorEastAsia"/>
           <w:sz w:val="22"/>
           <w:szCs w:val="22"/>
@@ -4839,12 +4381,12 @@
     </w:p>
     <w:p>
       <w:pPr>
-        <w:pStyle w:val="Cmsor2"/>
-      </w:pPr>
-      <w:bookmarkStart w:id="15" w:name="_Toc228378725"/>
-      <w:r>
-        <w:rPr>
-          <w:rStyle w:val="Kiemels2"/>
+        <w:pStyle w:val="Heading2"/>
+      </w:pPr>
+      <w:bookmarkStart w:id="15" w:name="_Toc228391764"/>
+      <w:r>
+        <w:rPr>
+          <w:rStyle w:val="Strong"/>
           <w:b/>
           <w:bCs w:val="0"/>
         </w:rPr>
@@ -4854,7 +4396,7 @@
     </w:p>
     <w:p>
       <w:pPr>
-        <w:pStyle w:val="NormlWeb"/>
+        <w:pStyle w:val="NormalWeb"/>
       </w:pPr>
       <w:r>
         <w:t>Tárolja a termékekhez tartozó képeket.</w:t>
@@ -4874,7 +4416,7 @@
       </w:pPr>
       <w:r>
         <w:rPr>
-          <w:rStyle w:val="HTML-kd"/>
+          <w:rStyle w:val="HTMLCode"/>
           <w:rFonts w:eastAsiaTheme="majorEastAsia"/>
           <w:sz w:val="22"/>
           <w:szCs w:val="22"/>
@@ -4903,7 +4445,7 @@
       </w:pPr>
       <w:r>
         <w:rPr>
-          <w:rStyle w:val="HTML-kd"/>
+          <w:rStyle w:val="HTMLCode"/>
           <w:rFonts w:eastAsiaTheme="majorEastAsia"/>
           <w:sz w:val="22"/>
           <w:szCs w:val="22"/>
@@ -4932,7 +4474,7 @@
       </w:pPr>
       <w:r>
         <w:rPr>
-          <w:rStyle w:val="HTML-kd"/>
+          <w:rStyle w:val="HTMLCode"/>
           <w:rFonts w:eastAsiaTheme="majorEastAsia"/>
           <w:sz w:val="22"/>
           <w:szCs w:val="22"/>
@@ -4961,7 +4503,7 @@
       </w:pPr>
       <w:r>
         <w:rPr>
-          <w:rStyle w:val="HTML-kd"/>
+          <w:rStyle w:val="HTMLCode"/>
           <w:rFonts w:eastAsiaTheme="majorEastAsia"/>
           <w:sz w:val="22"/>
           <w:szCs w:val="22"/>
@@ -4990,7 +4532,7 @@
       </w:pPr>
       <w:r>
         <w:rPr>
-          <w:rStyle w:val="HTML-kd"/>
+          <w:rStyle w:val="HTMLCode"/>
           <w:rFonts w:eastAsiaTheme="majorEastAsia"/>
           <w:sz w:val="22"/>
           <w:szCs w:val="22"/>
@@ -5019,7 +4561,7 @@
       </w:pPr>
       <w:r>
         <w:rPr>
-          <w:rStyle w:val="HTML-kd"/>
+          <w:rStyle w:val="HTMLCode"/>
           <w:rFonts w:eastAsiaTheme="majorEastAsia"/>
           <w:sz w:val="22"/>
           <w:szCs w:val="22"/>
@@ -5041,12 +4583,12 @@
     </w:p>
     <w:p>
       <w:pPr>
-        <w:pStyle w:val="Cmsor2"/>
-      </w:pPr>
-      <w:bookmarkStart w:id="16" w:name="_Toc228378726"/>
-      <w:r>
-        <w:rPr>
-          <w:rStyle w:val="Kiemels2"/>
+        <w:pStyle w:val="Heading2"/>
+      </w:pPr>
+      <w:bookmarkStart w:id="16" w:name="_Toc228391765"/>
+      <w:r>
+        <w:rPr>
+          <w:rStyle w:val="Strong"/>
           <w:b/>
           <w:bCs w:val="0"/>
         </w:rPr>
@@ -5056,7 +4598,7 @@
     </w:p>
     <w:p>
       <w:pPr>
-        <w:pStyle w:val="NormlWeb"/>
+        <w:pStyle w:val="NormalWeb"/>
       </w:pPr>
       <w:r>
         <w:t>Tárolja az eladóként feladott termékeket.</w:t>
@@ -5076,7 +4618,7 @@
       </w:pPr>
       <w:r>
         <w:rPr>
-          <w:rStyle w:val="HTML-kd"/>
+          <w:rStyle w:val="HTMLCode"/>
           <w:rFonts w:eastAsiaTheme="majorEastAsia"/>
           <w:sz w:val="22"/>
           <w:szCs w:val="22"/>
@@ -5105,7 +4647,7 @@
       </w:pPr>
       <w:r>
         <w:rPr>
-          <w:rStyle w:val="HTML-kd"/>
+          <w:rStyle w:val="HTMLCode"/>
           <w:rFonts w:eastAsiaTheme="majorEastAsia"/>
           <w:sz w:val="22"/>
           <w:szCs w:val="22"/>
@@ -5134,7 +4676,7 @@
       </w:pPr>
       <w:r>
         <w:rPr>
-          <w:rStyle w:val="HTML-kd"/>
+          <w:rStyle w:val="HTMLCode"/>
           <w:rFonts w:eastAsiaTheme="majorEastAsia"/>
           <w:sz w:val="22"/>
           <w:szCs w:val="22"/>
@@ -5163,7 +4705,7 @@
       </w:pPr>
       <w:r>
         <w:rPr>
-          <w:rStyle w:val="HTML-kd"/>
+          <w:rStyle w:val="HTMLCode"/>
           <w:rFonts w:eastAsiaTheme="majorEastAsia"/>
           <w:sz w:val="22"/>
           <w:szCs w:val="22"/>
@@ -5192,7 +4734,7 @@
       </w:pPr>
       <w:r>
         <w:rPr>
-          <w:rStyle w:val="HTML-kd"/>
+          <w:rStyle w:val="HTMLCode"/>
           <w:rFonts w:eastAsiaTheme="majorEastAsia"/>
           <w:sz w:val="22"/>
           <w:szCs w:val="22"/>
@@ -5221,7 +4763,7 @@
       </w:pPr>
       <w:r>
         <w:rPr>
-          <w:rStyle w:val="HTML-kd"/>
+          <w:rStyle w:val="HTMLCode"/>
           <w:rFonts w:eastAsiaTheme="majorEastAsia"/>
           <w:sz w:val="22"/>
           <w:szCs w:val="22"/>
@@ -5250,7 +4792,7 @@
       </w:pPr>
       <w:r>
         <w:rPr>
-          <w:rStyle w:val="HTML-kd"/>
+          <w:rStyle w:val="HTMLCode"/>
           <w:rFonts w:eastAsiaTheme="majorEastAsia"/>
           <w:sz w:val="22"/>
           <w:szCs w:val="22"/>
@@ -5279,7 +4821,7 @@
       </w:pPr>
       <w:r>
         <w:rPr>
-          <w:rStyle w:val="HTML-kd"/>
+          <w:rStyle w:val="HTMLCode"/>
           <w:rFonts w:eastAsiaTheme="majorEastAsia"/>
           <w:sz w:val="22"/>
           <w:szCs w:val="22"/>
@@ -5301,12 +4843,12 @@
     </w:p>
     <w:p>
       <w:pPr>
-        <w:pStyle w:val="Cmsor2"/>
-      </w:pPr>
-      <w:bookmarkStart w:id="17" w:name="_Toc228378727"/>
-      <w:r>
-        <w:rPr>
-          <w:rStyle w:val="Kiemels2"/>
+        <w:pStyle w:val="Heading2"/>
+      </w:pPr>
+      <w:bookmarkStart w:id="17" w:name="_Toc228391766"/>
+      <w:r>
+        <w:rPr>
+          <w:rStyle w:val="Strong"/>
           <w:b/>
           <w:bCs w:val="0"/>
         </w:rPr>
@@ -5316,7 +4858,7 @@
     </w:p>
     <w:p>
       <w:pPr>
-        <w:pStyle w:val="NormlWeb"/>
+        <w:pStyle w:val="NormalWeb"/>
       </w:pPr>
       <w:r>
         <w:t>Tárolja a vevő–eladó közötti chat üzeneteket.</w:t>
@@ -5332,7 +4874,7 @@
       </w:pPr>
       <w:r>
         <w:rPr>
-          <w:rStyle w:val="HTML-kd"/>
+          <w:rStyle w:val="HTMLCode"/>
           <w:rFonts w:eastAsiaTheme="majorEastAsia"/>
         </w:rPr>
         <w:t>message_id</w:t>
@@ -5355,7 +4897,7 @@
       </w:pPr>
       <w:r>
         <w:rPr>
-          <w:rStyle w:val="HTML-kd"/>
+          <w:rStyle w:val="HTMLCode"/>
           <w:rFonts w:eastAsiaTheme="majorEastAsia"/>
           <w:sz w:val="22"/>
           <w:szCs w:val="22"/>
@@ -5384,7 +4926,7 @@
       </w:pPr>
       <w:r>
         <w:rPr>
-          <w:rStyle w:val="HTML-kd"/>
+          <w:rStyle w:val="HTMLCode"/>
           <w:rFonts w:eastAsiaTheme="majorEastAsia"/>
           <w:sz w:val="22"/>
           <w:szCs w:val="22"/>
@@ -5413,7 +4955,7 @@
       </w:pPr>
       <w:r>
         <w:rPr>
-          <w:rStyle w:val="HTML-kd"/>
+          <w:rStyle w:val="HTMLCode"/>
           <w:rFonts w:eastAsiaTheme="majorEastAsia"/>
           <w:sz w:val="22"/>
           <w:szCs w:val="22"/>
@@ -5442,7 +4984,7 @@
       </w:pPr>
       <w:r>
         <w:rPr>
-          <w:rStyle w:val="HTML-kd"/>
+          <w:rStyle w:val="HTMLCode"/>
           <w:rFonts w:eastAsiaTheme="majorEastAsia"/>
           <w:sz w:val="22"/>
           <w:szCs w:val="22"/>
@@ -5471,7 +5013,7 @@
       </w:pPr>
       <w:r>
         <w:rPr>
-          <w:rStyle w:val="HTML-kd"/>
+          <w:rStyle w:val="HTMLCode"/>
           <w:rFonts w:eastAsiaTheme="majorEastAsia"/>
           <w:sz w:val="22"/>
           <w:szCs w:val="22"/>
@@ -5493,12 +5035,12 @@
     </w:p>
     <w:p>
       <w:pPr>
-        <w:pStyle w:val="Cmsor2"/>
-      </w:pPr>
-      <w:bookmarkStart w:id="18" w:name="_Toc228378728"/>
-      <w:r>
-        <w:rPr>
-          <w:rStyle w:val="Kiemels2"/>
+        <w:pStyle w:val="Heading2"/>
+      </w:pPr>
+      <w:bookmarkStart w:id="18" w:name="_Toc228391767"/>
+      <w:r>
+        <w:rPr>
+          <w:rStyle w:val="Strong"/>
           <w:b/>
           <w:bCs w:val="0"/>
         </w:rPr>
@@ -5508,7 +5050,7 @@
     </w:p>
     <w:p>
       <w:pPr>
-        <w:pStyle w:val="NormlWeb"/>
+        <w:pStyle w:val="NormalWeb"/>
       </w:pPr>
       <w:r>
         <w:t>Tárolja a termékekre tett ajánlatokat.</w:t>
@@ -5528,7 +5070,7 @@
       </w:pPr>
       <w:r>
         <w:rPr>
-          <w:rStyle w:val="HTML-kd"/>
+          <w:rStyle w:val="HTMLCode"/>
           <w:rFonts w:eastAsiaTheme="majorEastAsia"/>
           <w:sz w:val="22"/>
           <w:szCs w:val="22"/>
@@ -5558,7 +5100,7 @@
       </w:pPr>
       <w:r>
         <w:rPr>
-          <w:rStyle w:val="HTML-kd"/>
+          <w:rStyle w:val="HTMLCode"/>
           <w:rFonts w:eastAsiaTheme="majorEastAsia"/>
           <w:sz w:val="22"/>
           <w:szCs w:val="22"/>
@@ -5587,7 +5129,7 @@
       </w:pPr>
       <w:r>
         <w:rPr>
-          <w:rStyle w:val="HTML-kd"/>
+          <w:rStyle w:val="HTMLCode"/>
           <w:rFonts w:eastAsiaTheme="majorEastAsia"/>
           <w:sz w:val="22"/>
           <w:szCs w:val="22"/>
@@ -5616,7 +5158,7 @@
       </w:pPr>
       <w:r>
         <w:rPr>
-          <w:rStyle w:val="HTML-kd"/>
+          <w:rStyle w:val="HTMLCode"/>
           <w:rFonts w:eastAsiaTheme="majorEastAsia"/>
           <w:sz w:val="22"/>
           <w:szCs w:val="22"/>
@@ -5645,7 +5187,7 @@
       </w:pPr>
       <w:r>
         <w:rPr>
-          <w:rStyle w:val="HTML-kd"/>
+          <w:rStyle w:val="HTMLCode"/>
           <w:rFonts w:eastAsiaTheme="majorEastAsia"/>
           <w:sz w:val="22"/>
           <w:szCs w:val="22"/>
@@ -5674,7 +5216,7 @@
       </w:pPr>
       <w:r>
         <w:rPr>
-          <w:rStyle w:val="HTML-kd"/>
+          <w:rStyle w:val="HTMLCode"/>
           <w:rFonts w:eastAsiaTheme="majorEastAsia"/>
           <w:sz w:val="22"/>
           <w:szCs w:val="22"/>
@@ -5703,7 +5245,7 @@
       </w:pPr>
       <w:r>
         <w:rPr>
-          <w:rStyle w:val="HTML-kd"/>
+          <w:rStyle w:val="HTMLCode"/>
           <w:rFonts w:eastAsiaTheme="majorEastAsia"/>
           <w:sz w:val="22"/>
           <w:szCs w:val="22"/>
@@ -5732,7 +5274,7 @@
       </w:pPr>
       <w:r>
         <w:rPr>
-          <w:rStyle w:val="HTML-kd"/>
+          <w:rStyle w:val="HTMLCode"/>
           <w:rFonts w:eastAsiaTheme="majorEastAsia"/>
           <w:sz w:val="22"/>
           <w:szCs w:val="22"/>
@@ -5761,7 +5303,7 @@
       </w:pPr>
       <w:r>
         <w:rPr>
-          <w:rStyle w:val="HTML-kd"/>
+          <w:rStyle w:val="HTMLCode"/>
           <w:rFonts w:eastAsiaTheme="majorEastAsia"/>
           <w:sz w:val="22"/>
           <w:szCs w:val="22"/>
@@ -5783,12 +5325,12 @@
     </w:p>
     <w:p>
       <w:pPr>
-        <w:pStyle w:val="Cmsor2"/>
-      </w:pPr>
-      <w:bookmarkStart w:id="19" w:name="_Toc228378729"/>
-      <w:r>
-        <w:rPr>
-          <w:rStyle w:val="Kiemels2"/>
+        <w:pStyle w:val="Heading2"/>
+      </w:pPr>
+      <w:bookmarkStart w:id="19" w:name="_Toc228391768"/>
+      <w:r>
+        <w:rPr>
+          <w:rStyle w:val="Strong"/>
           <w:b/>
           <w:bCs w:val="0"/>
         </w:rPr>
@@ -5798,7 +5340,7 @@
     </w:p>
     <w:p>
       <w:pPr>
-        <w:pStyle w:val="NormlWeb"/>
+        <w:pStyle w:val="NormalWeb"/>
       </w:pPr>
       <w:r>
         <w:t>Tárolja a leadott és feldolgozott rendeléseket.</w:t>
@@ -5818,7 +5360,7 @@
       </w:pPr>
       <w:r>
         <w:rPr>
-          <w:rStyle w:val="HTML-kd"/>
+          <w:rStyle w:val="HTMLCode"/>
           <w:rFonts w:eastAsiaTheme="majorEastAsia"/>
           <w:sz w:val="22"/>
           <w:szCs w:val="22"/>
@@ -5847,7 +5389,7 @@
       </w:pPr>
       <w:r>
         <w:rPr>
-          <w:rStyle w:val="HTML-kd"/>
+          <w:rStyle w:val="HTMLCode"/>
           <w:rFonts w:eastAsiaTheme="majorEastAsia"/>
           <w:sz w:val="22"/>
           <w:szCs w:val="22"/>
@@ -5876,7 +5418,7 @@
       </w:pPr>
       <w:r>
         <w:rPr>
-          <w:rStyle w:val="HTML-kd"/>
+          <w:rStyle w:val="HTMLCode"/>
           <w:rFonts w:eastAsiaTheme="majorEastAsia"/>
           <w:sz w:val="22"/>
           <w:szCs w:val="22"/>
@@ -5905,7 +5447,7 @@
       </w:pPr>
       <w:r>
         <w:rPr>
-          <w:rStyle w:val="HTML-kd"/>
+          <w:rStyle w:val="HTMLCode"/>
           <w:rFonts w:eastAsiaTheme="majorEastAsia"/>
           <w:sz w:val="22"/>
           <w:szCs w:val="22"/>
@@ -5934,7 +5476,7 @@
       </w:pPr>
       <w:r>
         <w:rPr>
-          <w:rStyle w:val="HTML-kd"/>
+          <w:rStyle w:val="HTMLCode"/>
           <w:rFonts w:eastAsiaTheme="majorEastAsia"/>
           <w:sz w:val="22"/>
           <w:szCs w:val="22"/>
@@ -5963,7 +5505,7 @@
       </w:pPr>
       <w:r>
         <w:rPr>
-          <w:rStyle w:val="HTML-kd"/>
+          <w:rStyle w:val="HTMLCode"/>
           <w:rFonts w:eastAsiaTheme="majorEastAsia"/>
           <w:sz w:val="22"/>
           <w:szCs w:val="22"/>
@@ -5985,12 +5527,12 @@
     </w:p>
     <w:p>
       <w:pPr>
-        <w:pStyle w:val="Cmsor2"/>
-      </w:pPr>
-      <w:bookmarkStart w:id="20" w:name="_Toc228378730"/>
-      <w:r>
-        <w:rPr>
-          <w:rStyle w:val="Kiemels2"/>
+        <w:pStyle w:val="Heading2"/>
+      </w:pPr>
+      <w:bookmarkStart w:id="20" w:name="_Toc228391769"/>
+      <w:r>
+        <w:rPr>
+          <w:rStyle w:val="Strong"/>
           <w:b/>
           <w:bCs w:val="0"/>
         </w:rPr>
@@ -6000,7 +5542,7 @@
     </w:p>
     <w:p>
       <w:pPr>
-        <w:pStyle w:val="NormlWeb"/>
+        <w:pStyle w:val="NormalWeb"/>
       </w:pPr>
       <w:r>
         <w:t>Tárolja a rendelésekhez tartozó fizetéseket.</w:t>
@@ -6020,7 +5562,7 @@
       </w:pPr>
       <w:r>
         <w:rPr>
-          <w:rStyle w:val="HTML-kd"/>
+          <w:rStyle w:val="HTMLCode"/>
           <w:rFonts w:eastAsiaTheme="majorEastAsia"/>
           <w:sz w:val="22"/>
           <w:szCs w:val="22"/>
@@ -6049,7 +5591,7 @@
       </w:pPr>
       <w:r>
         <w:rPr>
-          <w:rStyle w:val="HTML-kd"/>
+          <w:rStyle w:val="HTMLCode"/>
           <w:rFonts w:eastAsiaTheme="majorEastAsia"/>
           <w:sz w:val="22"/>
           <w:szCs w:val="22"/>
@@ -6078,7 +5620,7 @@
       </w:pPr>
       <w:r>
         <w:rPr>
-          <w:rStyle w:val="HTML-kd"/>
+          <w:rStyle w:val="HTMLCode"/>
           <w:rFonts w:eastAsiaTheme="majorEastAsia"/>
           <w:sz w:val="22"/>
           <w:szCs w:val="22"/>
@@ -6107,7 +5649,7 @@
       </w:pPr>
       <w:r>
         <w:rPr>
-          <w:rStyle w:val="HTML-kd"/>
+          <w:rStyle w:val="HTMLCode"/>
           <w:rFonts w:eastAsiaTheme="majorEastAsia"/>
           <w:sz w:val="22"/>
           <w:szCs w:val="22"/>
@@ -6136,7 +5678,7 @@
       </w:pPr>
       <w:r>
         <w:rPr>
-          <w:rStyle w:val="HTML-kd"/>
+          <w:rStyle w:val="HTMLCode"/>
           <w:rFonts w:eastAsiaTheme="majorEastAsia"/>
           <w:sz w:val="22"/>
           <w:szCs w:val="22"/>
@@ -6165,7 +5707,7 @@
       </w:pPr>
       <w:r>
         <w:rPr>
-          <w:rStyle w:val="HTML-kd"/>
+          <w:rStyle w:val="HTMLCode"/>
           <w:rFonts w:eastAsiaTheme="majorEastAsia"/>
           <w:sz w:val="22"/>
           <w:szCs w:val="22"/>
@@ -6187,12 +5729,12 @@
     </w:p>
     <w:p>
       <w:pPr>
-        <w:pStyle w:val="Cmsor2"/>
-      </w:pPr>
-      <w:bookmarkStart w:id="21" w:name="_Toc228378731"/>
-      <w:r>
-        <w:rPr>
-          <w:rStyle w:val="Kiemels2"/>
+        <w:pStyle w:val="Heading2"/>
+      </w:pPr>
+      <w:bookmarkStart w:id="21" w:name="_Toc228391770"/>
+      <w:r>
+        <w:rPr>
+          <w:rStyle w:val="Strong"/>
           <w:b/>
           <w:bCs w:val="0"/>
         </w:rPr>
@@ -6202,7 +5744,7 @@
     </w:p>
     <w:p>
       <w:pPr>
-        <w:pStyle w:val="NormlWeb"/>
+        <w:pStyle w:val="NormalWeb"/>
       </w:pPr>
       <w:r>
         <w:t>Tárolja a felhasználók közötti értékeléseket.</w:t>
@@ -6222,7 +5764,7 @@
       </w:pPr>
       <w:r>
         <w:rPr>
-          <w:rStyle w:val="HTML-kd"/>
+          <w:rStyle w:val="HTMLCode"/>
           <w:rFonts w:eastAsiaTheme="majorEastAsia"/>
           <w:sz w:val="22"/>
           <w:szCs w:val="22"/>
@@ -6251,7 +5793,7 @@
       </w:pPr>
       <w:r>
         <w:rPr>
-          <w:rStyle w:val="HTML-kd"/>
+          <w:rStyle w:val="HTMLCode"/>
           <w:rFonts w:eastAsiaTheme="majorEastAsia"/>
           <w:sz w:val="22"/>
           <w:szCs w:val="22"/>
@@ -6280,7 +5822,7 @@
       </w:pPr>
       <w:r>
         <w:rPr>
-          <w:rStyle w:val="HTML-kd"/>
+          <w:rStyle w:val="HTMLCode"/>
           <w:rFonts w:eastAsiaTheme="majorEastAsia"/>
           <w:sz w:val="22"/>
           <w:szCs w:val="22"/>
@@ -6309,7 +5851,7 @@
       </w:pPr>
       <w:r>
         <w:rPr>
-          <w:rStyle w:val="HTML-kd"/>
+          <w:rStyle w:val="HTMLCode"/>
           <w:rFonts w:eastAsiaTheme="majorEastAsia"/>
           <w:sz w:val="22"/>
           <w:szCs w:val="22"/>
@@ -6338,7 +5880,7 @@
       </w:pPr>
       <w:r>
         <w:rPr>
-          <w:rStyle w:val="HTML-kd"/>
+          <w:rStyle w:val="HTMLCode"/>
           <w:rFonts w:eastAsiaTheme="majorEastAsia"/>
           <w:sz w:val="22"/>
           <w:szCs w:val="22"/>
@@ -6367,7 +5909,7 @@
       </w:pPr>
       <w:r>
         <w:rPr>
-          <w:rStyle w:val="HTML-kd"/>
+          <w:rStyle w:val="HTMLCode"/>
           <w:rFonts w:eastAsiaTheme="majorEastAsia"/>
           <w:sz w:val="22"/>
           <w:szCs w:val="22"/>
@@ -6389,12 +5931,12 @@
     </w:p>
     <w:p>
       <w:pPr>
-        <w:pStyle w:val="Cmsor2"/>
-      </w:pPr>
-      <w:bookmarkStart w:id="22" w:name="_Toc228378732"/>
-      <w:r>
-        <w:rPr>
-          <w:rStyle w:val="Kiemels2"/>
+        <w:pStyle w:val="Heading2"/>
+      </w:pPr>
+      <w:bookmarkStart w:id="22" w:name="_Toc228391771"/>
+      <w:r>
+        <w:rPr>
+          <w:rStyle w:val="Strong"/>
           <w:b/>
           <w:bCs w:val="0"/>
         </w:rPr>
@@ -6404,7 +5946,7 @@
     </w:p>
     <w:p>
       <w:pPr>
-        <w:pStyle w:val="NormlWeb"/>
+        <w:pStyle w:val="NormalWeb"/>
       </w:pPr>
       <w:r>
         <w:t>Tárolja a rendelések szállítási adatait.</w:t>
@@ -6424,7 +5966,7 @@
       </w:pPr>
       <w:r>
         <w:rPr>
-          <w:rStyle w:val="HTML-kd"/>
+          <w:rStyle w:val="HTMLCode"/>
           <w:rFonts w:eastAsiaTheme="majorEastAsia"/>
           <w:sz w:val="22"/>
           <w:szCs w:val="22"/>
@@ -6453,7 +5995,7 @@
       </w:pPr>
       <w:r>
         <w:rPr>
-          <w:rStyle w:val="HTML-kd"/>
+          <w:rStyle w:val="HTMLCode"/>
           <w:rFonts w:eastAsiaTheme="majorEastAsia"/>
           <w:sz w:val="22"/>
           <w:szCs w:val="22"/>
@@ -6482,7 +6024,7 @@
       </w:pPr>
       <w:r>
         <w:rPr>
-          <w:rStyle w:val="HTML-kd"/>
+          <w:rStyle w:val="HTMLCode"/>
           <w:rFonts w:eastAsiaTheme="majorEastAsia"/>
           <w:sz w:val="22"/>
           <w:szCs w:val="22"/>
@@ -6511,7 +6053,7 @@
       </w:pPr>
       <w:r>
         <w:rPr>
-          <w:rStyle w:val="HTML-kd"/>
+          <w:rStyle w:val="HTMLCode"/>
           <w:rFonts w:eastAsiaTheme="majorEastAsia"/>
           <w:sz w:val="22"/>
           <w:szCs w:val="22"/>
@@ -6540,7 +6082,7 @@
       </w:pPr>
       <w:r>
         <w:rPr>
-          <w:rStyle w:val="HTML-kd"/>
+          <w:rStyle w:val="HTMLCode"/>
           <w:rFonts w:eastAsiaTheme="majorEastAsia"/>
           <w:sz w:val="22"/>
           <w:szCs w:val="22"/>
@@ -6569,7 +6111,7 @@
       </w:pPr>
       <w:r>
         <w:rPr>
-          <w:rStyle w:val="HTML-kd"/>
+          <w:rStyle w:val="HTMLCode"/>
           <w:rFonts w:eastAsiaTheme="majorEastAsia"/>
           <w:sz w:val="22"/>
           <w:szCs w:val="22"/>
@@ -6591,12 +6133,12 @@
     </w:p>
     <w:p>
       <w:pPr>
-        <w:pStyle w:val="Cmsor2"/>
-      </w:pPr>
-      <w:bookmarkStart w:id="23" w:name="_Toc228378733"/>
-      <w:r>
-        <w:rPr>
-          <w:rStyle w:val="Kiemels2"/>
+        <w:pStyle w:val="Heading2"/>
+      </w:pPr>
+      <w:bookmarkStart w:id="23" w:name="_Toc228391772"/>
+      <w:r>
+        <w:rPr>
+          <w:rStyle w:val="Strong"/>
           <w:b/>
           <w:bCs w:val="0"/>
         </w:rPr>
@@ -6606,7 +6148,7 @@
     </w:p>
     <w:p>
       <w:pPr>
-        <w:pStyle w:val="NormlWeb"/>
+        <w:pStyle w:val="NormalWeb"/>
       </w:pPr>
       <w:r>
         <w:t>Tárolja a felhasználók által beküldött jelentéseket problémás hirdetésekről.</w:t>
@@ -6626,7 +6168,7 @@
       </w:pPr>
       <w:r>
         <w:rPr>
-          <w:rStyle w:val="HTML-kd"/>
+          <w:rStyle w:val="HTMLCode"/>
           <w:rFonts w:eastAsiaTheme="majorEastAsia"/>
           <w:sz w:val="22"/>
           <w:szCs w:val="22"/>
@@ -6655,7 +6197,7 @@
       </w:pPr>
       <w:r>
         <w:rPr>
-          <w:rStyle w:val="HTML-kd"/>
+          <w:rStyle w:val="HTMLCode"/>
           <w:rFonts w:eastAsiaTheme="majorEastAsia"/>
           <w:sz w:val="22"/>
           <w:szCs w:val="22"/>
@@ -6684,7 +6226,7 @@
       </w:pPr>
       <w:r>
         <w:rPr>
-          <w:rStyle w:val="HTML-kd"/>
+          <w:rStyle w:val="HTMLCode"/>
           <w:rFonts w:eastAsiaTheme="majorEastAsia"/>
           <w:sz w:val="22"/>
           <w:szCs w:val="22"/>
@@ -6713,7 +6255,7 @@
       </w:pPr>
       <w:r>
         <w:rPr>
-          <w:rStyle w:val="HTML-kd"/>
+          <w:rStyle w:val="HTMLCode"/>
           <w:rFonts w:eastAsiaTheme="majorEastAsia"/>
           <w:sz w:val="22"/>
           <w:szCs w:val="22"/>
@@ -6742,7 +6284,7 @@
       </w:pPr>
       <w:r>
         <w:rPr>
-          <w:rStyle w:val="HTML-kd"/>
+          <w:rStyle w:val="HTMLCode"/>
           <w:rFonts w:eastAsiaTheme="majorEastAsia"/>
           <w:sz w:val="22"/>
           <w:szCs w:val="22"/>
@@ -6771,7 +6313,7 @@
       </w:pPr>
       <w:r>
         <w:rPr>
-          <w:rStyle w:val="HTML-kd"/>
+          <w:rStyle w:val="HTMLCode"/>
           <w:rFonts w:eastAsiaTheme="majorEastAsia"/>
           <w:sz w:val="22"/>
           <w:szCs w:val="22"/>
@@ -6793,12 +6335,12 @@
     </w:p>
     <w:p>
       <w:pPr>
-        <w:pStyle w:val="Cmsor2"/>
-      </w:pPr>
-      <w:bookmarkStart w:id="24" w:name="_Toc228378734"/>
-      <w:r>
-        <w:rPr>
-          <w:rStyle w:val="Kiemels2"/>
+        <w:pStyle w:val="Heading2"/>
+      </w:pPr>
+      <w:bookmarkStart w:id="24" w:name="_Toc228391773"/>
+      <w:r>
+        <w:rPr>
+          <w:rStyle w:val="Strong"/>
           <w:b/>
           <w:bCs w:val="0"/>
         </w:rPr>
@@ -6808,7 +6350,7 @@
     </w:p>
     <w:p>
       <w:pPr>
-        <w:pStyle w:val="NormlWeb"/>
+        <w:pStyle w:val="NormalWeb"/>
       </w:pPr>
       <w:r>
         <w:t>Tárolja a regisztrált felhasználókat.</w:t>
@@ -6828,7 +6370,7 @@
       </w:pPr>
       <w:r>
         <w:rPr>
-          <w:rStyle w:val="HTML-kd"/>
+          <w:rStyle w:val="HTMLCode"/>
           <w:rFonts w:eastAsiaTheme="majorEastAsia"/>
           <w:sz w:val="22"/>
           <w:szCs w:val="22"/>
@@ -6857,7 +6399,7 @@
       </w:pPr>
       <w:r>
         <w:rPr>
-          <w:rStyle w:val="HTML-kd"/>
+          <w:rStyle w:val="HTMLCode"/>
           <w:rFonts w:eastAsiaTheme="majorEastAsia"/>
           <w:sz w:val="22"/>
           <w:szCs w:val="22"/>
@@ -6886,7 +6428,7 @@
       </w:pPr>
       <w:r>
         <w:rPr>
-          <w:rStyle w:val="HTML-kd"/>
+          <w:rStyle w:val="HTMLCode"/>
           <w:rFonts w:eastAsiaTheme="majorEastAsia"/>
           <w:sz w:val="22"/>
           <w:szCs w:val="22"/>
@@ -6915,7 +6457,7 @@
       </w:pPr>
       <w:r>
         <w:rPr>
-          <w:rStyle w:val="HTML-kd"/>
+          <w:rStyle w:val="HTMLCode"/>
           <w:rFonts w:eastAsiaTheme="majorEastAsia"/>
           <w:sz w:val="22"/>
           <w:szCs w:val="22"/>
@@ -6944,7 +6486,7 @@
       </w:pPr>
       <w:r>
         <w:rPr>
-          <w:rStyle w:val="HTML-kd"/>
+          <w:rStyle w:val="HTMLCode"/>
           <w:rFonts w:eastAsiaTheme="majorEastAsia"/>
           <w:sz w:val="22"/>
           <w:szCs w:val="22"/>
@@ -6973,7 +6515,7 @@
       </w:pPr>
       <w:r>
         <w:rPr>
-          <w:rStyle w:val="HTML-kd"/>
+          <w:rStyle w:val="HTMLCode"/>
           <w:rFonts w:eastAsiaTheme="majorEastAsia"/>
           <w:sz w:val="22"/>
           <w:szCs w:val="22"/>
@@ -7002,7 +6544,7 @@
       </w:pPr>
       <w:r>
         <w:rPr>
-          <w:rStyle w:val="HTML-kd"/>
+          <w:rStyle w:val="HTMLCode"/>
           <w:rFonts w:eastAsiaTheme="majorEastAsia"/>
           <w:sz w:val="22"/>
           <w:szCs w:val="22"/>
@@ -7031,7 +6573,7 @@
       </w:pPr>
       <w:r>
         <w:rPr>
-          <w:rStyle w:val="HTML-kd"/>
+          <w:rStyle w:val="HTMLCode"/>
           <w:rFonts w:eastAsiaTheme="majorEastAsia"/>
           <w:sz w:val="22"/>
           <w:szCs w:val="22"/>
@@ -7060,7 +6602,7 @@
       </w:pPr>
       <w:r>
         <w:rPr>
-          <w:rStyle w:val="HTML-kd"/>
+          <w:rStyle w:val="HTMLCode"/>
           <w:rFonts w:eastAsiaTheme="majorEastAsia"/>
           <w:sz w:val="22"/>
           <w:szCs w:val="22"/>
@@ -7089,7 +6631,7 @@
       </w:pPr>
       <w:r>
         <w:rPr>
-          <w:rStyle w:val="HTML-kd"/>
+          <w:rStyle w:val="HTMLCode"/>
           <w:rFonts w:eastAsiaTheme="majorEastAsia"/>
           <w:sz w:val="22"/>
           <w:szCs w:val="22"/>
@@ -7118,7 +6660,7 @@
       </w:pPr>
       <w:r>
         <w:rPr>
-          <w:rStyle w:val="HTML-kd"/>
+          <w:rStyle w:val="HTMLCode"/>
           <w:rFonts w:eastAsiaTheme="majorEastAsia"/>
           <w:sz w:val="22"/>
           <w:szCs w:val="22"/>
@@ -7147,7 +6689,7 @@
       </w:pPr>
       <w:r>
         <w:rPr>
-          <w:rStyle w:val="HTML-kd"/>
+          <w:rStyle w:val="HTMLCode"/>
           <w:rFonts w:eastAsiaTheme="majorEastAsia"/>
           <w:sz w:val="22"/>
           <w:szCs w:val="22"/>
@@ -7184,7 +6726,7 @@
       </w:pPr>
       <w:r>
         <w:rPr>
-          <w:rStyle w:val="HTML-kd"/>
+          <w:rStyle w:val="HTMLCode"/>
           <w:rFonts w:eastAsiaTheme="majorEastAsia"/>
           <w:sz w:val="22"/>
           <w:szCs w:val="22"/>
@@ -7213,7 +6755,7 @@
       </w:pPr>
       <w:r>
         <w:rPr>
-          <w:rStyle w:val="HTML-kd"/>
+          <w:rStyle w:val="HTMLCode"/>
           <w:rFonts w:eastAsiaTheme="majorEastAsia"/>
           <w:sz w:val="22"/>
           <w:szCs w:val="22"/>
@@ -7235,12 +6777,12 @@
     </w:p>
     <w:p>
       <w:pPr>
-        <w:pStyle w:val="Cmsor1"/>
-      </w:pPr>
-      <w:bookmarkStart w:id="25" w:name="_Toc228378735"/>
-      <w:r>
-        <w:rPr>
-          <w:rStyle w:val="Kiemels2"/>
+        <w:pStyle w:val="Heading1"/>
+      </w:pPr>
+      <w:bookmarkStart w:id="25" w:name="_Toc228391774"/>
+      <w:r>
+        <w:rPr>
+          <w:rStyle w:val="Strong"/>
           <w:b/>
           <w:bCs w:val="0"/>
         </w:rPr>
@@ -7270,7 +6812,7 @@
       </w:r>
       <w:r>
         <w:rPr>
-          <w:rStyle w:val="HTML-kd"/>
+          <w:rStyle w:val="HTMLCode"/>
           <w:rFonts w:eastAsiaTheme="majorEastAsia"/>
           <w:sz w:val="22"/>
           <w:szCs w:val="22"/>
@@ -7286,7 +6828,7 @@
       </w:r>
       <w:r>
         <w:rPr>
-          <w:rStyle w:val="HTML-kd"/>
+          <w:rStyle w:val="HTMLCode"/>
           <w:rFonts w:eastAsiaTheme="majorEastAsia"/>
           <w:sz w:val="22"/>
           <w:szCs w:val="22"/>
@@ -7303,7 +6845,7 @@
       </w:r>
       <w:r>
         <w:rPr>
-          <w:rStyle w:val="HTML-kd"/>
+          <w:rStyle w:val="HTMLCode"/>
           <w:rFonts w:eastAsiaTheme="majorEastAsia"/>
           <w:sz w:val="22"/>
           <w:szCs w:val="22"/>
@@ -7340,7 +6882,7 @@
       </w:r>
       <w:r>
         <w:rPr>
-          <w:rStyle w:val="HTML-kd"/>
+          <w:rStyle w:val="HTMLCode"/>
           <w:rFonts w:eastAsiaTheme="majorEastAsia"/>
           <w:sz w:val="22"/>
           <w:szCs w:val="22"/>
@@ -7356,7 +6898,7 @@
       </w:r>
       <w:r>
         <w:rPr>
-          <w:rStyle w:val="HTML-kd"/>
+          <w:rStyle w:val="HTMLCode"/>
           <w:rFonts w:eastAsiaTheme="majorEastAsia"/>
           <w:sz w:val="22"/>
           <w:szCs w:val="22"/>
@@ -7372,7 +6914,7 @@
       </w:r>
       <w:r>
         <w:rPr>
-          <w:rStyle w:val="HTML-kd"/>
+          <w:rStyle w:val="HTMLCode"/>
           <w:rFonts w:eastAsiaTheme="majorEastAsia"/>
           <w:sz w:val="22"/>
           <w:szCs w:val="22"/>
@@ -7388,7 +6930,7 @@
       </w:r>
       <w:r>
         <w:rPr>
-          <w:rStyle w:val="HTML-kd"/>
+          <w:rStyle w:val="HTMLCode"/>
           <w:rFonts w:eastAsiaTheme="majorEastAsia"/>
           <w:sz w:val="22"/>
           <w:szCs w:val="22"/>
@@ -7404,7 +6946,7 @@
       </w:r>
       <w:r>
         <w:rPr>
-          <w:rStyle w:val="HTML-kd"/>
+          <w:rStyle w:val="HTMLCode"/>
           <w:rFonts w:eastAsiaTheme="majorEastAsia"/>
           <w:sz w:val="22"/>
           <w:szCs w:val="22"/>
@@ -7421,7 +6963,7 @@
       </w:r>
       <w:r>
         <w:rPr>
-          <w:rStyle w:val="HTML-kd"/>
+          <w:rStyle w:val="HTMLCode"/>
           <w:rFonts w:eastAsiaTheme="majorEastAsia"/>
           <w:sz w:val="22"/>
           <w:szCs w:val="22"/>
@@ -7458,7 +7000,7 @@
       </w:r>
       <w:r>
         <w:rPr>
-          <w:rStyle w:val="HTML-kd"/>
+          <w:rStyle w:val="HTMLCode"/>
           <w:rFonts w:eastAsiaTheme="majorEastAsia"/>
           <w:sz w:val="22"/>
           <w:szCs w:val="22"/>
@@ -7474,7 +7016,7 @@
       </w:r>
       <w:r>
         <w:rPr>
-          <w:rStyle w:val="HTML-kd"/>
+          <w:rStyle w:val="HTMLCode"/>
           <w:rFonts w:eastAsiaTheme="majorEastAsia"/>
           <w:sz w:val="22"/>
           <w:szCs w:val="22"/>
@@ -7490,7 +7032,7 @@
       </w:r>
       <w:r>
         <w:rPr>
-          <w:rStyle w:val="HTML-kd"/>
+          <w:rStyle w:val="HTMLCode"/>
           <w:rFonts w:eastAsiaTheme="majorEastAsia"/>
           <w:sz w:val="22"/>
           <w:szCs w:val="22"/>
@@ -7526,7 +7068,7 @@
       </w:r>
       <w:r>
         <w:rPr>
-          <w:rStyle w:val="HTML-kd"/>
+          <w:rStyle w:val="HTMLCode"/>
           <w:rFonts w:eastAsiaTheme="majorEastAsia"/>
           <w:sz w:val="22"/>
           <w:szCs w:val="22"/>
@@ -7542,7 +7084,7 @@
       </w:r>
       <w:r>
         <w:rPr>
-          <w:rStyle w:val="HTML-kd"/>
+          <w:rStyle w:val="HTMLCode"/>
           <w:rFonts w:eastAsiaTheme="majorEastAsia"/>
           <w:sz w:val="22"/>
           <w:szCs w:val="22"/>
@@ -7558,7 +7100,7 @@
       </w:r>
       <w:r>
         <w:rPr>
-          <w:rStyle w:val="HTML-kd"/>
+          <w:rStyle w:val="HTMLCode"/>
           <w:rFonts w:eastAsiaTheme="majorEastAsia"/>
           <w:sz w:val="22"/>
           <w:szCs w:val="22"/>
@@ -7594,7 +7136,7 @@
       </w:r>
       <w:r>
         <w:rPr>
-          <w:rStyle w:val="HTML-kd"/>
+          <w:rStyle w:val="HTMLCode"/>
           <w:rFonts w:eastAsiaTheme="majorEastAsia"/>
           <w:sz w:val="22"/>
           <w:szCs w:val="22"/>
@@ -7610,7 +7152,7 @@
       </w:r>
       <w:r>
         <w:rPr>
-          <w:rStyle w:val="HTML-kd"/>
+          <w:rStyle w:val="HTMLCode"/>
           <w:rFonts w:eastAsiaTheme="majorEastAsia"/>
           <w:sz w:val="22"/>
           <w:szCs w:val="22"/>
@@ -7646,7 +7188,7 @@
       </w:r>
       <w:r>
         <w:rPr>
-          <w:rStyle w:val="HTML-kd"/>
+          <w:rStyle w:val="HTMLCode"/>
           <w:rFonts w:eastAsiaTheme="majorEastAsia"/>
           <w:sz w:val="22"/>
           <w:szCs w:val="22"/>
@@ -7682,7 +7224,7 @@
       </w:r>
       <w:r>
         <w:rPr>
-          <w:rStyle w:val="HTML-kd"/>
+          <w:rStyle w:val="HTMLCode"/>
           <w:rFonts w:eastAsiaTheme="majorEastAsia"/>
           <w:sz w:val="22"/>
           <w:szCs w:val="22"/>
@@ -7698,7 +7240,7 @@
       </w:r>
       <w:r>
         <w:rPr>
-          <w:rStyle w:val="HTML-kd"/>
+          <w:rStyle w:val="HTMLCode"/>
           <w:rFonts w:eastAsiaTheme="majorEastAsia"/>
           <w:sz w:val="22"/>
           <w:szCs w:val="22"/>
@@ -7715,7 +7257,7 @@
     </w:p>
     <w:p>
       <w:pPr>
-        <w:pStyle w:val="NormlWeb"/>
+        <w:pStyle w:val="NormalWeb"/>
         <w:rPr>
           <w:sz w:val="28"/>
           <w:szCs w:val="28"/>
@@ -7762,9 +7304,9 @@
     </w:p>
     <w:p>
       <w:pPr>
-        <w:pStyle w:val="Cmsor1"/>
-      </w:pPr>
-      <w:bookmarkStart w:id="26" w:name="_Toc228378736"/>
+        <w:pStyle w:val="Heading1"/>
+      </w:pPr>
+      <w:bookmarkStart w:id="26" w:name="_Toc228391775"/>
       <w:r>
         <w:t>ER (Entity Relationship) Diagramm</w:t>
       </w:r>
@@ -7869,13 +7411,13 @@
     </w:p>
     <w:p>
       <w:pPr>
-        <w:pStyle w:val="Cmsor1"/>
+        <w:pStyle w:val="Heading1"/>
         <w:rPr>
           <w:sz w:val="36"/>
           <w:szCs w:val="44"/>
         </w:rPr>
       </w:pPr>
-      <w:bookmarkStart w:id="27" w:name="_Toc228378737"/>
+      <w:bookmarkStart w:id="27" w:name="_Toc228391776"/>
       <w:r>
         <w:t>4. Tesztek</w:t>
       </w:r>
@@ -7931,7 +7473,7 @@
           <w:szCs w:val="24"/>
         </w:rPr>
         <w:drawing>
-          <wp:inline distT="0" distB="0" distL="0" distR="0" wp14:anchorId="38C5AF3E" wp14:editId="12E0BF6C">
+          <wp:inline distT="0" distB="0" distL="0" distR="0" wp14:anchorId="38C5AF3E" wp14:editId="67FD8DF1">
             <wp:extent cx="3077004" cy="857370"/>
             <wp:effectExtent l="0" t="0" r="0" b="0"/>
             <wp:docPr id="41" name="Kép 41"/>
@@ -8030,7 +7572,6 @@
         <w:noBreakHyphen/>
         <w:t>részletek, regisztráció, bejelentkezés, admin és védett oldalak minden kulcsfunkciója megfelelően működik és helyesen kezeli a jogosultságokat, hibákat és felhasználói útvonalakat.</w:t>
       </w:r>
-      <w:bookmarkStart w:id="28" w:name="_Toc228378738"/>
       <w:r>
         <w:rPr>
           <w:rFonts w:cs="Arial"/>
@@ -8048,7 +7589,7 @@
           <w:szCs w:val="44"/>
         </w:rPr>
         <w:drawing>
-          <wp:inline distT="0" distB="0" distL="0" distR="0" wp14:anchorId="07CA8909" wp14:editId="7FF7E227">
+          <wp:inline distT="0" distB="0" distL="0" distR="0" wp14:anchorId="07CA8909" wp14:editId="6160B0A0">
             <wp:extent cx="2857899" cy="1200318"/>
             <wp:effectExtent l="0" t="0" r="0" b="0"/>
             <wp:docPr id="42" name="Kép 42"/>
@@ -8083,24 +7624,25 @@
           </wp:inline>
         </w:drawing>
       </w:r>
-      <w:bookmarkEnd w:id="28"/>
-    </w:p>
-    <w:p>
-      <w:pPr>
-        <w:pStyle w:val="Cmsor1"/>
+    </w:p>
+    <w:p>
+      <w:pPr>
+        <w:pStyle w:val="Heading1"/>
         <w:rPr>
           <w:sz w:val="36"/>
           <w:szCs w:val="44"/>
         </w:rPr>
       </w:pPr>
-      <w:r>
-        <w:rPr>
+      <w:bookmarkStart w:id="28" w:name="_Toc228391777"/>
+      <w:r>
+        <w:rPr>
+          <w:noProof/>
           <w:sz w:val="36"/>
           <w:szCs w:val="44"/>
         </w:rPr>
         <w:lastRenderedPageBreak/>
         <w:drawing>
-          <wp:anchor distT="0" distB="0" distL="114300" distR="114300" simplePos="0" relativeHeight="251693056" behindDoc="0" locked="0" layoutInCell="1" allowOverlap="1" wp14:anchorId="26DDE094" wp14:editId="42D19746">
+          <wp:anchor distT="0" distB="0" distL="114300" distR="114300" simplePos="0" relativeHeight="251693056" behindDoc="0" locked="0" layoutInCell="1" allowOverlap="1" wp14:anchorId="26DDE094" wp14:editId="0261B165">
             <wp:simplePos x="0" y="0"/>
             <wp:positionH relativeFrom="margin">
               <wp:align>left</wp:align>
@@ -8157,6 +7699,7 @@
       </w:r>
       <w:r>
         <w:rPr>
+          <w:noProof/>
           <w:sz w:val="36"/>
           <w:szCs w:val="44"/>
         </w:rPr>
@@ -8198,6 +7741,7 @@
       </w:r>
       <w:r>
         <w:rPr>
+          <w:noProof/>
           <w:sz w:val="36"/>
           <w:szCs w:val="44"/>
         </w:rPr>
@@ -8239,12 +7783,13 @@
       </w:r>
       <w:r>
         <w:rPr>
+          <w:noProof/>
           <w:sz w:val="36"/>
           <w:szCs w:val="44"/>
         </w:rPr>
         <w:lastRenderedPageBreak/>
         <w:drawing>
-          <wp:inline distT="0" distB="0" distL="0" distR="0" wp14:anchorId="582D8388" wp14:editId="4979B610">
+          <wp:inline distT="0" distB="0" distL="0" distR="0" wp14:anchorId="582D8388" wp14:editId="25EA87F5">
             <wp:extent cx="5760720" cy="4046855"/>
             <wp:effectExtent l="0" t="0" r="0" b="0"/>
             <wp:docPr id="1999569865" name="Kép 1"/>
@@ -8281,11 +7826,12 @@
       </w:r>
       <w:r>
         <w:rPr>
+          <w:noProof/>
           <w:sz w:val="36"/>
           <w:szCs w:val="44"/>
         </w:rPr>
         <w:drawing>
-          <wp:inline distT="0" distB="0" distL="0" distR="0" wp14:anchorId="727BE0CB" wp14:editId="0E3966EA">
+          <wp:inline distT="0" distB="0" distL="0" distR="0" wp14:anchorId="727BE0CB" wp14:editId="03658CD2">
             <wp:extent cx="5760720" cy="1995805"/>
             <wp:effectExtent l="0" t="0" r="0" b="4445"/>
             <wp:docPr id="130677280" name="Kép 1"/>
@@ -8322,12 +7868,13 @@
       </w:r>
       <w:r>
         <w:rPr>
+          <w:noProof/>
           <w:sz w:val="36"/>
           <w:szCs w:val="44"/>
         </w:rPr>
         <w:lastRenderedPageBreak/>
         <w:drawing>
-          <wp:inline distT="0" distB="0" distL="0" distR="0" wp14:anchorId="23BD3C1A" wp14:editId="5CB6ECAA">
+          <wp:inline distT="0" distB="0" distL="0" distR="0" wp14:anchorId="23BD3C1A" wp14:editId="763C4CF8">
             <wp:extent cx="5760720" cy="5083175"/>
             <wp:effectExtent l="0" t="0" r="0" b="3175"/>
             <wp:docPr id="1168396139" name="Kép 1"/>
@@ -8364,11 +7911,12 @@
       </w:r>
       <w:r>
         <w:rPr>
+          <w:noProof/>
           <w:sz w:val="36"/>
           <w:szCs w:val="44"/>
         </w:rPr>
         <w:drawing>
-          <wp:inline distT="0" distB="0" distL="0" distR="0" wp14:anchorId="6A9A882E" wp14:editId="5296A3F5">
+          <wp:inline distT="0" distB="0" distL="0" distR="0" wp14:anchorId="6A9A882E" wp14:editId="00EC9E22">
             <wp:extent cx="5760720" cy="2421890"/>
             <wp:effectExtent l="0" t="0" r="0" b="0"/>
             <wp:docPr id="2010949897" name="Kép 1"/>
@@ -8403,6 +7951,7 @@
           </wp:inline>
         </w:drawing>
       </w:r>
+      <w:bookmarkEnd w:id="28"/>
     </w:p>
     <w:p>
       <w:pPr>
@@ -8474,7 +8023,7 @@
       <w:hyperlink r:id="rId24" w:history="1">
         <w:r>
           <w:rPr>
-            <w:rStyle w:val="Hiperhivatkozs"/>
+            <w:rStyle w:val="Hyperlink"/>
             <w:rFonts w:ascii="Arial" w:hAnsi="Arial" w:cs="Arial"/>
             <w:sz w:val="24"/>
             <w:szCs w:val="24"/>
@@ -8615,7 +8164,7 @@
     </w:p>
     <w:p>
       <w:pPr>
-        <w:pStyle w:val="Listaszerbekezds"/>
+        <w:pStyle w:val="ListParagraph"/>
         <w:numPr>
           <w:ilvl w:val="0"/>
           <w:numId w:val="57"/>
@@ -8637,7 +8186,7 @@
     </w:p>
     <w:p>
       <w:pPr>
-        <w:pStyle w:val="Listaszerbekezds"/>
+        <w:pStyle w:val="ListParagraph"/>
         <w:numPr>
           <w:ilvl w:val="0"/>
           <w:numId w:val="57"/>
@@ -8659,7 +8208,7 @@
     </w:p>
     <w:p>
       <w:pPr>
-        <w:pStyle w:val="Listaszerbekezds"/>
+        <w:pStyle w:val="ListParagraph"/>
         <w:numPr>
           <w:ilvl w:val="0"/>
           <w:numId w:val="57"/>
@@ -8698,7 +8247,7 @@
     </w:p>
     <w:p>
       <w:pPr>
-        <w:pStyle w:val="Listaszerbekezds"/>
+        <w:pStyle w:val="ListParagraph"/>
         <w:numPr>
           <w:ilvl w:val="0"/>
           <w:numId w:val="58"/>
@@ -8720,7 +8269,7 @@
     </w:p>
     <w:p>
       <w:pPr>
-        <w:pStyle w:val="Listaszerbekezds"/>
+        <w:pStyle w:val="ListParagraph"/>
         <w:numPr>
           <w:ilvl w:val="0"/>
           <w:numId w:val="58"/>
@@ -8742,7 +8291,7 @@
     </w:p>
     <w:p>
       <w:pPr>
-        <w:pStyle w:val="Listaszerbekezds"/>
+        <w:pStyle w:val="ListParagraph"/>
         <w:numPr>
           <w:ilvl w:val="0"/>
           <w:numId w:val="58"/>
@@ -8764,7 +8313,7 @@
     </w:p>
     <w:p>
       <w:pPr>
-        <w:pStyle w:val="Listaszerbekezds"/>
+        <w:pStyle w:val="ListParagraph"/>
         <w:numPr>
           <w:ilvl w:val="0"/>
           <w:numId w:val="58"/>
@@ -8800,6 +8349,15 @@
         </w:rPr>
         <w:t>Nodemailer vagy SendGrid integráció</w:t>
       </w:r>
+    </w:p>
+    <w:p>
+      <w:pPr>
+        <w:rPr>
+          <w:rFonts w:ascii="Arial" w:hAnsi="Arial" w:cs="Arial"/>
+          <w:sz w:val="24"/>
+          <w:szCs w:val="24"/>
+        </w:rPr>
+      </w:pPr>
       <w:r>
         <w:rPr>
           <w:rFonts w:ascii="Arial" w:hAnsi="Arial" w:cs="Arial"/>
@@ -8811,27 +8369,14 @@
     </w:p>
     <w:p>
       <w:pPr>
-        <w:pStyle w:val="Listaszerbekezds"/>
-        <w:numPr>
-          <w:ilvl w:val="0"/>
-          <w:numId w:val="58"/>
-        </w:numPr>
-        <w:rPr>
-          <w:rFonts w:ascii="Arial" w:hAnsi="Arial" w:cs="Arial"/>
-          <w:sz w:val="24"/>
-          <w:szCs w:val="24"/>
-        </w:rPr>
-      </w:pPr>
-    </w:p>
-    <w:p>
-      <w:pPr>
-        <w:pStyle w:val="Cmsor1"/>
-      </w:pPr>
-      <w:bookmarkStart w:id="29" w:name="_Toc228378739"/>
+        <w:pStyle w:val="Heading1"/>
+      </w:pPr>
+      <w:bookmarkStart w:id="29" w:name="_Toc228391778"/>
       <w:r>
         <w:rPr>
           <w:rFonts w:cs="Arial"/>
         </w:rPr>
+        <w:lastRenderedPageBreak/>
         <w:t>Backend</w:t>
       </w:r>
       <w:r>
@@ -9257,7 +8802,7 @@
     </w:p>
     <w:p>
       <w:pPr>
-        <w:pStyle w:val="NormlWeb"/>
+        <w:pStyle w:val="NormalWeb"/>
         <w:jc w:val="both"/>
         <w:rPr>
           <w:rFonts w:ascii="Arial" w:hAnsi="Arial" w:cs="Arial"/>
@@ -9266,7 +8811,7 @@
     </w:p>
     <w:p>
       <w:pPr>
-        <w:pStyle w:val="NormlWeb"/>
+        <w:pStyle w:val="NormalWeb"/>
         <w:jc w:val="both"/>
         <w:rPr>
           <w:rFonts w:ascii="Arial" w:hAnsi="Arial" w:cs="Arial"/>
@@ -9275,7 +8820,7 @@
     </w:p>
     <w:p>
       <w:pPr>
-        <w:pStyle w:val="NormlWeb"/>
+        <w:pStyle w:val="NormalWeb"/>
         <w:jc w:val="both"/>
         <w:rPr>
           <w:rFonts w:ascii="Arial" w:hAnsi="Arial" w:cs="Arial"/>
@@ -9284,7 +8829,7 @@
     </w:p>
     <w:p>
       <w:pPr>
-        <w:pStyle w:val="NormlWeb"/>
+        <w:pStyle w:val="NormalWeb"/>
         <w:jc w:val="both"/>
         <w:rPr>
           <w:rFonts w:ascii="Arial" w:hAnsi="Arial" w:cs="Arial"/>
@@ -9293,7 +8838,7 @@
     </w:p>
     <w:p>
       <w:pPr>
-        <w:pStyle w:val="NormlWeb"/>
+        <w:pStyle w:val="NormalWeb"/>
         <w:jc w:val="both"/>
         <w:rPr>
           <w:rFonts w:ascii="Arial" w:hAnsi="Arial" w:cs="Arial"/>
@@ -9302,7 +8847,7 @@
     </w:p>
     <w:p>
       <w:pPr>
-        <w:pStyle w:val="NormlWeb"/>
+        <w:pStyle w:val="NormalWeb"/>
         <w:jc w:val="both"/>
         <w:rPr>
           <w:rFonts w:ascii="Arial" w:hAnsi="Arial" w:cs="Arial"/>
@@ -9311,7 +8856,7 @@
     </w:p>
     <w:p>
       <w:pPr>
-        <w:pStyle w:val="NormlWeb"/>
+        <w:pStyle w:val="NormalWeb"/>
         <w:jc w:val="both"/>
         <w:rPr>
           <w:rFonts w:ascii="Arial" w:hAnsi="Arial" w:cs="Arial"/>
@@ -9435,7 +8980,7 @@
     </w:p>
     <w:p>
       <w:pPr>
-        <w:pStyle w:val="NormlWeb"/>
+        <w:pStyle w:val="NormalWeb"/>
         <w:jc w:val="both"/>
         <w:rPr>
           <w:rFonts w:ascii="Arial" w:hAnsi="Arial" w:cs="Arial"/>
@@ -10145,7 +9690,7 @@
           <w:sz w:val="24"/>
           <w:szCs w:val="24"/>
         </w:rPr>
-        <w:t xml:space="preserve">t számmá alakítva, az árat </w:t>
+        <w:t xml:space="preserve">t </w:t>
       </w:r>
       <w:r>
         <w:rPr>
@@ -10154,7 +9699,7 @@
           <w:szCs w:val="24"/>
         </w:rPr>
         <w:lastRenderedPageBreak/>
-        <w:t>pedig lebegőpontos értékként tárolva. Siker esetén visszaküldi a „Hirdetés létrehozva” üzenetet és az új elem azonosítóját</w:t>
+        <w:t>számmá alakítva, az árat pedig lebegőpontos értékként tárolva. Siker esetén visszaküldi a „Hirdetés létrehozva” üzenetet és az új elem azonosítóját</w:t>
       </w:r>
       <w:r>
         <w:rPr>
@@ -10479,7 +10024,16 @@
           <w:sz w:val="24"/>
           <w:szCs w:val="24"/>
         </w:rPr>
-        <w:t>as hibával jelzi a jogosultság hiányát. Amennyiben minden feltétel teljesül, a Prisma items.delete() metódusával törli a hirdetést, és visszaküldi a „Hirdetés törölve” üzenetet.</w:t>
+        <w:t xml:space="preserve">as hibával jelzi a jogosultság hiányát. Amennyiben minden feltétel teljesül, a Prisma items.delete() metódusával törli a </w:t>
+      </w:r>
+      <w:r>
+        <w:rPr>
+          <w:rFonts w:ascii="Arial" w:hAnsi="Arial" w:cs="Arial"/>
+          <w:sz w:val="24"/>
+          <w:szCs w:val="24"/>
+        </w:rPr>
+        <w:lastRenderedPageBreak/>
+        <w:t>hirdetést, és visszaküldi a „Hirdetés törölve” üzenetet.</w:t>
       </w:r>
     </w:p>
     <w:p>
@@ -10523,7 +10077,6 @@
           <w:sz w:val="24"/>
           <w:szCs w:val="24"/>
         </w:rPr>
-        <w:lastRenderedPageBreak/>
         <w:drawing>
           <wp:anchor distT="0" distB="0" distL="114300" distR="114300" simplePos="0" relativeHeight="251671552" behindDoc="0" locked="0" layoutInCell="1" allowOverlap="1" wp14:anchorId="7F3933D3" wp14:editId="6EC8E7AF">
             <wp:simplePos x="0" y="0"/>
@@ -10652,7 +10205,7 @@
       </w:r>
       <w:r>
         <w:rPr>
-          <w:rStyle w:val="Kiemels"/>
+          <w:rStyle w:val="Emphasis"/>
           <w:sz w:val="24"/>
           <w:szCs w:val="24"/>
         </w:rPr>
@@ -10675,7 +10228,7 @@
       </w:r>
       <w:r>
         <w:rPr>
-          <w:rStyle w:val="HTML-kd"/>
+          <w:rStyle w:val="HTMLCode"/>
           <w:rFonts w:eastAsiaTheme="majorEastAsia"/>
           <w:sz w:val="22"/>
           <w:szCs w:val="22"/>
@@ -10687,11 +10240,19 @@
           <w:sz w:val="24"/>
           <w:szCs w:val="24"/>
         </w:rPr>
-        <w:t xml:space="preserve"> metódusával minden olyan üzenetet lekér, ahol a két fél bármelyik irányban szerepel feladóként és címzettként. A lekérdezés tartalmazza a feladó és a címzett felhasználónevét, valamint – ha létezik – a kapcsolódó ajánlat adatait, például az ajánlat státuszát, az ajánlott és ellenajánlott árat, illetve az ajánlathoz tartozó termék alapadatait és elsődleges képét. Az üzenetek időrendben, a </w:t>
-      </w:r>
-      <w:r>
-        <w:rPr>
-          <w:rStyle w:val="HTML-kd"/>
+        <w:t xml:space="preserve"> metódusával minden olyan üzenetet lekér, ahol a két fél bármelyik irányban szerepel feladóként és címzettként. A lekérdezés tartalmazza a feladó és a címzett felhasználónevét, valamint – ha létezik – a kapcsolódó ajánlat adatait, </w:t>
+      </w:r>
+      <w:r>
+        <w:rPr>
+          <w:sz w:val="24"/>
+          <w:szCs w:val="24"/>
+        </w:rPr>
+        <w:lastRenderedPageBreak/>
+        <w:t xml:space="preserve">például az ajánlat státuszát, az ajánlott és ellenajánlott árat, illetve az ajánlathoz tartozó termék alapadatait és elsődleges képét. Az üzenetek időrendben, a </w:t>
+      </w:r>
+      <w:r>
+        <w:rPr>
+          <w:rStyle w:val="HTMLCode"/>
           <w:rFonts w:eastAsiaTheme="majorEastAsia"/>
           <w:sz w:val="22"/>
           <w:szCs w:val="22"/>
@@ -10806,7 +10367,7 @@
       </w:r>
       <w:r>
         <w:rPr>
-          <w:rStyle w:val="Kiemels"/>
+          <w:rStyle w:val="Emphasis"/>
           <w:sz w:val="24"/>
           <w:szCs w:val="24"/>
         </w:rPr>
@@ -10821,7 +10382,7 @@
       </w:r>
       <w:r>
         <w:rPr>
-          <w:rStyle w:val="HTML-kd"/>
+          <w:rStyle w:val="HTMLCode"/>
           <w:rFonts w:eastAsiaTheme="majorEastAsia"/>
           <w:sz w:val="22"/>
           <w:szCs w:val="22"/>
@@ -10837,7 +10398,7 @@
       </w:r>
       <w:r>
         <w:rPr>
-          <w:rStyle w:val="HTML-kd"/>
+          <w:rStyle w:val="HTMLCode"/>
           <w:rFonts w:eastAsiaTheme="majorEastAsia"/>
           <w:sz w:val="22"/>
           <w:szCs w:val="22"/>
@@ -10958,7 +10519,7 @@
       </w:r>
       <w:r>
         <w:rPr>
-          <w:rStyle w:val="Kiemels"/>
+          <w:rStyle w:val="Emphasis"/>
           <w:sz w:val="24"/>
           <w:szCs w:val="24"/>
         </w:rPr>
@@ -10990,7 +10551,7 @@
         </w:rPr>
         <w:lastRenderedPageBreak/>
         <w:drawing>
-          <wp:anchor distT="0" distB="0" distL="114300" distR="114300" simplePos="0" relativeHeight="251676672" behindDoc="0" locked="0" layoutInCell="1" allowOverlap="1" wp14:anchorId="4A3749A3" wp14:editId="78DCBA1E">
+          <wp:anchor distT="0" distB="0" distL="114300" distR="114300" simplePos="0" relativeHeight="251676672" behindDoc="0" locked="0" layoutInCell="1" allowOverlap="1" wp14:anchorId="4A3749A3" wp14:editId="57A20347">
             <wp:simplePos x="0" y="0"/>
             <wp:positionH relativeFrom="margin">
               <wp:posOffset>-635</wp:posOffset>
@@ -11177,7 +10738,16 @@
           <w:sz w:val="24"/>
           <w:szCs w:val="24"/>
         </w:rPr>
-        <w:t>A getNotifications function a bejelentkezett felhasználó értesítéseit gyűjti össze három különböző forrásból: kedvencekből, rendelésekből és ajánlatokból. Először lekéri azokat a kedvenceket, ahol a felhasználó hirdetését mások megjelölték kedvencnek, majd ezeket egy egységes szerkezetű objektummá alakítja, amely tartalmazza a kedvelő felhasználó adatait és a hirdetés alapinformációit. Ezután lekéri a felhasználó eladóként kapott rendeléseit, és ugyanígy egységes formátumba rendezi őket, beleértve a vevő adatait, a hirdetés címét és a rendelés állapotát. Harmadik lépésként összegyűjti a felhasználó eladóként kapott, még függőben lévő ajánlatait, majd ezekből is értesítési objektumokat készít, amelyek tartalmazzák az ajánlat adatait és a kapcsolódó terméket. A három értesítéstípus egyetlen listába kerül, amelyet a létrehozási idő alapján csökkenő sorrendbe rendez. A függvény végül visszaküldi a legfrissebb 20 értesítést, valamint az összes értesítés számát.</w:t>
+        <w:t xml:space="preserve">A getNotifications function a bejelentkezett felhasználó értesítéseit gyűjti össze három különböző forrásból: kedvencekből, rendelésekből és ajánlatokból. Először lekéri azokat a kedvenceket, ahol a felhasználó hirdetését mások megjelölték kedvencnek, majd ezeket egy egységes szerkezetű objektummá alakítja, amely tartalmazza a kedvelő felhasználó adatait és a hirdetés alapinformációit. Ezután lekéri a felhasználó eladóként kapott rendeléseit, és ugyanígy egységes formátumba rendezi őket, beleértve a vevő adatait, a hirdetés címét és a rendelés állapotát. Harmadik lépésként összegyűjti a felhasználó eladóként kapott, még függőben lévő ajánlatait, majd ezekből is értesítési objektumokat készít, amelyek tartalmazzák az ajánlat adatait és a kapcsolódó terméket. A három értesítéstípus egyetlen listába kerül, amelyet a létrehozási idő alapján csökkenő </w:t>
+      </w:r>
+      <w:r>
+        <w:rPr>
+          <w:rFonts w:ascii="Arial" w:hAnsi="Arial" w:cs="Arial"/>
+          <w:sz w:val="24"/>
+          <w:szCs w:val="24"/>
+        </w:rPr>
+        <w:lastRenderedPageBreak/>
+        <w:t>sorrendbe rendez. A függvény végül visszaküldi a legfrissebb 20 értesítést, valamint az összes értesítés számát.</w:t>
       </w:r>
     </w:p>
     <w:p>
@@ -12203,6 +11773,7 @@
           <w:sz w:val="24"/>
           <w:szCs w:val="24"/>
         </w:rPr>
+        <w:lastRenderedPageBreak/>
         <w:br w:type="page"/>
       </w:r>
     </w:p>
@@ -12302,7 +11873,16 @@
           <w:sz w:val="24"/>
           <w:szCs w:val="24"/>
         </w:rPr>
-        <w:t>A getMySales function a bejelentkezett felhasználó eladóként rögzített rendeléseit gyűjti össze. A lekérdezés minden olyan rendelést visszaad, ahol a felhasználó a seller_id, és ezekhez csatolja a kapcsolódó termék adatait, valamint a termék elsődleges képét. Emellett tartalmazza a vevő felhasználónevét és azonosítóját is. Az eredmények a rendelés dátuma alapján csökkenő sorrendben érkeznek. A kapott rekordokból a függvény egy egységes szerkezetű objektumlistát készít, amely tartalmazza a rendelés azonosítóját, a termék alapadatait, a vevő adatait és a termék képét.</w:t>
+        <w:t xml:space="preserve">A getMySales function a bejelentkezett felhasználó eladóként rögzített rendeléseit gyűjti össze. A lekérdezés minden olyan rendelést visszaad, ahol a felhasználó a seller_id, és ezekhez csatolja a kapcsolódó termék adatait, valamint a termék elsődleges képét. Emellett tartalmazza a vevő felhasználónevét és azonosítóját is. Az eredmények a rendelés dátuma alapján csökkenő sorrendben érkeznek. A kapott rekordokból a </w:t>
+      </w:r>
+      <w:r>
+        <w:rPr>
+          <w:rFonts w:ascii="Arial" w:hAnsi="Arial" w:cs="Arial"/>
+          <w:sz w:val="24"/>
+          <w:szCs w:val="24"/>
+        </w:rPr>
+        <w:lastRenderedPageBreak/>
+        <w:t>függvény egy egységes szerkezetű objektumlistát készít, amely tartalmazza a rendelés azonosítóját, a termék alapadatait, a vevő adatait és a termék képét.</w:t>
       </w:r>
       <w:r>
         <w:rPr>
@@ -12327,7 +11907,6 @@
           <w:sz w:val="24"/>
           <w:szCs w:val="24"/>
         </w:rPr>
-        <w:lastRenderedPageBreak/>
         <w:br w:type="page"/>
       </w:r>
     </w:p>
@@ -12468,9 +12047,9 @@
     </w:p>
     <w:p>
       <w:pPr>
-        <w:pStyle w:val="Cmsor1"/>
-      </w:pPr>
-      <w:bookmarkStart w:id="30" w:name="_Toc228378740"/>
+        <w:pStyle w:val="Heading1"/>
+      </w:pPr>
+      <w:bookmarkStart w:id="30" w:name="_Toc228391779"/>
       <w:r>
         <w:lastRenderedPageBreak/>
         <w:t>5</w:t>
@@ -12711,6 +12290,68 @@
           <w:sz w:val="24"/>
           <w:szCs w:val="24"/>
         </w:rPr>
+        <w:drawing>
+          <wp:anchor distT="0" distB="0" distL="114300" distR="114300" simplePos="0" relativeHeight="251694080" behindDoc="0" locked="0" layoutInCell="1" allowOverlap="1" wp14:anchorId="62583AB4" wp14:editId="0F1E4B78">
+            <wp:simplePos x="0" y="0"/>
+            <wp:positionH relativeFrom="column">
+              <wp:posOffset>2624455</wp:posOffset>
+            </wp:positionH>
+            <wp:positionV relativeFrom="paragraph">
+              <wp:posOffset>272415</wp:posOffset>
+            </wp:positionV>
+            <wp:extent cx="3094990" cy="1647825"/>
+            <wp:effectExtent l="0" t="0" r="0" b="9525"/>
+            <wp:wrapSquare wrapText="bothSides"/>
+            <wp:docPr id="1058434712" name="Picture 1"/>
+            <wp:cNvGraphicFramePr>
+              <a:graphicFrameLocks xmlns:a="http://schemas.openxmlformats.org/drawingml/2006/main" noChangeAspect="1"/>
+            </wp:cNvGraphicFramePr>
+            <a:graphic xmlns:a="http://schemas.openxmlformats.org/drawingml/2006/main">
+              <a:graphicData uri="http://schemas.openxmlformats.org/drawingml/2006/picture">
+                <pic:pic xmlns:pic="http://schemas.openxmlformats.org/drawingml/2006/picture">
+                  <pic:nvPicPr>
+                    <pic:cNvPr id="1058434712" name=""/>
+                    <pic:cNvPicPr/>
+                  </pic:nvPicPr>
+                  <pic:blipFill>
+                    <a:blip r:embed="rId54">
+                      <a:extLst>
+                        <a:ext uri="{28A0092B-C50C-407E-A947-70E740481C1C}">
+                          <a14:useLocalDpi xmlns:a14="http://schemas.microsoft.com/office/drawing/2010/main" val="0"/>
+                        </a:ext>
+                      </a:extLst>
+                    </a:blip>
+                    <a:stretch>
+                      <a:fillRect/>
+                    </a:stretch>
+                  </pic:blipFill>
+                  <pic:spPr>
+                    <a:xfrm>
+                      <a:off x="0" y="0"/>
+                      <a:ext cx="3094990" cy="1647825"/>
+                    </a:xfrm>
+                    <a:prstGeom prst="rect">
+                      <a:avLst/>
+                    </a:prstGeom>
+                  </pic:spPr>
+                </pic:pic>
+              </a:graphicData>
+            </a:graphic>
+            <wp14:sizeRelH relativeFrom="margin">
+              <wp14:pctWidth>0</wp14:pctWidth>
+            </wp14:sizeRelH>
+            <wp14:sizeRelV relativeFrom="margin">
+              <wp14:pctHeight>0</wp14:pctHeight>
+            </wp14:sizeRelV>
+          </wp:anchor>
+        </w:drawing>
+      </w:r>
+      <w:r>
+        <w:rPr>
+          <w:rFonts w:ascii="Arial" w:hAnsi="Arial" w:cs="Arial"/>
+          <w:sz w:val="24"/>
+          <w:szCs w:val="24"/>
+        </w:rPr>
         <w:t>2.2. Adatbázis-kezelés: Prisma ORM</w:t>
       </w:r>
       <w:r>
@@ -12743,7 +12384,16 @@
           <w:sz w:val="24"/>
           <w:szCs w:val="24"/>
         </w:rPr>
-        <w:t>Gördülékenység: Ennek a modern technológiának a legnagyobb előnye a páratlanul letisztult használat. A Prisma alkalmazásával a hagyományosan bonyolult SQL adatbázis-műveletek és komplex lekérdezések könnyedén kezelhetővé válnak az alkalmazáskódon belül.</w:t>
+        <w:t xml:space="preserve">Gördülékenység: Ennek a modern technológiának a legnagyobb előnye a páratlanul letisztult használat. A Prisma alkalmazásával a hagyományosan bonyolult SQL adatbázis-műveletek és komplex lekérdezések könnyedén </w:t>
+      </w:r>
+      <w:r>
+        <w:rPr>
+          <w:rFonts w:ascii="Arial" w:hAnsi="Arial" w:cs="Arial"/>
+          <w:sz w:val="24"/>
+          <w:szCs w:val="24"/>
+        </w:rPr>
+        <w:lastRenderedPageBreak/>
+        <w:t>kezelhetővé válnak az alkalmazáskódon belül.</w:t>
       </w:r>
       <w:r>
         <w:rPr>
@@ -12761,6 +12411,12 @@
         </w:rPr>
         <w:t>Biztonság és stabilitás: Nemcsak a fejlesztési időt rövidíti le jelentősen, de egy stabil, hibamentes és az adatbázis-sémákat szigorúan követő alapot ad a projektnek, csökkentve a futásidejű hibák esélyét.</w:t>
       </w:r>
+      <w:r>
+        <w:rPr>
+          <w:noProof/>
+        </w:rPr>
+        <w:t xml:space="preserve"> </w:t>
+      </w:r>
     </w:p>
     <w:p>
       <w:pPr>
@@ -12777,8 +12433,23 @@
           <w:sz w:val="24"/>
           <w:szCs w:val="24"/>
         </w:rPr>
-        <w:lastRenderedPageBreak/>
-        <w:t>2.3. Backend technológia: Express és Node.jsA szerveroldali logika a gyors és eseményvezérelt Node.js környezetben, az Express keretrendszerre épülve fut, amely iparági standardnak számít a skálázható REST API-k építésében.</w:t>
+        <w:t>2.3. Backend technológia: Express és Node.js</w:t>
+      </w:r>
+      <w:r>
+        <w:rPr>
+          <w:rFonts w:ascii="Arial" w:hAnsi="Arial" w:cs="Arial"/>
+          <w:sz w:val="24"/>
+          <w:szCs w:val="24"/>
+        </w:rPr>
+        <w:t xml:space="preserve"> </w:t>
+      </w:r>
+      <w:r>
+        <w:rPr>
+          <w:rFonts w:ascii="Arial" w:hAnsi="Arial" w:cs="Arial"/>
+          <w:sz w:val="24"/>
+          <w:szCs w:val="24"/>
+        </w:rPr>
+        <w:t>A szerveroldali logika a gyors és eseményvezérelt Node.js környezetben, az Express keretrendszerre épülve fut, amely iparági standardnak számít a skálázható REST API-k építésében.</w:t>
       </w:r>
     </w:p>
     <w:p>
@@ -13085,7 +12756,7 @@
                     <pic:cNvPicPr/>
                   </pic:nvPicPr>
                   <pic:blipFill>
-                    <a:blip r:embed="rId54">
+                    <a:blip r:embed="rId55">
                       <a:extLst>
                         <a:ext uri="{28A0092B-C50C-407E-A947-70E740481C1C}">
                           <a14:useLocalDpi xmlns:a14="http://schemas.microsoft.com/office/drawing/2010/main" val="0"/>
@@ -13171,7 +12842,16 @@
           <w:sz w:val="24"/>
           <w:szCs w:val="24"/>
         </w:rPr>
-        <w:t>Termék adatlapok: A hirdetések részletes adatainak (képek, leírás, ár, lokáció) megtekintése.</w:t>
+        <w:t xml:space="preserve">Termék adatlapok: A hirdetések részletes adatainak (képek, leírás, ár, lokáció) </w:t>
+      </w:r>
+      <w:r>
+        <w:rPr>
+          <w:rFonts w:ascii="Arial" w:hAnsi="Arial" w:cs="Arial"/>
+          <w:sz w:val="24"/>
+          <w:szCs w:val="24"/>
+        </w:rPr>
+        <w:lastRenderedPageBreak/>
+        <w:t>megtekintése.</w:t>
       </w:r>
       <w:r>
         <w:rPr>
@@ -13206,7 +12886,6 @@
           <w:sz w:val="24"/>
           <w:szCs w:val="24"/>
         </w:rPr>
-        <w:lastRenderedPageBreak/>
         <w:drawing>
           <wp:anchor distT="0" distB="0" distL="114300" distR="114300" simplePos="0" relativeHeight="251689984" behindDoc="0" locked="0" layoutInCell="1" allowOverlap="1" wp14:anchorId="740FFA0F" wp14:editId="188EE0D1">
             <wp:simplePos x="0" y="0"/>
@@ -13231,7 +12910,7 @@
                     <pic:cNvPicPr/>
                   </pic:nvPicPr>
                   <pic:blipFill>
-                    <a:blip r:embed="rId55" cstate="print">
+                    <a:blip r:embed="rId56" cstate="print">
                       <a:extLst>
                         <a:ext uri="{28A0092B-C50C-407E-A947-70E740481C1C}">
                           <a14:useLocalDpi xmlns:a14="http://schemas.microsoft.com/office/drawing/2010/main" val="0"/>
@@ -13397,10 +13076,10 @@
         <w:tblLook w:val="04A0" w:firstRow="1" w:lastRow="0" w:firstColumn="1" w:lastColumn="0" w:noHBand="0" w:noVBand="1"/>
       </w:tblPr>
       <w:tblGrid>
-        <w:gridCol w:w="1399"/>
-        <w:gridCol w:w="2162"/>
-        <w:gridCol w:w="1525"/>
-        <w:gridCol w:w="3970"/>
+        <w:gridCol w:w="1898"/>
+        <w:gridCol w:w="2062"/>
+        <w:gridCol w:w="1644"/>
+        <w:gridCol w:w="3452"/>
       </w:tblGrid>
       <w:tr>
         <w:trPr>
@@ -14139,6 +13818,7 @@
                 <w:b/>
                 <w:bCs/>
               </w:rPr>
+              <w:lastRenderedPageBreak/>
               <w:t>Termék leírása</w:t>
             </w:r>
           </w:p>
@@ -14278,7 +13958,6 @@
                 <w:b/>
                 <w:bCs/>
               </w:rPr>
-              <w:lastRenderedPageBreak/>
               <w:t>Ár</w:t>
             </w:r>
           </w:p>
@@ -14571,7 +14250,7 @@
                     <pic:cNvPicPr/>
                   </pic:nvPicPr>
                   <pic:blipFill>
-                    <a:blip r:embed="rId56">
+                    <a:blip r:embed="rId57">
                       <a:extLst>
                         <a:ext uri="{28A0092B-C50C-407E-A947-70E740481C1C}">
                           <a14:useLocalDpi xmlns:a14="http://schemas.microsoft.com/office/drawing/2010/main" val="0"/>
@@ -14645,6 +14324,7 @@
           <w:sz w:val="24"/>
           <w:szCs w:val="24"/>
         </w:rPr>
+        <w:lastRenderedPageBreak/>
         <w:drawing>
           <wp:anchor distT="0" distB="0" distL="114300" distR="114300" simplePos="0" relativeHeight="251692032" behindDoc="0" locked="0" layoutInCell="1" allowOverlap="1" wp14:anchorId="58DF1704" wp14:editId="5708F1DB">
             <wp:simplePos x="0" y="0"/>
@@ -14669,7 +14349,7 @@
                     <pic:cNvPicPr/>
                   </pic:nvPicPr>
                   <pic:blipFill>
-                    <a:blip r:embed="rId57">
+                    <a:blip r:embed="rId58">
                       <a:extLst>
                         <a:ext uri="{28A0092B-C50C-407E-A947-70E740481C1C}">
                           <a14:useLocalDpi xmlns:a14="http://schemas.microsoft.com/office/drawing/2010/main" val="0"/>
@@ -14717,20 +14397,144 @@
           <w:sz w:val="24"/>
           <w:szCs w:val="24"/>
         </w:rPr>
-        <w:t xml:space="preserve">A platform tisztaságának, biztonságának és a szabályzatok betartásának felügyeletére egy dedikált Adminisztrátori Vezérlőpult (Dashboard) készült. Ez a felület szeparáltan, egy külön (védett) útvonalon (route) érhető el, és kizárólag a legmagasabb, "admin" szerepkörrel </w:t>
-      </w:r>
-      <w:r>
-        <w:rPr>
-          <w:rFonts w:ascii="Arial" w:hAnsi="Arial" w:cs="Arial"/>
-          <w:sz w:val="24"/>
-          <w:szCs w:val="24"/>
+        <w:t>A platform tisztaságának, biztonságának és a szabályzatok betartásának felügyeletére egy dedikált Adminisztrátori Vezérlőpult (Dashboard) készült. Ez a felület szeparáltan, egy külön (védett) útvonalon (route) érhető el, és kizárólag a legmagasabb, "admin" szerepkörrel rendelkező JWT tokennel rendelkező fiókok használhatják.</w:t>
+      </w:r>
+    </w:p>
+    <w:p>
+      <w:pPr>
+        <w:jc w:val="both"/>
+        <w:rPr>
+          <w:rFonts w:ascii="Arial" w:hAnsi="Arial" w:cs="Arial"/>
+        </w:rPr>
+      </w:pPr>
+      <w:r>
+        <w:rPr>
+          <w:rFonts w:ascii="Arial" w:hAnsi="Arial" w:cs="Arial"/>
+          <w:sz w:val="24"/>
+          <w:szCs w:val="24"/>
+        </w:rPr>
+        <w:t>7.1. Adminisztrátori Jogosultságok</w:t>
+      </w:r>
+      <w:r>
+        <w:rPr>
+          <w:rFonts w:ascii="Arial" w:hAnsi="Arial" w:cs="Arial"/>
+          <w:sz w:val="24"/>
+          <w:szCs w:val="24"/>
+        </w:rPr>
+        <w:t xml:space="preserve">. </w:t>
+      </w:r>
+      <w:r>
+        <w:rPr>
+          <w:rFonts w:ascii="Arial" w:hAnsi="Arial" w:cs="Arial"/>
+          <w:sz w:val="24"/>
+          <w:szCs w:val="24"/>
+        </w:rPr>
+        <w:t>Az adminisztrátorok a normál felhasználói funkciókon felül az alábbi kiemelt jogosultságokkal rendelkeznek:</w:t>
+      </w:r>
+      <w:r>
+        <w:rPr>
+          <w:rFonts w:ascii="Arial" w:hAnsi="Arial" w:cs="Arial"/>
+          <w:sz w:val="24"/>
+          <w:szCs w:val="24"/>
+        </w:rPr>
+        <w:t xml:space="preserve"> </w:t>
+      </w:r>
+      <w:r>
+        <w:rPr>
+          <w:rFonts w:ascii="Arial" w:hAnsi="Arial" w:cs="Arial"/>
+          <w:sz w:val="24"/>
+          <w:szCs w:val="24"/>
+        </w:rPr>
+        <w:t>Felhasználókezelés (User Management): A regisztrált felhasználók teljes listájának megtekintése, keresés a bázisban. Szabályszegő felhasználók figyelmeztetése, felfüggesztése (ban) vagy végleges törlése a platformról.</w:t>
+      </w:r>
+      <w:r>
+        <w:rPr>
+          <w:rFonts w:ascii="Arial" w:hAnsi="Arial" w:cs="Arial"/>
+          <w:sz w:val="24"/>
+          <w:szCs w:val="24"/>
+        </w:rPr>
+        <w:t xml:space="preserve"> </w:t>
+      </w:r>
+      <w:r>
+        <w:rPr>
+          <w:rFonts w:ascii="Arial" w:hAnsi="Arial" w:cs="Arial"/>
+          <w:sz w:val="24"/>
+          <w:szCs w:val="24"/>
+        </w:rPr>
+        <w:t>Tartalommoderáció: Bármely hirdetés szerkesztése vagy azonnali törlése, amennyiben az sérti a platform szabályzatát (pl. tiltott termékek, illegális tartalom, spam).Jelentések (Reports) kezelése: A közösség által beküldött jelentések (report ticketek) feldolgozása. Az adminisztrátor ezeket megvizsgálhatja, majd dönthet a jóváhagyásról (szankció alkalmazása) vagy az elutasításról (vaklárma).</w:t>
+      </w:r>
+      <w:r>
+        <w:rPr>
+          <w:rFonts w:ascii="Arial" w:hAnsi="Arial" w:cs="Arial"/>
+          <w:sz w:val="24"/>
+          <w:szCs w:val="24"/>
+        </w:rPr>
+        <w:t xml:space="preserve"> </w:t>
+      </w:r>
+      <w:r>
+        <w:rPr>
+          <w:rFonts w:ascii="Arial" w:hAnsi="Arial" w:cs="Arial"/>
+          <w:sz w:val="24"/>
+          <w:szCs w:val="24"/>
+        </w:rPr>
+        <w:t>Taxonómia és Kategóriák: A platform termékkategóriáinak és alkategóriáinak (pl. Ruházat, Elektronika -&gt; Mobiltelefonok) dinamikus kezelése, új kategóriák létrehozása a piaci trendeknek megfelelően.</w:t>
+      </w:r>
+      <w:r>
+        <w:rPr>
+          <w:rFonts w:ascii="Arial" w:hAnsi="Arial" w:cs="Arial"/>
+          <w:sz w:val="24"/>
+          <w:szCs w:val="24"/>
+        </w:rPr>
+        <w:t xml:space="preserve"> </w:t>
+      </w:r>
+      <w:r>
+        <w:rPr>
+          <w:rFonts w:ascii="Arial" w:hAnsi="Arial" w:cs="Arial"/>
+          <w:sz w:val="24"/>
+          <w:szCs w:val="24"/>
+        </w:rPr>
+        <w:t>Analitika és Statisztikák: Átfogó képet kapnak a platform működéséről. Láthatják a napi új regisztrációk számát, a feladott hirdetések volumenét, az aktív tranzakciókat és a hibaarányokat, ami segíti az üzleti és fejlesztési döntéshozatalt</w:t>
+      </w:r>
+      <w:r>
+        <w:rPr>
+          <w:rFonts w:ascii="Arial" w:hAnsi="Arial" w:cs="Arial"/>
+        </w:rPr>
+        <w:t>.</w:t>
+      </w:r>
+      <w:r>
+        <w:rPr>
+          <w:rFonts w:ascii="Arial" w:hAnsi="Arial" w:cs="Arial"/>
+        </w:rPr>
+        <w:br w:type="page"/>
+      </w:r>
+    </w:p>
+    <w:p>
+      <w:pPr>
+        <w:pStyle w:val="Heading1"/>
+      </w:pPr>
+      <w:bookmarkStart w:id="31" w:name="_Toc228391780"/>
+      <w:r>
+        <w:rPr>
+          <w:rStyle w:val="Strong"/>
+          <w:b/>
+          <w:bCs w:val="0"/>
         </w:rPr>
         <w:lastRenderedPageBreak/>
-        <w:t>rendelkező JWT tokennel rendelkező fiókok használhatják.</w:t>
-      </w:r>
-    </w:p>
-    <w:p>
-      <w:pPr>
+        <w:t xml:space="preserve">6. </w:t>
+      </w:r>
+      <w:r>
+        <w:rPr>
+          <w:rStyle w:val="Strong"/>
+          <w:b/>
+          <w:bCs w:val="0"/>
+        </w:rPr>
+        <w:t>Összefoglalás</w:t>
+      </w:r>
+      <w:bookmarkEnd w:id="31"/>
+    </w:p>
+    <w:p>
+      <w:pPr>
+        <w:pStyle w:val="NormalWeb"/>
         <w:jc w:val="both"/>
         <w:rPr>
           <w:rFonts w:ascii="Arial" w:hAnsi="Arial" w:cs="Arial"/>
@@ -14739,96 +14543,167 @@
       <w:r>
         <w:rPr>
           <w:rFonts w:ascii="Arial" w:hAnsi="Arial" w:cs="Arial"/>
-          <w:sz w:val="24"/>
-          <w:szCs w:val="24"/>
-        </w:rPr>
-        <w:t>7.1. Adminisztrátori Jogosultságok</w:t>
-      </w:r>
-      <w:r>
-        <w:rPr>
-          <w:rFonts w:ascii="Arial" w:hAnsi="Arial" w:cs="Arial"/>
-          <w:sz w:val="24"/>
-          <w:szCs w:val="24"/>
-        </w:rPr>
-        <w:t xml:space="preserve">. </w:t>
-      </w:r>
-      <w:r>
-        <w:rPr>
-          <w:rFonts w:ascii="Arial" w:hAnsi="Arial" w:cs="Arial"/>
-          <w:sz w:val="24"/>
-          <w:szCs w:val="24"/>
-        </w:rPr>
-        <w:t>Az adminisztrátorok a normál felhasználói funkciókon felül az alábbi kiemelt jogosultságokkal rendelkeznek:</w:t>
-      </w:r>
-      <w:r>
-        <w:rPr>
-          <w:rFonts w:ascii="Arial" w:hAnsi="Arial" w:cs="Arial"/>
-          <w:sz w:val="24"/>
-          <w:szCs w:val="24"/>
-        </w:rPr>
-        <w:t xml:space="preserve"> </w:t>
-      </w:r>
-      <w:r>
-        <w:rPr>
-          <w:rFonts w:ascii="Arial" w:hAnsi="Arial" w:cs="Arial"/>
-          <w:sz w:val="24"/>
-          <w:szCs w:val="24"/>
-        </w:rPr>
-        <w:t>Felhasználókezelés (User Management): A regisztrált felhasználók teljes listájának megtekintése, keresés a bázisban. Szabályszegő felhasználók figyelmeztetése, felfüggesztése (ban) vagy végleges törlése a platformról.</w:t>
-      </w:r>
-      <w:r>
-        <w:rPr>
-          <w:rFonts w:ascii="Arial" w:hAnsi="Arial" w:cs="Arial"/>
-          <w:sz w:val="24"/>
-          <w:szCs w:val="24"/>
-        </w:rPr>
-        <w:t xml:space="preserve"> </w:t>
-      </w:r>
-      <w:r>
-        <w:rPr>
-          <w:rFonts w:ascii="Arial" w:hAnsi="Arial" w:cs="Arial"/>
-          <w:sz w:val="24"/>
-          <w:szCs w:val="24"/>
-        </w:rPr>
-        <w:t>Tartalommoderáció: Bármely hirdetés szerkesztése vagy azonnali törlése, amennyiben az sérti a platform szabályzatát (pl. tiltott termékek, illegális tartalom, spam).Jelentések (Reports) kezelése: A közösség által beküldött jelentések (report ticketek) feldolgozása. Az adminisztrátor ezeket megvizsgálhatja, majd dönthet a jóváhagyásról (szankció alkalmazása) vagy az elutasításról (vaklárma).</w:t>
-      </w:r>
-      <w:r>
-        <w:rPr>
-          <w:rFonts w:ascii="Arial" w:hAnsi="Arial" w:cs="Arial"/>
-          <w:sz w:val="24"/>
-          <w:szCs w:val="24"/>
-        </w:rPr>
-        <w:t xml:space="preserve"> </w:t>
-      </w:r>
-      <w:r>
-        <w:rPr>
-          <w:rFonts w:ascii="Arial" w:hAnsi="Arial" w:cs="Arial"/>
-          <w:sz w:val="24"/>
-          <w:szCs w:val="24"/>
-        </w:rPr>
-        <w:t>Taxonómia és Kategóriák: A platform termékkategóriáinak és alkategóriáinak (pl. Ruházat, Elektronika -&gt; Mobiltelefonok) dinamikus kezelése, új kategóriák létrehozása a piaci trendeknek megfelelően.</w:t>
-      </w:r>
-      <w:r>
-        <w:rPr>
-          <w:rFonts w:ascii="Arial" w:hAnsi="Arial" w:cs="Arial"/>
-          <w:sz w:val="24"/>
-          <w:szCs w:val="24"/>
-        </w:rPr>
-        <w:t xml:space="preserve"> </w:t>
-      </w:r>
-      <w:r>
-        <w:rPr>
-          <w:rFonts w:ascii="Arial" w:hAnsi="Arial" w:cs="Arial"/>
-          <w:sz w:val="24"/>
-          <w:szCs w:val="24"/>
-        </w:rPr>
-        <w:t>Analitika és Statisztikák: Átfogó képet kapnak a platform működéséről. Láthatják a napi új regisztrációk számát, a feladott hirdetések volumenét, az aktív tranzakciókat és a hibaarányokat, ami segíti az üzleti és fejlesztési döntéshozatalt</w:t>
-      </w:r>
-      <w:r>
-        <w:rPr>
-          <w:rFonts w:ascii="Arial" w:hAnsi="Arial" w:cs="Arial"/>
-        </w:rPr>
-        <w:t>.</w:t>
+        </w:rPr>
+        <w:t>Ö</w:t>
+      </w:r>
+      <w:r>
+        <w:rPr>
+          <w:rFonts w:ascii="Arial" w:hAnsi="Arial" w:cs="Arial"/>
+        </w:rPr>
+        <w:t>sszességében sikeresnek és jól strukturáltnak értékelem</w:t>
+      </w:r>
+      <w:r>
+        <w:rPr>
+          <w:rFonts w:ascii="Arial" w:hAnsi="Arial" w:cs="Arial"/>
+        </w:rPr>
+        <w:t xml:space="preserve"> a projektet</w:t>
+      </w:r>
+      <w:r>
+        <w:rPr>
+          <w:rFonts w:ascii="Arial" w:hAnsi="Arial" w:cs="Arial"/>
+        </w:rPr>
+        <w:t>. A fejlesztés során törekedtem arra, hogy a rendszer minden fő funkciója stabilan, átláthatóan és felhasználóbarát módon működjön, miközben a háttérben egy jól szervezett, biztonságos és bővíthető architektúra szolgálja ki az alkalmazást. A backend és a frontend komponensek összehangoltan működnek, az adatbázis</w:t>
+      </w:r>
+      <w:r>
+        <w:rPr>
+          <w:rFonts w:ascii="Arial" w:hAnsi="Arial" w:cs="Arial"/>
+        </w:rPr>
+        <w:noBreakHyphen/>
+        <w:t>struktúra pedig megfelelő alapot biztosít a piactér logikájához. A tesztek sikeres lefutása megerősítette, hogy a rendszer megbízhatóan kezeli a különböző felhasználói útvonalakat, hibákat és jogosultsági szinteket. Úgy érzem, hogy a projekt során megszerzett tapasztalatok és a végeredmény egyaránt tükrözik a befektetett munkát és a tudatos tervezést.</w:t>
+      </w:r>
+    </w:p>
+    <w:p>
+      <w:pPr>
+        <w:pStyle w:val="NormalWeb"/>
+        <w:jc w:val="both"/>
+        <w:rPr>
+          <w:rFonts w:ascii="Arial" w:hAnsi="Arial" w:cs="Arial"/>
+        </w:rPr>
+      </w:pPr>
+      <w:r>
+        <w:rPr>
+          <w:rFonts w:ascii="Arial" w:hAnsi="Arial" w:cs="Arial"/>
+        </w:rPr>
+        <w:t>A program jövőbeli hasznosulását tekintve úgy látom, hogy a Bellora rendszer alapjai könnyen továbbfejleszthetők és valós környezetben is alkalmazhatók. A piactér logikája, a felhasználói interakciók, az ajánlatkezelés, a rendelési folyamat és az adminisztrációs felület mind olyan funkciók, amelyek egy éles szolgáltatás alapját is képezhetik. A projekt alkalmas arra, hogy később új funkciókkal bővítsem – például értesítési rendszerrel, mobilalkalmazással, fejlettebb keresővel vagy fizetési integrációval. A vizsgától függetlenül is értékes alapot jelent számomra, hiszen a teljes fejlesztési folyamatot végigjárva egy olyan rendszert hoztam létre, amely valós felhasználói igényeket is képes lenne kiszolgálni.</w:t>
+      </w:r>
+    </w:p>
+    <w:p>
+      <w:pPr>
+        <w:pStyle w:val="NormalWeb"/>
+        <w:jc w:val="both"/>
+        <w:rPr>
+          <w:rFonts w:ascii="Arial" w:hAnsi="Arial" w:cs="Arial"/>
+        </w:rPr>
+      </w:pPr>
+      <w:r>
+        <w:rPr>
+          <w:rFonts w:ascii="Arial" w:hAnsi="Arial" w:cs="Arial"/>
+          <w:b/>
+          <w:bCs/>
+          <w:sz w:val="28"/>
+          <w:szCs w:val="28"/>
+        </w:rPr>
+        <w:t>Munkamegosztás</w:t>
+      </w:r>
+      <w:r>
+        <w:rPr>
+          <w:rFonts w:ascii="Arial" w:hAnsi="Arial" w:cs="Arial"/>
+        </w:rPr>
+        <w:t xml:space="preserve">: </w:t>
+      </w:r>
+    </w:p>
+    <w:p>
+      <w:pPr>
+        <w:pStyle w:val="NormalWeb"/>
+        <w:jc w:val="both"/>
+        <w:rPr>
+          <w:rFonts w:ascii="Arial" w:hAnsi="Arial" w:cs="Arial"/>
+        </w:rPr>
+      </w:pPr>
+      <w:r>
+        <w:rPr>
+          <w:rFonts w:ascii="Arial" w:hAnsi="Arial" w:cs="Arial"/>
+        </w:rPr>
+        <w:t>Narancs – Közös</w:t>
+      </w:r>
+    </w:p>
+    <w:p>
+      <w:pPr>
+        <w:pStyle w:val="NormalWeb"/>
+        <w:jc w:val="both"/>
+        <w:rPr>
+          <w:rFonts w:ascii="Arial" w:hAnsi="Arial" w:cs="Arial"/>
+        </w:rPr>
+      </w:pPr>
+      <w:r>
+        <w:rPr>
+          <w:rFonts w:ascii="Arial" w:hAnsi="Arial" w:cs="Arial"/>
+        </w:rPr>
+        <w:t>Lila – Csák Zoltán Barnabás</w:t>
+      </w:r>
+    </w:p>
+    <w:p>
+      <w:pPr>
+        <w:pStyle w:val="NormalWeb"/>
+        <w:jc w:val="both"/>
+        <w:rPr>
+          <w:rFonts w:ascii="Arial" w:hAnsi="Arial" w:cs="Arial"/>
+        </w:rPr>
+      </w:pPr>
+      <w:r>
+        <w:rPr>
+          <w:rFonts w:ascii="Arial" w:hAnsi="Arial" w:cs="Arial"/>
+        </w:rPr>
+        <w:t>Kék – Gere Dániel</w:t>
+      </w:r>
+    </w:p>
+    <w:p>
+      <w:pPr>
+        <w:pStyle w:val="NormalWeb"/>
+        <w:jc w:val="both"/>
+        <w:rPr>
+          <w:rFonts w:ascii="Arial" w:hAnsi="Arial" w:cs="Arial"/>
+        </w:rPr>
+      </w:pPr>
+      <w:r>
+        <w:rPr>
+          <w:rFonts w:ascii="Arial" w:hAnsi="Arial" w:cs="Arial"/>
+        </w:rPr>
+        <w:drawing>
+          <wp:inline distT="0" distB="0" distL="0" distR="0" wp14:anchorId="45DA861A" wp14:editId="774C2442">
+            <wp:extent cx="5760720" cy="2713355"/>
+            <wp:effectExtent l="0" t="0" r="0" b="0"/>
+            <wp:docPr id="1582310167" name="Picture 1"/>
+            <wp:cNvGraphicFramePr>
+              <a:graphicFrameLocks xmlns:a="http://schemas.openxmlformats.org/drawingml/2006/main" noChangeAspect="1"/>
+            </wp:cNvGraphicFramePr>
+            <a:graphic xmlns:a="http://schemas.openxmlformats.org/drawingml/2006/main">
+              <a:graphicData uri="http://schemas.openxmlformats.org/drawingml/2006/picture">
+                <pic:pic xmlns:pic="http://schemas.openxmlformats.org/drawingml/2006/picture">
+                  <pic:nvPicPr>
+                    <pic:cNvPr id="1582310167" name=""/>
+                    <pic:cNvPicPr/>
+                  </pic:nvPicPr>
+                  <pic:blipFill>
+                    <a:blip r:embed="rId59"/>
+                    <a:stretch>
+                      <a:fillRect/>
+                    </a:stretch>
+                  </pic:blipFill>
+                  <pic:spPr>
+                    <a:xfrm>
+                      <a:off x="0" y="0"/>
+                      <a:ext cx="5760720" cy="2713355"/>
+                    </a:xfrm>
+                    <a:prstGeom prst="rect">
+                      <a:avLst/>
+                    </a:prstGeom>
+                  </pic:spPr>
+                </pic:pic>
+              </a:graphicData>
+            </a:graphic>
+          </wp:inline>
+        </w:drawing>
       </w:r>
       <w:r>
         <w:rPr>
@@ -14839,7 +14714,18 @@
     </w:p>
     <w:p>
       <w:pPr>
-        <w:pStyle w:val="Listaszerbekezds"/>
+        <w:pStyle w:val="Heading1"/>
+      </w:pPr>
+      <w:bookmarkStart w:id="32" w:name="_Toc228391781"/>
+      <w:r>
+        <w:lastRenderedPageBreak/>
+        <w:t>7. Irodalom jegyzék</w:t>
+      </w:r>
+      <w:bookmarkEnd w:id="32"/>
+    </w:p>
+    <w:p>
+      <w:pPr>
+        <w:pStyle w:val="ListParagraph"/>
         <w:numPr>
           <w:ilvl w:val="0"/>
           <w:numId w:val="56"/>
@@ -14847,124 +14733,6 @@
         <w:jc w:val="both"/>
         <w:rPr>
           <w:rFonts w:ascii="Arial" w:hAnsi="Arial" w:cs="Arial"/>
-        </w:rPr>
-      </w:pPr>
-    </w:p>
-    <w:p>
-      <w:pPr>
-        <w:pStyle w:val="Cmsor1"/>
-      </w:pPr>
-      <w:bookmarkStart w:id="31" w:name="_Toc228378741"/>
-      <w:r>
-        <w:rPr>
-          <w:rStyle w:val="Kiemels2"/>
-          <w:b/>
-          <w:bCs w:val="0"/>
-        </w:rPr>
-        <w:t xml:space="preserve">6. </w:t>
-      </w:r>
-      <w:r>
-        <w:rPr>
-          <w:rStyle w:val="Kiemels2"/>
-          <w:b/>
-          <w:bCs w:val="0"/>
-        </w:rPr>
-        <w:t>Összefoglalás</w:t>
-      </w:r>
-      <w:bookmarkEnd w:id="31"/>
-    </w:p>
-    <w:p>
-      <w:pPr>
-        <w:pStyle w:val="NormlWeb"/>
-        <w:jc w:val="both"/>
-        <w:rPr>
-          <w:rFonts w:ascii="Arial" w:hAnsi="Arial" w:cs="Arial"/>
-        </w:rPr>
-      </w:pPr>
-      <w:r>
-        <w:rPr>
-          <w:rFonts w:ascii="Arial" w:hAnsi="Arial" w:cs="Arial"/>
-        </w:rPr>
-        <w:t>Ö</w:t>
-      </w:r>
-      <w:r>
-        <w:rPr>
-          <w:rFonts w:ascii="Arial" w:hAnsi="Arial" w:cs="Arial"/>
-        </w:rPr>
-        <w:t>sszességében sikeresnek és jól strukturáltnak értékelem</w:t>
-      </w:r>
-      <w:r>
-        <w:rPr>
-          <w:rFonts w:ascii="Arial" w:hAnsi="Arial" w:cs="Arial"/>
-        </w:rPr>
-        <w:t xml:space="preserve"> a projektet</w:t>
-      </w:r>
-      <w:r>
-        <w:rPr>
-          <w:rFonts w:ascii="Arial" w:hAnsi="Arial" w:cs="Arial"/>
-        </w:rPr>
-        <w:t>. A fejlesztés során törekedtem arra, hogy a rendszer minden fő funkciója stabilan, átláthatóan és felhasználóbarát módon működjön, miközben a háttérben egy jól szervezett, biztonságos és bővíthető architektúra szolgálja ki az alkalmazást. A backend és a frontend komponensek összehangoltan működnek, az adatbázis</w:t>
-      </w:r>
-      <w:r>
-        <w:rPr>
-          <w:rFonts w:ascii="Arial" w:hAnsi="Arial" w:cs="Arial"/>
-        </w:rPr>
-        <w:noBreakHyphen/>
-        <w:t>struktúra pedig megfelelő alapot biztosít a piactér logikájához. A tesztek sikeres lefutása megerősítette, hogy a rendszer megbízhatóan kezeli a különböző felhasználói útvonalakat, hibákat és jogosultsági szinteket. Úgy érzem, hogy a projekt során megszerzett tapasztalatok és a végeredmény egyaránt tükrözik a befektetett munkát és a tudatos tervezést.</w:t>
-      </w:r>
-    </w:p>
-    <w:p>
-      <w:pPr>
-        <w:pStyle w:val="NormlWeb"/>
-        <w:jc w:val="both"/>
-        <w:rPr>
-          <w:rFonts w:ascii="Arial" w:hAnsi="Arial" w:cs="Arial"/>
-        </w:rPr>
-      </w:pPr>
-      <w:r>
-        <w:rPr>
-          <w:rFonts w:ascii="Arial" w:hAnsi="Arial" w:cs="Arial"/>
-        </w:rPr>
-        <w:t>A program jövőbeli hasznosulását tekintve úgy látom, hogy a Bellora rendszer alapjai könnyen továbbfejleszthetők és valós környezetben is alkalmazhatók. A piactér logikája, a felhasználói interakciók, az ajánlatkezelés, a rendelési folyamat és az adminisztrációs felület mind olyan funkciók, amelyek egy éles szolgáltatás alapját is képezhetik. A projekt alkalmas arra, hogy később új funkciókkal bővítsem – például értesítési rendszerrel, mobilalkalmazással, fejlettebb keresővel vagy fizetési integrációval. A vizsgától függetlenül is értékes alapot jelent számomra, hiszen a teljes fejlesztési folyamatot végigjárva egy olyan rendszert hoztam létre, amely valós felhasználói igényeket is képes lenne kiszolgálni.</w:t>
-      </w:r>
-    </w:p>
-    <w:p>
-      <w:pPr>
-        <w:rPr>
-          <w:rFonts w:ascii="Arial" w:eastAsia="Times New Roman" w:hAnsi="Arial" w:cs="Arial"/>
-          <w:kern w:val="0"/>
-          <w:sz w:val="24"/>
-          <w:szCs w:val="24"/>
-          <w:lang w:eastAsia="hu-HU"/>
-          <w14:ligatures w14:val="none"/>
-        </w:rPr>
-      </w:pPr>
-      <w:r>
-        <w:rPr>
-          <w:rFonts w:ascii="Arial" w:hAnsi="Arial" w:cs="Arial"/>
-        </w:rPr>
-        <w:br w:type="page"/>
-      </w:r>
-    </w:p>
-    <w:p>
-      <w:pPr>
-        <w:pStyle w:val="Cmsor1"/>
-      </w:pPr>
-      <w:r>
-        <w:lastRenderedPageBreak/>
-        <w:t>7. Irodalom jegyzék</w:t>
-      </w:r>
-    </w:p>
-    <w:p>
-      <w:pPr>
-        <w:pStyle w:val="Listaszerbekezds"/>
-        <w:numPr>
-          <w:ilvl w:val="0"/>
-          <w:numId w:val="56"/>
-        </w:numPr>
-        <w:jc w:val="both"/>
-        <w:rPr>
-          <w:rFonts w:ascii="Arial" w:hAnsi="Arial" w:cs="Arial"/>
           <w:sz w:val="24"/>
           <w:szCs w:val="24"/>
         </w:rPr>
@@ -14985,10 +14753,10 @@
         </w:rPr>
         <w:t xml:space="preserve">áció felépítésére, tartalmára minta: </w:t>
       </w:r>
-      <w:hyperlink r:id="rId58" w:history="1">
+      <w:hyperlink r:id="rId60" w:history="1">
         <w:r>
           <w:rPr>
-            <w:rStyle w:val="Hiperhivatkozs"/>
+            <w:rStyle w:val="Hyperlink"/>
             <w:rFonts w:ascii="Arial" w:hAnsi="Arial" w:cs="Arial"/>
             <w:sz w:val="24"/>
             <w:szCs w:val="24"/>
@@ -14999,7 +14767,7 @@
     </w:p>
     <w:p>
       <w:pPr>
-        <w:pStyle w:val="Listaszerbekezds"/>
+        <w:pStyle w:val="ListParagraph"/>
         <w:numPr>
           <w:ilvl w:val="0"/>
           <w:numId w:val="56"/>
@@ -15019,10 +14787,10 @@
         </w:rPr>
         <w:t xml:space="preserve">Számos kódolási oktatóanyag: </w:t>
       </w:r>
-      <w:hyperlink r:id="rId59" w:history="1">
+      <w:hyperlink r:id="rId61" w:history="1">
         <w:r>
           <w:rPr>
-            <w:rStyle w:val="Hiperhivatkozs"/>
+            <w:rStyle w:val="Hyperlink"/>
             <w:rFonts w:ascii="Arial" w:hAnsi="Arial" w:cs="Arial"/>
             <w:sz w:val="24"/>
             <w:szCs w:val="24"/>
@@ -15033,7 +14801,7 @@
     </w:p>
     <w:p>
       <w:pPr>
-        <w:pStyle w:val="Listaszerbekezds"/>
+        <w:pStyle w:val="ListParagraph"/>
         <w:numPr>
           <w:ilvl w:val="0"/>
           <w:numId w:val="56"/>
@@ -15053,10 +14821,10 @@
         </w:rPr>
         <w:t xml:space="preserve">React-hoz használt útmutató: </w:t>
       </w:r>
-      <w:hyperlink r:id="rId60" w:history="1">
+      <w:hyperlink r:id="rId62" w:history="1">
         <w:r>
           <w:rPr>
-            <w:rStyle w:val="Hiperhivatkozs"/>
+            <w:rStyle w:val="Hyperlink"/>
             <w:rFonts w:ascii="Arial" w:hAnsi="Arial" w:cs="Arial"/>
             <w:sz w:val="24"/>
             <w:szCs w:val="24"/>
@@ -15067,7 +14835,7 @@
     </w:p>
     <w:p>
       <w:pPr>
-        <w:pStyle w:val="Listaszerbekezds"/>
+        <w:pStyle w:val="ListParagraph"/>
         <w:numPr>
           <w:ilvl w:val="0"/>
           <w:numId w:val="56"/>
@@ -15087,10 +14855,10 @@
         </w:rPr>
         <w:t xml:space="preserve">Vite-hez használt útmutató: </w:t>
       </w:r>
-      <w:hyperlink r:id="rId61" w:history="1">
+      <w:hyperlink r:id="rId63" w:history="1">
         <w:r>
           <w:rPr>
-            <w:rStyle w:val="Hiperhivatkozs"/>
+            <w:rStyle w:val="Hyperlink"/>
             <w:rFonts w:ascii="Arial" w:hAnsi="Arial" w:cs="Arial"/>
             <w:sz w:val="24"/>
             <w:szCs w:val="24"/>
@@ -15101,7 +14869,7 @@
     </w:p>
     <w:p>
       <w:pPr>
-        <w:pStyle w:val="Listaszerbekezds"/>
+        <w:pStyle w:val="ListParagraph"/>
         <w:numPr>
           <w:ilvl w:val="0"/>
           <w:numId w:val="56"/>
@@ -15121,10 +14889,10 @@
         </w:rPr>
         <w:t xml:space="preserve">Tailwind-hez használt útmutató: </w:t>
       </w:r>
-      <w:hyperlink r:id="rId62" w:history="1">
+      <w:hyperlink r:id="rId64" w:history="1">
         <w:r>
           <w:rPr>
-            <w:rStyle w:val="Hiperhivatkozs"/>
+            <w:rStyle w:val="Hyperlink"/>
             <w:rFonts w:ascii="Arial" w:hAnsi="Arial" w:cs="Arial"/>
             <w:sz w:val="24"/>
             <w:szCs w:val="24"/>
@@ -15135,7 +14903,7 @@
     </w:p>
     <w:p>
       <w:pPr>
-        <w:pStyle w:val="Listaszerbekezds"/>
+        <w:pStyle w:val="ListParagraph"/>
         <w:numPr>
           <w:ilvl w:val="0"/>
           <w:numId w:val="56"/>
@@ -15155,10 +14923,10 @@
         </w:rPr>
         <w:t xml:space="preserve">Prisma-hoz használt útmutató: </w:t>
       </w:r>
-      <w:hyperlink r:id="rId63" w:history="1">
+      <w:hyperlink r:id="rId65" w:history="1">
         <w:r>
           <w:rPr>
-            <w:rStyle w:val="Hiperhivatkozs"/>
+            <w:rStyle w:val="Hyperlink"/>
             <w:rFonts w:ascii="Arial" w:hAnsi="Arial" w:cs="Arial"/>
             <w:sz w:val="24"/>
             <w:szCs w:val="24"/>
@@ -15169,7 +14937,7 @@
     </w:p>
     <w:p>
       <w:pPr>
-        <w:pStyle w:val="Listaszerbekezds"/>
+        <w:pStyle w:val="ListParagraph"/>
         <w:numPr>
           <w:ilvl w:val="0"/>
           <w:numId w:val="56"/>
@@ -15189,10 +14957,10 @@
         </w:rPr>
         <w:t xml:space="preserve">Socket.IO-hoz használt útmutató: </w:t>
       </w:r>
-      <w:hyperlink r:id="rId64" w:history="1">
+      <w:hyperlink r:id="rId66" w:history="1">
         <w:r>
           <w:rPr>
-            <w:rStyle w:val="Hiperhivatkozs"/>
+            <w:rStyle w:val="Hyperlink"/>
             <w:rFonts w:ascii="Arial" w:hAnsi="Arial" w:cs="Arial"/>
             <w:sz w:val="24"/>
             <w:szCs w:val="24"/>
@@ -15203,7 +14971,7 @@
     </w:p>
     <w:p>
       <w:pPr>
-        <w:pStyle w:val="Listaszerbekezds"/>
+        <w:pStyle w:val="ListParagraph"/>
         <w:numPr>
           <w:ilvl w:val="0"/>
           <w:numId w:val="56"/>
@@ -15223,10 +14991,10 @@
         </w:rPr>
         <w:t xml:space="preserve">Jest-hez használt útmutató: </w:t>
       </w:r>
-      <w:hyperlink r:id="rId65" w:history="1">
+      <w:hyperlink r:id="rId67" w:history="1">
         <w:r>
           <w:rPr>
-            <w:rStyle w:val="Hiperhivatkozs"/>
+            <w:rStyle w:val="Hyperlink"/>
             <w:rFonts w:ascii="Arial" w:hAnsi="Arial" w:cs="Arial"/>
             <w:sz w:val="24"/>
             <w:szCs w:val="24"/>
@@ -15237,7 +15005,7 @@
     </w:p>
     <w:p>
       <w:pPr>
-        <w:pStyle w:val="Listaszerbekezds"/>
+        <w:pStyle w:val="ListParagraph"/>
         <w:numPr>
           <w:ilvl w:val="0"/>
           <w:numId w:val="56"/>
@@ -15257,10 +15025,10 @@
         </w:rPr>
         <w:t xml:space="preserve">Express-hez használt útmutató: </w:t>
       </w:r>
-      <w:hyperlink r:id="rId66" w:history="1">
+      <w:hyperlink r:id="rId68" w:history="1">
         <w:r>
           <w:rPr>
-            <w:rStyle w:val="Hiperhivatkozs"/>
+            <w:rStyle w:val="Hyperlink"/>
             <w:rFonts w:ascii="Arial" w:hAnsi="Arial" w:cs="Arial"/>
             <w:sz w:val="24"/>
             <w:szCs w:val="24"/>
@@ -15271,7 +15039,7 @@
     </w:p>
     <w:p>
       <w:pPr>
-        <w:pStyle w:val="Listaszerbekezds"/>
+        <w:pStyle w:val="ListParagraph"/>
         <w:numPr>
           <w:ilvl w:val="0"/>
           <w:numId w:val="56"/>
@@ -15291,10 +15059,10 @@
         </w:rPr>
         <w:t xml:space="preserve">Multer-hez használt útmutató: </w:t>
       </w:r>
-      <w:hyperlink r:id="rId67" w:history="1">
+      <w:hyperlink r:id="rId69" w:history="1">
         <w:r>
           <w:rPr>
-            <w:rStyle w:val="Hiperhivatkozs"/>
+            <w:rStyle w:val="Hyperlink"/>
             <w:rFonts w:ascii="Arial" w:hAnsi="Arial" w:cs="Arial"/>
             <w:sz w:val="24"/>
             <w:szCs w:val="24"/>
@@ -15304,8 +15072,8 @@
       </w:hyperlink>
     </w:p>
     <w:sectPr>
-      <w:headerReference w:type="default" r:id="rId68"/>
-      <w:footerReference w:type="default" r:id="rId69"/>
+      <w:headerReference w:type="default" r:id="rId70"/>
+      <w:footerReference w:type="default" r:id="rId71"/>
       <w:pgSz w:w="11906" w:h="16838"/>
       <w:pgMar w:top="1417" w:right="1417" w:bottom="1417" w:left="1417" w:header="426" w:footer="708" w:gutter="0"/>
       <w:cols w:space="708"/>
@@ -15358,7 +15126,7 @@
     <w:sdtContent>
       <w:p>
         <w:pPr>
-          <w:pStyle w:val="llb"/>
+          <w:pStyle w:val="Footer"/>
           <w:jc w:val="center"/>
           <w:rPr>
             <w:rFonts w:asciiTheme="majorHAnsi" w:eastAsiaTheme="majorEastAsia" w:hAnsiTheme="majorHAnsi" w:cstheme="majorBidi"/>
@@ -15418,7 +15186,7 @@
   </w:sdt>
   <w:p>
     <w:pPr>
-      <w:pStyle w:val="llb"/>
+      <w:pStyle w:val="Footer"/>
     </w:pPr>
   </w:p>
 </w:ftr>
@@ -15453,7 +15221,7 @@
 <w:hdr xmlns:wpc="http://schemas.microsoft.com/office/word/2010/wordprocessingCanvas" xmlns:cx="http://schemas.microsoft.com/office/drawing/2014/chartex" xmlns:cx1="http://schemas.microsoft.com/office/drawing/2015/9/8/chartex" xmlns:cx2="http://schemas.microsoft.com/office/drawing/2015/10/21/chartex" xmlns:cx3="http://schemas.microsoft.com/office/drawing/2016/5/9/chartex" xmlns:cx4="http://schemas.microsoft.com/office/drawing/2016/5/10/chartex" xmlns:cx5="http://schemas.microsoft.com/office/drawing/2016/5/11/chartex" xmlns:cx6="http://schemas.microsoft.com/office/drawing/2016/5/12/chartex" xmlns:cx7="http://schemas.microsoft.com/office/drawing/2016/5/13/chartex" xmlns:cx8="http://schemas.microsoft.com/office/drawing/2016/5/14/chartex" xmlns:mc="http://schemas.openxmlformats.org/markup-compatibility/2006" xmlns:aink="http://schemas.microsoft.com/office/drawing/2016/ink" xmlns:am3d="http://schemas.microsoft.com/office/drawing/2017/model3d" xmlns:o="urn:schemas-microsoft-com:office:office" xmlns:oel="http://schemas.microsoft.com/office/2019/extlst" xmlns:r="http://schemas.openxmlformats.org/officeDocument/2006/relationships" xmlns:m="http://schemas.openxmlformats.org/officeDocument/2006/math" xmlns:v="urn:schemas-microsoft-com:vml" xmlns:wp14="http://schemas.microsoft.com/office/word/2010/wordprocessingDrawing" xmlns:wp="http://schemas.openxmlformats.org/drawingml/2006/wordprocessingDrawing" xmlns:w10="urn:schemas-microsoft-com:office:word" xmlns:w="http://schemas.openxmlformats.org/wordprocessingml/2006/main" xmlns:w14="http://schemas.microsoft.com/office/word/2010/wordml" xmlns:w15="http://schemas.microsoft.com/office/word/2012/wordml" xmlns:w16cex="http://schemas.microsoft.com/office/word/2018/wordml/cex" xmlns:w16cid="http://schemas.microsoft.com/office/word/2016/wordml/cid" xmlns:w16="http://schemas.microsoft.com/office/word/2018/wordml" xmlns:w16du="http://schemas.microsoft.com/office/word/2023/wordml/word16du" xmlns:w16sdtdh="http://schemas.microsoft.com/office/word/2020/wordml/sdtdatahash" xmlns:w16sdtfl="http://schemas.microsoft.com/office/word/2024/wordml/sdtformatlock" xmlns:w16se="http://schemas.microsoft.com/office/word/2015/wordml/symex" xmlns:wpg="http://schemas.microsoft.com/office/word/2010/wordprocessingGroup" xmlns:wpi="http://schemas.microsoft.com/office/word/2010/wordprocessingInk" xmlns:wne="http://schemas.microsoft.com/office/word/2006/wordml" xmlns:wps="http://schemas.microsoft.com/office/word/2010/wordprocessingShape" mc:Ignorable="w14 w15 w16se w16cid w16 w16cex w16sdtdh w16sdtfl w16du wp14">
   <w:p>
     <w:pPr>
-      <w:pStyle w:val="lfej"/>
+      <w:pStyle w:val="Header"/>
       <w:numPr>
         <w:ilvl w:val="0"/>
         <w:numId w:val="18"/>
@@ -23467,16 +23235,16 @@
     <w:lsdException w:name="Unresolved Mention" w:semiHidden="1" w:unhideWhenUsed="1"/>
     <w:lsdException w:name="Smart Link" w:semiHidden="1" w:unhideWhenUsed="1"/>
   </w:latentStyles>
-  <w:style w:type="paragraph" w:default="1" w:styleId="Norml">
+  <w:style w:type="paragraph" w:default="1" w:styleId="Normal">
     <w:name w:val="Normal"/>
     <w:qFormat/>
     <w:rsid w:val="0030298F"/>
   </w:style>
-  <w:style w:type="paragraph" w:styleId="Cmsor1">
+  <w:style w:type="paragraph" w:styleId="Heading1">
     <w:name w:val="heading 1"/>
-    <w:basedOn w:val="Norml"/>
-    <w:next w:val="Norml"/>
-    <w:link w:val="Cmsor1Char"/>
+    <w:basedOn w:val="Normal"/>
+    <w:next w:val="Normal"/>
+    <w:link w:val="Heading1Char"/>
     <w:uiPriority w:val="9"/>
     <w:qFormat/>
     <w:rsid w:val="00A81FAC"/>
@@ -23493,11 +23261,11 @@
       <w:szCs w:val="40"/>
     </w:rPr>
   </w:style>
-  <w:style w:type="paragraph" w:styleId="Cmsor2">
+  <w:style w:type="paragraph" w:styleId="Heading2">
     <w:name w:val="heading 2"/>
-    <w:basedOn w:val="Norml"/>
-    <w:next w:val="Norml"/>
-    <w:link w:val="Cmsor2Char"/>
+    <w:basedOn w:val="Normal"/>
+    <w:next w:val="Normal"/>
+    <w:link w:val="Heading2Char"/>
     <w:uiPriority w:val="9"/>
     <w:unhideWhenUsed/>
     <w:qFormat/>
@@ -23515,11 +23283,11 @@
       <w:szCs w:val="32"/>
     </w:rPr>
   </w:style>
-  <w:style w:type="paragraph" w:styleId="Cmsor3">
+  <w:style w:type="paragraph" w:styleId="Heading3">
     <w:name w:val="heading 3"/>
-    <w:basedOn w:val="Norml"/>
-    <w:next w:val="Norml"/>
-    <w:link w:val="Cmsor3Char"/>
+    <w:basedOn w:val="Normal"/>
+    <w:next w:val="Normal"/>
+    <w:link w:val="Heading3Char"/>
     <w:uiPriority w:val="9"/>
     <w:semiHidden/>
     <w:unhideWhenUsed/>
@@ -23538,11 +23306,11 @@
       <w:szCs w:val="28"/>
     </w:rPr>
   </w:style>
-  <w:style w:type="paragraph" w:styleId="Cmsor4">
+  <w:style w:type="paragraph" w:styleId="Heading4">
     <w:name w:val="heading 4"/>
-    <w:basedOn w:val="Norml"/>
-    <w:next w:val="Norml"/>
-    <w:link w:val="Cmsor4Char"/>
+    <w:basedOn w:val="Normal"/>
+    <w:next w:val="Normal"/>
+    <w:link w:val="Heading4Char"/>
     <w:uiPriority w:val="9"/>
     <w:semiHidden/>
     <w:unhideWhenUsed/>
@@ -23561,11 +23329,11 @@
       <w:color w:val="0F4761" w:themeColor="accent1" w:themeShade="BF"/>
     </w:rPr>
   </w:style>
-  <w:style w:type="paragraph" w:styleId="Cmsor5">
+  <w:style w:type="paragraph" w:styleId="Heading5">
     <w:name w:val="heading 5"/>
-    <w:basedOn w:val="Norml"/>
-    <w:next w:val="Norml"/>
-    <w:link w:val="Cmsor5Char"/>
+    <w:basedOn w:val="Normal"/>
+    <w:next w:val="Normal"/>
+    <w:link w:val="Heading5Char"/>
     <w:uiPriority w:val="9"/>
     <w:semiHidden/>
     <w:unhideWhenUsed/>
@@ -23582,11 +23350,11 @@
       <w:color w:val="0F4761" w:themeColor="accent1" w:themeShade="BF"/>
     </w:rPr>
   </w:style>
-  <w:style w:type="paragraph" w:styleId="Cmsor6">
+  <w:style w:type="paragraph" w:styleId="Heading6">
     <w:name w:val="heading 6"/>
-    <w:basedOn w:val="Norml"/>
-    <w:next w:val="Norml"/>
-    <w:link w:val="Cmsor6Char"/>
+    <w:basedOn w:val="Normal"/>
+    <w:next w:val="Normal"/>
+    <w:link w:val="Heading6Char"/>
     <w:uiPriority w:val="9"/>
     <w:semiHidden/>
     <w:unhideWhenUsed/>
@@ -23605,11 +23373,11 @@
       <w:color w:val="595959" w:themeColor="text1" w:themeTint="A6"/>
     </w:rPr>
   </w:style>
-  <w:style w:type="paragraph" w:styleId="Cmsor7">
+  <w:style w:type="paragraph" w:styleId="Heading7">
     <w:name w:val="heading 7"/>
-    <w:basedOn w:val="Norml"/>
-    <w:next w:val="Norml"/>
-    <w:link w:val="Cmsor7Char"/>
+    <w:basedOn w:val="Normal"/>
+    <w:next w:val="Normal"/>
+    <w:link w:val="Heading7Char"/>
     <w:uiPriority w:val="9"/>
     <w:semiHidden/>
     <w:unhideWhenUsed/>
@@ -23626,11 +23394,11 @@
       <w:color w:val="595959" w:themeColor="text1" w:themeTint="A6"/>
     </w:rPr>
   </w:style>
-  <w:style w:type="paragraph" w:styleId="Cmsor8">
+  <w:style w:type="paragraph" w:styleId="Heading8">
     <w:name w:val="heading 8"/>
-    <w:basedOn w:val="Norml"/>
-    <w:next w:val="Norml"/>
-    <w:link w:val="Cmsor8Char"/>
+    <w:basedOn w:val="Normal"/>
+    <w:next w:val="Normal"/>
+    <w:link w:val="Heading8Char"/>
     <w:uiPriority w:val="9"/>
     <w:semiHidden/>
     <w:unhideWhenUsed/>
@@ -23649,11 +23417,11 @@
       <w:color w:val="272727" w:themeColor="text1" w:themeTint="D8"/>
     </w:rPr>
   </w:style>
-  <w:style w:type="paragraph" w:styleId="Cmsor9">
+  <w:style w:type="paragraph" w:styleId="Heading9">
     <w:name w:val="heading 9"/>
-    <w:basedOn w:val="Norml"/>
-    <w:next w:val="Norml"/>
-    <w:link w:val="Cmsor9Char"/>
+    <w:basedOn w:val="Normal"/>
+    <w:next w:val="Normal"/>
+    <w:link w:val="Heading9Char"/>
     <w:uiPriority w:val="9"/>
     <w:semiHidden/>
     <w:unhideWhenUsed/>
@@ -23670,12 +23438,12 @@
       <w:color w:val="272727" w:themeColor="text1" w:themeTint="D8"/>
     </w:rPr>
   </w:style>
-  <w:style w:type="character" w:default="1" w:styleId="Bekezdsalapbettpusa">
+  <w:style w:type="character" w:default="1" w:styleId="DefaultParagraphFont">
     <w:name w:val="Default Paragraph Font"/>
     <w:uiPriority w:val="1"/>
     <w:unhideWhenUsed/>
   </w:style>
-  <w:style w:type="table" w:default="1" w:styleId="Normltblzat">
+  <w:style w:type="table" w:default="1" w:styleId="TableNormal">
     <w:name w:val="Normal Table"/>
     <w:uiPriority w:val="99"/>
     <w:semiHidden/>
@@ -23690,16 +23458,16 @@
       </w:tblCellMar>
     </w:tblPr>
   </w:style>
-  <w:style w:type="numbering" w:default="1" w:styleId="Nemlista">
+  <w:style w:type="numbering" w:default="1" w:styleId="NoList">
     <w:name w:val="No List"/>
     <w:uiPriority w:val="99"/>
     <w:semiHidden/>
     <w:unhideWhenUsed/>
   </w:style>
-  <w:style w:type="character" w:customStyle="1" w:styleId="Cmsor1Char">
-    <w:name w:val="Címsor 1 Char"/>
-    <w:basedOn w:val="Bekezdsalapbettpusa"/>
-    <w:link w:val="Cmsor1"/>
+  <w:style w:type="character" w:customStyle="1" w:styleId="Heading1Char">
+    <w:name w:val="Heading 1 Char"/>
+    <w:basedOn w:val="DefaultParagraphFont"/>
+    <w:link w:val="Heading1"/>
     <w:uiPriority w:val="9"/>
     <w:rsid w:val="00A81FAC"/>
     <w:rPr>
@@ -23709,10 +23477,10 @@
       <w:szCs w:val="40"/>
     </w:rPr>
   </w:style>
-  <w:style w:type="character" w:customStyle="1" w:styleId="Cmsor2Char">
-    <w:name w:val="Címsor 2 Char"/>
-    <w:basedOn w:val="Bekezdsalapbettpusa"/>
-    <w:link w:val="Cmsor2"/>
+  <w:style w:type="character" w:customStyle="1" w:styleId="Heading2Char">
+    <w:name w:val="Heading 2 Char"/>
+    <w:basedOn w:val="DefaultParagraphFont"/>
+    <w:link w:val="Heading2"/>
     <w:uiPriority w:val="9"/>
     <w:rsid w:val="00A81FAC"/>
     <w:rPr>
@@ -23722,10 +23490,10 @@
       <w:szCs w:val="32"/>
     </w:rPr>
   </w:style>
-  <w:style w:type="character" w:customStyle="1" w:styleId="Cmsor3Char">
-    <w:name w:val="Címsor 3 Char"/>
-    <w:basedOn w:val="Bekezdsalapbettpusa"/>
-    <w:link w:val="Cmsor3"/>
+  <w:style w:type="character" w:customStyle="1" w:styleId="Heading3Char">
+    <w:name w:val="Heading 3 Char"/>
+    <w:basedOn w:val="DefaultParagraphFont"/>
+    <w:link w:val="Heading3"/>
     <w:uiPriority w:val="9"/>
     <w:semiHidden/>
     <w:rsid w:val="00FD39CB"/>
@@ -23736,10 +23504,10 @@
       <w:szCs w:val="28"/>
     </w:rPr>
   </w:style>
-  <w:style w:type="character" w:customStyle="1" w:styleId="Cmsor4Char">
-    <w:name w:val="Címsor 4 Char"/>
-    <w:basedOn w:val="Bekezdsalapbettpusa"/>
-    <w:link w:val="Cmsor4"/>
+  <w:style w:type="character" w:customStyle="1" w:styleId="Heading4Char">
+    <w:name w:val="Heading 4 Char"/>
+    <w:basedOn w:val="DefaultParagraphFont"/>
+    <w:link w:val="Heading4"/>
     <w:uiPriority w:val="9"/>
     <w:semiHidden/>
     <w:rsid w:val="00FD39CB"/>
@@ -23750,10 +23518,10 @@
       <w:color w:val="0F4761" w:themeColor="accent1" w:themeShade="BF"/>
     </w:rPr>
   </w:style>
-  <w:style w:type="character" w:customStyle="1" w:styleId="Cmsor5Char">
-    <w:name w:val="Címsor 5 Char"/>
-    <w:basedOn w:val="Bekezdsalapbettpusa"/>
-    <w:link w:val="Cmsor5"/>
+  <w:style w:type="character" w:customStyle="1" w:styleId="Heading5Char">
+    <w:name w:val="Heading 5 Char"/>
+    <w:basedOn w:val="DefaultParagraphFont"/>
+    <w:link w:val="Heading5"/>
     <w:uiPriority w:val="9"/>
     <w:semiHidden/>
     <w:rsid w:val="00FD39CB"/>
@@ -23762,10 +23530,10 @@
       <w:color w:val="0F4761" w:themeColor="accent1" w:themeShade="BF"/>
     </w:rPr>
   </w:style>
-  <w:style w:type="character" w:customStyle="1" w:styleId="Cmsor6Char">
-    <w:name w:val="Címsor 6 Char"/>
-    <w:basedOn w:val="Bekezdsalapbettpusa"/>
-    <w:link w:val="Cmsor6"/>
+  <w:style w:type="character" w:customStyle="1" w:styleId="Heading6Char">
+    <w:name w:val="Heading 6 Char"/>
+    <w:basedOn w:val="DefaultParagraphFont"/>
+    <w:link w:val="Heading6"/>
     <w:uiPriority w:val="9"/>
     <w:semiHidden/>
     <w:rsid w:val="00FD39CB"/>
@@ -23776,10 +23544,10 @@
       <w:color w:val="595959" w:themeColor="text1" w:themeTint="A6"/>
     </w:rPr>
   </w:style>
-  <w:style w:type="character" w:customStyle="1" w:styleId="Cmsor7Char">
-    <w:name w:val="Címsor 7 Char"/>
-    <w:basedOn w:val="Bekezdsalapbettpusa"/>
-    <w:link w:val="Cmsor7"/>
+  <w:style w:type="character" w:customStyle="1" w:styleId="Heading7Char">
+    <w:name w:val="Heading 7 Char"/>
+    <w:basedOn w:val="DefaultParagraphFont"/>
+    <w:link w:val="Heading7"/>
     <w:uiPriority w:val="9"/>
     <w:semiHidden/>
     <w:rsid w:val="00FD39CB"/>
@@ -23788,10 +23556,10 @@
       <w:color w:val="595959" w:themeColor="text1" w:themeTint="A6"/>
     </w:rPr>
   </w:style>
-  <w:style w:type="character" w:customStyle="1" w:styleId="Cmsor8Char">
-    <w:name w:val="Címsor 8 Char"/>
-    <w:basedOn w:val="Bekezdsalapbettpusa"/>
-    <w:link w:val="Cmsor8"/>
+  <w:style w:type="character" w:customStyle="1" w:styleId="Heading8Char">
+    <w:name w:val="Heading 8 Char"/>
+    <w:basedOn w:val="DefaultParagraphFont"/>
+    <w:link w:val="Heading8"/>
     <w:uiPriority w:val="9"/>
     <w:semiHidden/>
     <w:rsid w:val="00FD39CB"/>
@@ -23802,10 +23570,10 @@
       <w:color w:val="272727" w:themeColor="text1" w:themeTint="D8"/>
     </w:rPr>
   </w:style>
-  <w:style w:type="character" w:customStyle="1" w:styleId="Cmsor9Char">
-    <w:name w:val="Címsor 9 Char"/>
-    <w:basedOn w:val="Bekezdsalapbettpusa"/>
-    <w:link w:val="Cmsor9"/>
+  <w:style w:type="character" w:customStyle="1" w:styleId="Heading9Char">
+    <w:name w:val="Heading 9 Char"/>
+    <w:basedOn w:val="DefaultParagraphFont"/>
+    <w:link w:val="Heading9"/>
     <w:uiPriority w:val="9"/>
     <w:semiHidden/>
     <w:rsid w:val="00FD39CB"/>
@@ -23814,11 +23582,11 @@
       <w:color w:val="272727" w:themeColor="text1" w:themeTint="D8"/>
     </w:rPr>
   </w:style>
-  <w:style w:type="paragraph" w:styleId="Cm">
+  <w:style w:type="paragraph" w:styleId="Title">
     <w:name w:val="Title"/>
-    <w:basedOn w:val="Norml"/>
-    <w:next w:val="Norml"/>
-    <w:link w:val="CmChar"/>
+    <w:basedOn w:val="Normal"/>
+    <w:next w:val="Normal"/>
+    <w:link w:val="TitleChar"/>
     <w:uiPriority w:val="10"/>
     <w:qFormat/>
     <w:rsid w:val="00FD39CB"/>
@@ -23834,10 +23602,10 @@
       <w:szCs w:val="56"/>
     </w:rPr>
   </w:style>
-  <w:style w:type="character" w:customStyle="1" w:styleId="CmChar">
-    <w:name w:val="Cím Char"/>
-    <w:basedOn w:val="Bekezdsalapbettpusa"/>
-    <w:link w:val="Cm"/>
+  <w:style w:type="character" w:customStyle="1" w:styleId="TitleChar">
+    <w:name w:val="Title Char"/>
+    <w:basedOn w:val="DefaultParagraphFont"/>
+    <w:link w:val="Title"/>
     <w:uiPriority w:val="10"/>
     <w:rsid w:val="00FD39CB"/>
     <w:rPr>
@@ -23848,11 +23616,11 @@
       <w:szCs w:val="56"/>
     </w:rPr>
   </w:style>
-  <w:style w:type="paragraph" w:styleId="Alcm">
+  <w:style w:type="paragraph" w:styleId="Subtitle">
     <w:name w:val="Subtitle"/>
-    <w:basedOn w:val="Norml"/>
-    <w:next w:val="Norml"/>
-    <w:link w:val="AlcmChar"/>
+    <w:basedOn w:val="Normal"/>
+    <w:next w:val="Normal"/>
+    <w:link w:val="SubtitleChar"/>
     <w:uiPriority w:val="11"/>
     <w:qFormat/>
     <w:rsid w:val="00FD39CB"/>
@@ -23869,10 +23637,10 @@
       <w:szCs w:val="28"/>
     </w:rPr>
   </w:style>
-  <w:style w:type="character" w:customStyle="1" w:styleId="AlcmChar">
-    <w:name w:val="Alcím Char"/>
-    <w:basedOn w:val="Bekezdsalapbettpusa"/>
-    <w:link w:val="Alcm"/>
+  <w:style w:type="character" w:customStyle="1" w:styleId="SubtitleChar">
+    <w:name w:val="Subtitle Char"/>
+    <w:basedOn w:val="DefaultParagraphFont"/>
+    <w:link w:val="Subtitle"/>
     <w:uiPriority w:val="11"/>
     <w:rsid w:val="00FD39CB"/>
     <w:rPr>
@@ -23883,11 +23651,11 @@
       <w:szCs w:val="28"/>
     </w:rPr>
   </w:style>
-  <w:style w:type="paragraph" w:styleId="Idzet">
+  <w:style w:type="paragraph" w:styleId="Quote">
     <w:name w:val="Quote"/>
-    <w:basedOn w:val="Norml"/>
-    <w:next w:val="Norml"/>
-    <w:link w:val="IdzetChar"/>
+    <w:basedOn w:val="Normal"/>
+    <w:next w:val="Normal"/>
+    <w:link w:val="QuoteChar"/>
     <w:uiPriority w:val="29"/>
     <w:qFormat/>
     <w:rsid w:val="00FD39CB"/>
@@ -23901,10 +23669,10 @@
       <w:color w:val="404040" w:themeColor="text1" w:themeTint="BF"/>
     </w:rPr>
   </w:style>
-  <w:style w:type="character" w:customStyle="1" w:styleId="IdzetChar">
-    <w:name w:val="Idézet Char"/>
-    <w:basedOn w:val="Bekezdsalapbettpusa"/>
-    <w:link w:val="Idzet"/>
+  <w:style w:type="character" w:customStyle="1" w:styleId="QuoteChar">
+    <w:name w:val="Quote Char"/>
+    <w:basedOn w:val="DefaultParagraphFont"/>
+    <w:link w:val="Quote"/>
     <w:uiPriority w:val="29"/>
     <w:rsid w:val="00FD39CB"/>
     <w:rPr>
@@ -23913,9 +23681,9 @@
       <w:color w:val="404040" w:themeColor="text1" w:themeTint="BF"/>
     </w:rPr>
   </w:style>
-  <w:style w:type="paragraph" w:styleId="Listaszerbekezds">
+  <w:style w:type="paragraph" w:styleId="ListParagraph">
     <w:name w:val="List Paragraph"/>
-    <w:basedOn w:val="Norml"/>
+    <w:basedOn w:val="Normal"/>
     <w:uiPriority w:val="34"/>
     <w:qFormat/>
     <w:rsid w:val="00FD39CB"/>
@@ -23924,9 +23692,9 @@
       <w:contextualSpacing/>
     </w:pPr>
   </w:style>
-  <w:style w:type="character" w:styleId="Erskiemels">
+  <w:style w:type="character" w:styleId="IntenseEmphasis">
     <w:name w:val="Intense Emphasis"/>
-    <w:basedOn w:val="Bekezdsalapbettpusa"/>
+    <w:basedOn w:val="DefaultParagraphFont"/>
     <w:uiPriority w:val="21"/>
     <w:qFormat/>
     <w:rsid w:val="00FD39CB"/>
@@ -23936,11 +23704,11 @@
       <w:color w:val="0F4761" w:themeColor="accent1" w:themeShade="BF"/>
     </w:rPr>
   </w:style>
-  <w:style w:type="paragraph" w:styleId="Kiemeltidzet">
+  <w:style w:type="paragraph" w:styleId="IntenseQuote">
     <w:name w:val="Intense Quote"/>
-    <w:basedOn w:val="Norml"/>
-    <w:next w:val="Norml"/>
-    <w:link w:val="KiemeltidzetChar"/>
+    <w:basedOn w:val="Normal"/>
+    <w:next w:val="Normal"/>
+    <w:link w:val="IntenseQuoteChar"/>
     <w:uiPriority w:val="30"/>
     <w:qFormat/>
     <w:rsid w:val="00FD39CB"/>
@@ -23959,10 +23727,10 @@
       <w:color w:val="0F4761" w:themeColor="accent1" w:themeShade="BF"/>
     </w:rPr>
   </w:style>
-  <w:style w:type="character" w:customStyle="1" w:styleId="KiemeltidzetChar">
-    <w:name w:val="Kiemelt idézet Char"/>
-    <w:basedOn w:val="Bekezdsalapbettpusa"/>
-    <w:link w:val="Kiemeltidzet"/>
+  <w:style w:type="character" w:customStyle="1" w:styleId="IntenseQuoteChar">
+    <w:name w:val="Intense Quote Char"/>
+    <w:basedOn w:val="DefaultParagraphFont"/>
+    <w:link w:val="IntenseQuote"/>
     <w:uiPriority w:val="30"/>
     <w:rsid w:val="00FD39CB"/>
     <w:rPr>
@@ -23971,9 +23739,9 @@
       <w:color w:val="0F4761" w:themeColor="accent1" w:themeShade="BF"/>
     </w:rPr>
   </w:style>
-  <w:style w:type="character" w:styleId="Ershivatkozs">
+  <w:style w:type="character" w:styleId="IntenseReference">
     <w:name w:val="Intense Reference"/>
-    <w:basedOn w:val="Bekezdsalapbettpusa"/>
+    <w:basedOn w:val="DefaultParagraphFont"/>
     <w:uiPriority w:val="32"/>
     <w:qFormat/>
     <w:rsid w:val="00FD39CB"/>
@@ -23985,9 +23753,9 @@
       <w:spacing w:val="5"/>
     </w:rPr>
   </w:style>
-  <w:style w:type="character" w:styleId="Hiperhivatkozs">
+  <w:style w:type="character" w:styleId="Hyperlink">
     <w:name w:val="Hyperlink"/>
-    <w:basedOn w:val="Bekezdsalapbettpusa"/>
+    <w:basedOn w:val="DefaultParagraphFont"/>
     <w:uiPriority w:val="99"/>
     <w:unhideWhenUsed/>
     <w:rsid w:val="00330FF3"/>
@@ -23996,10 +23764,10 @@
       <w:u w:val="single"/>
     </w:rPr>
   </w:style>
-  <w:style w:type="paragraph" w:styleId="lfej">
+  <w:style w:type="paragraph" w:styleId="Header">
     <w:name w:val="header"/>
-    <w:basedOn w:val="Norml"/>
-    <w:link w:val="lfejChar"/>
+    <w:basedOn w:val="Normal"/>
+    <w:link w:val="HeaderChar"/>
     <w:uiPriority w:val="99"/>
     <w:unhideWhenUsed/>
     <w:rsid w:val="003D08FC"/>
@@ -24011,17 +23779,17 @@
       <w:spacing w:after="0" w:line="240" w:lineRule="auto"/>
     </w:pPr>
   </w:style>
-  <w:style w:type="character" w:customStyle="1" w:styleId="lfejChar">
-    <w:name w:val="Élőfej Char"/>
-    <w:basedOn w:val="Bekezdsalapbettpusa"/>
-    <w:link w:val="lfej"/>
+  <w:style w:type="character" w:customStyle="1" w:styleId="HeaderChar">
+    <w:name w:val="Header Char"/>
+    <w:basedOn w:val="DefaultParagraphFont"/>
+    <w:link w:val="Header"/>
     <w:uiPriority w:val="99"/>
     <w:rsid w:val="003D08FC"/>
   </w:style>
-  <w:style w:type="paragraph" w:styleId="llb">
+  <w:style w:type="paragraph" w:styleId="Footer">
     <w:name w:val="footer"/>
-    <w:basedOn w:val="Norml"/>
-    <w:link w:val="llbChar"/>
+    <w:basedOn w:val="Normal"/>
+    <w:link w:val="FooterChar"/>
     <w:uiPriority w:val="99"/>
     <w:unhideWhenUsed/>
     <w:rsid w:val="003D08FC"/>
@@ -24033,17 +23801,17 @@
       <w:spacing w:after="0" w:line="240" w:lineRule="auto"/>
     </w:pPr>
   </w:style>
-  <w:style w:type="character" w:customStyle="1" w:styleId="llbChar">
-    <w:name w:val="Élőláb Char"/>
-    <w:basedOn w:val="Bekezdsalapbettpusa"/>
-    <w:link w:val="llb"/>
+  <w:style w:type="character" w:customStyle="1" w:styleId="FooterChar">
+    <w:name w:val="Footer Char"/>
+    <w:basedOn w:val="DefaultParagraphFont"/>
+    <w:link w:val="Footer"/>
     <w:uiPriority w:val="99"/>
     <w:rsid w:val="003D08FC"/>
   </w:style>
-  <w:style w:type="paragraph" w:styleId="Tartalomjegyzkcmsora">
+  <w:style w:type="paragraph" w:styleId="TOCHeading">
     <w:name w:val="TOC Heading"/>
-    <w:basedOn w:val="Cmsor1"/>
-    <w:next w:val="Norml"/>
+    <w:basedOn w:val="Heading1"/>
+    <w:next w:val="Normal"/>
     <w:uiPriority w:val="39"/>
     <w:unhideWhenUsed/>
     <w:qFormat/>
@@ -24059,10 +23827,10 @@
       <w14:ligatures w14:val="none"/>
     </w:rPr>
   </w:style>
-  <w:style w:type="paragraph" w:styleId="TJ1">
+  <w:style w:type="paragraph" w:styleId="TOC1">
     <w:name w:val="toc 1"/>
-    <w:basedOn w:val="Norml"/>
-    <w:next w:val="Norml"/>
+    <w:basedOn w:val="Normal"/>
+    <w:next w:val="Normal"/>
     <w:autoRedefine/>
     <w:uiPriority w:val="39"/>
     <w:unhideWhenUsed/>
@@ -24071,10 +23839,10 @@
       <w:spacing w:after="100"/>
     </w:pPr>
   </w:style>
-  <w:style w:type="paragraph" w:styleId="TJ2">
+  <w:style w:type="paragraph" w:styleId="TOC2">
     <w:name w:val="toc 2"/>
-    <w:basedOn w:val="Norml"/>
-    <w:next w:val="Norml"/>
+    <w:basedOn w:val="Normal"/>
+    <w:next w:val="Normal"/>
     <w:autoRedefine/>
     <w:uiPriority w:val="39"/>
     <w:unhideWhenUsed/>
@@ -24084,11 +23852,10 @@
       <w:ind w:left="220"/>
     </w:pPr>
   </w:style>
-  <w:style w:type="paragraph" w:styleId="NormlWeb">
+  <w:style w:type="paragraph" w:styleId="NormalWeb">
     <w:name w:val="Normal (Web)"/>
-    <w:basedOn w:val="Norml"/>
+    <w:basedOn w:val="Normal"/>
     <w:uiPriority w:val="99"/>
-    <w:semiHidden/>
     <w:unhideWhenUsed/>
     <w:rsid w:val="00BA09CF"/>
     <w:pPr>
@@ -24103,9 +23870,9 @@
       <w14:ligatures w14:val="none"/>
     </w:rPr>
   </w:style>
-  <w:style w:type="character" w:styleId="Kiemels">
+  <w:style w:type="character" w:styleId="Emphasis">
     <w:name w:val="Emphasis"/>
-    <w:basedOn w:val="Bekezdsalapbettpusa"/>
+    <w:basedOn w:val="DefaultParagraphFont"/>
     <w:uiPriority w:val="20"/>
     <w:qFormat/>
     <w:rsid w:val="002E5B1A"/>
@@ -24114,9 +23881,9 @@
       <w:iCs/>
     </w:rPr>
   </w:style>
-  <w:style w:type="character" w:styleId="HTML-kd">
+  <w:style w:type="character" w:styleId="HTMLCode">
     <w:name w:val="HTML Code"/>
-    <w:basedOn w:val="Bekezdsalapbettpusa"/>
+    <w:basedOn w:val="DefaultParagraphFont"/>
     <w:uiPriority w:val="99"/>
     <w:semiHidden/>
     <w:unhideWhenUsed/>
@@ -24127,9 +23894,9 @@
       <w:szCs w:val="20"/>
     </w:rPr>
   </w:style>
-  <w:style w:type="character" w:styleId="Feloldatlanmegemlts">
+  <w:style w:type="character" w:styleId="UnresolvedMention">
     <w:name w:val="Unresolved Mention"/>
-    <w:basedOn w:val="Bekezdsalapbettpusa"/>
+    <w:basedOn w:val="DefaultParagraphFont"/>
     <w:uiPriority w:val="99"/>
     <w:semiHidden/>
     <w:unhideWhenUsed/>
@@ -24139,9 +23906,9 @@
       <w:shd w:val="clear" w:color="auto" w:fill="E1DFDD"/>
     </w:rPr>
   </w:style>
-  <w:style w:type="character" w:styleId="Kiemels2">
+  <w:style w:type="character" w:styleId="Strong">
     <w:name w:val="Strong"/>
-    <w:basedOn w:val="Bekezdsalapbettpusa"/>
+    <w:basedOn w:val="DefaultParagraphFont"/>
     <w:uiPriority w:val="22"/>
     <w:qFormat/>
     <w:rsid w:val="00B57779"/>
